--- a/Documentation/LHO - M5 - DT.docx
+++ b/Documentation/LHO - M5 - DT.docx
@@ -910,7 +910,6 @@
           <w:r>
             <w:fldChar w:fldCharType="separate"/>
           </w:r>
-          <w:r/>
           <w:hyperlink w:tooltip="#_Toc1" w:anchor="_Toc1" w:history="1">
             <w:r>
               <w:rPr>
@@ -940,6 +939,7 @@
             </w:r>
           </w:hyperlink>
           <w:r/>
+          <w:r/>
         </w:p>
         <w:p>
           <w:pPr>
@@ -952,6 +952,7 @@
             <w:ind/>
             <w:rPr/>
           </w:pPr>
+          <w:r/>
           <w:hyperlink w:tooltip="#_Toc2" w:anchor="_Toc2" w:history="1">
             <w:r>
               <w:rPr>
@@ -988,6 +989,7 @@
             </w:r>
           </w:hyperlink>
           <w:r/>
+          <w:r/>
         </w:p>
         <w:p>
           <w:pPr>
@@ -1000,6 +1002,7 @@
             <w:ind/>
             <w:rPr/>
           </w:pPr>
+          <w:r/>
           <w:hyperlink w:tooltip="#_Toc3" w:anchor="_Toc3" w:history="1">
             <w:r>
               <w:rPr>
@@ -1036,6 +1039,7 @@
             </w:r>
           </w:hyperlink>
           <w:r/>
+          <w:r/>
         </w:p>
         <w:p>
           <w:pPr>
@@ -1048,6 +1052,7 @@
             <w:ind/>
             <w:rPr/>
           </w:pPr>
+          <w:r/>
           <w:hyperlink w:tooltip="#_Toc4" w:anchor="_Toc4" w:history="1">
             <w:r>
               <w:rPr>
@@ -1078,6 +1083,7 @@
             </w:r>
           </w:hyperlink>
           <w:r/>
+          <w:r/>
         </w:p>
         <w:p>
           <w:pPr>
@@ -1090,6 +1096,7 @@
             <w:ind/>
             <w:rPr/>
           </w:pPr>
+          <w:r/>
           <w:hyperlink w:tooltip="#_Toc5" w:anchor="_Toc5" w:history="1">
             <w:r>
               <w:rPr>
@@ -1125,6 +1132,7 @@
               <w:lang w:val="fr-CH"/>
             </w:rPr>
           </w:r>
+          <w:r/>
         </w:p>
         <w:p>
           <w:pPr>
@@ -1137,6 +1145,7 @@
             <w:ind/>
             <w:rPr/>
           </w:pPr>
+          <w:r/>
           <w:hyperlink w:tooltip="#_Toc6" w:anchor="_Toc6" w:history="1">
             <w:r>
               <w:rPr>
@@ -1206,6 +1215,7 @@
             </w:r>
           </w:hyperlink>
           <w:r/>
+          <w:r/>
         </w:p>
         <w:p>
           <w:pPr>
@@ -1218,6 +1228,7 @@
             <w:ind/>
             <w:rPr/>
           </w:pPr>
+          <w:r/>
           <w:hyperlink w:tooltip="#_Toc7" w:anchor="_Toc7" w:history="1">
             <w:r>
               <w:rPr>
@@ -1247,6 +1258,7 @@
             </w:r>
           </w:hyperlink>
           <w:r/>
+          <w:r/>
         </w:p>
         <w:p>
           <w:pPr>
@@ -1259,6 +1271,7 @@
             <w:ind/>
             <w:rPr/>
           </w:pPr>
+          <w:r/>
           <w:hyperlink w:tooltip="#_Toc8" w:anchor="_Toc8" w:history="1">
             <w:r>
               <w:rPr>
@@ -1328,6 +1341,7 @@
             </w:r>
           </w:hyperlink>
           <w:r/>
+          <w:r/>
         </w:p>
         <w:p>
           <w:pPr>
@@ -1340,6 +1354,7 @@
             <w:ind/>
             <w:rPr/>
           </w:pPr>
+          <w:r/>
           <w:hyperlink w:tooltip="#_Toc9" w:anchor="_Toc9" w:history="1">
             <w:r>
               <w:rPr>
@@ -1399,6 +1414,7 @@
             </w:r>
           </w:hyperlink>
           <w:r/>
+          <w:r/>
         </w:p>
         <w:p>
           <w:pPr>
@@ -1411,6 +1427,7 @@
             <w:ind/>
             <w:rPr/>
           </w:pPr>
+          <w:r/>
           <w:hyperlink w:tooltip="#_Toc10" w:anchor="_Toc10" w:history="1">
             <w:r>
               <w:rPr>
@@ -1442,6 +1459,7 @@
             </w:r>
           </w:hyperlink>
           <w:r/>
+          <w:r/>
         </w:p>
         <w:p>
           <w:pPr>
@@ -1454,6 +1472,7 @@
             <w:ind/>
             <w:rPr/>
           </w:pPr>
+          <w:r/>
           <w:hyperlink w:tooltip="#_Toc11" w:anchor="_Toc11" w:history="1">
             <w:r>
               <w:rPr>
@@ -1485,6 +1504,7 @@
             </w:r>
           </w:hyperlink>
           <w:r/>
+          <w:r/>
         </w:p>
         <w:p>
           <w:pPr>
@@ -1497,6 +1517,7 @@
             <w:ind/>
             <w:rPr/>
           </w:pPr>
+          <w:r/>
           <w:hyperlink w:tooltip="#_Toc12" w:anchor="_Toc12" w:history="1">
             <w:r>
               <w:rPr>
@@ -1534,6 +1555,7 @@
             </w:r>
           </w:hyperlink>
           <w:r/>
+          <w:r/>
         </w:p>
         <w:p>
           <w:pPr>
@@ -1546,6 +1568,7 @@
             <w:ind/>
             <w:rPr/>
           </w:pPr>
+          <w:r/>
           <w:hyperlink w:tooltip="#_Toc13" w:anchor="_Toc13" w:history="1">
             <w:r>
               <w:rPr>
@@ -1576,6 +1599,7 @@
             </w:r>
           </w:hyperlink>
           <w:r/>
+          <w:r/>
         </w:p>
         <w:p>
           <w:pPr>
@@ -1588,6 +1612,7 @@
             <w:ind/>
             <w:rPr/>
           </w:pPr>
+          <w:r/>
           <w:hyperlink w:tooltip="#_Toc14" w:anchor="_Toc14" w:history="1">
             <w:r>
               <w:rPr>
@@ -1618,6 +1643,7 @@
             </w:r>
           </w:hyperlink>
           <w:r/>
+          <w:r/>
         </w:p>
         <w:p>
           <w:pPr>
@@ -1630,6 +1656,7 @@
             <w:ind/>
             <w:rPr/>
           </w:pPr>
+          <w:r/>
           <w:hyperlink w:tooltip="#_Toc15" w:anchor="_Toc15" w:history="1">
             <w:r>
               <w:rPr>
@@ -1660,6 +1687,7 @@
             </w:r>
           </w:hyperlink>
           <w:r/>
+          <w:r/>
         </w:p>
         <w:p>
           <w:pPr>
@@ -1672,6 +1700,7 @@
             <w:ind/>
             <w:rPr/>
           </w:pPr>
+          <w:r/>
           <w:hyperlink w:tooltip="#_Toc16" w:anchor="_Toc16" w:history="1">
             <w:r>
               <w:rPr>
@@ -1703,6 +1732,7 @@
             </w:r>
           </w:hyperlink>
           <w:r/>
+          <w:r/>
         </w:p>
         <w:p>
           <w:pPr>
@@ -1715,6 +1745,7 @@
             <w:ind/>
             <w:rPr/>
           </w:pPr>
+          <w:r/>
           <w:hyperlink w:tooltip="#_Toc17" w:anchor="_Toc17" w:history="1">
             <w:r>
               <w:rPr>
@@ -1745,6 +1776,7 @@
             </w:r>
           </w:hyperlink>
           <w:r/>
+          <w:r/>
         </w:p>
         <w:p>
           <w:pPr>
@@ -1759,6 +1791,7 @@
               <w:highlight w:val="none"/>
             </w:rPr>
           </w:pPr>
+          <w:r/>
           <w:hyperlink w:tooltip="#_Toc18" w:anchor="_Toc18" w:history="1">
             <w:r>
               <w:rPr>
@@ -1797,6 +1830,11 @@
               <w:lang w:val="fr-CH"/>
             </w:rPr>
           </w:r>
+          <w:r>
+            <w:rPr>
+              <w:highlight w:val="none"/>
+            </w:rPr>
+          </w:r>
         </w:p>
         <w:p>
           <w:pPr>
@@ -1809,6 +1847,7 @@
             <w:ind/>
             <w:rPr/>
           </w:pPr>
+          <w:r/>
           <w:hyperlink w:tooltip="#_Toc19" w:anchor="_Toc19" w:history="1">
             <w:r>
               <w:rPr>
@@ -1859,6 +1898,7 @@
               <w:lang w:val="fr-CH"/>
             </w:rPr>
           </w:r>
+          <w:r/>
         </w:p>
         <w:p>
           <w:pPr>
@@ -1873,6 +1913,7 @@
               <w:highlight w:val="none"/>
             </w:rPr>
           </w:pPr>
+          <w:r/>
           <w:hyperlink w:tooltip="#_Toc20" w:anchor="_Toc20" w:history="1">
             <w:r>
               <w:rPr>
@@ -1909,6 +1950,11 @@
               <w:highlight w:val="none"/>
             </w:rPr>
           </w:r>
+          <w:r>
+            <w:rPr>
+              <w:highlight w:val="none"/>
+            </w:rPr>
+          </w:r>
         </w:p>
         <w:p>
           <w:pPr>
@@ -1921,6 +1967,7 @@
             <w:ind/>
             <w:rPr/>
           </w:pPr>
+          <w:r/>
           <w:hyperlink w:tooltip="#_Toc21" w:anchor="_Toc21" w:history="1">
             <w:r>
               <w:rPr>
@@ -1951,6 +1998,7 @@
             </w:r>
           </w:hyperlink>
           <w:r/>
+          <w:r/>
         </w:p>
         <w:p>
           <w:pPr>
@@ -1965,6 +2013,7 @@
               <w:highlight w:val="none"/>
             </w:rPr>
           </w:pPr>
+          <w:r/>
           <w:hyperlink w:tooltip="#_Toc22" w:anchor="_Toc22" w:history="1">
             <w:r>
               <w:rPr>
@@ -2003,6 +2052,11 @@
               <w:lang w:val="fr-CH"/>
             </w:rPr>
           </w:r>
+          <w:r>
+            <w:rPr>
+              <w:highlight w:val="none"/>
+            </w:rPr>
+          </w:r>
         </w:p>
         <w:p>
           <w:pPr>
@@ -2011,7 +2065,6 @@
             <w:ind/>
             <w:rPr/>
           </w:pPr>
-          <w:r/>
           <w:r>
             <w:rPr>
               <w:b/>
@@ -2019,7 +2072,6 @@
             </w:rPr>
             <w:fldChar w:fldCharType="end"/>
           </w:r>
-          <w:r/>
           <w:r/>
         </w:p>
       </w:sdtContent>
@@ -2055,7 +2107,6 @@
       <w:r>
         <w:t xml:space="preserve">1. Introduction</w:t>
       </w:r>
-      <w:r/>
       <w:bookmarkEnd w:id="16"/>
       <w:r/>
       <w:r/>
@@ -2317,7 +2368,6 @@
       <w:r>
         <w:t xml:space="preserve">Personnes impliquées</w:t>
       </w:r>
-      <w:r/>
       <w:bookmarkEnd w:id="17"/>
       <w:r/>
       <w:r/>
@@ -2455,7 +2505,6 @@
       <w:r>
         <w:t xml:space="preserve">Directives générales</w:t>
       </w:r>
-      <w:r/>
       <w:bookmarkEnd w:id="18"/>
       <w:r/>
       <w:r/>
@@ -2476,7 +2525,6 @@
         </w:rPr>
         <w:t xml:space="preserve">1.2.1 Remise</w:t>
       </w:r>
-      <w:r/>
       <w:bookmarkEnd w:id="19"/>
       <w:r/>
       <w:r/>
@@ -2698,7 +2746,11 @@
         </w:rPr>
       </w:r>
       <w:bookmarkEnd w:id="20"/>
-      <w:r/>
+      <w:r>
+        <w:rPr>
+          <w:lang w:val="fr-CH"/>
+        </w:rPr>
+      </w:r>
       <w:r>
         <w:rPr>
           <w:lang w:val="fr-CH"/>
@@ -2859,7 +2911,6 @@
         </w:rPr>
         <w:t xml:space="preserve">plication</w:t>
       </w:r>
-      <w:r/>
       <w:bookmarkEnd w:id="21"/>
       <w:r/>
       <w:r/>
@@ -2976,7 +3027,6 @@
       <w:r>
         <w:t xml:space="preserve">2.1 Public cible</w:t>
       </w:r>
-      <w:r/>
       <w:bookmarkEnd w:id="22"/>
       <w:r/>
       <w:r/>
@@ -3113,7 +3163,6 @@
       <w:r>
         <w:t xml:space="preserve"> </w:t>
       </w:r>
-      <w:r/>
       <w:bookmarkEnd w:id="23"/>
       <w:r/>
       <w:r/>
@@ -3867,7 +3916,6 @@
       <w:r>
         <w:t xml:space="preserve">Fonctionnelles</w:t>
       </w:r>
-      <w:r/>
       <w:bookmarkEnd w:id="24"/>
       <w:r/>
       <w:r/>
@@ -3984,7 +4032,6 @@
         </w:rPr>
         <w:t xml:space="preserve">2.4 Stockage des données persistantes</w:t>
       </w:r>
-      <w:r/>
       <w:bookmarkEnd w:id="25"/>
       <w:r/>
       <w:r/>
@@ -4074,7 +4121,6 @@
         </w:rPr>
         <w:t xml:space="preserve">2.4.1 Choix technologique</w:t>
       </w:r>
-      <w:r/>
       <w:bookmarkEnd w:id="26"/>
       <w:r/>
       <w:r/>
@@ -4283,7 +4329,6 @@
         </w:rPr>
         <w:t xml:space="preserve">Langage de programmation et Framework d'interface</w:t>
       </w:r>
-      <w:r/>
       <w:bookmarkEnd w:id="27"/>
       <w:r/>
       <w:r/>
@@ -4305,7 +4350,6 @@
         </w:rPr>
         <w:t xml:space="preserve">2.5.1 Langage : C# (.NET)</w:t>
       </w:r>
-      <w:r/>
       <w:bookmarkEnd w:id="28"/>
       <w:r/>
       <w:r/>
@@ -4542,7 +4586,6 @@
         </w:rPr>
         <w:t xml:space="preserve">2.5.2 Framework Graphique : Avalonia UI</w:t>
       </w:r>
-      <w:r/>
       <w:bookmarkEnd w:id="29"/>
       <w:r/>
       <w:r/>
@@ -4710,7 +4753,6 @@
         </w:rPr>
         <w:t xml:space="preserve">2.6 Architecture logiciel </w:t>
       </w:r>
-      <w:r/>
       <w:bookmarkEnd w:id="30"/>
       <w:r/>
       <w:r/>
@@ -5001,7 +5043,6 @@
         </w:rPr>
         <w:t xml:space="preserve">2.6.1 Architecture interne</w:t>
       </w:r>
-      <w:r/>
       <w:bookmarkEnd w:id="31"/>
       <w:r/>
       <w:r/>
@@ -5104,7 +5145,6 @@
         </w:rPr>
         <w:t xml:space="preserve">2.7 Diagramme de Cas d’Utilisation</w:t>
       </w:r>
-      <w:r/>
       <w:bookmarkEnd w:id="32"/>
       <w:r/>
       <w:r/>
@@ -5518,7 +5558,12 @@
         </w:rPr>
       </w:r>
       <w:bookmarkEnd w:id="33"/>
-      <w:r/>
+      <w:r>
+        <w:rPr>
+          <w:highlight w:val="none"/>
+          <w:lang w:val="fr-CH"/>
+        </w:rPr>
+      </w:r>
       <w:r>
         <w:rPr>
           <w:highlight w:val="none"/>
@@ -5598,7 +5643,11 @@
         </w:rPr>
       </w:r>
       <w:bookmarkEnd w:id="34"/>
-      <w:r/>
+      <w:r>
+        <w:rPr>
+          <w:lang w:val="fr-CH"/>
+        </w:rPr>
+      </w:r>
       <w:r>
         <w:rPr>
           <w:lang w:val="fr-CH"/>
@@ -9057,7 +9106,11 @@
         </w:rPr>
       </w:r>
       <w:bookmarkEnd w:id="35"/>
-      <w:r/>
+      <w:r>
+        <w:rPr>
+          <w:highlight w:val="none"/>
+        </w:rPr>
+      </w:r>
       <w:r>
         <w:rPr>
           <w:highlight w:val="none"/>
@@ -9146,7 +9199,6 @@
         </w:rPr>
         <w:t xml:space="preserve">3.1.1 Manipulation de données</w:t>
       </w:r>
-      <w:r/>
       <w:bookmarkEnd w:id="36"/>
       <w:r/>
       <w:r/>
@@ -9225,7 +9277,6 @@
                             </a:ext>
                           </a:extLst>
                         </a:blip>
-                        <a:stretch/>
                       </pic:blipFill>
                       <pic:spPr bwMode="auto">
                         <a:xfrm flipH="0" flipV="0">
@@ -9383,25 +9434,22 @@
           <w:highlight w:val="none"/>
           <w:lang w:val="fr-CH"/>
         </w:rPr>
-        <w:t xml:space="preserve"> </w:t>
-      </w:r>
-      <w:r>
-        <w:t xml:space="preserve">est la même pour tou</w:t>
+        <w:t xml:space="preserve"> unique pour chaques</w:t>
       </w:r>
       <w:r>
         <w:rPr>
           <w:lang w:val="fr-CH"/>
         </w:rPr>
-        <w:t xml:space="preserve">s les modules</w:t>
+        <w:t xml:space="preserve"> modules</w:t>
       </w:r>
       <w:r>
-        <w:t xml:space="preserve">. Il n'est pas nécessaire de recréer cette liste chaque </w:t>
+        <w:t xml:space="preserve">. </w:t>
       </w:r>
       <w:r>
         <w:rPr>
           <w:lang w:val="fr-CH"/>
         </w:rPr>
-        <w:t xml:space="preserve">module. </w:t>
+        <w:t xml:space="preserve">Cela permet de ne pas afficher des type inutile pour les module non-concerné (ex : l’affichage de “Programmation” dans le M1 n’est pas pertinant).</w:t>
       </w:r>
       <w:r>
         <w:rPr>
@@ -9579,31 +9627,6 @@
         </w:rPr>
       </w:r>
       <w:bookmarkEnd w:id="37"/>
-      <w:r/>
-      <w:r>
-        <w:rPr>
-          <w:highlight w:val="none"/>
-          <w:lang w:val="fr-CH"/>
-        </w:rPr>
-      </w:r>
-    </w:p>
-    <w:p>
-      <w:pPr>
-        <w:pStyle w:val="979"/>
-        <w:pBdr/>
-        <w:spacing/>
-        <w:ind/>
-        <w:rPr>
-          <w:highlight w:val="none"/>
-          <w:lang w:val="fr-CH"/>
-        </w:rPr>
-      </w:pPr>
-      <w:r>
-        <w:rPr>
-          <w:highlight w:val="none"/>
-          <w:lang w:val="fr-CH"/>
-        </w:rPr>
-      </w:r>
       <w:r>
         <w:rPr>
           <w:highlight w:val="none"/>
@@ -9633,6 +9656,7 @@
           <w:highlight w:val="none"/>
           <w:lang w:val="fr-CH" w:bidi="fr-CH"/>
         </w:rPr>
+        <w:t xml:space="preserve">EntityFramework</w:t>
       </w:r>
       <w:r>
         <w:rPr>
@@ -9836,7 +9860,60 @@
                 <w:sz w:val="24"/>
                 <w:szCs w:val="24"/>
               </w:rPr>
-              <w:t xml:space="preserve">LHO/</w:t>
+              <w:t xml:space="preserve">LHO</w:t>
+            </w:r>
+            <w:r>
+              <w:rPr>
+                <w:sz w:val="24"/>
+                <w:szCs w:val="24"/>
+              </w:rPr>
+              <w:fldChar w:fldCharType="begin"/>
+            </w:r>
+            <w:r>
+              <w:rPr>
+                <w:sz w:val="24"/>
+                <w:szCs w:val="24"/>
+              </w:rPr>
+              <w:instrText xml:space="preserve">TIME</w:instrText>
+            </w:r>
+            <w:r>
+              <w:rPr>
+                <w:sz w:val="24"/>
+                <w:szCs w:val="24"/>
+              </w:rPr>
+              <w:fldChar w:fldCharType="separate"/>
+            </w:r>
+            <w:r>
+              <w:rPr>
+                <w:sz w:val="24"/>
+                <w:szCs w:val="24"/>
+              </w:rPr>
+              <w:fldChar w:fldCharType="end"/>
+            </w:r>
+            <w:r>
+              <w:rPr>
+                <w:sz w:val="24"/>
+                <w:szCs w:val="24"/>
+              </w:rPr>
+            </w:r>
+            <w:r>
+              <w:rPr>
+                <w:sz w:val="24"/>
+                <w:szCs w:val="24"/>
+              </w:rPr>
+            </w:r>
+            <w:r>
+              <w:rPr>
+                <w:sz w:val="24"/>
+                <w:szCs w:val="24"/>
+              </w:rPr>
+            </w:r>
+            <w:r>
+              <w:rPr>
+                <w:sz w:val="24"/>
+                <w:szCs w:val="24"/>
+              </w:rPr>
+              <w:t xml:space="preserve">/</w:t>
             </w:r>
             <w:r>
               <w:rPr>
@@ -9844,7 +9921,6 @@
                 <w:szCs w:val="24"/>
                 <w:lang w:val="fr-CH"/>
               </w:rPr>
-              <w:t xml:space="preserve">0</w:t>
             </w:r>
             <w:r>
               <w:rPr>
@@ -9852,14 +9928,7 @@
                 <w:szCs w:val="24"/>
                 <w:lang w:val="fr-CH"/>
               </w:rPr>
-              <w:t xml:space="preserve">6</w:t>
-            </w:r>
-            <w:r>
-              <w:rPr>
-                <w:sz w:val="24"/>
-                <w:szCs w:val="24"/>
-              </w:rPr>
-              <w:t xml:space="preserve">.</w:t>
+              <w:fldChar w:fldCharType="begin"/>
             </w:r>
             <w:r>
               <w:rPr>
@@ -9867,14 +9936,66 @@
                 <w:szCs w:val="24"/>
                 <w:lang w:val="fr-CH"/>
               </w:rPr>
-              <w:t xml:space="preserve">02</w:t>
+              <w:instrText xml:space="preserve">TIME \@ "dd.MM.yy"</w:instrText>
             </w:r>
             <w:r>
               <w:rPr>
                 <w:sz w:val="24"/>
                 <w:szCs w:val="24"/>
+                <w:lang w:val="fr-CH"/>
               </w:rPr>
-              <w:t xml:space="preserve">.2025</w:t>
+              <w:fldChar w:fldCharType="separate"/>
+            </w:r>
+            <w:r>
+              <w:rPr>
+                <w:sz w:val="24"/>
+                <w:szCs w:val="24"/>
+                <w:lang w:val="fr-CH"/>
+              </w:rPr>
+              <w:t xml:space="preserve">03.03.26</w:t>
+            </w:r>
+            <w:r>
+              <w:rPr>
+                <w:sz w:val="24"/>
+                <w:szCs w:val="24"/>
+                <w:lang w:val="fr-CH"/>
+              </w:rPr>
+            </w:r>
+            <w:r>
+              <w:rPr>
+                <w:sz w:val="24"/>
+                <w:szCs w:val="24"/>
+                <w:lang w:val="fr-CH"/>
+              </w:rPr>
+              <w:fldChar w:fldCharType="end"/>
+            </w:r>
+            <w:r>
+              <w:rPr>
+                <w:sz w:val="24"/>
+                <w:szCs w:val="24"/>
+                <w:lang w:val="fr-CH"/>
+              </w:rPr>
+            </w:r>
+            <w:r>
+              <w:rPr>
+                <w:sz w:val="24"/>
+                <w:szCs w:val="24"/>
+                <w:lang w:val="fr-CH"/>
+              </w:rPr>
+            </w:r>
+            <w:r>
+              <w:rPr>
+                <w:sz w:val="24"/>
+                <w:szCs w:val="24"/>
+                <w:lang w:val="fr-CH"/>
+              </w:rPr>
+            </w:r>
+            <w:r>
+              <w:rPr>
+                <w:sz w:val="24"/>
+                <w:szCs w:val="24"/>
+                <w:lang w:val="fr-CH"/>
+              </w:rPr>
             </w:r>
             <w:r/>
           </w:p>

--- a/Documentation/LHO - M5 - DT.docx
+++ b/Documentation/LHO - M5 - DT.docx
@@ -3858,6 +3858,12 @@
             <w:r>
               <w:t xml:space="preserve">Bas</w:t>
             </w:r>
+            <w:r>
+              <w:rPr>
+                <w:lang w:val="fr-CH"/>
+              </w:rPr>
+              <w:t xml:space="preserve">se</w:t>
+            </w:r>
             <w:r/>
           </w:p>
         </w:tc>
@@ -5533,83 +5539,6 @@
     </w:p>
     <w:p>
       <w:pPr>
-        <w:pStyle w:val="977"/>
-        <w:pBdr/>
-        <w:spacing/>
-        <w:ind/>
-        <w:rPr>
-          <w:highlight w:val="none"/>
-          <w:lang w:val="fr-CH"/>
-        </w:rPr>
-      </w:pPr>
-      <w:r/>
-      <w:bookmarkStart w:id="33" w:name="_Toc18"/>
-      <w:r>
-        <w:rPr>
-          <w:highlight w:val="none"/>
-          <w:lang w:val="fr-CH"/>
-        </w:rPr>
-        <w:t xml:space="preserve">3. Conception de l’application</w:t>
-      </w:r>
-      <w:r>
-        <w:rPr>
-          <w:highlight w:val="none"/>
-          <w:lang w:val="fr-CH"/>
-        </w:rPr>
-      </w:r>
-      <w:bookmarkEnd w:id="33"/>
-      <w:r>
-        <w:rPr>
-          <w:highlight w:val="none"/>
-          <w:lang w:val="fr-CH"/>
-        </w:rPr>
-      </w:r>
-      <w:r>
-        <w:rPr>
-          <w:highlight w:val="none"/>
-          <w:lang w:val="fr-CH"/>
-        </w:rPr>
-      </w:r>
-    </w:p>
-    <w:p>
-      <w:pPr>
-        <w:pBdr/>
-        <w:spacing/>
-        <w:ind/>
-        <w:jc w:val="both"/>
-        <w:rPr>
-          <w:highlight w:val="none"/>
-          <w:lang w:val="fr-CH" w:bidi="fr-CH"/>
-        </w:rPr>
-      </w:pPr>
-      <w:r>
-        <w:rPr>
-          <w:highlight w:val="none"/>
-          <w:lang w:val="fr-CH" w:bidi="fr-CH"/>
-        </w:rPr>
-      </w:r>
-      <w:r>
-        <w:rPr>
-          <w:highlight w:val="none"/>
-          <w:lang w:val="fr-CH" w:bidi="fr-CH"/>
-        </w:rPr>
-        <w:t xml:space="preserve">Cette phase consiste à traduire les besoins et les données précédemment définis en une solution technique concrète.</w:t>
-      </w:r>
-      <w:r>
-        <w:rPr>
-          <w:highlight w:val="none"/>
-          <w:lang w:val="fr-CH" w:bidi="fr-CH"/>
-        </w:rPr>
-      </w:r>
-      <w:r>
-        <w:rPr>
-          <w:highlight w:val="none"/>
-          <w:lang w:val="fr-CH" w:bidi="fr-CH"/>
-        </w:rPr>
-      </w:r>
-    </w:p>
-    <w:p>
-      <w:pPr>
         <w:pStyle w:val="978"/>
         <w:pBdr/>
         <w:spacing/>
@@ -5625,7 +5554,14 @@
           <w:highlight w:val="none"/>
           <w:lang w:val="fr-CH" w:bidi="fr-CH"/>
         </w:rPr>
-        <w:t xml:space="preserve">3.1 </w:t>
+        <w:t xml:space="preserve">2.</w:t>
+      </w:r>
+      <w:r>
+        <w:rPr>
+          <w:highlight w:val="none"/>
+          <w:lang w:val="fr-CH" w:bidi="fr-CH"/>
+        </w:rPr>
+        <w:t xml:space="preserve">8 </w:t>
       </w:r>
       <w:r>
         <w:t xml:space="preserve">Modèle Conceptuel de Données (MCD)</w:t>
@@ -5743,10 +5679,7 @@
                         <pic:nvPr/>
                       </pic:nvPicPr>
                       <pic:blipFill rotWithShape="1">
-                        <a:blip r:embed="rId19">
-                          <a:alphaModFix amt="99999"/>
-                        </a:blip>
-                        <a:stretch/>
+                        <a:blip r:embed="rId19"/>
                       </pic:blipFill>
                       <pic:spPr bwMode="auto">
                         <a:xfrm rot="0" flipH="0" flipV="0">
@@ -9080,6 +9013,13 @@
           <w:lang w:val="fr-CH"/>
         </w:rPr>
       </w:r>
+      <w:r/>
+      <w:r>
+        <w:rPr>
+          <w:highlight w:val="none"/>
+          <w:lang w:val="fr-CH"/>
+        </w:rPr>
+      </w:r>
     </w:p>
     <w:p>
       <w:pPr>
@@ -9662,6 +9602,144 @@
         <w:rPr>
           <w:highlight w:val="none"/>
           <w:lang w:val="fr-CH"/>
+        </w:rPr>
+      </w:r>
+      <w:r>
+        <w:rPr>
+          <w:highlight w:val="none"/>
+          <w:lang w:val="fr-CH"/>
+        </w:rPr>
+      </w:r>
+    </w:p>
+    <w:p>
+      <w:pPr>
+        <w:pBdr/>
+        <w:spacing/>
+        <w:ind/>
+        <w:jc w:val="both"/>
+        <w:rPr>
+          <w:highlight w:val="none"/>
+          <w:lang w:val="fr-CH"/>
+        </w:rPr>
+      </w:pPr>
+      <w:r>
+        <w:rPr>
+          <w:highlight w:val="none"/>
+          <w:lang w:val="fr-CH"/>
+        </w:rPr>
+      </w:r>
+      <w:r>
+        <w:rPr>
+          <w:highlight w:val="none"/>
+          <w:lang w:val="fr-CH"/>
+        </w:rPr>
+      </w:r>
+      <w:r>
+        <w:rPr>
+          <w:highlight w:val="none"/>
+          <w:lang w:val="fr-CH"/>
+        </w:rPr>
+      </w:r>
+    </w:p>
+    <w:p>
+      <w:pPr>
+        <w:pStyle w:val="977"/>
+        <w:pBdr/>
+        <w:spacing/>
+        <w:ind/>
+        <w:rPr>
+          <w:highlight w:val="none"/>
+          <w:lang w:val="fr-CH"/>
+        </w:rPr>
+      </w:pPr>
+      <w:r/>
+      <w:r/>
+      <w:bookmarkStart w:id="33" w:name="_Toc18"/>
+      <w:r>
+        <w:rPr>
+          <w:highlight w:val="none"/>
+          <w:lang w:val="fr-CH"/>
+        </w:rPr>
+        <w:t xml:space="preserve">3. Conception de l’application</w:t>
+      </w:r>
+      <w:r>
+        <w:rPr>
+          <w:highlight w:val="none"/>
+          <w:lang w:val="fr-CH"/>
+        </w:rPr>
+      </w:r>
+      <w:bookmarkEnd w:id="33"/>
+      <w:r>
+        <w:rPr>
+          <w:highlight w:val="none"/>
+          <w:lang w:val="fr-CH"/>
+        </w:rPr>
+      </w:r>
+      <w:r>
+        <w:rPr>
+          <w:highlight w:val="none"/>
+          <w:lang w:val="fr-CH"/>
+        </w:rPr>
+      </w:r>
+    </w:p>
+    <w:p>
+      <w:pPr>
+        <w:pBdr/>
+        <w:spacing/>
+        <w:ind/>
+        <w:jc w:val="both"/>
+        <w:rPr>
+          <w:highlight w:val="none"/>
+          <w:lang w:val="fr-CH" w:bidi="fr-CH"/>
+        </w:rPr>
+      </w:pPr>
+      <w:r>
+        <w:rPr>
+          <w:highlight w:val="none"/>
+          <w:lang w:val="fr-CH" w:bidi="fr-CH"/>
+        </w:rPr>
+      </w:r>
+      <w:r>
+        <w:rPr>
+          <w:highlight w:val="none"/>
+          <w:lang w:val="fr-CH" w:bidi="fr-CH"/>
+        </w:rPr>
+        <w:t xml:space="preserve">Cette phase consiste à traduire les besoins et les données précédemment définis en une solution technique concrète.</w:t>
+      </w:r>
+      <w:r>
+        <w:rPr>
+          <w:highlight w:val="none"/>
+          <w:lang w:val="fr-CH" w:bidi="fr-CH"/>
+        </w:rPr>
+      </w:r>
+      <w:r>
+        <w:rPr>
+          <w:highlight w:val="none"/>
+          <w:lang w:val="fr-CH" w:bidi="fr-CH"/>
+        </w:rPr>
+      </w:r>
+    </w:p>
+    <w:p>
+      <w:pPr>
+        <w:pBdr/>
+        <w:spacing/>
+        <w:ind/>
+        <w:jc w:val="both"/>
+        <w:rPr>
+          <w:highlight w:val="none"/>
+          <w:lang w:val="fr-CH"/>
+        </w:rPr>
+      </w:pPr>
+      <w:r>
+        <w:rPr>
+          <w:highlight w:val="none"/>
+          <w:lang w:val="fr-CH" w:bidi="fr-CH"/>
+        </w:rPr>
+      </w:r>
+      <w:r>
+        <w:rPr>
+          <w:highlight w:val="none"/>
+          <w:lang w:val="fr-CH" w:bidi="fr-CH"/>
         </w:rPr>
       </w:r>
       <w:r>

--- a/Documentation/LHO - M5 - DT.docx
+++ b/Documentation/LHO - M5 - DT.docx
@@ -861,7 +861,7 @@
       <w:sdtContent>
         <w:p>
           <w:pPr>
-            <w:pStyle w:val="1171"/>
+            <w:pStyle w:val="1185"/>
             <w:pBdr/>
             <w:spacing/>
             <w:ind/>
@@ -892,7 +892,7 @@
         </w:p>
         <w:p>
           <w:pPr>
-            <w:pStyle w:val="1174"/>
+            <w:pStyle w:val="1188"/>
             <w:pBdr/>
             <w:tabs>
               <w:tab w:val="right" w:leader="dot" w:pos="9061"/>
@@ -910,21 +910,22 @@
           <w:r>
             <w:fldChar w:fldCharType="separate"/>
           </w:r>
+          <w:r/>
           <w:hyperlink w:tooltip="#_Toc1" w:anchor="_Toc1" w:history="1">
             <w:r>
               <w:rPr>
-                <w:rStyle w:val="1175"/>
+                <w:rStyle w:val="1189"/>
               </w:rPr>
             </w:r>
             <w:r>
               <w:rPr>
-                <w:rStyle w:val="1175"/>
+                <w:rStyle w:val="1189"/>
               </w:rPr>
               <w:t xml:space="preserve">1. Introduction</w:t>
             </w:r>
             <w:r>
               <w:rPr>
-                <w:rStyle w:val="1175"/>
+                <w:rStyle w:val="1189"/>
               </w:rPr>
             </w:r>
             <w:r>
@@ -939,11 +940,10 @@
             </w:r>
           </w:hyperlink>
           <w:r/>
-          <w:r/>
         </w:p>
         <w:p>
           <w:pPr>
-            <w:pStyle w:val="1177"/>
+            <w:pStyle w:val="1191"/>
             <w:pBdr/>
             <w:tabs>
               <w:tab w:val="right" w:leader="dot" w:pos="9061"/>
@@ -952,29 +952,28 @@
             <w:ind/>
             <w:rPr/>
           </w:pPr>
-          <w:r/>
           <w:hyperlink w:tooltip="#_Toc2" w:anchor="_Toc2" w:history="1">
             <w:r>
               <w:rPr>
-                <w:rStyle w:val="1175"/>
+                <w:rStyle w:val="1189"/>
               </w:rPr>
             </w:r>
             <w:r>
               <w:rPr>
-                <w:rStyle w:val="1175"/>
+                <w:rStyle w:val="1189"/>
                 <w:lang w:val="fr-CH"/>
               </w:rPr>
               <w:t xml:space="preserve">1.1 </w:t>
             </w:r>
             <w:r>
               <w:rPr>
-                <w:rStyle w:val="1175"/>
+                <w:rStyle w:val="1189"/>
               </w:rPr>
               <w:t xml:space="preserve">Personnes impliquées</w:t>
             </w:r>
             <w:r>
               <w:rPr>
-                <w:rStyle w:val="1175"/>
+                <w:rStyle w:val="1189"/>
               </w:rPr>
             </w:r>
             <w:r>
@@ -989,11 +988,10 @@
             </w:r>
           </w:hyperlink>
           <w:r/>
-          <w:r/>
         </w:p>
         <w:p>
           <w:pPr>
-            <w:pStyle w:val="1177"/>
+            <w:pStyle w:val="1191"/>
             <w:pBdr/>
             <w:tabs>
               <w:tab w:val="right" w:leader="dot" w:pos="9061"/>
@@ -1002,29 +1000,28 @@
             <w:ind/>
             <w:rPr/>
           </w:pPr>
-          <w:r/>
           <w:hyperlink w:tooltip="#_Toc3" w:anchor="_Toc3" w:history="1">
             <w:r>
               <w:rPr>
-                <w:rStyle w:val="1175"/>
+                <w:rStyle w:val="1189"/>
               </w:rPr>
             </w:r>
             <w:r>
               <w:rPr>
-                <w:rStyle w:val="1175"/>
+                <w:rStyle w:val="1189"/>
                 <w:lang w:val="fr-CH"/>
               </w:rPr>
               <w:t xml:space="preserve">1.2 </w:t>
             </w:r>
             <w:r>
               <w:rPr>
-                <w:rStyle w:val="1175"/>
+                <w:rStyle w:val="1189"/>
               </w:rPr>
               <w:t xml:space="preserve">Directives générales</w:t>
             </w:r>
             <w:r>
               <w:rPr>
-                <w:rStyle w:val="1175"/>
+                <w:rStyle w:val="1189"/>
               </w:rPr>
             </w:r>
             <w:r>
@@ -1039,11 +1036,10 @@
             </w:r>
           </w:hyperlink>
           <w:r/>
-          <w:r/>
         </w:p>
         <w:p>
           <w:pPr>
-            <w:pStyle w:val="1189"/>
+            <w:pStyle w:val="1203"/>
             <w:pBdr/>
             <w:tabs>
               <w:tab w:val="right" w:leader="dot" w:pos="9061"/>
@@ -1052,23 +1048,22 @@
             <w:ind/>
             <w:rPr/>
           </w:pPr>
-          <w:r/>
           <w:hyperlink w:tooltip="#_Toc4" w:anchor="_Toc4" w:history="1">
             <w:r>
               <w:rPr>
-                <w:rStyle w:val="1175"/>
+                <w:rStyle w:val="1189"/>
               </w:rPr>
             </w:r>
             <w:r>
               <w:rPr>
-                <w:rStyle w:val="1175"/>
+                <w:rStyle w:val="1189"/>
                 <w:lang w:val="fr-CH"/>
               </w:rPr>
               <w:t xml:space="preserve">1.2.1 Remise</w:t>
             </w:r>
             <w:r>
               <w:rPr>
-                <w:rStyle w:val="1175"/>
+                <w:rStyle w:val="1189"/>
               </w:rPr>
             </w:r>
             <w:r>
@@ -1083,11 +1078,10 @@
             </w:r>
           </w:hyperlink>
           <w:r/>
-          <w:r/>
         </w:p>
         <w:p>
           <w:pPr>
-            <w:pStyle w:val="1189"/>
+            <w:pStyle w:val="1203"/>
             <w:pBdr/>
             <w:tabs>
               <w:tab w:val="right" w:leader="dot" w:pos="9061"/>
@@ -1096,23 +1090,22 @@
             <w:ind/>
             <w:rPr/>
           </w:pPr>
-          <w:r/>
           <w:hyperlink w:tooltip="#_Toc5" w:anchor="_Toc5" w:history="1">
             <w:r>
               <w:rPr>
-                <w:rStyle w:val="1175"/>
+                <w:rStyle w:val="1189"/>
               </w:rPr>
             </w:r>
             <w:r>
               <w:rPr>
-                <w:rStyle w:val="1175"/>
+                <w:rStyle w:val="1189"/>
                 <w:lang w:val="fr-CH"/>
               </w:rPr>
               <w:t xml:space="preserve">1.2.2. Livrables</w:t>
             </w:r>
             <w:r>
               <w:rPr>
-                <w:rStyle w:val="1175"/>
+                <w:rStyle w:val="1189"/>
                 <w:lang w:val="fr-CH"/>
               </w:rPr>
             </w:r>
@@ -1132,11 +1125,10 @@
               <w:lang w:val="fr-CH"/>
             </w:rPr>
           </w:r>
-          <w:r/>
         </w:p>
         <w:p>
           <w:pPr>
-            <w:pStyle w:val="1174"/>
+            <w:pStyle w:val="1188"/>
             <w:pBdr/>
             <w:tabs>
               <w:tab w:val="right" w:leader="dot" w:pos="9061"/>
@@ -1145,62 +1137,61 @@
             <w:ind/>
             <w:rPr/>
           </w:pPr>
-          <w:r/>
           <w:hyperlink w:tooltip="#_Toc6" w:anchor="_Toc6" w:history="1">
             <w:r>
               <w:rPr>
-                <w:rStyle w:val="1175"/>
+                <w:rStyle w:val="1189"/>
               </w:rPr>
             </w:r>
             <w:r>
               <w:rPr>
-                <w:rStyle w:val="1175"/>
+                <w:rStyle w:val="1189"/>
                 <w:lang w:val="fr-CH"/>
               </w:rPr>
               <w:t xml:space="preserve">2</w:t>
             </w:r>
             <w:r>
               <w:rPr>
-                <w:rStyle w:val="1175"/>
+                <w:rStyle w:val="1189"/>
                 <w:lang w:val="fr-CH"/>
               </w:rPr>
               <w:t xml:space="preserve">.</w:t>
             </w:r>
             <w:r>
               <w:rPr>
-                <w:rStyle w:val="1175"/>
+                <w:rStyle w:val="1189"/>
                 <w:rFonts w:asciiTheme="minorHAnsi" w:hAnsiTheme="minorHAnsi" w:eastAsiaTheme="minorHAnsi" w:cstheme="minorBidi"/>
               </w:rPr>
               <w:t xml:space="preserve"> </w:t>
             </w:r>
             <w:r>
               <w:rPr>
-                <w:rStyle w:val="1175"/>
+                <w:rStyle w:val="1189"/>
               </w:rPr>
               <w:t xml:space="preserve">Spécifications</w:t>
             </w:r>
             <w:r>
               <w:rPr>
-                <w:rStyle w:val="1175"/>
+                <w:rStyle w:val="1189"/>
               </w:rPr>
               <w:t xml:space="preserve"> de </w:t>
             </w:r>
             <w:r>
               <w:rPr>
-                <w:rStyle w:val="1175"/>
+                <w:rStyle w:val="1189"/>
               </w:rPr>
               <w:t xml:space="preserve">l’ap</w:t>
             </w:r>
             <w:r>
               <w:rPr>
-                <w:rStyle w:val="1175"/>
+                <w:rStyle w:val="1189"/>
                 <w:lang w:val="fr-CH"/>
               </w:rPr>
               <w:t xml:space="preserve">plication</w:t>
             </w:r>
             <w:r>
               <w:rPr>
-                <w:rStyle w:val="1175"/>
+                <w:rStyle w:val="1189"/>
               </w:rPr>
             </w:r>
             <w:r>
@@ -1215,11 +1206,10 @@
             </w:r>
           </w:hyperlink>
           <w:r/>
-          <w:r/>
         </w:p>
         <w:p>
           <w:pPr>
-            <w:pStyle w:val="1177"/>
+            <w:pStyle w:val="1191"/>
             <w:pBdr/>
             <w:tabs>
               <w:tab w:val="right" w:leader="dot" w:pos="9061"/>
@@ -1228,22 +1218,21 @@
             <w:ind/>
             <w:rPr/>
           </w:pPr>
-          <w:r/>
           <w:hyperlink w:tooltip="#_Toc7" w:anchor="_Toc7" w:history="1">
             <w:r>
               <w:rPr>
-                <w:rStyle w:val="1175"/>
+                <w:rStyle w:val="1189"/>
               </w:rPr>
             </w:r>
             <w:r>
               <w:rPr>
-                <w:rStyle w:val="1175"/>
+                <w:rStyle w:val="1189"/>
               </w:rPr>
               <w:t xml:space="preserve">2.1 Public cible</w:t>
             </w:r>
             <w:r>
               <w:rPr>
-                <w:rStyle w:val="1175"/>
+                <w:rStyle w:val="1189"/>
               </w:rPr>
             </w:r>
             <w:r>
@@ -1258,11 +1247,10 @@
             </w:r>
           </w:hyperlink>
           <w:r/>
-          <w:r/>
         </w:p>
         <w:p>
           <w:pPr>
-            <w:pStyle w:val="1177"/>
+            <w:pStyle w:val="1191"/>
             <w:pBdr/>
             <w:tabs>
               <w:tab w:val="right" w:leader="dot" w:pos="9061"/>
@@ -1271,62 +1259,61 @@
             <w:ind/>
             <w:rPr/>
           </w:pPr>
-          <w:r/>
           <w:hyperlink w:tooltip="#_Toc8" w:anchor="_Toc8" w:history="1">
             <w:r>
               <w:rPr>
-                <w:rStyle w:val="1175"/>
+                <w:rStyle w:val="1189"/>
               </w:rPr>
             </w:r>
             <w:r>
               <w:rPr>
-                <w:rStyle w:val="1175"/>
+                <w:rStyle w:val="1189"/>
                 <w:lang w:val="fr-CH"/>
               </w:rPr>
               <w:t xml:space="preserve">2.</w:t>
             </w:r>
             <w:r>
               <w:rPr>
-                <w:rStyle w:val="1175"/>
+                <w:rStyle w:val="1189"/>
                 <w:lang w:val="fr-CH"/>
               </w:rPr>
               <w:t xml:space="preserve">2</w:t>
             </w:r>
             <w:r>
               <w:rPr>
-                <w:rStyle w:val="1175"/>
+                <w:rStyle w:val="1189"/>
                 <w:lang w:val="fr-CH"/>
               </w:rPr>
               <w:t xml:space="preserve"> </w:t>
             </w:r>
             <w:r>
               <w:rPr>
-                <w:rStyle w:val="1175"/>
+                <w:rStyle w:val="1189"/>
               </w:rPr>
               <w:t xml:space="preserve">Exigences fonctionnel</w:t>
             </w:r>
             <w:r>
               <w:rPr>
-                <w:rStyle w:val="1175"/>
+                <w:rStyle w:val="1189"/>
                 <w:lang w:val="fr-CH"/>
               </w:rPr>
               <w:t xml:space="preserve">le</w:t>
             </w:r>
             <w:r>
               <w:rPr>
-                <w:rStyle w:val="1175"/>
+                <w:rStyle w:val="1189"/>
               </w:rPr>
               <w:t xml:space="preserve">s</w:t>
             </w:r>
             <w:r>
               <w:rPr>
-                <w:rStyle w:val="1175"/>
+                <w:rStyle w:val="1189"/>
               </w:rPr>
               <w:t xml:space="preserve"> </w:t>
             </w:r>
             <w:r>
               <w:rPr>
-                <w:rStyle w:val="1175"/>
+                <w:rStyle w:val="1189"/>
               </w:rPr>
             </w:r>
             <w:r>
@@ -1341,11 +1328,10 @@
             </w:r>
           </w:hyperlink>
           <w:r/>
-          <w:r/>
         </w:p>
         <w:p>
           <w:pPr>
-            <w:pStyle w:val="1177"/>
+            <w:pStyle w:val="1191"/>
             <w:pBdr/>
             <w:tabs>
               <w:tab w:val="right" w:leader="dot" w:pos="9061"/>
@@ -1354,52 +1340,51 @@
             <w:ind/>
             <w:rPr/>
           </w:pPr>
-          <w:r/>
           <w:hyperlink w:tooltip="#_Toc9" w:anchor="_Toc9" w:history="1">
             <w:r>
               <w:rPr>
-                <w:rStyle w:val="1175"/>
+                <w:rStyle w:val="1189"/>
               </w:rPr>
             </w:r>
             <w:r>
               <w:rPr>
-                <w:rStyle w:val="1175"/>
+                <w:rStyle w:val="1189"/>
               </w:rPr>
               <w:t xml:space="preserve">2.</w:t>
             </w:r>
             <w:r>
               <w:rPr>
-                <w:rStyle w:val="1175"/>
+                <w:rStyle w:val="1189"/>
               </w:rPr>
               <w:t xml:space="preserve">3</w:t>
             </w:r>
             <w:r>
               <w:rPr>
-                <w:rStyle w:val="1175"/>
+                <w:rStyle w:val="1189"/>
               </w:rPr>
               <w:t xml:space="preserve"> </w:t>
             </w:r>
             <w:r>
               <w:rPr>
-                <w:rStyle w:val="1175"/>
+                <w:rStyle w:val="1189"/>
               </w:rPr>
               <w:t xml:space="preserve">Exigences </w:t>
             </w:r>
             <w:r>
               <w:rPr>
-                <w:rStyle w:val="1175"/>
+                <w:rStyle w:val="1189"/>
               </w:rPr>
               <w:t xml:space="preserve">Non-</w:t>
             </w:r>
             <w:r>
               <w:rPr>
-                <w:rStyle w:val="1175"/>
+                <w:rStyle w:val="1189"/>
               </w:rPr>
               <w:t xml:space="preserve">Fonctionnelles</w:t>
             </w:r>
             <w:r>
               <w:rPr>
-                <w:rStyle w:val="1175"/>
+                <w:rStyle w:val="1189"/>
               </w:rPr>
             </w:r>
             <w:r>
@@ -1414,11 +1399,10 @@
             </w:r>
           </w:hyperlink>
           <w:r/>
-          <w:r/>
         </w:p>
         <w:p>
           <w:pPr>
-            <w:pStyle w:val="1177"/>
+            <w:pStyle w:val="1191"/>
             <w:pBdr/>
             <w:tabs>
               <w:tab w:val="right" w:leader="dot" w:pos="9061"/>
@@ -1427,16 +1411,15 @@
             <w:ind/>
             <w:rPr/>
           </w:pPr>
-          <w:r/>
           <w:hyperlink w:tooltip="#_Toc10" w:anchor="_Toc10" w:history="1">
             <w:r>
               <w:rPr>
-                <w:rStyle w:val="1175"/>
+                <w:rStyle w:val="1189"/>
               </w:rPr>
             </w:r>
             <w:r>
               <w:rPr>
-                <w:rStyle w:val="1175"/>
+                <w:rStyle w:val="1189"/>
                 <w:highlight w:val="none"/>
                 <w:lang w:val="fr-CH"/>
               </w:rPr>
@@ -1444,7 +1427,7 @@
             </w:r>
             <w:r>
               <w:rPr>
-                <w:rStyle w:val="1175"/>
+                <w:rStyle w:val="1189"/>
               </w:rPr>
             </w:r>
             <w:r>
@@ -1459,11 +1442,10 @@
             </w:r>
           </w:hyperlink>
           <w:r/>
-          <w:r/>
         </w:p>
         <w:p>
           <w:pPr>
-            <w:pStyle w:val="1189"/>
+            <w:pStyle w:val="1203"/>
             <w:pBdr/>
             <w:tabs>
               <w:tab w:val="right" w:leader="dot" w:pos="9061"/>
@@ -1472,16 +1454,15 @@
             <w:ind/>
             <w:rPr/>
           </w:pPr>
-          <w:r/>
           <w:hyperlink w:tooltip="#_Toc11" w:anchor="_Toc11" w:history="1">
             <w:r>
               <w:rPr>
-                <w:rStyle w:val="1175"/>
+                <w:rStyle w:val="1189"/>
               </w:rPr>
             </w:r>
             <w:r>
               <w:rPr>
-                <w:rStyle w:val="1175"/>
+                <w:rStyle w:val="1189"/>
                 <w:highlight w:val="none"/>
                 <w:lang w:val="fr-CH" w:bidi="fr-CH"/>
               </w:rPr>
@@ -1489,7 +1470,7 @@
             </w:r>
             <w:r>
               <w:rPr>
-                <w:rStyle w:val="1175"/>
+                <w:rStyle w:val="1189"/>
               </w:rPr>
             </w:r>
             <w:r>
@@ -1504,11 +1485,10 @@
             </w:r>
           </w:hyperlink>
           <w:r/>
-          <w:r/>
         </w:p>
         <w:p>
           <w:pPr>
-            <w:pStyle w:val="1177"/>
+            <w:pStyle w:val="1191"/>
             <w:pBdr/>
             <w:tabs>
               <w:tab w:val="right" w:leader="dot" w:pos="9061"/>
@@ -1517,30 +1497,29 @@
             <w:ind/>
             <w:rPr/>
           </w:pPr>
-          <w:r/>
           <w:hyperlink w:tooltip="#_Toc12" w:anchor="_Toc12" w:history="1">
             <w:r>
               <w:rPr>
-                <w:rStyle w:val="1175"/>
+                <w:rStyle w:val="1189"/>
               </w:rPr>
             </w:r>
             <w:r>
               <w:rPr>
-                <w:rStyle w:val="1175"/>
+                <w:rStyle w:val="1189"/>
                 <w:lang w:val="fr-CH"/>
               </w:rPr>
               <w:t xml:space="preserve">2.5 </w:t>
             </w:r>
             <w:r>
               <w:rPr>
-                <w:rStyle w:val="1175"/>
+                <w:rStyle w:val="1189"/>
                 <w:lang w:val="fr-CH"/>
               </w:rPr>
               <w:t xml:space="preserve">Langage de programmation et Framework d'interface</w:t>
             </w:r>
             <w:r>
               <w:rPr>
-                <w:rStyle w:val="1175"/>
+                <w:rStyle w:val="1189"/>
               </w:rPr>
             </w:r>
             <w:r>
@@ -1555,11 +1534,10 @@
             </w:r>
           </w:hyperlink>
           <w:r/>
-          <w:r/>
         </w:p>
         <w:p>
           <w:pPr>
-            <w:pStyle w:val="1189"/>
+            <w:pStyle w:val="1203"/>
             <w:pBdr/>
             <w:tabs>
               <w:tab w:val="right" w:leader="dot" w:pos="9061"/>
@@ -1568,23 +1546,22 @@
             <w:ind/>
             <w:rPr/>
           </w:pPr>
-          <w:r/>
           <w:hyperlink w:tooltip="#_Toc13" w:anchor="_Toc13" w:history="1">
             <w:r>
               <w:rPr>
-                <w:rStyle w:val="1175"/>
+                <w:rStyle w:val="1189"/>
               </w:rPr>
             </w:r>
             <w:r>
               <w:rPr>
-                <w:rStyle w:val="1175"/>
+                <w:rStyle w:val="1189"/>
                 <w:lang w:val="fr-CH"/>
               </w:rPr>
               <w:t xml:space="preserve">2.5.1 Langage : C# (.NET)</w:t>
             </w:r>
             <w:r>
               <w:rPr>
-                <w:rStyle w:val="1175"/>
+                <w:rStyle w:val="1189"/>
               </w:rPr>
             </w:r>
             <w:r>
@@ -1599,11 +1576,10 @@
             </w:r>
           </w:hyperlink>
           <w:r/>
-          <w:r/>
         </w:p>
         <w:p>
           <w:pPr>
-            <w:pStyle w:val="1189"/>
+            <w:pStyle w:val="1203"/>
             <w:pBdr/>
             <w:tabs>
               <w:tab w:val="right" w:leader="dot" w:pos="9061"/>
@@ -1612,23 +1588,22 @@
             <w:ind/>
             <w:rPr/>
           </w:pPr>
-          <w:r/>
           <w:hyperlink w:tooltip="#_Toc14" w:anchor="_Toc14" w:history="1">
             <w:r>
               <w:rPr>
-                <w:rStyle w:val="1175"/>
+                <w:rStyle w:val="1189"/>
               </w:rPr>
             </w:r>
             <w:r>
               <w:rPr>
-                <w:rStyle w:val="1175"/>
+                <w:rStyle w:val="1189"/>
                 <w:lang w:val="fr-CH"/>
               </w:rPr>
               <w:t xml:space="preserve">2.5.2 Framework Graphique : Avalonia UI</w:t>
             </w:r>
             <w:r>
               <w:rPr>
-                <w:rStyle w:val="1175"/>
+                <w:rStyle w:val="1189"/>
               </w:rPr>
             </w:r>
             <w:r>
@@ -1643,11 +1618,10 @@
             </w:r>
           </w:hyperlink>
           <w:r/>
-          <w:r/>
         </w:p>
         <w:p>
           <w:pPr>
-            <w:pStyle w:val="1177"/>
+            <w:pStyle w:val="1191"/>
             <w:pBdr/>
             <w:tabs>
               <w:tab w:val="right" w:leader="dot" w:pos="9061"/>
@@ -1656,23 +1630,22 @@
             <w:ind/>
             <w:rPr/>
           </w:pPr>
-          <w:r/>
           <w:hyperlink w:tooltip="#_Toc15" w:anchor="_Toc15" w:history="1">
             <w:r>
               <w:rPr>
-                <w:rStyle w:val="1175"/>
+                <w:rStyle w:val="1189"/>
               </w:rPr>
             </w:r>
             <w:r>
               <w:rPr>
-                <w:rStyle w:val="1175"/>
+                <w:rStyle w:val="1189"/>
                 <w:lang w:val="fr-CH"/>
               </w:rPr>
               <w:t xml:space="preserve">2.6 Architecture logiciel </w:t>
             </w:r>
             <w:r>
               <w:rPr>
-                <w:rStyle w:val="1175"/>
+                <w:rStyle w:val="1189"/>
               </w:rPr>
             </w:r>
             <w:r>
@@ -1687,11 +1660,10 @@
             </w:r>
           </w:hyperlink>
           <w:r/>
-          <w:r/>
         </w:p>
         <w:p>
           <w:pPr>
-            <w:pStyle w:val="1189"/>
+            <w:pStyle w:val="1203"/>
             <w:pBdr/>
             <w:tabs>
               <w:tab w:val="right" w:leader="dot" w:pos="9061"/>
@@ -1700,16 +1672,15 @@
             <w:ind/>
             <w:rPr/>
           </w:pPr>
-          <w:r/>
           <w:hyperlink w:tooltip="#_Toc16" w:anchor="_Toc16" w:history="1">
             <w:r>
               <w:rPr>
-                <w:rStyle w:val="1175"/>
+                <w:rStyle w:val="1189"/>
               </w:rPr>
             </w:r>
             <w:r>
               <w:rPr>
-                <w:rStyle w:val="1175"/>
+                <w:rStyle w:val="1189"/>
                 <w:highlight w:val="none"/>
                 <w:lang w:val="fr-CH"/>
               </w:rPr>
@@ -1717,7 +1688,7 @@
             </w:r>
             <w:r>
               <w:rPr>
-                <w:rStyle w:val="1175"/>
+                <w:rStyle w:val="1189"/>
               </w:rPr>
             </w:r>
             <w:r>
@@ -1732,11 +1703,10 @@
             </w:r>
           </w:hyperlink>
           <w:r/>
-          <w:r/>
         </w:p>
         <w:p>
           <w:pPr>
-            <w:pStyle w:val="1177"/>
+            <w:pStyle w:val="1191"/>
             <w:pBdr/>
             <w:tabs>
               <w:tab w:val="right" w:leader="dot" w:pos="9061"/>
@@ -1745,23 +1715,22 @@
             <w:ind/>
             <w:rPr/>
           </w:pPr>
-          <w:r/>
           <w:hyperlink w:tooltip="#_Toc17" w:anchor="_Toc17" w:history="1">
             <w:r>
               <w:rPr>
-                <w:rStyle w:val="1175"/>
+                <w:rStyle w:val="1189"/>
               </w:rPr>
             </w:r>
             <w:r>
               <w:rPr>
-                <w:rStyle w:val="1175"/>
+                <w:rStyle w:val="1189"/>
                 <w:lang w:val="fr-CH"/>
               </w:rPr>
               <w:t xml:space="preserve">2.7 Diagramme de Cas d’Utilisation</w:t>
             </w:r>
             <w:r>
               <w:rPr>
-                <w:rStyle w:val="1175"/>
+                <w:rStyle w:val="1189"/>
               </w:rPr>
             </w:r>
             <w:r>
@@ -1776,40 +1745,57 @@
             </w:r>
           </w:hyperlink>
           <w:r/>
-          <w:r/>
         </w:p>
         <w:p>
           <w:pPr>
-            <w:pStyle w:val="1174"/>
+            <w:pStyle w:val="1191"/>
             <w:pBdr/>
             <w:tabs>
               <w:tab w:val="right" w:leader="dot" w:pos="9061"/>
             </w:tabs>
             <w:spacing/>
             <w:ind/>
-            <w:rPr>
-              <w:highlight w:val="none"/>
-            </w:rPr>
+            <w:rPr/>
           </w:pPr>
-          <w:r/>
           <w:hyperlink w:tooltip="#_Toc18" w:anchor="_Toc18" w:history="1">
             <w:r>
               <w:rPr>
-                <w:rStyle w:val="1175"/>
+                <w:rStyle w:val="1189"/>
               </w:rPr>
             </w:r>
             <w:r>
               <w:rPr>
-                <w:rStyle w:val="1175"/>
+                <w:rStyle w:val="1189"/>
                 <w:highlight w:val="none"/>
-                <w:lang w:val="fr-CH"/>
+                <w:lang w:val="fr-CH" w:bidi="fr-CH"/>
               </w:rPr>
-              <w:t xml:space="preserve">3. Conception de l’application</w:t>
+              <w:t xml:space="preserve">2.</w:t>
             </w:r>
             <w:r>
               <w:rPr>
-                <w:rStyle w:val="1175"/>
+                <w:rStyle w:val="1189"/>
                 <w:highlight w:val="none"/>
+                <w:lang w:val="fr-CH" w:bidi="fr-CH"/>
+              </w:rPr>
+              <w:t xml:space="preserve">8 </w:t>
+            </w:r>
+            <w:r>
+              <w:rPr>
+                <w:rStyle w:val="1189"/>
+              </w:rPr>
+              <w:t xml:space="preserve">Modèle Conceptuel de Données (MCD)</w:t>
+            </w:r>
+            <w:r>
+              <w:rPr>
+                <w:rStyle w:val="1189"/>
+                <w:highlight w:val="none"/>
+                <w:lang w:val="fr-CH" w:bidi="fr-CH"/>
+              </w:rPr>
+              <w:t xml:space="preserve"> </w:t>
+            </w:r>
+            <w:r>
+              <w:rPr>
+                <w:rStyle w:val="1189"/>
                 <w:lang w:val="fr-CH"/>
               </w:rPr>
             </w:r>
@@ -1826,83 +1812,13 @@
           </w:hyperlink>
           <w:r>
             <w:rPr>
-              <w:highlight w:val="none"/>
               <w:lang w:val="fr-CH"/>
-            </w:rPr>
-          </w:r>
-          <w:r>
-            <w:rPr>
-              <w:highlight w:val="none"/>
             </w:rPr>
           </w:r>
         </w:p>
         <w:p>
           <w:pPr>
-            <w:pStyle w:val="1177"/>
-            <w:pBdr/>
-            <w:tabs>
-              <w:tab w:val="right" w:leader="dot" w:pos="9061"/>
-            </w:tabs>
-            <w:spacing/>
-            <w:ind/>
-            <w:rPr/>
-          </w:pPr>
-          <w:r/>
-          <w:hyperlink w:tooltip="#_Toc19" w:anchor="_Toc19" w:history="1">
-            <w:r>
-              <w:rPr>
-                <w:rStyle w:val="1175"/>
-              </w:rPr>
-            </w:r>
-            <w:r>
-              <w:rPr>
-                <w:rStyle w:val="1175"/>
-                <w:highlight w:val="none"/>
-                <w:lang w:val="fr-CH" w:bidi="fr-CH"/>
-              </w:rPr>
-              <w:t xml:space="preserve">3.1 </w:t>
-            </w:r>
-            <w:r>
-              <w:rPr>
-                <w:rStyle w:val="1175"/>
-              </w:rPr>
-              <w:t xml:space="preserve">Modèle Conceptuel de Données (MCD)</w:t>
-            </w:r>
-            <w:r>
-              <w:rPr>
-                <w:rStyle w:val="1175"/>
-                <w:highlight w:val="none"/>
-                <w:lang w:val="fr-CH" w:bidi="fr-CH"/>
-              </w:rPr>
-              <w:t xml:space="preserve"> </w:t>
-            </w:r>
-            <w:r>
-              <w:rPr>
-                <w:rStyle w:val="1175"/>
-                <w:lang w:val="fr-CH"/>
-              </w:rPr>
-            </w:r>
-            <w:r>
-              <w:tab/>
-            </w:r>
-            <w:r>
-              <w:fldChar w:fldCharType="begin"/>
-              <w:instrText xml:space="preserve">PAGEREF _Toc19 \h</w:instrText>
-              <w:fldChar w:fldCharType="separate"/>
-              <w:t xml:space="preserve">7</w:t>
-              <w:fldChar w:fldCharType="end"/>
-            </w:r>
-          </w:hyperlink>
-          <w:r>
-            <w:rPr>
-              <w:lang w:val="fr-CH"/>
-            </w:rPr>
-          </w:r>
-          <w:r/>
-        </w:p>
-        <w:p>
-          <w:pPr>
-            <w:pStyle w:val="1177"/>
+            <w:pStyle w:val="1188"/>
             <w:pBdr/>
             <w:tabs>
               <w:tab w:val="right" w:leader="dot" w:pos="9061"/>
@@ -1913,16 +1829,67 @@
               <w:highlight w:val="none"/>
             </w:rPr>
           </w:pPr>
-          <w:r/>
-          <w:hyperlink w:tooltip="#_Toc20" w:anchor="_Toc20" w:history="1">
+          <w:hyperlink w:tooltip="#_Toc19" w:anchor="_Toc19" w:history="1">
             <w:r>
               <w:rPr>
-                <w:rStyle w:val="1175"/>
+                <w:rStyle w:val="1189"/>
               </w:rPr>
             </w:r>
             <w:r>
               <w:rPr>
-                <w:rStyle w:val="1175"/>
+                <w:rStyle w:val="1189"/>
+                <w:highlight w:val="none"/>
+                <w:lang w:val="fr-CH" w:bidi="fr-CH"/>
+              </w:rPr>
+              <w:t xml:space="preserve">3. Conception de l’application</w:t>
+            </w:r>
+            <w:r>
+              <w:rPr>
+                <w:rStyle w:val="1189"/>
+                <w:highlight w:val="none"/>
+                <w:lang w:val="fr-CH" w:bidi="fr-CH"/>
+              </w:rPr>
+            </w:r>
+            <w:r>
+              <w:tab/>
+            </w:r>
+            <w:r>
+              <w:fldChar w:fldCharType="begin"/>
+              <w:instrText xml:space="preserve">PAGEREF _Toc19 \h</w:instrText>
+              <w:fldChar w:fldCharType="separate"/>
+              <w:t xml:space="preserve">8</w:t>
+              <w:fldChar w:fldCharType="end"/>
+            </w:r>
+          </w:hyperlink>
+          <w:r>
+            <w:rPr>
+              <w:highlight w:val="none"/>
+              <w:lang w:val="fr-CH" w:bidi="fr-CH"/>
+            </w:rPr>
+          </w:r>
+        </w:p>
+        <w:p>
+          <w:pPr>
+            <w:pStyle w:val="1191"/>
+            <w:pBdr/>
+            <w:tabs>
+              <w:tab w:val="right" w:leader="dot" w:pos="9061"/>
+            </w:tabs>
+            <w:spacing/>
+            <w:ind/>
+            <w:rPr>
+              <w:highlight w:val="none"/>
+            </w:rPr>
+          </w:pPr>
+          <w:hyperlink w:tooltip="#_Toc20" w:anchor="_Toc20" w:history="1">
+            <w:r>
+              <w:rPr>
+                <w:rStyle w:val="1189"/>
+              </w:rPr>
+            </w:r>
+            <w:r>
+              <w:rPr>
+                <w:rStyle w:val="1189"/>
                 <w:highlight w:val="none"/>
                 <w:lang w:val="fr-CH"/>
               </w:rPr>
@@ -1930,7 +1897,7 @@
             </w:r>
             <w:r>
               <w:rPr>
-                <w:rStyle w:val="1175"/>
+                <w:rStyle w:val="1189"/>
                 <w:highlight w:val="none"/>
               </w:rPr>
             </w:r>
@@ -1950,15 +1917,10 @@
               <w:highlight w:val="none"/>
             </w:rPr>
           </w:r>
-          <w:r>
-            <w:rPr>
-              <w:highlight w:val="none"/>
-            </w:rPr>
-          </w:r>
         </w:p>
         <w:p>
           <w:pPr>
-            <w:pStyle w:val="1189"/>
+            <w:pStyle w:val="1203"/>
             <w:pBdr/>
             <w:tabs>
               <w:tab w:val="right" w:leader="dot" w:pos="9061"/>
@@ -1967,23 +1929,22 @@
             <w:ind/>
             <w:rPr/>
           </w:pPr>
-          <w:r/>
           <w:hyperlink w:tooltip="#_Toc21" w:anchor="_Toc21" w:history="1">
             <w:r>
               <w:rPr>
-                <w:rStyle w:val="1175"/>
+                <w:rStyle w:val="1189"/>
               </w:rPr>
             </w:r>
             <w:r>
               <w:rPr>
-                <w:rStyle w:val="1175"/>
+                <w:rStyle w:val="1189"/>
                 <w:lang w:val="fr-CH"/>
               </w:rPr>
               <w:t xml:space="preserve">3.1.1 Manipulation de données</w:t>
             </w:r>
             <w:r>
               <w:rPr>
-                <w:rStyle w:val="1175"/>
+                <w:rStyle w:val="1189"/>
               </w:rPr>
             </w:r>
             <w:r>
@@ -1998,11 +1959,10 @@
             </w:r>
           </w:hyperlink>
           <w:r/>
-          <w:r/>
         </w:p>
         <w:p>
           <w:pPr>
-            <w:pStyle w:val="1189"/>
+            <w:pStyle w:val="1191"/>
             <w:pBdr/>
             <w:tabs>
               <w:tab w:val="right" w:leader="dot" w:pos="9061"/>
@@ -2013,24 +1973,29 @@
               <w:highlight w:val="none"/>
             </w:rPr>
           </w:pPr>
-          <w:r/>
           <w:hyperlink w:tooltip="#_Toc22" w:anchor="_Toc22" w:history="1">
             <w:r>
               <w:rPr>
-                <w:rStyle w:val="1175"/>
+                <w:rStyle w:val="1189"/>
               </w:rPr>
             </w:r>
             <w:r>
               <w:rPr>
-                <w:rStyle w:val="1175"/>
+                <w:rStyle w:val="1189"/>
                 <w:highlight w:val="none"/>
-                <w:lang w:val="fr-CH"/>
+                <w:lang w:val="fr-CH" w:bidi="fr-CH"/>
               </w:rPr>
-              <w:t xml:space="preserve">3.1.2 Accès aux données</w:t>
+              <w:t xml:space="preserve">3.2</w:t>
             </w:r>
             <w:r>
               <w:rPr>
-                <w:rStyle w:val="1175"/>
+                <w:rStyle w:val="1189"/>
+              </w:rPr>
+              <w:t xml:space="preserve"> Accès aux données</w:t>
+            </w:r>
+            <w:r>
+              <w:rPr>
+                <w:rStyle w:val="1189"/>
                 <w:highlight w:val="none"/>
                 <w:lang w:val="fr-CH"/>
               </w:rPr>
@@ -2052,9 +2017,114 @@
               <w:lang w:val="fr-CH"/>
             </w:rPr>
           </w:r>
+        </w:p>
+        <w:p>
+          <w:pPr>
+            <w:pStyle w:val="1203"/>
+            <w:pBdr/>
+            <w:tabs>
+              <w:tab w:val="right" w:leader="dot" w:pos="9061"/>
+            </w:tabs>
+            <w:spacing/>
+            <w:ind/>
+            <w:rPr/>
+          </w:pPr>
+          <w:hyperlink w:tooltip="#_Toc23" w:anchor="_Toc23" w:history="1">
+            <w:r>
+              <w:rPr>
+                <w:rStyle w:val="1189"/>
+              </w:rPr>
+            </w:r>
+            <w:r>
+              <w:rPr>
+                <w:rStyle w:val="1189"/>
+                <w:highlight w:val="none"/>
+                <w:lang w:val="fr-CH" w:bidi="fr-CH"/>
+              </w:rPr>
+              <w:t xml:space="preserve">3.2.1 </w:t>
+            </w:r>
+            <w:r>
+              <w:rPr>
+                <w:rStyle w:val="1189"/>
+              </w:rPr>
+              <w:t xml:space="preserve">Le Contexte de Base de Données (MonDbContext)</w:t>
+            </w:r>
+            <w:r>
+              <w:rPr>
+                <w:rStyle w:val="1189"/>
+                <w:lang w:val="fr-CH"/>
+              </w:rPr>
+            </w:r>
+            <w:r>
+              <w:tab/>
+            </w:r>
+            <w:r>
+              <w:fldChar w:fldCharType="begin"/>
+              <w:instrText xml:space="preserve">PAGEREF _Toc23 \h</w:instrText>
+              <w:fldChar w:fldCharType="separate"/>
+              <w:t xml:space="preserve">9</w:t>
+              <w:fldChar w:fldCharType="end"/>
+            </w:r>
+          </w:hyperlink>
           <w:r>
             <w:rPr>
-              <w:highlight w:val="none"/>
+              <w:lang w:val="fr-CH"/>
+            </w:rPr>
+          </w:r>
+        </w:p>
+        <w:p>
+          <w:pPr>
+            <w:pStyle w:val="1203"/>
+            <w:pBdr/>
+            <w:tabs>
+              <w:tab w:val="right" w:leader="dot" w:pos="9061"/>
+            </w:tabs>
+            <w:spacing/>
+            <w:ind/>
+            <w:rPr/>
+          </w:pPr>
+          <w:hyperlink w:tooltip="#_Toc24" w:anchor="_Toc24" w:history="1">
+            <w:r>
+              <w:rPr>
+                <w:rStyle w:val="1189"/>
+              </w:rPr>
+            </w:r>
+            <w:r>
+              <w:rPr>
+                <w:rStyle w:val="1189"/>
+                <w:highlight w:val="none"/>
+                <w:lang w:val="fr-CH" w:bidi="fr-CH"/>
+              </w:rPr>
+              <w:t xml:space="preserve">3.2.2 </w:t>
+            </w:r>
+            <w:r>
+              <w:rPr>
+                <w:rStyle w:val="1189"/>
+                <w:highlight w:val="none"/>
+                <w:lang w:val="fr-CH" w:bidi="fr-CH"/>
+              </w:rPr>
+              <w:t xml:space="preserve">Le Dépôt de Données (DataRepository)</w:t>
+            </w:r>
+            <w:r>
+              <w:rPr>
+                <w:rStyle w:val="1189"/>
+                <w:lang w:val="fr-CH"/>
+              </w:rPr>
+            </w:r>
+            <w:r>
+              <w:tab/>
+            </w:r>
+            <w:r>
+              <w:fldChar w:fldCharType="begin"/>
+              <w:instrText xml:space="preserve">PAGEREF _Toc24 \h</w:instrText>
+              <w:fldChar w:fldCharType="separate"/>
+              <w:t xml:space="preserve">9</w:t>
+              <w:fldChar w:fldCharType="end"/>
+            </w:r>
+          </w:hyperlink>
+          <w:r>
+            <w:rPr>
+              <w:lang w:val="fr-CH"/>
             </w:rPr>
           </w:r>
         </w:p>
@@ -2065,6 +2135,7 @@
             <w:ind/>
             <w:rPr/>
           </w:pPr>
+          <w:r/>
           <w:r>
             <w:rPr>
               <w:b/>
@@ -2072,6 +2143,7 @@
             </w:rPr>
             <w:fldChar w:fldCharType="end"/>
           </w:r>
+          <w:r/>
           <w:r/>
         </w:p>
       </w:sdtContent>
@@ -2096,7 +2168,7 @@
     </w:p>
     <w:p>
       <w:pPr>
-        <w:pStyle w:val="977"/>
+        <w:pStyle w:val="991"/>
         <w:pBdr/>
         <w:spacing/>
         <w:ind/>
@@ -2107,6 +2179,7 @@
       <w:r>
         <w:t xml:space="preserve">1. Introduction</w:t>
       </w:r>
+      <w:r/>
       <w:bookmarkEnd w:id="16"/>
       <w:r/>
       <w:r/>
@@ -2166,7 +2239,7 @@
     </w:p>
     <w:p>
       <w:pPr>
-        <w:pStyle w:val="1178"/>
+        <w:pStyle w:val="1192"/>
         <w:numPr>
           <w:ilvl w:val="0"/>
           <w:numId w:val="71"/>
@@ -2187,7 +2260,7 @@
     </w:p>
     <w:p>
       <w:pPr>
-        <w:pStyle w:val="1178"/>
+        <w:pStyle w:val="1192"/>
         <w:numPr>
           <w:ilvl w:val="0"/>
           <w:numId w:val="71"/>
@@ -2208,7 +2281,7 @@
     </w:p>
     <w:p>
       <w:pPr>
-        <w:pStyle w:val="1178"/>
+        <w:pStyle w:val="1192"/>
         <w:numPr>
           <w:ilvl w:val="0"/>
           <w:numId w:val="71"/>
@@ -2229,7 +2302,7 @@
     </w:p>
     <w:p>
       <w:pPr>
-        <w:pStyle w:val="1178"/>
+        <w:pStyle w:val="1192"/>
         <w:numPr>
           <w:ilvl w:val="0"/>
           <w:numId w:val="71"/>
@@ -2250,7 +2323,7 @@
     </w:p>
     <w:p>
       <w:pPr>
-        <w:pStyle w:val="1178"/>
+        <w:pStyle w:val="1192"/>
         <w:numPr>
           <w:ilvl w:val="0"/>
           <w:numId w:val="71"/>
@@ -2271,7 +2344,7 @@
     </w:p>
     <w:p>
       <w:pPr>
-        <w:pStyle w:val="1178"/>
+        <w:pStyle w:val="1192"/>
         <w:numPr>
           <w:ilvl w:val="0"/>
           <w:numId w:val="71"/>
@@ -2292,7 +2365,7 @@
     </w:p>
     <w:p>
       <w:pPr>
-        <w:pStyle w:val="1178"/>
+        <w:pStyle w:val="1192"/>
         <w:numPr>
           <w:ilvl w:val="0"/>
           <w:numId w:val="71"/>
@@ -2351,7 +2424,7 @@
     </w:p>
     <w:p>
       <w:pPr>
-        <w:pStyle w:val="978"/>
+        <w:pStyle w:val="992"/>
         <w:pBdr/>
         <w:spacing/>
         <w:ind/>
@@ -2368,6 +2441,7 @@
       <w:r>
         <w:t xml:space="preserve">Personnes impliquées</w:t>
       </w:r>
+      <w:r/>
       <w:bookmarkEnd w:id="17"/>
       <w:r/>
       <w:r/>
@@ -2386,7 +2460,7 @@
     </w:p>
     <w:p>
       <w:pPr>
-        <w:pStyle w:val="1178"/>
+        <w:pStyle w:val="1192"/>
         <w:numPr>
           <w:ilvl w:val="0"/>
           <w:numId w:val="57"/>
@@ -2424,7 +2498,7 @@
     </w:p>
     <w:p>
       <w:pPr>
-        <w:pStyle w:val="1178"/>
+        <w:pStyle w:val="1192"/>
         <w:numPr>
           <w:ilvl w:val="0"/>
           <w:numId w:val="58"/>
@@ -2444,7 +2518,7 @@
     </w:p>
     <w:p>
       <w:pPr>
-        <w:pStyle w:val="1178"/>
+        <w:pStyle w:val="1192"/>
         <w:numPr>
           <w:ilvl w:val="0"/>
           <w:numId w:val="58"/>
@@ -2461,7 +2535,7 @@
     </w:p>
     <w:p>
       <w:pPr>
-        <w:pStyle w:val="1178"/>
+        <w:pStyle w:val="1192"/>
         <w:numPr>
           <w:ilvl w:val="0"/>
           <w:numId w:val="58"/>
@@ -2488,7 +2562,7 @@
     </w:p>
     <w:p>
       <w:pPr>
-        <w:pStyle w:val="978"/>
+        <w:pStyle w:val="992"/>
         <w:pBdr/>
         <w:spacing/>
         <w:ind/>
@@ -2505,13 +2579,14 @@
       <w:r>
         <w:t xml:space="preserve">Directives générales</w:t>
       </w:r>
+      <w:r/>
       <w:bookmarkEnd w:id="18"/>
       <w:r/>
       <w:r/>
     </w:p>
     <w:p>
       <w:pPr>
-        <w:pStyle w:val="979"/>
+        <w:pStyle w:val="993"/>
         <w:pBdr/>
         <w:spacing/>
         <w:ind/>
@@ -2525,13 +2600,14 @@
         </w:rPr>
         <w:t xml:space="preserve">1.2.1 Remise</w:t>
       </w:r>
+      <w:r/>
       <w:bookmarkEnd w:id="19"/>
       <w:r/>
       <w:r/>
     </w:p>
     <w:tbl>
       <w:tblPr>
-        <w:tblStyle w:val="1185"/>
+        <w:tblStyle w:val="1199"/>
         <w:tblW w:w="0" w:type="auto"/>
         <w:tblBorders/>
         <w:tblLook w:val="04A0" w:firstRow="1" w:lastRow="0" w:firstColumn="1" w:lastColumn="0" w:noHBand="0" w:noVBand="1"/>
@@ -2724,7 +2800,7 @@
     </w:p>
     <w:p>
       <w:pPr>
-        <w:pStyle w:val="979"/>
+        <w:pStyle w:val="993"/>
         <w:pBdr/>
         <w:spacing/>
         <w:ind/>
@@ -2746,11 +2822,7 @@
         </w:rPr>
       </w:r>
       <w:bookmarkEnd w:id="20"/>
-      <w:r>
-        <w:rPr>
-          <w:lang w:val="fr-CH"/>
-        </w:rPr>
-      </w:r>
+      <w:r/>
       <w:r>
         <w:rPr>
           <w:lang w:val="fr-CH"/>
@@ -2759,7 +2831,7 @@
     </w:p>
     <w:p>
       <w:pPr>
-        <w:pStyle w:val="1178"/>
+        <w:pStyle w:val="1192"/>
         <w:numPr>
           <w:ilvl w:val="0"/>
           <w:numId w:val="65"/>
@@ -2783,7 +2855,7 @@
     </w:p>
     <w:p>
       <w:pPr>
-        <w:pStyle w:val="1178"/>
+        <w:pStyle w:val="1192"/>
         <w:numPr>
           <w:ilvl w:val="0"/>
           <w:numId w:val="65"/>
@@ -2804,7 +2876,7 @@
     </w:p>
     <w:p>
       <w:pPr>
-        <w:pStyle w:val="1178"/>
+        <w:pStyle w:val="1192"/>
         <w:numPr>
           <w:ilvl w:val="0"/>
           <w:numId w:val="65"/>
@@ -2825,7 +2897,7 @@
     </w:p>
     <w:p>
       <w:pPr>
-        <w:pStyle w:val="1178"/>
+        <w:pStyle w:val="1192"/>
         <w:numPr>
           <w:ilvl w:val="0"/>
           <w:numId w:val="65"/>
@@ -2846,7 +2918,7 @@
     </w:p>
     <w:p>
       <w:pPr>
-        <w:pStyle w:val="1178"/>
+        <w:pStyle w:val="1192"/>
         <w:numPr>
           <w:ilvl w:val="0"/>
           <w:numId w:val="65"/>
@@ -2867,7 +2939,7 @@
     </w:p>
     <w:p>
       <w:pPr>
-        <w:pStyle w:val="977"/>
+        <w:pStyle w:val="991"/>
         <w:pBdr/>
         <w:spacing/>
         <w:ind/>
@@ -2911,6 +2983,7 @@
         </w:rPr>
         <w:t xml:space="preserve">plication</w:t>
       </w:r>
+      <w:r/>
       <w:bookmarkEnd w:id="21"/>
       <w:r/>
       <w:r/>
@@ -2930,7 +3003,7 @@
     </w:p>
     <w:p>
       <w:pPr>
-        <w:pStyle w:val="1178"/>
+        <w:pStyle w:val="1192"/>
         <w:numPr>
           <w:ilvl w:val="0"/>
           <w:numId w:val="59"/>
@@ -2948,7 +3021,7 @@
     </w:p>
     <w:p>
       <w:pPr>
-        <w:pStyle w:val="1178"/>
+        <w:pStyle w:val="1192"/>
         <w:numPr>
           <w:ilvl w:val="0"/>
           <w:numId w:val="59"/>
@@ -2966,7 +3039,7 @@
     </w:p>
     <w:p>
       <w:pPr>
-        <w:pStyle w:val="1178"/>
+        <w:pStyle w:val="1192"/>
         <w:numPr>
           <w:ilvl w:val="0"/>
           <w:numId w:val="59"/>
@@ -2984,7 +3057,7 @@
     </w:p>
     <w:p>
       <w:pPr>
-        <w:pStyle w:val="1178"/>
+        <w:pStyle w:val="1192"/>
         <w:numPr>
           <w:ilvl w:val="0"/>
           <w:numId w:val="59"/>
@@ -3015,7 +3088,7 @@
     </w:p>
     <w:p>
       <w:pPr>
-        <w:pStyle w:val="978"/>
+        <w:pStyle w:val="992"/>
         <w:pBdr/>
         <w:spacing/>
         <w:ind/>
@@ -3027,6 +3100,7 @@
       <w:r>
         <w:t xml:space="preserve">2.1 Public cible</w:t>
       </w:r>
+      <w:r/>
       <w:bookmarkEnd w:id="22"/>
       <w:r/>
       <w:r/>
@@ -3062,7 +3136,7 @@
     </w:p>
     <w:p>
       <w:pPr>
-        <w:pStyle w:val="1178"/>
+        <w:pStyle w:val="1192"/>
         <w:numPr>
           <w:ilvl w:val="0"/>
           <w:numId w:val="72"/>
@@ -3080,7 +3154,7 @@
     </w:p>
     <w:p>
       <w:pPr>
-        <w:pStyle w:val="1178"/>
+        <w:pStyle w:val="1192"/>
         <w:numPr>
           <w:ilvl w:val="0"/>
           <w:numId w:val="72"/>
@@ -3122,7 +3196,7 @@
     </w:p>
     <w:p>
       <w:pPr>
-        <w:pStyle w:val="978"/>
+        <w:pStyle w:val="992"/>
         <w:pBdr/>
         <w:spacing/>
         <w:ind/>
@@ -3163,6 +3237,7 @@
       <w:r>
         <w:t xml:space="preserve"> </w:t>
       </w:r>
+      <w:r/>
       <w:bookmarkEnd w:id="23"/>
       <w:r/>
       <w:r/>
@@ -3181,7 +3256,7 @@
     </w:p>
     <w:tbl>
       <w:tblPr>
-        <w:tblStyle w:val="1187"/>
+        <w:tblStyle w:val="1201"/>
         <w:tblW w:w="0" w:type="auto"/>
         <w:tblBorders/>
         <w:tblLook w:val="04A0" w:firstRow="1" w:lastRow="0" w:firstColumn="1" w:lastColumn="0" w:noHBand="0" w:noVBand="1"/>
@@ -3891,7 +3966,7 @@
     </w:p>
     <w:p>
       <w:pPr>
-        <w:pStyle w:val="978"/>
+        <w:pStyle w:val="992"/>
         <w:pBdr/>
         <w:spacing/>
         <w:ind/>
@@ -3922,6 +3997,7 @@
       <w:r>
         <w:t xml:space="preserve">Fonctionnelles</w:t>
       </w:r>
+      <w:r/>
       <w:bookmarkEnd w:id="24"/>
       <w:r/>
       <w:r/>
@@ -4022,7 +4098,7 @@
     </w:p>
     <w:p>
       <w:pPr>
-        <w:pStyle w:val="978"/>
+        <w:pStyle w:val="992"/>
         <w:pBdr/>
         <w:spacing/>
         <w:ind/>
@@ -4038,6 +4114,7 @@
         </w:rPr>
         <w:t xml:space="preserve">2.4 Stockage des données persistantes</w:t>
       </w:r>
+      <w:r/>
       <w:bookmarkEnd w:id="25"/>
       <w:r/>
       <w:r/>
@@ -4111,7 +4188,7 @@
     </w:p>
     <w:p>
       <w:pPr>
-        <w:pStyle w:val="979"/>
+        <w:pStyle w:val="993"/>
         <w:pBdr/>
         <w:spacing/>
         <w:ind/>
@@ -4127,6 +4204,7 @@
         </w:rPr>
         <w:t xml:space="preserve">2.4.1 Choix technologique</w:t>
       </w:r>
+      <w:r/>
       <w:bookmarkEnd w:id="26"/>
       <w:r/>
       <w:r/>
@@ -4179,7 +4257,7 @@
     </w:p>
     <w:p>
       <w:pPr>
-        <w:pStyle w:val="1178"/>
+        <w:pStyle w:val="1192"/>
         <w:numPr>
           <w:ilvl w:val="0"/>
           <w:numId w:val="74"/>
@@ -4221,7 +4299,7 @@
     </w:p>
     <w:p>
       <w:pPr>
-        <w:pStyle w:val="1178"/>
+        <w:pStyle w:val="1192"/>
         <w:numPr>
           <w:ilvl w:val="0"/>
           <w:numId w:val="74"/>
@@ -4249,7 +4327,7 @@
     </w:p>
     <w:p>
       <w:pPr>
-        <w:pStyle w:val="1178"/>
+        <w:pStyle w:val="1192"/>
         <w:numPr>
           <w:ilvl w:val="0"/>
           <w:numId w:val="74"/>
@@ -4314,7 +4392,7 @@
     </w:p>
     <w:p>
       <w:pPr>
-        <w:pStyle w:val="978"/>
+        <w:pStyle w:val="992"/>
         <w:pBdr/>
         <w:spacing/>
         <w:ind/>
@@ -4335,13 +4413,14 @@
         </w:rPr>
         <w:t xml:space="preserve">Langage de programmation et Framework d'interface</w:t>
       </w:r>
+      <w:r/>
       <w:bookmarkEnd w:id="27"/>
       <w:r/>
       <w:r/>
     </w:p>
     <w:p>
       <w:pPr>
-        <w:pStyle w:val="979"/>
+        <w:pStyle w:val="993"/>
         <w:pBdr/>
         <w:spacing/>
         <w:ind/>
@@ -4356,6 +4435,7 @@
         </w:rPr>
         <w:t xml:space="preserve">2.5.1 Langage : C# (.NET)</w:t>
       </w:r>
+      <w:r/>
       <w:bookmarkEnd w:id="28"/>
       <w:r/>
       <w:r/>
@@ -4425,7 +4505,7 @@
     </w:p>
     <w:p>
       <w:pPr>
-        <w:pStyle w:val="1178"/>
+        <w:pStyle w:val="1192"/>
         <w:numPr>
           <w:ilvl w:val="0"/>
           <w:numId w:val="75"/>
@@ -4451,7 +4531,7 @@
     </w:p>
     <w:p>
       <w:pPr>
-        <w:pStyle w:val="1178"/>
+        <w:pStyle w:val="1192"/>
         <w:numPr>
           <w:ilvl w:val="0"/>
           <w:numId w:val="75"/>
@@ -4486,7 +4566,7 @@
     </w:p>
     <w:p>
       <w:pPr>
-        <w:pStyle w:val="1178"/>
+        <w:pStyle w:val="1192"/>
         <w:numPr>
           <w:ilvl w:val="0"/>
           <w:numId w:val="75"/>
@@ -4577,7 +4657,7 @@
     </w:p>
     <w:p>
       <w:pPr>
-        <w:pStyle w:val="979"/>
+        <w:pStyle w:val="993"/>
         <w:pBdr/>
         <w:spacing/>
         <w:ind/>
@@ -4592,6 +4672,7 @@
         </w:rPr>
         <w:t xml:space="preserve">2.5.2 Framework Graphique : Avalonia UI</w:t>
       </w:r>
+      <w:r/>
       <w:bookmarkEnd w:id="29"/>
       <w:r/>
       <w:r/>
@@ -4640,7 +4721,7 @@
     </w:p>
     <w:p>
       <w:pPr>
-        <w:pStyle w:val="1178"/>
+        <w:pStyle w:val="1192"/>
         <w:numPr>
           <w:ilvl w:val="0"/>
           <w:numId w:val="76"/>
@@ -4660,7 +4741,7 @@
       <w:hyperlink w:tooltip="#_2.3_Exigen" w:anchor="_2.3_Exigen" w:history="1">
         <w:r>
           <w:rPr>
-            <w:rStyle w:val="1175"/>
+            <w:rStyle w:val="1189"/>
             <w:lang w:val="fr-CH"/>
           </w:rPr>
           <w:t xml:space="preserve">2.3 (Multi-plateforme)</w:t>
@@ -4681,7 +4762,7 @@
     </w:p>
     <w:p>
       <w:pPr>
-        <w:pStyle w:val="1178"/>
+        <w:pStyle w:val="1192"/>
         <w:numPr>
           <w:ilvl w:val="0"/>
           <w:numId w:val="76"/>
@@ -4707,7 +4788,7 @@
     </w:p>
     <w:p>
       <w:pPr>
-        <w:pStyle w:val="1178"/>
+        <w:pStyle w:val="1192"/>
         <w:numPr>
           <w:ilvl w:val="0"/>
           <w:numId w:val="76"/>
@@ -4744,7 +4825,7 @@
     </w:p>
     <w:p>
       <w:pPr>
-        <w:pStyle w:val="978"/>
+        <w:pStyle w:val="992"/>
         <w:pBdr/>
         <w:spacing/>
         <w:ind/>
@@ -4759,6 +4840,7 @@
         </w:rPr>
         <w:t xml:space="preserve">2.6 Architecture logiciel </w:t>
       </w:r>
+      <w:r/>
       <w:bookmarkEnd w:id="30"/>
       <w:r/>
       <w:r/>
@@ -4898,7 +4980,7 @@
     </w:p>
     <w:p>
       <w:pPr>
-        <w:pStyle w:val="1178"/>
+        <w:pStyle w:val="1192"/>
         <w:numPr>
           <w:ilvl w:val="0"/>
           <w:numId w:val="77"/>
@@ -4945,7 +5027,7 @@
     </w:p>
     <w:p>
       <w:pPr>
-        <w:pStyle w:val="1178"/>
+        <w:pStyle w:val="1192"/>
         <w:numPr>
           <w:ilvl w:val="0"/>
           <w:numId w:val="77"/>
@@ -4968,7 +5050,7 @@
     </w:p>
     <w:p>
       <w:pPr>
-        <w:pStyle w:val="1178"/>
+        <w:pStyle w:val="1192"/>
         <w:numPr>
           <w:ilvl w:val="0"/>
           <w:numId w:val="77"/>
@@ -5034,7 +5116,7 @@
     </w:p>
     <w:p>
       <w:pPr>
-        <w:pStyle w:val="979"/>
+        <w:pStyle w:val="993"/>
         <w:pBdr/>
         <w:spacing/>
         <w:ind/>
@@ -5049,6 +5131,7 @@
         </w:rPr>
         <w:t xml:space="preserve">2.6.1 Architecture interne</w:t>
       </w:r>
+      <w:r/>
       <w:bookmarkEnd w:id="31"/>
       <w:r/>
       <w:r/>
@@ -5137,7 +5220,7 @@
     </w:p>
     <w:p>
       <w:pPr>
-        <w:pStyle w:val="978"/>
+        <w:pStyle w:val="992"/>
         <w:pBdr/>
         <w:spacing/>
         <w:ind/>
@@ -5151,6 +5234,7 @@
         </w:rPr>
         <w:t xml:space="preserve">2.7 Diagramme de Cas d’Utilisation</w:t>
       </w:r>
+      <w:r/>
       <w:bookmarkEnd w:id="32"/>
       <w:r/>
       <w:r/>
@@ -5539,7 +5623,7 @@
     </w:p>
     <w:p>
       <w:pPr>
-        <w:pStyle w:val="978"/>
+        <w:pStyle w:val="992"/>
         <w:pBdr/>
         <w:spacing/>
         <w:ind/>
@@ -5548,7 +5632,7 @@
         </w:rPr>
       </w:pPr>
       <w:r/>
-      <w:bookmarkStart w:id="34" w:name="_Toc19"/>
+      <w:bookmarkStart w:id="33" w:name="_Toc18"/>
       <w:r>
         <w:rPr>
           <w:highlight w:val="none"/>
@@ -5578,12 +5662,8 @@
           <w:lang w:val="fr-CH"/>
         </w:rPr>
       </w:r>
-      <w:bookmarkEnd w:id="34"/>
-      <w:r>
-        <w:rPr>
-          <w:lang w:val="fr-CH"/>
-        </w:rPr>
-      </w:r>
+      <w:bookmarkEnd w:id="33"/>
+      <w:r/>
       <w:r>
         <w:rPr>
           <w:lang w:val="fr-CH"/>
@@ -5768,7 +5848,7 @@
     </w:p>
     <w:tbl>
       <w:tblPr>
-        <w:tblStyle w:val="1187"/>
+        <w:tblStyle w:val="1201"/>
         <w:tblW w:w="0" w:type="auto"/>
         <w:tblBorders/>
         <w:tblLayout w:type="fixed"/>
@@ -9013,7 +9093,31 @@
           <w:lang w:val="fr-CH"/>
         </w:rPr>
       </w:r>
-      <w:r/>
+    </w:p>
+    <w:p>
+      <w:pPr>
+        <w:pBdr/>
+        <w:shd w:val="nil"/>
+        <w:spacing/>
+        <w:ind/>
+        <w:rPr>
+          <w:highlight w:val="none"/>
+          <w:lang w:val="fr-CH"/>
+        </w:rPr>
+      </w:pPr>
+      <w:r>
+        <w:rPr>
+          <w:highlight w:val="none"/>
+          <w:lang w:val="fr-CH"/>
+        </w:rPr>
+        <w:br w:type="page" w:clear="all"/>
+      </w:r>
+      <w:r>
+        <w:rPr>
+          <w:highlight w:val="none"/>
+          <w:lang w:val="fr-CH"/>
+        </w:rPr>
+      </w:r>
       <w:r>
         <w:rPr>
           <w:highlight w:val="none"/>
@@ -9023,7 +9127,104 @@
     </w:p>
     <w:p>
       <w:pPr>
-        <w:pStyle w:val="978"/>
+        <w:pStyle w:val="991"/>
+        <w:pBdr/>
+        <w:spacing/>
+        <w:ind/>
+        <w:rPr/>
+      </w:pPr>
+      <w:r/>
+      <w:bookmarkStart w:id="34" w:name="_Toc19"/>
+      <w:r>
+        <w:rPr>
+          <w:highlight w:val="none"/>
+          <w:lang w:val="fr-CH" w:bidi="fr-CH"/>
+        </w:rPr>
+        <w:t xml:space="preserve">3. Conception de l’application</w:t>
+      </w:r>
+      <w:bookmarkEnd w:id="34"/>
+      <w:r/>
+      <w:r>
+        <w:rPr>
+          <w:highlight w:val="none"/>
+          <w:lang w:val="fr-CH" w:bidi="fr-CH"/>
+        </w:rPr>
+      </w:r>
+    </w:p>
+    <w:p>
+      <w:pPr>
+        <w:pBdr/>
+        <w:spacing/>
+        <w:ind/>
+        <w:rPr>
+          <w:highlight w:val="none"/>
+          <w:lang w:val="fr-CH" w:bidi="fr-CH"/>
+        </w:rPr>
+      </w:pPr>
+      <w:r>
+        <w:rPr>
+          <w:highlight w:val="none"/>
+          <w:lang w:val="fr-CH" w:bidi="fr-CH"/>
+        </w:rPr>
+        <w:t xml:space="preserve">Cette phase consiste à traduire les besoins et les données précédemment définis en une solution technique concrète.</w:t>
+      </w:r>
+      <w:r>
+        <w:rPr>
+          <w:highlight w:val="none"/>
+          <w:lang w:val="fr-CH" w:bidi="fr-CH"/>
+        </w:rPr>
+      </w:r>
+      <w:r>
+        <w:rPr>
+          <w:highlight w:val="none"/>
+          <w:lang w:val="fr-CH" w:bidi="fr-CH"/>
+        </w:rPr>
+      </w:r>
+      <w:r>
+        <w:rPr>
+          <w:highlight w:val="none"/>
+          <w:lang w:val="fr-CH" w:bidi="fr-CH"/>
+        </w:rPr>
+      </w:r>
+      <w:r>
+        <w:rPr>
+          <w:highlight w:val="none"/>
+          <w:lang w:val="fr-CH"/>
+        </w:rPr>
+      </w:r>
+    </w:p>
+    <w:p>
+      <w:pPr>
+        <w:pBdr/>
+        <w:spacing/>
+        <w:ind/>
+        <w:rPr>
+          <w:highlight w:val="none"/>
+          <w:lang w:val="fr-CH"/>
+        </w:rPr>
+      </w:pPr>
+      <w:r>
+        <w:rPr>
+          <w:highlight w:val="none"/>
+          <w:lang w:val="fr-CH" w:bidi="fr-CH"/>
+        </w:rPr>
+      </w:r>
+      <w:r>
+        <w:rPr>
+          <w:highlight w:val="none"/>
+          <w:lang w:val="fr-CH" w:bidi="fr-CH"/>
+        </w:rPr>
+      </w:r>
+      <w:r>
+        <w:rPr>
+          <w:highlight w:val="none"/>
+          <w:lang w:val="fr-CH" w:bidi="fr-CH"/>
+        </w:rPr>
+      </w:r>
+    </w:p>
+    <w:p>
+      <w:pPr>
+        <w:pStyle w:val="992"/>
         <w:pBdr/>
         <w:spacing/>
         <w:ind/>
@@ -9046,11 +9247,7 @@
         </w:rPr>
       </w:r>
       <w:bookmarkEnd w:id="35"/>
-      <w:r>
-        <w:rPr>
-          <w:highlight w:val="none"/>
-        </w:rPr>
-      </w:r>
+      <w:r/>
       <w:r>
         <w:rPr>
           <w:highlight w:val="none"/>
@@ -9125,7 +9322,7 @@
     </w:p>
     <w:p>
       <w:pPr>
-        <w:pStyle w:val="979"/>
+        <w:pStyle w:val="993"/>
         <w:pBdr/>
         <w:spacing/>
         <w:ind/>
@@ -9139,33 +9336,10 @@
         </w:rPr>
         <w:t xml:space="preserve">3.1.1 Manipulation de données</w:t>
       </w:r>
+      <w:r/>
+      <w:r/>
       <w:bookmarkEnd w:id="36"/>
       <w:r/>
-      <w:r/>
-    </w:p>
-    <w:p>
-      <w:pPr>
-        <w:pBdr>
-          <w:top w:val="none" w:color="000000" w:sz="4" w:space="0"/>
-          <w:left w:val="none" w:color="000000" w:sz="4" w:space="0"/>
-          <w:bottom w:val="none" w:color="000000" w:sz="4" w:space="0"/>
-          <w:right w:val="none" w:color="000000" w:sz="4" w:space="0"/>
-        </w:pBdr>
-        <w:spacing/>
-        <w:ind w:right="0" w:firstLine="0" w:left="0"/>
-        <w:jc w:val="both"/>
-        <w:rPr/>
-      </w:pPr>
-      <w:r>
-        <w:rPr>
-          <w:highlight w:val="none"/>
-        </w:rPr>
-      </w:r>
-      <w:r>
-        <w:rPr>
-          <w:highlight w:val="none"/>
-        </w:rPr>
-      </w:r>
       <w:r/>
     </w:p>
     <w:p>
@@ -9502,6 +9676,38 @@
           <w:lang w:val="fr-CH"/>
         </w:rPr>
       </w:r>
+    </w:p>
+    <w:p>
+      <w:pPr>
+        <w:pStyle w:val="992"/>
+        <w:pBdr/>
+        <w:spacing/>
+        <w:ind/>
+        <w:rPr>
+          <w:highlight w:val="none"/>
+          <w:lang w:val="fr-CH"/>
+        </w:rPr>
+      </w:pPr>
+      <w:r/>
+      <w:bookmarkStart w:id="37" w:name="_Toc22"/>
+      <w:r>
+        <w:rPr>
+          <w:highlight w:val="none"/>
+          <w:lang w:val="fr-CH" w:bidi="fr-CH"/>
+        </w:rPr>
+        <w:t xml:space="preserve">3.2</w:t>
+      </w:r>
+      <w:r>
+        <w:t xml:space="preserve"> Accès aux données</w:t>
+      </w:r>
+      <w:r>
+        <w:rPr>
+          <w:highlight w:val="none"/>
+          <w:lang w:val="fr-CH" w:bidi="fr-CH"/>
+        </w:rPr>
+      </w:r>
+      <w:bookmarkEnd w:id="37"/>
+      <w:r/>
       <w:r>
         <w:rPr>
           <w:highlight w:val="none"/>
@@ -9512,187 +9718,24 @@
     <w:p>
       <w:pPr>
         <w:pBdr/>
-        <w:shd w:val="nil" w:color="auto"/>
-        <w:spacing/>
-        <w:ind/>
-        <w:rPr>
-          <w:highlight w:val="none"/>
-          <w:lang w:val="fr-CH"/>
-        </w:rPr>
-      </w:pPr>
-      <w:r>
-        <w:rPr>
-          <w:highlight w:val="none"/>
-          <w:lang w:val="fr-CH"/>
-        </w:rPr>
-        <w:br w:type="page" w:clear="all"/>
-      </w:r>
-      <w:r>
-        <w:rPr>
-          <w:highlight w:val="none"/>
-          <w:lang w:val="fr-CH"/>
-        </w:rPr>
-      </w:r>
-      <w:r>
-        <w:rPr>
-          <w:highlight w:val="none"/>
-          <w:lang w:val="fr-CH"/>
-        </w:rPr>
-      </w:r>
-    </w:p>
-    <w:p>
-      <w:pPr>
-        <w:pStyle w:val="979"/>
-        <w:pBdr/>
-        <w:spacing/>
-        <w:ind/>
-        <w:rPr>
-          <w:highlight w:val="none"/>
-          <w:lang w:val="fr-CH"/>
-        </w:rPr>
-      </w:pPr>
-      <w:r/>
-      <w:bookmarkStart w:id="37" w:name="_Toc22"/>
-      <w:r>
-        <w:rPr>
-          <w:highlight w:val="none"/>
-          <w:lang w:val="fr-CH"/>
-        </w:rPr>
-        <w:t xml:space="preserve">3.1.2 Accès aux données</w:t>
-      </w:r>
-      <w:r>
-        <w:rPr>
-          <w:highlight w:val="none"/>
-          <w:lang w:val="fr-CH"/>
-        </w:rPr>
-      </w:r>
-      <w:bookmarkEnd w:id="37"/>
-      <w:r>
-        <w:rPr>
-          <w:highlight w:val="none"/>
-          <w:lang w:val="fr-CH"/>
-        </w:rPr>
-      </w:r>
-      <w:r>
-        <w:rPr>
-          <w:highlight w:val="none"/>
-          <w:lang w:val="fr-CH"/>
-        </w:rPr>
-      </w:r>
-    </w:p>
-    <w:p>
-      <w:pPr>
-        <w:pBdr/>
-        <w:spacing/>
-        <w:ind/>
-        <w:jc w:val="both"/>
-        <w:rPr>
-          <w:highlight w:val="none"/>
-          <w:lang w:val="fr-CH"/>
-        </w:rPr>
+        <w:spacing/>
+        <w:ind/>
+        <w:rPr/>
       </w:pPr>
       <w:r>
         <w:rPr>
           <w:highlight w:val="none"/>
           <w:lang w:val="fr-CH" w:bidi="fr-CH"/>
         </w:rPr>
-        <w:t xml:space="preserve">EntityFramework</w:t>
+        <w:t xml:space="preserve">L'accès et la manipulation des données persistantes reposent sur l'utilisation du framework Entity Framework Core (EF Core). Il agit comme un outil de mapping objet-relationnel (ORM), permettant de faire le pont entre les classes C# de l'application (le mod</w:t>
       </w:r>
       <w:r>
         <w:rPr>
           <w:highlight w:val="none"/>
-          <w:lang w:val="fr-CH"/>
-        </w:rPr>
-      </w:r>
-      <w:r>
-        <w:rPr>
-          <w:highlight w:val="none"/>
-          <w:lang w:val="fr-CH"/>
-        </w:rPr>
-      </w:r>
-    </w:p>
-    <w:p>
-      <w:pPr>
-        <w:pBdr/>
-        <w:spacing/>
-        <w:ind/>
-        <w:jc w:val="both"/>
-        <w:rPr>
-          <w:highlight w:val="none"/>
-          <w:lang w:val="fr-CH"/>
-        </w:rPr>
-      </w:pPr>
-      <w:r>
-        <w:rPr>
-          <w:highlight w:val="none"/>
-          <w:lang w:val="fr-CH"/>
-        </w:rPr>
-      </w:r>
-      <w:r>
-        <w:rPr>
-          <w:highlight w:val="none"/>
-          <w:lang w:val="fr-CH"/>
-        </w:rPr>
-      </w:r>
-      <w:r>
-        <w:rPr>
-          <w:highlight w:val="none"/>
-          <w:lang w:val="fr-CH"/>
-        </w:rPr>
-      </w:r>
-    </w:p>
-    <w:p>
-      <w:pPr>
-        <w:pStyle w:val="977"/>
-        <w:pBdr/>
-        <w:spacing/>
-        <w:ind/>
-        <w:rPr>
-          <w:highlight w:val="none"/>
-          <w:lang w:val="fr-CH"/>
-        </w:rPr>
-      </w:pPr>
-      <w:r/>
-      <w:r/>
-      <w:bookmarkStart w:id="33" w:name="_Toc18"/>
-      <w:r>
-        <w:rPr>
-          <w:highlight w:val="none"/>
-          <w:lang w:val="fr-CH"/>
-        </w:rPr>
-        <w:t xml:space="preserve">3. Conception de l’application</w:t>
-      </w:r>
-      <w:r>
-        <w:rPr>
-          <w:highlight w:val="none"/>
-          <w:lang w:val="fr-CH"/>
-        </w:rPr>
-      </w:r>
-      <w:bookmarkEnd w:id="33"/>
-      <w:r>
-        <w:rPr>
-          <w:highlight w:val="none"/>
-          <w:lang w:val="fr-CH"/>
-        </w:rPr>
-      </w:r>
-      <w:r>
-        <w:rPr>
-          <w:highlight w:val="none"/>
-          <w:lang w:val="fr-CH"/>
-        </w:rPr>
-      </w:r>
-    </w:p>
-    <w:p>
-      <w:pPr>
-        <w:pBdr/>
-        <w:spacing/>
-        <w:ind/>
-        <w:jc w:val="both"/>
-        <w:rPr>
-          <w:highlight w:val="none"/>
           <w:lang w:val="fr-CH" w:bidi="fr-CH"/>
         </w:rPr>
-      </w:pPr>
+        <w:t xml:space="preserve">èle orienté objet) et les tables de la base de données relationnelle locale SQLite. Ce choix technique permet de manipuler les données de manière sécurisée sans avoir à rédiger des requêtes SQL manuelles pour les opérations standards.</w:t>
+      </w:r>
       <w:r>
         <w:rPr>
           <w:highlight w:val="none"/>
@@ -9704,7 +9747,6 @@
           <w:highlight w:val="none"/>
           <w:lang w:val="fr-CH" w:bidi="fr-CH"/>
         </w:rPr>
-        <w:t xml:space="preserve">Cette phase consiste à traduire les besoins et les données précédemment définis en une solution technique concrète.</w:t>
       </w:r>
       <w:r>
         <w:rPr>
@@ -9724,12 +9766,18 @@
         <w:pBdr/>
         <w:spacing/>
         <w:ind/>
-        <w:jc w:val="both"/>
         <w:rPr>
           <w:highlight w:val="none"/>
-          <w:lang w:val="fr-CH"/>
+          <w:lang w:val="fr-CH" w:bidi="fr-CH"/>
         </w:rPr>
       </w:pPr>
+      <w:r>
+        <w:rPr>
+          <w:highlight w:val="none"/>
+          <w:lang w:val="fr-CH" w:bidi="fr-CH"/>
+        </w:rPr>
+        <w:t xml:space="preserve">L'architecture d'accès aux données est divisée en deux composants principaux : le contexte de base de données et le dépôt de données (Repository).</w:t>
+      </w:r>
       <w:r>
         <w:rPr>
           <w:highlight w:val="none"/>
@@ -9745,7 +9793,457 @@
       <w:r>
         <w:rPr>
           <w:highlight w:val="none"/>
+          <w:lang w:val="fr-CH" w:bidi="fr-CH"/>
+        </w:rPr>
+        <w:br/>
+      </w:r>
+      <w:r>
+        <w:rPr>
           <w:lang w:val="fr-CH"/>
+        </w:rPr>
+      </w:r>
+    </w:p>
+    <w:p>
+      <w:pPr>
+        <w:pStyle w:val="993"/>
+        <w:pBdr/>
+        <w:spacing/>
+        <w:ind/>
+        <w:rPr>
+          <w:lang w:val="fr-CH"/>
+        </w:rPr>
+      </w:pPr>
+      <w:r/>
+      <w:bookmarkStart w:id="38" w:name="_Toc23"/>
+      <w:r>
+        <w:rPr>
+          <w:highlight w:val="none"/>
+          <w:lang w:val="fr-CH" w:bidi="fr-CH"/>
+        </w:rPr>
+        <w:t xml:space="preserve">3.2.1 </w:t>
+      </w:r>
+      <w:r>
+        <w:t xml:space="preserve">Le Contexte de Base de Données (MonDbContext)</w:t>
+      </w:r>
+      <w:r>
+        <w:rPr>
+          <w:highlight w:val="none"/>
+          <w:lang w:val="fr-CH" w:bidi="fr-CH"/>
+        </w:rPr>
+      </w:r>
+      <w:bookmarkEnd w:id="38"/>
+      <w:r/>
+      <w:r>
+        <w:rPr>
+          <w:lang w:val="fr-CH"/>
+        </w:rPr>
+      </w:r>
+    </w:p>
+    <w:p>
+      <w:pPr>
+        <w:pBdr/>
+        <w:spacing/>
+        <w:ind/>
+        <w:rPr>
+          <w:highlight w:val="none"/>
+          <w:lang w:val="fr-CH" w:bidi="fr-CH"/>
+        </w:rPr>
+      </w:pPr>
+      <w:r>
+        <w:rPr>
+          <w:highlight w:val="none"/>
+          <w:lang w:val="fr-CH" w:bidi="fr-CH"/>
+        </w:rPr>
+      </w:r>
+      <w:r>
+        <w:rPr>
+          <w:highlight w:val="none"/>
+          <w:lang w:val="fr-CH" w:bidi="fr-CH"/>
+        </w:rPr>
+        <w:t xml:space="preserve">La classe MonDbContext, qui hérite de DbContext, représente la session de connexion avec la base de données. Elle a deux responsabilités majeures :</w:t>
+      </w:r>
+      <w:r>
+        <w:rPr>
+          <w:highlight w:val="none"/>
+          <w:lang w:val="fr-CH" w:bidi="fr-CH"/>
+        </w:rPr>
+      </w:r>
+      <w:r>
+        <w:rPr>
+          <w:lang w:val="fr-CH"/>
+        </w:rPr>
+      </w:r>
+    </w:p>
+    <w:p>
+      <w:pPr>
+        <w:pStyle w:val="1192"/>
+        <w:numPr>
+          <w:ilvl w:val="0"/>
+          <w:numId w:val="78"/>
+        </w:numPr>
+        <w:pBdr/>
+        <w:spacing/>
+        <w:ind/>
+        <w:rPr/>
+      </w:pPr>
+      <w:r>
+        <w:rPr>
+          <w:highlight w:val="none"/>
+          <w:lang w:val="fr-CH" w:bidi="fr-CH"/>
+        </w:rPr>
+        <w:t xml:space="preserve">Configuration de la connexion : La méthode OnConfiguring localise le répertoire d'exécution de l'application et y configure ou lie le fichier de base de données nommé BDD.db.</w:t>
+        <w:br/>
+      </w:r>
+      <w:r>
+        <w:rPr>
+          <w:highlight w:val="none"/>
+          <w:lang w:val="fr-CH" w:bidi="fr-CH"/>
+        </w:rPr>
+      </w:r>
+      <w:r>
+        <w:rPr>
+          <w:highlight w:val="none"/>
+          <w:lang w:val="fr-CH" w:bidi="fr-CH"/>
+        </w:rPr>
+      </w:r>
+      <w:r>
+        <w:rPr>
+          <w:highlight w:val="none"/>
+          <w:lang w:val="fr-CH" w:bidi="fr-CH"/>
+        </w:rPr>
+      </w:r>
+      <w:r>
+        <w:rPr>
+          <w:highlight w:val="none"/>
+          <w:lang w:val="fr-CH" w:bidi="fr-CH"/>
+        </w:rPr>
+      </w:r>
+    </w:p>
+    <w:p>
+      <w:pPr>
+        <w:pStyle w:val="1192"/>
+        <w:numPr>
+          <w:ilvl w:val="0"/>
+          <w:numId w:val="78"/>
+        </w:numPr>
+        <w:pBdr/>
+        <w:spacing/>
+        <w:ind/>
+        <w:rPr>
+          <w:lang w:val="fr-CH"/>
+        </w:rPr>
+      </w:pPr>
+      <w:r>
+        <w:rPr>
+          <w:highlight w:val="none"/>
+          <w:lang w:val="fr-CH" w:bidi="fr-CH"/>
+        </w:rPr>
+        <w:t xml:space="preserve">Définition du schéma (DbSet) : Elle déclare les tables de la base de données via les propriétés DbSet&lt;&gt; pour chaque entité du modèle de données (Note, Module, Branche, Entree, TypeTravail). Entity Framework utilise ces définitions et les relations définies </w:t>
+      </w:r>
+      <w:r>
+        <w:rPr>
+          <w:highlight w:val="none"/>
+          <w:lang w:val="fr-CH" w:bidi="fr-CH"/>
+        </w:rPr>
+        <w:t xml:space="preserve">dans les modèles (clés étrangères) pour générer automatiquement la structure de la base.</w:t>
+        <w:br/>
+      </w:r>
+      <w:r>
+        <w:rPr>
+          <w:highlight w:val="none"/>
+          <w:lang w:val="fr-CH" w:bidi="fr-CH"/>
+        </w:rPr>
+      </w:r>
+      <w:r>
+        <w:rPr>
+          <w:highlight w:val="none"/>
+          <w:lang w:val="fr-CH" w:bidi="fr-CH"/>
+        </w:rPr>
+      </w:r>
+      <w:r>
+        <w:rPr>
+          <w:highlight w:val="none"/>
+          <w:lang w:val="fr-CH" w:bidi="fr-CH"/>
+        </w:rPr>
+      </w:r>
+      <w:r>
+        <w:rPr>
+          <w:lang w:val="fr-CH"/>
+        </w:rPr>
+      </w:r>
+      <w:r>
+        <w:rPr>
+          <w:highlight w:val="none"/>
+          <w:lang w:val="fr-CH" w:bidi="fr-CH"/>
+        </w:rPr>
+      </w:r>
+      <w:r>
+        <w:rPr>
+          <w:highlight w:val="none"/>
+          <w:lang w:val="fr-CH" w:bidi="fr-CH"/>
+        </w:rPr>
+      </w:r>
+      <w:r>
+        <w:rPr>
+          <w:highlight w:val="none"/>
+          <w:lang w:val="fr-CH" w:bidi="fr-CH"/>
+        </w:rPr>
+      </w:r>
+      <w:r>
+        <w:rPr>
+          <w:lang w:val="fr-CH"/>
+        </w:rPr>
+      </w:r>
+    </w:p>
+    <w:p>
+      <w:pPr>
+        <w:pStyle w:val="993"/>
+        <w:pBdr/>
+        <w:spacing/>
+        <w:ind/>
+        <w:rPr>
+          <w:lang w:val="fr-CH"/>
+        </w:rPr>
+      </w:pPr>
+      <w:r/>
+      <w:bookmarkStart w:id="39" w:name="_Toc24"/>
+      <w:r>
+        <w:rPr>
+          <w:highlight w:val="none"/>
+          <w:lang w:val="fr-CH" w:bidi="fr-CH"/>
+        </w:rPr>
+        <w:t xml:space="preserve">3.2.2 </w:t>
+      </w:r>
+      <w:r>
+        <w:rPr>
+          <w:highlight w:val="none"/>
+          <w:lang w:val="fr-CH" w:bidi="fr-CH"/>
+        </w:rPr>
+        <w:t xml:space="preserve">Le Dépôt de Données (DataRepository)</w:t>
+      </w:r>
+      <w:r>
+        <w:rPr>
+          <w:highlight w:val="none"/>
+          <w:lang w:val="fr-CH" w:bidi="fr-CH"/>
+        </w:rPr>
+      </w:r>
+      <w:bookmarkEnd w:id="39"/>
+      <w:r/>
+      <w:r>
+        <w:rPr>
+          <w:lang w:val="fr-CH"/>
+        </w:rPr>
+      </w:r>
+    </w:p>
+    <w:p>
+      <w:pPr>
+        <w:pBdr/>
+        <w:spacing/>
+        <w:ind/>
+        <w:rPr/>
+      </w:pPr>
+      <w:r>
+        <w:rPr>
+          <w:highlight w:val="none"/>
+          <w:lang w:val="fr-CH" w:bidi="fr-CH"/>
+        </w:rPr>
+        <w:t xml:space="preserve">Afin d'isoler la logique d'accès aux données de la logique applicative et de l'interface graphique, l'application implémente le patron de conception Repository via la classe DataRepository.</w:t>
+      </w:r>
+      <w:r>
+        <w:rPr>
+          <w:highlight w:val="none"/>
+          <w:lang w:val="fr-CH" w:bidi="fr-CH"/>
+        </w:rPr>
+      </w:r>
+    </w:p>
+    <w:p>
+      <w:pPr>
+        <w:pBdr/>
+        <w:spacing/>
+        <w:ind/>
+        <w:rPr>
+          <w:highlight w:val="none"/>
+          <w:lang w:val="fr-CH" w:bidi="fr-CH"/>
+        </w:rPr>
+      </w:pPr>
+      <w:r>
+        <w:rPr>
+          <w:highlight w:val="none"/>
+          <w:lang w:val="fr-CH" w:bidi="fr-CH"/>
+        </w:rPr>
+        <w:t xml:space="preserve">Ses rôles et particularités sont les suivants :</w:t>
+      </w:r>
+      <w:r>
+        <w:rPr>
+          <w:highlight w:val="none"/>
+          <w:lang w:val="fr-CH" w:bidi="fr-CH"/>
+        </w:rPr>
+      </w:r>
+      <w:r>
+        <w:rPr>
+          <w:highlight w:val="none"/>
+          <w:lang w:val="fr-CH" w:bidi="fr-CH"/>
+        </w:rPr>
+      </w:r>
+      <w:r>
+        <w:rPr>
+          <w:lang w:val="fr-CH"/>
+        </w:rPr>
+      </w:r>
+    </w:p>
+    <w:p>
+      <w:pPr>
+        <w:pStyle w:val="1192"/>
+        <w:numPr>
+          <w:ilvl w:val="0"/>
+          <w:numId w:val="79"/>
+        </w:numPr>
+        <w:pBdr/>
+        <w:spacing/>
+        <w:ind/>
+        <w:rPr>
+          <w:lang w:val="fr-CH"/>
+        </w:rPr>
+      </w:pPr>
+      <w:r>
+        <w:rPr>
+          <w:highlight w:val="none"/>
+          <w:lang w:val="fr-CH" w:bidi="fr-CH"/>
+        </w:rPr>
+      </w:r>
+      <w:r>
+        <w:t xml:space="preserve">Initialisation et Sécurité : Au démarrage de l'application (instanciation du dépôt), le système vérifie l'existence de la base de données (EnsureCreated()). Une sécurité supplémentaire spécifique à SQLite est implémentée pour vérifier la présence effective</w:t>
+      </w:r>
+      <w:r>
+        <w:t xml:space="preserve"> des tables (ex: table Module) et forcer leur création si le fichier existait mais était vide.</w:t>
+      </w:r>
+      <w:r>
+        <w:rPr>
+          <w:highlight w:val="none"/>
+          <w:lang w:val="fr-CH" w:bidi="fr-CH"/>
+        </w:rPr>
+        <w:br/>
+      </w:r>
+      <w:r>
+        <w:rPr>
+          <w:lang w:val="fr-CH"/>
+        </w:rPr>
+      </w:r>
+    </w:p>
+    <w:p>
+      <w:pPr>
+        <w:pStyle w:val="1192"/>
+        <w:numPr>
+          <w:ilvl w:val="0"/>
+          <w:numId w:val="79"/>
+        </w:numPr>
+        <w:pBdr/>
+        <w:spacing/>
+        <w:ind/>
+        <w:rPr>
+          <w:lang w:val="fr-CH"/>
+        </w:rPr>
+      </w:pPr>
+      <w:r>
+        <w:rPr>
+          <w:highlight w:val="none"/>
+          <w:lang w:val="fr-CH" w:bidi="fr-CH"/>
+        </w:rPr>
+      </w:r>
+      <w:r>
+        <w:t xml:space="preserve">Opérations CRUD : Le dépôt centralise et expose des méthodes dédiées (ex: AjouterModule, ModifierNote, SupprimerEntree) qui interagissent avec le DbContext et enregistrent les changements (SaveChanges).</w:t>
+      </w:r>
+      <w:r>
+        <w:rPr>
+          <w:highlight w:val="none"/>
+          <w:lang w:val="fr-CH" w:bidi="fr-CH"/>
+        </w:rPr>
+        <w:br/>
+      </w:r>
+      <w:r>
+        <w:rPr>
+          <w:lang w:val="fr-CH"/>
+        </w:rPr>
+      </w:r>
+    </w:p>
+    <w:p>
+      <w:pPr>
+        <w:pStyle w:val="1192"/>
+        <w:numPr>
+          <w:ilvl w:val="0"/>
+          <w:numId w:val="79"/>
+        </w:numPr>
+        <w:pBdr/>
+        <w:spacing/>
+        <w:ind/>
+        <w:rPr>
+          <w:lang w:val="fr-CH"/>
+        </w:rPr>
+      </w:pPr>
+      <w:r>
+        <w:rPr>
+          <w:highlight w:val="none"/>
+          <w:lang w:val="fr-CH" w:bidi="fr-CH"/>
+        </w:rPr>
+      </w:r>
+      <w:r>
+        <w:t xml:space="preserve">Chargement Lié (Eager Loading) : Pour la lecture des données, la méthode GetModules() utilise les fonctions .Include() et .ThenInclude(). Cette technique permet de charger en mémoire un module cible accompagné de toute son arborescence (ses branches, ses n</w:t>
+      </w:r>
+      <w:r>
+        <w:t xml:space="preserve">otes, ses entrées de journal et ses types de travail) en une seule opération de lecture. Cela garantit que les calculs de moyennes et de cumuls d'heures disposent immédiatement de toutes les données nécessaires.</w:t>
+      </w:r>
+      <w:r>
+        <w:rPr>
+          <w:highlight w:val="none"/>
+          <w:lang w:val="fr-CH" w:bidi="fr-CH"/>
+        </w:rPr>
+      </w:r>
+      <w:r>
+        <w:rPr>
+          <w:highlight w:val="none"/>
+          <w:lang w:val="fr-CH" w:bidi="fr-CH"/>
+        </w:rPr>
+        <w:br/>
+      </w:r>
+      <w:r>
+        <w:rPr>
+          <w:lang w:val="fr-CH"/>
+        </w:rPr>
+      </w:r>
+    </w:p>
+    <w:p>
+      <w:pPr>
+        <w:pStyle w:val="1192"/>
+        <w:numPr>
+          <w:ilvl w:val="0"/>
+          <w:numId w:val="79"/>
+        </w:numPr>
+        <w:pBdr/>
+        <w:spacing/>
+        <w:ind/>
+        <w:rPr>
+          <w:lang w:val="fr-CH"/>
+        </w:rPr>
+      </w:pPr>
+      <w:r>
+        <w:rPr>
+          <w:highlight w:val="none"/>
+          <w:lang w:val="fr-CH" w:bidi="fr-CH"/>
+        </w:rPr>
+      </w:r>
+      <w:r>
+        <w:t xml:space="preserve">Gestion des ressources : La classe implémente l'interface IDisposable afin d'assurer la fermeture propre de la connexion et d'éviter les fuites de mémoire.</w:t>
+      </w:r>
+      <w:r>
+        <w:rPr>
+          <w:highlight w:val="none"/>
+          <w:lang w:val="fr-CH" w:bidi="fr-CH"/>
+        </w:rPr>
+      </w:r>
+      <w:r>
+        <w:rPr>
+          <w:highlight w:val="none"/>
+          <w:lang w:val="fr-CH" w:bidi="fr-CH"/>
         </w:rPr>
       </w:r>
     </w:p>
@@ -9840,7 +10338,7 @@
         <w:sdtContent>
           <w:p>
             <w:pPr>
-              <w:pStyle w:val="1168"/>
+              <w:pStyle w:val="1182"/>
               <w:pBdr>
                 <w:bottom w:val="single" w:color="000000" w:sz="6" w:space="1"/>
               </w:pBdr>
@@ -9854,7 +10352,7 @@
           </w:p>
           <w:p>
             <w:pPr>
-              <w:pStyle w:val="1168"/>
+              <w:pStyle w:val="1182"/>
               <w:pBdr/>
               <w:spacing/>
               <w:ind/>
@@ -9973,32 +10471,7 @@
                 <w:sz w:val="24"/>
                 <w:szCs w:val="24"/>
               </w:rPr>
-            </w:r>
-            <w:r>
-              <w:rPr>
-                <w:sz w:val="24"/>
-                <w:szCs w:val="24"/>
-              </w:rPr>
-            </w:r>
-            <w:r>
-              <w:rPr>
-                <w:sz w:val="24"/>
-                <w:szCs w:val="24"/>
-              </w:rPr>
-            </w:r>
-            <w:r>
-              <w:rPr>
-                <w:sz w:val="24"/>
-                <w:szCs w:val="24"/>
-              </w:rPr>
               <w:t xml:space="preserve">/</w:t>
-            </w:r>
-            <w:r>
-              <w:rPr>
-                <w:sz w:val="24"/>
-                <w:szCs w:val="24"/>
-                <w:lang w:val="fr-CH"/>
-              </w:rPr>
             </w:r>
             <w:r>
               <w:rPr>
@@ -10030,7 +10503,7 @@
                 <w:szCs w:val="24"/>
                 <w:lang w:val="fr-CH"/>
               </w:rPr>
-              <w:t xml:space="preserve">03.03.26</w:t>
+              <w:t xml:space="preserve">04.03.26</w:t>
             </w:r>
             <w:r>
               <w:rPr>
@@ -10054,27 +10527,6 @@
                 <w:lang w:val="fr-CH"/>
               </w:rPr>
             </w:r>
-            <w:r>
-              <w:rPr>
-                <w:sz w:val="24"/>
-                <w:szCs w:val="24"/>
-                <w:lang w:val="fr-CH"/>
-              </w:rPr>
-            </w:r>
-            <w:r>
-              <w:rPr>
-                <w:sz w:val="24"/>
-                <w:szCs w:val="24"/>
-                <w:lang w:val="fr-CH"/>
-              </w:rPr>
-            </w:r>
-            <w:r>
-              <w:rPr>
-                <w:sz w:val="24"/>
-                <w:szCs w:val="24"/>
-                <w:lang w:val="fr-CH"/>
-              </w:rPr>
-            </w:r>
             <w:r/>
           </w:p>
         </w:sdtContent>
@@ -10088,7 +10540,7 @@
 <w:ftr xmlns:wpc="http://schemas.microsoft.com/office/word/2010/wordprocessingCanvas" xmlns:mc="http://schemas.openxmlformats.org/markup-compatibility/2006" xmlns:o="urn:schemas-microsoft-com:office:office" xmlns:r="http://schemas.openxmlformats.org/officeDocument/2006/relationships" xmlns:m="http://schemas.openxmlformats.org/officeDocument/2006/math" xmlns:v="urn:schemas-microsoft-com:vml" xmlns:wp14="http://schemas.microsoft.com/office/word/2010/wordprocessingDrawing" xmlns:wp="http://schemas.openxmlformats.org/drawingml/2006/wordprocessingDrawing" xmlns:w10="urn:schemas-microsoft-com:office:word" xmlns:w="http://schemas.openxmlformats.org/wordprocessingml/2006/main" xmlns:w14="http://schemas.microsoft.com/office/word/2010/wordml" xmlns:w15="http://schemas.microsoft.com/office/word/2012/wordml" xmlns:wpg="http://schemas.microsoft.com/office/word/2010/wordprocessingGroup" xmlns:wpi="http://schemas.microsoft.com/office/word/2010/wordprocessingInk" xmlns:wne="http://schemas.microsoft.com/office/word/2006/wordml" xmlns:a="http://schemas.openxmlformats.org/drawingml/2006/main" xmlns:wps="http://schemas.microsoft.com/office/word/2010/wordprocessingShape" mc:Ignorable="w14 w15 wp14">
   <w:p>
     <w:pPr>
-      <w:pStyle w:val="1168"/>
+      <w:pStyle w:val="1182"/>
       <w:pBdr/>
       <w:spacing/>
       <w:ind/>
@@ -10104,7 +10556,7 @@
 <w:ftr xmlns:wpc="http://schemas.microsoft.com/office/word/2010/wordprocessingCanvas" xmlns:mc="http://schemas.openxmlformats.org/markup-compatibility/2006" xmlns:o="urn:schemas-microsoft-com:office:office" xmlns:r="http://schemas.openxmlformats.org/officeDocument/2006/relationships" xmlns:m="http://schemas.openxmlformats.org/officeDocument/2006/math" xmlns:v="urn:schemas-microsoft-com:vml" xmlns:wp14="http://schemas.microsoft.com/office/word/2010/wordprocessingDrawing" xmlns:wp="http://schemas.openxmlformats.org/drawingml/2006/wordprocessingDrawing" xmlns:w10="urn:schemas-microsoft-com:office:word" xmlns:w="http://schemas.openxmlformats.org/wordprocessingml/2006/main" xmlns:w14="http://schemas.microsoft.com/office/word/2010/wordml" xmlns:w15="http://schemas.microsoft.com/office/word/2012/wordml" xmlns:wpg="http://schemas.microsoft.com/office/word/2010/wordprocessingGroup" xmlns:wpi="http://schemas.microsoft.com/office/word/2010/wordprocessingInk" xmlns:wne="http://schemas.microsoft.com/office/word/2006/wordml" xmlns:a="http://schemas.openxmlformats.org/drawingml/2006/main" xmlns:wps="http://schemas.microsoft.com/office/word/2010/wordprocessingShape" mc:Ignorable="w14 w15 wp14">
   <w:p>
     <w:pPr>
-      <w:pStyle w:val="1168"/>
+      <w:pStyle w:val="1182"/>
       <w:pBdr/>
       <w:spacing/>
       <w:ind/>
@@ -10165,7 +10617,7 @@
 <w:hdr xmlns:wpc="http://schemas.microsoft.com/office/word/2010/wordprocessingCanvas" xmlns:mc="http://schemas.openxmlformats.org/markup-compatibility/2006" xmlns:o="urn:schemas-microsoft-com:office:office" xmlns:r="http://schemas.openxmlformats.org/officeDocument/2006/relationships" xmlns:m="http://schemas.openxmlformats.org/officeDocument/2006/math" xmlns:v="urn:schemas-microsoft-com:vml" xmlns:wp14="http://schemas.microsoft.com/office/word/2010/wordprocessingDrawing" xmlns:wp="http://schemas.openxmlformats.org/drawingml/2006/wordprocessingDrawing" xmlns:w10="urn:schemas-microsoft-com:office:word" xmlns:w="http://schemas.openxmlformats.org/wordprocessingml/2006/main" xmlns:w14="http://schemas.microsoft.com/office/word/2010/wordml" xmlns:w15="http://schemas.microsoft.com/office/word/2012/wordml" xmlns:wpg="http://schemas.microsoft.com/office/word/2010/wordprocessingGroup" xmlns:wpi="http://schemas.microsoft.com/office/word/2010/wordprocessingInk" xmlns:wne="http://schemas.microsoft.com/office/word/2006/wordml" xmlns:a="http://schemas.openxmlformats.org/drawingml/2006/main" xmlns:wps="http://schemas.microsoft.com/office/word/2010/wordprocessingShape" mc:Ignorable="w14 w15 wp14">
   <w:p>
     <w:pPr>
-      <w:pStyle w:val="1166"/>
+      <w:pStyle w:val="1180"/>
       <w:pBdr>
         <w:bottom w:val="single" w:color="000000" w:sz="6" w:space="1"/>
       </w:pBdr>
@@ -10301,7 +10753,7 @@
 <w:hdr xmlns:wpc="http://schemas.microsoft.com/office/word/2010/wordprocessingCanvas" xmlns:mc="http://schemas.openxmlformats.org/markup-compatibility/2006" xmlns:o="urn:schemas-microsoft-com:office:office" xmlns:r="http://schemas.openxmlformats.org/officeDocument/2006/relationships" xmlns:m="http://schemas.openxmlformats.org/officeDocument/2006/math" xmlns:v="urn:schemas-microsoft-com:vml" xmlns:wp14="http://schemas.microsoft.com/office/word/2010/wordprocessingDrawing" xmlns:wp="http://schemas.openxmlformats.org/drawingml/2006/wordprocessingDrawing" xmlns:w10="urn:schemas-microsoft-com:office:word" xmlns:w="http://schemas.openxmlformats.org/wordprocessingml/2006/main" xmlns:w14="http://schemas.microsoft.com/office/word/2010/wordml" xmlns:w15="http://schemas.microsoft.com/office/word/2012/wordml" xmlns:wpg="http://schemas.microsoft.com/office/word/2010/wordprocessingGroup" xmlns:wpi="http://schemas.microsoft.com/office/word/2010/wordprocessingInk" xmlns:wne="http://schemas.microsoft.com/office/word/2006/wordml" xmlns:a="http://schemas.openxmlformats.org/drawingml/2006/main" xmlns:wps="http://schemas.microsoft.com/office/word/2010/wordprocessingShape" mc:Ignorable="w14 w15 wp14">
   <w:p>
     <w:pPr>
-      <w:pStyle w:val="1166"/>
+      <w:pStyle w:val="1180"/>
       <w:pBdr/>
       <w:spacing/>
       <w:ind/>
@@ -10317,7 +10769,7 @@
 <w:hdr xmlns:wpc="http://schemas.microsoft.com/office/word/2010/wordprocessingCanvas" xmlns:mc="http://schemas.openxmlformats.org/markup-compatibility/2006" xmlns:o="urn:schemas-microsoft-com:office:office" xmlns:r="http://schemas.openxmlformats.org/officeDocument/2006/relationships" xmlns:m="http://schemas.openxmlformats.org/officeDocument/2006/math" xmlns:v="urn:schemas-microsoft-com:vml" xmlns:wp14="http://schemas.microsoft.com/office/word/2010/wordprocessingDrawing" xmlns:wp="http://schemas.openxmlformats.org/drawingml/2006/wordprocessingDrawing" xmlns:w10="urn:schemas-microsoft-com:office:word" xmlns:w="http://schemas.openxmlformats.org/wordprocessingml/2006/main" xmlns:w14="http://schemas.microsoft.com/office/word/2010/wordml" xmlns:w15="http://schemas.microsoft.com/office/word/2012/wordml" xmlns:wpg="http://schemas.microsoft.com/office/word/2010/wordprocessingGroup" xmlns:wpi="http://schemas.microsoft.com/office/word/2010/wordprocessingInk" xmlns:wne="http://schemas.microsoft.com/office/word/2006/wordml" xmlns:a="http://schemas.openxmlformats.org/drawingml/2006/main" xmlns:wps="http://schemas.microsoft.com/office/word/2010/wordprocessingShape" mc:Ignorable="w14 w15 wp14">
   <w:p>
     <w:pPr>
-      <w:pStyle w:val="1166"/>
+      <w:pStyle w:val="1180"/>
       <w:pBdr/>
       <w:spacing/>
       <w:ind/>
@@ -19959,6 +20411,300 @@
   </w:abstractNum>
   <w:abstractNum w:abstractNumId="68">
     <w:nsid w:val="0527C85F"/>
+    <w:lvl w:ilvl="0">
+      <w:isLgl w:val="false"/>
+      <w:lvlJc w:val="left"/>
+      <w:lvlText w:val="·"/>
+      <w:numFmt w:val="bullet"/>
+      <w:pPr>
+        <w:pBdr/>
+        <w:spacing/>
+        <w:ind w:hanging="360" w:left="709"/>
+      </w:pPr>
+      <w:rPr>
+        <w:rFonts w:hint="default" w:ascii="Symbol" w:hAnsi="Symbol" w:eastAsia="Symbol" w:cs="Symbol"/>
+      </w:rPr>
+      <w:start w:val="1"/>
+      <w:suff w:val="tab"/>
+    </w:lvl>
+    <w:lvl w:ilvl="1">
+      <w:isLgl w:val="false"/>
+      <w:lvlJc w:val="left"/>
+      <w:lvlText w:val="o"/>
+      <w:numFmt w:val="bullet"/>
+      <w:pPr>
+        <w:pBdr/>
+        <w:spacing/>
+        <w:ind w:hanging="360" w:left="1429"/>
+      </w:pPr>
+      <w:rPr>
+        <w:rFonts w:hint="default" w:ascii="Courier New" w:hAnsi="Courier New" w:eastAsia="Courier New" w:cs="Courier New"/>
+      </w:rPr>
+      <w:start w:val="1"/>
+      <w:suff w:val="tab"/>
+    </w:lvl>
+    <w:lvl w:ilvl="2">
+      <w:isLgl w:val="false"/>
+      <w:lvlJc w:val="left"/>
+      <w:lvlText w:val="§"/>
+      <w:numFmt w:val="bullet"/>
+      <w:pPr>
+        <w:pBdr/>
+        <w:spacing/>
+        <w:ind w:hanging="360" w:left="2149"/>
+      </w:pPr>
+      <w:rPr>
+        <w:rFonts w:hint="default" w:ascii="Wingdings" w:hAnsi="Wingdings" w:eastAsia="Wingdings" w:cs="Wingdings"/>
+      </w:rPr>
+      <w:start w:val="1"/>
+      <w:suff w:val="tab"/>
+    </w:lvl>
+    <w:lvl w:ilvl="3">
+      <w:isLgl w:val="false"/>
+      <w:lvlJc w:val="left"/>
+      <w:lvlText w:val="·"/>
+      <w:numFmt w:val="bullet"/>
+      <w:pPr>
+        <w:pBdr/>
+        <w:spacing/>
+        <w:ind w:hanging="360" w:left="2869"/>
+      </w:pPr>
+      <w:rPr>
+        <w:rFonts w:hint="default" w:ascii="Symbol" w:hAnsi="Symbol" w:eastAsia="Symbol" w:cs="Symbol"/>
+      </w:rPr>
+      <w:start w:val="1"/>
+      <w:suff w:val="tab"/>
+    </w:lvl>
+    <w:lvl w:ilvl="4">
+      <w:isLgl w:val="false"/>
+      <w:lvlJc w:val="left"/>
+      <w:lvlText w:val="o"/>
+      <w:numFmt w:val="bullet"/>
+      <w:pPr>
+        <w:pBdr/>
+        <w:spacing/>
+        <w:ind w:hanging="360" w:left="3589"/>
+      </w:pPr>
+      <w:rPr>
+        <w:rFonts w:hint="default" w:ascii="Courier New" w:hAnsi="Courier New" w:eastAsia="Courier New" w:cs="Courier New"/>
+      </w:rPr>
+      <w:start w:val="1"/>
+      <w:suff w:val="tab"/>
+    </w:lvl>
+    <w:lvl w:ilvl="5">
+      <w:isLgl w:val="false"/>
+      <w:lvlJc w:val="left"/>
+      <w:lvlText w:val="§"/>
+      <w:numFmt w:val="bullet"/>
+      <w:pPr>
+        <w:pBdr/>
+        <w:spacing/>
+        <w:ind w:hanging="360" w:left="4309"/>
+      </w:pPr>
+      <w:rPr>
+        <w:rFonts w:hint="default" w:ascii="Wingdings" w:hAnsi="Wingdings" w:eastAsia="Wingdings" w:cs="Wingdings"/>
+      </w:rPr>
+      <w:start w:val="1"/>
+      <w:suff w:val="tab"/>
+    </w:lvl>
+    <w:lvl w:ilvl="6">
+      <w:isLgl w:val="false"/>
+      <w:lvlJc w:val="left"/>
+      <w:lvlText w:val="·"/>
+      <w:numFmt w:val="bullet"/>
+      <w:pPr>
+        <w:pBdr/>
+        <w:spacing/>
+        <w:ind w:hanging="360" w:left="5029"/>
+      </w:pPr>
+      <w:rPr>
+        <w:rFonts w:hint="default" w:ascii="Symbol" w:hAnsi="Symbol" w:eastAsia="Symbol" w:cs="Symbol"/>
+      </w:rPr>
+      <w:start w:val="1"/>
+      <w:suff w:val="tab"/>
+    </w:lvl>
+    <w:lvl w:ilvl="7">
+      <w:isLgl w:val="false"/>
+      <w:lvlJc w:val="left"/>
+      <w:lvlText w:val="o"/>
+      <w:numFmt w:val="bullet"/>
+      <w:pPr>
+        <w:pBdr/>
+        <w:spacing/>
+        <w:ind w:hanging="360" w:left="5749"/>
+      </w:pPr>
+      <w:rPr>
+        <w:rFonts w:hint="default" w:ascii="Courier New" w:hAnsi="Courier New" w:eastAsia="Courier New" w:cs="Courier New"/>
+      </w:rPr>
+      <w:start w:val="1"/>
+      <w:suff w:val="tab"/>
+    </w:lvl>
+    <w:lvl w:ilvl="8">
+      <w:isLgl w:val="false"/>
+      <w:lvlJc w:val="left"/>
+      <w:lvlText w:val="§"/>
+      <w:numFmt w:val="bullet"/>
+      <w:pPr>
+        <w:pBdr/>
+        <w:spacing/>
+        <w:ind w:hanging="360" w:left="6469"/>
+      </w:pPr>
+      <w:rPr>
+        <w:rFonts w:hint="default" w:ascii="Wingdings" w:hAnsi="Wingdings" w:eastAsia="Wingdings" w:cs="Wingdings"/>
+      </w:rPr>
+      <w:start w:val="1"/>
+      <w:suff w:val="tab"/>
+    </w:lvl>
+  </w:abstractNum>
+  <w:abstractNum w:abstractNumId="69">
+    <w:nsid w:val="30853EE6"/>
+    <w:lvl w:ilvl="0">
+      <w:isLgl w:val="false"/>
+      <w:lvlJc w:val="left"/>
+      <w:lvlText w:val="·"/>
+      <w:numFmt w:val="bullet"/>
+      <w:pPr>
+        <w:pBdr/>
+        <w:spacing/>
+        <w:ind w:hanging="360" w:left="709"/>
+      </w:pPr>
+      <w:rPr>
+        <w:rFonts w:hint="default" w:ascii="Symbol" w:hAnsi="Symbol" w:eastAsia="Symbol" w:cs="Symbol"/>
+      </w:rPr>
+      <w:start w:val="1"/>
+      <w:suff w:val="tab"/>
+    </w:lvl>
+    <w:lvl w:ilvl="1">
+      <w:isLgl w:val="false"/>
+      <w:lvlJc w:val="left"/>
+      <w:lvlText w:val="o"/>
+      <w:numFmt w:val="bullet"/>
+      <w:pPr>
+        <w:pBdr/>
+        <w:spacing/>
+        <w:ind w:hanging="360" w:left="1429"/>
+      </w:pPr>
+      <w:rPr>
+        <w:rFonts w:hint="default" w:ascii="Courier New" w:hAnsi="Courier New" w:eastAsia="Courier New" w:cs="Courier New"/>
+      </w:rPr>
+      <w:start w:val="1"/>
+      <w:suff w:val="tab"/>
+    </w:lvl>
+    <w:lvl w:ilvl="2">
+      <w:isLgl w:val="false"/>
+      <w:lvlJc w:val="left"/>
+      <w:lvlText w:val="§"/>
+      <w:numFmt w:val="bullet"/>
+      <w:pPr>
+        <w:pBdr/>
+        <w:spacing/>
+        <w:ind w:hanging="360" w:left="2149"/>
+      </w:pPr>
+      <w:rPr>
+        <w:rFonts w:hint="default" w:ascii="Wingdings" w:hAnsi="Wingdings" w:eastAsia="Wingdings" w:cs="Wingdings"/>
+      </w:rPr>
+      <w:start w:val="1"/>
+      <w:suff w:val="tab"/>
+    </w:lvl>
+    <w:lvl w:ilvl="3">
+      <w:isLgl w:val="false"/>
+      <w:lvlJc w:val="left"/>
+      <w:lvlText w:val="·"/>
+      <w:numFmt w:val="bullet"/>
+      <w:pPr>
+        <w:pBdr/>
+        <w:spacing/>
+        <w:ind w:hanging="360" w:left="2869"/>
+      </w:pPr>
+      <w:rPr>
+        <w:rFonts w:hint="default" w:ascii="Symbol" w:hAnsi="Symbol" w:eastAsia="Symbol" w:cs="Symbol"/>
+      </w:rPr>
+      <w:start w:val="1"/>
+      <w:suff w:val="tab"/>
+    </w:lvl>
+    <w:lvl w:ilvl="4">
+      <w:isLgl w:val="false"/>
+      <w:lvlJc w:val="left"/>
+      <w:lvlText w:val="o"/>
+      <w:numFmt w:val="bullet"/>
+      <w:pPr>
+        <w:pBdr/>
+        <w:spacing/>
+        <w:ind w:hanging="360" w:left="3589"/>
+      </w:pPr>
+      <w:rPr>
+        <w:rFonts w:hint="default" w:ascii="Courier New" w:hAnsi="Courier New" w:eastAsia="Courier New" w:cs="Courier New"/>
+      </w:rPr>
+      <w:start w:val="1"/>
+      <w:suff w:val="tab"/>
+    </w:lvl>
+    <w:lvl w:ilvl="5">
+      <w:isLgl w:val="false"/>
+      <w:lvlJc w:val="left"/>
+      <w:lvlText w:val="§"/>
+      <w:numFmt w:val="bullet"/>
+      <w:pPr>
+        <w:pBdr/>
+        <w:spacing/>
+        <w:ind w:hanging="360" w:left="4309"/>
+      </w:pPr>
+      <w:rPr>
+        <w:rFonts w:hint="default" w:ascii="Wingdings" w:hAnsi="Wingdings" w:eastAsia="Wingdings" w:cs="Wingdings"/>
+      </w:rPr>
+      <w:start w:val="1"/>
+      <w:suff w:val="tab"/>
+    </w:lvl>
+    <w:lvl w:ilvl="6">
+      <w:isLgl w:val="false"/>
+      <w:lvlJc w:val="left"/>
+      <w:lvlText w:val="·"/>
+      <w:numFmt w:val="bullet"/>
+      <w:pPr>
+        <w:pBdr/>
+        <w:spacing/>
+        <w:ind w:hanging="360" w:left="5029"/>
+      </w:pPr>
+      <w:rPr>
+        <w:rFonts w:hint="default" w:ascii="Symbol" w:hAnsi="Symbol" w:eastAsia="Symbol" w:cs="Symbol"/>
+      </w:rPr>
+      <w:start w:val="1"/>
+      <w:suff w:val="tab"/>
+    </w:lvl>
+    <w:lvl w:ilvl="7">
+      <w:isLgl w:val="false"/>
+      <w:lvlJc w:val="left"/>
+      <w:lvlText w:val="o"/>
+      <w:numFmt w:val="bullet"/>
+      <w:pPr>
+        <w:pBdr/>
+        <w:spacing/>
+        <w:ind w:hanging="360" w:left="5749"/>
+      </w:pPr>
+      <w:rPr>
+        <w:rFonts w:hint="default" w:ascii="Courier New" w:hAnsi="Courier New" w:eastAsia="Courier New" w:cs="Courier New"/>
+      </w:rPr>
+      <w:start w:val="1"/>
+      <w:suff w:val="tab"/>
+    </w:lvl>
+    <w:lvl w:ilvl="8">
+      <w:isLgl w:val="false"/>
+      <w:lvlJc w:val="left"/>
+      <w:lvlText w:val="§"/>
+      <w:numFmt w:val="bullet"/>
+      <w:pPr>
+        <w:pBdr/>
+        <w:spacing/>
+        <w:ind w:hanging="360" w:left="6469"/>
+      </w:pPr>
+      <w:rPr>
+        <w:rFonts w:hint="default" w:ascii="Wingdings" w:hAnsi="Wingdings" w:eastAsia="Wingdings" w:cs="Wingdings"/>
+      </w:rPr>
+      <w:start w:val="1"/>
+      <w:suff w:val="tab"/>
+    </w:lvl>
+  </w:abstractNum>
+  <w:abstractNum w:abstractNumId="70">
+    <w:nsid w:val="480765D4"/>
     <w:lvl w:ilvl="0">
       <w:isLgl w:val="false"/>
       <w:lvlJc w:val="left"/>
@@ -20335,6 +21081,12 @@
   <w:num w:numId="77">
     <w:abstractNumId w:val="68"/>
   </w:num>
+  <w:num w:numId="78">
+    <w:abstractNumId w:val="69"/>
+  </w:num>
+  <w:num w:numId="79">
+    <w:abstractNumId w:val="70"/>
+  </w:num>
 </w:numbering>
 </file>
 
@@ -20496,7 +21248,7 @@
     <w:lsdException w:name="Bibliography" w:uiPriority="37"/>
     <w:lsdException w:name="TOC Heading" w:uiPriority="39" w:qFormat="1"/>
   </w:latentStyles>
-  <w:style w:type="paragraph" w:styleId="976" w:default="1">
+  <w:style w:type="paragraph" w:styleId="990" w:default="1">
     <w:name w:val="Normal"/>
     <w:qFormat/>
     <w:pPr>
@@ -20508,11 +21260,11 @@
       <w:lang w:val="fr-FR"/>
     </w:rPr>
   </w:style>
-  <w:style w:type="paragraph" w:styleId="977">
+  <w:style w:type="paragraph" w:styleId="991">
     <w:name w:val="Heading 1"/>
-    <w:basedOn w:val="976"/>
-    <w:next w:val="976"/>
-    <w:link w:val="1170"/>
+    <w:basedOn w:val="990"/>
+    <w:next w:val="990"/>
+    <w:link w:val="1184"/>
     <w:uiPriority w:val="9"/>
     <w:qFormat/>
     <w:pPr>
@@ -20530,11 +21282,11 @@
       <w:szCs w:val="32"/>
     </w:rPr>
   </w:style>
-  <w:style w:type="paragraph" w:styleId="978">
+  <w:style w:type="paragraph" w:styleId="992">
     <w:name w:val="Heading 2"/>
-    <w:basedOn w:val="976"/>
-    <w:next w:val="976"/>
-    <w:link w:val="1176"/>
+    <w:basedOn w:val="990"/>
+    <w:next w:val="990"/>
+    <w:link w:val="1190"/>
     <w:uiPriority w:val="9"/>
     <w:unhideWhenUsed/>
     <w:qFormat/>
@@ -20553,11 +21305,11 @@
       <w:szCs w:val="26"/>
     </w:rPr>
   </w:style>
-  <w:style w:type="paragraph" w:styleId="979">
+  <w:style w:type="paragraph" w:styleId="993">
     <w:name w:val="Heading 3"/>
-    <w:basedOn w:val="976"/>
-    <w:next w:val="976"/>
-    <w:link w:val="1188"/>
+    <w:basedOn w:val="990"/>
+    <w:next w:val="990"/>
+    <w:link w:val="1202"/>
     <w:uiPriority w:val="9"/>
     <w:unhideWhenUsed/>
     <w:qFormat/>
@@ -20576,11 +21328,11 @@
       <w:szCs w:val="24"/>
     </w:rPr>
   </w:style>
-  <w:style w:type="paragraph" w:styleId="980">
+  <w:style w:type="paragraph" w:styleId="994">
     <w:name w:val="Heading 4"/>
-    <w:basedOn w:val="976"/>
-    <w:next w:val="976"/>
-    <w:link w:val="1129"/>
+    <w:basedOn w:val="990"/>
+    <w:next w:val="990"/>
+    <w:link w:val="1143"/>
     <w:uiPriority w:val="9"/>
     <w:unhideWhenUsed/>
     <w:qFormat/>
@@ -20599,11 +21351,11 @@
       <w:color w:val="2f5496" w:themeColor="accent1" w:themeShade="BF"/>
     </w:rPr>
   </w:style>
-  <w:style w:type="paragraph" w:styleId="981">
+  <w:style w:type="paragraph" w:styleId="995">
     <w:name w:val="Heading 5"/>
-    <w:basedOn w:val="976"/>
-    <w:next w:val="976"/>
-    <w:link w:val="1130"/>
+    <w:basedOn w:val="990"/>
+    <w:next w:val="990"/>
+    <w:link w:val="1144"/>
     <w:uiPriority w:val="9"/>
     <w:unhideWhenUsed/>
     <w:qFormat/>
@@ -20620,11 +21372,11 @@
       <w:color w:val="2f5496" w:themeColor="accent1" w:themeShade="BF"/>
     </w:rPr>
   </w:style>
-  <w:style w:type="paragraph" w:styleId="982">
+  <w:style w:type="paragraph" w:styleId="996">
     <w:name w:val="Heading 6"/>
-    <w:basedOn w:val="976"/>
-    <w:next w:val="976"/>
-    <w:link w:val="1131"/>
+    <w:basedOn w:val="990"/>
+    <w:next w:val="990"/>
+    <w:link w:val="1145"/>
     <w:uiPriority w:val="9"/>
     <w:unhideWhenUsed/>
     <w:qFormat/>
@@ -20643,11 +21395,11 @@
       <w:color w:val="595959" w:themeColor="text1" w:themeTint="A6"/>
     </w:rPr>
   </w:style>
-  <w:style w:type="paragraph" w:styleId="983">
+  <w:style w:type="paragraph" w:styleId="997">
     <w:name w:val="Heading 7"/>
-    <w:basedOn w:val="976"/>
-    <w:next w:val="976"/>
-    <w:link w:val="1132"/>
+    <w:basedOn w:val="990"/>
+    <w:next w:val="990"/>
+    <w:link w:val="1146"/>
     <w:uiPriority w:val="9"/>
     <w:unhideWhenUsed/>
     <w:qFormat/>
@@ -20664,11 +21416,11 @@
       <w:color w:val="595959" w:themeColor="text1" w:themeTint="A6"/>
     </w:rPr>
   </w:style>
-  <w:style w:type="paragraph" w:styleId="984">
+  <w:style w:type="paragraph" w:styleId="998">
     <w:name w:val="Heading 8"/>
-    <w:basedOn w:val="976"/>
-    <w:next w:val="976"/>
-    <w:link w:val="1133"/>
+    <w:basedOn w:val="990"/>
+    <w:next w:val="990"/>
+    <w:link w:val="1147"/>
     <w:uiPriority w:val="9"/>
     <w:unhideWhenUsed/>
     <w:qFormat/>
@@ -20687,11 +21439,11 @@
       <w:color w:val="272727" w:themeColor="text1" w:themeTint="D8"/>
     </w:rPr>
   </w:style>
-  <w:style w:type="paragraph" w:styleId="985">
+  <w:style w:type="paragraph" w:styleId="999">
     <w:name w:val="Heading 9"/>
-    <w:basedOn w:val="976"/>
-    <w:next w:val="976"/>
-    <w:link w:val="1134"/>
+    <w:basedOn w:val="990"/>
+    <w:next w:val="990"/>
+    <w:link w:val="1148"/>
     <w:uiPriority w:val="9"/>
     <w:unhideWhenUsed/>
     <w:qFormat/>
@@ -20710,7 +21462,7 @@
       <w:color w:val="272727" w:themeColor="text1" w:themeTint="D8"/>
     </w:rPr>
   </w:style>
-  <w:style w:type="character" w:styleId="986" w:default="1">
+  <w:style w:type="character" w:styleId="1000" w:default="1">
     <w:name w:val="Default Paragraph Font"/>
     <w:uiPriority w:val="1"/>
     <w:semiHidden/>
@@ -20721,7 +21473,7 @@
       <w:ind/>
     </w:pPr>
   </w:style>
-  <w:style w:type="table" w:styleId="987" w:default="1">
+  <w:style w:type="table" w:styleId="1001" w:default="1">
     <w:name w:val="Normal Table"/>
     <w:uiPriority w:val="99"/>
     <w:semiHidden/>
@@ -20914,7 +21666,7 @@
       </w:tcPr>
     </w:tblStylePr>
   </w:style>
-  <w:style w:type="numbering" w:styleId="988" w:default="1">
+  <w:style w:type="numbering" w:styleId="1002" w:default="1">
     <w:name w:val="No List"/>
     <w:uiPriority w:val="99"/>
     <w:semiHidden/>
@@ -20925,9 +21677,9 @@
       <w:ind/>
     </w:pPr>
   </w:style>
-  <w:style w:type="character" w:styleId="989">
+  <w:style w:type="character" w:styleId="1003">
     <w:name w:val="Placeholder Text"/>
-    <w:basedOn w:val="986"/>
+    <w:basedOn w:val="1000"/>
     <w:uiPriority w:val="99"/>
     <w:semiHidden/>
     <w:pPr>
@@ -20939,9 +21691,9 @@
       <w:color w:val="666666"/>
     </w:rPr>
   </w:style>
-  <w:style w:type="character" w:styleId="990" w:customStyle="1">
+  <w:style w:type="character" w:styleId="1004" w:customStyle="1">
     <w:name w:val="Heading 4 Char"/>
-    <w:basedOn w:val="986"/>
+    <w:basedOn w:val="1000"/>
     <w:uiPriority w:val="9"/>
     <w:pPr>
       <w:pBdr/>
@@ -20955,9 +21707,9 @@
       <w:color w:val="2f5496" w:themeColor="accent1" w:themeShade="BF"/>
     </w:rPr>
   </w:style>
-  <w:style w:type="character" w:styleId="991" w:customStyle="1">
+  <w:style w:type="character" w:styleId="1005" w:customStyle="1">
     <w:name w:val="Heading 5 Char"/>
-    <w:basedOn w:val="986"/>
+    <w:basedOn w:val="1000"/>
     <w:uiPriority w:val="9"/>
     <w:pPr>
       <w:pBdr/>
@@ -20969,9 +21721,9 @@
       <w:color w:val="2f5496" w:themeColor="accent1" w:themeShade="BF"/>
     </w:rPr>
   </w:style>
-  <w:style w:type="character" w:styleId="992" w:customStyle="1">
+  <w:style w:type="character" w:styleId="1006" w:customStyle="1">
     <w:name w:val="Heading 6 Char"/>
-    <w:basedOn w:val="986"/>
+    <w:basedOn w:val="1000"/>
     <w:uiPriority w:val="9"/>
     <w:pPr>
       <w:pBdr/>
@@ -20985,9 +21737,9 @@
       <w:color w:val="595959" w:themeColor="text1" w:themeTint="A6"/>
     </w:rPr>
   </w:style>
-  <w:style w:type="character" w:styleId="993" w:customStyle="1">
+  <w:style w:type="character" w:styleId="1007" w:customStyle="1">
     <w:name w:val="Heading 7 Char"/>
-    <w:basedOn w:val="986"/>
+    <w:basedOn w:val="1000"/>
     <w:uiPriority w:val="9"/>
     <w:pPr>
       <w:pBdr/>
@@ -20999,9 +21751,9 @@
       <w:color w:val="595959" w:themeColor="text1" w:themeTint="A6"/>
     </w:rPr>
   </w:style>
-  <w:style w:type="character" w:styleId="994" w:customStyle="1">
+  <w:style w:type="character" w:styleId="1008" w:customStyle="1">
     <w:name w:val="Heading 8 Char"/>
-    <w:basedOn w:val="986"/>
+    <w:basedOn w:val="1000"/>
     <w:uiPriority w:val="9"/>
     <w:pPr>
       <w:pBdr/>
@@ -21015,9 +21767,9 @@
       <w:color w:val="272727" w:themeColor="text1" w:themeTint="D8"/>
     </w:rPr>
   </w:style>
-  <w:style w:type="character" w:styleId="995" w:customStyle="1">
+  <w:style w:type="character" w:styleId="1009" w:customStyle="1">
     <w:name w:val="Heading 9 Char"/>
-    <w:basedOn w:val="986"/>
+    <w:basedOn w:val="1000"/>
     <w:uiPriority w:val="9"/>
     <w:pPr>
       <w:pBdr/>
@@ -21031,9 +21783,9 @@
       <w:color w:val="272727" w:themeColor="text1" w:themeTint="D8"/>
     </w:rPr>
   </w:style>
-  <w:style w:type="character" w:styleId="996" w:customStyle="1">
+  <w:style w:type="character" w:styleId="1010" w:customStyle="1">
     <w:name w:val="Title Char"/>
-    <w:basedOn w:val="986"/>
+    <w:basedOn w:val="1000"/>
     <w:uiPriority w:val="10"/>
     <w:pPr>
       <w:pBdr/>
@@ -21047,9 +21799,9 @@
       <w:szCs w:val="56"/>
     </w:rPr>
   </w:style>
-  <w:style w:type="character" w:styleId="997" w:customStyle="1">
+  <w:style w:type="character" w:styleId="1011" w:customStyle="1">
     <w:name w:val="Subtitle Char"/>
-    <w:basedOn w:val="986"/>
+    <w:basedOn w:val="1000"/>
     <w:uiPriority w:val="11"/>
     <w:pPr>
       <w:pBdr/>
@@ -21063,9 +21815,9 @@
       <w:szCs w:val="28"/>
     </w:rPr>
   </w:style>
-  <w:style w:type="character" w:styleId="998" w:customStyle="1">
+  <w:style w:type="character" w:styleId="1012" w:customStyle="1">
     <w:name w:val="Quote Char"/>
-    <w:basedOn w:val="986"/>
+    <w:basedOn w:val="1000"/>
     <w:uiPriority w:val="29"/>
     <w:pPr>
       <w:pBdr/>
@@ -21078,9 +21830,9 @@
       <w:color w:val="404040" w:themeColor="text1" w:themeTint="BF"/>
     </w:rPr>
   </w:style>
-  <w:style w:type="character" w:styleId="999" w:customStyle="1">
+  <w:style w:type="character" w:styleId="1013" w:customStyle="1">
     <w:name w:val="Intense Quote Char"/>
-    <w:basedOn w:val="986"/>
+    <w:basedOn w:val="1000"/>
     <w:uiPriority w:val="30"/>
     <w:pPr>
       <w:pBdr/>
@@ -21093,9 +21845,9 @@
       <w:color w:val="2f5496" w:themeColor="accent1" w:themeShade="BF"/>
     </w:rPr>
   </w:style>
-  <w:style w:type="character" w:styleId="1000" w:customStyle="1">
+  <w:style w:type="character" w:styleId="1014" w:customStyle="1">
     <w:name w:val="Footnote Text Char"/>
-    <w:basedOn w:val="986"/>
+    <w:basedOn w:val="1000"/>
     <w:uiPriority w:val="99"/>
     <w:semiHidden/>
     <w:pPr>
@@ -21108,9 +21860,9 @@
       <w:szCs w:val="20"/>
     </w:rPr>
   </w:style>
-  <w:style w:type="character" w:styleId="1001" w:customStyle="1">
+  <w:style w:type="character" w:styleId="1015" w:customStyle="1">
     <w:name w:val="Endnote Text Char"/>
-    <w:basedOn w:val="986"/>
+    <w:basedOn w:val="1000"/>
     <w:uiPriority w:val="99"/>
     <w:semiHidden/>
     <w:pPr>
@@ -21123,9 +21875,9 @@
       <w:szCs w:val="20"/>
     </w:rPr>
   </w:style>
-  <w:style w:type="table" w:styleId="1002" w:customStyle="1">
+  <w:style w:type="table" w:styleId="1016" w:customStyle="1">
     <w:name w:val="Table Grid Light"/>
-    <w:basedOn w:val="987"/>
+    <w:basedOn w:val="1001"/>
     <w:uiPriority w:val="59"/>
     <w:pPr>
       <w:pBdr/>
@@ -21315,9 +22067,9 @@
       </w:tcPr>
     </w:tblStylePr>
   </w:style>
-  <w:style w:type="table" w:styleId="1003">
+  <w:style w:type="table" w:styleId="1017">
     <w:name w:val="Plain Table 1"/>
-    <w:basedOn w:val="987"/>
+    <w:basedOn w:val="1001"/>
     <w:uiPriority w:val="59"/>
     <w:pPr>
       <w:pBdr/>
@@ -21533,9 +22285,9 @@
       </w:tcPr>
     </w:tblStylePr>
   </w:style>
-  <w:style w:type="table" w:styleId="1004">
+  <w:style w:type="table" w:styleId="1018">
     <w:name w:val="Plain Table 2"/>
-    <w:basedOn w:val="987"/>
+    <w:basedOn w:val="1001"/>
     <w:uiPriority w:val="59"/>
     <w:pPr>
       <w:pBdr/>
@@ -21759,9 +22511,9 @@
       </w:tcPr>
     </w:tblStylePr>
   </w:style>
-  <w:style w:type="table" w:styleId="1005">
+  <w:style w:type="table" w:styleId="1019">
     <w:name w:val="Plain Table 3"/>
-    <w:basedOn w:val="987"/>
+    <w:basedOn w:val="1001"/>
     <w:uiPriority w:val="99"/>
     <w:pPr>
       <w:pBdr/>
@@ -21988,9 +22740,9 @@
       </w:tcPr>
     </w:tblStylePr>
   </w:style>
-  <w:style w:type="table" w:styleId="1006">
+  <w:style w:type="table" w:styleId="1020">
     <w:name w:val="Plain Table 4"/>
-    <w:basedOn w:val="987"/>
+    <w:basedOn w:val="1001"/>
     <w:uiPriority w:val="99"/>
     <w:pPr>
       <w:pBdr/>
@@ -22203,9 +22955,9 @@
       </w:tcPr>
     </w:tblStylePr>
   </w:style>
-  <w:style w:type="table" w:styleId="1007">
+  <w:style w:type="table" w:styleId="1021">
     <w:name w:val="Plain Table 5"/>
-    <w:basedOn w:val="987"/>
+    <w:basedOn w:val="1001"/>
     <w:uiPriority w:val="99"/>
     <w:pPr>
       <w:pBdr/>
@@ -22435,9 +23187,9 @@
       </w:tcPr>
     </w:tblStylePr>
   </w:style>
-  <w:style w:type="table" w:styleId="1008">
+  <w:style w:type="table" w:styleId="1022">
     <w:name w:val="Grid Table 1 Light"/>
-    <w:basedOn w:val="987"/>
+    <w:basedOn w:val="1001"/>
     <w:uiPriority w:val="99"/>
     <w:pPr>
       <w:pBdr/>
@@ -22657,9 +23409,9 @@
       </w:tcPr>
     </w:tblStylePr>
   </w:style>
-  <w:style w:type="table" w:styleId="1009" w:customStyle="1">
+  <w:style w:type="table" w:styleId="1023" w:customStyle="1">
     <w:name w:val="Grid Table 1 Light - Accent 1"/>
-    <w:basedOn w:val="987"/>
+    <w:basedOn w:val="1001"/>
     <w:uiPriority w:val="99"/>
     <w:pPr>
       <w:pBdr/>
@@ -22879,9 +23631,9 @@
       </w:tcPr>
     </w:tblStylePr>
   </w:style>
-  <w:style w:type="table" w:styleId="1010" w:customStyle="1">
+  <w:style w:type="table" w:styleId="1024" w:customStyle="1">
     <w:name w:val="Grid Table 1 Light - Accent 2"/>
-    <w:basedOn w:val="987"/>
+    <w:basedOn w:val="1001"/>
     <w:uiPriority w:val="99"/>
     <w:pPr>
       <w:pBdr/>
@@ -23101,9 +23853,9 @@
       </w:tcPr>
     </w:tblStylePr>
   </w:style>
-  <w:style w:type="table" w:styleId="1011" w:customStyle="1">
+  <w:style w:type="table" w:styleId="1025" w:customStyle="1">
     <w:name w:val="Grid Table 1 Light - Accent 3"/>
-    <w:basedOn w:val="987"/>
+    <w:basedOn w:val="1001"/>
     <w:uiPriority w:val="99"/>
     <w:pPr>
       <w:pBdr/>
@@ -23323,9 +24075,9 @@
       </w:tcPr>
     </w:tblStylePr>
   </w:style>
-  <w:style w:type="table" w:styleId="1012" w:customStyle="1">
+  <w:style w:type="table" w:styleId="1026" w:customStyle="1">
     <w:name w:val="Grid Table 1 Light - Accent 4"/>
-    <w:basedOn w:val="987"/>
+    <w:basedOn w:val="1001"/>
     <w:uiPriority w:val="99"/>
     <w:pPr>
       <w:pBdr/>
@@ -23545,9 +24297,9 @@
       </w:tcPr>
     </w:tblStylePr>
   </w:style>
-  <w:style w:type="table" w:styleId="1013" w:customStyle="1">
+  <w:style w:type="table" w:styleId="1027" w:customStyle="1">
     <w:name w:val="Grid Table 1 Light - Accent 5"/>
-    <w:basedOn w:val="987"/>
+    <w:basedOn w:val="1001"/>
     <w:uiPriority w:val="99"/>
     <w:pPr>
       <w:pBdr/>
@@ -23767,9 +24519,9 @@
       </w:tcPr>
     </w:tblStylePr>
   </w:style>
-  <w:style w:type="table" w:styleId="1014" w:customStyle="1">
+  <w:style w:type="table" w:styleId="1028" w:customStyle="1">
     <w:name w:val="Grid Table 1 Light - Accent 6"/>
-    <w:basedOn w:val="987"/>
+    <w:basedOn w:val="1001"/>
     <w:uiPriority w:val="99"/>
     <w:pPr>
       <w:pBdr/>
@@ -23989,9 +24741,9 @@
       </w:tcPr>
     </w:tblStylePr>
   </w:style>
-  <w:style w:type="table" w:styleId="1015">
+  <w:style w:type="table" w:styleId="1029">
     <w:name w:val="Grid Table 2"/>
-    <w:basedOn w:val="987"/>
+    <w:basedOn w:val="1001"/>
     <w:uiPriority w:val="99"/>
     <w:pPr>
       <w:pBdr/>
@@ -24220,9 +24972,9 @@
       </w:tcPr>
     </w:tblStylePr>
   </w:style>
-  <w:style w:type="table" w:styleId="1016" w:customStyle="1">
+  <w:style w:type="table" w:styleId="1030" w:customStyle="1">
     <w:name w:val="Grid Table 2 - Accent 1"/>
-    <w:basedOn w:val="987"/>
+    <w:basedOn w:val="1001"/>
     <w:uiPriority w:val="99"/>
     <w:pPr>
       <w:pBdr/>
@@ -24451,9 +25203,9 @@
       </w:tcPr>
     </w:tblStylePr>
   </w:style>
-  <w:style w:type="table" w:styleId="1017" w:customStyle="1">
+  <w:style w:type="table" w:styleId="1031" w:customStyle="1">
     <w:name w:val="Grid Table 2 - Accent 2"/>
-    <w:basedOn w:val="987"/>
+    <w:basedOn w:val="1001"/>
     <w:uiPriority w:val="99"/>
     <w:pPr>
       <w:pBdr/>
@@ -24682,9 +25434,9 @@
       </w:tcPr>
     </w:tblStylePr>
   </w:style>
-  <w:style w:type="table" w:styleId="1018" w:customStyle="1">
+  <w:style w:type="table" w:styleId="1032" w:customStyle="1">
     <w:name w:val="Grid Table 2 - Accent 3"/>
-    <w:basedOn w:val="987"/>
+    <w:basedOn w:val="1001"/>
     <w:uiPriority w:val="99"/>
     <w:pPr>
       <w:pBdr/>
@@ -24913,9 +25665,9 @@
       </w:tcPr>
     </w:tblStylePr>
   </w:style>
-  <w:style w:type="table" w:styleId="1019" w:customStyle="1">
+  <w:style w:type="table" w:styleId="1033" w:customStyle="1">
     <w:name w:val="Grid Table 2 - Accent 4"/>
-    <w:basedOn w:val="987"/>
+    <w:basedOn w:val="1001"/>
     <w:uiPriority w:val="99"/>
     <w:pPr>
       <w:pBdr/>
@@ -25144,9 +25896,9 @@
       </w:tcPr>
     </w:tblStylePr>
   </w:style>
-  <w:style w:type="table" w:styleId="1020" w:customStyle="1">
+  <w:style w:type="table" w:styleId="1034" w:customStyle="1">
     <w:name w:val="Grid Table 2 - Accent 5"/>
-    <w:basedOn w:val="987"/>
+    <w:basedOn w:val="1001"/>
     <w:uiPriority w:val="99"/>
     <w:pPr>
       <w:pBdr/>
@@ -25375,9 +26127,9 @@
       </w:tcPr>
     </w:tblStylePr>
   </w:style>
-  <w:style w:type="table" w:styleId="1021" w:customStyle="1">
+  <w:style w:type="table" w:styleId="1035" w:customStyle="1">
     <w:name w:val="Grid Table 2 - Accent 6"/>
-    <w:basedOn w:val="987"/>
+    <w:basedOn w:val="1001"/>
     <w:uiPriority w:val="99"/>
     <w:pPr>
       <w:pBdr/>
@@ -25606,9 +26358,9 @@
       </w:tcPr>
     </w:tblStylePr>
   </w:style>
-  <w:style w:type="table" w:styleId="1022">
+  <w:style w:type="table" w:styleId="1036">
     <w:name w:val="Grid Table 3"/>
-    <w:basedOn w:val="987"/>
+    <w:basedOn w:val="1001"/>
     <w:uiPriority w:val="99"/>
     <w:pPr>
       <w:pBdr/>
@@ -25850,9 +26602,9 @@
       </w:tcPr>
     </w:tblStylePr>
   </w:style>
-  <w:style w:type="table" w:styleId="1023" w:customStyle="1">
+  <w:style w:type="table" w:styleId="1037" w:customStyle="1">
     <w:name w:val="Grid Table 3 - Accent 1"/>
-    <w:basedOn w:val="987"/>
+    <w:basedOn w:val="1001"/>
     <w:uiPriority w:val="99"/>
     <w:pPr>
       <w:pBdr/>
@@ -26094,9 +26846,9 @@
       </w:tcPr>
     </w:tblStylePr>
   </w:style>
-  <w:style w:type="table" w:styleId="1024" w:customStyle="1">
+  <w:style w:type="table" w:styleId="1038" w:customStyle="1">
     <w:name w:val="Grid Table 3 - Accent 2"/>
-    <w:basedOn w:val="987"/>
+    <w:basedOn w:val="1001"/>
     <w:uiPriority w:val="99"/>
     <w:pPr>
       <w:pBdr/>
@@ -26338,9 +27090,9 @@
       </w:tcPr>
     </w:tblStylePr>
   </w:style>
-  <w:style w:type="table" w:styleId="1025" w:customStyle="1">
+  <w:style w:type="table" w:styleId="1039" w:customStyle="1">
     <w:name w:val="Grid Table 3 - Accent 3"/>
-    <w:basedOn w:val="987"/>
+    <w:basedOn w:val="1001"/>
     <w:uiPriority w:val="99"/>
     <w:pPr>
       <w:pBdr/>
@@ -26582,9 +27334,9 @@
       </w:tcPr>
     </w:tblStylePr>
   </w:style>
-  <w:style w:type="table" w:styleId="1026" w:customStyle="1">
+  <w:style w:type="table" w:styleId="1040" w:customStyle="1">
     <w:name w:val="Grid Table 3 - Accent 4"/>
-    <w:basedOn w:val="987"/>
+    <w:basedOn w:val="1001"/>
     <w:uiPriority w:val="99"/>
     <w:pPr>
       <w:pBdr/>
@@ -26826,9 +27578,9 @@
       </w:tcPr>
     </w:tblStylePr>
   </w:style>
-  <w:style w:type="table" w:styleId="1027" w:customStyle="1">
+  <w:style w:type="table" w:styleId="1041" w:customStyle="1">
     <w:name w:val="Grid Table 3 - Accent 5"/>
-    <w:basedOn w:val="987"/>
+    <w:basedOn w:val="1001"/>
     <w:uiPriority w:val="99"/>
     <w:pPr>
       <w:pBdr/>
@@ -27070,9 +27822,9 @@
       </w:tcPr>
     </w:tblStylePr>
   </w:style>
-  <w:style w:type="table" w:styleId="1028" w:customStyle="1">
+  <w:style w:type="table" w:styleId="1042" w:customStyle="1">
     <w:name w:val="Grid Table 3 - Accent 6"/>
-    <w:basedOn w:val="987"/>
+    <w:basedOn w:val="1001"/>
     <w:uiPriority w:val="99"/>
     <w:pPr>
       <w:pBdr/>
@@ -27314,9 +28066,9 @@
       </w:tcPr>
     </w:tblStylePr>
   </w:style>
-  <w:style w:type="table" w:styleId="1029" w:customStyle="1">
+  <w:style w:type="table" w:styleId="1043" w:customStyle="1">
     <w:name w:val="Grid Table 4 - Accent 1"/>
-    <w:basedOn w:val="987"/>
+    <w:basedOn w:val="1001"/>
     <w:uiPriority w:val="59"/>
     <w:pPr>
       <w:pBdr/>
@@ -27546,9 +28298,9 @@
       </w:tcPr>
     </w:tblStylePr>
   </w:style>
-  <w:style w:type="table" w:styleId="1030" w:customStyle="1">
+  <w:style w:type="table" w:styleId="1044" w:customStyle="1">
     <w:name w:val="Grid Table 4 - Accent 2"/>
-    <w:basedOn w:val="987"/>
+    <w:basedOn w:val="1001"/>
     <w:uiPriority w:val="59"/>
     <w:pPr>
       <w:pBdr/>
@@ -27778,9 +28530,9 @@
       </w:tcPr>
     </w:tblStylePr>
   </w:style>
-  <w:style w:type="table" w:styleId="1031" w:customStyle="1">
+  <w:style w:type="table" w:styleId="1045" w:customStyle="1">
     <w:name w:val="Grid Table 4 - Accent 3"/>
-    <w:basedOn w:val="987"/>
+    <w:basedOn w:val="1001"/>
     <w:uiPriority w:val="59"/>
     <w:pPr>
       <w:pBdr/>
@@ -28010,9 +28762,9 @@
       </w:tcPr>
     </w:tblStylePr>
   </w:style>
-  <w:style w:type="table" w:styleId="1032" w:customStyle="1">
+  <w:style w:type="table" w:styleId="1046" w:customStyle="1">
     <w:name w:val="Grid Table 4 - Accent 4"/>
-    <w:basedOn w:val="987"/>
+    <w:basedOn w:val="1001"/>
     <w:uiPriority w:val="59"/>
     <w:pPr>
       <w:pBdr/>
@@ -28242,9 +28994,9 @@
       </w:tcPr>
     </w:tblStylePr>
   </w:style>
-  <w:style w:type="table" w:styleId="1033" w:customStyle="1">
+  <w:style w:type="table" w:styleId="1047" w:customStyle="1">
     <w:name w:val="Grid Table 4 - Accent 5"/>
-    <w:basedOn w:val="987"/>
+    <w:basedOn w:val="1001"/>
     <w:uiPriority w:val="59"/>
     <w:pPr>
       <w:pBdr/>
@@ -28474,9 +29226,9 @@
       </w:tcPr>
     </w:tblStylePr>
   </w:style>
-  <w:style w:type="table" w:styleId="1034" w:customStyle="1">
+  <w:style w:type="table" w:styleId="1048" w:customStyle="1">
     <w:name w:val="Grid Table 4 - Accent 6"/>
-    <w:basedOn w:val="987"/>
+    <w:basedOn w:val="1001"/>
     <w:uiPriority w:val="59"/>
     <w:pPr>
       <w:pBdr/>
@@ -28706,9 +29458,9 @@
       </w:tcPr>
     </w:tblStylePr>
   </w:style>
-  <w:style w:type="table" w:styleId="1035">
+  <w:style w:type="table" w:styleId="1049">
     <w:name w:val="Grid Table 5 Dark"/>
-    <w:basedOn w:val="987"/>
+    <w:basedOn w:val="1001"/>
     <w:uiPriority w:val="99"/>
     <w:pPr>
       <w:pBdr/>
@@ -28933,9 +29685,9 @@
       </w:tcPr>
     </w:tblStylePr>
   </w:style>
-  <w:style w:type="table" w:styleId="1036" w:customStyle="1">
+  <w:style w:type="table" w:styleId="1050" w:customStyle="1">
     <w:name w:val="Grid Table 5 Dark- Accent 1"/>
-    <w:basedOn w:val="987"/>
+    <w:basedOn w:val="1001"/>
     <w:uiPriority w:val="99"/>
     <w:pPr>
       <w:pBdr/>
@@ -29160,9 +29912,9 @@
       </w:tcPr>
     </w:tblStylePr>
   </w:style>
-  <w:style w:type="table" w:styleId="1037" w:customStyle="1">
+  <w:style w:type="table" w:styleId="1051" w:customStyle="1">
     <w:name w:val="Grid Table 5 Dark - Accent 2"/>
-    <w:basedOn w:val="987"/>
+    <w:basedOn w:val="1001"/>
     <w:uiPriority w:val="99"/>
     <w:pPr>
       <w:pBdr/>
@@ -29387,9 +30139,9 @@
       </w:tcPr>
     </w:tblStylePr>
   </w:style>
-  <w:style w:type="table" w:styleId="1038" w:customStyle="1">
+  <w:style w:type="table" w:styleId="1052" w:customStyle="1">
     <w:name w:val="Grid Table 5 Dark - Accent 3"/>
-    <w:basedOn w:val="987"/>
+    <w:basedOn w:val="1001"/>
     <w:uiPriority w:val="99"/>
     <w:pPr>
       <w:pBdr/>
@@ -29614,9 +30366,9 @@
       </w:tcPr>
     </w:tblStylePr>
   </w:style>
-  <w:style w:type="table" w:styleId="1039" w:customStyle="1">
+  <w:style w:type="table" w:styleId="1053" w:customStyle="1">
     <w:name w:val="Grid Table 5 Dark- Accent 4"/>
-    <w:basedOn w:val="987"/>
+    <w:basedOn w:val="1001"/>
     <w:uiPriority w:val="99"/>
     <w:pPr>
       <w:pBdr/>
@@ -29841,9 +30593,9 @@
       </w:tcPr>
     </w:tblStylePr>
   </w:style>
-  <w:style w:type="table" w:styleId="1040" w:customStyle="1">
+  <w:style w:type="table" w:styleId="1054" w:customStyle="1">
     <w:name w:val="Grid Table 5 Dark - Accent 5"/>
-    <w:basedOn w:val="987"/>
+    <w:basedOn w:val="1001"/>
     <w:uiPriority w:val="99"/>
     <w:pPr>
       <w:pBdr/>
@@ -30068,9 +30820,9 @@
       </w:tcPr>
     </w:tblStylePr>
   </w:style>
-  <w:style w:type="table" w:styleId="1041" w:customStyle="1">
+  <w:style w:type="table" w:styleId="1055" w:customStyle="1">
     <w:name w:val="Grid Table 5 Dark - Accent 6"/>
-    <w:basedOn w:val="987"/>
+    <w:basedOn w:val="1001"/>
     <w:uiPriority w:val="99"/>
     <w:pPr>
       <w:pBdr/>
@@ -30295,9 +31047,9 @@
       </w:tcPr>
     </w:tblStylePr>
   </w:style>
-  <w:style w:type="table" w:styleId="1042">
+  <w:style w:type="table" w:styleId="1056">
     <w:name w:val="Grid Table 6 Colorful"/>
-    <w:basedOn w:val="987"/>
+    <w:basedOn w:val="1001"/>
     <w:uiPriority w:val="99"/>
     <w:pPr>
       <w:pBdr/>
@@ -30519,9 +31271,9 @@
       </w:tcPr>
     </w:tblStylePr>
   </w:style>
-  <w:style w:type="table" w:styleId="1043" w:customStyle="1">
+  <w:style w:type="table" w:styleId="1057" w:customStyle="1">
     <w:name w:val="Grid Table 6 Colorful - Accent 1"/>
-    <w:basedOn w:val="987"/>
+    <w:basedOn w:val="1001"/>
     <w:uiPriority w:val="99"/>
     <w:pPr>
       <w:pBdr/>
@@ -30743,9 +31495,9 @@
       </w:tcPr>
     </w:tblStylePr>
   </w:style>
-  <w:style w:type="table" w:styleId="1044" w:customStyle="1">
+  <w:style w:type="table" w:styleId="1058" w:customStyle="1">
     <w:name w:val="Grid Table 6 Colorful - Accent 2"/>
-    <w:basedOn w:val="987"/>
+    <w:basedOn w:val="1001"/>
     <w:uiPriority w:val="99"/>
     <w:pPr>
       <w:pBdr/>
@@ -30967,9 +31719,9 @@
       </w:tcPr>
     </w:tblStylePr>
   </w:style>
-  <w:style w:type="table" w:styleId="1045" w:customStyle="1">
+  <w:style w:type="table" w:styleId="1059" w:customStyle="1">
     <w:name w:val="Grid Table 6 Colorful - Accent 3"/>
-    <w:basedOn w:val="987"/>
+    <w:basedOn w:val="1001"/>
     <w:uiPriority w:val="99"/>
     <w:pPr>
       <w:pBdr/>
@@ -31191,9 +31943,9 @@
       </w:tcPr>
     </w:tblStylePr>
   </w:style>
-  <w:style w:type="table" w:styleId="1046" w:customStyle="1">
+  <w:style w:type="table" w:styleId="1060" w:customStyle="1">
     <w:name w:val="Grid Table 6 Colorful - Accent 4"/>
-    <w:basedOn w:val="987"/>
+    <w:basedOn w:val="1001"/>
     <w:uiPriority w:val="99"/>
     <w:pPr>
       <w:pBdr/>
@@ -31415,9 +32167,9 @@
       </w:tcPr>
     </w:tblStylePr>
   </w:style>
-  <w:style w:type="table" w:styleId="1047" w:customStyle="1">
+  <w:style w:type="table" w:styleId="1061" w:customStyle="1">
     <w:name w:val="Grid Table 6 Colorful - Accent 5"/>
-    <w:basedOn w:val="987"/>
+    <w:basedOn w:val="1001"/>
     <w:uiPriority w:val="99"/>
     <w:pPr>
       <w:pBdr/>
@@ -31639,9 +32391,9 @@
       </w:tcPr>
     </w:tblStylePr>
   </w:style>
-  <w:style w:type="table" w:styleId="1048" w:customStyle="1">
+  <w:style w:type="table" w:styleId="1062" w:customStyle="1">
     <w:name w:val="Grid Table 6 Colorful - Accent 6"/>
-    <w:basedOn w:val="987"/>
+    <w:basedOn w:val="1001"/>
     <w:uiPriority w:val="99"/>
     <w:pPr>
       <w:pBdr/>
@@ -31863,9 +32615,9 @@
       </w:tcPr>
     </w:tblStylePr>
   </w:style>
-  <w:style w:type="table" w:styleId="1049">
+  <w:style w:type="table" w:styleId="1063">
     <w:name w:val="Grid Table 7 Colorful"/>
-    <w:basedOn w:val="987"/>
+    <w:basedOn w:val="1001"/>
     <w:uiPriority w:val="99"/>
     <w:pPr>
       <w:pBdr/>
@@ -32116,9 +32868,9 @@
       </w:tcPr>
     </w:tblStylePr>
   </w:style>
-  <w:style w:type="table" w:styleId="1050" w:customStyle="1">
+  <w:style w:type="table" w:styleId="1064" w:customStyle="1">
     <w:name w:val="Grid Table 7 Colorful - Accent 1"/>
-    <w:basedOn w:val="987"/>
+    <w:basedOn w:val="1001"/>
     <w:uiPriority w:val="99"/>
     <w:pPr>
       <w:pBdr/>
@@ -32369,9 +33121,9 @@
       </w:tcPr>
     </w:tblStylePr>
   </w:style>
-  <w:style w:type="table" w:styleId="1051" w:customStyle="1">
+  <w:style w:type="table" w:styleId="1065" w:customStyle="1">
     <w:name w:val="Grid Table 7 Colorful - Accent 2"/>
-    <w:basedOn w:val="987"/>
+    <w:basedOn w:val="1001"/>
     <w:uiPriority w:val="99"/>
     <w:pPr>
       <w:pBdr/>
@@ -32622,9 +33374,9 @@
       </w:tcPr>
     </w:tblStylePr>
   </w:style>
-  <w:style w:type="table" w:styleId="1052" w:customStyle="1">
+  <w:style w:type="table" w:styleId="1066" w:customStyle="1">
     <w:name w:val="Grid Table 7 Colorful - Accent 3"/>
-    <w:basedOn w:val="987"/>
+    <w:basedOn w:val="1001"/>
     <w:uiPriority w:val="99"/>
     <w:pPr>
       <w:pBdr/>
@@ -32875,9 +33627,9 @@
       </w:tcPr>
     </w:tblStylePr>
   </w:style>
-  <w:style w:type="table" w:styleId="1053" w:customStyle="1">
+  <w:style w:type="table" w:styleId="1067" w:customStyle="1">
     <w:name w:val="Grid Table 7 Colorful - Accent 4"/>
-    <w:basedOn w:val="987"/>
+    <w:basedOn w:val="1001"/>
     <w:uiPriority w:val="99"/>
     <w:pPr>
       <w:pBdr/>
@@ -33128,9 +33880,9 @@
       </w:tcPr>
     </w:tblStylePr>
   </w:style>
-  <w:style w:type="table" w:styleId="1054" w:customStyle="1">
+  <w:style w:type="table" w:styleId="1068" w:customStyle="1">
     <w:name w:val="Grid Table 7 Colorful - Accent 5"/>
-    <w:basedOn w:val="987"/>
+    <w:basedOn w:val="1001"/>
     <w:uiPriority w:val="99"/>
     <w:pPr>
       <w:pBdr/>
@@ -33381,9 +34133,9 @@
       </w:tcPr>
     </w:tblStylePr>
   </w:style>
-  <w:style w:type="table" w:styleId="1055" w:customStyle="1">
+  <w:style w:type="table" w:styleId="1069" w:customStyle="1">
     <w:name w:val="Grid Table 7 Colorful - Accent 6"/>
-    <w:basedOn w:val="987"/>
+    <w:basedOn w:val="1001"/>
     <w:uiPriority w:val="99"/>
     <w:pPr>
       <w:pBdr/>
@@ -33634,9 +34386,9 @@
       </w:tcPr>
     </w:tblStylePr>
   </w:style>
-  <w:style w:type="table" w:styleId="1056">
+  <w:style w:type="table" w:styleId="1070">
     <w:name w:val="List Table 1 Light"/>
-    <w:basedOn w:val="987"/>
+    <w:basedOn w:val="1001"/>
     <w:uiPriority w:val="99"/>
     <w:pPr>
       <w:pBdr/>
@@ -33849,9 +34601,9 @@
       </w:tcPr>
     </w:tblStylePr>
   </w:style>
-  <w:style w:type="table" w:styleId="1057" w:customStyle="1">
+  <w:style w:type="table" w:styleId="1071" w:customStyle="1">
     <w:name w:val="List Table 1 Light - Accent 1"/>
-    <w:basedOn w:val="987"/>
+    <w:basedOn w:val="1001"/>
     <w:uiPriority w:val="99"/>
     <w:pPr>
       <w:pBdr/>
@@ -34064,9 +34816,9 @@
       </w:tcPr>
     </w:tblStylePr>
   </w:style>
-  <w:style w:type="table" w:styleId="1058" w:customStyle="1">
+  <w:style w:type="table" w:styleId="1072" w:customStyle="1">
     <w:name w:val="List Table 1 Light - Accent 2"/>
-    <w:basedOn w:val="987"/>
+    <w:basedOn w:val="1001"/>
     <w:uiPriority w:val="99"/>
     <w:pPr>
       <w:pBdr/>
@@ -34279,9 +35031,9 @@
       </w:tcPr>
     </w:tblStylePr>
   </w:style>
-  <w:style w:type="table" w:styleId="1059" w:customStyle="1">
+  <w:style w:type="table" w:styleId="1073" w:customStyle="1">
     <w:name w:val="List Table 1 Light - Accent 3"/>
-    <w:basedOn w:val="987"/>
+    <w:basedOn w:val="1001"/>
     <w:uiPriority w:val="99"/>
     <w:pPr>
       <w:pBdr/>
@@ -34494,9 +35246,9 @@
       </w:tcPr>
     </w:tblStylePr>
   </w:style>
-  <w:style w:type="table" w:styleId="1060" w:customStyle="1">
+  <w:style w:type="table" w:styleId="1074" w:customStyle="1">
     <w:name w:val="List Table 1 Light - Accent 4"/>
-    <w:basedOn w:val="987"/>
+    <w:basedOn w:val="1001"/>
     <w:uiPriority w:val="99"/>
     <w:pPr>
       <w:pBdr/>
@@ -34709,9 +35461,9 @@
       </w:tcPr>
     </w:tblStylePr>
   </w:style>
-  <w:style w:type="table" w:styleId="1061" w:customStyle="1">
+  <w:style w:type="table" w:styleId="1075" w:customStyle="1">
     <w:name w:val="List Table 1 Light - Accent 5"/>
-    <w:basedOn w:val="987"/>
+    <w:basedOn w:val="1001"/>
     <w:uiPriority w:val="99"/>
     <w:pPr>
       <w:pBdr/>
@@ -34924,9 +35676,9 @@
       </w:tcPr>
     </w:tblStylePr>
   </w:style>
-  <w:style w:type="table" w:styleId="1062" w:customStyle="1">
+  <w:style w:type="table" w:styleId="1076" w:customStyle="1">
     <w:name w:val="List Table 1 Light - Accent 6"/>
-    <w:basedOn w:val="987"/>
+    <w:basedOn w:val="1001"/>
     <w:uiPriority w:val="99"/>
     <w:pPr>
       <w:pBdr/>
@@ -35139,9 +35891,9 @@
       </w:tcPr>
     </w:tblStylePr>
   </w:style>
-  <w:style w:type="table" w:styleId="1063">
+  <w:style w:type="table" w:styleId="1077">
     <w:name w:val="List Table 2"/>
-    <w:basedOn w:val="987"/>
+    <w:basedOn w:val="1001"/>
     <w:uiPriority w:val="99"/>
     <w:pPr>
       <w:pBdr/>
@@ -35376,9 +36128,9 @@
       </w:tcPr>
     </w:tblStylePr>
   </w:style>
-  <w:style w:type="table" w:styleId="1064" w:customStyle="1">
+  <w:style w:type="table" w:styleId="1078" w:customStyle="1">
     <w:name w:val="List Table 2 - Accent 1"/>
-    <w:basedOn w:val="987"/>
+    <w:basedOn w:val="1001"/>
     <w:uiPriority w:val="99"/>
     <w:pPr>
       <w:pBdr/>
@@ -35613,9 +36365,9 @@
       </w:tcPr>
     </w:tblStylePr>
   </w:style>
-  <w:style w:type="table" w:styleId="1065" w:customStyle="1">
+  <w:style w:type="table" w:styleId="1079" w:customStyle="1">
     <w:name w:val="List Table 2 - Accent 2"/>
-    <w:basedOn w:val="987"/>
+    <w:basedOn w:val="1001"/>
     <w:uiPriority w:val="99"/>
     <w:pPr>
       <w:pBdr/>
@@ -35850,9 +36602,9 @@
       </w:tcPr>
     </w:tblStylePr>
   </w:style>
-  <w:style w:type="table" w:styleId="1066" w:customStyle="1">
+  <w:style w:type="table" w:styleId="1080" w:customStyle="1">
     <w:name w:val="List Table 2 - Accent 3"/>
-    <w:basedOn w:val="987"/>
+    <w:basedOn w:val="1001"/>
     <w:uiPriority w:val="99"/>
     <w:pPr>
       <w:pBdr/>
@@ -36087,9 +36839,9 @@
       </w:tcPr>
     </w:tblStylePr>
   </w:style>
-  <w:style w:type="table" w:styleId="1067" w:customStyle="1">
+  <w:style w:type="table" w:styleId="1081" w:customStyle="1">
     <w:name w:val="List Table 2 - Accent 4"/>
-    <w:basedOn w:val="987"/>
+    <w:basedOn w:val="1001"/>
     <w:uiPriority w:val="99"/>
     <w:pPr>
       <w:pBdr/>
@@ -36324,9 +37076,9 @@
       </w:tcPr>
     </w:tblStylePr>
   </w:style>
-  <w:style w:type="table" w:styleId="1068" w:customStyle="1">
+  <w:style w:type="table" w:styleId="1082" w:customStyle="1">
     <w:name w:val="List Table 2 - Accent 5"/>
-    <w:basedOn w:val="987"/>
+    <w:basedOn w:val="1001"/>
     <w:uiPriority w:val="99"/>
     <w:pPr>
       <w:pBdr/>
@@ -36561,9 +37313,9 @@
       </w:tcPr>
     </w:tblStylePr>
   </w:style>
-  <w:style w:type="table" w:styleId="1069" w:customStyle="1">
+  <w:style w:type="table" w:styleId="1083" w:customStyle="1">
     <w:name w:val="List Table 2 - Accent 6"/>
-    <w:basedOn w:val="987"/>
+    <w:basedOn w:val="1001"/>
     <w:uiPriority w:val="99"/>
     <w:pPr>
       <w:pBdr/>
@@ -36798,9 +37550,9 @@
       </w:tcPr>
     </w:tblStylePr>
   </w:style>
-  <w:style w:type="table" w:styleId="1070">
+  <w:style w:type="table" w:styleId="1084">
     <w:name w:val="List Table 3"/>
-    <w:basedOn w:val="987"/>
+    <w:basedOn w:val="1001"/>
     <w:uiPriority w:val="99"/>
     <w:pPr>
       <w:pBdr/>
@@ -37025,9 +37777,9 @@
       </w:tcPr>
     </w:tblStylePr>
   </w:style>
-  <w:style w:type="table" w:styleId="1071" w:customStyle="1">
+  <w:style w:type="table" w:styleId="1085" w:customStyle="1">
     <w:name w:val="List Table 3 - Accent 1"/>
-    <w:basedOn w:val="987"/>
+    <w:basedOn w:val="1001"/>
     <w:uiPriority w:val="99"/>
     <w:pPr>
       <w:pBdr/>
@@ -37252,9 +38004,9 @@
       </w:tcPr>
     </w:tblStylePr>
   </w:style>
-  <w:style w:type="table" w:styleId="1072" w:customStyle="1">
+  <w:style w:type="table" w:styleId="1086" w:customStyle="1">
     <w:name w:val="List Table 3 - Accent 2"/>
-    <w:basedOn w:val="987"/>
+    <w:basedOn w:val="1001"/>
     <w:uiPriority w:val="99"/>
     <w:pPr>
       <w:pBdr/>
@@ -37479,9 +38231,9 @@
       </w:tcPr>
     </w:tblStylePr>
   </w:style>
-  <w:style w:type="table" w:styleId="1073" w:customStyle="1">
+  <w:style w:type="table" w:styleId="1087" w:customStyle="1">
     <w:name w:val="List Table 3 - Accent 3"/>
-    <w:basedOn w:val="987"/>
+    <w:basedOn w:val="1001"/>
     <w:uiPriority w:val="99"/>
     <w:pPr>
       <w:pBdr/>
@@ -37706,9 +38458,9 @@
       </w:tcPr>
     </w:tblStylePr>
   </w:style>
-  <w:style w:type="table" w:styleId="1074" w:customStyle="1">
+  <w:style w:type="table" w:styleId="1088" w:customStyle="1">
     <w:name w:val="List Table 3 - Accent 4"/>
-    <w:basedOn w:val="987"/>
+    <w:basedOn w:val="1001"/>
     <w:uiPriority w:val="99"/>
     <w:pPr>
       <w:pBdr/>
@@ -37933,9 +38685,9 @@
       </w:tcPr>
     </w:tblStylePr>
   </w:style>
-  <w:style w:type="table" w:styleId="1075" w:customStyle="1">
+  <w:style w:type="table" w:styleId="1089" w:customStyle="1">
     <w:name w:val="List Table 3 - Accent 5"/>
-    <w:basedOn w:val="987"/>
+    <w:basedOn w:val="1001"/>
     <w:uiPriority w:val="99"/>
     <w:pPr>
       <w:pBdr/>
@@ -38160,9 +38912,9 @@
       </w:tcPr>
     </w:tblStylePr>
   </w:style>
-  <w:style w:type="table" w:styleId="1076" w:customStyle="1">
+  <w:style w:type="table" w:styleId="1090" w:customStyle="1">
     <w:name w:val="List Table 3 - Accent 6"/>
-    <w:basedOn w:val="987"/>
+    <w:basedOn w:val="1001"/>
     <w:uiPriority w:val="99"/>
     <w:pPr>
       <w:pBdr/>
@@ -38387,9 +39139,9 @@
       </w:tcPr>
     </w:tblStylePr>
   </w:style>
-  <w:style w:type="table" w:styleId="1077">
+  <w:style w:type="table" w:styleId="1091">
     <w:name w:val="List Table 4"/>
-    <w:basedOn w:val="987"/>
+    <w:basedOn w:val="1001"/>
     <w:uiPriority w:val="99"/>
     <w:pPr>
       <w:pBdr/>
@@ -38611,9 +39363,9 @@
       </w:tcPr>
     </w:tblStylePr>
   </w:style>
-  <w:style w:type="table" w:styleId="1078" w:customStyle="1">
+  <w:style w:type="table" w:styleId="1092" w:customStyle="1">
     <w:name w:val="List Table 4 - Accent 1"/>
-    <w:basedOn w:val="987"/>
+    <w:basedOn w:val="1001"/>
     <w:uiPriority w:val="99"/>
     <w:pPr>
       <w:pBdr/>
@@ -38835,9 +39587,9 @@
       </w:tcPr>
     </w:tblStylePr>
   </w:style>
-  <w:style w:type="table" w:styleId="1079" w:customStyle="1">
+  <w:style w:type="table" w:styleId="1093" w:customStyle="1">
     <w:name w:val="List Table 4 - Accent 2"/>
-    <w:basedOn w:val="987"/>
+    <w:basedOn w:val="1001"/>
     <w:uiPriority w:val="99"/>
     <w:pPr>
       <w:pBdr/>
@@ -39059,9 +39811,9 @@
       </w:tcPr>
     </w:tblStylePr>
   </w:style>
-  <w:style w:type="table" w:styleId="1080" w:customStyle="1">
+  <w:style w:type="table" w:styleId="1094" w:customStyle="1">
     <w:name w:val="List Table 4 - Accent 3"/>
-    <w:basedOn w:val="987"/>
+    <w:basedOn w:val="1001"/>
     <w:uiPriority w:val="99"/>
     <w:pPr>
       <w:pBdr/>
@@ -39283,9 +40035,9 @@
       </w:tcPr>
     </w:tblStylePr>
   </w:style>
-  <w:style w:type="table" w:styleId="1081" w:customStyle="1">
+  <w:style w:type="table" w:styleId="1095" w:customStyle="1">
     <w:name w:val="List Table 4 - Accent 4"/>
-    <w:basedOn w:val="987"/>
+    <w:basedOn w:val="1001"/>
     <w:uiPriority w:val="99"/>
     <w:pPr>
       <w:pBdr/>
@@ -39507,9 +40259,9 @@
       </w:tcPr>
     </w:tblStylePr>
   </w:style>
-  <w:style w:type="table" w:styleId="1082" w:customStyle="1">
+  <w:style w:type="table" w:styleId="1096" w:customStyle="1">
     <w:name w:val="List Table 4 - Accent 5"/>
-    <w:basedOn w:val="987"/>
+    <w:basedOn w:val="1001"/>
     <w:uiPriority w:val="99"/>
     <w:pPr>
       <w:pBdr/>
@@ -39731,9 +40483,9 @@
       </w:tcPr>
     </w:tblStylePr>
   </w:style>
-  <w:style w:type="table" w:styleId="1083" w:customStyle="1">
+  <w:style w:type="table" w:styleId="1097" w:customStyle="1">
     <w:name w:val="List Table 4 - Accent 6"/>
-    <w:basedOn w:val="987"/>
+    <w:basedOn w:val="1001"/>
     <w:uiPriority w:val="99"/>
     <w:pPr>
       <w:pBdr/>
@@ -39955,9 +40707,9 @@
       </w:tcPr>
     </w:tblStylePr>
   </w:style>
-  <w:style w:type="table" w:styleId="1084">
+  <w:style w:type="table" w:styleId="1098">
     <w:name w:val="List Table 5 Dark"/>
-    <w:basedOn w:val="987"/>
+    <w:basedOn w:val="1001"/>
     <w:uiPriority w:val="99"/>
     <w:pPr>
       <w:pBdr/>
@@ -40191,9 +40943,9 @@
       </w:tcPr>
     </w:tblStylePr>
   </w:style>
-  <w:style w:type="table" w:styleId="1085" w:customStyle="1">
+  <w:style w:type="table" w:styleId="1099" w:customStyle="1">
     <w:name w:val="List Table 5 Dark - Accent 1"/>
-    <w:basedOn w:val="987"/>
+    <w:basedOn w:val="1001"/>
     <w:uiPriority w:val="99"/>
     <w:pPr>
       <w:pBdr/>
@@ -40427,9 +41179,9 @@
       </w:tcPr>
     </w:tblStylePr>
   </w:style>
-  <w:style w:type="table" w:styleId="1086" w:customStyle="1">
+  <w:style w:type="table" w:styleId="1100" w:customStyle="1">
     <w:name w:val="List Table 5 Dark - Accent 2"/>
-    <w:basedOn w:val="987"/>
+    <w:basedOn w:val="1001"/>
     <w:uiPriority w:val="99"/>
     <w:pPr>
       <w:pBdr/>
@@ -40663,9 +41415,9 @@
       </w:tcPr>
     </w:tblStylePr>
   </w:style>
-  <w:style w:type="table" w:styleId="1087" w:customStyle="1">
+  <w:style w:type="table" w:styleId="1101" w:customStyle="1">
     <w:name w:val="List Table 5 Dark - Accent 3"/>
-    <w:basedOn w:val="987"/>
+    <w:basedOn w:val="1001"/>
     <w:uiPriority w:val="99"/>
     <w:pPr>
       <w:pBdr/>
@@ -40899,9 +41651,9 @@
       </w:tcPr>
     </w:tblStylePr>
   </w:style>
-  <w:style w:type="table" w:styleId="1088" w:customStyle="1">
+  <w:style w:type="table" w:styleId="1102" w:customStyle="1">
     <w:name w:val="List Table 5 Dark - Accent 4"/>
-    <w:basedOn w:val="987"/>
+    <w:basedOn w:val="1001"/>
     <w:uiPriority w:val="99"/>
     <w:pPr>
       <w:pBdr/>
@@ -41135,9 +41887,9 @@
       </w:tcPr>
     </w:tblStylePr>
   </w:style>
-  <w:style w:type="table" w:styleId="1089" w:customStyle="1">
+  <w:style w:type="table" w:styleId="1103" w:customStyle="1">
     <w:name w:val="List Table 5 Dark - Accent 5"/>
-    <w:basedOn w:val="987"/>
+    <w:basedOn w:val="1001"/>
     <w:uiPriority w:val="99"/>
     <w:pPr>
       <w:pBdr/>
@@ -41371,9 +42123,9 @@
       </w:tcPr>
     </w:tblStylePr>
   </w:style>
-  <w:style w:type="table" w:styleId="1090" w:customStyle="1">
+  <w:style w:type="table" w:styleId="1104" w:customStyle="1">
     <w:name w:val="List Table 5 Dark - Accent 6"/>
-    <w:basedOn w:val="987"/>
+    <w:basedOn w:val="1001"/>
     <w:uiPriority w:val="99"/>
     <w:pPr>
       <w:pBdr/>
@@ -41607,9 +42359,9 @@
       </w:tcPr>
     </w:tblStylePr>
   </w:style>
-  <w:style w:type="table" w:styleId="1091">
+  <w:style w:type="table" w:styleId="1105">
     <w:name w:val="List Table 6 Colorful"/>
-    <w:basedOn w:val="987"/>
+    <w:basedOn w:val="1001"/>
     <w:uiPriority w:val="99"/>
     <w:pPr>
       <w:pBdr/>
@@ -41829,9 +42581,9 @@
       </w:tcPr>
     </w:tblStylePr>
   </w:style>
-  <w:style w:type="table" w:styleId="1092" w:customStyle="1">
+  <w:style w:type="table" w:styleId="1106" w:customStyle="1">
     <w:name w:val="List Table 6 Colorful - Accent 1"/>
-    <w:basedOn w:val="987"/>
+    <w:basedOn w:val="1001"/>
     <w:uiPriority w:val="99"/>
     <w:pPr>
       <w:pBdr/>
@@ -42051,9 +42803,9 @@
       </w:tcPr>
     </w:tblStylePr>
   </w:style>
-  <w:style w:type="table" w:styleId="1093" w:customStyle="1">
+  <w:style w:type="table" w:styleId="1107" w:customStyle="1">
     <w:name w:val="List Table 6 Colorful - Accent 2"/>
-    <w:basedOn w:val="987"/>
+    <w:basedOn w:val="1001"/>
     <w:uiPriority w:val="99"/>
     <w:pPr>
       <w:pBdr/>
@@ -42273,9 +43025,9 @@
       </w:tcPr>
     </w:tblStylePr>
   </w:style>
-  <w:style w:type="table" w:styleId="1094" w:customStyle="1">
+  <w:style w:type="table" w:styleId="1108" w:customStyle="1">
     <w:name w:val="List Table 6 Colorful - Accent 3"/>
-    <w:basedOn w:val="987"/>
+    <w:basedOn w:val="1001"/>
     <w:uiPriority w:val="99"/>
     <w:pPr>
       <w:pBdr/>
@@ -42495,9 +43247,9 @@
       </w:tcPr>
     </w:tblStylePr>
   </w:style>
-  <w:style w:type="table" w:styleId="1095" w:customStyle="1">
+  <w:style w:type="table" w:styleId="1109" w:customStyle="1">
     <w:name w:val="List Table 6 Colorful - Accent 4"/>
-    <w:basedOn w:val="987"/>
+    <w:basedOn w:val="1001"/>
     <w:uiPriority w:val="99"/>
     <w:pPr>
       <w:pBdr/>
@@ -42717,9 +43469,9 @@
       </w:tcPr>
     </w:tblStylePr>
   </w:style>
-  <w:style w:type="table" w:styleId="1096" w:customStyle="1">
+  <w:style w:type="table" w:styleId="1110" w:customStyle="1">
     <w:name w:val="List Table 6 Colorful - Accent 5"/>
-    <w:basedOn w:val="987"/>
+    <w:basedOn w:val="1001"/>
     <w:uiPriority w:val="99"/>
     <w:pPr>
       <w:pBdr/>
@@ -42939,9 +43691,9 @@
       </w:tcPr>
     </w:tblStylePr>
   </w:style>
-  <w:style w:type="table" w:styleId="1097" w:customStyle="1">
+  <w:style w:type="table" w:styleId="1111" w:customStyle="1">
     <w:name w:val="List Table 6 Colorful - Accent 6"/>
-    <w:basedOn w:val="987"/>
+    <w:basedOn w:val="1001"/>
     <w:uiPriority w:val="99"/>
     <w:pPr>
       <w:pBdr/>
@@ -43161,9 +43913,9 @@
       </w:tcPr>
     </w:tblStylePr>
   </w:style>
-  <w:style w:type="table" w:styleId="1098">
+  <w:style w:type="table" w:styleId="1112">
     <w:name w:val="List Table 7 Colorful"/>
-    <w:basedOn w:val="987"/>
+    <w:basedOn w:val="1001"/>
     <w:uiPriority w:val="99"/>
     <w:pPr>
       <w:pBdr/>
@@ -43411,9 +44163,9 @@
       </w:tcPr>
     </w:tblStylePr>
   </w:style>
-  <w:style w:type="table" w:styleId="1099" w:customStyle="1">
+  <w:style w:type="table" w:styleId="1113" w:customStyle="1">
     <w:name w:val="List Table 7 Colorful - Accent 1"/>
-    <w:basedOn w:val="987"/>
+    <w:basedOn w:val="1001"/>
     <w:uiPriority w:val="99"/>
     <w:pPr>
       <w:pBdr/>
@@ -43661,9 +44413,9 @@
       </w:tcPr>
     </w:tblStylePr>
   </w:style>
-  <w:style w:type="table" w:styleId="1100" w:customStyle="1">
+  <w:style w:type="table" w:styleId="1114" w:customStyle="1">
     <w:name w:val="List Table 7 Colorful - Accent 2"/>
-    <w:basedOn w:val="987"/>
+    <w:basedOn w:val="1001"/>
     <w:uiPriority w:val="99"/>
     <w:pPr>
       <w:pBdr/>
@@ -43911,9 +44663,9 @@
       </w:tcPr>
     </w:tblStylePr>
   </w:style>
-  <w:style w:type="table" w:styleId="1101" w:customStyle="1">
+  <w:style w:type="table" w:styleId="1115" w:customStyle="1">
     <w:name w:val="List Table 7 Colorful - Accent 3"/>
-    <w:basedOn w:val="987"/>
+    <w:basedOn w:val="1001"/>
     <w:uiPriority w:val="99"/>
     <w:pPr>
       <w:pBdr/>
@@ -44161,9 +44913,9 @@
       </w:tcPr>
     </w:tblStylePr>
   </w:style>
-  <w:style w:type="table" w:styleId="1102" w:customStyle="1">
+  <w:style w:type="table" w:styleId="1116" w:customStyle="1">
     <w:name w:val="List Table 7 Colorful - Accent 4"/>
-    <w:basedOn w:val="987"/>
+    <w:basedOn w:val="1001"/>
     <w:uiPriority w:val="99"/>
     <w:pPr>
       <w:pBdr/>
@@ -44411,9 +45163,9 @@
       </w:tcPr>
     </w:tblStylePr>
   </w:style>
-  <w:style w:type="table" w:styleId="1103" w:customStyle="1">
+  <w:style w:type="table" w:styleId="1117" w:customStyle="1">
     <w:name w:val="List Table 7 Colorful - Accent 5"/>
-    <w:basedOn w:val="987"/>
+    <w:basedOn w:val="1001"/>
     <w:uiPriority w:val="99"/>
     <w:pPr>
       <w:pBdr/>
@@ -44661,9 +45413,9 @@
       </w:tcPr>
     </w:tblStylePr>
   </w:style>
-  <w:style w:type="table" w:styleId="1104" w:customStyle="1">
+  <w:style w:type="table" w:styleId="1118" w:customStyle="1">
     <w:name w:val="List Table 7 Colorful - Accent 6"/>
-    <w:basedOn w:val="987"/>
+    <w:basedOn w:val="1001"/>
     <w:uiPriority w:val="99"/>
     <w:pPr>
       <w:pBdr/>
@@ -44911,9 +45663,9 @@
       </w:tcPr>
     </w:tblStylePr>
   </w:style>
-  <w:style w:type="table" w:styleId="1105" w:customStyle="1">
+  <w:style w:type="table" w:styleId="1119" w:customStyle="1">
     <w:name w:val="Lined - Accent"/>
-    <w:basedOn w:val="987"/>
+    <w:basedOn w:val="1001"/>
     <w:uiPriority w:val="99"/>
     <w:pPr>
       <w:pBdr/>
@@ -45150,9 +45902,9 @@
       </w:tcPr>
     </w:tblStylePr>
   </w:style>
-  <w:style w:type="table" w:styleId="1106" w:customStyle="1">
+  <w:style w:type="table" w:styleId="1120" w:customStyle="1">
     <w:name w:val="Lined - Accent 1"/>
-    <w:basedOn w:val="987"/>
+    <w:basedOn w:val="1001"/>
     <w:uiPriority w:val="99"/>
     <w:pPr>
       <w:pBdr/>
@@ -45389,9 +46141,9 @@
       </w:tcPr>
     </w:tblStylePr>
   </w:style>
-  <w:style w:type="table" w:styleId="1107" w:customStyle="1">
+  <w:style w:type="table" w:styleId="1121" w:customStyle="1">
     <w:name w:val="Lined - Accent 2"/>
-    <w:basedOn w:val="987"/>
+    <w:basedOn w:val="1001"/>
     <w:uiPriority w:val="99"/>
     <w:pPr>
       <w:pBdr/>
@@ -45628,9 +46380,9 @@
       </w:tcPr>
     </w:tblStylePr>
   </w:style>
-  <w:style w:type="table" w:styleId="1108" w:customStyle="1">
+  <w:style w:type="table" w:styleId="1122" w:customStyle="1">
     <w:name w:val="Lined - Accent 3"/>
-    <w:basedOn w:val="987"/>
+    <w:basedOn w:val="1001"/>
     <w:uiPriority w:val="99"/>
     <w:pPr>
       <w:pBdr/>
@@ -45867,9 +46619,9 @@
       </w:tcPr>
     </w:tblStylePr>
   </w:style>
-  <w:style w:type="table" w:styleId="1109" w:customStyle="1">
+  <w:style w:type="table" w:styleId="1123" w:customStyle="1">
     <w:name w:val="Lined - Accent 4"/>
-    <w:basedOn w:val="987"/>
+    <w:basedOn w:val="1001"/>
     <w:uiPriority w:val="99"/>
     <w:pPr>
       <w:pBdr/>
@@ -46106,9 +46858,9 @@
       </w:tcPr>
     </w:tblStylePr>
   </w:style>
-  <w:style w:type="table" w:styleId="1110" w:customStyle="1">
+  <w:style w:type="table" w:styleId="1124" w:customStyle="1">
     <w:name w:val="Lined - Accent 5"/>
-    <w:basedOn w:val="987"/>
+    <w:basedOn w:val="1001"/>
     <w:uiPriority w:val="99"/>
     <w:pPr>
       <w:pBdr/>
@@ -46345,9 +47097,9 @@
       </w:tcPr>
     </w:tblStylePr>
   </w:style>
-  <w:style w:type="table" w:styleId="1111" w:customStyle="1">
+  <w:style w:type="table" w:styleId="1125" w:customStyle="1">
     <w:name w:val="Lined - Accent 6"/>
-    <w:basedOn w:val="987"/>
+    <w:basedOn w:val="1001"/>
     <w:uiPriority w:val="99"/>
     <w:pPr>
       <w:pBdr/>
@@ -46584,9 +47336,9 @@
       </w:tcPr>
     </w:tblStylePr>
   </w:style>
-  <w:style w:type="table" w:styleId="1112" w:customStyle="1">
+  <w:style w:type="table" w:styleId="1126" w:customStyle="1">
     <w:name w:val="Bordered &amp; Lined - Accent"/>
-    <w:basedOn w:val="987"/>
+    <w:basedOn w:val="1001"/>
     <w:uiPriority w:val="99"/>
     <w:pPr>
       <w:pBdr/>
@@ -46830,9 +47582,9 @@
       </w:tcPr>
     </w:tblStylePr>
   </w:style>
-  <w:style w:type="table" w:styleId="1113" w:customStyle="1">
+  <w:style w:type="table" w:styleId="1127" w:customStyle="1">
     <w:name w:val="Bordered &amp; Lined - Accent 1"/>
-    <w:basedOn w:val="987"/>
+    <w:basedOn w:val="1001"/>
     <w:uiPriority w:val="99"/>
     <w:pPr>
       <w:pBdr/>
@@ -47076,9 +47828,9 @@
       </w:tcPr>
     </w:tblStylePr>
   </w:style>
-  <w:style w:type="table" w:styleId="1114" w:customStyle="1">
+  <w:style w:type="table" w:styleId="1128" w:customStyle="1">
     <w:name w:val="Bordered &amp; Lined - Accent 2"/>
-    <w:basedOn w:val="987"/>
+    <w:basedOn w:val="1001"/>
     <w:uiPriority w:val="99"/>
     <w:pPr>
       <w:pBdr/>
@@ -47322,9 +48074,9 @@
       </w:tcPr>
     </w:tblStylePr>
   </w:style>
-  <w:style w:type="table" w:styleId="1115" w:customStyle="1">
+  <w:style w:type="table" w:styleId="1129" w:customStyle="1">
     <w:name w:val="Bordered &amp; Lined - Accent 3"/>
-    <w:basedOn w:val="987"/>
+    <w:basedOn w:val="1001"/>
     <w:uiPriority w:val="99"/>
     <w:pPr>
       <w:pBdr/>
@@ -47568,9 +48320,9 @@
       </w:tcPr>
     </w:tblStylePr>
   </w:style>
-  <w:style w:type="table" w:styleId="1116" w:customStyle="1">
+  <w:style w:type="table" w:styleId="1130" w:customStyle="1">
     <w:name w:val="Bordered &amp; Lined - Accent 4"/>
-    <w:basedOn w:val="987"/>
+    <w:basedOn w:val="1001"/>
     <w:uiPriority w:val="99"/>
     <w:pPr>
       <w:pBdr/>
@@ -47814,9 +48566,9 @@
       </w:tcPr>
     </w:tblStylePr>
   </w:style>
-  <w:style w:type="table" w:styleId="1117" w:customStyle="1">
+  <w:style w:type="table" w:styleId="1131" w:customStyle="1">
     <w:name w:val="Bordered &amp; Lined - Accent 5"/>
-    <w:basedOn w:val="987"/>
+    <w:basedOn w:val="1001"/>
     <w:uiPriority w:val="99"/>
     <w:pPr>
       <w:pBdr/>
@@ -48060,9 +48812,9 @@
       </w:tcPr>
     </w:tblStylePr>
   </w:style>
-  <w:style w:type="table" w:styleId="1118" w:customStyle="1">
+  <w:style w:type="table" w:styleId="1132" w:customStyle="1">
     <w:name w:val="Bordered &amp; Lined - Accent 6"/>
-    <w:basedOn w:val="987"/>
+    <w:basedOn w:val="1001"/>
     <w:uiPriority w:val="99"/>
     <w:pPr>
       <w:pBdr/>
@@ -48306,9 +49058,9 @@
       </w:tcPr>
     </w:tblStylePr>
   </w:style>
-  <w:style w:type="table" w:styleId="1119" w:customStyle="1">
+  <w:style w:type="table" w:styleId="1133" w:customStyle="1">
     <w:name w:val="Bordered"/>
-    <w:basedOn w:val="987"/>
+    <w:basedOn w:val="1001"/>
     <w:uiPriority w:val="99"/>
     <w:pPr>
       <w:pBdr/>
@@ -48536,9 +49288,9 @@
       </w:tcPr>
     </w:tblStylePr>
   </w:style>
-  <w:style w:type="table" w:styleId="1120" w:customStyle="1">
+  <w:style w:type="table" w:styleId="1134" w:customStyle="1">
     <w:name w:val="Bordered - Accent 1"/>
-    <w:basedOn w:val="987"/>
+    <w:basedOn w:val="1001"/>
     <w:uiPriority w:val="99"/>
     <w:pPr>
       <w:pBdr/>
@@ -48766,9 +49518,9 @@
       </w:tcPr>
     </w:tblStylePr>
   </w:style>
-  <w:style w:type="table" w:styleId="1121" w:customStyle="1">
+  <w:style w:type="table" w:styleId="1135" w:customStyle="1">
     <w:name w:val="Bordered - Accent 2"/>
-    <w:basedOn w:val="987"/>
+    <w:basedOn w:val="1001"/>
     <w:uiPriority w:val="99"/>
     <w:pPr>
       <w:pBdr/>
@@ -48996,9 +49748,9 @@
       </w:tcPr>
     </w:tblStylePr>
   </w:style>
-  <w:style w:type="table" w:styleId="1122" w:customStyle="1">
+  <w:style w:type="table" w:styleId="1136" w:customStyle="1">
     <w:name w:val="Bordered - Accent 3"/>
-    <w:basedOn w:val="987"/>
+    <w:basedOn w:val="1001"/>
     <w:uiPriority w:val="99"/>
     <w:pPr>
       <w:pBdr/>
@@ -49226,9 +49978,9 @@
       </w:tcPr>
     </w:tblStylePr>
   </w:style>
-  <w:style w:type="table" w:styleId="1123" w:customStyle="1">
+  <w:style w:type="table" w:styleId="1137" w:customStyle="1">
     <w:name w:val="Bordered - Accent 4"/>
-    <w:basedOn w:val="987"/>
+    <w:basedOn w:val="1001"/>
     <w:uiPriority w:val="99"/>
     <w:pPr>
       <w:pBdr/>
@@ -49456,9 +50208,9 @@
       </w:tcPr>
     </w:tblStylePr>
   </w:style>
-  <w:style w:type="table" w:styleId="1124" w:customStyle="1">
+  <w:style w:type="table" w:styleId="1138" w:customStyle="1">
     <w:name w:val="Bordered - Accent 5"/>
-    <w:basedOn w:val="987"/>
+    <w:basedOn w:val="1001"/>
     <w:uiPriority w:val="99"/>
     <w:pPr>
       <w:pBdr/>
@@ -49686,9 +50438,9 @@
       </w:tcPr>
     </w:tblStylePr>
   </w:style>
-  <w:style w:type="table" w:styleId="1125" w:customStyle="1">
+  <w:style w:type="table" w:styleId="1139" w:customStyle="1">
     <w:name w:val="Bordered - Accent 6"/>
-    <w:basedOn w:val="987"/>
+    <w:basedOn w:val="1001"/>
     <w:uiPriority w:val="99"/>
     <w:pPr>
       <w:pBdr/>
@@ -49916,9 +50668,9 @@
       </w:tcPr>
     </w:tblStylePr>
   </w:style>
-  <w:style w:type="character" w:styleId="1126" w:customStyle="1">
+  <w:style w:type="character" w:styleId="1140" w:customStyle="1">
     <w:name w:val="Heading 1 Char"/>
-    <w:basedOn w:val="986"/>
+    <w:basedOn w:val="1000"/>
     <w:uiPriority w:val="9"/>
     <w:pPr>
       <w:pBdr/>
@@ -49932,9 +50684,9 @@
       <w:szCs w:val="40"/>
     </w:rPr>
   </w:style>
-  <w:style w:type="character" w:styleId="1127" w:customStyle="1">
+  <w:style w:type="character" w:styleId="1141" w:customStyle="1">
     <w:name w:val="Heading 2 Char"/>
-    <w:basedOn w:val="986"/>
+    <w:basedOn w:val="1000"/>
     <w:uiPriority w:val="9"/>
     <w:pPr>
       <w:pBdr/>
@@ -49948,9 +50700,9 @@
       <w:szCs w:val="32"/>
     </w:rPr>
   </w:style>
-  <w:style w:type="character" w:styleId="1128" w:customStyle="1">
+  <w:style w:type="character" w:styleId="1142" w:customStyle="1">
     <w:name w:val="Heading 3 Char"/>
-    <w:basedOn w:val="986"/>
+    <w:basedOn w:val="1000"/>
     <w:uiPriority w:val="9"/>
     <w:pPr>
       <w:pBdr/>
@@ -49964,10 +50716,10 @@
       <w:szCs w:val="28"/>
     </w:rPr>
   </w:style>
-  <w:style w:type="character" w:styleId="1129" w:customStyle="1">
+  <w:style w:type="character" w:styleId="1143" w:customStyle="1">
     <w:name w:val="Titre 4 Car"/>
-    <w:basedOn w:val="986"/>
-    <w:link w:val="980"/>
+    <w:basedOn w:val="1000"/>
+    <w:link w:val="994"/>
     <w:uiPriority w:val="9"/>
     <w:pPr>
       <w:pBdr/>
@@ -49981,10 +50733,10 @@
       <w:color w:val="2f5496" w:themeColor="accent1" w:themeShade="BF"/>
     </w:rPr>
   </w:style>
-  <w:style w:type="character" w:styleId="1130" w:customStyle="1">
+  <w:style w:type="character" w:styleId="1144" w:customStyle="1">
     <w:name w:val="Titre 5 Car"/>
-    <w:basedOn w:val="986"/>
-    <w:link w:val="981"/>
+    <w:basedOn w:val="1000"/>
+    <w:link w:val="995"/>
     <w:uiPriority w:val="9"/>
     <w:pPr>
       <w:pBdr/>
@@ -49996,10 +50748,10 @@
       <w:color w:val="2f5496" w:themeColor="accent1" w:themeShade="BF"/>
     </w:rPr>
   </w:style>
-  <w:style w:type="character" w:styleId="1131" w:customStyle="1">
+  <w:style w:type="character" w:styleId="1145" w:customStyle="1">
     <w:name w:val="Titre 6 Car"/>
-    <w:basedOn w:val="986"/>
-    <w:link w:val="982"/>
+    <w:basedOn w:val="1000"/>
+    <w:link w:val="996"/>
     <w:uiPriority w:val="9"/>
     <w:pPr>
       <w:pBdr/>
@@ -50013,10 +50765,10 @@
       <w:color w:val="595959" w:themeColor="text1" w:themeTint="A6"/>
     </w:rPr>
   </w:style>
-  <w:style w:type="character" w:styleId="1132" w:customStyle="1">
+  <w:style w:type="character" w:styleId="1146" w:customStyle="1">
     <w:name w:val="Titre 7 Car"/>
-    <w:basedOn w:val="986"/>
-    <w:link w:val="983"/>
+    <w:basedOn w:val="1000"/>
+    <w:link w:val="997"/>
     <w:uiPriority w:val="9"/>
     <w:pPr>
       <w:pBdr/>
@@ -50028,10 +50780,10 @@
       <w:color w:val="595959" w:themeColor="text1" w:themeTint="A6"/>
     </w:rPr>
   </w:style>
-  <w:style w:type="character" w:styleId="1133" w:customStyle="1">
+  <w:style w:type="character" w:styleId="1147" w:customStyle="1">
     <w:name w:val="Titre 8 Car"/>
-    <w:basedOn w:val="986"/>
-    <w:link w:val="984"/>
+    <w:basedOn w:val="1000"/>
+    <w:link w:val="998"/>
     <w:uiPriority w:val="9"/>
     <w:pPr>
       <w:pBdr/>
@@ -50045,10 +50797,10 @@
       <w:color w:val="272727" w:themeColor="text1" w:themeTint="D8"/>
     </w:rPr>
   </w:style>
-  <w:style w:type="character" w:styleId="1134" w:customStyle="1">
+  <w:style w:type="character" w:styleId="1148" w:customStyle="1">
     <w:name w:val="Titre 9 Car"/>
-    <w:basedOn w:val="986"/>
-    <w:link w:val="985"/>
+    <w:basedOn w:val="1000"/>
+    <w:link w:val="999"/>
     <w:uiPriority w:val="9"/>
     <w:pPr>
       <w:pBdr/>
@@ -50062,11 +50814,11 @@
       <w:color w:val="272727" w:themeColor="text1" w:themeTint="D8"/>
     </w:rPr>
   </w:style>
-  <w:style w:type="paragraph" w:styleId="1135">
+  <w:style w:type="paragraph" w:styleId="1149">
     <w:name w:val="Title"/>
-    <w:basedOn w:val="976"/>
-    <w:next w:val="976"/>
-    <w:link w:val="1136"/>
+    <w:basedOn w:val="990"/>
+    <w:next w:val="990"/>
+    <w:link w:val="1150"/>
     <w:uiPriority w:val="10"/>
     <w:qFormat/>
     <w:pPr>
@@ -50082,10 +50834,10 @@
       <w:szCs w:val="56"/>
     </w:rPr>
   </w:style>
-  <w:style w:type="character" w:styleId="1136" w:customStyle="1">
+  <w:style w:type="character" w:styleId="1150" w:customStyle="1">
     <w:name w:val="Titre Car"/>
-    <w:basedOn w:val="986"/>
-    <w:link w:val="1135"/>
+    <w:basedOn w:val="1000"/>
+    <w:link w:val="1149"/>
     <w:uiPriority w:val="10"/>
     <w:pPr>
       <w:pBdr/>
@@ -50099,11 +50851,11 @@
       <w:szCs w:val="56"/>
     </w:rPr>
   </w:style>
-  <w:style w:type="paragraph" w:styleId="1137">
+  <w:style w:type="paragraph" w:styleId="1151">
     <w:name w:val="Subtitle"/>
-    <w:basedOn w:val="976"/>
-    <w:next w:val="976"/>
-    <w:link w:val="1138"/>
+    <w:basedOn w:val="990"/>
+    <w:next w:val="990"/>
+    <w:link w:val="1152"/>
     <w:uiPriority w:val="11"/>
     <w:qFormat/>
     <w:pPr>
@@ -50121,10 +50873,10 @@
       <w:szCs w:val="28"/>
     </w:rPr>
   </w:style>
-  <w:style w:type="character" w:styleId="1138" w:customStyle="1">
+  <w:style w:type="character" w:styleId="1152" w:customStyle="1">
     <w:name w:val="Sous-titre Car"/>
-    <w:basedOn w:val="986"/>
-    <w:link w:val="1137"/>
+    <w:basedOn w:val="1000"/>
+    <w:link w:val="1151"/>
     <w:uiPriority w:val="11"/>
     <w:pPr>
       <w:pBdr/>
@@ -50138,11 +50890,11 @@
       <w:szCs w:val="28"/>
     </w:rPr>
   </w:style>
-  <w:style w:type="paragraph" w:styleId="1139">
+  <w:style w:type="paragraph" w:styleId="1153">
     <w:name w:val="Quote"/>
-    <w:basedOn w:val="976"/>
-    <w:next w:val="976"/>
-    <w:link w:val="1140"/>
+    <w:basedOn w:val="990"/>
+    <w:next w:val="990"/>
+    <w:link w:val="1154"/>
     <w:uiPriority w:val="29"/>
     <w:qFormat/>
     <w:pPr>
@@ -50157,10 +50909,10 @@
       <w:color w:val="404040" w:themeColor="text1" w:themeTint="BF"/>
     </w:rPr>
   </w:style>
-  <w:style w:type="character" w:styleId="1140" w:customStyle="1">
+  <w:style w:type="character" w:styleId="1154" w:customStyle="1">
     <w:name w:val="Citation Car"/>
-    <w:basedOn w:val="986"/>
-    <w:link w:val="1139"/>
+    <w:basedOn w:val="1000"/>
+    <w:link w:val="1153"/>
     <w:uiPriority w:val="29"/>
     <w:pPr>
       <w:pBdr/>
@@ -50173,9 +50925,9 @@
       <w:color w:val="404040" w:themeColor="text1" w:themeTint="BF"/>
     </w:rPr>
   </w:style>
-  <w:style w:type="character" w:styleId="1141">
+  <w:style w:type="character" w:styleId="1155">
     <w:name w:val="Intense Emphasis"/>
-    <w:basedOn w:val="986"/>
+    <w:basedOn w:val="1000"/>
     <w:uiPriority w:val="21"/>
     <w:qFormat/>
     <w:pPr>
@@ -50189,11 +50941,11 @@
       <w:color w:val="2f5496" w:themeColor="accent1" w:themeShade="BF"/>
     </w:rPr>
   </w:style>
-  <w:style w:type="paragraph" w:styleId="1142">
+  <w:style w:type="paragraph" w:styleId="1156">
     <w:name w:val="Intense Quote"/>
-    <w:basedOn w:val="976"/>
-    <w:next w:val="976"/>
-    <w:link w:val="1143"/>
+    <w:basedOn w:val="990"/>
+    <w:next w:val="990"/>
+    <w:link w:val="1157"/>
     <w:uiPriority w:val="30"/>
     <w:qFormat/>
     <w:pPr>
@@ -50211,10 +50963,10 @@
       <w:color w:val="2f5496" w:themeColor="accent1" w:themeShade="BF"/>
     </w:rPr>
   </w:style>
-  <w:style w:type="character" w:styleId="1143" w:customStyle="1">
+  <w:style w:type="character" w:styleId="1157" w:customStyle="1">
     <w:name w:val="Citation intense Car"/>
-    <w:basedOn w:val="986"/>
-    <w:link w:val="1142"/>
+    <w:basedOn w:val="1000"/>
+    <w:link w:val="1156"/>
     <w:uiPriority w:val="30"/>
     <w:pPr>
       <w:pBdr/>
@@ -50227,9 +50979,9 @@
       <w:color w:val="2f5496" w:themeColor="accent1" w:themeShade="BF"/>
     </w:rPr>
   </w:style>
-  <w:style w:type="character" w:styleId="1144">
+  <w:style w:type="character" w:styleId="1158">
     <w:name w:val="Intense Reference"/>
-    <w:basedOn w:val="986"/>
+    <w:basedOn w:val="1000"/>
     <w:uiPriority w:val="32"/>
     <w:qFormat/>
     <w:pPr>
@@ -50245,9 +50997,9 @@
       <w:spacing w:val="5"/>
     </w:rPr>
   </w:style>
-  <w:style w:type="character" w:styleId="1145">
+  <w:style w:type="character" w:styleId="1159">
     <w:name w:val="Subtle Emphasis"/>
-    <w:basedOn w:val="986"/>
+    <w:basedOn w:val="1000"/>
     <w:uiPriority w:val="19"/>
     <w:qFormat/>
     <w:pPr>
@@ -50261,9 +51013,9 @@
       <w:color w:val="404040" w:themeColor="text1" w:themeTint="BF"/>
     </w:rPr>
   </w:style>
-  <w:style w:type="character" w:styleId="1146">
+  <w:style w:type="character" w:styleId="1160">
     <w:name w:val="Emphasis"/>
-    <w:basedOn w:val="986"/>
+    <w:basedOn w:val="1000"/>
     <w:uiPriority w:val="20"/>
     <w:qFormat/>
     <w:pPr>
@@ -50276,9 +51028,9 @@
       <w:iCs/>
     </w:rPr>
   </w:style>
-  <w:style w:type="character" w:styleId="1147">
+  <w:style w:type="character" w:styleId="1161">
     <w:name w:val="Strong"/>
-    <w:basedOn w:val="986"/>
+    <w:basedOn w:val="1000"/>
     <w:uiPriority w:val="22"/>
     <w:qFormat/>
     <w:pPr>
@@ -50291,9 +51043,9 @@
       <w:bCs/>
     </w:rPr>
   </w:style>
-  <w:style w:type="character" w:styleId="1148">
+  <w:style w:type="character" w:styleId="1162">
     <w:name w:val="Subtle Reference"/>
-    <w:basedOn w:val="986"/>
+    <w:basedOn w:val="1000"/>
     <w:uiPriority w:val="31"/>
     <w:qFormat/>
     <w:pPr>
@@ -50306,9 +51058,9 @@
       <w:color w:val="5a5a5a" w:themeColor="text1" w:themeTint="A5"/>
     </w:rPr>
   </w:style>
-  <w:style w:type="character" w:styleId="1149">
+  <w:style w:type="character" w:styleId="1163">
     <w:name w:val="Book Title"/>
-    <w:basedOn w:val="986"/>
+    <w:basedOn w:val="1000"/>
     <w:uiPriority w:val="33"/>
     <w:qFormat/>
     <w:pPr>
@@ -50324,9 +51076,9 @@
       <w:spacing w:val="5"/>
     </w:rPr>
   </w:style>
-  <w:style w:type="character" w:styleId="1150" w:customStyle="1">
+  <w:style w:type="character" w:styleId="1164" w:customStyle="1">
     <w:name w:val="Header Char"/>
-    <w:basedOn w:val="986"/>
+    <w:basedOn w:val="1000"/>
     <w:uiPriority w:val="99"/>
     <w:pPr>
       <w:pBdr/>
@@ -50334,9 +51086,9 @@
       <w:ind/>
     </w:pPr>
   </w:style>
-  <w:style w:type="character" w:styleId="1151" w:customStyle="1">
+  <w:style w:type="character" w:styleId="1165" w:customStyle="1">
     <w:name w:val="Footer Char"/>
-    <w:basedOn w:val="986"/>
+    <w:basedOn w:val="1000"/>
     <w:uiPriority w:val="99"/>
     <w:pPr>
       <w:pBdr/>
@@ -50344,10 +51096,10 @@
       <w:ind/>
     </w:pPr>
   </w:style>
-  <w:style w:type="paragraph" w:styleId="1152">
+  <w:style w:type="paragraph" w:styleId="1166">
     <w:name w:val="footnote text"/>
-    <w:basedOn w:val="976"/>
-    <w:link w:val="1153"/>
+    <w:basedOn w:val="990"/>
+    <w:link w:val="1167"/>
     <w:uiPriority w:val="99"/>
     <w:semiHidden/>
     <w:unhideWhenUsed/>
@@ -50361,10 +51113,10 @@
       <w:szCs w:val="20"/>
     </w:rPr>
   </w:style>
-  <w:style w:type="character" w:styleId="1153" w:customStyle="1">
+  <w:style w:type="character" w:styleId="1167" w:customStyle="1">
     <w:name w:val="Note de bas de page Car"/>
-    <w:basedOn w:val="986"/>
-    <w:link w:val="1152"/>
+    <w:basedOn w:val="1000"/>
+    <w:link w:val="1166"/>
     <w:uiPriority w:val="99"/>
     <w:semiHidden/>
     <w:pPr>
@@ -50377,9 +51129,9 @@
       <w:szCs w:val="20"/>
     </w:rPr>
   </w:style>
-  <w:style w:type="character" w:styleId="1154">
+  <w:style w:type="character" w:styleId="1168">
     <w:name w:val="footnote reference"/>
-    <w:basedOn w:val="986"/>
+    <w:basedOn w:val="1000"/>
     <w:uiPriority w:val="99"/>
     <w:semiHidden/>
     <w:unhideWhenUsed/>
@@ -50392,10 +51144,10 @@
       <w:vertAlign w:val="superscript"/>
     </w:rPr>
   </w:style>
-  <w:style w:type="paragraph" w:styleId="1155">
+  <w:style w:type="paragraph" w:styleId="1169">
     <w:name w:val="endnote text"/>
-    <w:basedOn w:val="976"/>
-    <w:link w:val="1156"/>
+    <w:basedOn w:val="990"/>
+    <w:link w:val="1170"/>
     <w:uiPriority w:val="99"/>
     <w:semiHidden/>
     <w:unhideWhenUsed/>
@@ -50409,10 +51161,10 @@
       <w:szCs w:val="20"/>
     </w:rPr>
   </w:style>
-  <w:style w:type="character" w:styleId="1156" w:customStyle="1">
+  <w:style w:type="character" w:styleId="1170" w:customStyle="1">
     <w:name w:val="Note de fin Car"/>
-    <w:basedOn w:val="986"/>
-    <w:link w:val="1155"/>
+    <w:basedOn w:val="1000"/>
+    <w:link w:val="1169"/>
     <w:uiPriority w:val="99"/>
     <w:semiHidden/>
     <w:pPr>
@@ -50425,9 +51177,9 @@
       <w:szCs w:val="20"/>
     </w:rPr>
   </w:style>
-  <w:style w:type="character" w:styleId="1157">
+  <w:style w:type="character" w:styleId="1171">
     <w:name w:val="endnote reference"/>
-    <w:basedOn w:val="986"/>
+    <w:basedOn w:val="1000"/>
     <w:uiPriority w:val="99"/>
     <w:semiHidden/>
     <w:unhideWhenUsed/>
@@ -50440,9 +51192,9 @@
       <w:vertAlign w:val="superscript"/>
     </w:rPr>
   </w:style>
-  <w:style w:type="character" w:styleId="1158">
+  <w:style w:type="character" w:styleId="1172">
     <w:name w:val="FollowedHyperlink"/>
-    <w:basedOn w:val="986"/>
+    <w:basedOn w:val="1000"/>
     <w:uiPriority w:val="99"/>
     <w:semiHidden/>
     <w:unhideWhenUsed/>
@@ -50456,10 +51208,10 @@
       <w:u w:val="single"/>
     </w:rPr>
   </w:style>
-  <w:style w:type="paragraph" w:styleId="1159">
+  <w:style w:type="paragraph" w:styleId="1173">
     <w:name w:val="toc 4"/>
-    <w:basedOn w:val="976"/>
-    <w:next w:val="976"/>
+    <w:basedOn w:val="990"/>
+    <w:next w:val="990"/>
     <w:uiPriority w:val="39"/>
     <w:unhideWhenUsed/>
     <w:pPr>
@@ -50468,10 +51220,10 @@
       <w:ind w:left="660"/>
     </w:pPr>
   </w:style>
-  <w:style w:type="paragraph" w:styleId="1160">
+  <w:style w:type="paragraph" w:styleId="1174">
     <w:name w:val="toc 5"/>
-    <w:basedOn w:val="976"/>
-    <w:next w:val="976"/>
+    <w:basedOn w:val="990"/>
+    <w:next w:val="990"/>
     <w:uiPriority w:val="39"/>
     <w:unhideWhenUsed/>
     <w:pPr>
@@ -50480,10 +51232,10 @@
       <w:ind w:left="880"/>
     </w:pPr>
   </w:style>
-  <w:style w:type="paragraph" w:styleId="1161">
+  <w:style w:type="paragraph" w:styleId="1175">
     <w:name w:val="toc 6"/>
-    <w:basedOn w:val="976"/>
-    <w:next w:val="976"/>
+    <w:basedOn w:val="990"/>
+    <w:next w:val="990"/>
     <w:uiPriority w:val="39"/>
     <w:unhideWhenUsed/>
     <w:pPr>
@@ -50492,10 +51244,10 @@
       <w:ind w:left="1100"/>
     </w:pPr>
   </w:style>
-  <w:style w:type="paragraph" w:styleId="1162">
+  <w:style w:type="paragraph" w:styleId="1176">
     <w:name w:val="toc 7"/>
-    <w:basedOn w:val="976"/>
-    <w:next w:val="976"/>
+    <w:basedOn w:val="990"/>
+    <w:next w:val="990"/>
     <w:uiPriority w:val="39"/>
     <w:unhideWhenUsed/>
     <w:pPr>
@@ -50504,10 +51256,10 @@
       <w:ind w:left="1320"/>
     </w:pPr>
   </w:style>
-  <w:style w:type="paragraph" w:styleId="1163">
+  <w:style w:type="paragraph" w:styleId="1177">
     <w:name w:val="toc 8"/>
-    <w:basedOn w:val="976"/>
-    <w:next w:val="976"/>
+    <w:basedOn w:val="990"/>
+    <w:next w:val="990"/>
     <w:uiPriority w:val="39"/>
     <w:unhideWhenUsed/>
     <w:pPr>
@@ -50516,10 +51268,10 @@
       <w:ind w:left="1540"/>
     </w:pPr>
   </w:style>
-  <w:style w:type="paragraph" w:styleId="1164">
+  <w:style w:type="paragraph" w:styleId="1178">
     <w:name w:val="toc 9"/>
-    <w:basedOn w:val="976"/>
-    <w:next w:val="976"/>
+    <w:basedOn w:val="990"/>
+    <w:next w:val="990"/>
     <w:uiPriority w:val="39"/>
     <w:unhideWhenUsed/>
     <w:pPr>
@@ -50528,10 +51280,10 @@
       <w:ind w:left="1760"/>
     </w:pPr>
   </w:style>
-  <w:style w:type="paragraph" w:styleId="1165">
+  <w:style w:type="paragraph" w:styleId="1179">
     <w:name w:val="table of figures"/>
-    <w:basedOn w:val="976"/>
-    <w:next w:val="976"/>
+    <w:basedOn w:val="990"/>
+    <w:next w:val="990"/>
     <w:uiPriority w:val="99"/>
     <w:unhideWhenUsed/>
     <w:pPr>
@@ -50540,10 +51292,10 @@
       <w:ind/>
     </w:pPr>
   </w:style>
-  <w:style w:type="paragraph" w:styleId="1166">
+  <w:style w:type="paragraph" w:styleId="1180">
     <w:name w:val="Header"/>
-    <w:basedOn w:val="976"/>
-    <w:link w:val="1167"/>
+    <w:basedOn w:val="990"/>
+    <w:link w:val="1181"/>
     <w:uiPriority w:val="99"/>
     <w:unhideWhenUsed/>
     <w:pPr>
@@ -50556,10 +51308,10 @@
       <w:ind/>
     </w:pPr>
   </w:style>
-  <w:style w:type="character" w:styleId="1167" w:customStyle="1">
+  <w:style w:type="character" w:styleId="1181" w:customStyle="1">
     <w:name w:val="En-tête Car"/>
-    <w:basedOn w:val="986"/>
-    <w:link w:val="1166"/>
+    <w:basedOn w:val="1000"/>
+    <w:link w:val="1180"/>
     <w:uiPriority w:val="99"/>
     <w:pPr>
       <w:pBdr/>
@@ -50567,10 +51319,10 @@
       <w:ind/>
     </w:pPr>
   </w:style>
-  <w:style w:type="paragraph" w:styleId="1168">
+  <w:style w:type="paragraph" w:styleId="1182">
     <w:name w:val="Footer"/>
-    <w:basedOn w:val="976"/>
-    <w:link w:val="1169"/>
+    <w:basedOn w:val="990"/>
+    <w:link w:val="1183"/>
     <w:uiPriority w:val="99"/>
     <w:unhideWhenUsed/>
     <w:pPr>
@@ -50583,10 +51335,10 @@
       <w:ind/>
     </w:pPr>
   </w:style>
-  <w:style w:type="character" w:styleId="1169" w:customStyle="1">
+  <w:style w:type="character" w:styleId="1183" w:customStyle="1">
     <w:name w:val="Pied de page Car"/>
-    <w:basedOn w:val="986"/>
-    <w:link w:val="1168"/>
+    <w:basedOn w:val="1000"/>
+    <w:link w:val="1182"/>
     <w:uiPriority w:val="99"/>
     <w:pPr>
       <w:pBdr/>
@@ -50594,10 +51346,10 @@
       <w:ind/>
     </w:pPr>
   </w:style>
-  <w:style w:type="character" w:styleId="1170" w:customStyle="1">
+  <w:style w:type="character" w:styleId="1184" w:customStyle="1">
     <w:name w:val="Titre 1 Car"/>
-    <w:basedOn w:val="986"/>
-    <w:link w:val="977"/>
+    <w:basedOn w:val="1000"/>
+    <w:link w:val="991"/>
     <w:uiPriority w:val="9"/>
     <w:pPr>
       <w:pBdr/>
@@ -50611,10 +51363,10 @@
       <w:szCs w:val="32"/>
     </w:rPr>
   </w:style>
-  <w:style w:type="paragraph" w:styleId="1171">
+  <w:style w:type="paragraph" w:styleId="1185">
     <w:name w:val="TOC Heading"/>
-    <w:basedOn w:val="977"/>
-    <w:next w:val="976"/>
+    <w:basedOn w:val="991"/>
+    <w:next w:val="990"/>
     <w:uiPriority w:val="39"/>
     <w:unhideWhenUsed/>
     <w:qFormat/>
@@ -50628,9 +51380,9 @@
       <w:lang w:eastAsia="fr-CH"/>
     </w:rPr>
   </w:style>
-  <w:style w:type="paragraph" w:styleId="1172">
+  <w:style w:type="paragraph" w:styleId="1186">
     <w:name w:val="No Spacing"/>
-    <w:link w:val="1173"/>
+    <w:link w:val="1187"/>
     <w:uiPriority w:val="1"/>
     <w:qFormat/>
     <w:pPr>
@@ -50643,10 +51395,10 @@
       <w:lang w:eastAsia="fr-CH"/>
     </w:rPr>
   </w:style>
-  <w:style w:type="character" w:styleId="1173" w:customStyle="1">
+  <w:style w:type="character" w:styleId="1187" w:customStyle="1">
     <w:name w:val="Sans interligne Car"/>
-    <w:basedOn w:val="986"/>
-    <w:link w:val="1172"/>
+    <w:basedOn w:val="1000"/>
+    <w:link w:val="1186"/>
     <w:uiPriority w:val="1"/>
     <w:pPr>
       <w:pBdr/>
@@ -50658,10 +51410,10 @@
       <w:lang w:eastAsia="fr-CH"/>
     </w:rPr>
   </w:style>
-  <w:style w:type="paragraph" w:styleId="1174">
+  <w:style w:type="paragraph" w:styleId="1188">
     <w:name w:val="toc 1"/>
-    <w:basedOn w:val="976"/>
-    <w:next w:val="976"/>
+    <w:basedOn w:val="990"/>
+    <w:next w:val="990"/>
     <w:uiPriority w:val="39"/>
     <w:unhideWhenUsed/>
     <w:pPr>
@@ -50670,9 +51422,9 @@
       <w:ind/>
     </w:pPr>
   </w:style>
-  <w:style w:type="character" w:styleId="1175">
+  <w:style w:type="character" w:styleId="1189">
     <w:name w:val="Hyperlink"/>
-    <w:basedOn w:val="986"/>
+    <w:basedOn w:val="1000"/>
     <w:uiPriority w:val="99"/>
     <w:unhideWhenUsed/>
     <w:pPr>
@@ -50685,10 +51437,10 @@
       <w:u w:val="single"/>
     </w:rPr>
   </w:style>
-  <w:style w:type="character" w:styleId="1176" w:customStyle="1">
+  <w:style w:type="character" w:styleId="1190" w:customStyle="1">
     <w:name w:val="Titre 2 Car"/>
-    <w:basedOn w:val="986"/>
-    <w:link w:val="978"/>
+    <w:basedOn w:val="1000"/>
+    <w:link w:val="992"/>
     <w:uiPriority w:val="9"/>
     <w:pPr>
       <w:pBdr/>
@@ -50702,10 +51454,10 @@
       <w:szCs w:val="26"/>
     </w:rPr>
   </w:style>
-  <w:style w:type="paragraph" w:styleId="1177">
+  <w:style w:type="paragraph" w:styleId="1191">
     <w:name w:val="toc 2"/>
-    <w:basedOn w:val="976"/>
-    <w:next w:val="976"/>
+    <w:basedOn w:val="990"/>
+    <w:next w:val="990"/>
     <w:uiPriority w:val="39"/>
     <w:unhideWhenUsed/>
     <w:pPr>
@@ -50714,9 +51466,9 @@
       <w:ind w:left="220"/>
     </w:pPr>
   </w:style>
-  <w:style w:type="paragraph" w:styleId="1178">
+  <w:style w:type="paragraph" w:styleId="1192">
     <w:name w:val="List Paragraph"/>
-    <w:basedOn w:val="976"/>
+    <w:basedOn w:val="990"/>
     <w:uiPriority w:val="34"/>
     <w:qFormat/>
     <w:pPr>
@@ -50726,10 +51478,10 @@
       <w:contextualSpacing w:val="true"/>
     </w:pPr>
   </w:style>
-  <w:style w:type="paragraph" w:styleId="1179">
+  <w:style w:type="paragraph" w:styleId="1193">
     <w:name w:val="Caption"/>
-    <w:basedOn w:val="976"/>
-    <w:next w:val="976"/>
+    <w:basedOn w:val="990"/>
+    <w:next w:val="990"/>
     <w:uiPriority w:val="35"/>
     <w:unhideWhenUsed/>
     <w:qFormat/>
@@ -50746,9 +51498,9 @@
       <w:szCs w:val="18"/>
     </w:rPr>
   </w:style>
-  <w:style w:type="character" w:styleId="1180">
+  <w:style w:type="character" w:styleId="1194">
     <w:name w:val="annotation reference"/>
-    <w:basedOn w:val="986"/>
+    <w:basedOn w:val="1000"/>
     <w:uiPriority w:val="99"/>
     <w:semiHidden/>
     <w:unhideWhenUsed/>
@@ -50762,10 +51514,10 @@
       <w:szCs w:val="16"/>
     </w:rPr>
   </w:style>
-  <w:style w:type="paragraph" w:styleId="1181">
+  <w:style w:type="paragraph" w:styleId="1195">
     <w:name w:val="annotation text"/>
-    <w:basedOn w:val="976"/>
-    <w:link w:val="1182"/>
+    <w:basedOn w:val="990"/>
+    <w:link w:val="1196"/>
     <w:uiPriority w:val="99"/>
     <w:unhideWhenUsed/>
     <w:pPr>
@@ -50778,10 +51530,10 @@
       <w:szCs w:val="20"/>
     </w:rPr>
   </w:style>
-  <w:style w:type="character" w:styleId="1182" w:customStyle="1">
+  <w:style w:type="character" w:styleId="1196" w:customStyle="1">
     <w:name w:val="Commentaire Car"/>
-    <w:basedOn w:val="986"/>
-    <w:link w:val="1181"/>
+    <w:basedOn w:val="1000"/>
+    <w:link w:val="1195"/>
     <w:uiPriority w:val="99"/>
     <w:pPr>
       <w:pBdr/>
@@ -50793,11 +51545,11 @@
       <w:szCs w:val="20"/>
     </w:rPr>
   </w:style>
-  <w:style w:type="paragraph" w:styleId="1183">
+  <w:style w:type="paragraph" w:styleId="1197">
     <w:name w:val="annotation subject"/>
-    <w:basedOn w:val="1181"/>
-    <w:next w:val="1181"/>
-    <w:link w:val="1184"/>
+    <w:basedOn w:val="1195"/>
+    <w:next w:val="1195"/>
+    <w:link w:val="1198"/>
     <w:uiPriority w:val="99"/>
     <w:semiHidden/>
     <w:unhideWhenUsed/>
@@ -50811,10 +51563,10 @@
       <w:bCs/>
     </w:rPr>
   </w:style>
-  <w:style w:type="character" w:styleId="1184" w:customStyle="1">
+  <w:style w:type="character" w:styleId="1198" w:customStyle="1">
     <w:name w:val="Objet du commentaire Car"/>
-    <w:basedOn w:val="1182"/>
-    <w:link w:val="1183"/>
+    <w:basedOn w:val="1196"/>
+    <w:link w:val="1197"/>
     <w:uiPriority w:val="99"/>
     <w:semiHidden/>
     <w:pPr>
@@ -50829,9 +51581,9 @@
       <w:szCs w:val="20"/>
     </w:rPr>
   </w:style>
-  <w:style w:type="table" w:styleId="1185">
+  <w:style w:type="table" w:styleId="1199">
     <w:name w:val="Table Grid"/>
-    <w:basedOn w:val="987"/>
+    <w:basedOn w:val="1001"/>
     <w:uiPriority w:val="39"/>
     <w:pPr>
       <w:pBdr/>
@@ -51021,9 +51773,9 @@
       </w:tcPr>
     </w:tblStylePr>
   </w:style>
-  <w:style w:type="table" w:styleId="1186">
+  <w:style w:type="table" w:styleId="1200">
     <w:name w:val="Grid Table 4 Accent 1"/>
-    <w:basedOn w:val="987"/>
+    <w:basedOn w:val="1001"/>
     <w:uiPriority w:val="49"/>
     <w:pPr>
       <w:pBdr/>
@@ -51242,9 +51994,9 @@
       </w:tcPr>
     </w:tblStylePr>
   </w:style>
-  <w:style w:type="table" w:styleId="1187">
+  <w:style w:type="table" w:styleId="1201">
     <w:name w:val="Grid Table 5 Dark Accent 1"/>
-    <w:basedOn w:val="987"/>
+    <w:basedOn w:val="1001"/>
     <w:uiPriority w:val="50"/>
     <w:pPr>
       <w:pBdr/>
@@ -51479,10 +52231,10 @@
       </w:tcPr>
     </w:tblStylePr>
   </w:style>
-  <w:style w:type="character" w:styleId="1188" w:customStyle="1">
+  <w:style w:type="character" w:styleId="1202" w:customStyle="1">
     <w:name w:val="Titre 3 Car"/>
-    <w:basedOn w:val="986"/>
-    <w:link w:val="979"/>
+    <w:basedOn w:val="1000"/>
+    <w:link w:val="993"/>
     <w:uiPriority w:val="9"/>
     <w:pPr>
       <w:pBdr/>
@@ -51496,10 +52248,10 @@
       <w:szCs w:val="24"/>
     </w:rPr>
   </w:style>
-  <w:style w:type="paragraph" w:styleId="1189">
+  <w:style w:type="paragraph" w:styleId="1203">
     <w:name w:val="toc 3"/>
-    <w:basedOn w:val="976"/>
-    <w:next w:val="976"/>
+    <w:basedOn w:val="990"/>
+    <w:next w:val="990"/>
     <w:uiPriority w:val="39"/>
     <w:unhideWhenUsed/>
     <w:pPr>
@@ -51508,10 +52260,10 @@
       <w:ind w:left="440"/>
     </w:pPr>
   </w:style>
-  <w:style w:type="table" w:styleId="1190" w:customStyle="1">
+  <w:style w:type="table" w:styleId="1204" w:customStyle="1">
     <w:name w:val="Tableau Grille 41"/>
-    <w:basedOn w:val="987"/>
-    <w:next w:val="1191"/>
+    <w:basedOn w:val="1001"/>
+    <w:next w:val="1205"/>
     <w:uiPriority w:val="49"/>
     <w:pPr>
       <w:pBdr/>
@@ -51733,9 +52485,9 @@
       </w:tcPr>
     </w:tblStylePr>
   </w:style>
-  <w:style w:type="table" w:styleId="1191">
+  <w:style w:type="table" w:styleId="1205">
     <w:name w:val="Grid Table 4"/>
-    <w:basedOn w:val="987"/>
+    <w:basedOn w:val="1001"/>
     <w:uiPriority w:val="49"/>
     <w:pPr>
       <w:pBdr/>
@@ -51954,9 +52706,9 @@
       </w:tcPr>
     </w:tblStylePr>
   </w:style>
-  <w:style w:type="character" w:styleId="1192">
+  <w:style w:type="character" w:styleId="1206">
     <w:name w:val="Unresolved Mention"/>
-    <w:basedOn w:val="986"/>
+    <w:basedOn w:val="1000"/>
     <w:uiPriority w:val="99"/>
     <w:semiHidden/>
     <w:unhideWhenUsed/>
@@ -51970,9 +52722,9 @@
       <w:shd w:val="clear" w:color="auto" w:fill="e1dfdd"/>
     </w:rPr>
   </w:style>
-  <w:style w:type="table" w:styleId="1193">
+  <w:style w:type="table" w:styleId="1207">
     <w:name w:val="Grid Table 4 Accent 5"/>
-    <w:basedOn w:val="987"/>
+    <w:basedOn w:val="1001"/>
     <w:uiPriority w:val="49"/>
     <w:pPr>
       <w:pBdr/>
@@ -52191,9 +52943,9 @@
       </w:tcPr>
     </w:tblStylePr>
   </w:style>
-  <w:style w:type="character" w:styleId="1194" w:customStyle="1">
+  <w:style w:type="character" w:styleId="1208" w:customStyle="1">
     <w:name w:val="Style1 Car"/>
-    <w:basedOn w:val="1170"/>
+    <w:basedOn w:val="1184"/>
     <w:pPr>
       <w:pBdr/>
       <w:spacing/>
@@ -52206,9 +52958,9 @@
       <w:szCs w:val="32"/>
     </w:rPr>
   </w:style>
-  <w:style w:type="paragraph" w:styleId="1195">
+  <w:style w:type="paragraph" w:styleId="1209">
     <w:name w:val="Normal (Web)"/>
-    <w:basedOn w:val="976"/>
+    <w:basedOn w:val="990"/>
     <w:uiPriority w:val="99"/>
     <w:semiHidden/>
     <w:unhideWhenUsed/>
@@ -52224,9 +52976,9 @@
       <w:lang w:val="fr-CH" w:eastAsia="fr-CH"/>
     </w:rPr>
   </w:style>
-  <w:style w:type="character" w:styleId="1196">
+  <w:style w:type="character" w:styleId="1210">
     <w:name w:val="HTML Code"/>
-    <w:basedOn w:val="986"/>
+    <w:basedOn w:val="1000"/>
     <w:uiPriority w:val="99"/>
     <w:semiHidden/>
     <w:unhideWhenUsed/>
@@ -52241,9 +52993,9 @@
       <w:szCs w:val="20"/>
     </w:rPr>
   </w:style>
-  <w:style w:type="table" w:styleId="1197">
+  <w:style w:type="table" w:styleId="1211">
     <w:name w:val="Grid Table 5 Dark Accent 5"/>
-    <w:basedOn w:val="987"/>
+    <w:basedOn w:val="1001"/>
     <w:uiPriority w:val="50"/>
     <w:pPr>
       <w:pBdr/>

--- a/Documentation/LHO - M5 - DT.docx
+++ b/Documentation/LHO - M5 - DT.docx
@@ -861,7 +861,7 @@
       <w:sdtContent>
         <w:p>
           <w:pPr>
-            <w:pStyle w:val="1182"/>
+            <w:pStyle w:val="1582"/>
             <w:pBdr/>
             <w:spacing/>
             <w:ind/>
@@ -892,7 +892,7 @@
         </w:p>
         <w:p>
           <w:pPr>
-            <w:pStyle w:val="1185"/>
+            <w:pStyle w:val="1585"/>
             <w:pBdr/>
             <w:tabs>
               <w:tab w:val="right" w:leader="dot" w:pos="9061"/>
@@ -910,22 +910,21 @@
           <w:r>
             <w:fldChar w:fldCharType="separate"/>
           </w:r>
-          <w:r/>
           <w:hyperlink w:tooltip="#_Toc1" w:anchor="_Toc1" w:history="1">
             <w:r>
               <w:rPr>
-                <w:rStyle w:val="1186"/>
+                <w:rStyle w:val="1586"/>
               </w:rPr>
             </w:r>
             <w:r>
               <w:rPr>
-                <w:rStyle w:val="1186"/>
+                <w:rStyle w:val="1586"/>
               </w:rPr>
               <w:t xml:space="preserve">1. Introduction</w:t>
             </w:r>
             <w:r>
               <w:rPr>
-                <w:rStyle w:val="1186"/>
+                <w:rStyle w:val="1586"/>
               </w:rPr>
             </w:r>
             <w:r>
@@ -940,10 +939,11 @@
             </w:r>
           </w:hyperlink>
           <w:r/>
+          <w:r/>
         </w:p>
         <w:p>
           <w:pPr>
-            <w:pStyle w:val="1188"/>
+            <w:pStyle w:val="1588"/>
             <w:pBdr/>
             <w:tabs>
               <w:tab w:val="right" w:leader="dot" w:pos="9061"/>
@@ -952,28 +952,29 @@
             <w:ind/>
             <w:rPr/>
           </w:pPr>
+          <w:r/>
           <w:hyperlink w:tooltip="#_Toc2" w:anchor="_Toc2" w:history="1">
             <w:r>
               <w:rPr>
-                <w:rStyle w:val="1186"/>
+                <w:rStyle w:val="1586"/>
               </w:rPr>
             </w:r>
             <w:r>
               <w:rPr>
-                <w:rStyle w:val="1186"/>
+                <w:rStyle w:val="1586"/>
                 <w:lang w:val="fr-CH"/>
               </w:rPr>
               <w:t xml:space="preserve">1.1 </w:t>
             </w:r>
             <w:r>
               <w:rPr>
-                <w:rStyle w:val="1186"/>
+                <w:rStyle w:val="1586"/>
               </w:rPr>
               <w:t xml:space="preserve">Personnes impliquées</w:t>
             </w:r>
             <w:r>
               <w:rPr>
-                <w:rStyle w:val="1186"/>
+                <w:rStyle w:val="1586"/>
               </w:rPr>
             </w:r>
             <w:r>
@@ -988,10 +989,11 @@
             </w:r>
           </w:hyperlink>
           <w:r/>
+          <w:r/>
         </w:p>
         <w:p>
           <w:pPr>
-            <w:pStyle w:val="1188"/>
+            <w:pStyle w:val="1588"/>
             <w:pBdr/>
             <w:tabs>
               <w:tab w:val="right" w:leader="dot" w:pos="9061"/>
@@ -1000,28 +1002,29 @@
             <w:ind/>
             <w:rPr/>
           </w:pPr>
+          <w:r/>
           <w:hyperlink w:tooltip="#_Toc3" w:anchor="_Toc3" w:history="1">
             <w:r>
               <w:rPr>
-                <w:rStyle w:val="1186"/>
+                <w:rStyle w:val="1586"/>
               </w:rPr>
             </w:r>
             <w:r>
               <w:rPr>
-                <w:rStyle w:val="1186"/>
+                <w:rStyle w:val="1586"/>
                 <w:lang w:val="fr-CH"/>
               </w:rPr>
               <w:t xml:space="preserve">1.2 </w:t>
             </w:r>
             <w:r>
               <w:rPr>
-                <w:rStyle w:val="1186"/>
+                <w:rStyle w:val="1586"/>
               </w:rPr>
               <w:t xml:space="preserve">Directives générales</w:t>
             </w:r>
             <w:r>
               <w:rPr>
-                <w:rStyle w:val="1186"/>
+                <w:rStyle w:val="1586"/>
               </w:rPr>
             </w:r>
             <w:r>
@@ -1036,10 +1039,11 @@
             </w:r>
           </w:hyperlink>
           <w:r/>
+          <w:r/>
         </w:p>
         <w:p>
           <w:pPr>
-            <w:pStyle w:val="1200"/>
+            <w:pStyle w:val="1600"/>
             <w:pBdr/>
             <w:tabs>
               <w:tab w:val="right" w:leader="dot" w:pos="9061"/>
@@ -1048,22 +1052,23 @@
             <w:ind/>
             <w:rPr/>
           </w:pPr>
+          <w:r/>
           <w:hyperlink w:tooltip="#_Toc4" w:anchor="_Toc4" w:history="1">
             <w:r>
               <w:rPr>
-                <w:rStyle w:val="1186"/>
+                <w:rStyle w:val="1586"/>
               </w:rPr>
             </w:r>
             <w:r>
               <w:rPr>
-                <w:rStyle w:val="1186"/>
+                <w:rStyle w:val="1586"/>
                 <w:lang w:val="fr-CH"/>
               </w:rPr>
               <w:t xml:space="preserve">1.2.1 Remise</w:t>
             </w:r>
             <w:r>
               <w:rPr>
-                <w:rStyle w:val="1186"/>
+                <w:rStyle w:val="1586"/>
               </w:rPr>
             </w:r>
             <w:r>
@@ -1078,10 +1083,11 @@
             </w:r>
           </w:hyperlink>
           <w:r/>
+          <w:r/>
         </w:p>
         <w:p>
           <w:pPr>
-            <w:pStyle w:val="1200"/>
+            <w:pStyle w:val="1600"/>
             <w:pBdr/>
             <w:tabs>
               <w:tab w:val="right" w:leader="dot" w:pos="9061"/>
@@ -1090,22 +1096,23 @@
             <w:ind/>
             <w:rPr/>
           </w:pPr>
+          <w:r/>
           <w:hyperlink w:tooltip="#_Toc5" w:anchor="_Toc5" w:history="1">
             <w:r>
               <w:rPr>
-                <w:rStyle w:val="1186"/>
+                <w:rStyle w:val="1586"/>
               </w:rPr>
             </w:r>
             <w:r>
               <w:rPr>
-                <w:rStyle w:val="1186"/>
+                <w:rStyle w:val="1586"/>
                 <w:lang w:val="fr-CH"/>
               </w:rPr>
               <w:t xml:space="preserve">1.2.2. Livrables</w:t>
             </w:r>
             <w:r>
               <w:rPr>
-                <w:rStyle w:val="1186"/>
+                <w:rStyle w:val="1586"/>
                 <w:lang w:val="fr-CH"/>
               </w:rPr>
             </w:r>
@@ -1125,10 +1132,11 @@
               <w:lang w:val="fr-CH"/>
             </w:rPr>
           </w:r>
+          <w:r/>
         </w:p>
         <w:p>
           <w:pPr>
-            <w:pStyle w:val="1185"/>
+            <w:pStyle w:val="1585"/>
             <w:pBdr/>
             <w:tabs>
               <w:tab w:val="right" w:leader="dot" w:pos="9061"/>
@@ -1137,61 +1145,62 @@
             <w:ind/>
             <w:rPr/>
           </w:pPr>
+          <w:r/>
           <w:hyperlink w:tooltip="#_Toc6" w:anchor="_Toc6" w:history="1">
             <w:r>
               <w:rPr>
-                <w:rStyle w:val="1186"/>
+                <w:rStyle w:val="1586"/>
               </w:rPr>
             </w:r>
             <w:r>
               <w:rPr>
-                <w:rStyle w:val="1186"/>
+                <w:rStyle w:val="1586"/>
                 <w:lang w:val="fr-CH"/>
               </w:rPr>
               <w:t xml:space="preserve">2</w:t>
             </w:r>
             <w:r>
               <w:rPr>
-                <w:rStyle w:val="1186"/>
+                <w:rStyle w:val="1586"/>
                 <w:lang w:val="fr-CH"/>
               </w:rPr>
               <w:t xml:space="preserve">.</w:t>
             </w:r>
             <w:r>
               <w:rPr>
-                <w:rStyle w:val="1186"/>
+                <w:rStyle w:val="1586"/>
                 <w:rFonts w:asciiTheme="minorHAnsi" w:hAnsiTheme="minorHAnsi" w:eastAsiaTheme="minorHAnsi" w:cstheme="minorBidi"/>
               </w:rPr>
               <w:t xml:space="preserve"> </w:t>
             </w:r>
             <w:r>
               <w:rPr>
-                <w:rStyle w:val="1186"/>
+                <w:rStyle w:val="1586"/>
               </w:rPr>
               <w:t xml:space="preserve">Spécifications</w:t>
             </w:r>
             <w:r>
               <w:rPr>
-                <w:rStyle w:val="1186"/>
+                <w:rStyle w:val="1586"/>
               </w:rPr>
               <w:t xml:space="preserve"> de </w:t>
             </w:r>
             <w:r>
               <w:rPr>
-                <w:rStyle w:val="1186"/>
+                <w:rStyle w:val="1586"/>
               </w:rPr>
               <w:t xml:space="preserve">l’ap</w:t>
             </w:r>
             <w:r>
               <w:rPr>
-                <w:rStyle w:val="1186"/>
+                <w:rStyle w:val="1586"/>
                 <w:lang w:val="fr-CH"/>
               </w:rPr>
               <w:t xml:space="preserve">plication</w:t>
             </w:r>
             <w:r>
               <w:rPr>
-                <w:rStyle w:val="1186"/>
+                <w:rStyle w:val="1586"/>
               </w:rPr>
             </w:r>
             <w:r>
@@ -1206,10 +1215,11 @@
             </w:r>
           </w:hyperlink>
           <w:r/>
+          <w:r/>
         </w:p>
         <w:p>
           <w:pPr>
-            <w:pStyle w:val="1188"/>
+            <w:pStyle w:val="1588"/>
             <w:pBdr/>
             <w:tabs>
               <w:tab w:val="right" w:leader="dot" w:pos="9061"/>
@@ -1218,21 +1228,22 @@
             <w:ind/>
             <w:rPr/>
           </w:pPr>
+          <w:r/>
           <w:hyperlink w:tooltip="#_Toc7" w:anchor="_Toc7" w:history="1">
             <w:r>
               <w:rPr>
-                <w:rStyle w:val="1186"/>
+                <w:rStyle w:val="1586"/>
               </w:rPr>
             </w:r>
             <w:r>
               <w:rPr>
-                <w:rStyle w:val="1186"/>
+                <w:rStyle w:val="1586"/>
               </w:rPr>
               <w:t xml:space="preserve">2.1 Public cible</w:t>
             </w:r>
             <w:r>
               <w:rPr>
-                <w:rStyle w:val="1186"/>
+                <w:rStyle w:val="1586"/>
               </w:rPr>
             </w:r>
             <w:r>
@@ -1247,10 +1258,11 @@
             </w:r>
           </w:hyperlink>
           <w:r/>
+          <w:r/>
         </w:p>
         <w:p>
           <w:pPr>
-            <w:pStyle w:val="1188"/>
+            <w:pStyle w:val="1588"/>
             <w:pBdr/>
             <w:tabs>
               <w:tab w:val="right" w:leader="dot" w:pos="9061"/>
@@ -1259,61 +1271,62 @@
             <w:ind/>
             <w:rPr/>
           </w:pPr>
+          <w:r/>
           <w:hyperlink w:tooltip="#_Toc8" w:anchor="_Toc8" w:history="1">
             <w:r>
               <w:rPr>
-                <w:rStyle w:val="1186"/>
+                <w:rStyle w:val="1586"/>
               </w:rPr>
             </w:r>
             <w:r>
               <w:rPr>
-                <w:rStyle w:val="1186"/>
+                <w:rStyle w:val="1586"/>
                 <w:lang w:val="fr-CH"/>
               </w:rPr>
               <w:t xml:space="preserve">2.</w:t>
             </w:r>
             <w:r>
               <w:rPr>
-                <w:rStyle w:val="1186"/>
+                <w:rStyle w:val="1586"/>
                 <w:lang w:val="fr-CH"/>
               </w:rPr>
               <w:t xml:space="preserve">2</w:t>
             </w:r>
             <w:r>
               <w:rPr>
-                <w:rStyle w:val="1186"/>
+                <w:rStyle w:val="1586"/>
                 <w:lang w:val="fr-CH"/>
               </w:rPr>
               <w:t xml:space="preserve"> </w:t>
             </w:r>
             <w:r>
               <w:rPr>
-                <w:rStyle w:val="1186"/>
+                <w:rStyle w:val="1586"/>
               </w:rPr>
               <w:t xml:space="preserve">Exigences fonctionnel</w:t>
             </w:r>
             <w:r>
               <w:rPr>
-                <w:rStyle w:val="1186"/>
+                <w:rStyle w:val="1586"/>
                 <w:lang w:val="fr-CH"/>
               </w:rPr>
               <w:t xml:space="preserve">le</w:t>
             </w:r>
             <w:r>
               <w:rPr>
-                <w:rStyle w:val="1186"/>
+                <w:rStyle w:val="1586"/>
               </w:rPr>
               <w:t xml:space="preserve">s</w:t>
             </w:r>
             <w:r>
               <w:rPr>
-                <w:rStyle w:val="1186"/>
+                <w:rStyle w:val="1586"/>
               </w:rPr>
               <w:t xml:space="preserve"> </w:t>
             </w:r>
             <w:r>
               <w:rPr>
-                <w:rStyle w:val="1186"/>
+                <w:rStyle w:val="1586"/>
               </w:rPr>
             </w:r>
             <w:r>
@@ -1328,10 +1341,11 @@
             </w:r>
           </w:hyperlink>
           <w:r/>
+          <w:r/>
         </w:p>
         <w:p>
           <w:pPr>
-            <w:pStyle w:val="1188"/>
+            <w:pStyle w:val="1588"/>
             <w:pBdr/>
             <w:tabs>
               <w:tab w:val="right" w:leader="dot" w:pos="9061"/>
@@ -1340,51 +1354,52 @@
             <w:ind/>
             <w:rPr/>
           </w:pPr>
+          <w:r/>
           <w:hyperlink w:tooltip="#_Toc9" w:anchor="_Toc9" w:history="1">
             <w:r>
               <w:rPr>
-                <w:rStyle w:val="1186"/>
+                <w:rStyle w:val="1586"/>
               </w:rPr>
             </w:r>
             <w:r>
               <w:rPr>
-                <w:rStyle w:val="1186"/>
+                <w:rStyle w:val="1586"/>
               </w:rPr>
               <w:t xml:space="preserve">2.</w:t>
             </w:r>
             <w:r>
               <w:rPr>
-                <w:rStyle w:val="1186"/>
+                <w:rStyle w:val="1586"/>
               </w:rPr>
               <w:t xml:space="preserve">3</w:t>
             </w:r>
             <w:r>
               <w:rPr>
-                <w:rStyle w:val="1186"/>
+                <w:rStyle w:val="1586"/>
               </w:rPr>
               <w:t xml:space="preserve"> </w:t>
             </w:r>
             <w:r>
               <w:rPr>
-                <w:rStyle w:val="1186"/>
+                <w:rStyle w:val="1586"/>
               </w:rPr>
               <w:t xml:space="preserve">Exigences </w:t>
             </w:r>
             <w:r>
               <w:rPr>
-                <w:rStyle w:val="1186"/>
+                <w:rStyle w:val="1586"/>
               </w:rPr>
               <w:t xml:space="preserve">Non-</w:t>
             </w:r>
             <w:r>
               <w:rPr>
-                <w:rStyle w:val="1186"/>
+                <w:rStyle w:val="1586"/>
               </w:rPr>
               <w:t xml:space="preserve">Fonctionnelles</w:t>
             </w:r>
             <w:r>
               <w:rPr>
-                <w:rStyle w:val="1186"/>
+                <w:rStyle w:val="1586"/>
               </w:rPr>
             </w:r>
             <w:r>
@@ -1399,10 +1414,11 @@
             </w:r>
           </w:hyperlink>
           <w:r/>
+          <w:r/>
         </w:p>
         <w:p>
           <w:pPr>
-            <w:pStyle w:val="1188"/>
+            <w:pStyle w:val="1588"/>
             <w:pBdr/>
             <w:tabs>
               <w:tab w:val="right" w:leader="dot" w:pos="9061"/>
@@ -1411,15 +1427,16 @@
             <w:ind/>
             <w:rPr/>
           </w:pPr>
+          <w:r/>
           <w:hyperlink w:tooltip="#_Toc10" w:anchor="_Toc10" w:history="1">
             <w:r>
               <w:rPr>
-                <w:rStyle w:val="1186"/>
+                <w:rStyle w:val="1586"/>
               </w:rPr>
             </w:r>
             <w:r>
               <w:rPr>
-                <w:rStyle w:val="1186"/>
+                <w:rStyle w:val="1586"/>
                 <w:highlight w:val="none"/>
                 <w:lang w:val="fr-CH"/>
               </w:rPr>
@@ -1427,7 +1444,7 @@
             </w:r>
             <w:r>
               <w:rPr>
-                <w:rStyle w:val="1186"/>
+                <w:rStyle w:val="1586"/>
               </w:rPr>
             </w:r>
             <w:r>
@@ -1442,10 +1459,11 @@
             </w:r>
           </w:hyperlink>
           <w:r/>
+          <w:r/>
         </w:p>
         <w:p>
           <w:pPr>
-            <w:pStyle w:val="1200"/>
+            <w:pStyle w:val="1600"/>
             <w:pBdr/>
             <w:tabs>
               <w:tab w:val="right" w:leader="dot" w:pos="9061"/>
@@ -1454,15 +1472,16 @@
             <w:ind/>
             <w:rPr/>
           </w:pPr>
+          <w:r/>
           <w:hyperlink w:tooltip="#_Toc11" w:anchor="_Toc11" w:history="1">
             <w:r>
               <w:rPr>
-                <w:rStyle w:val="1186"/>
+                <w:rStyle w:val="1586"/>
               </w:rPr>
             </w:r>
             <w:r>
               <w:rPr>
-                <w:rStyle w:val="1186"/>
+                <w:rStyle w:val="1586"/>
                 <w:highlight w:val="none"/>
                 <w:lang w:val="fr-CH" w:bidi="fr-CH"/>
               </w:rPr>
@@ -1470,7 +1489,7 @@
             </w:r>
             <w:r>
               <w:rPr>
-                <w:rStyle w:val="1186"/>
+                <w:rStyle w:val="1586"/>
               </w:rPr>
             </w:r>
             <w:r>
@@ -1485,10 +1504,11 @@
             </w:r>
           </w:hyperlink>
           <w:r/>
+          <w:r/>
         </w:p>
         <w:p>
           <w:pPr>
-            <w:pStyle w:val="1188"/>
+            <w:pStyle w:val="1588"/>
             <w:pBdr/>
             <w:tabs>
               <w:tab w:val="right" w:leader="dot" w:pos="9061"/>
@@ -1497,29 +1517,30 @@
             <w:ind/>
             <w:rPr/>
           </w:pPr>
+          <w:r/>
           <w:hyperlink w:tooltip="#_Toc12" w:anchor="_Toc12" w:history="1">
             <w:r>
               <w:rPr>
-                <w:rStyle w:val="1186"/>
+                <w:rStyle w:val="1586"/>
               </w:rPr>
             </w:r>
             <w:r>
               <w:rPr>
-                <w:rStyle w:val="1186"/>
+                <w:rStyle w:val="1586"/>
                 <w:lang w:val="fr-CH"/>
               </w:rPr>
               <w:t xml:space="preserve">2.5 </w:t>
             </w:r>
             <w:r>
               <w:rPr>
-                <w:rStyle w:val="1186"/>
+                <w:rStyle w:val="1586"/>
                 <w:lang w:val="fr-CH"/>
               </w:rPr>
               <w:t xml:space="preserve">Langage de programmation et Framework d'interface</w:t>
             </w:r>
             <w:r>
               <w:rPr>
-                <w:rStyle w:val="1186"/>
+                <w:rStyle w:val="1586"/>
               </w:rPr>
             </w:r>
             <w:r>
@@ -1534,10 +1555,11 @@
             </w:r>
           </w:hyperlink>
           <w:r/>
+          <w:r/>
         </w:p>
         <w:p>
           <w:pPr>
-            <w:pStyle w:val="1200"/>
+            <w:pStyle w:val="1600"/>
             <w:pBdr/>
             <w:tabs>
               <w:tab w:val="right" w:leader="dot" w:pos="9061"/>
@@ -1546,22 +1568,23 @@
             <w:ind/>
             <w:rPr/>
           </w:pPr>
+          <w:r/>
           <w:hyperlink w:tooltip="#_Toc13" w:anchor="_Toc13" w:history="1">
             <w:r>
               <w:rPr>
-                <w:rStyle w:val="1186"/>
+                <w:rStyle w:val="1586"/>
               </w:rPr>
             </w:r>
             <w:r>
               <w:rPr>
-                <w:rStyle w:val="1186"/>
+                <w:rStyle w:val="1586"/>
                 <w:lang w:val="fr-CH"/>
               </w:rPr>
               <w:t xml:space="preserve">2.5.1 Langage : C# (.NET)</w:t>
             </w:r>
             <w:r>
               <w:rPr>
-                <w:rStyle w:val="1186"/>
+                <w:rStyle w:val="1586"/>
               </w:rPr>
             </w:r>
             <w:r>
@@ -1576,10 +1599,11 @@
             </w:r>
           </w:hyperlink>
           <w:r/>
+          <w:r/>
         </w:p>
         <w:p>
           <w:pPr>
-            <w:pStyle w:val="1200"/>
+            <w:pStyle w:val="1600"/>
             <w:pBdr/>
             <w:tabs>
               <w:tab w:val="right" w:leader="dot" w:pos="9061"/>
@@ -1588,22 +1612,23 @@
             <w:ind/>
             <w:rPr/>
           </w:pPr>
+          <w:r/>
           <w:hyperlink w:tooltip="#_Toc14" w:anchor="_Toc14" w:history="1">
             <w:r>
               <w:rPr>
-                <w:rStyle w:val="1186"/>
+                <w:rStyle w:val="1586"/>
               </w:rPr>
             </w:r>
             <w:r>
               <w:rPr>
-                <w:rStyle w:val="1186"/>
+                <w:rStyle w:val="1586"/>
                 <w:lang w:val="fr-CH"/>
               </w:rPr>
               <w:t xml:space="preserve">2.5.2 Framework Graphique : Avalonia UI</w:t>
             </w:r>
             <w:r>
               <w:rPr>
-                <w:rStyle w:val="1186"/>
+                <w:rStyle w:val="1586"/>
               </w:rPr>
             </w:r>
             <w:r>
@@ -1618,10 +1643,11 @@
             </w:r>
           </w:hyperlink>
           <w:r/>
+          <w:r/>
         </w:p>
         <w:p>
           <w:pPr>
-            <w:pStyle w:val="1188"/>
+            <w:pStyle w:val="1588"/>
             <w:pBdr/>
             <w:tabs>
               <w:tab w:val="right" w:leader="dot" w:pos="9061"/>
@@ -1630,22 +1656,23 @@
             <w:ind/>
             <w:rPr/>
           </w:pPr>
+          <w:r/>
           <w:hyperlink w:tooltip="#_Toc15" w:anchor="_Toc15" w:history="1">
             <w:r>
               <w:rPr>
-                <w:rStyle w:val="1186"/>
+                <w:rStyle w:val="1586"/>
               </w:rPr>
             </w:r>
             <w:r>
               <w:rPr>
-                <w:rStyle w:val="1186"/>
+                <w:rStyle w:val="1586"/>
                 <w:lang w:val="fr-CH"/>
               </w:rPr>
               <w:t xml:space="preserve">2.6 Architecture logiciel </w:t>
             </w:r>
             <w:r>
               <w:rPr>
-                <w:rStyle w:val="1186"/>
+                <w:rStyle w:val="1586"/>
               </w:rPr>
             </w:r>
             <w:r>
@@ -1660,10 +1687,11 @@
             </w:r>
           </w:hyperlink>
           <w:r/>
+          <w:r/>
         </w:p>
         <w:p>
           <w:pPr>
-            <w:pStyle w:val="1200"/>
+            <w:pStyle w:val="1600"/>
             <w:pBdr/>
             <w:tabs>
               <w:tab w:val="right" w:leader="dot" w:pos="9061"/>
@@ -1672,15 +1700,16 @@
             <w:ind/>
             <w:rPr/>
           </w:pPr>
+          <w:r/>
           <w:hyperlink w:tooltip="#_Toc16" w:anchor="_Toc16" w:history="1">
             <w:r>
               <w:rPr>
-                <w:rStyle w:val="1186"/>
+                <w:rStyle w:val="1586"/>
               </w:rPr>
             </w:r>
             <w:r>
               <w:rPr>
-                <w:rStyle w:val="1186"/>
+                <w:rStyle w:val="1586"/>
                 <w:highlight w:val="none"/>
                 <w:lang w:val="fr-CH"/>
               </w:rPr>
@@ -1688,7 +1717,7 @@
             </w:r>
             <w:r>
               <w:rPr>
-                <w:rStyle w:val="1186"/>
+                <w:rStyle w:val="1586"/>
               </w:rPr>
             </w:r>
             <w:r>
@@ -1703,10 +1732,11 @@
             </w:r>
           </w:hyperlink>
           <w:r/>
+          <w:r/>
         </w:p>
         <w:p>
           <w:pPr>
-            <w:pStyle w:val="1188"/>
+            <w:pStyle w:val="1588"/>
             <w:pBdr/>
             <w:tabs>
               <w:tab w:val="right" w:leader="dot" w:pos="9061"/>
@@ -1715,22 +1745,23 @@
             <w:ind/>
             <w:rPr/>
           </w:pPr>
+          <w:r/>
           <w:hyperlink w:tooltip="#_Toc17" w:anchor="_Toc17" w:history="1">
             <w:r>
               <w:rPr>
-                <w:rStyle w:val="1186"/>
+                <w:rStyle w:val="1586"/>
               </w:rPr>
             </w:r>
             <w:r>
               <w:rPr>
-                <w:rStyle w:val="1186"/>
+                <w:rStyle w:val="1586"/>
                 <w:lang w:val="fr-CH"/>
               </w:rPr>
               <w:t xml:space="preserve">2.7 Diagramme de Cas d’Utilisation</w:t>
             </w:r>
             <w:r>
               <w:rPr>
-                <w:rStyle w:val="1186"/>
+                <w:rStyle w:val="1586"/>
               </w:rPr>
             </w:r>
             <w:r>
@@ -1745,10 +1776,11 @@
             </w:r>
           </w:hyperlink>
           <w:r/>
+          <w:r/>
         </w:p>
         <w:p>
           <w:pPr>
-            <w:pStyle w:val="1188"/>
+            <w:pStyle w:val="1588"/>
             <w:pBdr/>
             <w:tabs>
               <w:tab w:val="right" w:leader="dot" w:pos="9061"/>
@@ -1757,15 +1789,16 @@
             <w:ind/>
             <w:rPr/>
           </w:pPr>
+          <w:r/>
           <w:hyperlink w:tooltip="#_Toc18" w:anchor="_Toc18" w:history="1">
             <w:r>
               <w:rPr>
-                <w:rStyle w:val="1186"/>
+                <w:rStyle w:val="1586"/>
               </w:rPr>
             </w:r>
             <w:r>
               <w:rPr>
-                <w:rStyle w:val="1186"/>
+                <w:rStyle w:val="1586"/>
                 <w:highlight w:val="none"/>
                 <w:lang w:val="fr-CH" w:bidi="fr-CH"/>
               </w:rPr>
@@ -1773,7 +1806,7 @@
             </w:r>
             <w:r>
               <w:rPr>
-                <w:rStyle w:val="1186"/>
+                <w:rStyle w:val="1586"/>
                 <w:highlight w:val="none"/>
                 <w:lang w:val="fr-CH" w:bidi="fr-CH"/>
               </w:rPr>
@@ -1781,13 +1814,13 @@
             </w:r>
             <w:r>
               <w:rPr>
-                <w:rStyle w:val="1186"/>
+                <w:rStyle w:val="1586"/>
               </w:rPr>
               <w:t xml:space="preserve">Modèle Conceptuel de Données (MCD)</w:t>
             </w:r>
             <w:r>
               <w:rPr>
-                <w:rStyle w:val="1186"/>
+                <w:rStyle w:val="1586"/>
                 <w:highlight w:val="none"/>
                 <w:lang w:val="fr-CH" w:bidi="fr-CH"/>
               </w:rPr>
@@ -1795,7 +1828,7 @@
             </w:r>
             <w:r>
               <w:rPr>
-                <w:rStyle w:val="1186"/>
+                <w:rStyle w:val="1586"/>
                 <w:lang w:val="fr-CH"/>
               </w:rPr>
             </w:r>
@@ -1815,10 +1848,11 @@
               <w:lang w:val="fr-CH"/>
             </w:rPr>
           </w:r>
+          <w:r/>
         </w:p>
         <w:p>
           <w:pPr>
-            <w:pStyle w:val="1185"/>
+            <w:pStyle w:val="1585"/>
             <w:pBdr/>
             <w:tabs>
               <w:tab w:val="right" w:leader="dot" w:pos="9061"/>
@@ -1827,15 +1861,16 @@
             <w:ind/>
             <w:rPr/>
           </w:pPr>
+          <w:r/>
           <w:hyperlink w:tooltip="#_Toc19" w:anchor="_Toc19" w:history="1">
             <w:r>
               <w:rPr>
-                <w:rStyle w:val="1186"/>
+                <w:rStyle w:val="1586"/>
               </w:rPr>
             </w:r>
             <w:r>
               <w:rPr>
-                <w:rStyle w:val="1186"/>
+                <w:rStyle w:val="1586"/>
                 <w:highlight w:val="none"/>
                 <w:lang w:val="fr-CH" w:bidi="fr-CH"/>
               </w:rPr>
@@ -1843,7 +1878,7 @@
             </w:r>
             <w:r>
               <w:rPr>
-                <w:rStyle w:val="1186"/>
+                <w:rStyle w:val="1586"/>
               </w:rPr>
             </w:r>
             <w:r>
@@ -1858,10 +1893,11 @@
             </w:r>
           </w:hyperlink>
           <w:r/>
+          <w:r/>
         </w:p>
         <w:p>
           <w:pPr>
-            <w:pStyle w:val="1188"/>
+            <w:pStyle w:val="1588"/>
             <w:pBdr/>
             <w:tabs>
               <w:tab w:val="right" w:leader="dot" w:pos="9061"/>
@@ -1872,15 +1908,16 @@
               <w:highlight w:val="none"/>
             </w:rPr>
           </w:pPr>
+          <w:r/>
           <w:hyperlink w:tooltip="#_Toc20" w:anchor="_Toc20" w:history="1">
             <w:r>
               <w:rPr>
-                <w:rStyle w:val="1186"/>
+                <w:rStyle w:val="1586"/>
               </w:rPr>
             </w:r>
             <w:r>
               <w:rPr>
-                <w:rStyle w:val="1186"/>
+                <w:rStyle w:val="1586"/>
                 <w:highlight w:val="none"/>
                 <w:lang w:val="fr-CH" w:bidi="fr-CH"/>
               </w:rPr>
@@ -1888,7 +1925,7 @@
             </w:r>
             <w:r>
               <w:rPr>
-                <w:rStyle w:val="1186"/>
+                <w:rStyle w:val="1586"/>
                 <w:highlight w:val="none"/>
                 <w:lang w:val="fr-CH"/>
               </w:rPr>
@@ -1910,10 +1947,15 @@
               <w:lang w:val="fr-CH" w:bidi="fr-CH"/>
             </w:rPr>
           </w:r>
+          <w:r>
+            <w:rPr>
+              <w:highlight w:val="none"/>
+            </w:rPr>
+          </w:r>
         </w:p>
         <w:p>
           <w:pPr>
-            <w:pStyle w:val="1200"/>
+            <w:pStyle w:val="1600"/>
             <w:pBdr/>
             <w:tabs>
               <w:tab w:val="right" w:leader="dot" w:pos="9061"/>
@@ -1924,15 +1966,16 @@
               <w:highlight w:val="none"/>
             </w:rPr>
           </w:pPr>
+          <w:r/>
           <w:hyperlink w:tooltip="#_Toc21" w:anchor="_Toc21" w:history="1">
             <w:r>
               <w:rPr>
-                <w:rStyle w:val="1186"/>
+                <w:rStyle w:val="1586"/>
               </w:rPr>
             </w:r>
             <w:r>
               <w:rPr>
-                <w:rStyle w:val="1186"/>
+                <w:rStyle w:val="1586"/>
                 <w:highlight w:val="none"/>
                 <w:lang w:val="fr-CH" w:bidi="fr-CH"/>
               </w:rPr>
@@ -1940,7 +1983,7 @@
             </w:r>
             <w:r>
               <w:rPr>
-                <w:rStyle w:val="1186"/>
+                <w:rStyle w:val="1586"/>
               </w:rPr>
             </w:r>
             <w:r>
@@ -1960,10 +2003,15 @@
               <w:lang w:val="fr-CH" w:bidi="fr-CH"/>
             </w:rPr>
           </w:r>
+          <w:r>
+            <w:rPr>
+              <w:highlight w:val="none"/>
+            </w:rPr>
+          </w:r>
         </w:p>
         <w:p>
           <w:pPr>
-            <w:pStyle w:val="1188"/>
+            <w:pStyle w:val="1588"/>
             <w:pBdr/>
             <w:tabs>
               <w:tab w:val="right" w:leader="dot" w:pos="9061"/>
@@ -1972,15 +2020,16 @@
             <w:ind/>
             <w:rPr/>
           </w:pPr>
+          <w:r/>
           <w:hyperlink w:tooltip="#_Toc22" w:anchor="_Toc22" w:history="1">
             <w:r>
               <w:rPr>
-                <w:rStyle w:val="1186"/>
+                <w:rStyle w:val="1586"/>
               </w:rPr>
             </w:r>
             <w:r>
               <w:rPr>
-                <w:rStyle w:val="1186"/>
+                <w:rStyle w:val="1586"/>
                 <w:highlight w:val="none"/>
                 <w:lang w:val="fr-CH" w:bidi="fr-CH"/>
               </w:rPr>
@@ -1988,7 +2037,7 @@
             </w:r>
             <w:r>
               <w:rPr>
-                <w:rStyle w:val="1186"/>
+                <w:rStyle w:val="1586"/>
                 <w:lang w:val="fr-CH"/>
               </w:rPr>
             </w:r>
@@ -2008,10 +2057,11 @@
               <w:lang w:val="fr-CH"/>
             </w:rPr>
           </w:r>
+          <w:r/>
         </w:p>
         <w:p>
           <w:pPr>
-            <w:pStyle w:val="1200"/>
+            <w:pStyle w:val="1600"/>
             <w:pBdr/>
             <w:tabs>
               <w:tab w:val="right" w:leader="dot" w:pos="9061"/>
@@ -2020,15 +2070,16 @@
             <w:ind/>
             <w:rPr/>
           </w:pPr>
+          <w:r/>
           <w:hyperlink w:tooltip="#_Toc23" w:anchor="_Toc23" w:history="1">
             <w:r>
               <w:rPr>
-                <w:rStyle w:val="1186"/>
+                <w:rStyle w:val="1586"/>
               </w:rPr>
             </w:r>
             <w:r>
               <w:rPr>
-                <w:rStyle w:val="1186"/>
+                <w:rStyle w:val="1586"/>
                 <w:highlight w:val="none"/>
                 <w:lang w:val="fr-CH" w:bidi="fr-CH"/>
               </w:rPr>
@@ -2036,7 +2087,7 @@
             </w:r>
             <w:r>
               <w:rPr>
-                <w:rStyle w:val="1186"/>
+                <w:rStyle w:val="1586"/>
                 <w:lang w:val="fr-CH"/>
               </w:rPr>
             </w:r>
@@ -2056,10 +2107,11 @@
               <w:lang w:val="fr-CH"/>
             </w:rPr>
           </w:r>
+          <w:r/>
         </w:p>
         <w:p>
           <w:pPr>
-            <w:pStyle w:val="1200"/>
+            <w:pStyle w:val="1600"/>
             <w:pBdr/>
             <w:tabs>
               <w:tab w:val="right" w:leader="dot" w:pos="9061"/>
@@ -2068,15 +2120,16 @@
             <w:ind/>
             <w:rPr/>
           </w:pPr>
+          <w:r/>
           <w:hyperlink w:tooltip="#_Toc24" w:anchor="_Toc24" w:history="1">
             <w:r>
               <w:rPr>
-                <w:rStyle w:val="1186"/>
+                <w:rStyle w:val="1586"/>
               </w:rPr>
             </w:r>
             <w:r>
               <w:rPr>
-                <w:rStyle w:val="1186"/>
+                <w:rStyle w:val="1586"/>
                 <w:highlight w:val="none"/>
                 <w:lang w:val="fr-CH" w:bidi="fr-CH"/>
               </w:rPr>
@@ -2084,7 +2137,7 @@
             </w:r>
             <w:r>
               <w:rPr>
-                <w:rStyle w:val="1186"/>
+                <w:rStyle w:val="1586"/>
                 <w:highlight w:val="none"/>
                 <w:lang w:val="fr-CH" w:bidi="fr-CH"/>
               </w:rPr>
@@ -2092,7 +2145,7 @@
             </w:r>
             <w:r>
               <w:rPr>
-                <w:rStyle w:val="1186"/>
+                <w:rStyle w:val="1586"/>
                 <w:lang w:val="fr-CH"/>
               </w:rPr>
             </w:r>
@@ -2112,10 +2165,11 @@
               <w:lang w:val="fr-CH"/>
             </w:rPr>
           </w:r>
+          <w:r/>
         </w:p>
         <w:p>
           <w:pPr>
-            <w:pStyle w:val="1200"/>
+            <w:pStyle w:val="1600"/>
             <w:pBdr/>
             <w:tabs>
               <w:tab w:val="right" w:leader="dot" w:pos="9061"/>
@@ -2124,15 +2178,16 @@
             <w:ind/>
             <w:rPr/>
           </w:pPr>
+          <w:r/>
           <w:hyperlink w:tooltip="#_Toc25" w:anchor="_Toc25" w:history="1">
             <w:r>
               <w:rPr>
-                <w:rStyle w:val="1186"/>
+                <w:rStyle w:val="1586"/>
               </w:rPr>
             </w:r>
             <w:r>
               <w:rPr>
-                <w:rStyle w:val="1186"/>
+                <w:rStyle w:val="1586"/>
                 <w:highlight w:val="none"/>
                 <w:lang w:val="fr-CH" w:bidi="fr-CH"/>
               </w:rPr>
@@ -2140,13 +2195,13 @@
             </w:r>
             <w:r>
               <w:rPr>
-                <w:rStyle w:val="1186"/>
+                <w:rStyle w:val="1586"/>
               </w:rPr>
               <w:t xml:space="preserve">Journaux</w:t>
             </w:r>
             <w:r>
               <w:rPr>
-                <w:rStyle w:val="1186"/>
+                <w:rStyle w:val="1586"/>
                 <w:lang w:val="fr-CH"/>
               </w:rPr>
             </w:r>
@@ -2166,10 +2221,11 @@
               <w:lang w:val="fr-CH"/>
             </w:rPr>
           </w:r>
+          <w:r/>
         </w:p>
         <w:p>
           <w:pPr>
-            <w:pStyle w:val="1200"/>
+            <w:pStyle w:val="1600"/>
             <w:pBdr/>
             <w:tabs>
               <w:tab w:val="right" w:leader="dot" w:pos="9061"/>
@@ -2178,15 +2234,16 @@
             <w:ind/>
             <w:rPr/>
           </w:pPr>
+          <w:r/>
           <w:hyperlink w:tooltip="#_Toc26" w:anchor="_Toc26" w:history="1">
             <w:r>
               <w:rPr>
-                <w:rStyle w:val="1186"/>
+                <w:rStyle w:val="1586"/>
               </w:rPr>
             </w:r>
             <w:r>
               <w:rPr>
-                <w:rStyle w:val="1186"/>
+                <w:rStyle w:val="1586"/>
                 <w:highlight w:val="none"/>
                 <w:lang w:val="fr-CH" w:bidi="fr-CH"/>
               </w:rPr>
@@ -2194,7 +2251,7 @@
             </w:r>
             <w:r>
               <w:rPr>
-                <w:rStyle w:val="1186"/>
+                <w:rStyle w:val="1586"/>
                 <w:lang w:val="fr-CH"/>
               </w:rPr>
             </w:r>
@@ -2214,10 +2271,11 @@
               <w:lang w:val="fr-CH"/>
             </w:rPr>
           </w:r>
+          <w:r/>
         </w:p>
         <w:p>
           <w:pPr>
-            <w:pStyle w:val="1188"/>
+            <w:pStyle w:val="1588"/>
             <w:pBdr/>
             <w:tabs>
               <w:tab w:val="right" w:leader="dot" w:pos="9061"/>
@@ -2228,15 +2286,16 @@
               <w:highlight w:val="none"/>
             </w:rPr>
           </w:pPr>
+          <w:r/>
           <w:hyperlink w:tooltip="#_Toc27" w:anchor="_Toc27" w:history="1">
             <w:r>
               <w:rPr>
-                <w:rStyle w:val="1186"/>
+                <w:rStyle w:val="1586"/>
               </w:rPr>
             </w:r>
             <w:r>
               <w:rPr>
-                <w:rStyle w:val="1186"/>
+                <w:rStyle w:val="1586"/>
                 <w:highlight w:val="none"/>
                 <w:lang w:val="fr-CH"/>
               </w:rPr>
@@ -2244,7 +2303,7 @@
             </w:r>
             <w:r>
               <w:rPr>
-                <w:rStyle w:val="1186"/>
+                <w:rStyle w:val="1586"/>
                 <w:highlight w:val="none"/>
               </w:rPr>
             </w:r>
@@ -2259,6 +2318,11 @@
               <w:fldChar w:fldCharType="end"/>
             </w:r>
           </w:hyperlink>
+          <w:r>
+            <w:rPr>
+              <w:highlight w:val="none"/>
+            </w:rPr>
+          </w:r>
           <w:r>
             <w:rPr>
               <w:highlight w:val="none"/>
@@ -2267,7 +2331,7 @@
         </w:p>
         <w:p>
           <w:pPr>
-            <w:pStyle w:val="1200"/>
+            <w:pStyle w:val="1600"/>
             <w:pBdr/>
             <w:tabs>
               <w:tab w:val="right" w:leader="dot" w:pos="9061"/>
@@ -2276,22 +2340,23 @@
             <w:ind/>
             <w:rPr/>
           </w:pPr>
+          <w:r/>
           <w:hyperlink w:tooltip="#_Toc28" w:anchor="_Toc28" w:history="1">
             <w:r>
               <w:rPr>
-                <w:rStyle w:val="1186"/>
+                <w:rStyle w:val="1586"/>
               </w:rPr>
             </w:r>
             <w:r>
               <w:rPr>
-                <w:rStyle w:val="1186"/>
+                <w:rStyle w:val="1586"/>
                 <w:lang w:val="fr-CH"/>
               </w:rPr>
               <w:t xml:space="preserve">3.2.1 Manipulation de données</w:t>
             </w:r>
             <w:r>
               <w:rPr>
-                <w:rStyle w:val="1186"/>
+                <w:rStyle w:val="1586"/>
               </w:rPr>
             </w:r>
             <w:r>
@@ -2306,10 +2371,11 @@
             </w:r>
           </w:hyperlink>
           <w:r/>
+          <w:r/>
         </w:p>
         <w:p>
           <w:pPr>
-            <w:pStyle w:val="1188"/>
+            <w:pStyle w:val="1588"/>
             <w:pBdr/>
             <w:tabs>
               <w:tab w:val="right" w:leader="dot" w:pos="9061"/>
@@ -2320,15 +2386,16 @@
               <w:highlight w:val="none"/>
             </w:rPr>
           </w:pPr>
+          <w:r/>
           <w:hyperlink w:tooltip="#_Toc29" w:anchor="_Toc29" w:history="1">
             <w:r>
               <w:rPr>
-                <w:rStyle w:val="1186"/>
+                <w:rStyle w:val="1586"/>
               </w:rPr>
             </w:r>
             <w:r>
               <w:rPr>
-                <w:rStyle w:val="1186"/>
+                <w:rStyle w:val="1586"/>
                 <w:highlight w:val="none"/>
                 <w:lang w:val="fr-CH" w:bidi="fr-CH"/>
               </w:rPr>
@@ -2336,13 +2403,13 @@
             </w:r>
             <w:r>
               <w:rPr>
-                <w:rStyle w:val="1186"/>
+                <w:rStyle w:val="1586"/>
               </w:rPr>
               <w:t xml:space="preserve"> Accès aux données</w:t>
             </w:r>
             <w:r>
               <w:rPr>
-                <w:rStyle w:val="1186"/>
+                <w:rStyle w:val="1586"/>
                 <w:highlight w:val="none"/>
                 <w:lang w:val="fr-CH"/>
               </w:rPr>
@@ -2364,10 +2431,15 @@
               <w:lang w:val="fr-CH"/>
             </w:rPr>
           </w:r>
+          <w:r>
+            <w:rPr>
+              <w:highlight w:val="none"/>
+            </w:rPr>
+          </w:r>
         </w:p>
         <w:p>
           <w:pPr>
-            <w:pStyle w:val="1200"/>
+            <w:pStyle w:val="1600"/>
             <w:pBdr/>
             <w:tabs>
               <w:tab w:val="right" w:leader="dot" w:pos="9061"/>
@@ -2376,15 +2448,16 @@
             <w:ind/>
             <w:rPr/>
           </w:pPr>
+          <w:r/>
           <w:hyperlink w:tooltip="#_Toc30" w:anchor="_Toc30" w:history="1">
             <w:r>
               <w:rPr>
-                <w:rStyle w:val="1186"/>
+                <w:rStyle w:val="1586"/>
               </w:rPr>
             </w:r>
             <w:r>
               <w:rPr>
-                <w:rStyle w:val="1186"/>
+                <w:rStyle w:val="1586"/>
                 <w:highlight w:val="none"/>
                 <w:lang w:val="fr-CH" w:bidi="fr-CH"/>
               </w:rPr>
@@ -2392,13 +2465,13 @@
             </w:r>
             <w:r>
               <w:rPr>
-                <w:rStyle w:val="1186"/>
+                <w:rStyle w:val="1586"/>
               </w:rPr>
               <w:t xml:space="preserve">Le Contexte de Base de Données (MonDbContext)</w:t>
             </w:r>
             <w:r>
               <w:rPr>
-                <w:rStyle w:val="1186"/>
+                <w:rStyle w:val="1586"/>
                 <w:lang w:val="fr-CH"/>
               </w:rPr>
             </w:r>
@@ -2418,10 +2491,11 @@
               <w:lang w:val="fr-CH"/>
             </w:rPr>
           </w:r>
+          <w:r/>
         </w:p>
         <w:p>
           <w:pPr>
-            <w:pStyle w:val="1200"/>
+            <w:pStyle w:val="1600"/>
             <w:pBdr/>
             <w:tabs>
               <w:tab w:val="right" w:leader="dot" w:pos="9061"/>
@@ -2430,15 +2504,16 @@
             <w:ind/>
             <w:rPr/>
           </w:pPr>
+          <w:r/>
           <w:hyperlink w:tooltip="#_Toc31" w:anchor="_Toc31" w:history="1">
             <w:r>
               <w:rPr>
-                <w:rStyle w:val="1186"/>
+                <w:rStyle w:val="1586"/>
               </w:rPr>
             </w:r>
             <w:r>
               <w:rPr>
-                <w:rStyle w:val="1186"/>
+                <w:rStyle w:val="1586"/>
                 <w:highlight w:val="none"/>
                 <w:lang w:val="fr-CH" w:bidi="fr-CH"/>
               </w:rPr>
@@ -2446,7 +2521,7 @@
             </w:r>
             <w:r>
               <w:rPr>
-                <w:rStyle w:val="1186"/>
+                <w:rStyle w:val="1586"/>
                 <w:highlight w:val="none"/>
                 <w:lang w:val="fr-CH" w:bidi="fr-CH"/>
               </w:rPr>
@@ -2454,7 +2529,7 @@
             </w:r>
             <w:r>
               <w:rPr>
-                <w:rStyle w:val="1186"/>
+                <w:rStyle w:val="1586"/>
                 <w:lang w:val="fr-CH"/>
               </w:rPr>
             </w:r>
@@ -2474,6 +2549,7 @@
               <w:lang w:val="fr-CH"/>
             </w:rPr>
           </w:r>
+          <w:r/>
         </w:p>
         <w:p>
           <w:pPr>
@@ -2482,7 +2558,6 @@
             <w:ind/>
             <w:rPr/>
           </w:pPr>
-          <w:r/>
           <w:r>
             <w:rPr>
               <w:b/>
@@ -2490,7 +2565,6 @@
             </w:rPr>
             <w:fldChar w:fldCharType="end"/>
           </w:r>
-          <w:r/>
           <w:r/>
         </w:p>
       </w:sdtContent>
@@ -2515,7 +2589,7 @@
     </w:p>
     <w:p>
       <w:pPr>
-        <w:pStyle w:val="988"/>
+        <w:pStyle w:val="1388"/>
         <w:pBdr/>
         <w:spacing/>
         <w:ind/>
@@ -2526,7 +2600,6 @@
       <w:r>
         <w:t xml:space="preserve">1. Introduction</w:t>
       </w:r>
-      <w:r/>
       <w:bookmarkEnd w:id="16"/>
       <w:r/>
       <w:r/>
@@ -2586,7 +2659,7 @@
     </w:p>
     <w:p>
       <w:pPr>
-        <w:pStyle w:val="1189"/>
+        <w:pStyle w:val="1589"/>
         <w:numPr>
           <w:ilvl w:val="0"/>
           <w:numId w:val="71"/>
@@ -2607,7 +2680,7 @@
     </w:p>
     <w:p>
       <w:pPr>
-        <w:pStyle w:val="1189"/>
+        <w:pStyle w:val="1589"/>
         <w:numPr>
           <w:ilvl w:val="0"/>
           <w:numId w:val="71"/>
@@ -2628,7 +2701,7 @@
     </w:p>
     <w:p>
       <w:pPr>
-        <w:pStyle w:val="1189"/>
+        <w:pStyle w:val="1589"/>
         <w:numPr>
           <w:ilvl w:val="0"/>
           <w:numId w:val="71"/>
@@ -2649,7 +2722,7 @@
     </w:p>
     <w:p>
       <w:pPr>
-        <w:pStyle w:val="1189"/>
+        <w:pStyle w:val="1589"/>
         <w:numPr>
           <w:ilvl w:val="0"/>
           <w:numId w:val="71"/>
@@ -2670,7 +2743,7 @@
     </w:p>
     <w:p>
       <w:pPr>
-        <w:pStyle w:val="1189"/>
+        <w:pStyle w:val="1589"/>
         <w:numPr>
           <w:ilvl w:val="0"/>
           <w:numId w:val="71"/>
@@ -2691,7 +2764,7 @@
     </w:p>
     <w:p>
       <w:pPr>
-        <w:pStyle w:val="1189"/>
+        <w:pStyle w:val="1589"/>
         <w:numPr>
           <w:ilvl w:val="0"/>
           <w:numId w:val="71"/>
@@ -2712,7 +2785,7 @@
     </w:p>
     <w:p>
       <w:pPr>
-        <w:pStyle w:val="1189"/>
+        <w:pStyle w:val="1589"/>
         <w:numPr>
           <w:ilvl w:val="0"/>
           <w:numId w:val="71"/>
@@ -2771,7 +2844,7 @@
     </w:p>
     <w:p>
       <w:pPr>
-        <w:pStyle w:val="989"/>
+        <w:pStyle w:val="1389"/>
         <w:pBdr/>
         <w:spacing/>
         <w:ind/>
@@ -2788,7 +2861,6 @@
       <w:r>
         <w:t xml:space="preserve">Personnes impliquées</w:t>
       </w:r>
-      <w:r/>
       <w:bookmarkEnd w:id="17"/>
       <w:r/>
       <w:r/>
@@ -2807,7 +2879,7 @@
     </w:p>
     <w:p>
       <w:pPr>
-        <w:pStyle w:val="1189"/>
+        <w:pStyle w:val="1589"/>
         <w:numPr>
           <w:ilvl w:val="0"/>
           <w:numId w:val="57"/>
@@ -2845,7 +2917,7 @@
     </w:p>
     <w:p>
       <w:pPr>
-        <w:pStyle w:val="1189"/>
+        <w:pStyle w:val="1589"/>
         <w:numPr>
           <w:ilvl w:val="0"/>
           <w:numId w:val="58"/>
@@ -2865,7 +2937,7 @@
     </w:p>
     <w:p>
       <w:pPr>
-        <w:pStyle w:val="1189"/>
+        <w:pStyle w:val="1589"/>
         <w:numPr>
           <w:ilvl w:val="0"/>
           <w:numId w:val="58"/>
@@ -2882,7 +2954,7 @@
     </w:p>
     <w:p>
       <w:pPr>
-        <w:pStyle w:val="1189"/>
+        <w:pStyle w:val="1589"/>
         <w:numPr>
           <w:ilvl w:val="0"/>
           <w:numId w:val="58"/>
@@ -2909,7 +2981,7 @@
     </w:p>
     <w:p>
       <w:pPr>
-        <w:pStyle w:val="989"/>
+        <w:pStyle w:val="1389"/>
         <w:pBdr/>
         <w:spacing/>
         <w:ind/>
@@ -2926,14 +2998,13 @@
       <w:r>
         <w:t xml:space="preserve">Directives générales</w:t>
       </w:r>
-      <w:r/>
       <w:bookmarkEnd w:id="18"/>
       <w:r/>
       <w:r/>
     </w:p>
     <w:p>
       <w:pPr>
-        <w:pStyle w:val="990"/>
+        <w:pStyle w:val="1390"/>
         <w:pBdr/>
         <w:spacing/>
         <w:ind/>
@@ -2947,14 +3018,13 @@
         </w:rPr>
         <w:t xml:space="preserve">1.2.1 Remise</w:t>
       </w:r>
-      <w:r/>
       <w:bookmarkEnd w:id="19"/>
       <w:r/>
       <w:r/>
     </w:p>
     <w:tbl>
       <w:tblPr>
-        <w:tblStyle w:val="1196"/>
+        <w:tblStyle w:val="1596"/>
         <w:tblW w:w="0" w:type="auto"/>
         <w:tblBorders/>
         <w:tblLook w:val="04A0" w:firstRow="1" w:lastRow="0" w:firstColumn="1" w:lastColumn="0" w:noHBand="0" w:noVBand="1"/>
@@ -3147,7 +3217,7 @@
     </w:p>
     <w:p>
       <w:pPr>
-        <w:pStyle w:val="990"/>
+        <w:pStyle w:val="1390"/>
         <w:pBdr/>
         <w:spacing/>
         <w:ind/>
@@ -3169,7 +3239,11 @@
         </w:rPr>
       </w:r>
       <w:bookmarkEnd w:id="20"/>
-      <w:r/>
+      <w:r>
+        <w:rPr>
+          <w:lang w:val="fr-CH"/>
+        </w:rPr>
+      </w:r>
       <w:r>
         <w:rPr>
           <w:lang w:val="fr-CH"/>
@@ -3178,7 +3252,7 @@
     </w:p>
     <w:p>
       <w:pPr>
-        <w:pStyle w:val="1189"/>
+        <w:pStyle w:val="1589"/>
         <w:numPr>
           <w:ilvl w:val="0"/>
           <w:numId w:val="65"/>
@@ -3202,7 +3276,7 @@
     </w:p>
     <w:p>
       <w:pPr>
-        <w:pStyle w:val="1189"/>
+        <w:pStyle w:val="1589"/>
         <w:numPr>
           <w:ilvl w:val="0"/>
           <w:numId w:val="65"/>
@@ -3223,7 +3297,7 @@
     </w:p>
     <w:p>
       <w:pPr>
-        <w:pStyle w:val="1189"/>
+        <w:pStyle w:val="1589"/>
         <w:numPr>
           <w:ilvl w:val="0"/>
           <w:numId w:val="65"/>
@@ -3244,7 +3318,7 @@
     </w:p>
     <w:p>
       <w:pPr>
-        <w:pStyle w:val="1189"/>
+        <w:pStyle w:val="1589"/>
         <w:numPr>
           <w:ilvl w:val="0"/>
           <w:numId w:val="65"/>
@@ -3265,7 +3339,7 @@
     </w:p>
     <w:p>
       <w:pPr>
-        <w:pStyle w:val="1189"/>
+        <w:pStyle w:val="1589"/>
         <w:numPr>
           <w:ilvl w:val="0"/>
           <w:numId w:val="65"/>
@@ -3286,7 +3360,7 @@
     </w:p>
     <w:p>
       <w:pPr>
-        <w:pStyle w:val="988"/>
+        <w:pStyle w:val="1388"/>
         <w:pBdr/>
         <w:spacing/>
         <w:ind/>
@@ -3330,7 +3404,6 @@
         </w:rPr>
         <w:t xml:space="preserve">plication</w:t>
       </w:r>
-      <w:r/>
       <w:bookmarkEnd w:id="21"/>
       <w:r/>
       <w:r/>
@@ -3350,7 +3423,7 @@
     </w:p>
     <w:p>
       <w:pPr>
-        <w:pStyle w:val="1189"/>
+        <w:pStyle w:val="1589"/>
         <w:numPr>
           <w:ilvl w:val="0"/>
           <w:numId w:val="59"/>
@@ -3368,7 +3441,7 @@
     </w:p>
     <w:p>
       <w:pPr>
-        <w:pStyle w:val="1189"/>
+        <w:pStyle w:val="1589"/>
         <w:numPr>
           <w:ilvl w:val="0"/>
           <w:numId w:val="59"/>
@@ -3386,7 +3459,7 @@
     </w:p>
     <w:p>
       <w:pPr>
-        <w:pStyle w:val="1189"/>
+        <w:pStyle w:val="1589"/>
         <w:numPr>
           <w:ilvl w:val="0"/>
           <w:numId w:val="59"/>
@@ -3404,7 +3477,7 @@
     </w:p>
     <w:p>
       <w:pPr>
-        <w:pStyle w:val="1189"/>
+        <w:pStyle w:val="1589"/>
         <w:numPr>
           <w:ilvl w:val="0"/>
           <w:numId w:val="59"/>
@@ -3435,7 +3508,7 @@
     </w:p>
     <w:p>
       <w:pPr>
-        <w:pStyle w:val="989"/>
+        <w:pStyle w:val="1389"/>
         <w:pBdr/>
         <w:spacing/>
         <w:ind/>
@@ -3447,7 +3520,6 @@
       <w:r>
         <w:t xml:space="preserve">2.1 Public cible</w:t>
       </w:r>
-      <w:r/>
       <w:bookmarkEnd w:id="22"/>
       <w:r/>
       <w:r/>
@@ -3483,7 +3555,7 @@
     </w:p>
     <w:p>
       <w:pPr>
-        <w:pStyle w:val="1189"/>
+        <w:pStyle w:val="1589"/>
         <w:numPr>
           <w:ilvl w:val="0"/>
           <w:numId w:val="72"/>
@@ -3501,7 +3573,7 @@
     </w:p>
     <w:p>
       <w:pPr>
-        <w:pStyle w:val="1189"/>
+        <w:pStyle w:val="1589"/>
         <w:numPr>
           <w:ilvl w:val="0"/>
           <w:numId w:val="72"/>
@@ -3543,7 +3615,7 @@
     </w:p>
     <w:p>
       <w:pPr>
-        <w:pStyle w:val="989"/>
+        <w:pStyle w:val="1389"/>
         <w:pBdr/>
         <w:spacing/>
         <w:ind/>
@@ -3584,7 +3656,6 @@
       <w:r>
         <w:t xml:space="preserve"> </w:t>
       </w:r>
-      <w:r/>
       <w:bookmarkEnd w:id="23"/>
       <w:r/>
       <w:r/>
@@ -3603,7 +3674,7 @@
     </w:p>
     <w:tbl>
       <w:tblPr>
-        <w:tblStyle w:val="1198"/>
+        <w:tblStyle w:val="1598"/>
         <w:tblW w:w="0" w:type="auto"/>
         <w:tblBorders/>
         <w:tblLook w:val="04A0" w:firstRow="1" w:lastRow="0" w:firstColumn="1" w:lastColumn="0" w:noHBand="0" w:noVBand="1"/>
@@ -4313,7 +4384,7 @@
     </w:p>
     <w:p>
       <w:pPr>
-        <w:pStyle w:val="989"/>
+        <w:pStyle w:val="1389"/>
         <w:pBdr/>
         <w:spacing/>
         <w:ind/>
@@ -4344,7 +4415,6 @@
       <w:r>
         <w:t xml:space="preserve">Fonctionnelles</w:t>
       </w:r>
-      <w:r/>
       <w:bookmarkEnd w:id="24"/>
       <w:r/>
       <w:r/>
@@ -4445,7 +4515,7 @@
     </w:p>
     <w:p>
       <w:pPr>
-        <w:pStyle w:val="989"/>
+        <w:pStyle w:val="1389"/>
         <w:pBdr/>
         <w:spacing/>
         <w:ind/>
@@ -4461,7 +4531,6 @@
         </w:rPr>
         <w:t xml:space="preserve">2.4 Stockage des données persistantes</w:t>
       </w:r>
-      <w:r/>
       <w:bookmarkEnd w:id="25"/>
       <w:r/>
       <w:r/>
@@ -4535,7 +4604,7 @@
     </w:p>
     <w:p>
       <w:pPr>
-        <w:pStyle w:val="990"/>
+        <w:pStyle w:val="1390"/>
         <w:pBdr/>
         <w:spacing/>
         <w:ind/>
@@ -4551,7 +4620,6 @@
         </w:rPr>
         <w:t xml:space="preserve">2.4.1 Choix technologique</w:t>
       </w:r>
-      <w:r/>
       <w:bookmarkEnd w:id="26"/>
       <w:r/>
       <w:r/>
@@ -4604,7 +4672,7 @@
     </w:p>
     <w:p>
       <w:pPr>
-        <w:pStyle w:val="1189"/>
+        <w:pStyle w:val="1589"/>
         <w:numPr>
           <w:ilvl w:val="0"/>
           <w:numId w:val="74"/>
@@ -4646,7 +4714,7 @@
     </w:p>
     <w:p>
       <w:pPr>
-        <w:pStyle w:val="1189"/>
+        <w:pStyle w:val="1589"/>
         <w:numPr>
           <w:ilvl w:val="0"/>
           <w:numId w:val="74"/>
@@ -4674,7 +4742,7 @@
     </w:p>
     <w:p>
       <w:pPr>
-        <w:pStyle w:val="1189"/>
+        <w:pStyle w:val="1589"/>
         <w:numPr>
           <w:ilvl w:val="0"/>
           <w:numId w:val="74"/>
@@ -4739,7 +4807,7 @@
     </w:p>
     <w:p>
       <w:pPr>
-        <w:pStyle w:val="989"/>
+        <w:pStyle w:val="1389"/>
         <w:pBdr/>
         <w:spacing/>
         <w:ind/>
@@ -4760,14 +4828,13 @@
         </w:rPr>
         <w:t xml:space="preserve">Langage de programmation et Framework d'interface</w:t>
       </w:r>
-      <w:r/>
       <w:bookmarkEnd w:id="27"/>
       <w:r/>
       <w:r/>
     </w:p>
     <w:p>
       <w:pPr>
-        <w:pStyle w:val="990"/>
+        <w:pStyle w:val="1390"/>
         <w:pBdr/>
         <w:spacing/>
         <w:ind/>
@@ -4782,7 +4849,6 @@
         </w:rPr>
         <w:t xml:space="preserve">2.5.1 Langage : C# (.NET)</w:t>
       </w:r>
-      <w:r/>
       <w:bookmarkEnd w:id="28"/>
       <w:r/>
       <w:r/>
@@ -4852,7 +4918,7 @@
     </w:p>
     <w:p>
       <w:pPr>
-        <w:pStyle w:val="1189"/>
+        <w:pStyle w:val="1589"/>
         <w:numPr>
           <w:ilvl w:val="0"/>
           <w:numId w:val="75"/>
@@ -4878,7 +4944,7 @@
     </w:p>
     <w:p>
       <w:pPr>
-        <w:pStyle w:val="1189"/>
+        <w:pStyle w:val="1589"/>
         <w:numPr>
           <w:ilvl w:val="0"/>
           <w:numId w:val="75"/>
@@ -4913,7 +4979,7 @@
     </w:p>
     <w:p>
       <w:pPr>
-        <w:pStyle w:val="1189"/>
+        <w:pStyle w:val="1589"/>
         <w:numPr>
           <w:ilvl w:val="0"/>
           <w:numId w:val="75"/>
@@ -5004,7 +5070,7 @@
     </w:p>
     <w:p>
       <w:pPr>
-        <w:pStyle w:val="990"/>
+        <w:pStyle w:val="1390"/>
         <w:pBdr/>
         <w:spacing/>
         <w:ind/>
@@ -5019,7 +5085,6 @@
         </w:rPr>
         <w:t xml:space="preserve">2.5.2 Framework Graphique : Avalonia UI</w:t>
       </w:r>
-      <w:r/>
       <w:bookmarkEnd w:id="29"/>
       <w:r/>
       <w:r/>
@@ -5068,7 +5133,7 @@
     </w:p>
     <w:p>
       <w:pPr>
-        <w:pStyle w:val="1189"/>
+        <w:pStyle w:val="1589"/>
         <w:numPr>
           <w:ilvl w:val="0"/>
           <w:numId w:val="76"/>
@@ -5088,7 +5153,7 @@
       <w:hyperlink w:tooltip="#_2.3_Exigen" w:anchor="_2.3_Exigen" w:history="1">
         <w:r>
           <w:rPr>
-            <w:rStyle w:val="1186"/>
+            <w:rStyle w:val="1586"/>
             <w:lang w:val="fr-CH"/>
           </w:rPr>
           <w:t xml:space="preserve">2.3 (Multi-plateforme)</w:t>
@@ -5109,7 +5174,7 @@
     </w:p>
     <w:p>
       <w:pPr>
-        <w:pStyle w:val="1189"/>
+        <w:pStyle w:val="1589"/>
         <w:numPr>
           <w:ilvl w:val="0"/>
           <w:numId w:val="76"/>
@@ -5135,7 +5200,7 @@
     </w:p>
     <w:p>
       <w:pPr>
-        <w:pStyle w:val="1189"/>
+        <w:pStyle w:val="1589"/>
         <w:numPr>
           <w:ilvl w:val="0"/>
           <w:numId w:val="76"/>
@@ -5172,7 +5237,7 @@
     </w:p>
     <w:p>
       <w:pPr>
-        <w:pStyle w:val="989"/>
+        <w:pStyle w:val="1389"/>
         <w:pBdr/>
         <w:spacing/>
         <w:ind/>
@@ -5187,7 +5252,6 @@
         </w:rPr>
         <w:t xml:space="preserve">2.6 Architecture logiciel </w:t>
       </w:r>
-      <w:r/>
       <w:bookmarkEnd w:id="30"/>
       <w:r/>
       <w:r/>
@@ -5327,7 +5391,7 @@
     </w:p>
     <w:p>
       <w:pPr>
-        <w:pStyle w:val="1189"/>
+        <w:pStyle w:val="1589"/>
         <w:numPr>
           <w:ilvl w:val="0"/>
           <w:numId w:val="77"/>
@@ -5374,7 +5438,7 @@
     </w:p>
     <w:p>
       <w:pPr>
-        <w:pStyle w:val="1189"/>
+        <w:pStyle w:val="1589"/>
         <w:numPr>
           <w:ilvl w:val="0"/>
           <w:numId w:val="77"/>
@@ -5397,7 +5461,7 @@
     </w:p>
     <w:p>
       <w:pPr>
-        <w:pStyle w:val="1189"/>
+        <w:pStyle w:val="1589"/>
         <w:numPr>
           <w:ilvl w:val="0"/>
           <w:numId w:val="77"/>
@@ -5463,7 +5527,7 @@
     </w:p>
     <w:p>
       <w:pPr>
-        <w:pStyle w:val="990"/>
+        <w:pStyle w:val="1390"/>
         <w:pBdr/>
         <w:spacing/>
         <w:ind/>
@@ -5478,7 +5542,6 @@
         </w:rPr>
         <w:t xml:space="preserve">2.6.1 Architecture interne</w:t>
       </w:r>
-      <w:r/>
       <w:bookmarkEnd w:id="31"/>
       <w:r/>
       <w:r/>
@@ -5567,7 +5630,7 @@
     </w:p>
     <w:p>
       <w:pPr>
-        <w:pStyle w:val="989"/>
+        <w:pStyle w:val="1389"/>
         <w:pBdr/>
         <w:spacing/>
         <w:ind/>
@@ -5581,7 +5644,6 @@
         </w:rPr>
         <w:t xml:space="preserve">2.7 Diagramme de Cas d’Utilisation</w:t>
       </w:r>
-      <w:r/>
       <w:bookmarkEnd w:id="32"/>
       <w:r/>
       <w:r/>
@@ -5970,7 +6032,7 @@
     </w:p>
     <w:p>
       <w:pPr>
-        <w:pStyle w:val="989"/>
+        <w:pStyle w:val="1389"/>
         <w:pBdr/>
         <w:spacing/>
         <w:ind/>
@@ -6010,7 +6072,11 @@
         </w:rPr>
       </w:r>
       <w:bookmarkEnd w:id="33"/>
-      <w:r/>
+      <w:r>
+        <w:rPr>
+          <w:lang w:val="fr-CH"/>
+        </w:rPr>
+      </w:r>
       <w:r>
         <w:rPr>
           <w:lang w:val="fr-CH"/>
@@ -6195,7 +6261,7 @@
     </w:p>
     <w:tbl>
       <w:tblPr>
-        <w:tblStyle w:val="1198"/>
+        <w:tblStyle w:val="1598"/>
         <w:tblW w:w="0" w:type="auto"/>
         <w:tblBorders/>
         <w:tblLayout w:type="fixed"/>
@@ -9474,7 +9540,7 @@
     </w:p>
     <w:p>
       <w:pPr>
-        <w:pStyle w:val="988"/>
+        <w:pStyle w:val="1388"/>
         <w:pBdr/>
         <w:spacing/>
         <w:ind/>
@@ -9548,7 +9614,7 @@
       <w:r>
         <w:rPr>
           <w:highlight w:val="none"/>
-          <w:lang w:val="fr-CH" w:bidi="fr-CH"/>
+          <w:lang w:val="fr-CH"/>
         </w:rPr>
       </w:r>
       <w:r>
@@ -9560,7 +9626,7 @@
     </w:p>
     <w:p>
       <w:pPr>
-        <w:pStyle w:val="989"/>
+        <w:pStyle w:val="1389"/>
         <w:pBdr/>
         <w:spacing/>
         <w:ind/>
@@ -9585,30 +9651,29 @@
         </w:rPr>
       </w:r>
       <w:bookmarkEnd w:id="35"/>
-      <w:r/>
       <w:r>
         <w:rPr>
           <w:highlight w:val="none"/>
           <w:lang w:val="fr-CH"/>
         </w:rPr>
       </w:r>
-    </w:p>
-    <w:p>
-      <w:pPr>
-        <w:pBdr/>
-        <w:spacing/>
-        <w:ind/>
-        <w:rPr>
-          <w:highlight w:val="none"/>
-          <w:lang w:val="fr-CH"/>
-        </w:rPr>
-      </w:pPr>
       <w:r>
         <w:rPr>
           <w:highlight w:val="none"/>
           <w:lang w:val="fr-CH" w:bidi="fr-CH"/>
         </w:rPr>
       </w:r>
+    </w:p>
+    <w:p>
+      <w:pPr>
+        <w:pBdr/>
+        <w:spacing/>
+        <w:ind/>
+        <w:rPr>
+          <w:highlight w:val="none"/>
+          <w:lang w:val="fr-CH"/>
+        </w:rPr>
+      </w:pPr>
       <w:r>
         <w:rPr>
           <w:highlight w:val="none"/>
@@ -9627,20 +9692,89 @@
         </w:rPr>
         <w:t xml:space="preserve">.</w:t>
       </w:r>
-      <w:r/>
-    </w:p>
-    <w:p>
-      <w:pPr>
-        <w:pBdr/>
-        <w:spacing/>
-        <w:ind/>
-        <w:rPr/>
-      </w:pPr>
       <w:r>
         <w:rPr>
           <w:highlight w:val="none"/>
           <w:lang w:val="fr-CH"/>
         </w:rPr>
+      </w:r>
+    </w:p>
+    <w:p>
+      <w:pPr>
+        <w:pBdr/>
+        <w:spacing/>
+        <w:ind/>
+        <w:rPr/>
+      </w:pPr>
+      <w:r>
+        <w:rPr>
+          <w:highlight w:val="none"/>
+          <w:lang w:val="fr-CH"/>
+        </w:rPr>
+      </w:r>
+      <w:r>
+        <w:rPr>
+          <w:highlight w:val="none"/>
+          <w:lang w:val="fr-CH"/>
+        </w:rPr>
+      </w:r>
+      <w:r/>
+    </w:p>
+    <w:p>
+      <w:pPr>
+        <w:pStyle w:val="1390"/>
+        <w:pBdr/>
+        <w:spacing/>
+        <w:ind/>
+        <w:rPr>
+          <w:highlight w:val="none"/>
+          <w:lang w:val="fr-CH" w:bidi="fr-CH"/>
+        </w:rPr>
+      </w:pPr>
+      <w:r/>
+      <w:bookmarkStart w:id="36" w:name="_Toc21"/>
+      <w:r>
+        <w:rPr>
+          <w:highlight w:val="none"/>
+          <w:lang w:val="fr-CH" w:bidi="fr-CH"/>
+        </w:rPr>
+        <w:t xml:space="preserve">3.1.1 Choix de design</w:t>
+      </w:r>
+      <w:r>
+        <w:rPr>
+          <w:highlight w:val="none"/>
+          <w:lang w:val="fr-CH" w:bidi="fr-CH"/>
+        </w:rPr>
+      </w:r>
+      <w:bookmarkEnd w:id="36"/>
+      <w:r/>
+      <w:r>
+        <w:rPr>
+          <w:highlight w:val="none"/>
+          <w:lang w:val="fr-CH" w:bidi="fr-CH"/>
+        </w:rPr>
+      </w:r>
+    </w:p>
+    <w:p>
+      <w:pPr>
+        <w:pBdr/>
+        <w:spacing/>
+        <w:ind/>
+        <w:rPr>
+          <w:highlight w:val="none"/>
+          <w:lang w:val="fr-CH"/>
+        </w:rPr>
+      </w:pPr>
+      <w:r>
+        <w:rPr>
+          <w:lang w:val="fr-CH"/>
+        </w:rPr>
+      </w:r>
+      <w:r>
+        <w:t xml:space="preserve">La maquette de l'interface a été initialement conçue sur l'outil Penpot avec une volonté forte de proposer un design minimaliste et épuré. L'objectif principal est de ne pas surcharger l'étudiant d'informations inutiles et de rendre l'utilisation quotidien</w:t>
+      </w:r>
+      <w:r>
+        <w:t xml:space="preserve">ne la plus intuitive possible.</w:t>
       </w:r>
       <w:r>
         <w:rPr>
@@ -9657,95 +9791,7 @@
     </w:p>
     <w:p>
       <w:pPr>
-        <w:pStyle w:val="990"/>
-        <w:pBdr/>
-        <w:spacing/>
-        <w:ind/>
-        <w:rPr>
-          <w:highlight w:val="none"/>
-          <w:lang w:val="fr-CH" w:bidi="fr-CH"/>
-        </w:rPr>
-      </w:pPr>
-      <w:r/>
-      <w:bookmarkStart w:id="36" w:name="_Toc21"/>
-      <w:r/>
-      <w:r>
-        <w:rPr>
-          <w:highlight w:val="none"/>
-          <w:lang w:val="fr-CH" w:bidi="fr-CH"/>
-        </w:rPr>
-        <w:t xml:space="preserve">3.1.1 Choix de design</w:t>
-      </w:r>
-      <w:r>
-        <w:rPr>
-          <w:highlight w:val="none"/>
-          <w:lang w:val="fr-CH" w:bidi="fr-CH"/>
-        </w:rPr>
-      </w:r>
-      <w:bookmarkEnd w:id="36"/>
-      <w:r/>
-      <w:r/>
-    </w:p>
-    <w:p>
-      <w:pPr>
-        <w:pBdr/>
-        <w:spacing/>
-        <w:ind/>
-        <w:rPr>
-          <w:highlight w:val="none"/>
-          <w:lang w:val="fr-CH"/>
-        </w:rPr>
-      </w:pPr>
-      <w:r>
-        <w:rPr>
-          <w:lang w:val="fr-CH"/>
-        </w:rPr>
-      </w:r>
-      <w:r>
-        <w:t xml:space="preserve">La maquette de l'interface a été initialement conçue sur l'outil Penpot avec une volonté forte de proposer un design minimaliste et épuré. L'objectif principal est de ne pas surcharger l'étudiant d'informations inutiles et de rendre l'utilisation quotidien</w:t>
-      </w:r>
-      <w:r>
-        <w:t xml:space="preserve">ne la plus intuitive possible.</w:t>
-      </w:r>
-      <w:r>
-        <w:rPr>
-          <w:lang w:val="fr-CH"/>
-        </w:rPr>
-      </w:r>
-      <w:r>
-        <w:rPr>
-          <w:highlight w:val="none"/>
-          <w:lang w:val="fr-CH"/>
-        </w:rPr>
-      </w:r>
-      <w:r>
-        <w:rPr>
-          <w:highlight w:val="none"/>
-          <w:lang w:val="fr-CH" w:bidi="fr-CH"/>
-        </w:rPr>
-      </w:r>
-      <w:r>
-        <w:rPr>
-          <w:highlight w:val="none"/>
-          <w:lang w:val="fr-CH" w:bidi="fr-CH"/>
-        </w:rPr>
-      </w:r>
-      <w:r>
-        <w:rPr>
-          <w:highlight w:val="none"/>
-          <w:lang w:val="fr-CH"/>
-        </w:rPr>
-      </w:r>
-      <w:r>
-        <w:rPr>
-          <w:highlight w:val="none"/>
-          <w:lang w:val="fr-CH"/>
-        </w:rPr>
-      </w:r>
-    </w:p>
-    <w:p>
-      <w:pPr>
-        <w:pStyle w:val="1189"/>
+        <w:pStyle w:val="1589"/>
         <w:numPr>
           <w:ilvl w:val="0"/>
           <w:numId w:val="81"/>
@@ -9768,7 +9814,7 @@
     </w:p>
     <w:p>
       <w:pPr>
-        <w:pStyle w:val="1189"/>
+        <w:pStyle w:val="1589"/>
         <w:numPr>
           <w:ilvl w:val="0"/>
           <w:numId w:val="81"/>
@@ -9791,7 +9837,7 @@
     </w:p>
     <w:p>
       <w:pPr>
-        <w:pStyle w:val="1189"/>
+        <w:pStyle w:val="1589"/>
         <w:numPr>
           <w:ilvl w:val="0"/>
           <w:numId w:val="81"/>
@@ -9841,7 +9887,7 @@
     </w:p>
     <w:p>
       <w:pPr>
-        <w:pStyle w:val="989"/>
+        <w:pStyle w:val="1389"/>
         <w:pBdr/>
         <w:spacing/>
         <w:ind/>
@@ -9859,7 +9905,11 @@
         <w:t xml:space="preserve">3.2 Pages</w:t>
       </w:r>
       <w:bookmarkEnd w:id="37"/>
-      <w:r/>
+      <w:r>
+        <w:rPr>
+          <w:lang w:val="fr-CH"/>
+        </w:rPr>
+      </w:r>
       <w:r>
         <w:rPr>
           <w:lang w:val="fr-CH"/>
@@ -9901,7 +9951,7 @@
     <w:p>
       <w:pPr>
         <w:pBdr/>
-        <w:shd w:val="nil"/>
+        <w:shd w:val="nil" w:color="auto"/>
         <w:spacing/>
         <w:ind/>
         <w:rPr>
@@ -9937,25 +9987,25 @@
           <w:lang w:val="fr-CH" w:bidi="fr-CH"/>
         </w:rPr>
       </w:r>
-    </w:p>
-    <w:p>
-      <w:pPr>
-        <w:pStyle w:val="990"/>
-        <w:pBdr/>
-        <w:spacing/>
-        <w:ind/>
-        <w:rPr>
-          <w:lang w:val="fr-CH"/>
-        </w:rPr>
-      </w:pPr>
-      <w:r/>
-      <w:bookmarkStart w:id="38" w:name="_Toc23"/>
       <w:r>
         <w:rPr>
           <w:highlight w:val="none"/>
           <w:lang w:val="fr-CH" w:bidi="fr-CH"/>
         </w:rPr>
       </w:r>
+    </w:p>
+    <w:p>
+      <w:pPr>
+        <w:pStyle w:val="1390"/>
+        <w:pBdr/>
+        <w:spacing/>
+        <w:ind/>
+        <w:rPr>
+          <w:lang w:val="fr-CH"/>
+        </w:rPr>
+      </w:pPr>
+      <w:r/>
+      <w:bookmarkStart w:id="38" w:name="_Toc23"/>
       <w:r>
         <mc:AlternateContent>
           <mc:Choice Requires="wpg">
@@ -10047,7 +10097,11 @@
         </w:rPr>
       </w:r>
       <w:bookmarkEnd w:id="38"/>
-      <w:r/>
+      <w:r>
+        <w:rPr>
+          <w:lang w:val="fr-CH"/>
+        </w:rPr>
+      </w:r>
       <w:r>
         <w:rPr>
           <w:lang w:val="fr-CH"/>
@@ -10088,7 +10142,7 @@
     </w:p>
     <w:p>
       <w:pPr>
-        <w:pStyle w:val="1189"/>
+        <w:pStyle w:val="1589"/>
         <w:numPr>
           <w:ilvl w:val="0"/>
           <w:numId w:val="84"/>
@@ -10107,7 +10161,6 @@
           <w:sz w:val="24"/>
         </w:rPr>
       </w:pPr>
-      <w:r/>
       <w:r>
         <mc:AlternateContent>
           <mc:Choice Requires="wpg">
@@ -10186,8 +10239,6 @@
           </mc:Fallback>
         </mc:AlternateContent>
       </w:r>
-      <w:r/>
-      <w:r/>
       <w:r>
         <w:t xml:space="preserve">Vue globale : Un panneau central affiche les moyennes générales pour chaque module (M0, M1, etc.) sous forme de cartes synthétiques, accompagnées d'indicateurs de tendance (flèches vertes pour une hausse, rouges pour une baisse).</w:t>
       </w:r>
@@ -10205,10 +10256,16 @@
           <w:sz w:val="24"/>
         </w:rPr>
       </w:r>
+      <w:r>
+        <w:rPr>
+          <w:rFonts w:ascii="Times New Roman" w:hAnsi="Times New Roman" w:eastAsia="Times New Roman" w:cs="Times New Roman"/>
+          <w:sz w:val="24"/>
+        </w:rPr>
+      </w:r>
     </w:p>
     <w:p>
       <w:pPr>
-        <w:pStyle w:val="1189"/>
+        <w:pStyle w:val="1589"/>
         <w:numPr>
           <w:ilvl w:val="0"/>
           <w:numId w:val="84"/>
@@ -10227,10 +10284,6 @@
           <w:sz w:val="24"/>
         </w:rPr>
       </w:pPr>
-      <w:r/>
-      <w:r/>
-      <w:r/>
-      <w:r/>
       <w:r>
         <w:t xml:space="preserve">Vue détaillée : Au clic sur un module spécifique, l'interface s'adapte dynamiquement pour afficher les détails associés sur la partie droite et inférieure de l'écran :</w:t>
       </w:r>
@@ -10249,7 +10302,7 @@
     </w:p>
     <w:p>
       <w:pPr>
-        <w:pStyle w:val="1189"/>
+        <w:pStyle w:val="1589"/>
         <w:numPr>
           <w:ilvl w:val="1"/>
           <w:numId w:val="85"/>
@@ -10268,10 +10321,6 @@
           <w:sz w:val="24"/>
         </w:rPr>
       </w:pPr>
-      <w:r/>
-      <w:r/>
-      <w:r/>
-      <w:r/>
       <w:r>
         <w:t xml:space="preserve">Les moyennes individuelles de chaque branche composant ce module.</w:t>
       </w:r>
@@ -10290,7 +10339,7 @@
     </w:p>
     <w:p>
       <w:pPr>
-        <w:pStyle w:val="1189"/>
+        <w:pStyle w:val="1589"/>
         <w:numPr>
           <w:ilvl w:val="1"/>
           <w:numId w:val="85"/>
@@ -10309,10 +10358,6 @@
           <w:sz w:val="24"/>
         </w:rPr>
       </w:pPr>
-      <w:r/>
-      <w:r/>
-      <w:r/>
-      <w:r/>
       <w:r>
         <w:t xml:space="preserve">Le journal de travail récent lié au module (comprenant la date, le temps passé, le type de travail et une description).</w:t>
       </w:r>
@@ -10331,7 +10376,7 @@
     </w:p>
     <w:p>
       <w:pPr>
-        <w:pStyle w:val="1189"/>
+        <w:pStyle w:val="1589"/>
         <w:numPr>
           <w:ilvl w:val="1"/>
           <w:numId w:val="85"/>
@@ -10350,8 +10395,6 @@
           <w:sz w:val="24"/>
         </w:rPr>
       </w:pPr>
-      <w:r/>
-      <w:r/>
       <w:r>
         <w:t xml:space="preserve">Un graphique circulaire illustrant visuellement la répartition du temps de travail par catégorie (ex: Documentation, Recherche, Programmation).</w:t>
       </w:r>
@@ -10477,43 +10520,6 @@
           <w:szCs w:val="24"/>
         </w:rPr>
       </w:r>
-      <w:r/>
-      <w:r>
-        <w:rPr>
-          <w:rFonts w:ascii="Times New Roman" w:hAnsi="Times New Roman" w:eastAsia="Times New Roman" w:cs="Times New Roman"/>
-          <w:sz w:val="24"/>
-          <w:szCs w:val="24"/>
-        </w:rPr>
-      </w:r>
-      <w:r>
-        <w:rPr>
-          <w:rFonts w:ascii="Times New Roman" w:hAnsi="Times New Roman" w:eastAsia="Times New Roman" w:cs="Times New Roman"/>
-          <w:sz w:val="24"/>
-          <w:szCs w:val="24"/>
-        </w:rPr>
-      </w:r>
-      <w:r>
-        <w:rPr>
-          <w:rFonts w:ascii="Times New Roman" w:hAnsi="Times New Roman" w:eastAsia="Times New Roman" w:cs="Times New Roman"/>
-          <w:sz w:val="24"/>
-          <w:szCs w:val="24"/>
-        </w:rPr>
-      </w:r>
-      <w:r>
-        <w:rPr>
-          <w:rFonts w:ascii="Times New Roman" w:hAnsi="Times New Roman" w:eastAsia="Times New Roman" w:cs="Times New Roman"/>
-          <w:sz w:val="24"/>
-          <w:highlight w:val="none"/>
-        </w:rPr>
-      </w:r>
-      <w:r/>
-      <w:r>
-        <w:rPr>
-          <w:rFonts w:ascii="Times New Roman" w:hAnsi="Times New Roman" w:eastAsia="Times New Roman" w:cs="Times New Roman"/>
-          <w:sz w:val="24"/>
-          <w:highlight w:val="none"/>
-        </w:rPr>
-      </w:r>
       <w:r>
         <w:rPr>
           <w:rFonts w:ascii="Times New Roman" w:hAnsi="Times New Roman" w:eastAsia="Times New Roman" w:cs="Times New Roman"/>
@@ -10524,7 +10530,7 @@
     </w:p>
     <w:p>
       <w:pPr>
-        <w:pStyle w:val="990"/>
+        <w:pStyle w:val="1390"/>
         <w:pBdr/>
         <w:spacing/>
         <w:ind/>
@@ -10535,12 +10541,6 @@
       </w:pPr>
       <w:r/>
       <w:bookmarkStart w:id="39" w:name="_Toc24"/>
-      <w:r>
-        <w:rPr>
-          <w:highlight w:val="none"/>
-          <w:lang w:val="fr-CH" w:bidi="fr-CH"/>
-        </w:rPr>
-      </w:r>
       <w:r>
         <w:rPr>
           <w:highlight w:val="none"/>
@@ -10561,7 +10561,11 @@
         </w:rPr>
       </w:r>
       <w:bookmarkEnd w:id="39"/>
-      <w:r/>
+      <w:r>
+        <w:rPr>
+          <w:lang w:val="fr-CH"/>
+        </w:rPr>
+      </w:r>
       <w:r>
         <w:rPr>
           <w:lang w:val="fr-CH"/>
@@ -10581,16 +10585,32 @@
         <w:jc w:val="left"/>
         <w:rPr/>
       </w:pPr>
-      <w:r/>
-      <w:r/>
       <w:r>
-        <w:t xml:space="preserve">La page « Notes » est l'espace central dédié à la gestion des résultats scolaires. Elle permet à l'utilisateur d'assurer le suivi complet de ses évaluations.</w:t>
+        <w:t xml:space="preserve">La page </w:t>
+      </w:r>
+      <w:r>
+        <w:rPr>
+          <w:lang w:val="fr-CH"/>
+        </w:rPr>
+        <w:t xml:space="preserve">“</w:t>
+      </w:r>
+      <w:r>
+        <w:t xml:space="preserve">Notes</w:t>
+      </w:r>
+      <w:r>
+        <w:rPr>
+          <w:lang w:val="fr-CH"/>
+        </w:rPr>
+        <w:t xml:space="preserve">”</w:t>
+      </w:r>
+      <w:r>
+        <w:t xml:space="preserve"> est l'espace central dédié à la gestion des résultats scolaires. Elle permet à l'utilisateur d'assurer le suivi complet de ses évaluations.</w:t>
       </w:r>
       <w:r/>
     </w:p>
     <w:p>
       <w:pPr>
-        <w:pStyle w:val="1189"/>
+        <w:pStyle w:val="1589"/>
         <w:numPr>
           <w:ilvl w:val="0"/>
           <w:numId w:val="86"/>
@@ -10606,7 +10626,6 @@
         <w:jc w:val="left"/>
         <w:rPr/>
       </w:pPr>
-      <w:r/>
       <w:r>
         <mc:AlternateContent>
           <mc:Choice Requires="wpg">
@@ -10643,7 +10662,7 @@
                       <pic:spPr bwMode="auto">
                         <a:xfrm flipH="0" flipV="0">
                           <a:off x="0" y="0"/>
-                          <a:ext cx="2264818" cy="1324029"/>
+                          <a:ext cx="2264818" cy="1324028"/>
                         </a:xfrm>
                         <a:prstGeom prst="rect">
                           <a:avLst/>
@@ -10685,12 +10704,6 @@
           </mc:Fallback>
         </mc:AlternateContent>
       </w:r>
-      <w:r/>
-      <w:r/>
-      <w:r/>
-      <w:r/>
-      <w:r/>
-      <w:r/>
       <w:r>
         <w:t xml:space="preserve">Gestion des évaluations : L'interface permet la saisie d'une nouvelle note (via un bouton d'ajout rapide "+"), ainsi que la modification ou la suppression de résultats existants grâce à des icônes d'action dédiées en bout de ligne.</w:t>
         <w:tab/>
@@ -10700,7 +10713,7 @@
     </w:p>
     <w:p>
       <w:pPr>
-        <w:pStyle w:val="1189"/>
+        <w:pStyle w:val="1589"/>
         <w:numPr>
           <w:ilvl w:val="0"/>
           <w:numId w:val="86"/>
@@ -10716,12 +10729,6 @@
         <w:jc w:val="left"/>
         <w:rPr/>
       </w:pPr>
-      <w:r/>
-      <w:r/>
-      <w:r/>
-      <w:r/>
-      <w:r/>
-      <w:r/>
       <w:r>
         <w:t xml:space="preserve">Affichage structuré : Les résultats sont présentés sous forme de liste claire reprenant la branche, la date, le module, le nom de l'épreuve et la note obtenue.</w:t>
         <w:tab/>
@@ -10731,7 +10738,7 @@
     </w:p>
     <w:p>
       <w:pPr>
-        <w:pStyle w:val="1189"/>
+        <w:pStyle w:val="1589"/>
         <w:numPr>
           <w:ilvl w:val="0"/>
           <w:numId w:val="86"/>
@@ -10750,7 +10757,6 @@
       <w:r>
         <w:t xml:space="preserve">Filtres de vue : Des onglets permettent de basculer facilement entre une vue globale en « Liste » et une vue triée « Par mo</w:t>
       </w:r>
-      <w:r/>
       <w:r>
         <w:t xml:space="preserve">dule » pour faciliter la lecture et la recherche.</w:t>
       </w:r>
@@ -10760,6 +10766,7 @@
           <w:sz w:val="24"/>
         </w:rPr>
       </w:r>
+      <w:r/>
     </w:p>
     <w:p>
       <w:pPr>
@@ -10802,7 +10809,7 @@
     </w:p>
     <w:p>
       <w:pPr>
-        <w:pStyle w:val="990"/>
+        <w:pStyle w:val="1390"/>
         <w:pBdr/>
         <w:spacing/>
         <w:ind/>
@@ -10828,7 +10835,11 @@
         </w:rPr>
       </w:r>
       <w:bookmarkEnd w:id="40"/>
-      <w:r/>
+      <w:r>
+        <w:rPr>
+          <w:lang w:val="fr-CH"/>
+        </w:rPr>
+      </w:r>
       <w:r>
         <w:rPr>
           <w:lang w:val="fr-CH"/>
@@ -10849,13 +10860,40 @@
         <w:rPr/>
       </w:pPr>
       <w:r>
-        <w:t xml:space="preserve">La page « Journaux » est conçue pour le suivi rigoureux du temps de travail de l'étudiant tout au long de son cursus.</w:t>
+        <w:t xml:space="preserve">La page </w:t>
+      </w:r>
+      <w:r>
+        <w:rPr>
+          <w:lang w:val="fr-CH"/>
+        </w:rPr>
+        <w:t xml:space="preserve">“</w:t>
+      </w:r>
+      <w:r>
+        <w:t xml:space="preserve">Journaux</w:t>
+      </w:r>
+      <w:r>
+        <w:rPr>
+          <w:lang w:val="fr-CH"/>
+        </w:rPr>
+        <w:t xml:space="preserve">”</w:t>
+      </w:r>
+      <w:r>
+        <w:t xml:space="preserve"> est conçue pour le suivi rigoureux du temps de travail de l'étudiant tout au long de </w:t>
+      </w:r>
+      <w:r>
+        <w:rPr>
+          <w:lang w:val="fr-CH"/>
+        </w:rPr>
+        <w:t xml:space="preserve">ses modules</w:t>
+      </w:r>
+      <w:r>
+        <w:t xml:space="preserve">.</w:t>
       </w:r>
       <w:r/>
     </w:p>
     <w:p>
       <w:pPr>
-        <w:pStyle w:val="1189"/>
+        <w:pStyle w:val="1589"/>
         <w:numPr>
           <w:ilvl w:val="0"/>
           <w:numId w:val="87"/>
@@ -10878,7 +10916,7 @@
     </w:p>
     <w:p>
       <w:pPr>
-        <w:pStyle w:val="1189"/>
+        <w:pStyle w:val="1589"/>
         <w:numPr>
           <w:ilvl w:val="0"/>
           <w:numId w:val="87"/>
@@ -10894,8 +10932,6 @@
         <w:jc w:val="both"/>
         <w:rPr/>
       </w:pPr>
-      <w:r/>
-      <w:r/>
       <w:r>
         <w:t xml:space="preserve">Catégorisation : L'utilisateur a la possibilité d'éditer les catégories d'entrées (types de travail) afin d'organiser son suivi selon ses propres méthodes d'apprentissage.</w:t>
       </w:r>
@@ -10903,7 +10939,7 @@
     </w:p>
     <w:p>
       <w:pPr>
-        <w:pStyle w:val="1189"/>
+        <w:pStyle w:val="1589"/>
         <w:numPr>
           <w:ilvl w:val="0"/>
           <w:numId w:val="87"/>
@@ -10919,12 +10955,6 @@
         <w:jc w:val="both"/>
         <w:rPr/>
       </w:pPr>
-      <w:r/>
-      <w:r/>
-      <w:r/>
-      <w:r/>
-      <w:r/>
-      <w:r/>
       <w:r>
         <w:t xml:space="preserve">Exportation : C'est également depuis ce menu que l'utilisateur peut déclencher l'exportation de ses données pour une sauvegarde externe ou une analyse sur un tableur.</w:t>
       </w:r>
@@ -10939,41 +10969,6 @@
           <w:lang w:val="fr-CH"/>
         </w:rPr>
       </w:pPr>
-      <w:r>
-        <w:rPr>
-          <w:highlight w:val="none"/>
-          <w:lang w:val="fr-CH" w:bidi="fr-CH"/>
-        </w:rPr>
-      </w:r>
-      <w:r/>
-      <w:r>
-        <w:rPr>
-          <w:highlight w:val="none"/>
-          <w:lang w:val="fr-CH" w:bidi="fr-CH"/>
-        </w:rPr>
-      </w:r>
-      <w:r/>
-      <w:r>
-        <w:rPr>
-          <w:highlight w:val="none"/>
-          <w:lang w:val="fr-CH" w:bidi="fr-CH"/>
-        </w:rPr>
-      </w:r>
-      <w:r/>
-      <w:r>
-        <w:rPr>
-          <w:highlight w:val="none"/>
-          <w:lang w:val="fr-CH" w:bidi="fr-CH"/>
-        </w:rPr>
-      </w:r>
-      <w:r/>
-      <w:r>
-        <w:rPr>
-          <w:highlight w:val="none"/>
-          <w:lang w:val="fr-CH" w:bidi="fr-CH"/>
-        </w:rPr>
-      </w:r>
-      <w:r/>
       <w:r>
         <w:rPr>
           <w:highlight w:val="none"/>
@@ -11059,19 +11054,6 @@
         </mc:AlternateContent>
       </w:r>
       <w:r>
-        <w:rPr>
-          <w:highlight w:val="none"/>
-          <w:lang w:val="fr-CH" w:bidi="fr-CH"/>
-        </w:rPr>
-      </w:r>
-      <w:r/>
-      <w:r>
-        <w:rPr>
-          <w:highlight w:val="none"/>
-          <w:lang w:val="fr-CH" w:bidi="fr-CH"/>
-        </w:rPr>
-      </w:r>
-      <w:r>
         <mc:AlternateContent>
           <mc:Choice Requires="wpg">
             <w:drawing>
@@ -11148,12 +11130,6 @@
             </w:pict>
           </mc:Fallback>
         </mc:AlternateContent>
-      </w:r>
-      <w:r>
-        <w:rPr>
-          <w:highlight w:val="none"/>
-          <w:lang w:val="fr-CH" w:bidi="fr-CH"/>
-        </w:rPr>
       </w:r>
       <w:r>
         <mc:AlternateContent>
@@ -11235,8 +11211,7 @@
       </w:r>
       <w:r>
         <w:rPr>
-          <w:highlight w:val="none"/>
-          <w:lang w:val="fr-CH" w:bidi="fr-CH"/>
+          <w:lang w:val="fr-CH"/>
         </w:rPr>
       </w:r>
       <w:r>
@@ -11262,24 +11237,6 @@
           <w:szCs w:val="24"/>
         </w:rPr>
       </w:pPr>
-      <w:r>
-        <w:rPr>
-          <w:highlight w:val="none"/>
-        </w:rPr>
-      </w:r>
-      <w:r/>
-      <w:r>
-        <w:rPr>
-          <w:highlight w:val="none"/>
-        </w:rPr>
-      </w:r>
-      <w:r/>
-      <w:r>
-        <w:rPr>
-          <w:highlight w:val="none"/>
-        </w:rPr>
-      </w:r>
-      <w:r/>
       <w:r>
         <w:rPr>
           <w:highlight w:val="none"/>
@@ -11292,7 +11249,9 @@
       </w:r>
       <w:r>
         <w:rPr>
-          <w:highlight w:val="none"/>
+          <w:rFonts w:ascii="Times New Roman" w:hAnsi="Times New Roman" w:eastAsia="Times New Roman" w:cs="Times New Roman"/>
+          <w:sz w:val="24"/>
+          <w:szCs w:val="24"/>
         </w:rPr>
       </w:r>
     </w:p>
@@ -11305,27 +11264,6 @@
           <w:lang w:val="fr-CH"/>
         </w:rPr>
       </w:pPr>
-      <w:r>
-        <w:rPr>
-          <w:highlight w:val="none"/>
-          <w:lang w:val="fr-CH" w:bidi="fr-CH"/>
-        </w:rPr>
-      </w:r>
-      <w:r/>
-      <w:r>
-        <w:rPr>
-          <w:highlight w:val="none"/>
-          <w:lang w:val="fr-CH" w:bidi="fr-CH"/>
-        </w:rPr>
-      </w:r>
-      <w:r/>
-      <w:r>
-        <w:rPr>
-          <w:highlight w:val="none"/>
-          <w:lang w:val="fr-CH" w:bidi="fr-CH"/>
-        </w:rPr>
-      </w:r>
-      <w:r/>
       <w:r>
         <w:rPr>
           <w:highlight w:val="none"/>
@@ -11337,6 +11275,11 @@
           <w:lang w:val="fr-CH"/>
         </w:rPr>
       </w:r>
+      <w:r>
+        <w:rPr>
+          <w:lang w:val="fr-CH"/>
+        </w:rPr>
+      </w:r>
     </w:p>
     <w:p>
       <w:pPr>
@@ -11355,28 +11298,6 @@
           <w:lang w:val="fr-CH" w:bidi="fr-CH"/>
         </w:rPr>
       </w:r>
-      <w:r/>
-      <w:r>
-        <w:rPr>
-          <w:highlight w:val="none"/>
-          <w:lang w:val="fr-CH" w:bidi="fr-CH"/>
-        </w:rPr>
-      </w:r>
-      <w:r/>
-      <w:r>
-        <w:rPr>
-          <w:highlight w:val="none"/>
-          <w:lang w:val="fr-CH" w:bidi="fr-CH"/>
-        </w:rPr>
-      </w:r>
-      <w:r/>
-      <w:r>
-        <w:rPr>
-          <w:highlight w:val="none"/>
-          <w:lang w:val="fr-CH" w:bidi="fr-CH"/>
-        </w:rPr>
-      </w:r>
-      <w:r/>
       <w:r>
         <w:rPr>
           <w:highlight w:val="none"/>
@@ -11401,13 +11322,6 @@
           <w:lang w:val="fr-CH" w:bidi="fr-CH"/>
         </w:rPr>
       </w:pPr>
-      <w:r>
-        <w:rPr>
-          <w:highlight w:val="none"/>
-          <w:lang w:val="fr-CH" w:bidi="fr-CH"/>
-        </w:rPr>
-      </w:r>
-      <w:r/>
       <w:r>
         <w:rPr>
           <w:highlight w:val="none"/>
@@ -11690,7 +11604,30 @@
           <w:lang w:val="fr-CH" w:bidi="fr-CH"/>
         </w:rPr>
       </w:r>
-      <w:r/>
+      <w:r>
+        <w:rPr>
+          <w:highlight w:val="none"/>
+          <w:lang w:val="fr-CH" w:bidi="fr-CH"/>
+        </w:rPr>
+      </w:r>
+      <w:r>
+        <w:rPr>
+          <w:highlight w:val="none"/>
+          <w:lang w:val="fr-CH" w:bidi="fr-CH"/>
+        </w:rPr>
+      </w:r>
+    </w:p>
+    <w:p>
+      <w:pPr>
+        <w:pBdr/>
+        <w:shd w:val="nil" w:color="000000"/>
+        <w:spacing/>
+        <w:ind/>
+        <w:rPr>
+          <w:highlight w:val="none"/>
+          <w:lang w:val="fr-CH" w:bidi="fr-CH"/>
+        </w:rPr>
+      </w:pPr>
       <w:r>
         <w:rPr>
           <w:highlight w:val="none"/>
@@ -11727,7 +11664,30 @@
           <w:lang w:val="fr-CH" w:bidi="fr-CH"/>
         </w:rPr>
       </w:r>
-      <w:r/>
+      <w:r>
+        <w:rPr>
+          <w:highlight w:val="none"/>
+          <w:lang w:val="fr-CH" w:bidi="fr-CH"/>
+        </w:rPr>
+      </w:r>
+      <w:r>
+        <w:rPr>
+          <w:highlight w:val="none"/>
+          <w:lang w:val="fr-CH" w:bidi="fr-CH"/>
+        </w:rPr>
+      </w:r>
+    </w:p>
+    <w:p>
+      <w:pPr>
+        <w:pBdr/>
+        <w:shd w:val="nil" w:color="000000"/>
+        <w:spacing/>
+        <w:ind/>
+        <w:rPr>
+          <w:highlight w:val="none"/>
+          <w:lang w:val="fr-CH" w:bidi="fr-CH"/>
+        </w:rPr>
+      </w:pPr>
       <w:r>
         <w:rPr>
           <w:highlight w:val="none"/>
@@ -11764,7 +11724,30 @@
           <w:lang w:val="fr-CH" w:bidi="fr-CH"/>
         </w:rPr>
       </w:r>
-      <w:r/>
+      <w:r>
+        <w:rPr>
+          <w:highlight w:val="none"/>
+          <w:lang w:val="fr-CH" w:bidi="fr-CH"/>
+        </w:rPr>
+      </w:r>
+      <w:r>
+        <w:rPr>
+          <w:highlight w:val="none"/>
+          <w:lang w:val="fr-CH" w:bidi="fr-CH"/>
+        </w:rPr>
+      </w:r>
+    </w:p>
+    <w:p>
+      <w:pPr>
+        <w:pBdr/>
+        <w:shd w:val="nil" w:color="000000"/>
+        <w:spacing/>
+        <w:ind/>
+        <w:rPr>
+          <w:highlight w:val="none"/>
+          <w:lang w:val="fr-CH" w:bidi="fr-CH"/>
+        </w:rPr>
+      </w:pPr>
       <w:r>
         <w:rPr>
           <w:highlight w:val="none"/>
@@ -11801,7 +11784,30 @@
           <w:lang w:val="fr-CH" w:bidi="fr-CH"/>
         </w:rPr>
       </w:r>
-      <w:r/>
+      <w:r>
+        <w:rPr>
+          <w:highlight w:val="none"/>
+          <w:lang w:val="fr-CH" w:bidi="fr-CH"/>
+        </w:rPr>
+      </w:r>
+      <w:r>
+        <w:rPr>
+          <w:highlight w:val="none"/>
+          <w:lang w:val="fr-CH" w:bidi="fr-CH"/>
+        </w:rPr>
+      </w:r>
+    </w:p>
+    <w:p>
+      <w:pPr>
+        <w:pBdr/>
+        <w:shd w:val="nil" w:color="000000"/>
+        <w:spacing/>
+        <w:ind/>
+        <w:rPr>
+          <w:highlight w:val="none"/>
+          <w:lang w:val="fr-CH" w:bidi="fr-CH"/>
+        </w:rPr>
+      </w:pPr>
       <w:r>
         <w:rPr>
           <w:highlight w:val="none"/>
@@ -11838,7 +11844,43 @@
           <w:lang w:val="fr-CH" w:bidi="fr-CH"/>
         </w:rPr>
       </w:r>
-      <w:r/>
+      <w:r>
+        <w:rPr>
+          <w:highlight w:val="none"/>
+          <w:lang w:val="fr-CH" w:bidi="fr-CH"/>
+        </w:rPr>
+      </w:r>
+      <w:r>
+        <w:rPr>
+          <w:highlight w:val="none"/>
+          <w:lang w:val="fr-CH" w:bidi="fr-CH"/>
+        </w:rPr>
+      </w:r>
+    </w:p>
+    <w:p>
+      <w:pPr>
+        <w:pBdr/>
+        <w:shd w:val="nil" w:color="000000"/>
+        <w:spacing/>
+        <w:ind/>
+        <w:rPr>
+          <w:highlight w:val="none"/>
+          <w:lang w:val="fr-CH" w:bidi="fr-CH"/>
+        </w:rPr>
+        <w:sectPr>
+          <w:headerReference w:type="default" r:id="rId12"/>
+          <w:headerReference w:type="first" r:id="rId13"/>
+          <w:footerReference w:type="default" r:id="rId19"/>
+          <w:footerReference w:type="first" r:id="rId20"/>
+          <w:footnotePr/>
+          <w:endnotePr/>
+          <w:type w:val="nextPage"/>
+          <w:pgSz w:h="11906" w:orient="landscape" w:w="16838"/>
+          <w:pgMar w:top="720" w:right="720" w:bottom="720" w:left="720" w:header="709" w:footer="709" w:gutter="567"/>
+          <w:cols w:num="1" w:sep="0" w:space="708" w:equalWidth="1"/>
+          <w:titlePg/>
+        </w:sectPr>
+      </w:pPr>
       <w:r>
         <w:rPr>
           <w:highlight w:val="none"/>
@@ -11860,184 +11902,7 @@
     </w:p>
     <w:p>
       <w:pPr>
-        <w:pBdr/>
-        <w:shd w:val="nil" w:color="000000"/>
-        <w:spacing/>
-        <w:ind/>
-        <w:rPr>
-          <w:highlight w:val="none"/>
-          <w:lang w:val="fr-CH" w:bidi="fr-CH"/>
-        </w:rPr>
-      </w:pPr>
-      <w:r>
-        <w:rPr>
-          <w:highlight w:val="none"/>
-          <w:lang w:val="fr-CH" w:bidi="fr-CH"/>
-        </w:rPr>
-      </w:r>
-      <w:r/>
-      <w:r>
-        <w:rPr>
-          <w:highlight w:val="none"/>
-          <w:lang w:val="fr-CH" w:bidi="fr-CH"/>
-        </w:rPr>
-      </w:r>
-      <w:r>
-        <w:rPr>
-          <w:highlight w:val="none"/>
-          <w:lang w:val="fr-CH" w:bidi="fr-CH"/>
-        </w:rPr>
-      </w:r>
-      <w:r>
-        <w:rPr>
-          <w:highlight w:val="none"/>
-          <w:lang w:val="fr-CH" w:bidi="fr-CH"/>
-        </w:rPr>
-      </w:r>
-    </w:p>
-    <w:p>
-      <w:pPr>
-        <w:pBdr/>
-        <w:shd w:val="nil" w:color="000000"/>
-        <w:spacing/>
-        <w:ind/>
-        <w:rPr>
-          <w:highlight w:val="none"/>
-          <w:lang w:val="fr-CH" w:bidi="fr-CH"/>
-        </w:rPr>
-      </w:pPr>
-      <w:r>
-        <w:rPr>
-          <w:highlight w:val="none"/>
-          <w:lang w:val="fr-CH" w:bidi="fr-CH"/>
-        </w:rPr>
-      </w:r>
-      <w:r>
-        <w:rPr>
-          <w:highlight w:val="none"/>
-          <w:lang w:val="fr-CH" w:bidi="fr-CH"/>
-        </w:rPr>
-      </w:r>
-      <w:r>
-        <w:rPr>
-          <w:highlight w:val="none"/>
-          <w:lang w:val="fr-CH" w:bidi="fr-CH"/>
-        </w:rPr>
-      </w:r>
-    </w:p>
-    <w:p>
-      <w:pPr>
-        <w:pBdr/>
-        <w:shd w:val="nil" w:color="000000"/>
-        <w:spacing/>
-        <w:ind/>
-        <w:rPr>
-          <w:highlight w:val="none"/>
-          <w:lang w:val="fr-CH" w:bidi="fr-CH"/>
-        </w:rPr>
-      </w:pPr>
-      <w:r>
-        <w:rPr>
-          <w:highlight w:val="none"/>
-          <w:lang w:val="fr-CH" w:bidi="fr-CH"/>
-        </w:rPr>
-      </w:r>
-      <w:r>
-        <w:rPr>
-          <w:highlight w:val="none"/>
-          <w:lang w:val="fr-CH" w:bidi="fr-CH"/>
-        </w:rPr>
-      </w:r>
-      <w:r>
-        <w:rPr>
-          <w:highlight w:val="none"/>
-          <w:lang w:val="fr-CH" w:bidi="fr-CH"/>
-        </w:rPr>
-      </w:r>
-    </w:p>
-    <w:p>
-      <w:pPr>
-        <w:pBdr/>
-        <w:shd w:val="nil" w:color="000000"/>
-        <w:spacing/>
-        <w:ind/>
-        <w:rPr>
-          <w:highlight w:val="none"/>
-          <w:lang w:val="fr-CH" w:bidi="fr-CH"/>
-        </w:rPr>
-      </w:pPr>
-      <w:r>
-        <w:rPr>
-          <w:highlight w:val="none"/>
-          <w:lang w:val="fr-CH" w:bidi="fr-CH"/>
-        </w:rPr>
-      </w:r>
-      <w:r>
-        <w:rPr>
-          <w:highlight w:val="none"/>
-          <w:lang w:val="fr-CH" w:bidi="fr-CH"/>
-        </w:rPr>
-      </w:r>
-    </w:p>
-    <w:p>
-      <w:pPr>
-        <w:pBdr/>
-        <w:shd w:val="nil" w:color="000000"/>
-        <w:spacing/>
-        <w:ind/>
-        <w:rPr>
-          <w:highlight w:val="none"/>
-          <w:lang w:val="fr-CH" w:bidi="fr-CH"/>
-        </w:rPr>
-        <w:sectPr>
-          <w:headerReference w:type="default" r:id="rId12"/>
-          <w:headerReference w:type="first" r:id="rId13"/>
-          <w:footerReference w:type="default" r:id="rId19"/>
-          <w:footerReference w:type="first" r:id="rId20"/>
-          <w:footnotePr/>
-          <w:endnotePr/>
-          <w:type w:val="nextPage"/>
-          <w:pgSz w:h="11906" w:orient="landscape" w:w="16838"/>
-          <w:pgMar w:top="720" w:right="720" w:bottom="720" w:left="720" w:header="709" w:footer="709" w:gutter="567"/>
-          <w:cols w:num="1" w:sep="0" w:space="708" w:equalWidth="1"/>
-          <w:titlePg/>
-        </w:sectPr>
-      </w:pPr>
-      <w:r>
-        <w:rPr>
-          <w:highlight w:val="none"/>
-          <w:lang w:val="fr-CH" w:bidi="fr-CH"/>
-        </w:rPr>
-      </w:r>
-      <w:r>
-        <w:rPr>
-          <w:highlight w:val="none"/>
-          <w:lang w:val="fr-CH" w:bidi="fr-CH"/>
-        </w:rPr>
-      </w:r>
-      <w:r/>
-      <w:r>
-        <w:rPr>
-          <w:highlight w:val="none"/>
-          <w:lang w:val="fr-CH" w:bidi="fr-CH"/>
-        </w:rPr>
-      </w:r>
-      <w:r>
-        <w:rPr>
-          <w:highlight w:val="none"/>
-          <w:lang w:val="fr-CH" w:bidi="fr-CH"/>
-        </w:rPr>
-      </w:r>
-      <w:r>
-        <w:rPr>
-          <w:highlight w:val="none"/>
-          <w:lang w:val="fr-CH" w:bidi="fr-CH"/>
-        </w:rPr>
-      </w:r>
-    </w:p>
-    <w:p>
-      <w:pPr>
-        <w:pStyle w:val="990"/>
+        <w:pStyle w:val="1390"/>
         <w:pBdr/>
         <w:spacing/>
         <w:ind/>
@@ -12055,7 +11920,11 @@
         <w:t xml:space="preserve">3.2.4 Paramètres</w:t>
       </w:r>
       <w:bookmarkEnd w:id="41"/>
-      <w:r/>
+      <w:r>
+        <w:rPr>
+          <w:lang w:val="fr-CH"/>
+        </w:rPr>
+      </w:r>
       <w:r>
         <w:rPr>
           <w:lang w:val="fr-CH"/>
@@ -12075,7 +11944,6 @@
         <w:jc w:val="both"/>
         <w:rPr/>
       </w:pPr>
-      <w:r/>
       <w:r>
         <mc:AlternateContent>
           <mc:Choice Requires="wpg">
@@ -12154,16 +12022,44 @@
           </mc:Fallback>
         </mc:AlternateContent>
       </w:r>
-      <w:r/>
-      <w:r/>
       <w:r>
-        <w:t xml:space="preserve">Le menu « Paramètres » regroupe la configuration technique de l'application ainsi que la gestion structurelle de la formation. La page est divisée en deux sections distinctes :</w:t>
+        <w:t xml:space="preserve">L</w:t>
+      </w:r>
+      <w:r>
+        <w:rPr>
+          <w:lang w:val="fr-CH"/>
+        </w:rPr>
+        <w:t xml:space="preserve">a page </w:t>
+      </w:r>
+      <w:r>
+        <w:rPr>
+          <w:lang w:val="fr-CH"/>
+        </w:rPr>
+        <w:t xml:space="preserve">“</w:t>
+      </w:r>
+      <w:r>
+        <w:t xml:space="preserve">Paramètre</w:t>
+      </w:r>
+      <w:r>
+        <w:rPr>
+          <w:lang w:val="fr-CH"/>
+        </w:rPr>
+        <w:t xml:space="preserve">s</w:t>
+      </w:r>
+      <w:r>
+        <w:rPr>
+          <w:lang w:val="fr-CH"/>
+        </w:rPr>
+        <w:t xml:space="preserve">”</w:t>
+      </w:r>
+      <w:r>
+        <w:t xml:space="preserve"> regroupe la configuration technique de l'application ainsi que la gestion structurelle de la formation. La page est divisée en deux sections distinctes :</w:t>
       </w:r>
       <w:r/>
     </w:p>
     <w:p>
       <w:pPr>
-        <w:pStyle w:val="1189"/>
+        <w:pStyle w:val="1589"/>
         <w:numPr>
           <w:ilvl w:val="0"/>
           <w:numId w:val="88"/>
@@ -12179,7 +12075,6 @@
         <w:jc w:val="both"/>
         <w:rPr/>
       </w:pPr>
-      <w:r/>
       <w:r>
         <mc:AlternateContent>
           <mc:Choice Requires="wpg">
@@ -12269,7 +12164,7 @@
     </w:p>
     <w:p>
       <w:pPr>
-        <w:pStyle w:val="1189"/>
+        <w:pStyle w:val="1589"/>
         <w:numPr>
           <w:ilvl w:val="0"/>
           <w:numId w:val="88"/>
@@ -12296,7 +12191,7 @@
     <w:p>
       <w:pPr>
         <w:pBdr/>
-        <w:shd w:val="nil"/>
+        <w:shd w:val="nil" w:color="auto"/>
         <w:spacing/>
         <w:ind/>
         <w:rPr>
@@ -12322,7 +12217,7 @@
     </w:p>
     <w:p>
       <w:pPr>
-        <w:pStyle w:val="989"/>
+        <w:pStyle w:val="1389"/>
         <w:pBdr/>
         <w:spacing/>
         <w:ind/>
@@ -12345,7 +12240,11 @@
         </w:rPr>
       </w:r>
       <w:bookmarkEnd w:id="42"/>
-      <w:r/>
+      <w:r>
+        <w:rPr>
+          <w:highlight w:val="none"/>
+        </w:rPr>
+      </w:r>
       <w:r>
         <w:rPr>
           <w:highlight w:val="none"/>
@@ -12420,7 +12319,7 @@
     </w:p>
     <w:p>
       <w:pPr>
-        <w:pStyle w:val="990"/>
+        <w:pStyle w:val="1390"/>
         <w:pBdr/>
         <w:spacing/>
         <w:ind/>
@@ -12434,7 +12333,6 @@
         </w:rPr>
         <w:t xml:space="preserve">3.2.1 Manipulation de données</w:t>
       </w:r>
-      <w:r/>
       <w:bookmarkEnd w:id="43"/>
       <w:r/>
       <w:r/>
@@ -12783,7 +12681,7 @@
     <w:p>
       <w:pPr>
         <w:pBdr/>
-        <w:shd w:val="nil"/>
+        <w:shd w:val="nil" w:color="auto"/>
         <w:spacing/>
         <w:ind/>
         <w:rPr>
@@ -12813,7 +12711,7 @@
     </w:p>
     <w:p>
       <w:pPr>
-        <w:pStyle w:val="989"/>
+        <w:pStyle w:val="1389"/>
         <w:pBdr/>
         <w:spacing/>
         <w:ind/>
@@ -12824,7 +12722,6 @@
       </w:pPr>
       <w:r/>
       <w:bookmarkStart w:id="44" w:name="_Toc29"/>
-      <w:r/>
       <w:r>
         <w:rPr>
           <w:highlight w:val="none"/>
@@ -12842,7 +12739,12 @@
         </w:rPr>
       </w:r>
       <w:bookmarkEnd w:id="44"/>
-      <w:r/>
+      <w:r>
+        <w:rPr>
+          <w:highlight w:val="none"/>
+          <w:lang w:val="fr-CH"/>
+        </w:rPr>
+      </w:r>
       <w:r>
         <w:rPr>
           <w:highlight w:val="none"/>
@@ -12912,7 +12814,8 @@
       </w:r>
       <w:r>
         <w:rPr>
-          <w:lang w:val="fr-CH"/>
+          <w:highlight w:val="none"/>
+          <w:lang w:val="fr-CH" w:bidi="fr-CH"/>
         </w:rPr>
       </w:r>
       <w:r>
@@ -12924,7 +12827,7 @@
     </w:p>
     <w:p>
       <w:pPr>
-        <w:pStyle w:val="990"/>
+        <w:pStyle w:val="1390"/>
         <w:pBdr/>
         <w:spacing/>
         <w:ind/>
@@ -12950,7 +12853,11 @@
         </w:rPr>
       </w:r>
       <w:bookmarkEnd w:id="45"/>
-      <w:r/>
+      <w:r>
+        <w:rPr>
+          <w:lang w:val="fr-CH"/>
+        </w:rPr>
+      </w:r>
       <w:r>
         <w:rPr>
           <w:lang w:val="fr-CH"/>
@@ -12982,7 +12889,8 @@
       </w:r>
       <w:r>
         <w:rPr>
-          <w:lang w:val="fr-CH"/>
+          <w:highlight w:val="none"/>
+          <w:lang w:val="fr-CH" w:bidi="fr-CH"/>
         </w:rPr>
       </w:r>
       <w:r>
@@ -12994,7 +12902,7 @@
     </w:p>
     <w:p>
       <w:pPr>
-        <w:pStyle w:val="1189"/>
+        <w:pStyle w:val="1589"/>
         <w:numPr>
           <w:ilvl w:val="0"/>
           <w:numId w:val="78"/>
@@ -13022,7 +12930,7 @@
     </w:p>
     <w:p>
       <w:pPr>
-        <w:pStyle w:val="1189"/>
+        <w:pStyle w:val="1589"/>
         <w:numPr>
           <w:ilvl w:val="0"/>
           <w:numId w:val="78"/>
@@ -13069,7 +12977,7 @@
     </w:p>
     <w:p>
       <w:pPr>
-        <w:pStyle w:val="990"/>
+        <w:pStyle w:val="1390"/>
         <w:pBdr/>
         <w:spacing/>
         <w:ind/>
@@ -13099,7 +13007,11 @@
         </w:rPr>
       </w:r>
       <w:bookmarkEnd w:id="46"/>
-      <w:r/>
+      <w:r>
+        <w:rPr>
+          <w:lang w:val="fr-CH"/>
+        </w:rPr>
+      </w:r>
       <w:r>
         <w:rPr>
           <w:lang w:val="fr-CH"/>
@@ -13147,7 +13059,8 @@
       </w:r>
       <w:r>
         <w:rPr>
-          <w:lang w:val="fr-CH"/>
+          <w:highlight w:val="none"/>
+          <w:lang w:val="fr-CH" w:bidi="fr-CH"/>
         </w:rPr>
       </w:r>
       <w:r>
@@ -13159,7 +13072,7 @@
     </w:p>
     <w:p>
       <w:pPr>
-        <w:pStyle w:val="1189"/>
+        <w:pStyle w:val="1589"/>
         <w:numPr>
           <w:ilvl w:val="0"/>
           <w:numId w:val="79"/>
@@ -13203,7 +13116,7 @@
     </w:p>
     <w:p>
       <w:pPr>
-        <w:pStyle w:val="1189"/>
+        <w:pStyle w:val="1589"/>
         <w:numPr>
           <w:ilvl w:val="0"/>
           <w:numId w:val="79"/>
@@ -13244,7 +13157,7 @@
     </w:p>
     <w:p>
       <w:pPr>
-        <w:pStyle w:val="1189"/>
+        <w:pStyle w:val="1589"/>
         <w:numPr>
           <w:ilvl w:val="0"/>
           <w:numId w:val="79"/>
@@ -13288,7 +13201,7 @@
     </w:p>
     <w:p>
       <w:pPr>
-        <w:pStyle w:val="1189"/>
+        <w:pStyle w:val="1589"/>
         <w:numPr>
           <w:ilvl w:val="0"/>
           <w:numId w:val="79"/>
@@ -13311,8 +13224,7 @@
       </w:r>
       <w:r>
         <w:rPr>
-          <w:highlight w:val="none"/>
-          <w:lang w:val="fr-CH" w:bidi="fr-CH"/>
+          <w:lang w:val="fr-CH"/>
         </w:rPr>
       </w:r>
       <w:r>
@@ -13409,7 +13321,7 @@
         <w:sdtContent>
           <w:p>
             <w:pPr>
-              <w:pStyle w:val="1179"/>
+              <w:pStyle w:val="1579"/>
               <w:pBdr>
                 <w:bottom w:val="single" w:color="000000" w:sz="6" w:space="1"/>
               </w:pBdr>
@@ -13423,7 +13335,7 @@
           </w:p>
           <w:p>
             <w:pPr>
-              <w:pStyle w:val="1179"/>
+              <w:pStyle w:val="1579"/>
               <w:pBdr/>
               <w:spacing/>
               <w:ind/>
@@ -13615,7 +13527,7 @@
 <w:ftr xmlns:wpc="http://schemas.microsoft.com/office/word/2010/wordprocessingCanvas" xmlns:mc="http://schemas.openxmlformats.org/markup-compatibility/2006" xmlns:o="urn:schemas-microsoft-com:office:office" xmlns:r="http://schemas.openxmlformats.org/officeDocument/2006/relationships" xmlns:m="http://schemas.openxmlformats.org/officeDocument/2006/math" xmlns:v="urn:schemas-microsoft-com:vml" xmlns:wp14="http://schemas.microsoft.com/office/word/2010/wordprocessingDrawing" xmlns:wp="http://schemas.openxmlformats.org/drawingml/2006/wordprocessingDrawing" xmlns:w10="urn:schemas-microsoft-com:office:word" xmlns:w="http://schemas.openxmlformats.org/wordprocessingml/2006/main" xmlns:w14="http://schemas.microsoft.com/office/word/2010/wordml" xmlns:w15="http://schemas.microsoft.com/office/word/2012/wordml" xmlns:wpg="http://schemas.microsoft.com/office/word/2010/wordprocessingGroup" xmlns:wpi="http://schemas.microsoft.com/office/word/2010/wordprocessingInk" xmlns:wne="http://schemas.microsoft.com/office/word/2006/wordml" xmlns:a="http://schemas.openxmlformats.org/drawingml/2006/main" xmlns:wps="http://schemas.microsoft.com/office/word/2010/wordprocessingShape" mc:Ignorable="w14 w15 wp14">
   <w:p>
     <w:pPr>
-      <w:pStyle w:val="1179"/>
+      <w:pStyle w:val="1579"/>
       <w:pBdr/>
       <w:spacing/>
       <w:ind/>
@@ -13653,7 +13565,7 @@
         <w:sdtContent>
           <w:p>
             <w:pPr>
-              <w:pStyle w:val="1179"/>
+              <w:pStyle w:val="1579"/>
               <w:pBdr>
                 <w:bottom w:val="single" w:color="000000" w:sz="6" w:space="0"/>
               </w:pBdr>
@@ -13664,11 +13576,10 @@
             </w:pPr>
             <w:r/>
             <w:r/>
-            <w:r/>
           </w:p>
           <w:p>
             <w:pPr>
-              <w:pStyle w:val="1179"/>
+              <w:pStyle w:val="1579"/>
               <w:pBdr/>
               <w:spacing/>
               <w:ind/>
@@ -13831,9 +13742,15 @@
                 <w:szCs w:val="24"/>
                 <w:lang w:val="fr-CH"/>
               </w:rPr>
+            </w:r>
+            <w:r>
+              <w:rPr>
+                <w:sz w:val="24"/>
+                <w:szCs w:val="24"/>
+                <w:lang w:val="fr-CH"/>
+              </w:rPr>
               <w:fldChar w:fldCharType="end"/>
             </w:r>
-            <w:r/>
             <w:r/>
           </w:p>
         </w:sdtContent>
@@ -13842,7 +13759,7 @@
   </w:sdt>
   <w:p>
     <w:pPr>
-      <w:pStyle w:val="1179"/>
+      <w:pStyle w:val="1579"/>
       <w:pBdr/>
       <w:spacing/>
       <w:ind/>
@@ -13880,7 +13797,7 @@
         <w:sdtContent>
           <w:p>
             <w:pPr>
-              <w:pStyle w:val="1179"/>
+              <w:pStyle w:val="1579"/>
               <w:pBdr>
                 <w:bottom w:val="single" w:color="000000" w:sz="6" w:space="0"/>
               </w:pBdr>
@@ -13891,11 +13808,10 @@
             </w:pPr>
             <w:r/>
             <w:r/>
-            <w:r/>
           </w:p>
           <w:p>
             <w:pPr>
-              <w:pStyle w:val="1179"/>
+              <w:pStyle w:val="1579"/>
               <w:pBdr/>
               <w:spacing/>
               <w:ind/>
@@ -14089,7 +14005,6 @@
                 <w:lang w:val="fr-CH"/>
               </w:rPr>
             </w:r>
-            <w:r/>
             <w:r/>
           </w:p>
         </w:sdtContent>
@@ -14125,7 +14040,7 @@
         <w:sdtContent>
           <w:p>
             <w:pPr>
-              <w:pStyle w:val="1179"/>
+              <w:pStyle w:val="1579"/>
               <w:pBdr>
                 <w:bottom w:val="single" w:color="000000" w:sz="6" w:space="0"/>
               </w:pBdr>
@@ -14136,12 +14051,10 @@
             </w:pPr>
             <w:r/>
             <w:r/>
-            <w:r/>
-            <w:r/>
           </w:p>
           <w:p>
             <w:pPr>
-              <w:pStyle w:val="1179"/>
+              <w:pStyle w:val="1579"/>
               <w:pBdr/>
               <w:spacing/>
               <w:ind/>
@@ -14319,10 +14232,15 @@
                 <w:szCs w:val="24"/>
                 <w:lang w:val="fr-CH"/>
               </w:rPr>
+            </w:r>
+            <w:r>
+              <w:rPr>
+                <w:sz w:val="24"/>
+                <w:szCs w:val="24"/>
+                <w:lang w:val="fr-CH"/>
+              </w:rPr>
               <w:fldChar w:fldCharType="end"/>
             </w:r>
-            <w:r/>
-            <w:r/>
             <w:r/>
           </w:p>
         </w:sdtContent>
@@ -14331,13 +14249,12 @@
   </w:sdt>
   <w:p>
     <w:pPr>
-      <w:pStyle w:val="1179"/>
+      <w:pStyle w:val="1579"/>
       <w:pBdr/>
       <w:spacing/>
       <w:ind/>
       <w:rPr/>
     </w:pPr>
-    <w:r/>
     <w:r/>
     <w:r/>
   </w:p>
@@ -14370,7 +14287,7 @@
         <w:sdtContent>
           <w:p>
             <w:pPr>
-              <w:pStyle w:val="1179"/>
+              <w:pStyle w:val="1579"/>
               <w:pBdr>
                 <w:bottom w:val="single" w:color="000000" w:sz="6" w:space="0"/>
               </w:pBdr>
@@ -14381,12 +14298,10 @@
             </w:pPr>
             <w:r/>
             <w:r/>
-            <w:r/>
-            <w:r/>
           </w:p>
           <w:p>
             <w:pPr>
-              <w:pStyle w:val="1179"/>
+              <w:pStyle w:val="1579"/>
               <w:pBdr/>
               <w:spacing/>
               <w:ind/>
@@ -14567,8 +14482,6 @@
                 <w:lang w:val="fr-CH"/>
               </w:rPr>
             </w:r>
-            <w:r/>
-            <w:r/>
             <w:r/>
           </w:p>
         </w:sdtContent>
@@ -14604,7 +14517,7 @@
         <w:sdtContent>
           <w:p>
             <w:pPr>
-              <w:pStyle w:val="1179"/>
+              <w:pStyle w:val="1579"/>
               <w:pBdr>
                 <w:bottom w:val="single" w:color="000000" w:sz="6" w:space="0"/>
               </w:pBdr>
@@ -14615,13 +14528,10 @@
             </w:pPr>
             <w:r/>
             <w:r/>
-            <w:r/>
-            <w:r/>
-            <w:r/>
           </w:p>
           <w:p>
             <w:pPr>
-              <w:pStyle w:val="1179"/>
+              <w:pStyle w:val="1579"/>
               <w:pBdr/>
               <w:spacing/>
               <w:ind/>
@@ -14790,11 +14700,15 @@
                 <w:szCs w:val="24"/>
                 <w:lang w:val="fr-CH"/>
               </w:rPr>
+            </w:r>
+            <w:r>
+              <w:rPr>
+                <w:sz w:val="24"/>
+                <w:szCs w:val="24"/>
+                <w:lang w:val="fr-CH"/>
+              </w:rPr>
               <w:fldChar w:fldCharType="end"/>
             </w:r>
-            <w:r/>
-            <w:r/>
-            <w:r/>
             <w:r/>
           </w:p>
         </w:sdtContent>
@@ -14803,14 +14717,12 @@
   </w:sdt>
   <w:p>
     <w:pPr>
-      <w:pStyle w:val="1179"/>
+      <w:pStyle w:val="1579"/>
       <w:pBdr/>
       <w:spacing/>
       <w:ind/>
       <w:rPr/>
     </w:pPr>
-    <w:r/>
-    <w:r/>
     <w:r/>
     <w:r/>
   </w:p>
@@ -14866,7 +14778,7 @@
 <w:hdr xmlns:wpc="http://schemas.microsoft.com/office/word/2010/wordprocessingCanvas" xmlns:mc="http://schemas.openxmlformats.org/markup-compatibility/2006" xmlns:o="urn:schemas-microsoft-com:office:office" xmlns:r="http://schemas.openxmlformats.org/officeDocument/2006/relationships" xmlns:m="http://schemas.openxmlformats.org/officeDocument/2006/math" xmlns:v="urn:schemas-microsoft-com:vml" xmlns:wp14="http://schemas.microsoft.com/office/word/2010/wordprocessingDrawing" xmlns:wp="http://schemas.openxmlformats.org/drawingml/2006/wordprocessingDrawing" xmlns:w10="urn:schemas-microsoft-com:office:word" xmlns:w="http://schemas.openxmlformats.org/wordprocessingml/2006/main" xmlns:w14="http://schemas.microsoft.com/office/word/2010/wordml" xmlns:w15="http://schemas.microsoft.com/office/word/2012/wordml" xmlns:wpg="http://schemas.microsoft.com/office/word/2010/wordprocessingGroup" xmlns:wpi="http://schemas.microsoft.com/office/word/2010/wordprocessingInk" xmlns:wne="http://schemas.microsoft.com/office/word/2006/wordml" xmlns:a="http://schemas.openxmlformats.org/drawingml/2006/main" xmlns:wps="http://schemas.microsoft.com/office/word/2010/wordprocessingShape" mc:Ignorable="w14 w15 wp14">
   <w:p>
     <w:pPr>
-      <w:pStyle w:val="1177"/>
+      <w:pStyle w:val="1577"/>
       <w:pBdr>
         <w:bottom w:val="single" w:color="000000" w:sz="6" w:space="1"/>
       </w:pBdr>
@@ -15002,7 +14914,7 @@
 <w:hdr xmlns:wpc="http://schemas.microsoft.com/office/word/2010/wordprocessingCanvas" xmlns:mc="http://schemas.openxmlformats.org/markup-compatibility/2006" xmlns:o="urn:schemas-microsoft-com:office:office" xmlns:r="http://schemas.openxmlformats.org/officeDocument/2006/relationships" xmlns:m="http://schemas.openxmlformats.org/officeDocument/2006/math" xmlns:v="urn:schemas-microsoft-com:vml" xmlns:wp14="http://schemas.microsoft.com/office/word/2010/wordprocessingDrawing" xmlns:wp="http://schemas.openxmlformats.org/drawingml/2006/wordprocessingDrawing" xmlns:w10="urn:schemas-microsoft-com:office:word" xmlns:w="http://schemas.openxmlformats.org/wordprocessingml/2006/main" xmlns:w14="http://schemas.microsoft.com/office/word/2010/wordml" xmlns:w15="http://schemas.microsoft.com/office/word/2012/wordml" xmlns:wpg="http://schemas.microsoft.com/office/word/2010/wordprocessingGroup" xmlns:wpi="http://schemas.microsoft.com/office/word/2010/wordprocessingInk" xmlns:wne="http://schemas.microsoft.com/office/word/2006/wordml" xmlns:a="http://schemas.openxmlformats.org/drawingml/2006/main" xmlns:wps="http://schemas.microsoft.com/office/word/2010/wordprocessingShape" mc:Ignorable="w14 w15 wp14">
   <w:p>
     <w:pPr>
-      <w:pStyle w:val="1177"/>
+      <w:pStyle w:val="1577"/>
       <w:pBdr/>
       <w:spacing/>
       <w:ind/>
@@ -15018,7 +14930,7 @@
 <w:hdr xmlns:wpc="http://schemas.microsoft.com/office/word/2010/wordprocessingCanvas" xmlns:mc="http://schemas.openxmlformats.org/markup-compatibility/2006" xmlns:o="urn:schemas-microsoft-com:office:office" xmlns:r="http://schemas.openxmlformats.org/officeDocument/2006/relationships" xmlns:m="http://schemas.openxmlformats.org/officeDocument/2006/math" xmlns:v="urn:schemas-microsoft-com:vml" xmlns:wp14="http://schemas.microsoft.com/office/word/2010/wordprocessingDrawing" xmlns:wp="http://schemas.openxmlformats.org/drawingml/2006/wordprocessingDrawing" xmlns:w10="urn:schemas-microsoft-com:office:word" xmlns:w="http://schemas.openxmlformats.org/wordprocessingml/2006/main" xmlns:w14="http://schemas.microsoft.com/office/word/2010/wordml" xmlns:w15="http://schemas.microsoft.com/office/word/2012/wordml" xmlns:wpg="http://schemas.microsoft.com/office/word/2010/wordprocessingGroup" xmlns:wpi="http://schemas.microsoft.com/office/word/2010/wordprocessingInk" xmlns:wne="http://schemas.microsoft.com/office/word/2006/wordml" xmlns:a="http://schemas.openxmlformats.org/drawingml/2006/main" xmlns:wps="http://schemas.microsoft.com/office/word/2010/wordprocessingShape" mc:Ignorable="w14 w15 wp14">
   <w:p>
     <w:pPr>
-      <w:pStyle w:val="1177"/>
+      <w:pStyle w:val="1577"/>
       <w:pBdr/>
       <w:spacing/>
       <w:ind/>
@@ -15034,7 +14946,7 @@
 <w:hdr xmlns:wpc="http://schemas.microsoft.com/office/word/2010/wordprocessingCanvas" xmlns:mc="http://schemas.openxmlformats.org/markup-compatibility/2006" xmlns:o="urn:schemas-microsoft-com:office:office" xmlns:r="http://schemas.openxmlformats.org/officeDocument/2006/relationships" xmlns:m="http://schemas.openxmlformats.org/officeDocument/2006/math" xmlns:v="urn:schemas-microsoft-com:vml" xmlns:wp14="http://schemas.microsoft.com/office/word/2010/wordprocessingDrawing" xmlns:wp="http://schemas.openxmlformats.org/drawingml/2006/wordprocessingDrawing" xmlns:w10="urn:schemas-microsoft-com:office:word" xmlns:w="http://schemas.openxmlformats.org/wordprocessingml/2006/main" xmlns:w14="http://schemas.microsoft.com/office/word/2010/wordml" xmlns:w15="http://schemas.microsoft.com/office/word/2012/wordml" xmlns:wpg="http://schemas.microsoft.com/office/word/2010/wordprocessingGroup" xmlns:wpi="http://schemas.microsoft.com/office/word/2010/wordprocessingInk" xmlns:wne="http://schemas.microsoft.com/office/word/2006/wordml" xmlns:a="http://schemas.openxmlformats.org/drawingml/2006/main" xmlns:wps="http://schemas.microsoft.com/office/word/2010/wordprocessingShape" mc:Ignorable="w14 w15 wp14">
   <w:p>
     <w:pPr>
-      <w:pStyle w:val="1177"/>
+      <w:pStyle w:val="1577"/>
       <w:pBdr>
         <w:bottom w:val="single" w:color="000000" w:sz="6" w:space="0"/>
       </w:pBdr>
@@ -15180,7 +15092,6 @@
       <w:t xml:space="preserve">2</w:t>
     </w:r>
     <w:r/>
-    <w:r/>
   </w:p>
 </w:hdr>
 </file>
@@ -15189,7 +15100,7 @@
 <w:hdr xmlns:wpc="http://schemas.microsoft.com/office/word/2010/wordprocessingCanvas" xmlns:mc="http://schemas.openxmlformats.org/markup-compatibility/2006" xmlns:o="urn:schemas-microsoft-com:office:office" xmlns:r="http://schemas.openxmlformats.org/officeDocument/2006/relationships" xmlns:m="http://schemas.openxmlformats.org/officeDocument/2006/math" xmlns:v="urn:schemas-microsoft-com:vml" xmlns:wp14="http://schemas.microsoft.com/office/word/2010/wordprocessingDrawing" xmlns:wp="http://schemas.openxmlformats.org/drawingml/2006/wordprocessingDrawing" xmlns:w10="urn:schemas-microsoft-com:office:word" xmlns:w="http://schemas.openxmlformats.org/wordprocessingml/2006/main" xmlns:w14="http://schemas.microsoft.com/office/word/2010/wordml" xmlns:w15="http://schemas.microsoft.com/office/word/2012/wordml" xmlns:wpg="http://schemas.microsoft.com/office/word/2010/wordprocessingGroup" xmlns:wpi="http://schemas.microsoft.com/office/word/2010/wordprocessingInk" xmlns:wne="http://schemas.microsoft.com/office/word/2006/wordml" xmlns:a="http://schemas.openxmlformats.org/drawingml/2006/main" xmlns:wps="http://schemas.microsoft.com/office/word/2010/wordprocessingShape" mc:Ignorable="w14 w15 wp14">
   <w:p>
     <w:pPr>
-      <w:pStyle w:val="1177"/>
+      <w:pStyle w:val="1577"/>
       <w:pBdr>
         <w:bottom w:val="single" w:color="000000" w:sz="6" w:space="0"/>
       </w:pBdr>
@@ -15335,17 +15246,15 @@
       <w:t xml:space="preserve">2</w:t>
     </w:r>
     <w:r/>
-    <w:r/>
   </w:p>
   <w:p>
     <w:pPr>
-      <w:pStyle w:val="1177"/>
+      <w:pStyle w:val="1577"/>
       <w:pBdr/>
       <w:spacing/>
       <w:ind/>
       <w:rPr/>
     </w:pPr>
-    <w:r/>
     <w:r/>
     <w:r/>
   </w:p>
@@ -15356,7 +15265,7 @@
 <w:hdr xmlns:wpc="http://schemas.microsoft.com/office/word/2010/wordprocessingCanvas" xmlns:mc="http://schemas.openxmlformats.org/markup-compatibility/2006" xmlns:o="urn:schemas-microsoft-com:office:office" xmlns:r="http://schemas.openxmlformats.org/officeDocument/2006/relationships" xmlns:m="http://schemas.openxmlformats.org/officeDocument/2006/math" xmlns:v="urn:schemas-microsoft-com:vml" xmlns:wp14="http://schemas.microsoft.com/office/word/2010/wordprocessingDrawing" xmlns:wp="http://schemas.openxmlformats.org/drawingml/2006/wordprocessingDrawing" xmlns:w10="urn:schemas-microsoft-com:office:word" xmlns:w="http://schemas.openxmlformats.org/wordprocessingml/2006/main" xmlns:w14="http://schemas.microsoft.com/office/word/2010/wordml" xmlns:w15="http://schemas.microsoft.com/office/word/2012/wordml" xmlns:wpg="http://schemas.microsoft.com/office/word/2010/wordprocessingGroup" xmlns:wpi="http://schemas.microsoft.com/office/word/2010/wordprocessingInk" xmlns:wne="http://schemas.microsoft.com/office/word/2006/wordml" xmlns:a="http://schemas.openxmlformats.org/drawingml/2006/main" xmlns:wps="http://schemas.microsoft.com/office/word/2010/wordprocessingShape" mc:Ignorable="w14 w15 wp14">
   <w:p>
     <w:pPr>
-      <w:pStyle w:val="1177"/>
+      <w:pStyle w:val="1577"/>
       <w:pBdr>
         <w:bottom w:val="single" w:color="000000" w:sz="6" w:space="0"/>
       </w:pBdr>
@@ -15478,8 +15387,6 @@
       <w:t xml:space="preserve">2</w:t>
     </w:r>
     <w:r/>
-    <w:r/>
-    <w:r/>
   </w:p>
 </w:hdr>
 </file>
@@ -15488,7 +15395,7 @@
 <w:hdr xmlns:wpc="http://schemas.microsoft.com/office/word/2010/wordprocessingCanvas" xmlns:mc="http://schemas.openxmlformats.org/markup-compatibility/2006" xmlns:o="urn:schemas-microsoft-com:office:office" xmlns:r="http://schemas.openxmlformats.org/officeDocument/2006/relationships" xmlns:m="http://schemas.openxmlformats.org/officeDocument/2006/math" xmlns:v="urn:schemas-microsoft-com:vml" xmlns:wp14="http://schemas.microsoft.com/office/word/2010/wordprocessingDrawing" xmlns:wp="http://schemas.openxmlformats.org/drawingml/2006/wordprocessingDrawing" xmlns:w10="urn:schemas-microsoft-com:office:word" xmlns:w="http://schemas.openxmlformats.org/wordprocessingml/2006/main" xmlns:w14="http://schemas.microsoft.com/office/word/2010/wordml" xmlns:w15="http://schemas.microsoft.com/office/word/2012/wordml" xmlns:wpg="http://schemas.microsoft.com/office/word/2010/wordprocessingGroup" xmlns:wpi="http://schemas.microsoft.com/office/word/2010/wordprocessingInk" xmlns:wne="http://schemas.microsoft.com/office/word/2006/wordml" xmlns:a="http://schemas.openxmlformats.org/drawingml/2006/main" xmlns:wps="http://schemas.microsoft.com/office/word/2010/wordprocessingShape" mc:Ignorable="w14 w15 wp14">
   <w:p>
     <w:pPr>
-      <w:pStyle w:val="1177"/>
+      <w:pStyle w:val="1577"/>
       <w:pBdr>
         <w:bottom w:val="single" w:color="000000" w:sz="6" w:space="0"/>
       </w:pBdr>
@@ -15610,19 +15517,15 @@
       <w:t xml:space="preserve">2</w:t>
     </w:r>
     <w:r/>
-    <w:r/>
-    <w:r/>
   </w:p>
   <w:p>
     <w:pPr>
-      <w:pStyle w:val="1177"/>
+      <w:pStyle w:val="1577"/>
       <w:pBdr/>
       <w:spacing/>
       <w:ind/>
       <w:rPr/>
     </w:pPr>
-    <w:r/>
-    <w:r/>
     <w:r/>
     <w:r/>
   </w:p>
@@ -27446,7 +27349,7 @@
     <w:lsdException w:name="Bibliography" w:uiPriority="37"/>
     <w:lsdException w:name="TOC Heading" w:uiPriority="39" w:qFormat="1"/>
   </w:latentStyles>
-  <w:style w:type="paragraph" w:styleId="987" w:default="1">
+  <w:style w:type="paragraph" w:styleId="1387" w:default="1">
     <w:name w:val="Normal"/>
     <w:qFormat/>
     <w:pPr>
@@ -27458,11 +27361,11 @@
       <w:lang w:val="fr-FR"/>
     </w:rPr>
   </w:style>
-  <w:style w:type="paragraph" w:styleId="988">
+  <w:style w:type="paragraph" w:styleId="1388">
     <w:name w:val="Heading 1"/>
-    <w:basedOn w:val="987"/>
-    <w:next w:val="987"/>
-    <w:link w:val="1181"/>
+    <w:basedOn w:val="1387"/>
+    <w:next w:val="1387"/>
+    <w:link w:val="1581"/>
     <w:uiPriority w:val="9"/>
     <w:qFormat/>
     <w:pPr>
@@ -27480,11 +27383,11 @@
       <w:szCs w:val="32"/>
     </w:rPr>
   </w:style>
-  <w:style w:type="paragraph" w:styleId="989">
+  <w:style w:type="paragraph" w:styleId="1389">
     <w:name w:val="Heading 2"/>
-    <w:basedOn w:val="987"/>
-    <w:next w:val="987"/>
-    <w:link w:val="1187"/>
+    <w:basedOn w:val="1387"/>
+    <w:next w:val="1387"/>
+    <w:link w:val="1587"/>
     <w:uiPriority w:val="9"/>
     <w:unhideWhenUsed/>
     <w:qFormat/>
@@ -27503,11 +27406,11 @@
       <w:szCs w:val="26"/>
     </w:rPr>
   </w:style>
-  <w:style w:type="paragraph" w:styleId="990">
+  <w:style w:type="paragraph" w:styleId="1390">
     <w:name w:val="Heading 3"/>
-    <w:basedOn w:val="987"/>
-    <w:next w:val="987"/>
-    <w:link w:val="1199"/>
+    <w:basedOn w:val="1387"/>
+    <w:next w:val="1387"/>
+    <w:link w:val="1599"/>
     <w:uiPriority w:val="9"/>
     <w:unhideWhenUsed/>
     <w:qFormat/>
@@ -27526,11 +27429,11 @@
       <w:szCs w:val="24"/>
     </w:rPr>
   </w:style>
-  <w:style w:type="paragraph" w:styleId="991">
+  <w:style w:type="paragraph" w:styleId="1391">
     <w:name w:val="Heading 4"/>
-    <w:basedOn w:val="987"/>
-    <w:next w:val="987"/>
-    <w:link w:val="1140"/>
+    <w:basedOn w:val="1387"/>
+    <w:next w:val="1387"/>
+    <w:link w:val="1540"/>
     <w:uiPriority w:val="9"/>
     <w:unhideWhenUsed/>
     <w:qFormat/>
@@ -27549,11 +27452,11 @@
       <w:color w:val="2f5496" w:themeColor="accent1" w:themeShade="BF"/>
     </w:rPr>
   </w:style>
-  <w:style w:type="paragraph" w:styleId="992">
+  <w:style w:type="paragraph" w:styleId="1392">
     <w:name w:val="Heading 5"/>
-    <w:basedOn w:val="987"/>
-    <w:next w:val="987"/>
-    <w:link w:val="1141"/>
+    <w:basedOn w:val="1387"/>
+    <w:next w:val="1387"/>
+    <w:link w:val="1541"/>
     <w:uiPriority w:val="9"/>
     <w:unhideWhenUsed/>
     <w:qFormat/>
@@ -27570,11 +27473,11 @@
       <w:color w:val="2f5496" w:themeColor="accent1" w:themeShade="BF"/>
     </w:rPr>
   </w:style>
-  <w:style w:type="paragraph" w:styleId="993">
+  <w:style w:type="paragraph" w:styleId="1393">
     <w:name w:val="Heading 6"/>
-    <w:basedOn w:val="987"/>
-    <w:next w:val="987"/>
-    <w:link w:val="1142"/>
+    <w:basedOn w:val="1387"/>
+    <w:next w:val="1387"/>
+    <w:link w:val="1542"/>
     <w:uiPriority w:val="9"/>
     <w:unhideWhenUsed/>
     <w:qFormat/>
@@ -27593,11 +27496,11 @@
       <w:color w:val="595959" w:themeColor="text1" w:themeTint="A6"/>
     </w:rPr>
   </w:style>
-  <w:style w:type="paragraph" w:styleId="994">
+  <w:style w:type="paragraph" w:styleId="1394">
     <w:name w:val="Heading 7"/>
-    <w:basedOn w:val="987"/>
-    <w:next w:val="987"/>
-    <w:link w:val="1143"/>
+    <w:basedOn w:val="1387"/>
+    <w:next w:val="1387"/>
+    <w:link w:val="1543"/>
     <w:uiPriority w:val="9"/>
     <w:unhideWhenUsed/>
     <w:qFormat/>
@@ -27614,11 +27517,11 @@
       <w:color w:val="595959" w:themeColor="text1" w:themeTint="A6"/>
     </w:rPr>
   </w:style>
-  <w:style w:type="paragraph" w:styleId="995">
+  <w:style w:type="paragraph" w:styleId="1395">
     <w:name w:val="Heading 8"/>
-    <w:basedOn w:val="987"/>
-    <w:next w:val="987"/>
-    <w:link w:val="1144"/>
+    <w:basedOn w:val="1387"/>
+    <w:next w:val="1387"/>
+    <w:link w:val="1544"/>
     <w:uiPriority w:val="9"/>
     <w:unhideWhenUsed/>
     <w:qFormat/>
@@ -27637,11 +27540,11 @@
       <w:color w:val="272727" w:themeColor="text1" w:themeTint="D8"/>
     </w:rPr>
   </w:style>
-  <w:style w:type="paragraph" w:styleId="996">
+  <w:style w:type="paragraph" w:styleId="1396">
     <w:name w:val="Heading 9"/>
-    <w:basedOn w:val="987"/>
-    <w:next w:val="987"/>
-    <w:link w:val="1145"/>
+    <w:basedOn w:val="1387"/>
+    <w:next w:val="1387"/>
+    <w:link w:val="1545"/>
     <w:uiPriority w:val="9"/>
     <w:unhideWhenUsed/>
     <w:qFormat/>
@@ -27660,7 +27563,7 @@
       <w:color w:val="272727" w:themeColor="text1" w:themeTint="D8"/>
     </w:rPr>
   </w:style>
-  <w:style w:type="character" w:styleId="997" w:default="1">
+  <w:style w:type="character" w:styleId="1397" w:default="1">
     <w:name w:val="Default Paragraph Font"/>
     <w:uiPriority w:val="1"/>
     <w:semiHidden/>
@@ -27671,7 +27574,7 @@
       <w:ind/>
     </w:pPr>
   </w:style>
-  <w:style w:type="table" w:styleId="998" w:default="1">
+  <w:style w:type="table" w:styleId="1398" w:default="1">
     <w:name w:val="Normal Table"/>
     <w:uiPriority w:val="99"/>
     <w:semiHidden/>
@@ -27864,7 +27767,7 @@
       </w:tcPr>
     </w:tblStylePr>
   </w:style>
-  <w:style w:type="numbering" w:styleId="999" w:default="1">
+  <w:style w:type="numbering" w:styleId="1399" w:default="1">
     <w:name w:val="No List"/>
     <w:uiPriority w:val="99"/>
     <w:semiHidden/>
@@ -27875,9 +27778,9 @@
       <w:ind/>
     </w:pPr>
   </w:style>
-  <w:style w:type="character" w:styleId="1000">
+  <w:style w:type="character" w:styleId="1400">
     <w:name w:val="Placeholder Text"/>
-    <w:basedOn w:val="997"/>
+    <w:basedOn w:val="1397"/>
     <w:uiPriority w:val="99"/>
     <w:semiHidden/>
     <w:pPr>
@@ -27889,9 +27792,9 @@
       <w:color w:val="666666"/>
     </w:rPr>
   </w:style>
-  <w:style w:type="character" w:styleId="1001" w:customStyle="1">
+  <w:style w:type="character" w:styleId="1401" w:customStyle="1">
     <w:name w:val="Heading 4 Char"/>
-    <w:basedOn w:val="997"/>
+    <w:basedOn w:val="1397"/>
     <w:uiPriority w:val="9"/>
     <w:pPr>
       <w:pBdr/>
@@ -27905,9 +27808,9 @@
       <w:color w:val="2f5496" w:themeColor="accent1" w:themeShade="BF"/>
     </w:rPr>
   </w:style>
-  <w:style w:type="character" w:styleId="1002" w:customStyle="1">
+  <w:style w:type="character" w:styleId="1402" w:customStyle="1">
     <w:name w:val="Heading 5 Char"/>
-    <w:basedOn w:val="997"/>
+    <w:basedOn w:val="1397"/>
     <w:uiPriority w:val="9"/>
     <w:pPr>
       <w:pBdr/>
@@ -27919,9 +27822,9 @@
       <w:color w:val="2f5496" w:themeColor="accent1" w:themeShade="BF"/>
     </w:rPr>
   </w:style>
-  <w:style w:type="character" w:styleId="1003" w:customStyle="1">
+  <w:style w:type="character" w:styleId="1403" w:customStyle="1">
     <w:name w:val="Heading 6 Char"/>
-    <w:basedOn w:val="997"/>
+    <w:basedOn w:val="1397"/>
     <w:uiPriority w:val="9"/>
     <w:pPr>
       <w:pBdr/>
@@ -27935,9 +27838,9 @@
       <w:color w:val="595959" w:themeColor="text1" w:themeTint="A6"/>
     </w:rPr>
   </w:style>
-  <w:style w:type="character" w:styleId="1004" w:customStyle="1">
+  <w:style w:type="character" w:styleId="1404" w:customStyle="1">
     <w:name w:val="Heading 7 Char"/>
-    <w:basedOn w:val="997"/>
+    <w:basedOn w:val="1397"/>
     <w:uiPriority w:val="9"/>
     <w:pPr>
       <w:pBdr/>
@@ -27949,9 +27852,9 @@
       <w:color w:val="595959" w:themeColor="text1" w:themeTint="A6"/>
     </w:rPr>
   </w:style>
-  <w:style w:type="character" w:styleId="1005" w:customStyle="1">
+  <w:style w:type="character" w:styleId="1405" w:customStyle="1">
     <w:name w:val="Heading 8 Char"/>
-    <w:basedOn w:val="997"/>
+    <w:basedOn w:val="1397"/>
     <w:uiPriority w:val="9"/>
     <w:pPr>
       <w:pBdr/>
@@ -27965,9 +27868,9 @@
       <w:color w:val="272727" w:themeColor="text1" w:themeTint="D8"/>
     </w:rPr>
   </w:style>
-  <w:style w:type="character" w:styleId="1006" w:customStyle="1">
+  <w:style w:type="character" w:styleId="1406" w:customStyle="1">
     <w:name w:val="Heading 9 Char"/>
-    <w:basedOn w:val="997"/>
+    <w:basedOn w:val="1397"/>
     <w:uiPriority w:val="9"/>
     <w:pPr>
       <w:pBdr/>
@@ -27981,9 +27884,9 @@
       <w:color w:val="272727" w:themeColor="text1" w:themeTint="D8"/>
     </w:rPr>
   </w:style>
-  <w:style w:type="character" w:styleId="1007" w:customStyle="1">
+  <w:style w:type="character" w:styleId="1407" w:customStyle="1">
     <w:name w:val="Title Char"/>
-    <w:basedOn w:val="997"/>
+    <w:basedOn w:val="1397"/>
     <w:uiPriority w:val="10"/>
     <w:pPr>
       <w:pBdr/>
@@ -27997,9 +27900,9 @@
       <w:szCs w:val="56"/>
     </w:rPr>
   </w:style>
-  <w:style w:type="character" w:styleId="1008" w:customStyle="1">
+  <w:style w:type="character" w:styleId="1408" w:customStyle="1">
     <w:name w:val="Subtitle Char"/>
-    <w:basedOn w:val="997"/>
+    <w:basedOn w:val="1397"/>
     <w:uiPriority w:val="11"/>
     <w:pPr>
       <w:pBdr/>
@@ -28013,9 +27916,9 @@
       <w:szCs w:val="28"/>
     </w:rPr>
   </w:style>
-  <w:style w:type="character" w:styleId="1009" w:customStyle="1">
+  <w:style w:type="character" w:styleId="1409" w:customStyle="1">
     <w:name w:val="Quote Char"/>
-    <w:basedOn w:val="997"/>
+    <w:basedOn w:val="1397"/>
     <w:uiPriority w:val="29"/>
     <w:pPr>
       <w:pBdr/>
@@ -28028,9 +27931,9 @@
       <w:color w:val="404040" w:themeColor="text1" w:themeTint="BF"/>
     </w:rPr>
   </w:style>
-  <w:style w:type="character" w:styleId="1010" w:customStyle="1">
+  <w:style w:type="character" w:styleId="1410" w:customStyle="1">
     <w:name w:val="Intense Quote Char"/>
-    <w:basedOn w:val="997"/>
+    <w:basedOn w:val="1397"/>
     <w:uiPriority w:val="30"/>
     <w:pPr>
       <w:pBdr/>
@@ -28043,9 +27946,9 @@
       <w:color w:val="2f5496" w:themeColor="accent1" w:themeShade="BF"/>
     </w:rPr>
   </w:style>
-  <w:style w:type="character" w:styleId="1011" w:customStyle="1">
+  <w:style w:type="character" w:styleId="1411" w:customStyle="1">
     <w:name w:val="Footnote Text Char"/>
-    <w:basedOn w:val="997"/>
+    <w:basedOn w:val="1397"/>
     <w:uiPriority w:val="99"/>
     <w:semiHidden/>
     <w:pPr>
@@ -28058,9 +27961,9 @@
       <w:szCs w:val="20"/>
     </w:rPr>
   </w:style>
-  <w:style w:type="character" w:styleId="1012" w:customStyle="1">
+  <w:style w:type="character" w:styleId="1412" w:customStyle="1">
     <w:name w:val="Endnote Text Char"/>
-    <w:basedOn w:val="997"/>
+    <w:basedOn w:val="1397"/>
     <w:uiPriority w:val="99"/>
     <w:semiHidden/>
     <w:pPr>
@@ -28073,9 +27976,9 @@
       <w:szCs w:val="20"/>
     </w:rPr>
   </w:style>
-  <w:style w:type="table" w:styleId="1013" w:customStyle="1">
+  <w:style w:type="table" w:styleId="1413" w:customStyle="1">
     <w:name w:val="Table Grid Light"/>
-    <w:basedOn w:val="998"/>
+    <w:basedOn w:val="1398"/>
     <w:uiPriority w:val="59"/>
     <w:pPr>
       <w:pBdr/>
@@ -28265,9 +28168,9 @@
       </w:tcPr>
     </w:tblStylePr>
   </w:style>
-  <w:style w:type="table" w:styleId="1014">
+  <w:style w:type="table" w:styleId="1414">
     <w:name w:val="Plain Table 1"/>
-    <w:basedOn w:val="998"/>
+    <w:basedOn w:val="1398"/>
     <w:uiPriority w:val="59"/>
     <w:pPr>
       <w:pBdr/>
@@ -28483,9 +28386,9 @@
       </w:tcPr>
     </w:tblStylePr>
   </w:style>
-  <w:style w:type="table" w:styleId="1015">
+  <w:style w:type="table" w:styleId="1415">
     <w:name w:val="Plain Table 2"/>
-    <w:basedOn w:val="998"/>
+    <w:basedOn w:val="1398"/>
     <w:uiPriority w:val="59"/>
     <w:pPr>
       <w:pBdr/>
@@ -28709,9 +28612,9 @@
       </w:tcPr>
     </w:tblStylePr>
   </w:style>
-  <w:style w:type="table" w:styleId="1016">
+  <w:style w:type="table" w:styleId="1416">
     <w:name w:val="Plain Table 3"/>
-    <w:basedOn w:val="998"/>
+    <w:basedOn w:val="1398"/>
     <w:uiPriority w:val="99"/>
     <w:pPr>
       <w:pBdr/>
@@ -28938,9 +28841,9 @@
       </w:tcPr>
     </w:tblStylePr>
   </w:style>
-  <w:style w:type="table" w:styleId="1017">
+  <w:style w:type="table" w:styleId="1417">
     <w:name w:val="Plain Table 4"/>
-    <w:basedOn w:val="998"/>
+    <w:basedOn w:val="1398"/>
     <w:uiPriority w:val="99"/>
     <w:pPr>
       <w:pBdr/>
@@ -29153,9 +29056,9 @@
       </w:tcPr>
     </w:tblStylePr>
   </w:style>
-  <w:style w:type="table" w:styleId="1018">
+  <w:style w:type="table" w:styleId="1418">
     <w:name w:val="Plain Table 5"/>
-    <w:basedOn w:val="998"/>
+    <w:basedOn w:val="1398"/>
     <w:uiPriority w:val="99"/>
     <w:pPr>
       <w:pBdr/>
@@ -29385,9 +29288,9 @@
       </w:tcPr>
     </w:tblStylePr>
   </w:style>
-  <w:style w:type="table" w:styleId="1019">
+  <w:style w:type="table" w:styleId="1419">
     <w:name w:val="Grid Table 1 Light"/>
-    <w:basedOn w:val="998"/>
+    <w:basedOn w:val="1398"/>
     <w:uiPriority w:val="99"/>
     <w:pPr>
       <w:pBdr/>
@@ -29607,9 +29510,9 @@
       </w:tcPr>
     </w:tblStylePr>
   </w:style>
-  <w:style w:type="table" w:styleId="1020" w:customStyle="1">
+  <w:style w:type="table" w:styleId="1420" w:customStyle="1">
     <w:name w:val="Grid Table 1 Light - Accent 1"/>
-    <w:basedOn w:val="998"/>
+    <w:basedOn w:val="1398"/>
     <w:uiPriority w:val="99"/>
     <w:pPr>
       <w:pBdr/>
@@ -29829,9 +29732,9 @@
       </w:tcPr>
     </w:tblStylePr>
   </w:style>
-  <w:style w:type="table" w:styleId="1021" w:customStyle="1">
+  <w:style w:type="table" w:styleId="1421" w:customStyle="1">
     <w:name w:val="Grid Table 1 Light - Accent 2"/>
-    <w:basedOn w:val="998"/>
+    <w:basedOn w:val="1398"/>
     <w:uiPriority w:val="99"/>
     <w:pPr>
       <w:pBdr/>
@@ -30051,9 +29954,9 @@
       </w:tcPr>
     </w:tblStylePr>
   </w:style>
-  <w:style w:type="table" w:styleId="1022" w:customStyle="1">
+  <w:style w:type="table" w:styleId="1422" w:customStyle="1">
     <w:name w:val="Grid Table 1 Light - Accent 3"/>
-    <w:basedOn w:val="998"/>
+    <w:basedOn w:val="1398"/>
     <w:uiPriority w:val="99"/>
     <w:pPr>
       <w:pBdr/>
@@ -30273,9 +30176,9 @@
       </w:tcPr>
     </w:tblStylePr>
   </w:style>
-  <w:style w:type="table" w:styleId="1023" w:customStyle="1">
+  <w:style w:type="table" w:styleId="1423" w:customStyle="1">
     <w:name w:val="Grid Table 1 Light - Accent 4"/>
-    <w:basedOn w:val="998"/>
+    <w:basedOn w:val="1398"/>
     <w:uiPriority w:val="99"/>
     <w:pPr>
       <w:pBdr/>
@@ -30495,9 +30398,9 @@
       </w:tcPr>
     </w:tblStylePr>
   </w:style>
-  <w:style w:type="table" w:styleId="1024" w:customStyle="1">
+  <w:style w:type="table" w:styleId="1424" w:customStyle="1">
     <w:name w:val="Grid Table 1 Light - Accent 5"/>
-    <w:basedOn w:val="998"/>
+    <w:basedOn w:val="1398"/>
     <w:uiPriority w:val="99"/>
     <w:pPr>
       <w:pBdr/>
@@ -30717,9 +30620,9 @@
       </w:tcPr>
     </w:tblStylePr>
   </w:style>
-  <w:style w:type="table" w:styleId="1025" w:customStyle="1">
+  <w:style w:type="table" w:styleId="1425" w:customStyle="1">
     <w:name w:val="Grid Table 1 Light - Accent 6"/>
-    <w:basedOn w:val="998"/>
+    <w:basedOn w:val="1398"/>
     <w:uiPriority w:val="99"/>
     <w:pPr>
       <w:pBdr/>
@@ -30939,9 +30842,9 @@
       </w:tcPr>
     </w:tblStylePr>
   </w:style>
-  <w:style w:type="table" w:styleId="1026">
+  <w:style w:type="table" w:styleId="1426">
     <w:name w:val="Grid Table 2"/>
-    <w:basedOn w:val="998"/>
+    <w:basedOn w:val="1398"/>
     <w:uiPriority w:val="99"/>
     <w:pPr>
       <w:pBdr/>
@@ -31170,9 +31073,9 @@
       </w:tcPr>
     </w:tblStylePr>
   </w:style>
-  <w:style w:type="table" w:styleId="1027" w:customStyle="1">
+  <w:style w:type="table" w:styleId="1427" w:customStyle="1">
     <w:name w:val="Grid Table 2 - Accent 1"/>
-    <w:basedOn w:val="998"/>
+    <w:basedOn w:val="1398"/>
     <w:uiPriority w:val="99"/>
     <w:pPr>
       <w:pBdr/>
@@ -31401,9 +31304,9 @@
       </w:tcPr>
     </w:tblStylePr>
   </w:style>
-  <w:style w:type="table" w:styleId="1028" w:customStyle="1">
+  <w:style w:type="table" w:styleId="1428" w:customStyle="1">
     <w:name w:val="Grid Table 2 - Accent 2"/>
-    <w:basedOn w:val="998"/>
+    <w:basedOn w:val="1398"/>
     <w:uiPriority w:val="99"/>
     <w:pPr>
       <w:pBdr/>
@@ -31632,9 +31535,9 @@
       </w:tcPr>
     </w:tblStylePr>
   </w:style>
-  <w:style w:type="table" w:styleId="1029" w:customStyle="1">
+  <w:style w:type="table" w:styleId="1429" w:customStyle="1">
     <w:name w:val="Grid Table 2 - Accent 3"/>
-    <w:basedOn w:val="998"/>
+    <w:basedOn w:val="1398"/>
     <w:uiPriority w:val="99"/>
     <w:pPr>
       <w:pBdr/>
@@ -31863,9 +31766,9 @@
       </w:tcPr>
     </w:tblStylePr>
   </w:style>
-  <w:style w:type="table" w:styleId="1030" w:customStyle="1">
+  <w:style w:type="table" w:styleId="1430" w:customStyle="1">
     <w:name w:val="Grid Table 2 - Accent 4"/>
-    <w:basedOn w:val="998"/>
+    <w:basedOn w:val="1398"/>
     <w:uiPriority w:val="99"/>
     <w:pPr>
       <w:pBdr/>
@@ -32094,9 +31997,9 @@
       </w:tcPr>
     </w:tblStylePr>
   </w:style>
-  <w:style w:type="table" w:styleId="1031" w:customStyle="1">
+  <w:style w:type="table" w:styleId="1431" w:customStyle="1">
     <w:name w:val="Grid Table 2 - Accent 5"/>
-    <w:basedOn w:val="998"/>
+    <w:basedOn w:val="1398"/>
     <w:uiPriority w:val="99"/>
     <w:pPr>
       <w:pBdr/>
@@ -32325,9 +32228,9 @@
       </w:tcPr>
     </w:tblStylePr>
   </w:style>
-  <w:style w:type="table" w:styleId="1032" w:customStyle="1">
+  <w:style w:type="table" w:styleId="1432" w:customStyle="1">
     <w:name w:val="Grid Table 2 - Accent 6"/>
-    <w:basedOn w:val="998"/>
+    <w:basedOn w:val="1398"/>
     <w:uiPriority w:val="99"/>
     <w:pPr>
       <w:pBdr/>
@@ -32556,9 +32459,9 @@
       </w:tcPr>
     </w:tblStylePr>
   </w:style>
-  <w:style w:type="table" w:styleId="1033">
+  <w:style w:type="table" w:styleId="1433">
     <w:name w:val="Grid Table 3"/>
-    <w:basedOn w:val="998"/>
+    <w:basedOn w:val="1398"/>
     <w:uiPriority w:val="99"/>
     <w:pPr>
       <w:pBdr/>
@@ -32800,9 +32703,9 @@
       </w:tcPr>
     </w:tblStylePr>
   </w:style>
-  <w:style w:type="table" w:styleId="1034" w:customStyle="1">
+  <w:style w:type="table" w:styleId="1434" w:customStyle="1">
     <w:name w:val="Grid Table 3 - Accent 1"/>
-    <w:basedOn w:val="998"/>
+    <w:basedOn w:val="1398"/>
     <w:uiPriority w:val="99"/>
     <w:pPr>
       <w:pBdr/>
@@ -33044,9 +32947,9 @@
       </w:tcPr>
     </w:tblStylePr>
   </w:style>
-  <w:style w:type="table" w:styleId="1035" w:customStyle="1">
+  <w:style w:type="table" w:styleId="1435" w:customStyle="1">
     <w:name w:val="Grid Table 3 - Accent 2"/>
-    <w:basedOn w:val="998"/>
+    <w:basedOn w:val="1398"/>
     <w:uiPriority w:val="99"/>
     <w:pPr>
       <w:pBdr/>
@@ -33288,9 +33191,9 @@
       </w:tcPr>
     </w:tblStylePr>
   </w:style>
-  <w:style w:type="table" w:styleId="1036" w:customStyle="1">
+  <w:style w:type="table" w:styleId="1436" w:customStyle="1">
     <w:name w:val="Grid Table 3 - Accent 3"/>
-    <w:basedOn w:val="998"/>
+    <w:basedOn w:val="1398"/>
     <w:uiPriority w:val="99"/>
     <w:pPr>
       <w:pBdr/>
@@ -33532,9 +33435,9 @@
       </w:tcPr>
     </w:tblStylePr>
   </w:style>
-  <w:style w:type="table" w:styleId="1037" w:customStyle="1">
+  <w:style w:type="table" w:styleId="1437" w:customStyle="1">
     <w:name w:val="Grid Table 3 - Accent 4"/>
-    <w:basedOn w:val="998"/>
+    <w:basedOn w:val="1398"/>
     <w:uiPriority w:val="99"/>
     <w:pPr>
       <w:pBdr/>
@@ -33776,9 +33679,9 @@
       </w:tcPr>
     </w:tblStylePr>
   </w:style>
-  <w:style w:type="table" w:styleId="1038" w:customStyle="1">
+  <w:style w:type="table" w:styleId="1438" w:customStyle="1">
     <w:name w:val="Grid Table 3 - Accent 5"/>
-    <w:basedOn w:val="998"/>
+    <w:basedOn w:val="1398"/>
     <w:uiPriority w:val="99"/>
     <w:pPr>
       <w:pBdr/>
@@ -34020,9 +33923,9 @@
       </w:tcPr>
     </w:tblStylePr>
   </w:style>
-  <w:style w:type="table" w:styleId="1039" w:customStyle="1">
+  <w:style w:type="table" w:styleId="1439" w:customStyle="1">
     <w:name w:val="Grid Table 3 - Accent 6"/>
-    <w:basedOn w:val="998"/>
+    <w:basedOn w:val="1398"/>
     <w:uiPriority w:val="99"/>
     <w:pPr>
       <w:pBdr/>
@@ -34264,9 +34167,9 @@
       </w:tcPr>
     </w:tblStylePr>
   </w:style>
-  <w:style w:type="table" w:styleId="1040" w:customStyle="1">
+  <w:style w:type="table" w:styleId="1440" w:customStyle="1">
     <w:name w:val="Grid Table 4 - Accent 1"/>
-    <w:basedOn w:val="998"/>
+    <w:basedOn w:val="1398"/>
     <w:uiPriority w:val="59"/>
     <w:pPr>
       <w:pBdr/>
@@ -34496,9 +34399,9 @@
       </w:tcPr>
     </w:tblStylePr>
   </w:style>
-  <w:style w:type="table" w:styleId="1041" w:customStyle="1">
+  <w:style w:type="table" w:styleId="1441" w:customStyle="1">
     <w:name w:val="Grid Table 4 - Accent 2"/>
-    <w:basedOn w:val="998"/>
+    <w:basedOn w:val="1398"/>
     <w:uiPriority w:val="59"/>
     <w:pPr>
       <w:pBdr/>
@@ -34728,9 +34631,9 @@
       </w:tcPr>
     </w:tblStylePr>
   </w:style>
-  <w:style w:type="table" w:styleId="1042" w:customStyle="1">
+  <w:style w:type="table" w:styleId="1442" w:customStyle="1">
     <w:name w:val="Grid Table 4 - Accent 3"/>
-    <w:basedOn w:val="998"/>
+    <w:basedOn w:val="1398"/>
     <w:uiPriority w:val="59"/>
     <w:pPr>
       <w:pBdr/>
@@ -34960,9 +34863,9 @@
       </w:tcPr>
     </w:tblStylePr>
   </w:style>
-  <w:style w:type="table" w:styleId="1043" w:customStyle="1">
+  <w:style w:type="table" w:styleId="1443" w:customStyle="1">
     <w:name w:val="Grid Table 4 - Accent 4"/>
-    <w:basedOn w:val="998"/>
+    <w:basedOn w:val="1398"/>
     <w:uiPriority w:val="59"/>
     <w:pPr>
       <w:pBdr/>
@@ -35192,9 +35095,9 @@
       </w:tcPr>
     </w:tblStylePr>
   </w:style>
-  <w:style w:type="table" w:styleId="1044" w:customStyle="1">
+  <w:style w:type="table" w:styleId="1444" w:customStyle="1">
     <w:name w:val="Grid Table 4 - Accent 5"/>
-    <w:basedOn w:val="998"/>
+    <w:basedOn w:val="1398"/>
     <w:uiPriority w:val="59"/>
     <w:pPr>
       <w:pBdr/>
@@ -35424,9 +35327,9 @@
       </w:tcPr>
     </w:tblStylePr>
   </w:style>
-  <w:style w:type="table" w:styleId="1045" w:customStyle="1">
+  <w:style w:type="table" w:styleId="1445" w:customStyle="1">
     <w:name w:val="Grid Table 4 - Accent 6"/>
-    <w:basedOn w:val="998"/>
+    <w:basedOn w:val="1398"/>
     <w:uiPriority w:val="59"/>
     <w:pPr>
       <w:pBdr/>
@@ -35656,9 +35559,9 @@
       </w:tcPr>
     </w:tblStylePr>
   </w:style>
-  <w:style w:type="table" w:styleId="1046">
+  <w:style w:type="table" w:styleId="1446">
     <w:name w:val="Grid Table 5 Dark"/>
-    <w:basedOn w:val="998"/>
+    <w:basedOn w:val="1398"/>
     <w:uiPriority w:val="99"/>
     <w:pPr>
       <w:pBdr/>
@@ -35883,9 +35786,9 @@
       </w:tcPr>
     </w:tblStylePr>
   </w:style>
-  <w:style w:type="table" w:styleId="1047" w:customStyle="1">
+  <w:style w:type="table" w:styleId="1447" w:customStyle="1">
     <w:name w:val="Grid Table 5 Dark- Accent 1"/>
-    <w:basedOn w:val="998"/>
+    <w:basedOn w:val="1398"/>
     <w:uiPriority w:val="99"/>
     <w:pPr>
       <w:pBdr/>
@@ -36110,9 +36013,9 @@
       </w:tcPr>
     </w:tblStylePr>
   </w:style>
-  <w:style w:type="table" w:styleId="1048" w:customStyle="1">
+  <w:style w:type="table" w:styleId="1448" w:customStyle="1">
     <w:name w:val="Grid Table 5 Dark - Accent 2"/>
-    <w:basedOn w:val="998"/>
+    <w:basedOn w:val="1398"/>
     <w:uiPriority w:val="99"/>
     <w:pPr>
       <w:pBdr/>
@@ -36337,9 +36240,9 @@
       </w:tcPr>
     </w:tblStylePr>
   </w:style>
-  <w:style w:type="table" w:styleId="1049" w:customStyle="1">
+  <w:style w:type="table" w:styleId="1449" w:customStyle="1">
     <w:name w:val="Grid Table 5 Dark - Accent 3"/>
-    <w:basedOn w:val="998"/>
+    <w:basedOn w:val="1398"/>
     <w:uiPriority w:val="99"/>
     <w:pPr>
       <w:pBdr/>
@@ -36564,9 +36467,9 @@
       </w:tcPr>
     </w:tblStylePr>
   </w:style>
-  <w:style w:type="table" w:styleId="1050" w:customStyle="1">
+  <w:style w:type="table" w:styleId="1450" w:customStyle="1">
     <w:name w:val="Grid Table 5 Dark- Accent 4"/>
-    <w:basedOn w:val="998"/>
+    <w:basedOn w:val="1398"/>
     <w:uiPriority w:val="99"/>
     <w:pPr>
       <w:pBdr/>
@@ -36791,9 +36694,9 @@
       </w:tcPr>
     </w:tblStylePr>
   </w:style>
-  <w:style w:type="table" w:styleId="1051" w:customStyle="1">
+  <w:style w:type="table" w:styleId="1451" w:customStyle="1">
     <w:name w:val="Grid Table 5 Dark - Accent 5"/>
-    <w:basedOn w:val="998"/>
+    <w:basedOn w:val="1398"/>
     <w:uiPriority w:val="99"/>
     <w:pPr>
       <w:pBdr/>
@@ -37018,9 +36921,9 @@
       </w:tcPr>
     </w:tblStylePr>
   </w:style>
-  <w:style w:type="table" w:styleId="1052" w:customStyle="1">
+  <w:style w:type="table" w:styleId="1452" w:customStyle="1">
     <w:name w:val="Grid Table 5 Dark - Accent 6"/>
-    <w:basedOn w:val="998"/>
+    <w:basedOn w:val="1398"/>
     <w:uiPriority w:val="99"/>
     <w:pPr>
       <w:pBdr/>
@@ -37245,9 +37148,9 @@
       </w:tcPr>
     </w:tblStylePr>
   </w:style>
-  <w:style w:type="table" w:styleId="1053">
+  <w:style w:type="table" w:styleId="1453">
     <w:name w:val="Grid Table 6 Colorful"/>
-    <w:basedOn w:val="998"/>
+    <w:basedOn w:val="1398"/>
     <w:uiPriority w:val="99"/>
     <w:pPr>
       <w:pBdr/>
@@ -37469,9 +37372,9 @@
       </w:tcPr>
     </w:tblStylePr>
   </w:style>
-  <w:style w:type="table" w:styleId="1054" w:customStyle="1">
+  <w:style w:type="table" w:styleId="1454" w:customStyle="1">
     <w:name w:val="Grid Table 6 Colorful - Accent 1"/>
-    <w:basedOn w:val="998"/>
+    <w:basedOn w:val="1398"/>
     <w:uiPriority w:val="99"/>
     <w:pPr>
       <w:pBdr/>
@@ -37693,9 +37596,9 @@
       </w:tcPr>
     </w:tblStylePr>
   </w:style>
-  <w:style w:type="table" w:styleId="1055" w:customStyle="1">
+  <w:style w:type="table" w:styleId="1455" w:customStyle="1">
     <w:name w:val="Grid Table 6 Colorful - Accent 2"/>
-    <w:basedOn w:val="998"/>
+    <w:basedOn w:val="1398"/>
     <w:uiPriority w:val="99"/>
     <w:pPr>
       <w:pBdr/>
@@ -37917,9 +37820,9 @@
       </w:tcPr>
     </w:tblStylePr>
   </w:style>
-  <w:style w:type="table" w:styleId="1056" w:customStyle="1">
+  <w:style w:type="table" w:styleId="1456" w:customStyle="1">
     <w:name w:val="Grid Table 6 Colorful - Accent 3"/>
-    <w:basedOn w:val="998"/>
+    <w:basedOn w:val="1398"/>
     <w:uiPriority w:val="99"/>
     <w:pPr>
       <w:pBdr/>
@@ -38141,9 +38044,9 @@
       </w:tcPr>
     </w:tblStylePr>
   </w:style>
-  <w:style w:type="table" w:styleId="1057" w:customStyle="1">
+  <w:style w:type="table" w:styleId="1457" w:customStyle="1">
     <w:name w:val="Grid Table 6 Colorful - Accent 4"/>
-    <w:basedOn w:val="998"/>
+    <w:basedOn w:val="1398"/>
     <w:uiPriority w:val="99"/>
     <w:pPr>
       <w:pBdr/>
@@ -38365,9 +38268,9 @@
       </w:tcPr>
     </w:tblStylePr>
   </w:style>
-  <w:style w:type="table" w:styleId="1058" w:customStyle="1">
+  <w:style w:type="table" w:styleId="1458" w:customStyle="1">
     <w:name w:val="Grid Table 6 Colorful - Accent 5"/>
-    <w:basedOn w:val="998"/>
+    <w:basedOn w:val="1398"/>
     <w:uiPriority w:val="99"/>
     <w:pPr>
       <w:pBdr/>
@@ -38589,9 +38492,9 @@
       </w:tcPr>
     </w:tblStylePr>
   </w:style>
-  <w:style w:type="table" w:styleId="1059" w:customStyle="1">
+  <w:style w:type="table" w:styleId="1459" w:customStyle="1">
     <w:name w:val="Grid Table 6 Colorful - Accent 6"/>
-    <w:basedOn w:val="998"/>
+    <w:basedOn w:val="1398"/>
     <w:uiPriority w:val="99"/>
     <w:pPr>
       <w:pBdr/>
@@ -38813,9 +38716,9 @@
       </w:tcPr>
     </w:tblStylePr>
   </w:style>
-  <w:style w:type="table" w:styleId="1060">
+  <w:style w:type="table" w:styleId="1460">
     <w:name w:val="Grid Table 7 Colorful"/>
-    <w:basedOn w:val="998"/>
+    <w:basedOn w:val="1398"/>
     <w:uiPriority w:val="99"/>
     <w:pPr>
       <w:pBdr/>
@@ -39066,9 +38969,9 @@
       </w:tcPr>
     </w:tblStylePr>
   </w:style>
-  <w:style w:type="table" w:styleId="1061" w:customStyle="1">
+  <w:style w:type="table" w:styleId="1461" w:customStyle="1">
     <w:name w:val="Grid Table 7 Colorful - Accent 1"/>
-    <w:basedOn w:val="998"/>
+    <w:basedOn w:val="1398"/>
     <w:uiPriority w:val="99"/>
     <w:pPr>
       <w:pBdr/>
@@ -39319,9 +39222,9 @@
       </w:tcPr>
     </w:tblStylePr>
   </w:style>
-  <w:style w:type="table" w:styleId="1062" w:customStyle="1">
+  <w:style w:type="table" w:styleId="1462" w:customStyle="1">
     <w:name w:val="Grid Table 7 Colorful - Accent 2"/>
-    <w:basedOn w:val="998"/>
+    <w:basedOn w:val="1398"/>
     <w:uiPriority w:val="99"/>
     <w:pPr>
       <w:pBdr/>
@@ -39572,9 +39475,9 @@
       </w:tcPr>
     </w:tblStylePr>
   </w:style>
-  <w:style w:type="table" w:styleId="1063" w:customStyle="1">
+  <w:style w:type="table" w:styleId="1463" w:customStyle="1">
     <w:name w:val="Grid Table 7 Colorful - Accent 3"/>
-    <w:basedOn w:val="998"/>
+    <w:basedOn w:val="1398"/>
     <w:uiPriority w:val="99"/>
     <w:pPr>
       <w:pBdr/>
@@ -39825,9 +39728,9 @@
       </w:tcPr>
     </w:tblStylePr>
   </w:style>
-  <w:style w:type="table" w:styleId="1064" w:customStyle="1">
+  <w:style w:type="table" w:styleId="1464" w:customStyle="1">
     <w:name w:val="Grid Table 7 Colorful - Accent 4"/>
-    <w:basedOn w:val="998"/>
+    <w:basedOn w:val="1398"/>
     <w:uiPriority w:val="99"/>
     <w:pPr>
       <w:pBdr/>
@@ -40078,9 +39981,9 @@
       </w:tcPr>
     </w:tblStylePr>
   </w:style>
-  <w:style w:type="table" w:styleId="1065" w:customStyle="1">
+  <w:style w:type="table" w:styleId="1465" w:customStyle="1">
     <w:name w:val="Grid Table 7 Colorful - Accent 5"/>
-    <w:basedOn w:val="998"/>
+    <w:basedOn w:val="1398"/>
     <w:uiPriority w:val="99"/>
     <w:pPr>
       <w:pBdr/>
@@ -40331,9 +40234,9 @@
       </w:tcPr>
     </w:tblStylePr>
   </w:style>
-  <w:style w:type="table" w:styleId="1066" w:customStyle="1">
+  <w:style w:type="table" w:styleId="1466" w:customStyle="1">
     <w:name w:val="Grid Table 7 Colorful - Accent 6"/>
-    <w:basedOn w:val="998"/>
+    <w:basedOn w:val="1398"/>
     <w:uiPriority w:val="99"/>
     <w:pPr>
       <w:pBdr/>
@@ -40584,9 +40487,9 @@
       </w:tcPr>
     </w:tblStylePr>
   </w:style>
-  <w:style w:type="table" w:styleId="1067">
+  <w:style w:type="table" w:styleId="1467">
     <w:name w:val="List Table 1 Light"/>
-    <w:basedOn w:val="998"/>
+    <w:basedOn w:val="1398"/>
     <w:uiPriority w:val="99"/>
     <w:pPr>
       <w:pBdr/>
@@ -40799,9 +40702,9 @@
       </w:tcPr>
     </w:tblStylePr>
   </w:style>
-  <w:style w:type="table" w:styleId="1068" w:customStyle="1">
+  <w:style w:type="table" w:styleId="1468" w:customStyle="1">
     <w:name w:val="List Table 1 Light - Accent 1"/>
-    <w:basedOn w:val="998"/>
+    <w:basedOn w:val="1398"/>
     <w:uiPriority w:val="99"/>
     <w:pPr>
       <w:pBdr/>
@@ -41014,9 +40917,9 @@
       </w:tcPr>
     </w:tblStylePr>
   </w:style>
-  <w:style w:type="table" w:styleId="1069" w:customStyle="1">
+  <w:style w:type="table" w:styleId="1469" w:customStyle="1">
     <w:name w:val="List Table 1 Light - Accent 2"/>
-    <w:basedOn w:val="998"/>
+    <w:basedOn w:val="1398"/>
     <w:uiPriority w:val="99"/>
     <w:pPr>
       <w:pBdr/>
@@ -41229,9 +41132,9 @@
       </w:tcPr>
     </w:tblStylePr>
   </w:style>
-  <w:style w:type="table" w:styleId="1070" w:customStyle="1">
+  <w:style w:type="table" w:styleId="1470" w:customStyle="1">
     <w:name w:val="List Table 1 Light - Accent 3"/>
-    <w:basedOn w:val="998"/>
+    <w:basedOn w:val="1398"/>
     <w:uiPriority w:val="99"/>
     <w:pPr>
       <w:pBdr/>
@@ -41444,9 +41347,9 @@
       </w:tcPr>
     </w:tblStylePr>
   </w:style>
-  <w:style w:type="table" w:styleId="1071" w:customStyle="1">
+  <w:style w:type="table" w:styleId="1471" w:customStyle="1">
     <w:name w:val="List Table 1 Light - Accent 4"/>
-    <w:basedOn w:val="998"/>
+    <w:basedOn w:val="1398"/>
     <w:uiPriority w:val="99"/>
     <w:pPr>
       <w:pBdr/>
@@ -41659,9 +41562,9 @@
       </w:tcPr>
     </w:tblStylePr>
   </w:style>
-  <w:style w:type="table" w:styleId="1072" w:customStyle="1">
+  <w:style w:type="table" w:styleId="1472" w:customStyle="1">
     <w:name w:val="List Table 1 Light - Accent 5"/>
-    <w:basedOn w:val="998"/>
+    <w:basedOn w:val="1398"/>
     <w:uiPriority w:val="99"/>
     <w:pPr>
       <w:pBdr/>
@@ -41874,9 +41777,9 @@
       </w:tcPr>
     </w:tblStylePr>
   </w:style>
-  <w:style w:type="table" w:styleId="1073" w:customStyle="1">
+  <w:style w:type="table" w:styleId="1473" w:customStyle="1">
     <w:name w:val="List Table 1 Light - Accent 6"/>
-    <w:basedOn w:val="998"/>
+    <w:basedOn w:val="1398"/>
     <w:uiPriority w:val="99"/>
     <w:pPr>
       <w:pBdr/>
@@ -42089,9 +41992,9 @@
       </w:tcPr>
     </w:tblStylePr>
   </w:style>
-  <w:style w:type="table" w:styleId="1074">
+  <w:style w:type="table" w:styleId="1474">
     <w:name w:val="List Table 2"/>
-    <w:basedOn w:val="998"/>
+    <w:basedOn w:val="1398"/>
     <w:uiPriority w:val="99"/>
     <w:pPr>
       <w:pBdr/>
@@ -42326,9 +42229,9 @@
       </w:tcPr>
     </w:tblStylePr>
   </w:style>
-  <w:style w:type="table" w:styleId="1075" w:customStyle="1">
+  <w:style w:type="table" w:styleId="1475" w:customStyle="1">
     <w:name w:val="List Table 2 - Accent 1"/>
-    <w:basedOn w:val="998"/>
+    <w:basedOn w:val="1398"/>
     <w:uiPriority w:val="99"/>
     <w:pPr>
       <w:pBdr/>
@@ -42563,9 +42466,9 @@
       </w:tcPr>
     </w:tblStylePr>
   </w:style>
-  <w:style w:type="table" w:styleId="1076" w:customStyle="1">
+  <w:style w:type="table" w:styleId="1476" w:customStyle="1">
     <w:name w:val="List Table 2 - Accent 2"/>
-    <w:basedOn w:val="998"/>
+    <w:basedOn w:val="1398"/>
     <w:uiPriority w:val="99"/>
     <w:pPr>
       <w:pBdr/>
@@ -42800,9 +42703,9 @@
       </w:tcPr>
     </w:tblStylePr>
   </w:style>
-  <w:style w:type="table" w:styleId="1077" w:customStyle="1">
+  <w:style w:type="table" w:styleId="1477" w:customStyle="1">
     <w:name w:val="List Table 2 - Accent 3"/>
-    <w:basedOn w:val="998"/>
+    <w:basedOn w:val="1398"/>
     <w:uiPriority w:val="99"/>
     <w:pPr>
       <w:pBdr/>
@@ -43037,9 +42940,9 @@
       </w:tcPr>
     </w:tblStylePr>
   </w:style>
-  <w:style w:type="table" w:styleId="1078" w:customStyle="1">
+  <w:style w:type="table" w:styleId="1478" w:customStyle="1">
     <w:name w:val="List Table 2 - Accent 4"/>
-    <w:basedOn w:val="998"/>
+    <w:basedOn w:val="1398"/>
     <w:uiPriority w:val="99"/>
     <w:pPr>
       <w:pBdr/>
@@ -43274,9 +43177,9 @@
       </w:tcPr>
     </w:tblStylePr>
   </w:style>
-  <w:style w:type="table" w:styleId="1079" w:customStyle="1">
+  <w:style w:type="table" w:styleId="1479" w:customStyle="1">
     <w:name w:val="List Table 2 - Accent 5"/>
-    <w:basedOn w:val="998"/>
+    <w:basedOn w:val="1398"/>
     <w:uiPriority w:val="99"/>
     <w:pPr>
       <w:pBdr/>
@@ -43511,9 +43414,9 @@
       </w:tcPr>
     </w:tblStylePr>
   </w:style>
-  <w:style w:type="table" w:styleId="1080" w:customStyle="1">
+  <w:style w:type="table" w:styleId="1480" w:customStyle="1">
     <w:name w:val="List Table 2 - Accent 6"/>
-    <w:basedOn w:val="998"/>
+    <w:basedOn w:val="1398"/>
     <w:uiPriority w:val="99"/>
     <w:pPr>
       <w:pBdr/>
@@ -43748,9 +43651,9 @@
       </w:tcPr>
     </w:tblStylePr>
   </w:style>
-  <w:style w:type="table" w:styleId="1081">
+  <w:style w:type="table" w:styleId="1481">
     <w:name w:val="List Table 3"/>
-    <w:basedOn w:val="998"/>
+    <w:basedOn w:val="1398"/>
     <w:uiPriority w:val="99"/>
     <w:pPr>
       <w:pBdr/>
@@ -43975,9 +43878,9 @@
       </w:tcPr>
     </w:tblStylePr>
   </w:style>
-  <w:style w:type="table" w:styleId="1082" w:customStyle="1">
+  <w:style w:type="table" w:styleId="1482" w:customStyle="1">
     <w:name w:val="List Table 3 - Accent 1"/>
-    <w:basedOn w:val="998"/>
+    <w:basedOn w:val="1398"/>
     <w:uiPriority w:val="99"/>
     <w:pPr>
       <w:pBdr/>
@@ -44202,9 +44105,9 @@
       </w:tcPr>
     </w:tblStylePr>
   </w:style>
-  <w:style w:type="table" w:styleId="1083" w:customStyle="1">
+  <w:style w:type="table" w:styleId="1483" w:customStyle="1">
     <w:name w:val="List Table 3 - Accent 2"/>
-    <w:basedOn w:val="998"/>
+    <w:basedOn w:val="1398"/>
     <w:uiPriority w:val="99"/>
     <w:pPr>
       <w:pBdr/>
@@ -44429,9 +44332,9 @@
       </w:tcPr>
     </w:tblStylePr>
   </w:style>
-  <w:style w:type="table" w:styleId="1084" w:customStyle="1">
+  <w:style w:type="table" w:styleId="1484" w:customStyle="1">
     <w:name w:val="List Table 3 - Accent 3"/>
-    <w:basedOn w:val="998"/>
+    <w:basedOn w:val="1398"/>
     <w:uiPriority w:val="99"/>
     <w:pPr>
       <w:pBdr/>
@@ -44656,9 +44559,9 @@
       </w:tcPr>
     </w:tblStylePr>
   </w:style>
-  <w:style w:type="table" w:styleId="1085" w:customStyle="1">
+  <w:style w:type="table" w:styleId="1485" w:customStyle="1">
     <w:name w:val="List Table 3 - Accent 4"/>
-    <w:basedOn w:val="998"/>
+    <w:basedOn w:val="1398"/>
     <w:uiPriority w:val="99"/>
     <w:pPr>
       <w:pBdr/>
@@ -44883,9 +44786,9 @@
       </w:tcPr>
     </w:tblStylePr>
   </w:style>
-  <w:style w:type="table" w:styleId="1086" w:customStyle="1">
+  <w:style w:type="table" w:styleId="1486" w:customStyle="1">
     <w:name w:val="List Table 3 - Accent 5"/>
-    <w:basedOn w:val="998"/>
+    <w:basedOn w:val="1398"/>
     <w:uiPriority w:val="99"/>
     <w:pPr>
       <w:pBdr/>
@@ -45110,9 +45013,9 @@
       </w:tcPr>
     </w:tblStylePr>
   </w:style>
-  <w:style w:type="table" w:styleId="1087" w:customStyle="1">
+  <w:style w:type="table" w:styleId="1487" w:customStyle="1">
     <w:name w:val="List Table 3 - Accent 6"/>
-    <w:basedOn w:val="998"/>
+    <w:basedOn w:val="1398"/>
     <w:uiPriority w:val="99"/>
     <w:pPr>
       <w:pBdr/>
@@ -45337,9 +45240,9 @@
       </w:tcPr>
     </w:tblStylePr>
   </w:style>
-  <w:style w:type="table" w:styleId="1088">
+  <w:style w:type="table" w:styleId="1488">
     <w:name w:val="List Table 4"/>
-    <w:basedOn w:val="998"/>
+    <w:basedOn w:val="1398"/>
     <w:uiPriority w:val="99"/>
     <w:pPr>
       <w:pBdr/>
@@ -45561,9 +45464,9 @@
       </w:tcPr>
     </w:tblStylePr>
   </w:style>
-  <w:style w:type="table" w:styleId="1089" w:customStyle="1">
+  <w:style w:type="table" w:styleId="1489" w:customStyle="1">
     <w:name w:val="List Table 4 - Accent 1"/>
-    <w:basedOn w:val="998"/>
+    <w:basedOn w:val="1398"/>
     <w:uiPriority w:val="99"/>
     <w:pPr>
       <w:pBdr/>
@@ -45785,9 +45688,9 @@
       </w:tcPr>
     </w:tblStylePr>
   </w:style>
-  <w:style w:type="table" w:styleId="1090" w:customStyle="1">
+  <w:style w:type="table" w:styleId="1490" w:customStyle="1">
     <w:name w:val="List Table 4 - Accent 2"/>
-    <w:basedOn w:val="998"/>
+    <w:basedOn w:val="1398"/>
     <w:uiPriority w:val="99"/>
     <w:pPr>
       <w:pBdr/>
@@ -46009,9 +45912,9 @@
       </w:tcPr>
     </w:tblStylePr>
   </w:style>
-  <w:style w:type="table" w:styleId="1091" w:customStyle="1">
+  <w:style w:type="table" w:styleId="1491" w:customStyle="1">
     <w:name w:val="List Table 4 - Accent 3"/>
-    <w:basedOn w:val="998"/>
+    <w:basedOn w:val="1398"/>
     <w:uiPriority w:val="99"/>
     <w:pPr>
       <w:pBdr/>
@@ -46233,9 +46136,9 @@
       </w:tcPr>
     </w:tblStylePr>
   </w:style>
-  <w:style w:type="table" w:styleId="1092" w:customStyle="1">
+  <w:style w:type="table" w:styleId="1492" w:customStyle="1">
     <w:name w:val="List Table 4 - Accent 4"/>
-    <w:basedOn w:val="998"/>
+    <w:basedOn w:val="1398"/>
     <w:uiPriority w:val="99"/>
     <w:pPr>
       <w:pBdr/>
@@ -46457,9 +46360,9 @@
       </w:tcPr>
     </w:tblStylePr>
   </w:style>
-  <w:style w:type="table" w:styleId="1093" w:customStyle="1">
+  <w:style w:type="table" w:styleId="1493" w:customStyle="1">
     <w:name w:val="List Table 4 - Accent 5"/>
-    <w:basedOn w:val="998"/>
+    <w:basedOn w:val="1398"/>
     <w:uiPriority w:val="99"/>
     <w:pPr>
       <w:pBdr/>
@@ -46681,9 +46584,9 @@
       </w:tcPr>
     </w:tblStylePr>
   </w:style>
-  <w:style w:type="table" w:styleId="1094" w:customStyle="1">
+  <w:style w:type="table" w:styleId="1494" w:customStyle="1">
     <w:name w:val="List Table 4 - Accent 6"/>
-    <w:basedOn w:val="998"/>
+    <w:basedOn w:val="1398"/>
     <w:uiPriority w:val="99"/>
     <w:pPr>
       <w:pBdr/>
@@ -46905,9 +46808,9 @@
       </w:tcPr>
     </w:tblStylePr>
   </w:style>
-  <w:style w:type="table" w:styleId="1095">
+  <w:style w:type="table" w:styleId="1495">
     <w:name w:val="List Table 5 Dark"/>
-    <w:basedOn w:val="998"/>
+    <w:basedOn w:val="1398"/>
     <w:uiPriority w:val="99"/>
     <w:pPr>
       <w:pBdr/>
@@ -47141,9 +47044,9 @@
       </w:tcPr>
     </w:tblStylePr>
   </w:style>
-  <w:style w:type="table" w:styleId="1096" w:customStyle="1">
+  <w:style w:type="table" w:styleId="1496" w:customStyle="1">
     <w:name w:val="List Table 5 Dark - Accent 1"/>
-    <w:basedOn w:val="998"/>
+    <w:basedOn w:val="1398"/>
     <w:uiPriority w:val="99"/>
     <w:pPr>
       <w:pBdr/>
@@ -47377,9 +47280,9 @@
       </w:tcPr>
     </w:tblStylePr>
   </w:style>
-  <w:style w:type="table" w:styleId="1097" w:customStyle="1">
+  <w:style w:type="table" w:styleId="1497" w:customStyle="1">
     <w:name w:val="List Table 5 Dark - Accent 2"/>
-    <w:basedOn w:val="998"/>
+    <w:basedOn w:val="1398"/>
     <w:uiPriority w:val="99"/>
     <w:pPr>
       <w:pBdr/>
@@ -47613,9 +47516,9 @@
       </w:tcPr>
     </w:tblStylePr>
   </w:style>
-  <w:style w:type="table" w:styleId="1098" w:customStyle="1">
+  <w:style w:type="table" w:styleId="1498" w:customStyle="1">
     <w:name w:val="List Table 5 Dark - Accent 3"/>
-    <w:basedOn w:val="998"/>
+    <w:basedOn w:val="1398"/>
     <w:uiPriority w:val="99"/>
     <w:pPr>
       <w:pBdr/>
@@ -47849,9 +47752,9 @@
       </w:tcPr>
     </w:tblStylePr>
   </w:style>
-  <w:style w:type="table" w:styleId="1099" w:customStyle="1">
+  <w:style w:type="table" w:styleId="1499" w:customStyle="1">
     <w:name w:val="List Table 5 Dark - Accent 4"/>
-    <w:basedOn w:val="998"/>
+    <w:basedOn w:val="1398"/>
     <w:uiPriority w:val="99"/>
     <w:pPr>
       <w:pBdr/>
@@ -48085,9 +47988,9 @@
       </w:tcPr>
     </w:tblStylePr>
   </w:style>
-  <w:style w:type="table" w:styleId="1100" w:customStyle="1">
+  <w:style w:type="table" w:styleId="1500" w:customStyle="1">
     <w:name w:val="List Table 5 Dark - Accent 5"/>
-    <w:basedOn w:val="998"/>
+    <w:basedOn w:val="1398"/>
     <w:uiPriority w:val="99"/>
     <w:pPr>
       <w:pBdr/>
@@ -48321,9 +48224,9 @@
       </w:tcPr>
     </w:tblStylePr>
   </w:style>
-  <w:style w:type="table" w:styleId="1101" w:customStyle="1">
+  <w:style w:type="table" w:styleId="1501" w:customStyle="1">
     <w:name w:val="List Table 5 Dark - Accent 6"/>
-    <w:basedOn w:val="998"/>
+    <w:basedOn w:val="1398"/>
     <w:uiPriority w:val="99"/>
     <w:pPr>
       <w:pBdr/>
@@ -48557,9 +48460,9 @@
       </w:tcPr>
     </w:tblStylePr>
   </w:style>
-  <w:style w:type="table" w:styleId="1102">
+  <w:style w:type="table" w:styleId="1502">
     <w:name w:val="List Table 6 Colorful"/>
-    <w:basedOn w:val="998"/>
+    <w:basedOn w:val="1398"/>
     <w:uiPriority w:val="99"/>
     <w:pPr>
       <w:pBdr/>
@@ -48779,9 +48682,9 @@
       </w:tcPr>
     </w:tblStylePr>
   </w:style>
-  <w:style w:type="table" w:styleId="1103" w:customStyle="1">
+  <w:style w:type="table" w:styleId="1503" w:customStyle="1">
     <w:name w:val="List Table 6 Colorful - Accent 1"/>
-    <w:basedOn w:val="998"/>
+    <w:basedOn w:val="1398"/>
     <w:uiPriority w:val="99"/>
     <w:pPr>
       <w:pBdr/>
@@ -49001,9 +48904,9 @@
       </w:tcPr>
     </w:tblStylePr>
   </w:style>
-  <w:style w:type="table" w:styleId="1104" w:customStyle="1">
+  <w:style w:type="table" w:styleId="1504" w:customStyle="1">
     <w:name w:val="List Table 6 Colorful - Accent 2"/>
-    <w:basedOn w:val="998"/>
+    <w:basedOn w:val="1398"/>
     <w:uiPriority w:val="99"/>
     <w:pPr>
       <w:pBdr/>
@@ -49223,9 +49126,9 @@
       </w:tcPr>
     </w:tblStylePr>
   </w:style>
-  <w:style w:type="table" w:styleId="1105" w:customStyle="1">
+  <w:style w:type="table" w:styleId="1505" w:customStyle="1">
     <w:name w:val="List Table 6 Colorful - Accent 3"/>
-    <w:basedOn w:val="998"/>
+    <w:basedOn w:val="1398"/>
     <w:uiPriority w:val="99"/>
     <w:pPr>
       <w:pBdr/>
@@ -49445,9 +49348,9 @@
       </w:tcPr>
     </w:tblStylePr>
   </w:style>
-  <w:style w:type="table" w:styleId="1106" w:customStyle="1">
+  <w:style w:type="table" w:styleId="1506" w:customStyle="1">
     <w:name w:val="List Table 6 Colorful - Accent 4"/>
-    <w:basedOn w:val="998"/>
+    <w:basedOn w:val="1398"/>
     <w:uiPriority w:val="99"/>
     <w:pPr>
       <w:pBdr/>
@@ -49667,9 +49570,9 @@
       </w:tcPr>
     </w:tblStylePr>
   </w:style>
-  <w:style w:type="table" w:styleId="1107" w:customStyle="1">
+  <w:style w:type="table" w:styleId="1507" w:customStyle="1">
     <w:name w:val="List Table 6 Colorful - Accent 5"/>
-    <w:basedOn w:val="998"/>
+    <w:basedOn w:val="1398"/>
     <w:uiPriority w:val="99"/>
     <w:pPr>
       <w:pBdr/>
@@ -49889,9 +49792,9 @@
       </w:tcPr>
     </w:tblStylePr>
   </w:style>
-  <w:style w:type="table" w:styleId="1108" w:customStyle="1">
+  <w:style w:type="table" w:styleId="1508" w:customStyle="1">
     <w:name w:val="List Table 6 Colorful - Accent 6"/>
-    <w:basedOn w:val="998"/>
+    <w:basedOn w:val="1398"/>
     <w:uiPriority w:val="99"/>
     <w:pPr>
       <w:pBdr/>
@@ -50111,9 +50014,9 @@
       </w:tcPr>
     </w:tblStylePr>
   </w:style>
-  <w:style w:type="table" w:styleId="1109">
+  <w:style w:type="table" w:styleId="1509">
     <w:name w:val="List Table 7 Colorful"/>
-    <w:basedOn w:val="998"/>
+    <w:basedOn w:val="1398"/>
     <w:uiPriority w:val="99"/>
     <w:pPr>
       <w:pBdr/>
@@ -50361,9 +50264,9 @@
       </w:tcPr>
     </w:tblStylePr>
   </w:style>
-  <w:style w:type="table" w:styleId="1110" w:customStyle="1">
+  <w:style w:type="table" w:styleId="1510" w:customStyle="1">
     <w:name w:val="List Table 7 Colorful - Accent 1"/>
-    <w:basedOn w:val="998"/>
+    <w:basedOn w:val="1398"/>
     <w:uiPriority w:val="99"/>
     <w:pPr>
       <w:pBdr/>
@@ -50611,9 +50514,9 @@
       </w:tcPr>
     </w:tblStylePr>
   </w:style>
-  <w:style w:type="table" w:styleId="1111" w:customStyle="1">
+  <w:style w:type="table" w:styleId="1511" w:customStyle="1">
     <w:name w:val="List Table 7 Colorful - Accent 2"/>
-    <w:basedOn w:val="998"/>
+    <w:basedOn w:val="1398"/>
     <w:uiPriority w:val="99"/>
     <w:pPr>
       <w:pBdr/>
@@ -50861,9 +50764,9 @@
       </w:tcPr>
     </w:tblStylePr>
   </w:style>
-  <w:style w:type="table" w:styleId="1112" w:customStyle="1">
+  <w:style w:type="table" w:styleId="1512" w:customStyle="1">
     <w:name w:val="List Table 7 Colorful - Accent 3"/>
-    <w:basedOn w:val="998"/>
+    <w:basedOn w:val="1398"/>
     <w:uiPriority w:val="99"/>
     <w:pPr>
       <w:pBdr/>
@@ -51111,9 +51014,9 @@
       </w:tcPr>
     </w:tblStylePr>
   </w:style>
-  <w:style w:type="table" w:styleId="1113" w:customStyle="1">
+  <w:style w:type="table" w:styleId="1513" w:customStyle="1">
     <w:name w:val="List Table 7 Colorful - Accent 4"/>
-    <w:basedOn w:val="998"/>
+    <w:basedOn w:val="1398"/>
     <w:uiPriority w:val="99"/>
     <w:pPr>
       <w:pBdr/>
@@ -51361,9 +51264,9 @@
       </w:tcPr>
     </w:tblStylePr>
   </w:style>
-  <w:style w:type="table" w:styleId="1114" w:customStyle="1">
+  <w:style w:type="table" w:styleId="1514" w:customStyle="1">
     <w:name w:val="List Table 7 Colorful - Accent 5"/>
-    <w:basedOn w:val="998"/>
+    <w:basedOn w:val="1398"/>
     <w:uiPriority w:val="99"/>
     <w:pPr>
       <w:pBdr/>
@@ -51611,9 +51514,9 @@
       </w:tcPr>
     </w:tblStylePr>
   </w:style>
-  <w:style w:type="table" w:styleId="1115" w:customStyle="1">
+  <w:style w:type="table" w:styleId="1515" w:customStyle="1">
     <w:name w:val="List Table 7 Colorful - Accent 6"/>
-    <w:basedOn w:val="998"/>
+    <w:basedOn w:val="1398"/>
     <w:uiPriority w:val="99"/>
     <w:pPr>
       <w:pBdr/>
@@ -51861,9 +51764,9 @@
       </w:tcPr>
     </w:tblStylePr>
   </w:style>
-  <w:style w:type="table" w:styleId="1116" w:customStyle="1">
+  <w:style w:type="table" w:styleId="1516" w:customStyle="1">
     <w:name w:val="Lined - Accent"/>
-    <w:basedOn w:val="998"/>
+    <w:basedOn w:val="1398"/>
     <w:uiPriority w:val="99"/>
     <w:pPr>
       <w:pBdr/>
@@ -52100,9 +52003,9 @@
       </w:tcPr>
     </w:tblStylePr>
   </w:style>
-  <w:style w:type="table" w:styleId="1117" w:customStyle="1">
+  <w:style w:type="table" w:styleId="1517" w:customStyle="1">
     <w:name w:val="Lined - Accent 1"/>
-    <w:basedOn w:val="998"/>
+    <w:basedOn w:val="1398"/>
     <w:uiPriority w:val="99"/>
     <w:pPr>
       <w:pBdr/>
@@ -52339,9 +52242,9 @@
       </w:tcPr>
     </w:tblStylePr>
   </w:style>
-  <w:style w:type="table" w:styleId="1118" w:customStyle="1">
+  <w:style w:type="table" w:styleId="1518" w:customStyle="1">
     <w:name w:val="Lined - Accent 2"/>
-    <w:basedOn w:val="998"/>
+    <w:basedOn w:val="1398"/>
     <w:uiPriority w:val="99"/>
     <w:pPr>
       <w:pBdr/>
@@ -52578,9 +52481,9 @@
       </w:tcPr>
     </w:tblStylePr>
   </w:style>
-  <w:style w:type="table" w:styleId="1119" w:customStyle="1">
+  <w:style w:type="table" w:styleId="1519" w:customStyle="1">
     <w:name w:val="Lined - Accent 3"/>
-    <w:basedOn w:val="998"/>
+    <w:basedOn w:val="1398"/>
     <w:uiPriority w:val="99"/>
     <w:pPr>
       <w:pBdr/>
@@ -52817,9 +52720,9 @@
       </w:tcPr>
     </w:tblStylePr>
   </w:style>
-  <w:style w:type="table" w:styleId="1120" w:customStyle="1">
+  <w:style w:type="table" w:styleId="1520" w:customStyle="1">
     <w:name w:val="Lined - Accent 4"/>
-    <w:basedOn w:val="998"/>
+    <w:basedOn w:val="1398"/>
     <w:uiPriority w:val="99"/>
     <w:pPr>
       <w:pBdr/>
@@ -53056,9 +52959,9 @@
       </w:tcPr>
     </w:tblStylePr>
   </w:style>
-  <w:style w:type="table" w:styleId="1121" w:customStyle="1">
+  <w:style w:type="table" w:styleId="1521" w:customStyle="1">
     <w:name w:val="Lined - Accent 5"/>
-    <w:basedOn w:val="998"/>
+    <w:basedOn w:val="1398"/>
     <w:uiPriority w:val="99"/>
     <w:pPr>
       <w:pBdr/>
@@ -53295,9 +53198,9 @@
       </w:tcPr>
     </w:tblStylePr>
   </w:style>
-  <w:style w:type="table" w:styleId="1122" w:customStyle="1">
+  <w:style w:type="table" w:styleId="1522" w:customStyle="1">
     <w:name w:val="Lined - Accent 6"/>
-    <w:basedOn w:val="998"/>
+    <w:basedOn w:val="1398"/>
     <w:uiPriority w:val="99"/>
     <w:pPr>
       <w:pBdr/>
@@ -53534,9 +53437,9 @@
       </w:tcPr>
     </w:tblStylePr>
   </w:style>
-  <w:style w:type="table" w:styleId="1123" w:customStyle="1">
+  <w:style w:type="table" w:styleId="1523" w:customStyle="1">
     <w:name w:val="Bordered &amp; Lined - Accent"/>
-    <w:basedOn w:val="998"/>
+    <w:basedOn w:val="1398"/>
     <w:uiPriority w:val="99"/>
     <w:pPr>
       <w:pBdr/>
@@ -53780,9 +53683,9 @@
       </w:tcPr>
     </w:tblStylePr>
   </w:style>
-  <w:style w:type="table" w:styleId="1124" w:customStyle="1">
+  <w:style w:type="table" w:styleId="1524" w:customStyle="1">
     <w:name w:val="Bordered &amp; Lined - Accent 1"/>
-    <w:basedOn w:val="998"/>
+    <w:basedOn w:val="1398"/>
     <w:uiPriority w:val="99"/>
     <w:pPr>
       <w:pBdr/>
@@ -54026,9 +53929,9 @@
       </w:tcPr>
     </w:tblStylePr>
   </w:style>
-  <w:style w:type="table" w:styleId="1125" w:customStyle="1">
+  <w:style w:type="table" w:styleId="1525" w:customStyle="1">
     <w:name w:val="Bordered &amp; Lined - Accent 2"/>
-    <w:basedOn w:val="998"/>
+    <w:basedOn w:val="1398"/>
     <w:uiPriority w:val="99"/>
     <w:pPr>
       <w:pBdr/>
@@ -54272,9 +54175,9 @@
       </w:tcPr>
     </w:tblStylePr>
   </w:style>
-  <w:style w:type="table" w:styleId="1126" w:customStyle="1">
+  <w:style w:type="table" w:styleId="1526" w:customStyle="1">
     <w:name w:val="Bordered &amp; Lined - Accent 3"/>
-    <w:basedOn w:val="998"/>
+    <w:basedOn w:val="1398"/>
     <w:uiPriority w:val="99"/>
     <w:pPr>
       <w:pBdr/>
@@ -54518,9 +54421,9 @@
       </w:tcPr>
     </w:tblStylePr>
   </w:style>
-  <w:style w:type="table" w:styleId="1127" w:customStyle="1">
+  <w:style w:type="table" w:styleId="1527" w:customStyle="1">
     <w:name w:val="Bordered &amp; Lined - Accent 4"/>
-    <w:basedOn w:val="998"/>
+    <w:basedOn w:val="1398"/>
     <w:uiPriority w:val="99"/>
     <w:pPr>
       <w:pBdr/>
@@ -54764,9 +54667,9 @@
       </w:tcPr>
     </w:tblStylePr>
   </w:style>
-  <w:style w:type="table" w:styleId="1128" w:customStyle="1">
+  <w:style w:type="table" w:styleId="1528" w:customStyle="1">
     <w:name w:val="Bordered &amp; Lined - Accent 5"/>
-    <w:basedOn w:val="998"/>
+    <w:basedOn w:val="1398"/>
     <w:uiPriority w:val="99"/>
     <w:pPr>
       <w:pBdr/>
@@ -55010,9 +54913,9 @@
       </w:tcPr>
     </w:tblStylePr>
   </w:style>
-  <w:style w:type="table" w:styleId="1129" w:customStyle="1">
+  <w:style w:type="table" w:styleId="1529" w:customStyle="1">
     <w:name w:val="Bordered &amp; Lined - Accent 6"/>
-    <w:basedOn w:val="998"/>
+    <w:basedOn w:val="1398"/>
     <w:uiPriority w:val="99"/>
     <w:pPr>
       <w:pBdr/>
@@ -55256,9 +55159,9 @@
       </w:tcPr>
     </w:tblStylePr>
   </w:style>
-  <w:style w:type="table" w:styleId="1130" w:customStyle="1">
+  <w:style w:type="table" w:styleId="1530" w:customStyle="1">
     <w:name w:val="Bordered"/>
-    <w:basedOn w:val="998"/>
+    <w:basedOn w:val="1398"/>
     <w:uiPriority w:val="99"/>
     <w:pPr>
       <w:pBdr/>
@@ -55486,9 +55389,9 @@
       </w:tcPr>
     </w:tblStylePr>
   </w:style>
-  <w:style w:type="table" w:styleId="1131" w:customStyle="1">
+  <w:style w:type="table" w:styleId="1531" w:customStyle="1">
     <w:name w:val="Bordered - Accent 1"/>
-    <w:basedOn w:val="998"/>
+    <w:basedOn w:val="1398"/>
     <w:uiPriority w:val="99"/>
     <w:pPr>
       <w:pBdr/>
@@ -55716,9 +55619,9 @@
       </w:tcPr>
     </w:tblStylePr>
   </w:style>
-  <w:style w:type="table" w:styleId="1132" w:customStyle="1">
+  <w:style w:type="table" w:styleId="1532" w:customStyle="1">
     <w:name w:val="Bordered - Accent 2"/>
-    <w:basedOn w:val="998"/>
+    <w:basedOn w:val="1398"/>
     <w:uiPriority w:val="99"/>
     <w:pPr>
       <w:pBdr/>
@@ -55946,9 +55849,9 @@
       </w:tcPr>
     </w:tblStylePr>
   </w:style>
-  <w:style w:type="table" w:styleId="1133" w:customStyle="1">
+  <w:style w:type="table" w:styleId="1533" w:customStyle="1">
     <w:name w:val="Bordered - Accent 3"/>
-    <w:basedOn w:val="998"/>
+    <w:basedOn w:val="1398"/>
     <w:uiPriority w:val="99"/>
     <w:pPr>
       <w:pBdr/>
@@ -56176,9 +56079,9 @@
       </w:tcPr>
     </w:tblStylePr>
   </w:style>
-  <w:style w:type="table" w:styleId="1134" w:customStyle="1">
+  <w:style w:type="table" w:styleId="1534" w:customStyle="1">
     <w:name w:val="Bordered - Accent 4"/>
-    <w:basedOn w:val="998"/>
+    <w:basedOn w:val="1398"/>
     <w:uiPriority w:val="99"/>
     <w:pPr>
       <w:pBdr/>
@@ -56406,9 +56309,9 @@
       </w:tcPr>
     </w:tblStylePr>
   </w:style>
-  <w:style w:type="table" w:styleId="1135" w:customStyle="1">
+  <w:style w:type="table" w:styleId="1535" w:customStyle="1">
     <w:name w:val="Bordered - Accent 5"/>
-    <w:basedOn w:val="998"/>
+    <w:basedOn w:val="1398"/>
     <w:uiPriority w:val="99"/>
     <w:pPr>
       <w:pBdr/>
@@ -56636,9 +56539,9 @@
       </w:tcPr>
     </w:tblStylePr>
   </w:style>
-  <w:style w:type="table" w:styleId="1136" w:customStyle="1">
+  <w:style w:type="table" w:styleId="1536" w:customStyle="1">
     <w:name w:val="Bordered - Accent 6"/>
-    <w:basedOn w:val="998"/>
+    <w:basedOn w:val="1398"/>
     <w:uiPriority w:val="99"/>
     <w:pPr>
       <w:pBdr/>
@@ -56866,9 +56769,9 @@
       </w:tcPr>
     </w:tblStylePr>
   </w:style>
-  <w:style w:type="character" w:styleId="1137" w:customStyle="1">
+  <w:style w:type="character" w:styleId="1537" w:customStyle="1">
     <w:name w:val="Heading 1 Char"/>
-    <w:basedOn w:val="997"/>
+    <w:basedOn w:val="1397"/>
     <w:uiPriority w:val="9"/>
     <w:pPr>
       <w:pBdr/>
@@ -56882,9 +56785,9 @@
       <w:szCs w:val="40"/>
     </w:rPr>
   </w:style>
-  <w:style w:type="character" w:styleId="1138" w:customStyle="1">
+  <w:style w:type="character" w:styleId="1538" w:customStyle="1">
     <w:name w:val="Heading 2 Char"/>
-    <w:basedOn w:val="997"/>
+    <w:basedOn w:val="1397"/>
     <w:uiPriority w:val="9"/>
     <w:pPr>
       <w:pBdr/>
@@ -56898,9 +56801,9 @@
       <w:szCs w:val="32"/>
     </w:rPr>
   </w:style>
-  <w:style w:type="character" w:styleId="1139" w:customStyle="1">
+  <w:style w:type="character" w:styleId="1539" w:customStyle="1">
     <w:name w:val="Heading 3 Char"/>
-    <w:basedOn w:val="997"/>
+    <w:basedOn w:val="1397"/>
     <w:uiPriority w:val="9"/>
     <w:pPr>
       <w:pBdr/>
@@ -56914,10 +56817,10 @@
       <w:szCs w:val="28"/>
     </w:rPr>
   </w:style>
-  <w:style w:type="character" w:styleId="1140" w:customStyle="1">
+  <w:style w:type="character" w:styleId="1540" w:customStyle="1">
     <w:name w:val="Titre 4 Car"/>
-    <w:basedOn w:val="997"/>
-    <w:link w:val="991"/>
+    <w:basedOn w:val="1397"/>
+    <w:link w:val="1391"/>
     <w:uiPriority w:val="9"/>
     <w:pPr>
       <w:pBdr/>
@@ -56931,10 +56834,10 @@
       <w:color w:val="2f5496" w:themeColor="accent1" w:themeShade="BF"/>
     </w:rPr>
   </w:style>
-  <w:style w:type="character" w:styleId="1141" w:customStyle="1">
+  <w:style w:type="character" w:styleId="1541" w:customStyle="1">
     <w:name w:val="Titre 5 Car"/>
-    <w:basedOn w:val="997"/>
-    <w:link w:val="992"/>
+    <w:basedOn w:val="1397"/>
+    <w:link w:val="1392"/>
     <w:uiPriority w:val="9"/>
     <w:pPr>
       <w:pBdr/>
@@ -56946,10 +56849,10 @@
       <w:color w:val="2f5496" w:themeColor="accent1" w:themeShade="BF"/>
     </w:rPr>
   </w:style>
-  <w:style w:type="character" w:styleId="1142" w:customStyle="1">
+  <w:style w:type="character" w:styleId="1542" w:customStyle="1">
     <w:name w:val="Titre 6 Car"/>
-    <w:basedOn w:val="997"/>
-    <w:link w:val="993"/>
+    <w:basedOn w:val="1397"/>
+    <w:link w:val="1393"/>
     <w:uiPriority w:val="9"/>
     <w:pPr>
       <w:pBdr/>
@@ -56963,10 +56866,10 @@
       <w:color w:val="595959" w:themeColor="text1" w:themeTint="A6"/>
     </w:rPr>
   </w:style>
-  <w:style w:type="character" w:styleId="1143" w:customStyle="1">
+  <w:style w:type="character" w:styleId="1543" w:customStyle="1">
     <w:name w:val="Titre 7 Car"/>
-    <w:basedOn w:val="997"/>
-    <w:link w:val="994"/>
+    <w:basedOn w:val="1397"/>
+    <w:link w:val="1394"/>
     <w:uiPriority w:val="9"/>
     <w:pPr>
       <w:pBdr/>
@@ -56978,10 +56881,10 @@
       <w:color w:val="595959" w:themeColor="text1" w:themeTint="A6"/>
     </w:rPr>
   </w:style>
-  <w:style w:type="character" w:styleId="1144" w:customStyle="1">
+  <w:style w:type="character" w:styleId="1544" w:customStyle="1">
     <w:name w:val="Titre 8 Car"/>
-    <w:basedOn w:val="997"/>
-    <w:link w:val="995"/>
+    <w:basedOn w:val="1397"/>
+    <w:link w:val="1395"/>
     <w:uiPriority w:val="9"/>
     <w:pPr>
       <w:pBdr/>
@@ -56995,10 +56898,10 @@
       <w:color w:val="272727" w:themeColor="text1" w:themeTint="D8"/>
     </w:rPr>
   </w:style>
-  <w:style w:type="character" w:styleId="1145" w:customStyle="1">
+  <w:style w:type="character" w:styleId="1545" w:customStyle="1">
     <w:name w:val="Titre 9 Car"/>
-    <w:basedOn w:val="997"/>
-    <w:link w:val="996"/>
+    <w:basedOn w:val="1397"/>
+    <w:link w:val="1396"/>
     <w:uiPriority w:val="9"/>
     <w:pPr>
       <w:pBdr/>
@@ -57012,11 +56915,11 @@
       <w:color w:val="272727" w:themeColor="text1" w:themeTint="D8"/>
     </w:rPr>
   </w:style>
-  <w:style w:type="paragraph" w:styleId="1146">
+  <w:style w:type="paragraph" w:styleId="1546">
     <w:name w:val="Title"/>
-    <w:basedOn w:val="987"/>
-    <w:next w:val="987"/>
-    <w:link w:val="1147"/>
+    <w:basedOn w:val="1387"/>
+    <w:next w:val="1387"/>
+    <w:link w:val="1547"/>
     <w:uiPriority w:val="10"/>
     <w:qFormat/>
     <w:pPr>
@@ -57032,10 +56935,10 @@
       <w:szCs w:val="56"/>
     </w:rPr>
   </w:style>
-  <w:style w:type="character" w:styleId="1147" w:customStyle="1">
+  <w:style w:type="character" w:styleId="1547" w:customStyle="1">
     <w:name w:val="Titre Car"/>
-    <w:basedOn w:val="997"/>
-    <w:link w:val="1146"/>
+    <w:basedOn w:val="1397"/>
+    <w:link w:val="1546"/>
     <w:uiPriority w:val="10"/>
     <w:pPr>
       <w:pBdr/>
@@ -57049,11 +56952,11 @@
       <w:szCs w:val="56"/>
     </w:rPr>
   </w:style>
-  <w:style w:type="paragraph" w:styleId="1148">
+  <w:style w:type="paragraph" w:styleId="1548">
     <w:name w:val="Subtitle"/>
-    <w:basedOn w:val="987"/>
-    <w:next w:val="987"/>
-    <w:link w:val="1149"/>
+    <w:basedOn w:val="1387"/>
+    <w:next w:val="1387"/>
+    <w:link w:val="1549"/>
     <w:uiPriority w:val="11"/>
     <w:qFormat/>
     <w:pPr>
@@ -57071,10 +56974,10 @@
       <w:szCs w:val="28"/>
     </w:rPr>
   </w:style>
-  <w:style w:type="character" w:styleId="1149" w:customStyle="1">
+  <w:style w:type="character" w:styleId="1549" w:customStyle="1">
     <w:name w:val="Sous-titre Car"/>
-    <w:basedOn w:val="997"/>
-    <w:link w:val="1148"/>
+    <w:basedOn w:val="1397"/>
+    <w:link w:val="1548"/>
     <w:uiPriority w:val="11"/>
     <w:pPr>
       <w:pBdr/>
@@ -57088,11 +56991,11 @@
       <w:szCs w:val="28"/>
     </w:rPr>
   </w:style>
-  <w:style w:type="paragraph" w:styleId="1150">
+  <w:style w:type="paragraph" w:styleId="1550">
     <w:name w:val="Quote"/>
-    <w:basedOn w:val="987"/>
-    <w:next w:val="987"/>
-    <w:link w:val="1151"/>
+    <w:basedOn w:val="1387"/>
+    <w:next w:val="1387"/>
+    <w:link w:val="1551"/>
     <w:uiPriority w:val="29"/>
     <w:qFormat/>
     <w:pPr>
@@ -57107,10 +57010,10 @@
       <w:color w:val="404040" w:themeColor="text1" w:themeTint="BF"/>
     </w:rPr>
   </w:style>
-  <w:style w:type="character" w:styleId="1151" w:customStyle="1">
+  <w:style w:type="character" w:styleId="1551" w:customStyle="1">
     <w:name w:val="Citation Car"/>
-    <w:basedOn w:val="997"/>
-    <w:link w:val="1150"/>
+    <w:basedOn w:val="1397"/>
+    <w:link w:val="1550"/>
     <w:uiPriority w:val="29"/>
     <w:pPr>
       <w:pBdr/>
@@ -57123,9 +57026,9 @@
       <w:color w:val="404040" w:themeColor="text1" w:themeTint="BF"/>
     </w:rPr>
   </w:style>
-  <w:style w:type="character" w:styleId="1152">
+  <w:style w:type="character" w:styleId="1552">
     <w:name w:val="Intense Emphasis"/>
-    <w:basedOn w:val="997"/>
+    <w:basedOn w:val="1397"/>
     <w:uiPriority w:val="21"/>
     <w:qFormat/>
     <w:pPr>
@@ -57139,11 +57042,11 @@
       <w:color w:val="2f5496" w:themeColor="accent1" w:themeShade="BF"/>
     </w:rPr>
   </w:style>
-  <w:style w:type="paragraph" w:styleId="1153">
+  <w:style w:type="paragraph" w:styleId="1553">
     <w:name w:val="Intense Quote"/>
-    <w:basedOn w:val="987"/>
-    <w:next w:val="987"/>
-    <w:link w:val="1154"/>
+    <w:basedOn w:val="1387"/>
+    <w:next w:val="1387"/>
+    <w:link w:val="1554"/>
     <w:uiPriority w:val="30"/>
     <w:qFormat/>
     <w:pPr>
@@ -57161,10 +57064,10 @@
       <w:color w:val="2f5496" w:themeColor="accent1" w:themeShade="BF"/>
     </w:rPr>
   </w:style>
-  <w:style w:type="character" w:styleId="1154" w:customStyle="1">
+  <w:style w:type="character" w:styleId="1554" w:customStyle="1">
     <w:name w:val="Citation intense Car"/>
-    <w:basedOn w:val="997"/>
-    <w:link w:val="1153"/>
+    <w:basedOn w:val="1397"/>
+    <w:link w:val="1553"/>
     <w:uiPriority w:val="30"/>
     <w:pPr>
       <w:pBdr/>
@@ -57177,9 +57080,9 @@
       <w:color w:val="2f5496" w:themeColor="accent1" w:themeShade="BF"/>
     </w:rPr>
   </w:style>
-  <w:style w:type="character" w:styleId="1155">
+  <w:style w:type="character" w:styleId="1555">
     <w:name w:val="Intense Reference"/>
-    <w:basedOn w:val="997"/>
+    <w:basedOn w:val="1397"/>
     <w:uiPriority w:val="32"/>
     <w:qFormat/>
     <w:pPr>
@@ -57195,9 +57098,9 @@
       <w:spacing w:val="5"/>
     </w:rPr>
   </w:style>
-  <w:style w:type="character" w:styleId="1156">
+  <w:style w:type="character" w:styleId="1556">
     <w:name w:val="Subtle Emphasis"/>
-    <w:basedOn w:val="997"/>
+    <w:basedOn w:val="1397"/>
     <w:uiPriority w:val="19"/>
     <w:qFormat/>
     <w:pPr>
@@ -57211,9 +57114,9 @@
       <w:color w:val="404040" w:themeColor="text1" w:themeTint="BF"/>
     </w:rPr>
   </w:style>
-  <w:style w:type="character" w:styleId="1157">
+  <w:style w:type="character" w:styleId="1557">
     <w:name w:val="Emphasis"/>
-    <w:basedOn w:val="997"/>
+    <w:basedOn w:val="1397"/>
     <w:uiPriority w:val="20"/>
     <w:qFormat/>
     <w:pPr>
@@ -57226,9 +57129,9 @@
       <w:iCs/>
     </w:rPr>
   </w:style>
-  <w:style w:type="character" w:styleId="1158">
+  <w:style w:type="character" w:styleId="1558">
     <w:name w:val="Strong"/>
-    <w:basedOn w:val="997"/>
+    <w:basedOn w:val="1397"/>
     <w:uiPriority w:val="22"/>
     <w:qFormat/>
     <w:pPr>
@@ -57241,9 +57144,9 @@
       <w:bCs/>
     </w:rPr>
   </w:style>
-  <w:style w:type="character" w:styleId="1159">
+  <w:style w:type="character" w:styleId="1559">
     <w:name w:val="Subtle Reference"/>
-    <w:basedOn w:val="997"/>
+    <w:basedOn w:val="1397"/>
     <w:uiPriority w:val="31"/>
     <w:qFormat/>
     <w:pPr>
@@ -57256,9 +57159,9 @@
       <w:color w:val="5a5a5a" w:themeColor="text1" w:themeTint="A5"/>
     </w:rPr>
   </w:style>
-  <w:style w:type="character" w:styleId="1160">
+  <w:style w:type="character" w:styleId="1560">
     <w:name w:val="Book Title"/>
-    <w:basedOn w:val="997"/>
+    <w:basedOn w:val="1397"/>
     <w:uiPriority w:val="33"/>
     <w:qFormat/>
     <w:pPr>
@@ -57274,9 +57177,9 @@
       <w:spacing w:val="5"/>
     </w:rPr>
   </w:style>
-  <w:style w:type="character" w:styleId="1161" w:customStyle="1">
+  <w:style w:type="character" w:styleId="1561" w:customStyle="1">
     <w:name w:val="Header Char"/>
-    <w:basedOn w:val="997"/>
+    <w:basedOn w:val="1397"/>
     <w:uiPriority w:val="99"/>
     <w:pPr>
       <w:pBdr/>
@@ -57284,9 +57187,9 @@
       <w:ind/>
     </w:pPr>
   </w:style>
-  <w:style w:type="character" w:styleId="1162" w:customStyle="1">
+  <w:style w:type="character" w:styleId="1562" w:customStyle="1">
     <w:name w:val="Footer Char"/>
-    <w:basedOn w:val="997"/>
+    <w:basedOn w:val="1397"/>
     <w:uiPriority w:val="99"/>
     <w:pPr>
       <w:pBdr/>
@@ -57294,10 +57197,10 @@
       <w:ind/>
     </w:pPr>
   </w:style>
-  <w:style w:type="paragraph" w:styleId="1163">
+  <w:style w:type="paragraph" w:styleId="1563">
     <w:name w:val="footnote text"/>
-    <w:basedOn w:val="987"/>
-    <w:link w:val="1164"/>
+    <w:basedOn w:val="1387"/>
+    <w:link w:val="1564"/>
     <w:uiPriority w:val="99"/>
     <w:semiHidden/>
     <w:unhideWhenUsed/>
@@ -57311,10 +57214,10 @@
       <w:szCs w:val="20"/>
     </w:rPr>
   </w:style>
-  <w:style w:type="character" w:styleId="1164" w:customStyle="1">
+  <w:style w:type="character" w:styleId="1564" w:customStyle="1">
     <w:name w:val="Note de bas de page Car"/>
-    <w:basedOn w:val="997"/>
-    <w:link w:val="1163"/>
+    <w:basedOn w:val="1397"/>
+    <w:link w:val="1563"/>
     <w:uiPriority w:val="99"/>
     <w:semiHidden/>
     <w:pPr>
@@ -57327,9 +57230,9 @@
       <w:szCs w:val="20"/>
     </w:rPr>
   </w:style>
-  <w:style w:type="character" w:styleId="1165">
+  <w:style w:type="character" w:styleId="1565">
     <w:name w:val="footnote reference"/>
-    <w:basedOn w:val="997"/>
+    <w:basedOn w:val="1397"/>
     <w:uiPriority w:val="99"/>
     <w:semiHidden/>
     <w:unhideWhenUsed/>
@@ -57342,10 +57245,10 @@
       <w:vertAlign w:val="superscript"/>
     </w:rPr>
   </w:style>
-  <w:style w:type="paragraph" w:styleId="1166">
+  <w:style w:type="paragraph" w:styleId="1566">
     <w:name w:val="endnote text"/>
-    <w:basedOn w:val="987"/>
-    <w:link w:val="1167"/>
+    <w:basedOn w:val="1387"/>
+    <w:link w:val="1567"/>
     <w:uiPriority w:val="99"/>
     <w:semiHidden/>
     <w:unhideWhenUsed/>
@@ -57359,10 +57262,10 @@
       <w:szCs w:val="20"/>
     </w:rPr>
   </w:style>
-  <w:style w:type="character" w:styleId="1167" w:customStyle="1">
+  <w:style w:type="character" w:styleId="1567" w:customStyle="1">
     <w:name w:val="Note de fin Car"/>
-    <w:basedOn w:val="997"/>
-    <w:link w:val="1166"/>
+    <w:basedOn w:val="1397"/>
+    <w:link w:val="1566"/>
     <w:uiPriority w:val="99"/>
     <w:semiHidden/>
     <w:pPr>
@@ -57375,9 +57278,9 @@
       <w:szCs w:val="20"/>
     </w:rPr>
   </w:style>
-  <w:style w:type="character" w:styleId="1168">
+  <w:style w:type="character" w:styleId="1568">
     <w:name w:val="endnote reference"/>
-    <w:basedOn w:val="997"/>
+    <w:basedOn w:val="1397"/>
     <w:uiPriority w:val="99"/>
     <w:semiHidden/>
     <w:unhideWhenUsed/>
@@ -57390,9 +57293,9 @@
       <w:vertAlign w:val="superscript"/>
     </w:rPr>
   </w:style>
-  <w:style w:type="character" w:styleId="1169">
+  <w:style w:type="character" w:styleId="1569">
     <w:name w:val="FollowedHyperlink"/>
-    <w:basedOn w:val="997"/>
+    <w:basedOn w:val="1397"/>
     <w:uiPriority w:val="99"/>
     <w:semiHidden/>
     <w:unhideWhenUsed/>
@@ -57406,10 +57309,10 @@
       <w:u w:val="single"/>
     </w:rPr>
   </w:style>
-  <w:style w:type="paragraph" w:styleId="1170">
+  <w:style w:type="paragraph" w:styleId="1570">
     <w:name w:val="toc 4"/>
-    <w:basedOn w:val="987"/>
-    <w:next w:val="987"/>
+    <w:basedOn w:val="1387"/>
+    <w:next w:val="1387"/>
     <w:uiPriority w:val="39"/>
     <w:unhideWhenUsed/>
     <w:pPr>
@@ -57418,10 +57321,10 @@
       <w:ind w:left="660"/>
     </w:pPr>
   </w:style>
-  <w:style w:type="paragraph" w:styleId="1171">
+  <w:style w:type="paragraph" w:styleId="1571">
     <w:name w:val="toc 5"/>
-    <w:basedOn w:val="987"/>
-    <w:next w:val="987"/>
+    <w:basedOn w:val="1387"/>
+    <w:next w:val="1387"/>
     <w:uiPriority w:val="39"/>
     <w:unhideWhenUsed/>
     <w:pPr>
@@ -57430,10 +57333,10 @@
       <w:ind w:left="880"/>
     </w:pPr>
   </w:style>
-  <w:style w:type="paragraph" w:styleId="1172">
+  <w:style w:type="paragraph" w:styleId="1572">
     <w:name w:val="toc 6"/>
-    <w:basedOn w:val="987"/>
-    <w:next w:val="987"/>
+    <w:basedOn w:val="1387"/>
+    <w:next w:val="1387"/>
     <w:uiPriority w:val="39"/>
     <w:unhideWhenUsed/>
     <w:pPr>
@@ -57442,10 +57345,10 @@
       <w:ind w:left="1100"/>
     </w:pPr>
   </w:style>
-  <w:style w:type="paragraph" w:styleId="1173">
+  <w:style w:type="paragraph" w:styleId="1573">
     <w:name w:val="toc 7"/>
-    <w:basedOn w:val="987"/>
-    <w:next w:val="987"/>
+    <w:basedOn w:val="1387"/>
+    <w:next w:val="1387"/>
     <w:uiPriority w:val="39"/>
     <w:unhideWhenUsed/>
     <w:pPr>
@@ -57454,10 +57357,10 @@
       <w:ind w:left="1320"/>
     </w:pPr>
   </w:style>
-  <w:style w:type="paragraph" w:styleId="1174">
+  <w:style w:type="paragraph" w:styleId="1574">
     <w:name w:val="toc 8"/>
-    <w:basedOn w:val="987"/>
-    <w:next w:val="987"/>
+    <w:basedOn w:val="1387"/>
+    <w:next w:val="1387"/>
     <w:uiPriority w:val="39"/>
     <w:unhideWhenUsed/>
     <w:pPr>
@@ -57466,10 +57369,10 @@
       <w:ind w:left="1540"/>
     </w:pPr>
   </w:style>
-  <w:style w:type="paragraph" w:styleId="1175">
+  <w:style w:type="paragraph" w:styleId="1575">
     <w:name w:val="toc 9"/>
-    <w:basedOn w:val="987"/>
-    <w:next w:val="987"/>
+    <w:basedOn w:val="1387"/>
+    <w:next w:val="1387"/>
     <w:uiPriority w:val="39"/>
     <w:unhideWhenUsed/>
     <w:pPr>
@@ -57478,10 +57381,10 @@
       <w:ind w:left="1760"/>
     </w:pPr>
   </w:style>
-  <w:style w:type="paragraph" w:styleId="1176">
+  <w:style w:type="paragraph" w:styleId="1576">
     <w:name w:val="table of figures"/>
-    <w:basedOn w:val="987"/>
-    <w:next w:val="987"/>
+    <w:basedOn w:val="1387"/>
+    <w:next w:val="1387"/>
     <w:uiPriority w:val="99"/>
     <w:unhideWhenUsed/>
     <w:pPr>
@@ -57490,10 +57393,10 @@
       <w:ind/>
     </w:pPr>
   </w:style>
-  <w:style w:type="paragraph" w:styleId="1177">
+  <w:style w:type="paragraph" w:styleId="1577">
     <w:name w:val="Header"/>
-    <w:basedOn w:val="987"/>
-    <w:link w:val="1178"/>
+    <w:basedOn w:val="1387"/>
+    <w:link w:val="1578"/>
     <w:uiPriority w:val="99"/>
     <w:unhideWhenUsed/>
     <w:pPr>
@@ -57506,10 +57409,10 @@
       <w:ind/>
     </w:pPr>
   </w:style>
-  <w:style w:type="character" w:styleId="1178" w:customStyle="1">
+  <w:style w:type="character" w:styleId="1578" w:customStyle="1">
     <w:name w:val="En-tête Car"/>
-    <w:basedOn w:val="997"/>
-    <w:link w:val="1177"/>
+    <w:basedOn w:val="1397"/>
+    <w:link w:val="1577"/>
     <w:uiPriority w:val="99"/>
     <w:pPr>
       <w:pBdr/>
@@ -57517,10 +57420,10 @@
       <w:ind/>
     </w:pPr>
   </w:style>
-  <w:style w:type="paragraph" w:styleId="1179">
+  <w:style w:type="paragraph" w:styleId="1579">
     <w:name w:val="Footer"/>
-    <w:basedOn w:val="987"/>
-    <w:link w:val="1180"/>
+    <w:basedOn w:val="1387"/>
+    <w:link w:val="1580"/>
     <w:uiPriority w:val="99"/>
     <w:unhideWhenUsed/>
     <w:pPr>
@@ -57533,10 +57436,10 @@
       <w:ind/>
     </w:pPr>
   </w:style>
-  <w:style w:type="character" w:styleId="1180" w:customStyle="1">
+  <w:style w:type="character" w:styleId="1580" w:customStyle="1">
     <w:name w:val="Pied de page Car"/>
-    <w:basedOn w:val="997"/>
-    <w:link w:val="1179"/>
+    <w:basedOn w:val="1397"/>
+    <w:link w:val="1579"/>
     <w:uiPriority w:val="99"/>
     <w:pPr>
       <w:pBdr/>
@@ -57544,10 +57447,10 @@
       <w:ind/>
     </w:pPr>
   </w:style>
-  <w:style w:type="character" w:styleId="1181" w:customStyle="1">
+  <w:style w:type="character" w:styleId="1581" w:customStyle="1">
     <w:name w:val="Titre 1 Car"/>
-    <w:basedOn w:val="997"/>
-    <w:link w:val="988"/>
+    <w:basedOn w:val="1397"/>
+    <w:link w:val="1388"/>
     <w:uiPriority w:val="9"/>
     <w:pPr>
       <w:pBdr/>
@@ -57561,10 +57464,10 @@
       <w:szCs w:val="32"/>
     </w:rPr>
   </w:style>
-  <w:style w:type="paragraph" w:styleId="1182">
+  <w:style w:type="paragraph" w:styleId="1582">
     <w:name w:val="TOC Heading"/>
-    <w:basedOn w:val="988"/>
-    <w:next w:val="987"/>
+    <w:basedOn w:val="1388"/>
+    <w:next w:val="1387"/>
     <w:uiPriority w:val="39"/>
     <w:unhideWhenUsed/>
     <w:qFormat/>
@@ -57578,9 +57481,9 @@
       <w:lang w:eastAsia="fr-CH"/>
     </w:rPr>
   </w:style>
-  <w:style w:type="paragraph" w:styleId="1183">
+  <w:style w:type="paragraph" w:styleId="1583">
     <w:name w:val="No Spacing"/>
-    <w:link w:val="1184"/>
+    <w:link w:val="1584"/>
     <w:uiPriority w:val="1"/>
     <w:qFormat/>
     <w:pPr>
@@ -57593,10 +57496,10 @@
       <w:lang w:eastAsia="fr-CH"/>
     </w:rPr>
   </w:style>
-  <w:style w:type="character" w:styleId="1184" w:customStyle="1">
+  <w:style w:type="character" w:styleId="1584" w:customStyle="1">
     <w:name w:val="Sans interligne Car"/>
-    <w:basedOn w:val="997"/>
-    <w:link w:val="1183"/>
+    <w:basedOn w:val="1397"/>
+    <w:link w:val="1583"/>
     <w:uiPriority w:val="1"/>
     <w:pPr>
       <w:pBdr/>
@@ -57608,10 +57511,10 @@
       <w:lang w:eastAsia="fr-CH"/>
     </w:rPr>
   </w:style>
-  <w:style w:type="paragraph" w:styleId="1185">
+  <w:style w:type="paragraph" w:styleId="1585">
     <w:name w:val="toc 1"/>
-    <w:basedOn w:val="987"/>
-    <w:next w:val="987"/>
+    <w:basedOn w:val="1387"/>
+    <w:next w:val="1387"/>
     <w:uiPriority w:val="39"/>
     <w:unhideWhenUsed/>
     <w:pPr>
@@ -57620,9 +57523,9 @@
       <w:ind/>
     </w:pPr>
   </w:style>
-  <w:style w:type="character" w:styleId="1186">
+  <w:style w:type="character" w:styleId="1586">
     <w:name w:val="Hyperlink"/>
-    <w:basedOn w:val="997"/>
+    <w:basedOn w:val="1397"/>
     <w:uiPriority w:val="99"/>
     <w:unhideWhenUsed/>
     <w:pPr>
@@ -57635,10 +57538,10 @@
       <w:u w:val="single"/>
     </w:rPr>
   </w:style>
-  <w:style w:type="character" w:styleId="1187" w:customStyle="1">
+  <w:style w:type="character" w:styleId="1587" w:customStyle="1">
     <w:name w:val="Titre 2 Car"/>
-    <w:basedOn w:val="997"/>
-    <w:link w:val="989"/>
+    <w:basedOn w:val="1397"/>
+    <w:link w:val="1389"/>
     <w:uiPriority w:val="9"/>
     <w:pPr>
       <w:pBdr/>
@@ -57652,10 +57555,10 @@
       <w:szCs w:val="26"/>
     </w:rPr>
   </w:style>
-  <w:style w:type="paragraph" w:styleId="1188">
+  <w:style w:type="paragraph" w:styleId="1588">
     <w:name w:val="toc 2"/>
-    <w:basedOn w:val="987"/>
-    <w:next w:val="987"/>
+    <w:basedOn w:val="1387"/>
+    <w:next w:val="1387"/>
     <w:uiPriority w:val="39"/>
     <w:unhideWhenUsed/>
     <w:pPr>
@@ -57664,9 +57567,9 @@
       <w:ind w:left="220"/>
     </w:pPr>
   </w:style>
-  <w:style w:type="paragraph" w:styleId="1189">
+  <w:style w:type="paragraph" w:styleId="1589">
     <w:name w:val="List Paragraph"/>
-    <w:basedOn w:val="987"/>
+    <w:basedOn w:val="1387"/>
     <w:uiPriority w:val="34"/>
     <w:qFormat/>
     <w:pPr>
@@ -57676,10 +57579,10 @@
       <w:contextualSpacing w:val="true"/>
     </w:pPr>
   </w:style>
-  <w:style w:type="paragraph" w:styleId="1190">
+  <w:style w:type="paragraph" w:styleId="1590">
     <w:name w:val="Caption"/>
-    <w:basedOn w:val="987"/>
-    <w:next w:val="987"/>
+    <w:basedOn w:val="1387"/>
+    <w:next w:val="1387"/>
     <w:uiPriority w:val="35"/>
     <w:unhideWhenUsed/>
     <w:qFormat/>
@@ -57696,9 +57599,9 @@
       <w:szCs w:val="18"/>
     </w:rPr>
   </w:style>
-  <w:style w:type="character" w:styleId="1191">
+  <w:style w:type="character" w:styleId="1591">
     <w:name w:val="annotation reference"/>
-    <w:basedOn w:val="997"/>
+    <w:basedOn w:val="1397"/>
     <w:uiPriority w:val="99"/>
     <w:semiHidden/>
     <w:unhideWhenUsed/>
@@ -57712,10 +57615,10 @@
       <w:szCs w:val="16"/>
     </w:rPr>
   </w:style>
-  <w:style w:type="paragraph" w:styleId="1192">
+  <w:style w:type="paragraph" w:styleId="1592">
     <w:name w:val="annotation text"/>
-    <w:basedOn w:val="987"/>
-    <w:link w:val="1193"/>
+    <w:basedOn w:val="1387"/>
+    <w:link w:val="1593"/>
     <w:uiPriority w:val="99"/>
     <w:unhideWhenUsed/>
     <w:pPr>
@@ -57728,10 +57631,10 @@
       <w:szCs w:val="20"/>
     </w:rPr>
   </w:style>
-  <w:style w:type="character" w:styleId="1193" w:customStyle="1">
+  <w:style w:type="character" w:styleId="1593" w:customStyle="1">
     <w:name w:val="Commentaire Car"/>
-    <w:basedOn w:val="997"/>
-    <w:link w:val="1192"/>
+    <w:basedOn w:val="1397"/>
+    <w:link w:val="1592"/>
     <w:uiPriority w:val="99"/>
     <w:pPr>
       <w:pBdr/>
@@ -57743,11 +57646,11 @@
       <w:szCs w:val="20"/>
     </w:rPr>
   </w:style>
-  <w:style w:type="paragraph" w:styleId="1194">
+  <w:style w:type="paragraph" w:styleId="1594">
     <w:name w:val="annotation subject"/>
-    <w:basedOn w:val="1192"/>
-    <w:next w:val="1192"/>
-    <w:link w:val="1195"/>
+    <w:basedOn w:val="1592"/>
+    <w:next w:val="1592"/>
+    <w:link w:val="1595"/>
     <w:uiPriority w:val="99"/>
     <w:semiHidden/>
     <w:unhideWhenUsed/>
@@ -57761,10 +57664,10 @@
       <w:bCs/>
     </w:rPr>
   </w:style>
-  <w:style w:type="character" w:styleId="1195" w:customStyle="1">
+  <w:style w:type="character" w:styleId="1595" w:customStyle="1">
     <w:name w:val="Objet du commentaire Car"/>
-    <w:basedOn w:val="1193"/>
-    <w:link w:val="1194"/>
+    <w:basedOn w:val="1593"/>
+    <w:link w:val="1594"/>
     <w:uiPriority w:val="99"/>
     <w:semiHidden/>
     <w:pPr>
@@ -57779,9 +57682,9 @@
       <w:szCs w:val="20"/>
     </w:rPr>
   </w:style>
-  <w:style w:type="table" w:styleId="1196">
+  <w:style w:type="table" w:styleId="1596">
     <w:name w:val="Table Grid"/>
-    <w:basedOn w:val="998"/>
+    <w:basedOn w:val="1398"/>
     <w:uiPriority w:val="39"/>
     <w:pPr>
       <w:pBdr/>
@@ -57971,9 +57874,9 @@
       </w:tcPr>
     </w:tblStylePr>
   </w:style>
-  <w:style w:type="table" w:styleId="1197">
+  <w:style w:type="table" w:styleId="1597">
     <w:name w:val="Grid Table 4 Accent 1"/>
-    <w:basedOn w:val="998"/>
+    <w:basedOn w:val="1398"/>
     <w:uiPriority w:val="49"/>
     <w:pPr>
       <w:pBdr/>
@@ -58192,9 +58095,9 @@
       </w:tcPr>
     </w:tblStylePr>
   </w:style>
-  <w:style w:type="table" w:styleId="1198">
+  <w:style w:type="table" w:styleId="1598">
     <w:name w:val="Grid Table 5 Dark Accent 1"/>
-    <w:basedOn w:val="998"/>
+    <w:basedOn w:val="1398"/>
     <w:uiPriority w:val="50"/>
     <w:pPr>
       <w:pBdr/>
@@ -58429,10 +58332,10 @@
       </w:tcPr>
     </w:tblStylePr>
   </w:style>
-  <w:style w:type="character" w:styleId="1199" w:customStyle="1">
+  <w:style w:type="character" w:styleId="1599" w:customStyle="1">
     <w:name w:val="Titre 3 Car"/>
-    <w:basedOn w:val="997"/>
-    <w:link w:val="990"/>
+    <w:basedOn w:val="1397"/>
+    <w:link w:val="1390"/>
     <w:uiPriority w:val="9"/>
     <w:pPr>
       <w:pBdr/>
@@ -58446,10 +58349,10 @@
       <w:szCs w:val="24"/>
     </w:rPr>
   </w:style>
-  <w:style w:type="paragraph" w:styleId="1200">
+  <w:style w:type="paragraph" w:styleId="1600">
     <w:name w:val="toc 3"/>
-    <w:basedOn w:val="987"/>
-    <w:next w:val="987"/>
+    <w:basedOn w:val="1387"/>
+    <w:next w:val="1387"/>
     <w:uiPriority w:val="39"/>
     <w:unhideWhenUsed/>
     <w:pPr>
@@ -58458,10 +58361,10 @@
       <w:ind w:left="440"/>
     </w:pPr>
   </w:style>
-  <w:style w:type="table" w:styleId="1201" w:customStyle="1">
+  <w:style w:type="table" w:styleId="1601" w:customStyle="1">
     <w:name w:val="Tableau Grille 41"/>
-    <w:basedOn w:val="998"/>
-    <w:next w:val="1202"/>
+    <w:basedOn w:val="1398"/>
+    <w:next w:val="1602"/>
     <w:uiPriority w:val="49"/>
     <w:pPr>
       <w:pBdr/>
@@ -58683,9 +58586,9 @@
       </w:tcPr>
     </w:tblStylePr>
   </w:style>
-  <w:style w:type="table" w:styleId="1202">
+  <w:style w:type="table" w:styleId="1602">
     <w:name w:val="Grid Table 4"/>
-    <w:basedOn w:val="998"/>
+    <w:basedOn w:val="1398"/>
     <w:uiPriority w:val="49"/>
     <w:pPr>
       <w:pBdr/>
@@ -58904,9 +58807,9 @@
       </w:tcPr>
     </w:tblStylePr>
   </w:style>
-  <w:style w:type="character" w:styleId="1203">
+  <w:style w:type="character" w:styleId="1603">
     <w:name w:val="Unresolved Mention"/>
-    <w:basedOn w:val="997"/>
+    <w:basedOn w:val="1397"/>
     <w:uiPriority w:val="99"/>
     <w:semiHidden/>
     <w:unhideWhenUsed/>
@@ -58920,9 +58823,9 @@
       <w:shd w:val="clear" w:color="auto" w:fill="e1dfdd"/>
     </w:rPr>
   </w:style>
-  <w:style w:type="table" w:styleId="1204">
+  <w:style w:type="table" w:styleId="1604">
     <w:name w:val="Grid Table 4 Accent 5"/>
-    <w:basedOn w:val="998"/>
+    <w:basedOn w:val="1398"/>
     <w:uiPriority w:val="49"/>
     <w:pPr>
       <w:pBdr/>
@@ -59141,9 +59044,9 @@
       </w:tcPr>
     </w:tblStylePr>
   </w:style>
-  <w:style w:type="character" w:styleId="1205" w:customStyle="1">
+  <w:style w:type="character" w:styleId="1605" w:customStyle="1">
     <w:name w:val="Style1 Car"/>
-    <w:basedOn w:val="1181"/>
+    <w:basedOn w:val="1581"/>
     <w:pPr>
       <w:pBdr/>
       <w:spacing/>
@@ -59156,9 +59059,9 @@
       <w:szCs w:val="32"/>
     </w:rPr>
   </w:style>
-  <w:style w:type="paragraph" w:styleId="1206">
+  <w:style w:type="paragraph" w:styleId="1606">
     <w:name w:val="Normal (Web)"/>
-    <w:basedOn w:val="987"/>
+    <w:basedOn w:val="1387"/>
     <w:uiPriority w:val="99"/>
     <w:semiHidden/>
     <w:unhideWhenUsed/>
@@ -59174,9 +59077,9 @@
       <w:lang w:val="fr-CH" w:eastAsia="fr-CH"/>
     </w:rPr>
   </w:style>
-  <w:style w:type="character" w:styleId="1207">
+  <w:style w:type="character" w:styleId="1607">
     <w:name w:val="HTML Code"/>
-    <w:basedOn w:val="997"/>
+    <w:basedOn w:val="1397"/>
     <w:uiPriority w:val="99"/>
     <w:semiHidden/>
     <w:unhideWhenUsed/>
@@ -59191,9 +59094,9 @@
       <w:szCs w:val="20"/>
     </w:rPr>
   </w:style>
-  <w:style w:type="table" w:styleId="1208">
+  <w:style w:type="table" w:styleId="1608">
     <w:name w:val="Grid Table 5 Dark Accent 5"/>
-    <w:basedOn w:val="998"/>
+    <w:basedOn w:val="1398"/>
     <w:uiPriority w:val="50"/>
     <w:pPr>
       <w:pBdr/>

--- a/Documentation/LHO - M5 - DT.docx
+++ b/Documentation/LHO - M5 - DT.docx
@@ -861,7 +861,7 @@
       <w:sdtContent>
         <w:p>
           <w:pPr>
-            <w:pStyle w:val="1582"/>
+            <w:pStyle w:val="1585"/>
             <w:pBdr/>
             <w:spacing/>
             <w:ind/>
@@ -892,7 +892,7 @@
         </w:p>
         <w:p>
           <w:pPr>
-            <w:pStyle w:val="1585"/>
+            <w:pStyle w:val="1588"/>
             <w:pBdr/>
             <w:tabs>
               <w:tab w:val="right" w:leader="dot" w:pos="9061"/>
@@ -913,18 +913,18 @@
           <w:hyperlink w:tooltip="#_Toc1" w:anchor="_Toc1" w:history="1">
             <w:r>
               <w:rPr>
-                <w:rStyle w:val="1586"/>
+                <w:rStyle w:val="1589"/>
               </w:rPr>
             </w:r>
             <w:r>
               <w:rPr>
-                <w:rStyle w:val="1586"/>
+                <w:rStyle w:val="1589"/>
               </w:rPr>
               <w:t xml:space="preserve">1. Introduction</w:t>
             </w:r>
             <w:r>
               <w:rPr>
-                <w:rStyle w:val="1586"/>
+                <w:rStyle w:val="1589"/>
               </w:rPr>
             </w:r>
             <w:r>
@@ -943,7 +943,7 @@
         </w:p>
         <w:p>
           <w:pPr>
-            <w:pStyle w:val="1588"/>
+            <w:pStyle w:val="1591"/>
             <w:pBdr/>
             <w:tabs>
               <w:tab w:val="right" w:leader="dot" w:pos="9061"/>
@@ -956,25 +956,25 @@
           <w:hyperlink w:tooltip="#_Toc2" w:anchor="_Toc2" w:history="1">
             <w:r>
               <w:rPr>
-                <w:rStyle w:val="1586"/>
+                <w:rStyle w:val="1589"/>
               </w:rPr>
             </w:r>
             <w:r>
               <w:rPr>
-                <w:rStyle w:val="1586"/>
+                <w:rStyle w:val="1589"/>
                 <w:lang w:val="fr-CH"/>
               </w:rPr>
               <w:t xml:space="preserve">1.1 </w:t>
             </w:r>
             <w:r>
               <w:rPr>
-                <w:rStyle w:val="1586"/>
+                <w:rStyle w:val="1589"/>
               </w:rPr>
               <w:t xml:space="preserve">Personnes impliquées</w:t>
             </w:r>
             <w:r>
               <w:rPr>
-                <w:rStyle w:val="1586"/>
+                <w:rStyle w:val="1589"/>
               </w:rPr>
             </w:r>
             <w:r>
@@ -993,7 +993,7 @@
         </w:p>
         <w:p>
           <w:pPr>
-            <w:pStyle w:val="1588"/>
+            <w:pStyle w:val="1591"/>
             <w:pBdr/>
             <w:tabs>
               <w:tab w:val="right" w:leader="dot" w:pos="9061"/>
@@ -1006,25 +1006,25 @@
           <w:hyperlink w:tooltip="#_Toc3" w:anchor="_Toc3" w:history="1">
             <w:r>
               <w:rPr>
-                <w:rStyle w:val="1586"/>
+                <w:rStyle w:val="1589"/>
               </w:rPr>
             </w:r>
             <w:r>
               <w:rPr>
-                <w:rStyle w:val="1586"/>
+                <w:rStyle w:val="1589"/>
                 <w:lang w:val="fr-CH"/>
               </w:rPr>
               <w:t xml:space="preserve">1.2 </w:t>
             </w:r>
             <w:r>
               <w:rPr>
-                <w:rStyle w:val="1586"/>
+                <w:rStyle w:val="1589"/>
               </w:rPr>
               <w:t xml:space="preserve">Directives générales</w:t>
             </w:r>
             <w:r>
               <w:rPr>
-                <w:rStyle w:val="1586"/>
+                <w:rStyle w:val="1589"/>
               </w:rPr>
             </w:r>
             <w:r>
@@ -1043,7 +1043,7 @@
         </w:p>
         <w:p>
           <w:pPr>
-            <w:pStyle w:val="1600"/>
+            <w:pStyle w:val="1603"/>
             <w:pBdr/>
             <w:tabs>
               <w:tab w:val="right" w:leader="dot" w:pos="9061"/>
@@ -1056,19 +1056,19 @@
           <w:hyperlink w:tooltip="#_Toc4" w:anchor="_Toc4" w:history="1">
             <w:r>
               <w:rPr>
-                <w:rStyle w:val="1586"/>
+                <w:rStyle w:val="1589"/>
               </w:rPr>
             </w:r>
             <w:r>
               <w:rPr>
-                <w:rStyle w:val="1586"/>
+                <w:rStyle w:val="1589"/>
                 <w:lang w:val="fr-CH"/>
               </w:rPr>
               <w:t xml:space="preserve">1.2.1 Remise</w:t>
             </w:r>
             <w:r>
               <w:rPr>
-                <w:rStyle w:val="1586"/>
+                <w:rStyle w:val="1589"/>
               </w:rPr>
             </w:r>
             <w:r>
@@ -1087,7 +1087,7 @@
         </w:p>
         <w:p>
           <w:pPr>
-            <w:pStyle w:val="1600"/>
+            <w:pStyle w:val="1603"/>
             <w:pBdr/>
             <w:tabs>
               <w:tab w:val="right" w:leader="dot" w:pos="9061"/>
@@ -1100,19 +1100,19 @@
           <w:hyperlink w:tooltip="#_Toc5" w:anchor="_Toc5" w:history="1">
             <w:r>
               <w:rPr>
-                <w:rStyle w:val="1586"/>
+                <w:rStyle w:val="1589"/>
               </w:rPr>
             </w:r>
             <w:r>
               <w:rPr>
-                <w:rStyle w:val="1586"/>
+                <w:rStyle w:val="1589"/>
                 <w:lang w:val="fr-CH"/>
               </w:rPr>
               <w:t xml:space="preserve">1.2.2. Livrables</w:t>
             </w:r>
             <w:r>
               <w:rPr>
-                <w:rStyle w:val="1586"/>
+                <w:rStyle w:val="1589"/>
                 <w:lang w:val="fr-CH"/>
               </w:rPr>
             </w:r>
@@ -1124,1145 +1124,6 @@
               <w:instrText xml:space="preserve">PAGEREF _Toc5 \h</w:instrText>
               <w:fldChar w:fldCharType="separate"/>
               <w:t xml:space="preserve">2</w:t>
-              <w:fldChar w:fldCharType="end"/>
-            </w:r>
-          </w:hyperlink>
-          <w:r>
-            <w:rPr>
-              <w:lang w:val="fr-CH"/>
-            </w:rPr>
-          </w:r>
-          <w:r/>
-        </w:p>
-        <w:p>
-          <w:pPr>
-            <w:pStyle w:val="1585"/>
-            <w:pBdr/>
-            <w:tabs>
-              <w:tab w:val="right" w:leader="dot" w:pos="9061"/>
-            </w:tabs>
-            <w:spacing/>
-            <w:ind/>
-            <w:rPr/>
-          </w:pPr>
-          <w:r/>
-          <w:hyperlink w:tooltip="#_Toc6" w:anchor="_Toc6" w:history="1">
-            <w:r>
-              <w:rPr>
-                <w:rStyle w:val="1586"/>
-              </w:rPr>
-            </w:r>
-            <w:r>
-              <w:rPr>
-                <w:rStyle w:val="1586"/>
-                <w:lang w:val="fr-CH"/>
-              </w:rPr>
-              <w:t xml:space="preserve">2</w:t>
-            </w:r>
-            <w:r>
-              <w:rPr>
-                <w:rStyle w:val="1586"/>
-                <w:lang w:val="fr-CH"/>
-              </w:rPr>
-              <w:t xml:space="preserve">.</w:t>
-            </w:r>
-            <w:r>
-              <w:rPr>
-                <w:rStyle w:val="1586"/>
-                <w:rFonts w:asciiTheme="minorHAnsi" w:hAnsiTheme="minorHAnsi" w:eastAsiaTheme="minorHAnsi" w:cstheme="minorBidi"/>
-              </w:rPr>
-              <w:t xml:space="preserve"> </w:t>
-            </w:r>
-            <w:r>
-              <w:rPr>
-                <w:rStyle w:val="1586"/>
-              </w:rPr>
-              <w:t xml:space="preserve">Spécifications</w:t>
-            </w:r>
-            <w:r>
-              <w:rPr>
-                <w:rStyle w:val="1586"/>
-              </w:rPr>
-              <w:t xml:space="preserve"> de </w:t>
-            </w:r>
-            <w:r>
-              <w:rPr>
-                <w:rStyle w:val="1586"/>
-              </w:rPr>
-              <w:t xml:space="preserve">l’ap</w:t>
-            </w:r>
-            <w:r>
-              <w:rPr>
-                <w:rStyle w:val="1586"/>
-                <w:lang w:val="fr-CH"/>
-              </w:rPr>
-              <w:t xml:space="preserve">plication</w:t>
-            </w:r>
-            <w:r>
-              <w:rPr>
-                <w:rStyle w:val="1586"/>
-              </w:rPr>
-            </w:r>
-            <w:r>
-              <w:tab/>
-            </w:r>
-            <w:r>
-              <w:fldChar w:fldCharType="begin"/>
-              <w:instrText xml:space="preserve">PAGEREF _Toc6 \h</w:instrText>
-              <w:fldChar w:fldCharType="separate"/>
-              <w:t xml:space="preserve">3</w:t>
-              <w:fldChar w:fldCharType="end"/>
-            </w:r>
-          </w:hyperlink>
-          <w:r/>
-          <w:r/>
-        </w:p>
-        <w:p>
-          <w:pPr>
-            <w:pStyle w:val="1588"/>
-            <w:pBdr/>
-            <w:tabs>
-              <w:tab w:val="right" w:leader="dot" w:pos="9061"/>
-            </w:tabs>
-            <w:spacing/>
-            <w:ind/>
-            <w:rPr/>
-          </w:pPr>
-          <w:r/>
-          <w:hyperlink w:tooltip="#_Toc7" w:anchor="_Toc7" w:history="1">
-            <w:r>
-              <w:rPr>
-                <w:rStyle w:val="1586"/>
-              </w:rPr>
-            </w:r>
-            <w:r>
-              <w:rPr>
-                <w:rStyle w:val="1586"/>
-              </w:rPr>
-              <w:t xml:space="preserve">2.1 Public cible</w:t>
-            </w:r>
-            <w:r>
-              <w:rPr>
-                <w:rStyle w:val="1586"/>
-              </w:rPr>
-            </w:r>
-            <w:r>
-              <w:tab/>
-            </w:r>
-            <w:r>
-              <w:fldChar w:fldCharType="begin"/>
-              <w:instrText xml:space="preserve">PAGEREF _Toc7 \h</w:instrText>
-              <w:fldChar w:fldCharType="separate"/>
-              <w:t xml:space="preserve">3</w:t>
-              <w:fldChar w:fldCharType="end"/>
-            </w:r>
-          </w:hyperlink>
-          <w:r/>
-          <w:r/>
-        </w:p>
-        <w:p>
-          <w:pPr>
-            <w:pStyle w:val="1588"/>
-            <w:pBdr/>
-            <w:tabs>
-              <w:tab w:val="right" w:leader="dot" w:pos="9061"/>
-            </w:tabs>
-            <w:spacing/>
-            <w:ind/>
-            <w:rPr/>
-          </w:pPr>
-          <w:r/>
-          <w:hyperlink w:tooltip="#_Toc8" w:anchor="_Toc8" w:history="1">
-            <w:r>
-              <w:rPr>
-                <w:rStyle w:val="1586"/>
-              </w:rPr>
-            </w:r>
-            <w:r>
-              <w:rPr>
-                <w:rStyle w:val="1586"/>
-                <w:lang w:val="fr-CH"/>
-              </w:rPr>
-              <w:t xml:space="preserve">2.</w:t>
-            </w:r>
-            <w:r>
-              <w:rPr>
-                <w:rStyle w:val="1586"/>
-                <w:lang w:val="fr-CH"/>
-              </w:rPr>
-              <w:t xml:space="preserve">2</w:t>
-            </w:r>
-            <w:r>
-              <w:rPr>
-                <w:rStyle w:val="1586"/>
-                <w:lang w:val="fr-CH"/>
-              </w:rPr>
-              <w:t xml:space="preserve"> </w:t>
-            </w:r>
-            <w:r>
-              <w:rPr>
-                <w:rStyle w:val="1586"/>
-              </w:rPr>
-              <w:t xml:space="preserve">Exigences fonctionnel</w:t>
-            </w:r>
-            <w:r>
-              <w:rPr>
-                <w:rStyle w:val="1586"/>
-                <w:lang w:val="fr-CH"/>
-              </w:rPr>
-              <w:t xml:space="preserve">le</w:t>
-            </w:r>
-            <w:r>
-              <w:rPr>
-                <w:rStyle w:val="1586"/>
-              </w:rPr>
-              <w:t xml:space="preserve">s</w:t>
-            </w:r>
-            <w:r>
-              <w:rPr>
-                <w:rStyle w:val="1586"/>
-              </w:rPr>
-              <w:t xml:space="preserve"> </w:t>
-            </w:r>
-            <w:r>
-              <w:rPr>
-                <w:rStyle w:val="1586"/>
-              </w:rPr>
-            </w:r>
-            <w:r>
-              <w:tab/>
-            </w:r>
-            <w:r>
-              <w:fldChar w:fldCharType="begin"/>
-              <w:instrText xml:space="preserve">PAGEREF _Toc8 \h</w:instrText>
-              <w:fldChar w:fldCharType="separate"/>
-              <w:t xml:space="preserve">3</w:t>
-              <w:fldChar w:fldCharType="end"/>
-            </w:r>
-          </w:hyperlink>
-          <w:r/>
-          <w:r/>
-        </w:p>
-        <w:p>
-          <w:pPr>
-            <w:pStyle w:val="1588"/>
-            <w:pBdr/>
-            <w:tabs>
-              <w:tab w:val="right" w:leader="dot" w:pos="9061"/>
-            </w:tabs>
-            <w:spacing/>
-            <w:ind/>
-            <w:rPr/>
-          </w:pPr>
-          <w:r/>
-          <w:hyperlink w:tooltip="#_Toc9" w:anchor="_Toc9" w:history="1">
-            <w:r>
-              <w:rPr>
-                <w:rStyle w:val="1586"/>
-              </w:rPr>
-            </w:r>
-            <w:r>
-              <w:rPr>
-                <w:rStyle w:val="1586"/>
-              </w:rPr>
-              <w:t xml:space="preserve">2.</w:t>
-            </w:r>
-            <w:r>
-              <w:rPr>
-                <w:rStyle w:val="1586"/>
-              </w:rPr>
-              <w:t xml:space="preserve">3</w:t>
-            </w:r>
-            <w:r>
-              <w:rPr>
-                <w:rStyle w:val="1586"/>
-              </w:rPr>
-              <w:t xml:space="preserve"> </w:t>
-            </w:r>
-            <w:r>
-              <w:rPr>
-                <w:rStyle w:val="1586"/>
-              </w:rPr>
-              <w:t xml:space="preserve">Exigences </w:t>
-            </w:r>
-            <w:r>
-              <w:rPr>
-                <w:rStyle w:val="1586"/>
-              </w:rPr>
-              <w:t xml:space="preserve">Non-</w:t>
-            </w:r>
-            <w:r>
-              <w:rPr>
-                <w:rStyle w:val="1586"/>
-              </w:rPr>
-              <w:t xml:space="preserve">Fonctionnelles</w:t>
-            </w:r>
-            <w:r>
-              <w:rPr>
-                <w:rStyle w:val="1586"/>
-              </w:rPr>
-            </w:r>
-            <w:r>
-              <w:tab/>
-            </w:r>
-            <w:r>
-              <w:fldChar w:fldCharType="begin"/>
-              <w:instrText xml:space="preserve">PAGEREF _Toc9 \h</w:instrText>
-              <w:fldChar w:fldCharType="separate"/>
-              <w:t xml:space="preserve">4</w:t>
-              <w:fldChar w:fldCharType="end"/>
-            </w:r>
-          </w:hyperlink>
-          <w:r/>
-          <w:r/>
-        </w:p>
-        <w:p>
-          <w:pPr>
-            <w:pStyle w:val="1588"/>
-            <w:pBdr/>
-            <w:tabs>
-              <w:tab w:val="right" w:leader="dot" w:pos="9061"/>
-            </w:tabs>
-            <w:spacing/>
-            <w:ind/>
-            <w:rPr/>
-          </w:pPr>
-          <w:r/>
-          <w:hyperlink w:tooltip="#_Toc10" w:anchor="_Toc10" w:history="1">
-            <w:r>
-              <w:rPr>
-                <w:rStyle w:val="1586"/>
-              </w:rPr>
-            </w:r>
-            <w:r>
-              <w:rPr>
-                <w:rStyle w:val="1586"/>
-                <w:highlight w:val="none"/>
-                <w:lang w:val="fr-CH"/>
-              </w:rPr>
-              <w:t xml:space="preserve">2.4 Stockage des données persistantes</w:t>
-            </w:r>
-            <w:r>
-              <w:rPr>
-                <w:rStyle w:val="1586"/>
-              </w:rPr>
-            </w:r>
-            <w:r>
-              <w:tab/>
-            </w:r>
-            <w:r>
-              <w:fldChar w:fldCharType="begin"/>
-              <w:instrText xml:space="preserve">PAGEREF _Toc10 \h</w:instrText>
-              <w:fldChar w:fldCharType="separate"/>
-              <w:t xml:space="preserve">4</w:t>
-              <w:fldChar w:fldCharType="end"/>
-            </w:r>
-          </w:hyperlink>
-          <w:r/>
-          <w:r/>
-        </w:p>
-        <w:p>
-          <w:pPr>
-            <w:pStyle w:val="1600"/>
-            <w:pBdr/>
-            <w:tabs>
-              <w:tab w:val="right" w:leader="dot" w:pos="9061"/>
-            </w:tabs>
-            <w:spacing/>
-            <w:ind/>
-            <w:rPr/>
-          </w:pPr>
-          <w:r/>
-          <w:hyperlink w:tooltip="#_Toc11" w:anchor="_Toc11" w:history="1">
-            <w:r>
-              <w:rPr>
-                <w:rStyle w:val="1586"/>
-              </w:rPr>
-            </w:r>
-            <w:r>
-              <w:rPr>
-                <w:rStyle w:val="1586"/>
-                <w:highlight w:val="none"/>
-                <w:lang w:val="fr-CH" w:bidi="fr-CH"/>
-              </w:rPr>
-              <w:t xml:space="preserve">2.4.1 Choix technologique</w:t>
-            </w:r>
-            <w:r>
-              <w:rPr>
-                <w:rStyle w:val="1586"/>
-              </w:rPr>
-            </w:r>
-            <w:r>
-              <w:tab/>
-            </w:r>
-            <w:r>
-              <w:fldChar w:fldCharType="begin"/>
-              <w:instrText xml:space="preserve">PAGEREF _Toc11 \h</w:instrText>
-              <w:fldChar w:fldCharType="separate"/>
-              <w:t xml:space="preserve">4</w:t>
-              <w:fldChar w:fldCharType="end"/>
-            </w:r>
-          </w:hyperlink>
-          <w:r/>
-          <w:r/>
-        </w:p>
-        <w:p>
-          <w:pPr>
-            <w:pStyle w:val="1588"/>
-            <w:pBdr/>
-            <w:tabs>
-              <w:tab w:val="right" w:leader="dot" w:pos="9061"/>
-            </w:tabs>
-            <w:spacing/>
-            <w:ind/>
-            <w:rPr/>
-          </w:pPr>
-          <w:r/>
-          <w:hyperlink w:tooltip="#_Toc12" w:anchor="_Toc12" w:history="1">
-            <w:r>
-              <w:rPr>
-                <w:rStyle w:val="1586"/>
-              </w:rPr>
-            </w:r>
-            <w:r>
-              <w:rPr>
-                <w:rStyle w:val="1586"/>
-                <w:lang w:val="fr-CH"/>
-              </w:rPr>
-              <w:t xml:space="preserve">2.5 </w:t>
-            </w:r>
-            <w:r>
-              <w:rPr>
-                <w:rStyle w:val="1586"/>
-                <w:lang w:val="fr-CH"/>
-              </w:rPr>
-              <w:t xml:space="preserve">Langage de programmation et Framework d'interface</w:t>
-            </w:r>
-            <w:r>
-              <w:rPr>
-                <w:rStyle w:val="1586"/>
-              </w:rPr>
-            </w:r>
-            <w:r>
-              <w:tab/>
-            </w:r>
-            <w:r>
-              <w:fldChar w:fldCharType="begin"/>
-              <w:instrText xml:space="preserve">PAGEREF _Toc12 \h</w:instrText>
-              <w:fldChar w:fldCharType="separate"/>
-              <w:t xml:space="preserve">4</w:t>
-              <w:fldChar w:fldCharType="end"/>
-            </w:r>
-          </w:hyperlink>
-          <w:r/>
-          <w:r/>
-        </w:p>
-        <w:p>
-          <w:pPr>
-            <w:pStyle w:val="1600"/>
-            <w:pBdr/>
-            <w:tabs>
-              <w:tab w:val="right" w:leader="dot" w:pos="9061"/>
-            </w:tabs>
-            <w:spacing/>
-            <w:ind/>
-            <w:rPr/>
-          </w:pPr>
-          <w:r/>
-          <w:hyperlink w:tooltip="#_Toc13" w:anchor="_Toc13" w:history="1">
-            <w:r>
-              <w:rPr>
-                <w:rStyle w:val="1586"/>
-              </w:rPr>
-            </w:r>
-            <w:r>
-              <w:rPr>
-                <w:rStyle w:val="1586"/>
-                <w:lang w:val="fr-CH"/>
-              </w:rPr>
-              <w:t xml:space="preserve">2.5.1 Langage : C# (.NET)</w:t>
-            </w:r>
-            <w:r>
-              <w:rPr>
-                <w:rStyle w:val="1586"/>
-              </w:rPr>
-            </w:r>
-            <w:r>
-              <w:tab/>
-            </w:r>
-            <w:r>
-              <w:fldChar w:fldCharType="begin"/>
-              <w:instrText xml:space="preserve">PAGEREF _Toc13 \h</w:instrText>
-              <w:fldChar w:fldCharType="separate"/>
-              <w:t xml:space="preserve">4</w:t>
-              <w:fldChar w:fldCharType="end"/>
-            </w:r>
-          </w:hyperlink>
-          <w:r/>
-          <w:r/>
-        </w:p>
-        <w:p>
-          <w:pPr>
-            <w:pStyle w:val="1600"/>
-            <w:pBdr/>
-            <w:tabs>
-              <w:tab w:val="right" w:leader="dot" w:pos="9061"/>
-            </w:tabs>
-            <w:spacing/>
-            <w:ind/>
-            <w:rPr/>
-          </w:pPr>
-          <w:r/>
-          <w:hyperlink w:tooltip="#_Toc14" w:anchor="_Toc14" w:history="1">
-            <w:r>
-              <w:rPr>
-                <w:rStyle w:val="1586"/>
-              </w:rPr>
-            </w:r>
-            <w:r>
-              <w:rPr>
-                <w:rStyle w:val="1586"/>
-                <w:lang w:val="fr-CH"/>
-              </w:rPr>
-              <w:t xml:space="preserve">2.5.2 Framework Graphique : Avalonia UI</w:t>
-            </w:r>
-            <w:r>
-              <w:rPr>
-                <w:rStyle w:val="1586"/>
-              </w:rPr>
-            </w:r>
-            <w:r>
-              <w:tab/>
-            </w:r>
-            <w:r>
-              <w:fldChar w:fldCharType="begin"/>
-              <w:instrText xml:space="preserve">PAGEREF _Toc14 \h</w:instrText>
-              <w:fldChar w:fldCharType="separate"/>
-              <w:t xml:space="preserve">5</w:t>
-              <w:fldChar w:fldCharType="end"/>
-            </w:r>
-          </w:hyperlink>
-          <w:r/>
-          <w:r/>
-        </w:p>
-        <w:p>
-          <w:pPr>
-            <w:pStyle w:val="1588"/>
-            <w:pBdr/>
-            <w:tabs>
-              <w:tab w:val="right" w:leader="dot" w:pos="9061"/>
-            </w:tabs>
-            <w:spacing/>
-            <w:ind/>
-            <w:rPr/>
-          </w:pPr>
-          <w:r/>
-          <w:hyperlink w:tooltip="#_Toc15" w:anchor="_Toc15" w:history="1">
-            <w:r>
-              <w:rPr>
-                <w:rStyle w:val="1586"/>
-              </w:rPr>
-            </w:r>
-            <w:r>
-              <w:rPr>
-                <w:rStyle w:val="1586"/>
-                <w:lang w:val="fr-CH"/>
-              </w:rPr>
-              <w:t xml:space="preserve">2.6 Architecture logiciel </w:t>
-            </w:r>
-            <w:r>
-              <w:rPr>
-                <w:rStyle w:val="1586"/>
-              </w:rPr>
-            </w:r>
-            <w:r>
-              <w:tab/>
-            </w:r>
-            <w:r>
-              <w:fldChar w:fldCharType="begin"/>
-              <w:instrText xml:space="preserve">PAGEREF _Toc15 \h</w:instrText>
-              <w:fldChar w:fldCharType="separate"/>
-              <w:t xml:space="preserve">5</w:t>
-              <w:fldChar w:fldCharType="end"/>
-            </w:r>
-          </w:hyperlink>
-          <w:r/>
-          <w:r/>
-        </w:p>
-        <w:p>
-          <w:pPr>
-            <w:pStyle w:val="1600"/>
-            <w:pBdr/>
-            <w:tabs>
-              <w:tab w:val="right" w:leader="dot" w:pos="9061"/>
-            </w:tabs>
-            <w:spacing/>
-            <w:ind/>
-            <w:rPr/>
-          </w:pPr>
-          <w:r/>
-          <w:hyperlink w:tooltip="#_Toc16" w:anchor="_Toc16" w:history="1">
-            <w:r>
-              <w:rPr>
-                <w:rStyle w:val="1586"/>
-              </w:rPr>
-            </w:r>
-            <w:r>
-              <w:rPr>
-                <w:rStyle w:val="1586"/>
-                <w:highlight w:val="none"/>
-                <w:lang w:val="fr-CH"/>
-              </w:rPr>
-              <w:t xml:space="preserve">2.6.1 Architecture interne</w:t>
-            </w:r>
-            <w:r>
-              <w:rPr>
-                <w:rStyle w:val="1586"/>
-              </w:rPr>
-            </w:r>
-            <w:r>
-              <w:tab/>
-            </w:r>
-            <w:r>
-              <w:fldChar w:fldCharType="begin"/>
-              <w:instrText xml:space="preserve">PAGEREF _Toc16 \h</w:instrText>
-              <w:fldChar w:fldCharType="separate"/>
-              <w:t xml:space="preserve">5</w:t>
-              <w:fldChar w:fldCharType="end"/>
-            </w:r>
-          </w:hyperlink>
-          <w:r/>
-          <w:r/>
-        </w:p>
-        <w:p>
-          <w:pPr>
-            <w:pStyle w:val="1588"/>
-            <w:pBdr/>
-            <w:tabs>
-              <w:tab w:val="right" w:leader="dot" w:pos="9061"/>
-            </w:tabs>
-            <w:spacing/>
-            <w:ind/>
-            <w:rPr/>
-          </w:pPr>
-          <w:r/>
-          <w:hyperlink w:tooltip="#_Toc17" w:anchor="_Toc17" w:history="1">
-            <w:r>
-              <w:rPr>
-                <w:rStyle w:val="1586"/>
-              </w:rPr>
-            </w:r>
-            <w:r>
-              <w:rPr>
-                <w:rStyle w:val="1586"/>
-                <w:lang w:val="fr-CH"/>
-              </w:rPr>
-              <w:t xml:space="preserve">2.7 Diagramme de Cas d’Utilisation</w:t>
-            </w:r>
-            <w:r>
-              <w:rPr>
-                <w:rStyle w:val="1586"/>
-              </w:rPr>
-            </w:r>
-            <w:r>
-              <w:tab/>
-            </w:r>
-            <w:r>
-              <w:fldChar w:fldCharType="begin"/>
-              <w:instrText xml:space="preserve">PAGEREF _Toc17 \h</w:instrText>
-              <w:fldChar w:fldCharType="separate"/>
-              <w:t xml:space="preserve">6</w:t>
-              <w:fldChar w:fldCharType="end"/>
-            </w:r>
-          </w:hyperlink>
-          <w:r/>
-          <w:r/>
-        </w:p>
-        <w:p>
-          <w:pPr>
-            <w:pStyle w:val="1588"/>
-            <w:pBdr/>
-            <w:tabs>
-              <w:tab w:val="right" w:leader="dot" w:pos="9061"/>
-            </w:tabs>
-            <w:spacing/>
-            <w:ind/>
-            <w:rPr/>
-          </w:pPr>
-          <w:r/>
-          <w:hyperlink w:tooltip="#_Toc18" w:anchor="_Toc18" w:history="1">
-            <w:r>
-              <w:rPr>
-                <w:rStyle w:val="1586"/>
-              </w:rPr>
-            </w:r>
-            <w:r>
-              <w:rPr>
-                <w:rStyle w:val="1586"/>
-                <w:highlight w:val="none"/>
-                <w:lang w:val="fr-CH" w:bidi="fr-CH"/>
-              </w:rPr>
-              <w:t xml:space="preserve">2.</w:t>
-            </w:r>
-            <w:r>
-              <w:rPr>
-                <w:rStyle w:val="1586"/>
-                <w:highlight w:val="none"/>
-                <w:lang w:val="fr-CH" w:bidi="fr-CH"/>
-              </w:rPr>
-              <w:t xml:space="preserve">8 </w:t>
-            </w:r>
-            <w:r>
-              <w:rPr>
-                <w:rStyle w:val="1586"/>
-              </w:rPr>
-              <w:t xml:space="preserve">Modèle Conceptuel de Données (MCD)</w:t>
-            </w:r>
-            <w:r>
-              <w:rPr>
-                <w:rStyle w:val="1586"/>
-                <w:highlight w:val="none"/>
-                <w:lang w:val="fr-CH" w:bidi="fr-CH"/>
-              </w:rPr>
-              <w:t xml:space="preserve"> </w:t>
-            </w:r>
-            <w:r>
-              <w:rPr>
-                <w:rStyle w:val="1586"/>
-                <w:lang w:val="fr-CH"/>
-              </w:rPr>
-            </w:r>
-            <w:r>
-              <w:tab/>
-            </w:r>
-            <w:r>
-              <w:fldChar w:fldCharType="begin"/>
-              <w:instrText xml:space="preserve">PAGEREF _Toc18 \h</w:instrText>
-              <w:fldChar w:fldCharType="separate"/>
-              <w:t xml:space="preserve">7</w:t>
-              <w:fldChar w:fldCharType="end"/>
-            </w:r>
-          </w:hyperlink>
-          <w:r>
-            <w:rPr>
-              <w:lang w:val="fr-CH"/>
-            </w:rPr>
-          </w:r>
-          <w:r/>
-        </w:p>
-        <w:p>
-          <w:pPr>
-            <w:pStyle w:val="1585"/>
-            <w:pBdr/>
-            <w:tabs>
-              <w:tab w:val="right" w:leader="dot" w:pos="9061"/>
-            </w:tabs>
-            <w:spacing/>
-            <w:ind/>
-            <w:rPr/>
-          </w:pPr>
-          <w:r/>
-          <w:hyperlink w:tooltip="#_Toc19" w:anchor="_Toc19" w:history="1">
-            <w:r>
-              <w:rPr>
-                <w:rStyle w:val="1586"/>
-              </w:rPr>
-            </w:r>
-            <w:r>
-              <w:rPr>
-                <w:rStyle w:val="1586"/>
-                <w:highlight w:val="none"/>
-                <w:lang w:val="fr-CH" w:bidi="fr-CH"/>
-              </w:rPr>
-              <w:t xml:space="preserve">3. Conception de l’application</w:t>
-            </w:r>
-            <w:r>
-              <w:rPr>
-                <w:rStyle w:val="1586"/>
-              </w:rPr>
-            </w:r>
-            <w:r>
-              <w:tab/>
-            </w:r>
-            <w:r>
-              <w:fldChar w:fldCharType="begin"/>
-              <w:instrText xml:space="preserve">PAGEREF _Toc19 \h</w:instrText>
-              <w:fldChar w:fldCharType="separate"/>
-              <w:t xml:space="preserve">8</w:t>
-              <w:fldChar w:fldCharType="end"/>
-            </w:r>
-          </w:hyperlink>
-          <w:r/>
-          <w:r/>
-        </w:p>
-        <w:p>
-          <w:pPr>
-            <w:pStyle w:val="1588"/>
-            <w:pBdr/>
-            <w:tabs>
-              <w:tab w:val="right" w:leader="dot" w:pos="9061"/>
-            </w:tabs>
-            <w:spacing/>
-            <w:ind/>
-            <w:rPr>
-              <w:highlight w:val="none"/>
-            </w:rPr>
-          </w:pPr>
-          <w:r/>
-          <w:hyperlink w:tooltip="#_Toc20" w:anchor="_Toc20" w:history="1">
-            <w:r>
-              <w:rPr>
-                <w:rStyle w:val="1586"/>
-              </w:rPr>
-            </w:r>
-            <w:r>
-              <w:rPr>
-                <w:rStyle w:val="1586"/>
-                <w:highlight w:val="none"/>
-                <w:lang w:val="fr-CH" w:bidi="fr-CH"/>
-              </w:rPr>
-              <w:t xml:space="preserve">3.1 Interface utilisateur</w:t>
-            </w:r>
-            <w:r>
-              <w:rPr>
-                <w:rStyle w:val="1586"/>
-                <w:highlight w:val="none"/>
-                <w:lang w:val="fr-CH"/>
-              </w:rPr>
-            </w:r>
-            <w:r>
-              <w:tab/>
-            </w:r>
-            <w:r>
-              <w:fldChar w:fldCharType="begin"/>
-              <w:instrText xml:space="preserve">PAGEREF _Toc20 \h</w:instrText>
-              <w:fldChar w:fldCharType="separate"/>
-              <w:t xml:space="preserve">8</w:t>
-              <w:fldChar w:fldCharType="end"/>
-            </w:r>
-          </w:hyperlink>
-          <w:r>
-            <w:rPr>
-              <w:highlight w:val="none"/>
-              <w:lang w:val="fr-CH" w:bidi="fr-CH"/>
-            </w:rPr>
-          </w:r>
-          <w:r>
-            <w:rPr>
-              <w:highlight w:val="none"/>
-            </w:rPr>
-          </w:r>
-        </w:p>
-        <w:p>
-          <w:pPr>
-            <w:pStyle w:val="1600"/>
-            <w:pBdr/>
-            <w:tabs>
-              <w:tab w:val="right" w:leader="dot" w:pos="9061"/>
-            </w:tabs>
-            <w:spacing/>
-            <w:ind/>
-            <w:rPr>
-              <w:highlight w:val="none"/>
-            </w:rPr>
-          </w:pPr>
-          <w:r/>
-          <w:hyperlink w:tooltip="#_Toc21" w:anchor="_Toc21" w:history="1">
-            <w:r>
-              <w:rPr>
-                <w:rStyle w:val="1586"/>
-              </w:rPr>
-            </w:r>
-            <w:r>
-              <w:rPr>
-                <w:rStyle w:val="1586"/>
-                <w:highlight w:val="none"/>
-                <w:lang w:val="fr-CH" w:bidi="fr-CH"/>
-              </w:rPr>
-              <w:t xml:space="preserve">3.1.1 Choix de design</w:t>
-            </w:r>
-            <w:r>
-              <w:rPr>
-                <w:rStyle w:val="1586"/>
-              </w:rPr>
-            </w:r>
-            <w:r>
-              <w:tab/>
-            </w:r>
-            <w:r>
-              <w:fldChar w:fldCharType="begin"/>
-              <w:instrText xml:space="preserve">PAGEREF _Toc21 \h</w:instrText>
-              <w:fldChar w:fldCharType="separate"/>
-              <w:t xml:space="preserve">8</w:t>
-              <w:fldChar w:fldCharType="end"/>
-            </w:r>
-          </w:hyperlink>
-          <w:r>
-            <w:rPr>
-              <w:highlight w:val="none"/>
-              <w:lang w:val="fr-CH" w:bidi="fr-CH"/>
-            </w:rPr>
-          </w:r>
-          <w:r>
-            <w:rPr>
-              <w:highlight w:val="none"/>
-            </w:rPr>
-          </w:r>
-        </w:p>
-        <w:p>
-          <w:pPr>
-            <w:pStyle w:val="1588"/>
-            <w:pBdr/>
-            <w:tabs>
-              <w:tab w:val="right" w:leader="dot" w:pos="9061"/>
-            </w:tabs>
-            <w:spacing/>
-            <w:ind/>
-            <w:rPr/>
-          </w:pPr>
-          <w:r/>
-          <w:hyperlink w:tooltip="#_Toc22" w:anchor="_Toc22" w:history="1">
-            <w:r>
-              <w:rPr>
-                <w:rStyle w:val="1586"/>
-              </w:rPr>
-            </w:r>
-            <w:r>
-              <w:rPr>
-                <w:rStyle w:val="1586"/>
-                <w:highlight w:val="none"/>
-                <w:lang w:val="fr-CH" w:bidi="fr-CH"/>
-              </w:rPr>
-              <w:t xml:space="preserve">3.2 Pages</w:t>
-            </w:r>
-            <w:r>
-              <w:rPr>
-                <w:rStyle w:val="1586"/>
-                <w:lang w:val="fr-CH"/>
-              </w:rPr>
-            </w:r>
-            <w:r>
-              <w:tab/>
-            </w:r>
-            <w:r>
-              <w:fldChar w:fldCharType="begin"/>
-              <w:instrText xml:space="preserve">PAGEREF _Toc22 \h</w:instrText>
-              <w:fldChar w:fldCharType="separate"/>
-              <w:t xml:space="preserve">8</w:t>
-              <w:fldChar w:fldCharType="end"/>
-            </w:r>
-          </w:hyperlink>
-          <w:r>
-            <w:rPr>
-              <w:lang w:val="fr-CH"/>
-            </w:rPr>
-          </w:r>
-          <w:r/>
-        </w:p>
-        <w:p>
-          <w:pPr>
-            <w:pStyle w:val="1600"/>
-            <w:pBdr/>
-            <w:tabs>
-              <w:tab w:val="right" w:leader="dot" w:pos="9061"/>
-            </w:tabs>
-            <w:spacing/>
-            <w:ind/>
-            <w:rPr/>
-          </w:pPr>
-          <w:r/>
-          <w:hyperlink w:tooltip="#_Toc23" w:anchor="_Toc23" w:history="1">
-            <w:r>
-              <w:rPr>
-                <w:rStyle w:val="1586"/>
-              </w:rPr>
-            </w:r>
-            <w:r>
-              <w:rPr>
-                <w:rStyle w:val="1586"/>
-                <w:highlight w:val="none"/>
-                <w:lang w:val="fr-CH" w:bidi="fr-CH"/>
-              </w:rPr>
-              <w:t xml:space="preserve">3.2.1 Accueil</w:t>
-            </w:r>
-            <w:r>
-              <w:rPr>
-                <w:rStyle w:val="1586"/>
-                <w:lang w:val="fr-CH"/>
-              </w:rPr>
-            </w:r>
-            <w:r>
-              <w:tab/>
-            </w:r>
-            <w:r>
-              <w:fldChar w:fldCharType="begin"/>
-              <w:instrText xml:space="preserve">PAGEREF _Toc23 \h</w:instrText>
-              <w:fldChar w:fldCharType="separate"/>
-              <w:t xml:space="preserve">9</w:t>
-              <w:fldChar w:fldCharType="end"/>
-            </w:r>
-          </w:hyperlink>
-          <w:r>
-            <w:rPr>
-              <w:lang w:val="fr-CH"/>
-            </w:rPr>
-          </w:r>
-          <w:r/>
-        </w:p>
-        <w:p>
-          <w:pPr>
-            <w:pStyle w:val="1600"/>
-            <w:pBdr/>
-            <w:tabs>
-              <w:tab w:val="right" w:leader="dot" w:pos="9061"/>
-            </w:tabs>
-            <w:spacing/>
-            <w:ind/>
-            <w:rPr/>
-          </w:pPr>
-          <w:r/>
-          <w:hyperlink w:tooltip="#_Toc24" w:anchor="_Toc24" w:history="1">
-            <w:r>
-              <w:rPr>
-                <w:rStyle w:val="1586"/>
-              </w:rPr>
-            </w:r>
-            <w:r>
-              <w:rPr>
-                <w:rStyle w:val="1586"/>
-                <w:highlight w:val="none"/>
-                <w:lang w:val="fr-CH" w:bidi="fr-CH"/>
-              </w:rPr>
-              <w:t xml:space="preserve">3.2.2</w:t>
-            </w:r>
-            <w:r>
-              <w:rPr>
-                <w:rStyle w:val="1586"/>
-                <w:highlight w:val="none"/>
-                <w:lang w:val="fr-CH" w:bidi="fr-CH"/>
-              </w:rPr>
-              <w:t xml:space="preserve"> Note</w:t>
-            </w:r>
-            <w:r>
-              <w:rPr>
-                <w:rStyle w:val="1586"/>
-                <w:lang w:val="fr-CH"/>
-              </w:rPr>
-            </w:r>
-            <w:r>
-              <w:tab/>
-            </w:r>
-            <w:r>
-              <w:fldChar w:fldCharType="begin"/>
-              <w:instrText xml:space="preserve">PAGEREF _Toc24 \h</w:instrText>
-              <w:fldChar w:fldCharType="separate"/>
-              <w:t xml:space="preserve">9</w:t>
-              <w:fldChar w:fldCharType="end"/>
-            </w:r>
-          </w:hyperlink>
-          <w:r>
-            <w:rPr>
-              <w:lang w:val="fr-CH"/>
-            </w:rPr>
-          </w:r>
-          <w:r/>
-        </w:p>
-        <w:p>
-          <w:pPr>
-            <w:pStyle w:val="1600"/>
-            <w:pBdr/>
-            <w:tabs>
-              <w:tab w:val="right" w:leader="dot" w:pos="9061"/>
-            </w:tabs>
-            <w:spacing/>
-            <w:ind/>
-            <w:rPr/>
-          </w:pPr>
-          <w:r/>
-          <w:hyperlink w:tooltip="#_Toc25" w:anchor="_Toc25" w:history="1">
-            <w:r>
-              <w:rPr>
-                <w:rStyle w:val="1586"/>
-              </w:rPr>
-            </w:r>
-            <w:r>
-              <w:rPr>
-                <w:rStyle w:val="1586"/>
-                <w:highlight w:val="none"/>
-                <w:lang w:val="fr-CH" w:bidi="fr-CH"/>
-              </w:rPr>
-              <w:t xml:space="preserve">3.2.3 </w:t>
-            </w:r>
-            <w:r>
-              <w:rPr>
-                <w:rStyle w:val="1586"/>
-              </w:rPr>
-              <w:t xml:space="preserve">Journaux</w:t>
-            </w:r>
-            <w:r>
-              <w:rPr>
-                <w:rStyle w:val="1586"/>
-                <w:lang w:val="fr-CH"/>
-              </w:rPr>
-            </w:r>
-            <w:r>
-              <w:tab/>
-            </w:r>
-            <w:r>
-              <w:fldChar w:fldCharType="begin"/>
-              <w:instrText xml:space="preserve">PAGEREF _Toc25 \h</w:instrText>
-              <w:fldChar w:fldCharType="separate"/>
-              <w:t xml:space="preserve">10</w:t>
-              <w:fldChar w:fldCharType="end"/>
-            </w:r>
-          </w:hyperlink>
-          <w:r>
-            <w:rPr>
-              <w:lang w:val="fr-CH"/>
-            </w:rPr>
-          </w:r>
-          <w:r/>
-        </w:p>
-        <w:p>
-          <w:pPr>
-            <w:pStyle w:val="1600"/>
-            <w:pBdr/>
-            <w:tabs>
-              <w:tab w:val="right" w:leader="dot" w:pos="9061"/>
-            </w:tabs>
-            <w:spacing/>
-            <w:ind/>
-            <w:rPr/>
-          </w:pPr>
-          <w:r/>
-          <w:hyperlink w:tooltip="#_Toc26" w:anchor="_Toc26" w:history="1">
-            <w:r>
-              <w:rPr>
-                <w:rStyle w:val="1586"/>
-              </w:rPr>
-            </w:r>
-            <w:r>
-              <w:rPr>
-                <w:rStyle w:val="1586"/>
-                <w:highlight w:val="none"/>
-                <w:lang w:val="fr-CH" w:bidi="fr-CH"/>
-              </w:rPr>
-              <w:t xml:space="preserve">3.2.4 Paramètres</w:t>
-            </w:r>
-            <w:r>
-              <w:rPr>
-                <w:rStyle w:val="1586"/>
-                <w:lang w:val="fr-CH"/>
-              </w:rPr>
-            </w:r>
-            <w:r>
-              <w:tab/>
-            </w:r>
-            <w:r>
-              <w:fldChar w:fldCharType="begin"/>
-              <w:instrText xml:space="preserve">PAGEREF _Toc26 \h</w:instrText>
-              <w:fldChar w:fldCharType="separate"/>
-              <w:t xml:space="preserve">11</w:t>
               <w:fldChar w:fldCharType="end"/>
             </w:r>
           </w:hyperlink>
@@ -2282,39 +1143,801 @@
             </w:tabs>
             <w:spacing/>
             <w:ind/>
+            <w:rPr/>
+          </w:pPr>
+          <w:r/>
+          <w:hyperlink w:tooltip="#_Toc6" w:anchor="_Toc6" w:history="1">
+            <w:r>
+              <w:rPr>
+                <w:rStyle w:val="1589"/>
+              </w:rPr>
+            </w:r>
+            <w:r>
+              <w:rPr>
+                <w:rStyle w:val="1589"/>
+                <w:lang w:val="fr-CH"/>
+              </w:rPr>
+              <w:t xml:space="preserve">2</w:t>
+            </w:r>
+            <w:r>
+              <w:rPr>
+                <w:rStyle w:val="1589"/>
+                <w:lang w:val="fr-CH"/>
+              </w:rPr>
+              <w:t xml:space="preserve">.</w:t>
+            </w:r>
+            <w:r>
+              <w:rPr>
+                <w:rStyle w:val="1589"/>
+                <w:rFonts w:asciiTheme="minorHAnsi" w:hAnsiTheme="minorHAnsi" w:eastAsiaTheme="minorHAnsi" w:cstheme="minorBidi"/>
+              </w:rPr>
+              <w:t xml:space="preserve"> </w:t>
+            </w:r>
+            <w:r>
+              <w:rPr>
+                <w:rStyle w:val="1589"/>
+              </w:rPr>
+              <w:t xml:space="preserve">Spécifications</w:t>
+            </w:r>
+            <w:r>
+              <w:rPr>
+                <w:rStyle w:val="1589"/>
+              </w:rPr>
+              <w:t xml:space="preserve"> de </w:t>
+            </w:r>
+            <w:r>
+              <w:rPr>
+                <w:rStyle w:val="1589"/>
+              </w:rPr>
+              <w:t xml:space="preserve">l’ap</w:t>
+            </w:r>
+            <w:r>
+              <w:rPr>
+                <w:rStyle w:val="1589"/>
+                <w:lang w:val="fr-CH"/>
+              </w:rPr>
+              <w:t xml:space="preserve">plication</w:t>
+            </w:r>
+            <w:r>
+              <w:rPr>
+                <w:rStyle w:val="1589"/>
+              </w:rPr>
+            </w:r>
+            <w:r>
+              <w:tab/>
+            </w:r>
+            <w:r>
+              <w:fldChar w:fldCharType="begin"/>
+              <w:instrText xml:space="preserve">PAGEREF _Toc6 \h</w:instrText>
+              <w:fldChar w:fldCharType="separate"/>
+              <w:t xml:space="preserve">3</w:t>
+              <w:fldChar w:fldCharType="end"/>
+            </w:r>
+          </w:hyperlink>
+          <w:r/>
+          <w:r/>
+        </w:p>
+        <w:p>
+          <w:pPr>
+            <w:pStyle w:val="1591"/>
+            <w:pBdr/>
+            <w:tabs>
+              <w:tab w:val="right" w:leader="dot" w:pos="9061"/>
+            </w:tabs>
+            <w:spacing/>
+            <w:ind/>
+            <w:rPr/>
+          </w:pPr>
+          <w:r/>
+          <w:hyperlink w:tooltip="#_Toc7" w:anchor="_Toc7" w:history="1">
+            <w:r>
+              <w:rPr>
+                <w:rStyle w:val="1589"/>
+              </w:rPr>
+            </w:r>
+            <w:r>
+              <w:rPr>
+                <w:rStyle w:val="1589"/>
+              </w:rPr>
+              <w:t xml:space="preserve">2.1 Public cible</w:t>
+            </w:r>
+            <w:r>
+              <w:rPr>
+                <w:rStyle w:val="1589"/>
+              </w:rPr>
+            </w:r>
+            <w:r>
+              <w:tab/>
+            </w:r>
+            <w:r>
+              <w:fldChar w:fldCharType="begin"/>
+              <w:instrText xml:space="preserve">PAGEREF _Toc7 \h</w:instrText>
+              <w:fldChar w:fldCharType="separate"/>
+              <w:t xml:space="preserve">3</w:t>
+              <w:fldChar w:fldCharType="end"/>
+            </w:r>
+          </w:hyperlink>
+          <w:r/>
+          <w:r/>
+        </w:p>
+        <w:p>
+          <w:pPr>
+            <w:pStyle w:val="1591"/>
+            <w:pBdr/>
+            <w:tabs>
+              <w:tab w:val="right" w:leader="dot" w:pos="9061"/>
+            </w:tabs>
+            <w:spacing/>
+            <w:ind/>
+            <w:rPr/>
+          </w:pPr>
+          <w:r/>
+          <w:hyperlink w:tooltip="#_Toc8" w:anchor="_Toc8" w:history="1">
+            <w:r>
+              <w:rPr>
+                <w:rStyle w:val="1589"/>
+              </w:rPr>
+            </w:r>
+            <w:r>
+              <w:rPr>
+                <w:rStyle w:val="1589"/>
+                <w:lang w:val="fr-CH"/>
+              </w:rPr>
+              <w:t xml:space="preserve">2.</w:t>
+            </w:r>
+            <w:r>
+              <w:rPr>
+                <w:rStyle w:val="1589"/>
+                <w:lang w:val="fr-CH"/>
+              </w:rPr>
+              <w:t xml:space="preserve">2</w:t>
+            </w:r>
+            <w:r>
+              <w:rPr>
+                <w:rStyle w:val="1589"/>
+                <w:lang w:val="fr-CH"/>
+              </w:rPr>
+              <w:t xml:space="preserve"> </w:t>
+            </w:r>
+            <w:r>
+              <w:rPr>
+                <w:rStyle w:val="1589"/>
+              </w:rPr>
+              <w:t xml:space="preserve">Exigences fonctionnel</w:t>
+            </w:r>
+            <w:r>
+              <w:rPr>
+                <w:rStyle w:val="1589"/>
+                <w:lang w:val="fr-CH"/>
+              </w:rPr>
+              <w:t xml:space="preserve">le</w:t>
+            </w:r>
+            <w:r>
+              <w:rPr>
+                <w:rStyle w:val="1589"/>
+              </w:rPr>
+              <w:t xml:space="preserve">s</w:t>
+            </w:r>
+            <w:r>
+              <w:rPr>
+                <w:rStyle w:val="1589"/>
+              </w:rPr>
+              <w:t xml:space="preserve"> </w:t>
+            </w:r>
+            <w:r>
+              <w:rPr>
+                <w:rStyle w:val="1589"/>
+              </w:rPr>
+            </w:r>
+            <w:r>
+              <w:tab/>
+            </w:r>
+            <w:r>
+              <w:fldChar w:fldCharType="begin"/>
+              <w:instrText xml:space="preserve">PAGEREF _Toc8 \h</w:instrText>
+              <w:fldChar w:fldCharType="separate"/>
+              <w:t xml:space="preserve">3</w:t>
+              <w:fldChar w:fldCharType="end"/>
+            </w:r>
+          </w:hyperlink>
+          <w:r/>
+          <w:r/>
+        </w:p>
+        <w:p>
+          <w:pPr>
+            <w:pStyle w:val="1591"/>
+            <w:pBdr/>
+            <w:tabs>
+              <w:tab w:val="right" w:leader="dot" w:pos="9061"/>
+            </w:tabs>
+            <w:spacing/>
+            <w:ind/>
+            <w:rPr/>
+          </w:pPr>
+          <w:r/>
+          <w:hyperlink w:tooltip="#_Toc9" w:anchor="_Toc9" w:history="1">
+            <w:r>
+              <w:rPr>
+                <w:rStyle w:val="1589"/>
+              </w:rPr>
+            </w:r>
+            <w:r>
+              <w:rPr>
+                <w:rStyle w:val="1589"/>
+              </w:rPr>
+              <w:t xml:space="preserve">2.</w:t>
+            </w:r>
+            <w:r>
+              <w:rPr>
+                <w:rStyle w:val="1589"/>
+              </w:rPr>
+              <w:t xml:space="preserve">3</w:t>
+            </w:r>
+            <w:r>
+              <w:rPr>
+                <w:rStyle w:val="1589"/>
+              </w:rPr>
+              <w:t xml:space="preserve"> </w:t>
+            </w:r>
+            <w:r>
+              <w:rPr>
+                <w:rStyle w:val="1589"/>
+              </w:rPr>
+              <w:t xml:space="preserve">Exigences </w:t>
+            </w:r>
+            <w:r>
+              <w:rPr>
+                <w:rStyle w:val="1589"/>
+              </w:rPr>
+              <w:t xml:space="preserve">Non-</w:t>
+            </w:r>
+            <w:r>
+              <w:rPr>
+                <w:rStyle w:val="1589"/>
+              </w:rPr>
+              <w:t xml:space="preserve">Fonctionnelles</w:t>
+            </w:r>
+            <w:r>
+              <w:rPr>
+                <w:rStyle w:val="1589"/>
+              </w:rPr>
+            </w:r>
+            <w:r>
+              <w:tab/>
+            </w:r>
+            <w:r>
+              <w:fldChar w:fldCharType="begin"/>
+              <w:instrText xml:space="preserve">PAGEREF _Toc9 \h</w:instrText>
+              <w:fldChar w:fldCharType="separate"/>
+              <w:t xml:space="preserve">4</w:t>
+              <w:fldChar w:fldCharType="end"/>
+            </w:r>
+          </w:hyperlink>
+          <w:r/>
+          <w:r/>
+        </w:p>
+        <w:p>
+          <w:pPr>
+            <w:pStyle w:val="1591"/>
+            <w:pBdr/>
+            <w:tabs>
+              <w:tab w:val="right" w:leader="dot" w:pos="9061"/>
+            </w:tabs>
+            <w:spacing/>
+            <w:ind/>
+            <w:rPr/>
+          </w:pPr>
+          <w:r/>
+          <w:hyperlink w:tooltip="#_Toc10" w:anchor="_Toc10" w:history="1">
+            <w:r>
+              <w:rPr>
+                <w:rStyle w:val="1589"/>
+              </w:rPr>
+            </w:r>
+            <w:r>
+              <w:rPr>
+                <w:rStyle w:val="1589"/>
+                <w:highlight w:val="none"/>
+                <w:lang w:val="fr-CH"/>
+              </w:rPr>
+              <w:t xml:space="preserve">2.4 Stockage des données persistantes</w:t>
+            </w:r>
+            <w:r>
+              <w:rPr>
+                <w:rStyle w:val="1589"/>
+              </w:rPr>
+            </w:r>
+            <w:r>
+              <w:tab/>
+            </w:r>
+            <w:r>
+              <w:fldChar w:fldCharType="begin"/>
+              <w:instrText xml:space="preserve">PAGEREF _Toc10 \h</w:instrText>
+              <w:fldChar w:fldCharType="separate"/>
+              <w:t xml:space="preserve">4</w:t>
+              <w:fldChar w:fldCharType="end"/>
+            </w:r>
+          </w:hyperlink>
+          <w:r/>
+          <w:r/>
+        </w:p>
+        <w:p>
+          <w:pPr>
+            <w:pStyle w:val="1603"/>
+            <w:pBdr/>
+            <w:tabs>
+              <w:tab w:val="right" w:leader="dot" w:pos="9061"/>
+            </w:tabs>
+            <w:spacing/>
+            <w:ind/>
+            <w:rPr/>
+          </w:pPr>
+          <w:r/>
+          <w:hyperlink w:tooltip="#_Toc11" w:anchor="_Toc11" w:history="1">
+            <w:r>
+              <w:rPr>
+                <w:rStyle w:val="1589"/>
+              </w:rPr>
+            </w:r>
+            <w:r>
+              <w:rPr>
+                <w:rStyle w:val="1589"/>
+                <w:highlight w:val="none"/>
+                <w:lang w:val="fr-CH" w:bidi="fr-CH"/>
+              </w:rPr>
+              <w:t xml:space="preserve">2.4.1 Choix technologique</w:t>
+            </w:r>
+            <w:r>
+              <w:rPr>
+                <w:rStyle w:val="1589"/>
+              </w:rPr>
+            </w:r>
+            <w:r>
+              <w:tab/>
+            </w:r>
+            <w:r>
+              <w:fldChar w:fldCharType="begin"/>
+              <w:instrText xml:space="preserve">PAGEREF _Toc11 \h</w:instrText>
+              <w:fldChar w:fldCharType="separate"/>
+              <w:t xml:space="preserve">4</w:t>
+              <w:fldChar w:fldCharType="end"/>
+            </w:r>
+          </w:hyperlink>
+          <w:r/>
+          <w:r/>
+        </w:p>
+        <w:p>
+          <w:pPr>
+            <w:pStyle w:val="1591"/>
+            <w:pBdr/>
+            <w:tabs>
+              <w:tab w:val="right" w:leader="dot" w:pos="9061"/>
+            </w:tabs>
+            <w:spacing/>
+            <w:ind/>
+            <w:rPr/>
+          </w:pPr>
+          <w:r/>
+          <w:hyperlink w:tooltip="#_Toc12" w:anchor="_Toc12" w:history="1">
+            <w:r>
+              <w:rPr>
+                <w:rStyle w:val="1589"/>
+              </w:rPr>
+            </w:r>
+            <w:r>
+              <w:rPr>
+                <w:rStyle w:val="1589"/>
+                <w:lang w:val="fr-CH"/>
+              </w:rPr>
+              <w:t xml:space="preserve">2.5 </w:t>
+            </w:r>
+            <w:r>
+              <w:rPr>
+                <w:rStyle w:val="1589"/>
+                <w:lang w:val="fr-CH"/>
+              </w:rPr>
+              <w:t xml:space="preserve">Langage de programmation et Framework d'interface</w:t>
+            </w:r>
+            <w:r>
+              <w:rPr>
+                <w:rStyle w:val="1589"/>
+              </w:rPr>
+            </w:r>
+            <w:r>
+              <w:tab/>
+            </w:r>
+            <w:r>
+              <w:fldChar w:fldCharType="begin"/>
+              <w:instrText xml:space="preserve">PAGEREF _Toc12 \h</w:instrText>
+              <w:fldChar w:fldCharType="separate"/>
+              <w:t xml:space="preserve">4</w:t>
+              <w:fldChar w:fldCharType="end"/>
+            </w:r>
+          </w:hyperlink>
+          <w:r/>
+          <w:r/>
+        </w:p>
+        <w:p>
+          <w:pPr>
+            <w:pStyle w:val="1603"/>
+            <w:pBdr/>
+            <w:tabs>
+              <w:tab w:val="right" w:leader="dot" w:pos="9061"/>
+            </w:tabs>
+            <w:spacing/>
+            <w:ind/>
+            <w:rPr/>
+          </w:pPr>
+          <w:r/>
+          <w:hyperlink w:tooltip="#_Toc13" w:anchor="_Toc13" w:history="1">
+            <w:r>
+              <w:rPr>
+                <w:rStyle w:val="1589"/>
+              </w:rPr>
+            </w:r>
+            <w:r>
+              <w:rPr>
+                <w:rStyle w:val="1589"/>
+                <w:lang w:val="fr-CH"/>
+              </w:rPr>
+              <w:t xml:space="preserve">2.5.1 Langage : C# (.NET)</w:t>
+            </w:r>
+            <w:r>
+              <w:rPr>
+                <w:rStyle w:val="1589"/>
+              </w:rPr>
+            </w:r>
+            <w:r>
+              <w:tab/>
+            </w:r>
+            <w:r>
+              <w:fldChar w:fldCharType="begin"/>
+              <w:instrText xml:space="preserve">PAGEREF _Toc13 \h</w:instrText>
+              <w:fldChar w:fldCharType="separate"/>
+              <w:t xml:space="preserve">4</w:t>
+              <w:fldChar w:fldCharType="end"/>
+            </w:r>
+          </w:hyperlink>
+          <w:r/>
+          <w:r/>
+        </w:p>
+        <w:p>
+          <w:pPr>
+            <w:pStyle w:val="1603"/>
+            <w:pBdr/>
+            <w:tabs>
+              <w:tab w:val="right" w:leader="dot" w:pos="9061"/>
+            </w:tabs>
+            <w:spacing/>
+            <w:ind/>
+            <w:rPr/>
+          </w:pPr>
+          <w:r/>
+          <w:hyperlink w:tooltip="#_Toc14" w:anchor="_Toc14" w:history="1">
+            <w:r>
+              <w:rPr>
+                <w:rStyle w:val="1589"/>
+              </w:rPr>
+            </w:r>
+            <w:r>
+              <w:rPr>
+                <w:rStyle w:val="1589"/>
+                <w:lang w:val="fr-CH"/>
+              </w:rPr>
+              <w:t xml:space="preserve">2.5.2 Framework Graphique : Avalonia UI</w:t>
+            </w:r>
+            <w:r>
+              <w:rPr>
+                <w:rStyle w:val="1589"/>
+              </w:rPr>
+            </w:r>
+            <w:r>
+              <w:tab/>
+            </w:r>
+            <w:r>
+              <w:fldChar w:fldCharType="begin"/>
+              <w:instrText xml:space="preserve">PAGEREF _Toc14 \h</w:instrText>
+              <w:fldChar w:fldCharType="separate"/>
+              <w:t xml:space="preserve">5</w:t>
+              <w:fldChar w:fldCharType="end"/>
+            </w:r>
+          </w:hyperlink>
+          <w:r/>
+          <w:r/>
+        </w:p>
+        <w:p>
+          <w:pPr>
+            <w:pStyle w:val="1591"/>
+            <w:pBdr/>
+            <w:tabs>
+              <w:tab w:val="right" w:leader="dot" w:pos="9061"/>
+            </w:tabs>
+            <w:spacing/>
+            <w:ind/>
+            <w:rPr/>
+          </w:pPr>
+          <w:r/>
+          <w:hyperlink w:tooltip="#_Toc15" w:anchor="_Toc15" w:history="1">
+            <w:r>
+              <w:rPr>
+                <w:rStyle w:val="1589"/>
+              </w:rPr>
+            </w:r>
+            <w:r>
+              <w:rPr>
+                <w:rStyle w:val="1589"/>
+                <w:lang w:val="fr-CH"/>
+              </w:rPr>
+              <w:t xml:space="preserve">2.6 Architecture logiciel </w:t>
+            </w:r>
+            <w:r>
+              <w:rPr>
+                <w:rStyle w:val="1589"/>
+              </w:rPr>
+            </w:r>
+            <w:r>
+              <w:tab/>
+            </w:r>
+            <w:r>
+              <w:fldChar w:fldCharType="begin"/>
+              <w:instrText xml:space="preserve">PAGEREF _Toc15 \h</w:instrText>
+              <w:fldChar w:fldCharType="separate"/>
+              <w:t xml:space="preserve">5</w:t>
+              <w:fldChar w:fldCharType="end"/>
+            </w:r>
+          </w:hyperlink>
+          <w:r/>
+          <w:r/>
+        </w:p>
+        <w:p>
+          <w:pPr>
+            <w:pStyle w:val="1603"/>
+            <w:pBdr/>
+            <w:tabs>
+              <w:tab w:val="right" w:leader="dot" w:pos="9061"/>
+            </w:tabs>
+            <w:spacing/>
+            <w:ind/>
+            <w:rPr/>
+          </w:pPr>
+          <w:r/>
+          <w:hyperlink w:tooltip="#_Toc16" w:anchor="_Toc16" w:history="1">
+            <w:r>
+              <w:rPr>
+                <w:rStyle w:val="1589"/>
+              </w:rPr>
+            </w:r>
+            <w:r>
+              <w:rPr>
+                <w:rStyle w:val="1589"/>
+                <w:highlight w:val="none"/>
+                <w:lang w:val="fr-CH"/>
+              </w:rPr>
+              <w:t xml:space="preserve">2.6.1 Architecture interne</w:t>
+            </w:r>
+            <w:r>
+              <w:rPr>
+                <w:rStyle w:val="1589"/>
+              </w:rPr>
+            </w:r>
+            <w:r>
+              <w:tab/>
+            </w:r>
+            <w:r>
+              <w:fldChar w:fldCharType="begin"/>
+              <w:instrText xml:space="preserve">PAGEREF _Toc16 \h</w:instrText>
+              <w:fldChar w:fldCharType="separate"/>
+              <w:t xml:space="preserve">5</w:t>
+              <w:fldChar w:fldCharType="end"/>
+            </w:r>
+          </w:hyperlink>
+          <w:r/>
+          <w:r/>
+        </w:p>
+        <w:p>
+          <w:pPr>
+            <w:pStyle w:val="1591"/>
+            <w:pBdr/>
+            <w:tabs>
+              <w:tab w:val="right" w:leader="dot" w:pos="9061"/>
+            </w:tabs>
+            <w:spacing/>
+            <w:ind/>
+            <w:rPr/>
+          </w:pPr>
+          <w:r/>
+          <w:hyperlink w:tooltip="#_Toc17" w:anchor="_Toc17" w:history="1">
+            <w:r>
+              <w:rPr>
+                <w:rStyle w:val="1589"/>
+              </w:rPr>
+            </w:r>
+            <w:r>
+              <w:rPr>
+                <w:rStyle w:val="1589"/>
+                <w:lang w:val="fr-CH"/>
+              </w:rPr>
+              <w:t xml:space="preserve">2.7 Diagramme de Cas d’Utilisation</w:t>
+            </w:r>
+            <w:r>
+              <w:rPr>
+                <w:rStyle w:val="1589"/>
+              </w:rPr>
+            </w:r>
+            <w:r>
+              <w:tab/>
+            </w:r>
+            <w:r>
+              <w:fldChar w:fldCharType="begin"/>
+              <w:instrText xml:space="preserve">PAGEREF _Toc17 \h</w:instrText>
+              <w:fldChar w:fldCharType="separate"/>
+              <w:t xml:space="preserve">6</w:t>
+              <w:fldChar w:fldCharType="end"/>
+            </w:r>
+          </w:hyperlink>
+          <w:r/>
+          <w:r/>
+        </w:p>
+        <w:p>
+          <w:pPr>
+            <w:pStyle w:val="1591"/>
+            <w:pBdr/>
+            <w:tabs>
+              <w:tab w:val="right" w:leader="dot" w:pos="9061"/>
+            </w:tabs>
+            <w:spacing/>
+            <w:ind/>
+            <w:rPr/>
+          </w:pPr>
+          <w:r/>
+          <w:hyperlink w:tooltip="#_Toc18" w:anchor="_Toc18" w:history="1">
+            <w:r>
+              <w:rPr>
+                <w:rStyle w:val="1589"/>
+              </w:rPr>
+            </w:r>
+            <w:r>
+              <w:rPr>
+                <w:rStyle w:val="1589"/>
+                <w:highlight w:val="none"/>
+                <w:lang w:val="fr-CH" w:bidi="fr-CH"/>
+              </w:rPr>
+              <w:t xml:space="preserve">2.</w:t>
+            </w:r>
+            <w:r>
+              <w:rPr>
+                <w:rStyle w:val="1589"/>
+                <w:highlight w:val="none"/>
+                <w:lang w:val="fr-CH" w:bidi="fr-CH"/>
+              </w:rPr>
+              <w:t xml:space="preserve">8 </w:t>
+            </w:r>
+            <w:r>
+              <w:rPr>
+                <w:rStyle w:val="1589"/>
+              </w:rPr>
+              <w:t xml:space="preserve">Modèle Conceptuel de Données (MCD)</w:t>
+            </w:r>
+            <w:r>
+              <w:rPr>
+                <w:rStyle w:val="1589"/>
+                <w:highlight w:val="none"/>
+                <w:lang w:val="fr-CH" w:bidi="fr-CH"/>
+              </w:rPr>
+              <w:t xml:space="preserve"> </w:t>
+            </w:r>
+            <w:r>
+              <w:rPr>
+                <w:rStyle w:val="1589"/>
+                <w:lang w:val="fr-CH"/>
+              </w:rPr>
+            </w:r>
+            <w:r>
+              <w:tab/>
+            </w:r>
+            <w:r>
+              <w:fldChar w:fldCharType="begin"/>
+              <w:instrText xml:space="preserve">PAGEREF _Toc18 \h</w:instrText>
+              <w:fldChar w:fldCharType="separate"/>
+              <w:t xml:space="preserve">7</w:t>
+              <w:fldChar w:fldCharType="end"/>
+            </w:r>
+          </w:hyperlink>
+          <w:r>
+            <w:rPr>
+              <w:lang w:val="fr-CH"/>
+            </w:rPr>
+          </w:r>
+          <w:r/>
+        </w:p>
+        <w:p>
+          <w:pPr>
+            <w:pStyle w:val="1588"/>
+            <w:pBdr/>
+            <w:tabs>
+              <w:tab w:val="right" w:leader="dot" w:pos="9061"/>
+            </w:tabs>
+            <w:spacing/>
+            <w:ind/>
+            <w:rPr/>
+          </w:pPr>
+          <w:r/>
+          <w:hyperlink w:tooltip="#_Toc19" w:anchor="_Toc19" w:history="1">
+            <w:r>
+              <w:rPr>
+                <w:rStyle w:val="1589"/>
+              </w:rPr>
+            </w:r>
+            <w:r>
+              <w:rPr>
+                <w:rStyle w:val="1589"/>
+                <w:highlight w:val="none"/>
+                <w:lang w:val="fr-CH" w:bidi="fr-CH"/>
+              </w:rPr>
+              <w:t xml:space="preserve">3. Conception de l’application</w:t>
+            </w:r>
+            <w:r>
+              <w:rPr>
+                <w:rStyle w:val="1589"/>
+              </w:rPr>
+            </w:r>
+            <w:r>
+              <w:tab/>
+            </w:r>
+            <w:r>
+              <w:fldChar w:fldCharType="begin"/>
+              <w:instrText xml:space="preserve">PAGEREF _Toc19 \h</w:instrText>
+              <w:fldChar w:fldCharType="separate"/>
+              <w:t xml:space="preserve">8</w:t>
+              <w:fldChar w:fldCharType="end"/>
+            </w:r>
+          </w:hyperlink>
+          <w:r/>
+          <w:r/>
+        </w:p>
+        <w:p>
+          <w:pPr>
+            <w:pStyle w:val="1591"/>
+            <w:pBdr/>
+            <w:tabs>
+              <w:tab w:val="right" w:leader="dot" w:pos="9061"/>
+            </w:tabs>
+            <w:spacing/>
+            <w:ind/>
             <w:rPr>
               <w:highlight w:val="none"/>
             </w:rPr>
           </w:pPr>
           <w:r/>
-          <w:hyperlink w:tooltip="#_Toc27" w:anchor="_Toc27" w:history="1">
+          <w:hyperlink w:tooltip="#_Toc20" w:anchor="_Toc20" w:history="1">
             <w:r>
               <w:rPr>
-                <w:rStyle w:val="1586"/>
+                <w:rStyle w:val="1589"/>
               </w:rPr>
             </w:r>
             <w:r>
               <w:rPr>
-                <w:rStyle w:val="1586"/>
+                <w:rStyle w:val="1589"/>
+                <w:highlight w:val="none"/>
+                <w:lang w:val="fr-CH" w:bidi="fr-CH"/>
+              </w:rPr>
+              <w:t xml:space="preserve">3.1 Interface utilisateur</w:t>
+            </w:r>
+            <w:r>
+              <w:rPr>
+                <w:rStyle w:val="1589"/>
                 <w:highlight w:val="none"/>
                 <w:lang w:val="fr-CH"/>
               </w:rPr>
-              <w:t xml:space="preserve">3.2 Diagramme de Classes</w:t>
-            </w:r>
-            <w:r>
-              <w:rPr>
-                <w:rStyle w:val="1586"/>
-                <w:highlight w:val="none"/>
-              </w:rPr>
             </w:r>
             <w:r>
               <w:tab/>
             </w:r>
             <w:r>
               <w:fldChar w:fldCharType="begin"/>
-              <w:instrText xml:space="preserve">PAGEREF _Toc27 \h</w:instrText>
+              <w:instrText xml:space="preserve">PAGEREF _Toc20 \h</w:instrText>
               <w:fldChar w:fldCharType="separate"/>
-              <w:t xml:space="preserve">12</w:t>
+              <w:t xml:space="preserve">8</w:t>
               <w:fldChar w:fldCharType="end"/>
             </w:r>
           </w:hyperlink>
@@ -2331,7 +1954,382 @@
         </w:p>
         <w:p>
           <w:pPr>
-            <w:pStyle w:val="1600"/>
+            <w:pStyle w:val="1603"/>
+            <w:pBdr/>
+            <w:tabs>
+              <w:tab w:val="right" w:leader="dot" w:pos="9061"/>
+            </w:tabs>
+            <w:spacing/>
+            <w:ind/>
+            <w:rPr>
+              <w:highlight w:val="none"/>
+            </w:rPr>
+          </w:pPr>
+          <w:r/>
+          <w:hyperlink w:tooltip="#_Toc21" w:anchor="_Toc21" w:history="1">
+            <w:r>
+              <w:rPr>
+                <w:rStyle w:val="1589"/>
+              </w:rPr>
+            </w:r>
+            <w:r>
+              <w:rPr>
+                <w:rStyle w:val="1589"/>
+                <w:highlight w:val="none"/>
+                <w:lang w:val="fr-CH" w:bidi="fr-CH"/>
+              </w:rPr>
+              <w:t xml:space="preserve">3.1.1 Choix de design</w:t>
+            </w:r>
+            <w:r>
+              <w:rPr>
+                <w:rStyle w:val="1589"/>
+              </w:rPr>
+            </w:r>
+            <w:r>
+              <w:tab/>
+            </w:r>
+            <w:r>
+              <w:fldChar w:fldCharType="begin"/>
+              <w:instrText xml:space="preserve">PAGEREF _Toc21 \h</w:instrText>
+              <w:fldChar w:fldCharType="separate"/>
+              <w:t xml:space="preserve">8</w:t>
+              <w:fldChar w:fldCharType="end"/>
+            </w:r>
+          </w:hyperlink>
+          <w:r>
+            <w:rPr>
+              <w:highlight w:val="none"/>
+            </w:rPr>
+          </w:r>
+          <w:r>
+            <w:rPr>
+              <w:highlight w:val="none"/>
+            </w:rPr>
+          </w:r>
+        </w:p>
+        <w:p>
+          <w:pPr>
+            <w:pStyle w:val="1591"/>
+            <w:pBdr/>
+            <w:tabs>
+              <w:tab w:val="right" w:leader="dot" w:pos="9061"/>
+            </w:tabs>
+            <w:spacing/>
+            <w:ind/>
+            <w:rPr/>
+          </w:pPr>
+          <w:r/>
+          <w:hyperlink w:tooltip="#_Toc22" w:anchor="_Toc22" w:history="1">
+            <w:r>
+              <w:rPr>
+                <w:rStyle w:val="1589"/>
+              </w:rPr>
+            </w:r>
+            <w:r>
+              <w:rPr>
+                <w:rStyle w:val="1589"/>
+                <w:highlight w:val="none"/>
+                <w:lang w:val="fr-CH" w:bidi="fr-CH"/>
+              </w:rPr>
+              <w:t xml:space="preserve">3.2 Pages</w:t>
+            </w:r>
+            <w:r>
+              <w:rPr>
+                <w:rStyle w:val="1589"/>
+                <w:lang w:val="fr-CH"/>
+              </w:rPr>
+            </w:r>
+            <w:r>
+              <w:tab/>
+            </w:r>
+            <w:r>
+              <w:fldChar w:fldCharType="begin"/>
+              <w:instrText xml:space="preserve">PAGEREF _Toc22 \h</w:instrText>
+              <w:fldChar w:fldCharType="separate"/>
+              <w:t xml:space="preserve">8</w:t>
+              <w:fldChar w:fldCharType="end"/>
+            </w:r>
+          </w:hyperlink>
+          <w:r>
+            <w:rPr>
+              <w:lang w:val="fr-CH"/>
+            </w:rPr>
+          </w:r>
+          <w:r/>
+        </w:p>
+        <w:p>
+          <w:pPr>
+            <w:pStyle w:val="1603"/>
+            <w:pBdr/>
+            <w:tabs>
+              <w:tab w:val="right" w:leader="dot" w:pos="9061"/>
+            </w:tabs>
+            <w:spacing/>
+            <w:ind/>
+            <w:rPr/>
+          </w:pPr>
+          <w:r/>
+          <w:hyperlink w:tooltip="#_Toc23" w:anchor="_Toc23" w:history="1">
+            <w:r>
+              <w:rPr>
+                <w:rStyle w:val="1589"/>
+              </w:rPr>
+            </w:r>
+            <w:r>
+              <w:rPr>
+                <w:rStyle w:val="1589"/>
+                <w:highlight w:val="none"/>
+                <w:lang w:val="fr-CH" w:bidi="fr-CH"/>
+              </w:rPr>
+              <w:t xml:space="preserve">3.2.1 Accueil</w:t>
+            </w:r>
+            <w:r>
+              <w:rPr>
+                <w:rStyle w:val="1589"/>
+                <w:lang w:val="fr-CH"/>
+              </w:rPr>
+            </w:r>
+            <w:r>
+              <w:tab/>
+            </w:r>
+            <w:r>
+              <w:fldChar w:fldCharType="begin"/>
+              <w:instrText xml:space="preserve">PAGEREF _Toc23 \h</w:instrText>
+              <w:fldChar w:fldCharType="separate"/>
+              <w:t xml:space="preserve">9</w:t>
+              <w:fldChar w:fldCharType="end"/>
+            </w:r>
+          </w:hyperlink>
+          <w:r>
+            <w:rPr>
+              <w:lang w:val="fr-CH"/>
+            </w:rPr>
+          </w:r>
+          <w:r/>
+        </w:p>
+        <w:p>
+          <w:pPr>
+            <w:pStyle w:val="1603"/>
+            <w:pBdr/>
+            <w:tabs>
+              <w:tab w:val="right" w:leader="dot" w:pos="9061"/>
+            </w:tabs>
+            <w:spacing/>
+            <w:ind/>
+            <w:rPr/>
+          </w:pPr>
+          <w:r/>
+          <w:hyperlink w:tooltip="#_Toc24" w:anchor="_Toc24" w:history="1">
+            <w:r>
+              <w:rPr>
+                <w:rStyle w:val="1589"/>
+              </w:rPr>
+            </w:r>
+            <w:r>
+              <w:rPr>
+                <w:rStyle w:val="1589"/>
+                <w:highlight w:val="none"/>
+                <w:lang w:val="fr-CH" w:bidi="fr-CH"/>
+              </w:rPr>
+              <w:t xml:space="preserve">3.2.2</w:t>
+            </w:r>
+            <w:r>
+              <w:rPr>
+                <w:rStyle w:val="1589"/>
+                <w:highlight w:val="none"/>
+                <w:lang w:val="fr-CH" w:bidi="fr-CH"/>
+              </w:rPr>
+              <w:t xml:space="preserve"> Note</w:t>
+            </w:r>
+            <w:r>
+              <w:rPr>
+                <w:rStyle w:val="1589"/>
+                <w:lang w:val="fr-CH"/>
+              </w:rPr>
+            </w:r>
+            <w:r>
+              <w:tab/>
+            </w:r>
+            <w:r>
+              <w:fldChar w:fldCharType="begin"/>
+              <w:instrText xml:space="preserve">PAGEREF _Toc24 \h</w:instrText>
+              <w:fldChar w:fldCharType="separate"/>
+              <w:t xml:space="preserve">9</w:t>
+              <w:fldChar w:fldCharType="end"/>
+            </w:r>
+          </w:hyperlink>
+          <w:r>
+            <w:rPr>
+              <w:lang w:val="fr-CH"/>
+            </w:rPr>
+          </w:r>
+          <w:r/>
+        </w:p>
+        <w:p>
+          <w:pPr>
+            <w:pStyle w:val="1603"/>
+            <w:pBdr/>
+            <w:tabs>
+              <w:tab w:val="right" w:leader="dot" w:pos="9061"/>
+            </w:tabs>
+            <w:spacing/>
+            <w:ind/>
+            <w:rPr/>
+          </w:pPr>
+          <w:r/>
+          <w:hyperlink w:tooltip="#_Toc25" w:anchor="_Toc25" w:history="1">
+            <w:r>
+              <w:rPr>
+                <w:rStyle w:val="1589"/>
+              </w:rPr>
+            </w:r>
+            <w:r>
+              <w:rPr>
+                <w:rStyle w:val="1589"/>
+                <w:highlight w:val="none"/>
+                <w:lang w:val="fr-CH" w:bidi="fr-CH"/>
+              </w:rPr>
+              <w:t xml:space="preserve">3.2.3 </w:t>
+            </w:r>
+            <w:r>
+              <w:rPr>
+                <w:rStyle w:val="1589"/>
+              </w:rPr>
+              <w:t xml:space="preserve">Journaux</w:t>
+            </w:r>
+            <w:r>
+              <w:rPr>
+                <w:rStyle w:val="1589"/>
+                <w:lang w:val="fr-CH"/>
+              </w:rPr>
+            </w:r>
+            <w:r>
+              <w:tab/>
+            </w:r>
+            <w:r>
+              <w:fldChar w:fldCharType="begin"/>
+              <w:instrText xml:space="preserve">PAGEREF _Toc25 \h</w:instrText>
+              <w:fldChar w:fldCharType="separate"/>
+              <w:t xml:space="preserve">10</w:t>
+              <w:fldChar w:fldCharType="end"/>
+            </w:r>
+          </w:hyperlink>
+          <w:r>
+            <w:rPr>
+              <w:lang w:val="fr-CH"/>
+            </w:rPr>
+          </w:r>
+          <w:r/>
+        </w:p>
+        <w:p>
+          <w:pPr>
+            <w:pStyle w:val="1603"/>
+            <w:pBdr/>
+            <w:tabs>
+              <w:tab w:val="right" w:leader="dot" w:pos="9061"/>
+            </w:tabs>
+            <w:spacing/>
+            <w:ind/>
+            <w:rPr/>
+          </w:pPr>
+          <w:r/>
+          <w:hyperlink w:tooltip="#_Toc26" w:anchor="_Toc26" w:history="1">
+            <w:r>
+              <w:rPr>
+                <w:rStyle w:val="1589"/>
+              </w:rPr>
+            </w:r>
+            <w:r>
+              <w:rPr>
+                <w:rStyle w:val="1589"/>
+                <w:highlight w:val="none"/>
+                <w:lang w:val="fr-CH" w:bidi="fr-CH"/>
+              </w:rPr>
+              <w:t xml:space="preserve">3.2.4 Paramètres</w:t>
+            </w:r>
+            <w:r>
+              <w:rPr>
+                <w:rStyle w:val="1589"/>
+                <w:lang w:val="fr-CH"/>
+              </w:rPr>
+            </w:r>
+            <w:r>
+              <w:tab/>
+            </w:r>
+            <w:r>
+              <w:fldChar w:fldCharType="begin"/>
+              <w:instrText xml:space="preserve">PAGEREF _Toc26 \h</w:instrText>
+              <w:fldChar w:fldCharType="separate"/>
+              <w:t xml:space="preserve">11</w:t>
+              <w:fldChar w:fldCharType="end"/>
+            </w:r>
+          </w:hyperlink>
+          <w:r>
+            <w:rPr>
+              <w:lang w:val="fr-CH"/>
+            </w:rPr>
+          </w:r>
+          <w:r/>
+        </w:p>
+        <w:p>
+          <w:pPr>
+            <w:pStyle w:val="1591"/>
+            <w:pBdr/>
+            <w:tabs>
+              <w:tab w:val="right" w:leader="dot" w:pos="9061"/>
+            </w:tabs>
+            <w:spacing/>
+            <w:ind/>
+            <w:rPr>
+              <w:highlight w:val="none"/>
+            </w:rPr>
+          </w:pPr>
+          <w:r/>
+          <w:hyperlink w:tooltip="#_Toc27" w:anchor="_Toc27" w:history="1">
+            <w:r>
+              <w:rPr>
+                <w:rStyle w:val="1589"/>
+              </w:rPr>
+            </w:r>
+            <w:r>
+              <w:rPr>
+                <w:rStyle w:val="1589"/>
+                <w:highlight w:val="none"/>
+                <w:lang w:val="fr-CH"/>
+              </w:rPr>
+              <w:t xml:space="preserve">3.2 Diagramme de Classes</w:t>
+            </w:r>
+            <w:r>
+              <w:rPr>
+                <w:rStyle w:val="1589"/>
+                <w:highlight w:val="none"/>
+              </w:rPr>
+            </w:r>
+            <w:r>
+              <w:tab/>
+            </w:r>
+            <w:r>
+              <w:fldChar w:fldCharType="begin"/>
+              <w:instrText xml:space="preserve">PAGEREF _Toc27 \h</w:instrText>
+              <w:fldChar w:fldCharType="separate"/>
+              <w:t xml:space="preserve">12</w:t>
+              <w:fldChar w:fldCharType="end"/>
+            </w:r>
+          </w:hyperlink>
+          <w:r>
+            <w:rPr>
+              <w:highlight w:val="none"/>
+            </w:rPr>
+          </w:r>
+          <w:r>
+            <w:rPr>
+              <w:highlight w:val="none"/>
+            </w:rPr>
+          </w:r>
+        </w:p>
+        <w:p>
+          <w:pPr>
+            <w:pStyle w:val="1603"/>
             <w:pBdr/>
             <w:tabs>
               <w:tab w:val="right" w:leader="dot" w:pos="9061"/>
@@ -2344,19 +2342,19 @@
           <w:hyperlink w:tooltip="#_Toc28" w:anchor="_Toc28" w:history="1">
             <w:r>
               <w:rPr>
-                <w:rStyle w:val="1586"/>
+                <w:rStyle w:val="1589"/>
               </w:rPr>
             </w:r>
             <w:r>
               <w:rPr>
-                <w:rStyle w:val="1586"/>
+                <w:rStyle w:val="1589"/>
                 <w:lang w:val="fr-CH"/>
               </w:rPr>
               <w:t xml:space="preserve">3.2.1 Manipulation de données</w:t>
             </w:r>
             <w:r>
               <w:rPr>
-                <w:rStyle w:val="1586"/>
+                <w:rStyle w:val="1589"/>
               </w:rPr>
             </w:r>
             <w:r>
@@ -2375,7 +2373,7 @@
         </w:p>
         <w:p>
           <w:pPr>
-            <w:pStyle w:val="1588"/>
+            <w:pStyle w:val="1591"/>
             <w:pBdr/>
             <w:tabs>
               <w:tab w:val="right" w:leader="dot" w:pos="9061"/>
@@ -2390,12 +2388,12 @@
           <w:hyperlink w:tooltip="#_Toc29" w:anchor="_Toc29" w:history="1">
             <w:r>
               <w:rPr>
-                <w:rStyle w:val="1586"/>
+                <w:rStyle w:val="1589"/>
               </w:rPr>
             </w:r>
             <w:r>
               <w:rPr>
-                <w:rStyle w:val="1586"/>
+                <w:rStyle w:val="1589"/>
                 <w:highlight w:val="none"/>
                 <w:lang w:val="fr-CH" w:bidi="fr-CH"/>
               </w:rPr>
@@ -2403,13 +2401,13 @@
             </w:r>
             <w:r>
               <w:rPr>
-                <w:rStyle w:val="1586"/>
+                <w:rStyle w:val="1589"/>
               </w:rPr>
               <w:t xml:space="preserve"> Accès aux données</w:t>
             </w:r>
             <w:r>
               <w:rPr>
-                <w:rStyle w:val="1586"/>
+                <w:rStyle w:val="1589"/>
                 <w:highlight w:val="none"/>
                 <w:lang w:val="fr-CH"/>
               </w:rPr>
@@ -2428,7 +2426,6 @@
           <w:r>
             <w:rPr>
               <w:highlight w:val="none"/>
-              <w:lang w:val="fr-CH"/>
             </w:rPr>
           </w:r>
           <w:r>
@@ -2439,7 +2436,7 @@
         </w:p>
         <w:p>
           <w:pPr>
-            <w:pStyle w:val="1600"/>
+            <w:pStyle w:val="1603"/>
             <w:pBdr/>
             <w:tabs>
               <w:tab w:val="right" w:leader="dot" w:pos="9061"/>
@@ -2452,12 +2449,12 @@
           <w:hyperlink w:tooltip="#_Toc30" w:anchor="_Toc30" w:history="1">
             <w:r>
               <w:rPr>
-                <w:rStyle w:val="1586"/>
+                <w:rStyle w:val="1589"/>
               </w:rPr>
             </w:r>
             <w:r>
               <w:rPr>
-                <w:rStyle w:val="1586"/>
+                <w:rStyle w:val="1589"/>
                 <w:highlight w:val="none"/>
                 <w:lang w:val="fr-CH" w:bidi="fr-CH"/>
               </w:rPr>
@@ -2465,13 +2462,13 @@
             </w:r>
             <w:r>
               <w:rPr>
-                <w:rStyle w:val="1586"/>
+                <w:rStyle w:val="1589"/>
               </w:rPr>
               <w:t xml:space="preserve">Le Contexte de Base de Données (MonDbContext)</w:t>
             </w:r>
             <w:r>
               <w:rPr>
-                <w:rStyle w:val="1586"/>
+                <w:rStyle w:val="1589"/>
                 <w:lang w:val="fr-CH"/>
               </w:rPr>
             </w:r>
@@ -2495,7 +2492,7 @@
         </w:p>
         <w:p>
           <w:pPr>
-            <w:pStyle w:val="1600"/>
+            <w:pStyle w:val="1603"/>
             <w:pBdr/>
             <w:tabs>
               <w:tab w:val="right" w:leader="dot" w:pos="9061"/>
@@ -2508,12 +2505,12 @@
           <w:hyperlink w:tooltip="#_Toc31" w:anchor="_Toc31" w:history="1">
             <w:r>
               <w:rPr>
-                <w:rStyle w:val="1586"/>
+                <w:rStyle w:val="1589"/>
               </w:rPr>
             </w:r>
             <w:r>
               <w:rPr>
-                <w:rStyle w:val="1586"/>
+                <w:rStyle w:val="1589"/>
                 <w:highlight w:val="none"/>
                 <w:lang w:val="fr-CH" w:bidi="fr-CH"/>
               </w:rPr>
@@ -2521,7 +2518,7 @@
             </w:r>
             <w:r>
               <w:rPr>
-                <w:rStyle w:val="1586"/>
+                <w:rStyle w:val="1589"/>
                 <w:highlight w:val="none"/>
                 <w:lang w:val="fr-CH" w:bidi="fr-CH"/>
               </w:rPr>
@@ -2529,7 +2526,7 @@
             </w:r>
             <w:r>
               <w:rPr>
-                <w:rStyle w:val="1586"/>
+                <w:rStyle w:val="1589"/>
                 <w:lang w:val="fr-CH"/>
               </w:rPr>
             </w:r>
@@ -2589,7 +2586,7 @@
     </w:p>
     <w:p>
       <w:pPr>
-        <w:pStyle w:val="1388"/>
+        <w:pStyle w:val="1391"/>
         <w:pBdr/>
         <w:spacing/>
         <w:ind/>
@@ -2659,7 +2656,7 @@
     </w:p>
     <w:p>
       <w:pPr>
-        <w:pStyle w:val="1589"/>
+        <w:pStyle w:val="1592"/>
         <w:numPr>
           <w:ilvl w:val="0"/>
           <w:numId w:val="71"/>
@@ -2680,7 +2677,7 @@
     </w:p>
     <w:p>
       <w:pPr>
-        <w:pStyle w:val="1589"/>
+        <w:pStyle w:val="1592"/>
         <w:numPr>
           <w:ilvl w:val="0"/>
           <w:numId w:val="71"/>
@@ -2701,7 +2698,7 @@
     </w:p>
     <w:p>
       <w:pPr>
-        <w:pStyle w:val="1589"/>
+        <w:pStyle w:val="1592"/>
         <w:numPr>
           <w:ilvl w:val="0"/>
           <w:numId w:val="71"/>
@@ -2722,7 +2719,7 @@
     </w:p>
     <w:p>
       <w:pPr>
-        <w:pStyle w:val="1589"/>
+        <w:pStyle w:val="1592"/>
         <w:numPr>
           <w:ilvl w:val="0"/>
           <w:numId w:val="71"/>
@@ -2743,7 +2740,7 @@
     </w:p>
     <w:p>
       <w:pPr>
-        <w:pStyle w:val="1589"/>
+        <w:pStyle w:val="1592"/>
         <w:numPr>
           <w:ilvl w:val="0"/>
           <w:numId w:val="71"/>
@@ -2764,7 +2761,7 @@
     </w:p>
     <w:p>
       <w:pPr>
-        <w:pStyle w:val="1589"/>
+        <w:pStyle w:val="1592"/>
         <w:numPr>
           <w:ilvl w:val="0"/>
           <w:numId w:val="71"/>
@@ -2785,7 +2782,7 @@
     </w:p>
     <w:p>
       <w:pPr>
-        <w:pStyle w:val="1589"/>
+        <w:pStyle w:val="1592"/>
         <w:numPr>
           <w:ilvl w:val="0"/>
           <w:numId w:val="71"/>
@@ -2844,7 +2841,7 @@
     </w:p>
     <w:p>
       <w:pPr>
-        <w:pStyle w:val="1389"/>
+        <w:pStyle w:val="1392"/>
         <w:pBdr/>
         <w:spacing/>
         <w:ind/>
@@ -2879,7 +2876,7 @@
     </w:p>
     <w:p>
       <w:pPr>
-        <w:pStyle w:val="1589"/>
+        <w:pStyle w:val="1592"/>
         <w:numPr>
           <w:ilvl w:val="0"/>
           <w:numId w:val="57"/>
@@ -2917,7 +2914,7 @@
     </w:p>
     <w:p>
       <w:pPr>
-        <w:pStyle w:val="1589"/>
+        <w:pStyle w:val="1592"/>
         <w:numPr>
           <w:ilvl w:val="0"/>
           <w:numId w:val="58"/>
@@ -2937,7 +2934,7 @@
     </w:p>
     <w:p>
       <w:pPr>
-        <w:pStyle w:val="1589"/>
+        <w:pStyle w:val="1592"/>
         <w:numPr>
           <w:ilvl w:val="0"/>
           <w:numId w:val="58"/>
@@ -2954,7 +2951,7 @@
     </w:p>
     <w:p>
       <w:pPr>
-        <w:pStyle w:val="1589"/>
+        <w:pStyle w:val="1592"/>
         <w:numPr>
           <w:ilvl w:val="0"/>
           <w:numId w:val="58"/>
@@ -2981,7 +2978,7 @@
     </w:p>
     <w:p>
       <w:pPr>
-        <w:pStyle w:val="1389"/>
+        <w:pStyle w:val="1392"/>
         <w:pBdr/>
         <w:spacing/>
         <w:ind/>
@@ -3004,7 +3001,7 @@
     </w:p>
     <w:p>
       <w:pPr>
-        <w:pStyle w:val="1390"/>
+        <w:pStyle w:val="1393"/>
         <w:pBdr/>
         <w:spacing/>
         <w:ind/>
@@ -3024,7 +3021,7 @@
     </w:p>
     <w:tbl>
       <w:tblPr>
-        <w:tblStyle w:val="1596"/>
+        <w:tblStyle w:val="1599"/>
         <w:tblW w:w="0" w:type="auto"/>
         <w:tblBorders/>
         <w:tblLook w:val="04A0" w:firstRow="1" w:lastRow="0" w:firstColumn="1" w:lastColumn="0" w:noHBand="0" w:noVBand="1"/>
@@ -3217,7 +3214,7 @@
     </w:p>
     <w:p>
       <w:pPr>
-        <w:pStyle w:val="1390"/>
+        <w:pStyle w:val="1393"/>
         <w:pBdr/>
         <w:spacing/>
         <w:ind/>
@@ -3252,7 +3249,7 @@
     </w:p>
     <w:p>
       <w:pPr>
-        <w:pStyle w:val="1589"/>
+        <w:pStyle w:val="1592"/>
         <w:numPr>
           <w:ilvl w:val="0"/>
           <w:numId w:val="65"/>
@@ -3276,7 +3273,7 @@
     </w:p>
     <w:p>
       <w:pPr>
-        <w:pStyle w:val="1589"/>
+        <w:pStyle w:val="1592"/>
         <w:numPr>
           <w:ilvl w:val="0"/>
           <w:numId w:val="65"/>
@@ -3297,7 +3294,7 @@
     </w:p>
     <w:p>
       <w:pPr>
-        <w:pStyle w:val="1589"/>
+        <w:pStyle w:val="1592"/>
         <w:numPr>
           <w:ilvl w:val="0"/>
           <w:numId w:val="65"/>
@@ -3318,7 +3315,7 @@
     </w:p>
     <w:p>
       <w:pPr>
-        <w:pStyle w:val="1589"/>
+        <w:pStyle w:val="1592"/>
         <w:numPr>
           <w:ilvl w:val="0"/>
           <w:numId w:val="65"/>
@@ -3339,7 +3336,7 @@
     </w:p>
     <w:p>
       <w:pPr>
-        <w:pStyle w:val="1589"/>
+        <w:pStyle w:val="1592"/>
         <w:numPr>
           <w:ilvl w:val="0"/>
           <w:numId w:val="65"/>
@@ -3360,7 +3357,7 @@
     </w:p>
     <w:p>
       <w:pPr>
-        <w:pStyle w:val="1388"/>
+        <w:pStyle w:val="1391"/>
         <w:pBdr/>
         <w:spacing/>
         <w:ind/>
@@ -3423,7 +3420,7 @@
     </w:p>
     <w:p>
       <w:pPr>
-        <w:pStyle w:val="1589"/>
+        <w:pStyle w:val="1592"/>
         <w:numPr>
           <w:ilvl w:val="0"/>
           <w:numId w:val="59"/>
@@ -3441,7 +3438,7 @@
     </w:p>
     <w:p>
       <w:pPr>
-        <w:pStyle w:val="1589"/>
+        <w:pStyle w:val="1592"/>
         <w:numPr>
           <w:ilvl w:val="0"/>
           <w:numId w:val="59"/>
@@ -3459,7 +3456,7 @@
     </w:p>
     <w:p>
       <w:pPr>
-        <w:pStyle w:val="1589"/>
+        <w:pStyle w:val="1592"/>
         <w:numPr>
           <w:ilvl w:val="0"/>
           <w:numId w:val="59"/>
@@ -3477,7 +3474,7 @@
     </w:p>
     <w:p>
       <w:pPr>
-        <w:pStyle w:val="1589"/>
+        <w:pStyle w:val="1592"/>
         <w:numPr>
           <w:ilvl w:val="0"/>
           <w:numId w:val="59"/>
@@ -3508,7 +3505,7 @@
     </w:p>
     <w:p>
       <w:pPr>
-        <w:pStyle w:val="1389"/>
+        <w:pStyle w:val="1392"/>
         <w:pBdr/>
         <w:spacing/>
         <w:ind/>
@@ -3555,7 +3552,7 @@
     </w:p>
     <w:p>
       <w:pPr>
-        <w:pStyle w:val="1589"/>
+        <w:pStyle w:val="1592"/>
         <w:numPr>
           <w:ilvl w:val="0"/>
           <w:numId w:val="72"/>
@@ -3573,7 +3570,7 @@
     </w:p>
     <w:p>
       <w:pPr>
-        <w:pStyle w:val="1589"/>
+        <w:pStyle w:val="1592"/>
         <w:numPr>
           <w:ilvl w:val="0"/>
           <w:numId w:val="72"/>
@@ -3615,7 +3612,7 @@
     </w:p>
     <w:p>
       <w:pPr>
-        <w:pStyle w:val="1389"/>
+        <w:pStyle w:val="1392"/>
         <w:pBdr/>
         <w:spacing/>
         <w:ind/>
@@ -3674,7 +3671,7 @@
     </w:p>
     <w:tbl>
       <w:tblPr>
-        <w:tblStyle w:val="1598"/>
+        <w:tblStyle w:val="1601"/>
         <w:tblW w:w="0" w:type="auto"/>
         <w:tblBorders/>
         <w:tblLook w:val="04A0" w:firstRow="1" w:lastRow="0" w:firstColumn="1" w:lastColumn="0" w:noHBand="0" w:noVBand="1"/>
@@ -4384,7 +4381,7 @@
     </w:p>
     <w:p>
       <w:pPr>
-        <w:pStyle w:val="1389"/>
+        <w:pStyle w:val="1392"/>
         <w:pBdr/>
         <w:spacing/>
         <w:ind/>
@@ -4515,7 +4512,7 @@
     </w:p>
     <w:p>
       <w:pPr>
-        <w:pStyle w:val="1389"/>
+        <w:pStyle w:val="1392"/>
         <w:pBdr/>
         <w:spacing/>
         <w:ind/>
@@ -4604,7 +4601,7 @@
     </w:p>
     <w:p>
       <w:pPr>
-        <w:pStyle w:val="1390"/>
+        <w:pStyle w:val="1393"/>
         <w:pBdr/>
         <w:spacing/>
         <w:ind/>
@@ -4672,7 +4669,7 @@
     </w:p>
     <w:p>
       <w:pPr>
-        <w:pStyle w:val="1589"/>
+        <w:pStyle w:val="1592"/>
         <w:numPr>
           <w:ilvl w:val="0"/>
           <w:numId w:val="74"/>
@@ -4714,7 +4711,7 @@
     </w:p>
     <w:p>
       <w:pPr>
-        <w:pStyle w:val="1589"/>
+        <w:pStyle w:val="1592"/>
         <w:numPr>
           <w:ilvl w:val="0"/>
           <w:numId w:val="74"/>
@@ -4742,7 +4739,7 @@
     </w:p>
     <w:p>
       <w:pPr>
-        <w:pStyle w:val="1589"/>
+        <w:pStyle w:val="1592"/>
         <w:numPr>
           <w:ilvl w:val="0"/>
           <w:numId w:val="74"/>
@@ -4807,7 +4804,7 @@
     </w:p>
     <w:p>
       <w:pPr>
-        <w:pStyle w:val="1389"/>
+        <w:pStyle w:val="1392"/>
         <w:pBdr/>
         <w:spacing/>
         <w:ind/>
@@ -4834,7 +4831,7 @@
     </w:p>
     <w:p>
       <w:pPr>
-        <w:pStyle w:val="1390"/>
+        <w:pStyle w:val="1393"/>
         <w:pBdr/>
         <w:spacing/>
         <w:ind/>
@@ -4918,7 +4915,7 @@
     </w:p>
     <w:p>
       <w:pPr>
-        <w:pStyle w:val="1589"/>
+        <w:pStyle w:val="1592"/>
         <w:numPr>
           <w:ilvl w:val="0"/>
           <w:numId w:val="75"/>
@@ -4944,7 +4941,7 @@
     </w:p>
     <w:p>
       <w:pPr>
-        <w:pStyle w:val="1589"/>
+        <w:pStyle w:val="1592"/>
         <w:numPr>
           <w:ilvl w:val="0"/>
           <w:numId w:val="75"/>
@@ -4979,7 +4976,7 @@
     </w:p>
     <w:p>
       <w:pPr>
-        <w:pStyle w:val="1589"/>
+        <w:pStyle w:val="1592"/>
         <w:numPr>
           <w:ilvl w:val="0"/>
           <w:numId w:val="75"/>
@@ -5070,7 +5067,7 @@
     </w:p>
     <w:p>
       <w:pPr>
-        <w:pStyle w:val="1390"/>
+        <w:pStyle w:val="1393"/>
         <w:pBdr/>
         <w:spacing/>
         <w:ind/>
@@ -5133,7 +5130,7 @@
     </w:p>
     <w:p>
       <w:pPr>
-        <w:pStyle w:val="1589"/>
+        <w:pStyle w:val="1592"/>
         <w:numPr>
           <w:ilvl w:val="0"/>
           <w:numId w:val="76"/>
@@ -5153,7 +5150,7 @@
       <w:hyperlink w:tooltip="#_2.3_Exigen" w:anchor="_2.3_Exigen" w:history="1">
         <w:r>
           <w:rPr>
-            <w:rStyle w:val="1586"/>
+            <w:rStyle w:val="1589"/>
             <w:lang w:val="fr-CH"/>
           </w:rPr>
           <w:t xml:space="preserve">2.3 (Multi-plateforme)</w:t>
@@ -5174,7 +5171,7 @@
     </w:p>
     <w:p>
       <w:pPr>
-        <w:pStyle w:val="1589"/>
+        <w:pStyle w:val="1592"/>
         <w:numPr>
           <w:ilvl w:val="0"/>
           <w:numId w:val="76"/>
@@ -5200,7 +5197,7 @@
     </w:p>
     <w:p>
       <w:pPr>
-        <w:pStyle w:val="1589"/>
+        <w:pStyle w:val="1592"/>
         <w:numPr>
           <w:ilvl w:val="0"/>
           <w:numId w:val="76"/>
@@ -5237,7 +5234,7 @@
     </w:p>
     <w:p>
       <w:pPr>
-        <w:pStyle w:val="1389"/>
+        <w:pStyle w:val="1392"/>
         <w:pBdr/>
         <w:spacing/>
         <w:ind/>
@@ -5391,7 +5388,7 @@
     </w:p>
     <w:p>
       <w:pPr>
-        <w:pStyle w:val="1589"/>
+        <w:pStyle w:val="1592"/>
         <w:numPr>
           <w:ilvl w:val="0"/>
           <w:numId w:val="77"/>
@@ -5438,7 +5435,7 @@
     </w:p>
     <w:p>
       <w:pPr>
-        <w:pStyle w:val="1589"/>
+        <w:pStyle w:val="1592"/>
         <w:numPr>
           <w:ilvl w:val="0"/>
           <w:numId w:val="77"/>
@@ -5461,7 +5458,7 @@
     </w:p>
     <w:p>
       <w:pPr>
-        <w:pStyle w:val="1589"/>
+        <w:pStyle w:val="1592"/>
         <w:numPr>
           <w:ilvl w:val="0"/>
           <w:numId w:val="77"/>
@@ -5527,7 +5524,7 @@
     </w:p>
     <w:p>
       <w:pPr>
-        <w:pStyle w:val="1390"/>
+        <w:pStyle w:val="1393"/>
         <w:pBdr/>
         <w:spacing/>
         <w:ind/>
@@ -5630,7 +5627,7 @@
     </w:p>
     <w:p>
       <w:pPr>
-        <w:pStyle w:val="1389"/>
+        <w:pStyle w:val="1392"/>
         <w:pBdr/>
         <w:spacing/>
         <w:ind/>
@@ -6032,7 +6029,7 @@
     </w:p>
     <w:p>
       <w:pPr>
-        <w:pStyle w:val="1389"/>
+        <w:pStyle w:val="1392"/>
         <w:pBdr/>
         <w:spacing/>
         <w:ind/>
@@ -6261,7 +6258,7 @@
     </w:p>
     <w:tbl>
       <w:tblPr>
-        <w:tblStyle w:val="1598"/>
+        <w:tblStyle w:val="1601"/>
         <w:tblW w:w="0" w:type="auto"/>
         <w:tblBorders/>
         <w:tblLayout w:type="fixed"/>
@@ -9540,63 +9537,6 @@
     </w:p>
     <w:p>
       <w:pPr>
-        <w:pStyle w:val="1388"/>
-        <w:pBdr/>
-        <w:spacing/>
-        <w:ind/>
-        <w:rPr/>
-      </w:pPr>
-      <w:r/>
-      <w:bookmarkStart w:id="34" w:name="_Toc19"/>
-      <w:r>
-        <w:rPr>
-          <w:highlight w:val="none"/>
-          <w:lang w:val="fr-CH" w:bidi="fr-CH"/>
-        </w:rPr>
-        <w:t xml:space="preserve">3. Conception de l’application</w:t>
-      </w:r>
-      <w:r>
-        <w:rPr>
-          <w:highlight w:val="none"/>
-          <w:lang w:val="fr-CH" w:bidi="fr-CH"/>
-        </w:rPr>
-      </w:r>
-      <w:bookmarkEnd w:id="34"/>
-      <w:r/>
-      <w:r/>
-    </w:p>
-    <w:p>
-      <w:pPr>
-        <w:pBdr/>
-        <w:spacing/>
-        <w:ind/>
-        <w:rPr>
-          <w:highlight w:val="none"/>
-          <w:lang w:val="fr-CH"/>
-        </w:rPr>
-      </w:pPr>
-      <w:r>
-        <w:rPr>
-          <w:highlight w:val="none"/>
-          <w:lang w:val="fr-CH" w:bidi="fr-CH"/>
-        </w:rPr>
-        <w:t xml:space="preserve">Cette phase consiste à traduire les besoins et les données précédemment définis en une solution technique concrète.</w:t>
-      </w:r>
-      <w:r>
-        <w:rPr>
-          <w:highlight w:val="none"/>
-          <w:lang w:val="fr-CH"/>
-        </w:rPr>
-      </w:r>
-      <w:r>
-        <w:rPr>
-          <w:highlight w:val="none"/>
-          <w:lang w:val="fr-CH"/>
-        </w:rPr>
-      </w:r>
-    </w:p>
-    <w:p>
-      <w:pPr>
         <w:pBdr/>
         <w:spacing/>
         <w:ind/>
@@ -9626,7 +9566,7 @@
     </w:p>
     <w:p>
       <w:pPr>
-        <w:pStyle w:val="1389"/>
+        <w:pStyle w:val="1392"/>
         <w:pBdr/>
         <w:spacing/>
         <w:ind/>
@@ -9642,7 +9582,7 @@
           <w:highlight w:val="none"/>
           <w:lang w:val="fr-CH" w:bidi="fr-CH"/>
         </w:rPr>
-        <w:t xml:space="preserve">3.1 Interface utilisateur</w:t>
+        <w:t xml:space="preserve">2.9 Interface utilisateur</w:t>
       </w:r>
       <w:r>
         <w:rPr>
@@ -9654,7 +9594,7 @@
       <w:r>
         <w:rPr>
           <w:highlight w:val="none"/>
-          <w:lang w:val="fr-CH"/>
+          <w:lang w:val="fr-CH" w:bidi="fr-CH"/>
         </w:rPr>
       </w:r>
       <w:r>
@@ -9698,6 +9638,12 @@
           <w:lang w:val="fr-CH"/>
         </w:rPr>
       </w:r>
+      <w:r>
+        <w:rPr>
+          <w:highlight w:val="none"/>
+          <w:lang w:val="fr-CH"/>
+        </w:rPr>
+      </w:r>
     </w:p>
     <w:p>
       <w:pPr>
@@ -9722,7 +9668,7 @@
     </w:p>
     <w:p>
       <w:pPr>
-        <w:pStyle w:val="1390"/>
+        <w:pStyle w:val="1393"/>
         <w:pBdr/>
         <w:spacing/>
         <w:ind/>
@@ -9738,7 +9684,7 @@
           <w:highlight w:val="none"/>
           <w:lang w:val="fr-CH" w:bidi="fr-CH"/>
         </w:rPr>
-        <w:t xml:space="preserve">3.1.1 Choix de design</w:t>
+        <w:t xml:space="preserve">2.9.1 Choix de design</w:t>
       </w:r>
       <w:r>
         <w:rPr>
@@ -9747,7 +9693,12 @@
         </w:rPr>
       </w:r>
       <w:bookmarkEnd w:id="36"/>
-      <w:r/>
+      <w:r>
+        <w:rPr>
+          <w:highlight w:val="none"/>
+          <w:lang w:val="fr-CH" w:bidi="fr-CH"/>
+        </w:rPr>
+      </w:r>
       <w:r>
         <w:rPr>
           <w:highlight w:val="none"/>
@@ -9791,7 +9742,7 @@
     </w:p>
     <w:p>
       <w:pPr>
-        <w:pStyle w:val="1589"/>
+        <w:pStyle w:val="1592"/>
         <w:numPr>
           <w:ilvl w:val="0"/>
           <w:numId w:val="81"/>
@@ -9814,7 +9765,7 @@
     </w:p>
     <w:p>
       <w:pPr>
-        <w:pStyle w:val="1589"/>
+        <w:pStyle w:val="1592"/>
         <w:numPr>
           <w:ilvl w:val="0"/>
           <w:numId w:val="81"/>
@@ -9837,7 +9788,7 @@
     </w:p>
     <w:p>
       <w:pPr>
-        <w:pStyle w:val="1589"/>
+        <w:pStyle w:val="1592"/>
         <w:numPr>
           <w:ilvl w:val="0"/>
           <w:numId w:val="81"/>
@@ -9887,7 +9838,7 @@
     </w:p>
     <w:p>
       <w:pPr>
-        <w:pStyle w:val="1389"/>
+        <w:pStyle w:val="1393"/>
         <w:pBdr/>
         <w:spacing/>
         <w:ind/>
@@ -9902,7 +9853,7 @@
           <w:highlight w:val="none"/>
           <w:lang w:val="fr-CH" w:bidi="fr-CH"/>
         </w:rPr>
-        <w:t xml:space="preserve">3.2 Pages</w:t>
+        <w:t xml:space="preserve">2.9.2 Pages</w:t>
       </w:r>
       <w:bookmarkEnd w:id="37"/>
       <w:r>
@@ -9996,7 +9947,7 @@
     </w:p>
     <w:p>
       <w:pPr>
-        <w:pStyle w:val="1390"/>
+        <w:pStyle w:val="1393"/>
         <w:pBdr/>
         <w:spacing/>
         <w:ind/>
@@ -10089,7 +10040,21 @@
           <w:highlight w:val="none"/>
           <w:lang w:val="fr-CH" w:bidi="fr-CH"/>
         </w:rPr>
-        <w:t xml:space="preserve">3.2.1 Accueil</w:t>
+      </w:r>
+      <w:r>
+        <w:rPr>
+          <w:highlight w:val="none"/>
+          <w:lang w:val="fr-CH" w:bidi="fr-CH"/>
+        </w:rPr>
+        <w:t xml:space="preserve">2.9.</w:t>
+      </w:r>
+      <w:r/>
+      <w:r>
+        <w:rPr>
+          <w:highlight w:val="none"/>
+          <w:lang w:val="fr-CH" w:bidi="fr-CH"/>
+        </w:rPr>
+        <w:t xml:space="preserve">3 Accueil</w:t>
       </w:r>
       <w:r>
         <w:rPr>
@@ -10142,7 +10107,7 @@
     </w:p>
     <w:p>
       <w:pPr>
-        <w:pStyle w:val="1589"/>
+        <w:pStyle w:val="1592"/>
         <w:numPr>
           <w:ilvl w:val="0"/>
           <w:numId w:val="84"/>
@@ -10265,7 +10230,7 @@
     </w:p>
     <w:p>
       <w:pPr>
-        <w:pStyle w:val="1589"/>
+        <w:pStyle w:val="1592"/>
         <w:numPr>
           <w:ilvl w:val="0"/>
           <w:numId w:val="84"/>
@@ -10302,7 +10267,7 @@
     </w:p>
     <w:p>
       <w:pPr>
-        <w:pStyle w:val="1589"/>
+        <w:pStyle w:val="1592"/>
         <w:numPr>
           <w:ilvl w:val="1"/>
           <w:numId w:val="85"/>
@@ -10339,7 +10304,7 @@
     </w:p>
     <w:p>
       <w:pPr>
-        <w:pStyle w:val="1589"/>
+        <w:pStyle w:val="1592"/>
         <w:numPr>
           <w:ilvl w:val="1"/>
           <w:numId w:val="85"/>
@@ -10376,7 +10341,7 @@
     </w:p>
     <w:p>
       <w:pPr>
-        <w:pStyle w:val="1589"/>
+        <w:pStyle w:val="1592"/>
         <w:numPr>
           <w:ilvl w:val="1"/>
           <w:numId w:val="85"/>
@@ -10530,7 +10495,7 @@
     </w:p>
     <w:p>
       <w:pPr>
-        <w:pStyle w:val="1390"/>
+        <w:pStyle w:val="1393"/>
         <w:pBdr/>
         <w:spacing/>
         <w:ind/>
@@ -10546,7 +10511,20 @@
           <w:highlight w:val="none"/>
           <w:lang w:val="fr-CH" w:bidi="fr-CH"/>
         </w:rPr>
-        <w:t xml:space="preserve">3.2.2</w:t>
+      </w:r>
+      <w:r>
+        <w:rPr>
+          <w:highlight w:val="none"/>
+          <w:lang w:val="fr-CH" w:bidi="fr-CH"/>
+        </w:rPr>
+        <w:t xml:space="preserve">2.9</w:t>
+      </w:r>
+      <w:r>
+        <w:rPr>
+          <w:highlight w:val="none"/>
+          <w:lang w:val="fr-CH" w:bidi="fr-CH"/>
+        </w:rPr>
+        <w:t xml:space="preserve">.4</w:t>
       </w:r>
       <w:r>
         <w:rPr>
@@ -10610,7 +10588,7 @@
     </w:p>
     <w:p>
       <w:pPr>
-        <w:pStyle w:val="1589"/>
+        <w:pStyle w:val="1592"/>
         <w:numPr>
           <w:ilvl w:val="0"/>
           <w:numId w:val="86"/>
@@ -10713,7 +10691,7 @@
     </w:p>
     <w:p>
       <w:pPr>
-        <w:pStyle w:val="1589"/>
+        <w:pStyle w:val="1592"/>
         <w:numPr>
           <w:ilvl w:val="0"/>
           <w:numId w:val="86"/>
@@ -10738,7 +10716,7 @@
     </w:p>
     <w:p>
       <w:pPr>
-        <w:pStyle w:val="1589"/>
+        <w:pStyle w:val="1592"/>
         <w:numPr>
           <w:ilvl w:val="0"/>
           <w:numId w:val="86"/>
@@ -10809,7 +10787,7 @@
     </w:p>
     <w:p>
       <w:pPr>
-        <w:pStyle w:val="1390"/>
+        <w:pStyle w:val="1393"/>
         <w:pBdr/>
         <w:spacing/>
         <w:ind/>
@@ -10824,7 +10802,7 @@
           <w:highlight w:val="none"/>
           <w:lang w:val="fr-CH" w:bidi="fr-CH"/>
         </w:rPr>
-        <w:t xml:space="preserve">3.2.3 </w:t>
+        <w:t xml:space="preserve">2.9.5 </w:t>
       </w:r>
       <w:r>
         <w:t xml:space="preserve">Journaux</w:t>
@@ -10893,7 +10871,7 @@
     </w:p>
     <w:p>
       <w:pPr>
-        <w:pStyle w:val="1589"/>
+        <w:pStyle w:val="1592"/>
         <w:numPr>
           <w:ilvl w:val="0"/>
           <w:numId w:val="87"/>
@@ -10916,7 +10894,7 @@
     </w:p>
     <w:p>
       <w:pPr>
-        <w:pStyle w:val="1589"/>
+        <w:pStyle w:val="1592"/>
         <w:numPr>
           <w:ilvl w:val="0"/>
           <w:numId w:val="87"/>
@@ -10939,7 +10917,7 @@
     </w:p>
     <w:p>
       <w:pPr>
-        <w:pStyle w:val="1589"/>
+        <w:pStyle w:val="1592"/>
         <w:numPr>
           <w:ilvl w:val="0"/>
           <w:numId w:val="87"/>
@@ -11244,7 +11222,9 @@
       </w:r>
       <w:r>
         <w:rPr>
-          <w:highlight w:val="none"/>
+          <w:rFonts w:ascii="Times New Roman" w:hAnsi="Times New Roman" w:eastAsia="Times New Roman" w:cs="Times New Roman"/>
+          <w:sz w:val="24"/>
+          <w:szCs w:val="24"/>
         </w:rPr>
       </w:r>
       <w:r>
@@ -11902,7 +11882,7 @@
     </w:p>
     <w:p>
       <w:pPr>
-        <w:pStyle w:val="1390"/>
+        <w:pStyle w:val="1393"/>
         <w:pBdr/>
         <w:spacing/>
         <w:ind/>
@@ -11917,7 +11897,7 @@
           <w:highlight w:val="none"/>
           <w:lang w:val="fr-CH" w:bidi="fr-CH"/>
         </w:rPr>
-        <w:t xml:space="preserve">3.2.4 Paramètres</w:t>
+        <w:t xml:space="preserve">2.9.5 Paramètres</w:t>
       </w:r>
       <w:bookmarkEnd w:id="41"/>
       <w:r>
@@ -12059,7 +12039,7 @@
     </w:p>
     <w:p>
       <w:pPr>
-        <w:pStyle w:val="1589"/>
+        <w:pStyle w:val="1592"/>
         <w:numPr>
           <w:ilvl w:val="0"/>
           <w:numId w:val="88"/>
@@ -12164,7 +12144,7 @@
     </w:p>
     <w:p>
       <w:pPr>
-        <w:pStyle w:val="1589"/>
+        <w:pStyle w:val="1592"/>
         <w:numPr>
           <w:ilvl w:val="0"/>
           <w:numId w:val="88"/>
@@ -12191,10 +12171,134 @@
     <w:p>
       <w:pPr>
         <w:pBdr/>
+        <w:shd w:val="nil" w:color="000000"/>
+        <w:spacing/>
+        <w:ind/>
+        <w:rPr>
+          <w:lang w:val="fr-CH"/>
+        </w:rPr>
+      </w:pPr>
+      <w:r>
+        <w:rPr>
+          <w:highlight w:val="none"/>
+          <w:lang w:val="fr-CH"/>
+        </w:rPr>
+      </w:r>
+      <w:r>
+        <w:rPr>
+          <w:highlight w:val="none"/>
+          <w:lang w:val="fr-CH"/>
+        </w:rPr>
+      </w:r>
+      <w:r>
+        <w:rPr>
+          <w:highlight w:val="none"/>
+          <w:lang w:val="fr-CH"/>
+        </w:rPr>
+      </w:r>
+    </w:p>
+    <w:p>
+      <w:pPr>
+        <w:pBdr/>
+        <w:shd w:val="nil" w:color="000000"/>
+        <w:spacing/>
+        <w:ind/>
+        <w:rPr>
+          <w:highlight w:val="none"/>
+          <w:lang w:val="fr-CH"/>
+        </w:rPr>
+      </w:pPr>
+      <w:r>
+        <w:rPr>
+          <w:highlight w:val="none"/>
+          <w:lang w:val="fr-CH"/>
+        </w:rPr>
+      </w:r>
+      <w:r>
+        <w:rPr>
+          <w:highlight w:val="none"/>
+          <w:lang w:val="fr-CH"/>
+        </w:rPr>
+      </w:r>
+      <w:r>
+        <w:rPr>
+          <w:highlight w:val="none"/>
+          <w:lang w:val="fr-CH"/>
+        </w:rPr>
+      </w:r>
+    </w:p>
+    <w:p>
+      <w:pPr>
+        <w:pStyle w:val="1391"/>
+        <w:pBdr/>
+        <w:spacing/>
+        <w:ind/>
+        <w:rPr/>
+      </w:pPr>
+      <w:r/>
+      <w:bookmarkStart w:id="34" w:name="_Toc19"/>
+      <w:r>
+        <w:rPr>
+          <w:highlight w:val="none"/>
+          <w:lang w:val="fr-CH" w:bidi="fr-CH"/>
+        </w:rPr>
+        <w:t xml:space="preserve">3. Conception de l’application</w:t>
+      </w:r>
+      <w:r>
+        <w:rPr>
+          <w:highlight w:val="none"/>
+          <w:lang w:val="fr-CH" w:bidi="fr-CH"/>
+        </w:rPr>
+      </w:r>
+      <w:bookmarkEnd w:id="34"/>
+      <w:r/>
+      <w:r/>
+    </w:p>
+    <w:p>
+      <w:pPr>
+        <w:pBdr/>
+        <w:spacing/>
+        <w:ind/>
+        <w:rPr>
+          <w:highlight w:val="none"/>
+          <w:lang w:val="fr-CH"/>
+        </w:rPr>
+      </w:pPr>
+      <w:r>
+        <w:rPr>
+          <w:highlight w:val="none"/>
+          <w:lang w:val="fr-CH" w:bidi="fr-CH"/>
+        </w:rPr>
+        <w:t xml:space="preserve">Cette phase consiste à traduire les besoins et les données précédemment définis en une solution technique concrète.</w:t>
+      </w:r>
+      <w:r>
+        <w:rPr>
+          <w:highlight w:val="none"/>
+          <w:lang w:val="fr-CH"/>
+        </w:rPr>
+        <w:t xml:space="preserve"> </w:t>
+      </w:r>
+      <w:r>
+        <w:rPr>
+          <w:highlight w:val="none"/>
+          <w:lang w:val="fr-CH"/>
+        </w:rPr>
+      </w:r>
+      <w:r>
+        <w:rPr>
+          <w:highlight w:val="none"/>
+          <w:lang w:val="fr-CH"/>
+        </w:rPr>
+      </w:r>
+    </w:p>
+    <w:p>
+      <w:pPr>
+        <w:pBdr/>
         <w:shd w:val="nil" w:color="auto"/>
         <w:spacing/>
         <w:ind/>
         <w:rPr>
+          <w:highlight w:val="none"/>
           <w:lang w:val="fr-CH"/>
         </w:rPr>
       </w:pPr>
@@ -12217,7 +12321,7 @@
     </w:p>
     <w:p>
       <w:pPr>
-        <w:pStyle w:val="1389"/>
+        <w:pStyle w:val="1392"/>
         <w:pBdr/>
         <w:spacing/>
         <w:ind/>
@@ -12319,7 +12423,7 @@
     </w:p>
     <w:p>
       <w:pPr>
-        <w:pStyle w:val="1390"/>
+        <w:pStyle w:val="1393"/>
         <w:pBdr/>
         <w:spacing/>
         <w:ind/>
@@ -12711,7 +12815,7 @@
     </w:p>
     <w:p>
       <w:pPr>
-        <w:pStyle w:val="1389"/>
+        <w:pStyle w:val="1392"/>
         <w:pBdr/>
         <w:spacing/>
         <w:ind/>
@@ -12827,7 +12931,7 @@
     </w:p>
     <w:p>
       <w:pPr>
-        <w:pStyle w:val="1390"/>
+        <w:pStyle w:val="1393"/>
         <w:pBdr/>
         <w:spacing/>
         <w:ind/>
@@ -12902,7 +13006,7 @@
     </w:p>
     <w:p>
       <w:pPr>
-        <w:pStyle w:val="1589"/>
+        <w:pStyle w:val="1592"/>
         <w:numPr>
           <w:ilvl w:val="0"/>
           <w:numId w:val="78"/>
@@ -12930,7 +13034,7 @@
     </w:p>
     <w:p>
       <w:pPr>
-        <w:pStyle w:val="1589"/>
+        <w:pStyle w:val="1592"/>
         <w:numPr>
           <w:ilvl w:val="0"/>
           <w:numId w:val="78"/>
@@ -12977,7 +13081,7 @@
     </w:p>
     <w:p>
       <w:pPr>
-        <w:pStyle w:val="1390"/>
+        <w:pStyle w:val="1393"/>
         <w:pBdr/>
         <w:spacing/>
         <w:ind/>
@@ -13072,7 +13176,7 @@
     </w:p>
     <w:p>
       <w:pPr>
-        <w:pStyle w:val="1589"/>
+        <w:pStyle w:val="1592"/>
         <w:numPr>
           <w:ilvl w:val="0"/>
           <w:numId w:val="79"/>
@@ -13116,7 +13220,7 @@
     </w:p>
     <w:p>
       <w:pPr>
-        <w:pStyle w:val="1589"/>
+        <w:pStyle w:val="1592"/>
         <w:numPr>
           <w:ilvl w:val="0"/>
           <w:numId w:val="79"/>
@@ -13157,7 +13261,7 @@
     </w:p>
     <w:p>
       <w:pPr>
-        <w:pStyle w:val="1589"/>
+        <w:pStyle w:val="1592"/>
         <w:numPr>
           <w:ilvl w:val="0"/>
           <w:numId w:val="79"/>
@@ -13201,7 +13305,7 @@
     </w:p>
     <w:p>
       <w:pPr>
-        <w:pStyle w:val="1589"/>
+        <w:pStyle w:val="1592"/>
         <w:numPr>
           <w:ilvl w:val="0"/>
           <w:numId w:val="79"/>
@@ -13321,7 +13425,7 @@
         <w:sdtContent>
           <w:p>
             <w:pPr>
-              <w:pStyle w:val="1579"/>
+              <w:pStyle w:val="1582"/>
               <w:pBdr>
                 <w:bottom w:val="single" w:color="000000" w:sz="6" w:space="1"/>
               </w:pBdr>
@@ -13335,7 +13439,7 @@
           </w:p>
           <w:p>
             <w:pPr>
-              <w:pStyle w:val="1579"/>
+              <w:pStyle w:val="1582"/>
               <w:pBdr/>
               <w:spacing/>
               <w:ind/>
@@ -13490,7 +13594,7 @@
                 <w:szCs w:val="24"/>
                 <w:lang w:val="fr-CH"/>
               </w:rPr>
-              <w:t xml:space="preserve">05.03.26</w:t>
+              <w:t xml:space="preserve">06.03.26</w:t>
             </w:r>
             <w:r>
               <w:rPr>
@@ -13527,7 +13631,7 @@
 <w:ftr xmlns:wpc="http://schemas.microsoft.com/office/word/2010/wordprocessingCanvas" xmlns:mc="http://schemas.openxmlformats.org/markup-compatibility/2006" xmlns:o="urn:schemas-microsoft-com:office:office" xmlns:r="http://schemas.openxmlformats.org/officeDocument/2006/relationships" xmlns:m="http://schemas.openxmlformats.org/officeDocument/2006/math" xmlns:v="urn:schemas-microsoft-com:vml" xmlns:wp14="http://schemas.microsoft.com/office/word/2010/wordprocessingDrawing" xmlns:wp="http://schemas.openxmlformats.org/drawingml/2006/wordprocessingDrawing" xmlns:w10="urn:schemas-microsoft-com:office:word" xmlns:w="http://schemas.openxmlformats.org/wordprocessingml/2006/main" xmlns:w14="http://schemas.microsoft.com/office/word/2010/wordml" xmlns:w15="http://schemas.microsoft.com/office/word/2012/wordml" xmlns:wpg="http://schemas.microsoft.com/office/word/2010/wordprocessingGroup" xmlns:wpi="http://schemas.microsoft.com/office/word/2010/wordprocessingInk" xmlns:wne="http://schemas.microsoft.com/office/word/2006/wordml" xmlns:a="http://schemas.openxmlformats.org/drawingml/2006/main" xmlns:wps="http://schemas.microsoft.com/office/word/2010/wordprocessingShape" mc:Ignorable="w14 w15 wp14">
   <w:p>
     <w:pPr>
-      <w:pStyle w:val="1579"/>
+      <w:pStyle w:val="1582"/>
       <w:pBdr/>
       <w:spacing/>
       <w:ind/>
@@ -13565,7 +13669,7 @@
         <w:sdtContent>
           <w:p>
             <w:pPr>
-              <w:pStyle w:val="1579"/>
+              <w:pStyle w:val="1582"/>
               <w:pBdr>
                 <w:bottom w:val="single" w:color="000000" w:sz="6" w:space="0"/>
               </w:pBdr>
@@ -13579,7 +13683,7 @@
           </w:p>
           <w:p>
             <w:pPr>
-              <w:pStyle w:val="1579"/>
+              <w:pStyle w:val="1582"/>
               <w:pBdr/>
               <w:spacing/>
               <w:ind/>
@@ -13734,7 +13838,7 @@
                 <w:szCs w:val="24"/>
                 <w:lang w:val="fr-CH"/>
               </w:rPr>
-              <w:t xml:space="preserve">05.03.26</w:t>
+              <w:t xml:space="preserve">06.03.26</w:t>
             </w:r>
             <w:r>
               <w:rPr>
@@ -13759,7 +13863,7 @@
   </w:sdt>
   <w:p>
     <w:pPr>
-      <w:pStyle w:val="1579"/>
+      <w:pStyle w:val="1582"/>
       <w:pBdr/>
       <w:spacing/>
       <w:ind/>
@@ -13797,7 +13901,7 @@
         <w:sdtContent>
           <w:p>
             <w:pPr>
-              <w:pStyle w:val="1579"/>
+              <w:pStyle w:val="1582"/>
               <w:pBdr>
                 <w:bottom w:val="single" w:color="000000" w:sz="6" w:space="0"/>
               </w:pBdr>
@@ -13811,7 +13915,7 @@
           </w:p>
           <w:p>
             <w:pPr>
-              <w:pStyle w:val="1579"/>
+              <w:pStyle w:val="1582"/>
               <w:pBdr/>
               <w:spacing/>
               <w:ind/>
@@ -13981,7 +14085,7 @@
                 <w:szCs w:val="24"/>
                 <w:lang w:val="fr-CH"/>
               </w:rPr>
-              <w:t xml:space="preserve">05.03.26</w:t>
+              <w:t xml:space="preserve">06.03.26</w:t>
             </w:r>
             <w:r>
               <w:rPr>
@@ -14040,7 +14144,7 @@
         <w:sdtContent>
           <w:p>
             <w:pPr>
-              <w:pStyle w:val="1579"/>
+              <w:pStyle w:val="1582"/>
               <w:pBdr>
                 <w:bottom w:val="single" w:color="000000" w:sz="6" w:space="0"/>
               </w:pBdr>
@@ -14054,7 +14158,7 @@
           </w:p>
           <w:p>
             <w:pPr>
-              <w:pStyle w:val="1579"/>
+              <w:pStyle w:val="1582"/>
               <w:pBdr/>
               <w:spacing/>
               <w:ind/>
@@ -14224,7 +14328,7 @@
                 <w:szCs w:val="24"/>
                 <w:lang w:val="fr-CH"/>
               </w:rPr>
-              <w:t xml:space="preserve">05.03.26</w:t>
+              <w:t xml:space="preserve">06.03.26</w:t>
             </w:r>
             <w:r>
               <w:rPr>
@@ -14249,7 +14353,7 @@
   </w:sdt>
   <w:p>
     <w:pPr>
-      <w:pStyle w:val="1579"/>
+      <w:pStyle w:val="1582"/>
       <w:pBdr/>
       <w:spacing/>
       <w:ind/>
@@ -14287,7 +14391,7 @@
         <w:sdtContent>
           <w:p>
             <w:pPr>
-              <w:pStyle w:val="1579"/>
+              <w:pStyle w:val="1582"/>
               <w:pBdr>
                 <w:bottom w:val="single" w:color="000000" w:sz="6" w:space="0"/>
               </w:pBdr>
@@ -14301,7 +14405,7 @@
           </w:p>
           <w:p>
             <w:pPr>
-              <w:pStyle w:val="1579"/>
+              <w:pStyle w:val="1582"/>
               <w:pBdr/>
               <w:spacing/>
               <w:ind/>
@@ -14458,7 +14562,7 @@
                 <w:szCs w:val="24"/>
                 <w:lang w:val="fr-CH"/>
               </w:rPr>
-              <w:t xml:space="preserve">05.03.26</w:t>
+              <w:t xml:space="preserve">06.03.26</w:t>
             </w:r>
             <w:r>
               <w:rPr>
@@ -14517,7 +14621,7 @@
         <w:sdtContent>
           <w:p>
             <w:pPr>
-              <w:pStyle w:val="1579"/>
+              <w:pStyle w:val="1582"/>
               <w:pBdr>
                 <w:bottom w:val="single" w:color="000000" w:sz="6" w:space="0"/>
               </w:pBdr>
@@ -14531,7 +14635,7 @@
           </w:p>
           <w:p>
             <w:pPr>
-              <w:pStyle w:val="1579"/>
+              <w:pStyle w:val="1582"/>
               <w:pBdr/>
               <w:spacing/>
               <w:ind/>
@@ -14692,7 +14796,7 @@
                 <w:szCs w:val="24"/>
                 <w:lang w:val="fr-CH"/>
               </w:rPr>
-              <w:t xml:space="preserve">05.03.26</w:t>
+              <w:t xml:space="preserve">06.03.26</w:t>
             </w:r>
             <w:r>
               <w:rPr>
@@ -14717,7 +14821,7 @@
   </w:sdt>
   <w:p>
     <w:pPr>
-      <w:pStyle w:val="1579"/>
+      <w:pStyle w:val="1582"/>
       <w:pBdr/>
       <w:spacing/>
       <w:ind/>
@@ -14778,7 +14882,7 @@
 <w:hdr xmlns:wpc="http://schemas.microsoft.com/office/word/2010/wordprocessingCanvas" xmlns:mc="http://schemas.openxmlformats.org/markup-compatibility/2006" xmlns:o="urn:schemas-microsoft-com:office:office" xmlns:r="http://schemas.openxmlformats.org/officeDocument/2006/relationships" xmlns:m="http://schemas.openxmlformats.org/officeDocument/2006/math" xmlns:v="urn:schemas-microsoft-com:vml" xmlns:wp14="http://schemas.microsoft.com/office/word/2010/wordprocessingDrawing" xmlns:wp="http://schemas.openxmlformats.org/drawingml/2006/wordprocessingDrawing" xmlns:w10="urn:schemas-microsoft-com:office:word" xmlns:w="http://schemas.openxmlformats.org/wordprocessingml/2006/main" xmlns:w14="http://schemas.microsoft.com/office/word/2010/wordml" xmlns:w15="http://schemas.microsoft.com/office/word/2012/wordml" xmlns:wpg="http://schemas.microsoft.com/office/word/2010/wordprocessingGroup" xmlns:wpi="http://schemas.microsoft.com/office/word/2010/wordprocessingInk" xmlns:wne="http://schemas.microsoft.com/office/word/2006/wordml" xmlns:a="http://schemas.openxmlformats.org/drawingml/2006/main" xmlns:wps="http://schemas.microsoft.com/office/word/2010/wordprocessingShape" mc:Ignorable="w14 w15 wp14">
   <w:p>
     <w:pPr>
-      <w:pStyle w:val="1577"/>
+      <w:pStyle w:val="1580"/>
       <w:pBdr>
         <w:bottom w:val="single" w:color="000000" w:sz="6" w:space="1"/>
       </w:pBdr>
@@ -14914,7 +15018,7 @@
 <w:hdr xmlns:wpc="http://schemas.microsoft.com/office/word/2010/wordprocessingCanvas" xmlns:mc="http://schemas.openxmlformats.org/markup-compatibility/2006" xmlns:o="urn:schemas-microsoft-com:office:office" xmlns:r="http://schemas.openxmlformats.org/officeDocument/2006/relationships" xmlns:m="http://schemas.openxmlformats.org/officeDocument/2006/math" xmlns:v="urn:schemas-microsoft-com:vml" xmlns:wp14="http://schemas.microsoft.com/office/word/2010/wordprocessingDrawing" xmlns:wp="http://schemas.openxmlformats.org/drawingml/2006/wordprocessingDrawing" xmlns:w10="urn:schemas-microsoft-com:office:word" xmlns:w="http://schemas.openxmlformats.org/wordprocessingml/2006/main" xmlns:w14="http://schemas.microsoft.com/office/word/2010/wordml" xmlns:w15="http://schemas.microsoft.com/office/word/2012/wordml" xmlns:wpg="http://schemas.microsoft.com/office/word/2010/wordprocessingGroup" xmlns:wpi="http://schemas.microsoft.com/office/word/2010/wordprocessingInk" xmlns:wne="http://schemas.microsoft.com/office/word/2006/wordml" xmlns:a="http://schemas.openxmlformats.org/drawingml/2006/main" xmlns:wps="http://schemas.microsoft.com/office/word/2010/wordprocessingShape" mc:Ignorable="w14 w15 wp14">
   <w:p>
     <w:pPr>
-      <w:pStyle w:val="1577"/>
+      <w:pStyle w:val="1580"/>
       <w:pBdr/>
       <w:spacing/>
       <w:ind/>
@@ -14930,7 +15034,7 @@
 <w:hdr xmlns:wpc="http://schemas.microsoft.com/office/word/2010/wordprocessingCanvas" xmlns:mc="http://schemas.openxmlformats.org/markup-compatibility/2006" xmlns:o="urn:schemas-microsoft-com:office:office" xmlns:r="http://schemas.openxmlformats.org/officeDocument/2006/relationships" xmlns:m="http://schemas.openxmlformats.org/officeDocument/2006/math" xmlns:v="urn:schemas-microsoft-com:vml" xmlns:wp14="http://schemas.microsoft.com/office/word/2010/wordprocessingDrawing" xmlns:wp="http://schemas.openxmlformats.org/drawingml/2006/wordprocessingDrawing" xmlns:w10="urn:schemas-microsoft-com:office:word" xmlns:w="http://schemas.openxmlformats.org/wordprocessingml/2006/main" xmlns:w14="http://schemas.microsoft.com/office/word/2010/wordml" xmlns:w15="http://schemas.microsoft.com/office/word/2012/wordml" xmlns:wpg="http://schemas.microsoft.com/office/word/2010/wordprocessingGroup" xmlns:wpi="http://schemas.microsoft.com/office/word/2010/wordprocessingInk" xmlns:wne="http://schemas.microsoft.com/office/word/2006/wordml" xmlns:a="http://schemas.openxmlformats.org/drawingml/2006/main" xmlns:wps="http://schemas.microsoft.com/office/word/2010/wordprocessingShape" mc:Ignorable="w14 w15 wp14">
   <w:p>
     <w:pPr>
-      <w:pStyle w:val="1577"/>
+      <w:pStyle w:val="1580"/>
       <w:pBdr/>
       <w:spacing/>
       <w:ind/>
@@ -14946,7 +15050,7 @@
 <w:hdr xmlns:wpc="http://schemas.microsoft.com/office/word/2010/wordprocessingCanvas" xmlns:mc="http://schemas.openxmlformats.org/markup-compatibility/2006" xmlns:o="urn:schemas-microsoft-com:office:office" xmlns:r="http://schemas.openxmlformats.org/officeDocument/2006/relationships" xmlns:m="http://schemas.openxmlformats.org/officeDocument/2006/math" xmlns:v="urn:schemas-microsoft-com:vml" xmlns:wp14="http://schemas.microsoft.com/office/word/2010/wordprocessingDrawing" xmlns:wp="http://schemas.openxmlformats.org/drawingml/2006/wordprocessingDrawing" xmlns:w10="urn:schemas-microsoft-com:office:word" xmlns:w="http://schemas.openxmlformats.org/wordprocessingml/2006/main" xmlns:w14="http://schemas.microsoft.com/office/word/2010/wordml" xmlns:w15="http://schemas.microsoft.com/office/word/2012/wordml" xmlns:wpg="http://schemas.microsoft.com/office/word/2010/wordprocessingGroup" xmlns:wpi="http://schemas.microsoft.com/office/word/2010/wordprocessingInk" xmlns:wne="http://schemas.microsoft.com/office/word/2006/wordml" xmlns:a="http://schemas.openxmlformats.org/drawingml/2006/main" xmlns:wps="http://schemas.microsoft.com/office/word/2010/wordprocessingShape" mc:Ignorable="w14 w15 wp14">
   <w:p>
     <w:pPr>
-      <w:pStyle w:val="1577"/>
+      <w:pStyle w:val="1580"/>
       <w:pBdr>
         <w:bottom w:val="single" w:color="000000" w:sz="6" w:space="0"/>
       </w:pBdr>
@@ -15100,7 +15204,7 @@
 <w:hdr xmlns:wpc="http://schemas.microsoft.com/office/word/2010/wordprocessingCanvas" xmlns:mc="http://schemas.openxmlformats.org/markup-compatibility/2006" xmlns:o="urn:schemas-microsoft-com:office:office" xmlns:r="http://schemas.openxmlformats.org/officeDocument/2006/relationships" xmlns:m="http://schemas.openxmlformats.org/officeDocument/2006/math" xmlns:v="urn:schemas-microsoft-com:vml" xmlns:wp14="http://schemas.microsoft.com/office/word/2010/wordprocessingDrawing" xmlns:wp="http://schemas.openxmlformats.org/drawingml/2006/wordprocessingDrawing" xmlns:w10="urn:schemas-microsoft-com:office:word" xmlns:w="http://schemas.openxmlformats.org/wordprocessingml/2006/main" xmlns:w14="http://schemas.microsoft.com/office/word/2010/wordml" xmlns:w15="http://schemas.microsoft.com/office/word/2012/wordml" xmlns:wpg="http://schemas.microsoft.com/office/word/2010/wordprocessingGroup" xmlns:wpi="http://schemas.microsoft.com/office/word/2010/wordprocessingInk" xmlns:wne="http://schemas.microsoft.com/office/word/2006/wordml" xmlns:a="http://schemas.openxmlformats.org/drawingml/2006/main" xmlns:wps="http://schemas.microsoft.com/office/word/2010/wordprocessingShape" mc:Ignorable="w14 w15 wp14">
   <w:p>
     <w:pPr>
-      <w:pStyle w:val="1577"/>
+      <w:pStyle w:val="1580"/>
       <w:pBdr>
         <w:bottom w:val="single" w:color="000000" w:sz="6" w:space="0"/>
       </w:pBdr>
@@ -15249,7 +15353,7 @@
   </w:p>
   <w:p>
     <w:pPr>
-      <w:pStyle w:val="1577"/>
+      <w:pStyle w:val="1580"/>
       <w:pBdr/>
       <w:spacing/>
       <w:ind/>
@@ -15265,7 +15369,7 @@
 <w:hdr xmlns:wpc="http://schemas.microsoft.com/office/word/2010/wordprocessingCanvas" xmlns:mc="http://schemas.openxmlformats.org/markup-compatibility/2006" xmlns:o="urn:schemas-microsoft-com:office:office" xmlns:r="http://schemas.openxmlformats.org/officeDocument/2006/relationships" xmlns:m="http://schemas.openxmlformats.org/officeDocument/2006/math" xmlns:v="urn:schemas-microsoft-com:vml" xmlns:wp14="http://schemas.microsoft.com/office/word/2010/wordprocessingDrawing" xmlns:wp="http://schemas.openxmlformats.org/drawingml/2006/wordprocessingDrawing" xmlns:w10="urn:schemas-microsoft-com:office:word" xmlns:w="http://schemas.openxmlformats.org/wordprocessingml/2006/main" xmlns:w14="http://schemas.microsoft.com/office/word/2010/wordml" xmlns:w15="http://schemas.microsoft.com/office/word/2012/wordml" xmlns:wpg="http://schemas.microsoft.com/office/word/2010/wordprocessingGroup" xmlns:wpi="http://schemas.microsoft.com/office/word/2010/wordprocessingInk" xmlns:wne="http://schemas.microsoft.com/office/word/2006/wordml" xmlns:a="http://schemas.openxmlformats.org/drawingml/2006/main" xmlns:wps="http://schemas.microsoft.com/office/word/2010/wordprocessingShape" mc:Ignorable="w14 w15 wp14">
   <w:p>
     <w:pPr>
-      <w:pStyle w:val="1577"/>
+      <w:pStyle w:val="1580"/>
       <w:pBdr>
         <w:bottom w:val="single" w:color="000000" w:sz="6" w:space="0"/>
       </w:pBdr>
@@ -15395,7 +15499,7 @@
 <w:hdr xmlns:wpc="http://schemas.microsoft.com/office/word/2010/wordprocessingCanvas" xmlns:mc="http://schemas.openxmlformats.org/markup-compatibility/2006" xmlns:o="urn:schemas-microsoft-com:office:office" xmlns:r="http://schemas.openxmlformats.org/officeDocument/2006/relationships" xmlns:m="http://schemas.openxmlformats.org/officeDocument/2006/math" xmlns:v="urn:schemas-microsoft-com:vml" xmlns:wp14="http://schemas.microsoft.com/office/word/2010/wordprocessingDrawing" xmlns:wp="http://schemas.openxmlformats.org/drawingml/2006/wordprocessingDrawing" xmlns:w10="urn:schemas-microsoft-com:office:word" xmlns:w="http://schemas.openxmlformats.org/wordprocessingml/2006/main" xmlns:w14="http://schemas.microsoft.com/office/word/2010/wordml" xmlns:w15="http://schemas.microsoft.com/office/word/2012/wordml" xmlns:wpg="http://schemas.microsoft.com/office/word/2010/wordprocessingGroup" xmlns:wpi="http://schemas.microsoft.com/office/word/2010/wordprocessingInk" xmlns:wne="http://schemas.microsoft.com/office/word/2006/wordml" xmlns:a="http://schemas.openxmlformats.org/drawingml/2006/main" xmlns:wps="http://schemas.microsoft.com/office/word/2010/wordprocessingShape" mc:Ignorable="w14 w15 wp14">
   <w:p>
     <w:pPr>
-      <w:pStyle w:val="1577"/>
+      <w:pStyle w:val="1580"/>
       <w:pBdr>
         <w:bottom w:val="single" w:color="000000" w:sz="6" w:space="0"/>
       </w:pBdr>
@@ -15520,7 +15624,7 @@
   </w:p>
   <w:p>
     <w:pPr>
-      <w:pStyle w:val="1577"/>
+      <w:pStyle w:val="1580"/>
       <w:pBdr/>
       <w:spacing/>
       <w:ind/>
@@ -27349,7 +27453,7 @@
     <w:lsdException w:name="Bibliography" w:uiPriority="37"/>
     <w:lsdException w:name="TOC Heading" w:uiPriority="39" w:qFormat="1"/>
   </w:latentStyles>
-  <w:style w:type="paragraph" w:styleId="1387" w:default="1">
+  <w:style w:type="paragraph" w:styleId="1390" w:default="1">
     <w:name w:val="Normal"/>
     <w:qFormat/>
     <w:pPr>
@@ -27361,11 +27465,11 @@
       <w:lang w:val="fr-FR"/>
     </w:rPr>
   </w:style>
-  <w:style w:type="paragraph" w:styleId="1388">
+  <w:style w:type="paragraph" w:styleId="1391">
     <w:name w:val="Heading 1"/>
-    <w:basedOn w:val="1387"/>
-    <w:next w:val="1387"/>
-    <w:link w:val="1581"/>
+    <w:basedOn w:val="1390"/>
+    <w:next w:val="1390"/>
+    <w:link w:val="1584"/>
     <w:uiPriority w:val="9"/>
     <w:qFormat/>
     <w:pPr>
@@ -27383,11 +27487,11 @@
       <w:szCs w:val="32"/>
     </w:rPr>
   </w:style>
-  <w:style w:type="paragraph" w:styleId="1389">
+  <w:style w:type="paragraph" w:styleId="1392">
     <w:name w:val="Heading 2"/>
-    <w:basedOn w:val="1387"/>
-    <w:next w:val="1387"/>
-    <w:link w:val="1587"/>
+    <w:basedOn w:val="1390"/>
+    <w:next w:val="1390"/>
+    <w:link w:val="1590"/>
     <w:uiPriority w:val="9"/>
     <w:unhideWhenUsed/>
     <w:qFormat/>
@@ -27406,11 +27510,11 @@
       <w:szCs w:val="26"/>
     </w:rPr>
   </w:style>
-  <w:style w:type="paragraph" w:styleId="1390">
+  <w:style w:type="paragraph" w:styleId="1393">
     <w:name w:val="Heading 3"/>
-    <w:basedOn w:val="1387"/>
-    <w:next w:val="1387"/>
-    <w:link w:val="1599"/>
+    <w:basedOn w:val="1390"/>
+    <w:next w:val="1390"/>
+    <w:link w:val="1602"/>
     <w:uiPriority w:val="9"/>
     <w:unhideWhenUsed/>
     <w:qFormat/>
@@ -27429,11 +27533,11 @@
       <w:szCs w:val="24"/>
     </w:rPr>
   </w:style>
-  <w:style w:type="paragraph" w:styleId="1391">
+  <w:style w:type="paragraph" w:styleId="1394">
     <w:name w:val="Heading 4"/>
-    <w:basedOn w:val="1387"/>
-    <w:next w:val="1387"/>
-    <w:link w:val="1540"/>
+    <w:basedOn w:val="1390"/>
+    <w:next w:val="1390"/>
+    <w:link w:val="1543"/>
     <w:uiPriority w:val="9"/>
     <w:unhideWhenUsed/>
     <w:qFormat/>
@@ -27452,11 +27556,11 @@
       <w:color w:val="2f5496" w:themeColor="accent1" w:themeShade="BF"/>
     </w:rPr>
   </w:style>
-  <w:style w:type="paragraph" w:styleId="1392">
+  <w:style w:type="paragraph" w:styleId="1395">
     <w:name w:val="Heading 5"/>
-    <w:basedOn w:val="1387"/>
-    <w:next w:val="1387"/>
-    <w:link w:val="1541"/>
+    <w:basedOn w:val="1390"/>
+    <w:next w:val="1390"/>
+    <w:link w:val="1544"/>
     <w:uiPriority w:val="9"/>
     <w:unhideWhenUsed/>
     <w:qFormat/>
@@ -27473,11 +27577,11 @@
       <w:color w:val="2f5496" w:themeColor="accent1" w:themeShade="BF"/>
     </w:rPr>
   </w:style>
-  <w:style w:type="paragraph" w:styleId="1393">
+  <w:style w:type="paragraph" w:styleId="1396">
     <w:name w:val="Heading 6"/>
-    <w:basedOn w:val="1387"/>
-    <w:next w:val="1387"/>
-    <w:link w:val="1542"/>
+    <w:basedOn w:val="1390"/>
+    <w:next w:val="1390"/>
+    <w:link w:val="1545"/>
     <w:uiPriority w:val="9"/>
     <w:unhideWhenUsed/>
     <w:qFormat/>
@@ -27496,11 +27600,11 @@
       <w:color w:val="595959" w:themeColor="text1" w:themeTint="A6"/>
     </w:rPr>
   </w:style>
-  <w:style w:type="paragraph" w:styleId="1394">
+  <w:style w:type="paragraph" w:styleId="1397">
     <w:name w:val="Heading 7"/>
-    <w:basedOn w:val="1387"/>
-    <w:next w:val="1387"/>
-    <w:link w:val="1543"/>
+    <w:basedOn w:val="1390"/>
+    <w:next w:val="1390"/>
+    <w:link w:val="1546"/>
     <w:uiPriority w:val="9"/>
     <w:unhideWhenUsed/>
     <w:qFormat/>
@@ -27517,11 +27621,11 @@
       <w:color w:val="595959" w:themeColor="text1" w:themeTint="A6"/>
     </w:rPr>
   </w:style>
-  <w:style w:type="paragraph" w:styleId="1395">
+  <w:style w:type="paragraph" w:styleId="1398">
     <w:name w:val="Heading 8"/>
-    <w:basedOn w:val="1387"/>
-    <w:next w:val="1387"/>
-    <w:link w:val="1544"/>
+    <w:basedOn w:val="1390"/>
+    <w:next w:val="1390"/>
+    <w:link w:val="1547"/>
     <w:uiPriority w:val="9"/>
     <w:unhideWhenUsed/>
     <w:qFormat/>
@@ -27540,11 +27644,11 @@
       <w:color w:val="272727" w:themeColor="text1" w:themeTint="D8"/>
     </w:rPr>
   </w:style>
-  <w:style w:type="paragraph" w:styleId="1396">
+  <w:style w:type="paragraph" w:styleId="1399">
     <w:name w:val="Heading 9"/>
-    <w:basedOn w:val="1387"/>
-    <w:next w:val="1387"/>
-    <w:link w:val="1545"/>
+    <w:basedOn w:val="1390"/>
+    <w:next w:val="1390"/>
+    <w:link w:val="1548"/>
     <w:uiPriority w:val="9"/>
     <w:unhideWhenUsed/>
     <w:qFormat/>
@@ -27563,7 +27667,7 @@
       <w:color w:val="272727" w:themeColor="text1" w:themeTint="D8"/>
     </w:rPr>
   </w:style>
-  <w:style w:type="character" w:styleId="1397" w:default="1">
+  <w:style w:type="character" w:styleId="1400" w:default="1">
     <w:name w:val="Default Paragraph Font"/>
     <w:uiPriority w:val="1"/>
     <w:semiHidden/>
@@ -27574,7 +27678,7 @@
       <w:ind/>
     </w:pPr>
   </w:style>
-  <w:style w:type="table" w:styleId="1398" w:default="1">
+  <w:style w:type="table" w:styleId="1401" w:default="1">
     <w:name w:val="Normal Table"/>
     <w:uiPriority w:val="99"/>
     <w:semiHidden/>
@@ -27767,7 +27871,7 @@
       </w:tcPr>
     </w:tblStylePr>
   </w:style>
-  <w:style w:type="numbering" w:styleId="1399" w:default="1">
+  <w:style w:type="numbering" w:styleId="1402" w:default="1">
     <w:name w:val="No List"/>
     <w:uiPriority w:val="99"/>
     <w:semiHidden/>
@@ -27778,9 +27882,9 @@
       <w:ind/>
     </w:pPr>
   </w:style>
-  <w:style w:type="character" w:styleId="1400">
+  <w:style w:type="character" w:styleId="1403">
     <w:name w:val="Placeholder Text"/>
-    <w:basedOn w:val="1397"/>
+    <w:basedOn w:val="1400"/>
     <w:uiPriority w:val="99"/>
     <w:semiHidden/>
     <w:pPr>
@@ -27792,9 +27896,9 @@
       <w:color w:val="666666"/>
     </w:rPr>
   </w:style>
-  <w:style w:type="character" w:styleId="1401" w:customStyle="1">
+  <w:style w:type="character" w:styleId="1404" w:customStyle="1">
     <w:name w:val="Heading 4 Char"/>
-    <w:basedOn w:val="1397"/>
+    <w:basedOn w:val="1400"/>
     <w:uiPriority w:val="9"/>
     <w:pPr>
       <w:pBdr/>
@@ -27808,9 +27912,9 @@
       <w:color w:val="2f5496" w:themeColor="accent1" w:themeShade="BF"/>
     </w:rPr>
   </w:style>
-  <w:style w:type="character" w:styleId="1402" w:customStyle="1">
+  <w:style w:type="character" w:styleId="1405" w:customStyle="1">
     <w:name w:val="Heading 5 Char"/>
-    <w:basedOn w:val="1397"/>
+    <w:basedOn w:val="1400"/>
     <w:uiPriority w:val="9"/>
     <w:pPr>
       <w:pBdr/>
@@ -27822,9 +27926,9 @@
       <w:color w:val="2f5496" w:themeColor="accent1" w:themeShade="BF"/>
     </w:rPr>
   </w:style>
-  <w:style w:type="character" w:styleId="1403" w:customStyle="1">
+  <w:style w:type="character" w:styleId="1406" w:customStyle="1">
     <w:name w:val="Heading 6 Char"/>
-    <w:basedOn w:val="1397"/>
+    <w:basedOn w:val="1400"/>
     <w:uiPriority w:val="9"/>
     <w:pPr>
       <w:pBdr/>
@@ -27838,9 +27942,9 @@
       <w:color w:val="595959" w:themeColor="text1" w:themeTint="A6"/>
     </w:rPr>
   </w:style>
-  <w:style w:type="character" w:styleId="1404" w:customStyle="1">
+  <w:style w:type="character" w:styleId="1407" w:customStyle="1">
     <w:name w:val="Heading 7 Char"/>
-    <w:basedOn w:val="1397"/>
+    <w:basedOn w:val="1400"/>
     <w:uiPriority w:val="9"/>
     <w:pPr>
       <w:pBdr/>
@@ -27852,9 +27956,9 @@
       <w:color w:val="595959" w:themeColor="text1" w:themeTint="A6"/>
     </w:rPr>
   </w:style>
-  <w:style w:type="character" w:styleId="1405" w:customStyle="1">
+  <w:style w:type="character" w:styleId="1408" w:customStyle="1">
     <w:name w:val="Heading 8 Char"/>
-    <w:basedOn w:val="1397"/>
+    <w:basedOn w:val="1400"/>
     <w:uiPriority w:val="9"/>
     <w:pPr>
       <w:pBdr/>
@@ -27868,9 +27972,9 @@
       <w:color w:val="272727" w:themeColor="text1" w:themeTint="D8"/>
     </w:rPr>
   </w:style>
-  <w:style w:type="character" w:styleId="1406" w:customStyle="1">
+  <w:style w:type="character" w:styleId="1409" w:customStyle="1">
     <w:name w:val="Heading 9 Char"/>
-    <w:basedOn w:val="1397"/>
+    <w:basedOn w:val="1400"/>
     <w:uiPriority w:val="9"/>
     <w:pPr>
       <w:pBdr/>
@@ -27884,9 +27988,9 @@
       <w:color w:val="272727" w:themeColor="text1" w:themeTint="D8"/>
     </w:rPr>
   </w:style>
-  <w:style w:type="character" w:styleId="1407" w:customStyle="1">
+  <w:style w:type="character" w:styleId="1410" w:customStyle="1">
     <w:name w:val="Title Char"/>
-    <w:basedOn w:val="1397"/>
+    <w:basedOn w:val="1400"/>
     <w:uiPriority w:val="10"/>
     <w:pPr>
       <w:pBdr/>
@@ -27900,9 +28004,9 @@
       <w:szCs w:val="56"/>
     </w:rPr>
   </w:style>
-  <w:style w:type="character" w:styleId="1408" w:customStyle="1">
+  <w:style w:type="character" w:styleId="1411" w:customStyle="1">
     <w:name w:val="Subtitle Char"/>
-    <w:basedOn w:val="1397"/>
+    <w:basedOn w:val="1400"/>
     <w:uiPriority w:val="11"/>
     <w:pPr>
       <w:pBdr/>
@@ -27916,9 +28020,9 @@
       <w:szCs w:val="28"/>
     </w:rPr>
   </w:style>
-  <w:style w:type="character" w:styleId="1409" w:customStyle="1">
+  <w:style w:type="character" w:styleId="1412" w:customStyle="1">
     <w:name w:val="Quote Char"/>
-    <w:basedOn w:val="1397"/>
+    <w:basedOn w:val="1400"/>
     <w:uiPriority w:val="29"/>
     <w:pPr>
       <w:pBdr/>
@@ -27931,9 +28035,9 @@
       <w:color w:val="404040" w:themeColor="text1" w:themeTint="BF"/>
     </w:rPr>
   </w:style>
-  <w:style w:type="character" w:styleId="1410" w:customStyle="1">
+  <w:style w:type="character" w:styleId="1413" w:customStyle="1">
     <w:name w:val="Intense Quote Char"/>
-    <w:basedOn w:val="1397"/>
+    <w:basedOn w:val="1400"/>
     <w:uiPriority w:val="30"/>
     <w:pPr>
       <w:pBdr/>
@@ -27946,9 +28050,9 @@
       <w:color w:val="2f5496" w:themeColor="accent1" w:themeShade="BF"/>
     </w:rPr>
   </w:style>
-  <w:style w:type="character" w:styleId="1411" w:customStyle="1">
+  <w:style w:type="character" w:styleId="1414" w:customStyle="1">
     <w:name w:val="Footnote Text Char"/>
-    <w:basedOn w:val="1397"/>
+    <w:basedOn w:val="1400"/>
     <w:uiPriority w:val="99"/>
     <w:semiHidden/>
     <w:pPr>
@@ -27961,9 +28065,9 @@
       <w:szCs w:val="20"/>
     </w:rPr>
   </w:style>
-  <w:style w:type="character" w:styleId="1412" w:customStyle="1">
+  <w:style w:type="character" w:styleId="1415" w:customStyle="1">
     <w:name w:val="Endnote Text Char"/>
-    <w:basedOn w:val="1397"/>
+    <w:basedOn w:val="1400"/>
     <w:uiPriority w:val="99"/>
     <w:semiHidden/>
     <w:pPr>
@@ -27976,9 +28080,9 @@
       <w:szCs w:val="20"/>
     </w:rPr>
   </w:style>
-  <w:style w:type="table" w:styleId="1413" w:customStyle="1">
+  <w:style w:type="table" w:styleId="1416" w:customStyle="1">
     <w:name w:val="Table Grid Light"/>
-    <w:basedOn w:val="1398"/>
+    <w:basedOn w:val="1401"/>
     <w:uiPriority w:val="59"/>
     <w:pPr>
       <w:pBdr/>
@@ -28168,9 +28272,9 @@
       </w:tcPr>
     </w:tblStylePr>
   </w:style>
-  <w:style w:type="table" w:styleId="1414">
+  <w:style w:type="table" w:styleId="1417">
     <w:name w:val="Plain Table 1"/>
-    <w:basedOn w:val="1398"/>
+    <w:basedOn w:val="1401"/>
     <w:uiPriority w:val="59"/>
     <w:pPr>
       <w:pBdr/>
@@ -28386,9 +28490,9 @@
       </w:tcPr>
     </w:tblStylePr>
   </w:style>
-  <w:style w:type="table" w:styleId="1415">
+  <w:style w:type="table" w:styleId="1418">
     <w:name w:val="Plain Table 2"/>
-    <w:basedOn w:val="1398"/>
+    <w:basedOn w:val="1401"/>
     <w:uiPriority w:val="59"/>
     <w:pPr>
       <w:pBdr/>
@@ -28612,9 +28716,9 @@
       </w:tcPr>
     </w:tblStylePr>
   </w:style>
-  <w:style w:type="table" w:styleId="1416">
+  <w:style w:type="table" w:styleId="1419">
     <w:name w:val="Plain Table 3"/>
-    <w:basedOn w:val="1398"/>
+    <w:basedOn w:val="1401"/>
     <w:uiPriority w:val="99"/>
     <w:pPr>
       <w:pBdr/>
@@ -28841,9 +28945,9 @@
       </w:tcPr>
     </w:tblStylePr>
   </w:style>
-  <w:style w:type="table" w:styleId="1417">
+  <w:style w:type="table" w:styleId="1420">
     <w:name w:val="Plain Table 4"/>
-    <w:basedOn w:val="1398"/>
+    <w:basedOn w:val="1401"/>
     <w:uiPriority w:val="99"/>
     <w:pPr>
       <w:pBdr/>
@@ -29056,9 +29160,9 @@
       </w:tcPr>
     </w:tblStylePr>
   </w:style>
-  <w:style w:type="table" w:styleId="1418">
+  <w:style w:type="table" w:styleId="1421">
     <w:name w:val="Plain Table 5"/>
-    <w:basedOn w:val="1398"/>
+    <w:basedOn w:val="1401"/>
     <w:uiPriority w:val="99"/>
     <w:pPr>
       <w:pBdr/>
@@ -29288,9 +29392,9 @@
       </w:tcPr>
     </w:tblStylePr>
   </w:style>
-  <w:style w:type="table" w:styleId="1419">
+  <w:style w:type="table" w:styleId="1422">
     <w:name w:val="Grid Table 1 Light"/>
-    <w:basedOn w:val="1398"/>
+    <w:basedOn w:val="1401"/>
     <w:uiPriority w:val="99"/>
     <w:pPr>
       <w:pBdr/>
@@ -29510,9 +29614,9 @@
       </w:tcPr>
     </w:tblStylePr>
   </w:style>
-  <w:style w:type="table" w:styleId="1420" w:customStyle="1">
+  <w:style w:type="table" w:styleId="1423" w:customStyle="1">
     <w:name w:val="Grid Table 1 Light - Accent 1"/>
-    <w:basedOn w:val="1398"/>
+    <w:basedOn w:val="1401"/>
     <w:uiPriority w:val="99"/>
     <w:pPr>
       <w:pBdr/>
@@ -29732,9 +29836,9 @@
       </w:tcPr>
     </w:tblStylePr>
   </w:style>
-  <w:style w:type="table" w:styleId="1421" w:customStyle="1">
+  <w:style w:type="table" w:styleId="1424" w:customStyle="1">
     <w:name w:val="Grid Table 1 Light - Accent 2"/>
-    <w:basedOn w:val="1398"/>
+    <w:basedOn w:val="1401"/>
     <w:uiPriority w:val="99"/>
     <w:pPr>
       <w:pBdr/>
@@ -29954,9 +30058,9 @@
       </w:tcPr>
     </w:tblStylePr>
   </w:style>
-  <w:style w:type="table" w:styleId="1422" w:customStyle="1">
+  <w:style w:type="table" w:styleId="1425" w:customStyle="1">
     <w:name w:val="Grid Table 1 Light - Accent 3"/>
-    <w:basedOn w:val="1398"/>
+    <w:basedOn w:val="1401"/>
     <w:uiPriority w:val="99"/>
     <w:pPr>
       <w:pBdr/>
@@ -30176,9 +30280,9 @@
       </w:tcPr>
     </w:tblStylePr>
   </w:style>
-  <w:style w:type="table" w:styleId="1423" w:customStyle="1">
+  <w:style w:type="table" w:styleId="1426" w:customStyle="1">
     <w:name w:val="Grid Table 1 Light - Accent 4"/>
-    <w:basedOn w:val="1398"/>
+    <w:basedOn w:val="1401"/>
     <w:uiPriority w:val="99"/>
     <w:pPr>
       <w:pBdr/>
@@ -30398,9 +30502,9 @@
       </w:tcPr>
     </w:tblStylePr>
   </w:style>
-  <w:style w:type="table" w:styleId="1424" w:customStyle="1">
+  <w:style w:type="table" w:styleId="1427" w:customStyle="1">
     <w:name w:val="Grid Table 1 Light - Accent 5"/>
-    <w:basedOn w:val="1398"/>
+    <w:basedOn w:val="1401"/>
     <w:uiPriority w:val="99"/>
     <w:pPr>
       <w:pBdr/>
@@ -30620,9 +30724,9 @@
       </w:tcPr>
     </w:tblStylePr>
   </w:style>
-  <w:style w:type="table" w:styleId="1425" w:customStyle="1">
+  <w:style w:type="table" w:styleId="1428" w:customStyle="1">
     <w:name w:val="Grid Table 1 Light - Accent 6"/>
-    <w:basedOn w:val="1398"/>
+    <w:basedOn w:val="1401"/>
     <w:uiPriority w:val="99"/>
     <w:pPr>
       <w:pBdr/>
@@ -30842,9 +30946,9 @@
       </w:tcPr>
     </w:tblStylePr>
   </w:style>
-  <w:style w:type="table" w:styleId="1426">
+  <w:style w:type="table" w:styleId="1429">
     <w:name w:val="Grid Table 2"/>
-    <w:basedOn w:val="1398"/>
+    <w:basedOn w:val="1401"/>
     <w:uiPriority w:val="99"/>
     <w:pPr>
       <w:pBdr/>
@@ -31073,9 +31177,9 @@
       </w:tcPr>
     </w:tblStylePr>
   </w:style>
-  <w:style w:type="table" w:styleId="1427" w:customStyle="1">
+  <w:style w:type="table" w:styleId="1430" w:customStyle="1">
     <w:name w:val="Grid Table 2 - Accent 1"/>
-    <w:basedOn w:val="1398"/>
+    <w:basedOn w:val="1401"/>
     <w:uiPriority w:val="99"/>
     <w:pPr>
       <w:pBdr/>
@@ -31304,9 +31408,9 @@
       </w:tcPr>
     </w:tblStylePr>
   </w:style>
-  <w:style w:type="table" w:styleId="1428" w:customStyle="1">
+  <w:style w:type="table" w:styleId="1431" w:customStyle="1">
     <w:name w:val="Grid Table 2 - Accent 2"/>
-    <w:basedOn w:val="1398"/>
+    <w:basedOn w:val="1401"/>
     <w:uiPriority w:val="99"/>
     <w:pPr>
       <w:pBdr/>
@@ -31535,9 +31639,9 @@
       </w:tcPr>
     </w:tblStylePr>
   </w:style>
-  <w:style w:type="table" w:styleId="1429" w:customStyle="1">
+  <w:style w:type="table" w:styleId="1432" w:customStyle="1">
     <w:name w:val="Grid Table 2 - Accent 3"/>
-    <w:basedOn w:val="1398"/>
+    <w:basedOn w:val="1401"/>
     <w:uiPriority w:val="99"/>
     <w:pPr>
       <w:pBdr/>
@@ -31766,9 +31870,9 @@
       </w:tcPr>
     </w:tblStylePr>
   </w:style>
-  <w:style w:type="table" w:styleId="1430" w:customStyle="1">
+  <w:style w:type="table" w:styleId="1433" w:customStyle="1">
     <w:name w:val="Grid Table 2 - Accent 4"/>
-    <w:basedOn w:val="1398"/>
+    <w:basedOn w:val="1401"/>
     <w:uiPriority w:val="99"/>
     <w:pPr>
       <w:pBdr/>
@@ -31997,9 +32101,9 @@
       </w:tcPr>
     </w:tblStylePr>
   </w:style>
-  <w:style w:type="table" w:styleId="1431" w:customStyle="1">
+  <w:style w:type="table" w:styleId="1434" w:customStyle="1">
     <w:name w:val="Grid Table 2 - Accent 5"/>
-    <w:basedOn w:val="1398"/>
+    <w:basedOn w:val="1401"/>
     <w:uiPriority w:val="99"/>
     <w:pPr>
       <w:pBdr/>
@@ -32228,9 +32332,9 @@
       </w:tcPr>
     </w:tblStylePr>
   </w:style>
-  <w:style w:type="table" w:styleId="1432" w:customStyle="1">
+  <w:style w:type="table" w:styleId="1435" w:customStyle="1">
     <w:name w:val="Grid Table 2 - Accent 6"/>
-    <w:basedOn w:val="1398"/>
+    <w:basedOn w:val="1401"/>
     <w:uiPriority w:val="99"/>
     <w:pPr>
       <w:pBdr/>
@@ -32459,9 +32563,9 @@
       </w:tcPr>
     </w:tblStylePr>
   </w:style>
-  <w:style w:type="table" w:styleId="1433">
+  <w:style w:type="table" w:styleId="1436">
     <w:name w:val="Grid Table 3"/>
-    <w:basedOn w:val="1398"/>
+    <w:basedOn w:val="1401"/>
     <w:uiPriority w:val="99"/>
     <w:pPr>
       <w:pBdr/>
@@ -32703,9 +32807,9 @@
       </w:tcPr>
     </w:tblStylePr>
   </w:style>
-  <w:style w:type="table" w:styleId="1434" w:customStyle="1">
+  <w:style w:type="table" w:styleId="1437" w:customStyle="1">
     <w:name w:val="Grid Table 3 - Accent 1"/>
-    <w:basedOn w:val="1398"/>
+    <w:basedOn w:val="1401"/>
     <w:uiPriority w:val="99"/>
     <w:pPr>
       <w:pBdr/>
@@ -32947,9 +33051,9 @@
       </w:tcPr>
     </w:tblStylePr>
   </w:style>
-  <w:style w:type="table" w:styleId="1435" w:customStyle="1">
+  <w:style w:type="table" w:styleId="1438" w:customStyle="1">
     <w:name w:val="Grid Table 3 - Accent 2"/>
-    <w:basedOn w:val="1398"/>
+    <w:basedOn w:val="1401"/>
     <w:uiPriority w:val="99"/>
     <w:pPr>
       <w:pBdr/>
@@ -33191,9 +33295,9 @@
       </w:tcPr>
     </w:tblStylePr>
   </w:style>
-  <w:style w:type="table" w:styleId="1436" w:customStyle="1">
+  <w:style w:type="table" w:styleId="1439" w:customStyle="1">
     <w:name w:val="Grid Table 3 - Accent 3"/>
-    <w:basedOn w:val="1398"/>
+    <w:basedOn w:val="1401"/>
     <w:uiPriority w:val="99"/>
     <w:pPr>
       <w:pBdr/>
@@ -33435,9 +33539,9 @@
       </w:tcPr>
     </w:tblStylePr>
   </w:style>
-  <w:style w:type="table" w:styleId="1437" w:customStyle="1">
+  <w:style w:type="table" w:styleId="1440" w:customStyle="1">
     <w:name w:val="Grid Table 3 - Accent 4"/>
-    <w:basedOn w:val="1398"/>
+    <w:basedOn w:val="1401"/>
     <w:uiPriority w:val="99"/>
     <w:pPr>
       <w:pBdr/>
@@ -33679,9 +33783,9 @@
       </w:tcPr>
     </w:tblStylePr>
   </w:style>
-  <w:style w:type="table" w:styleId="1438" w:customStyle="1">
+  <w:style w:type="table" w:styleId="1441" w:customStyle="1">
     <w:name w:val="Grid Table 3 - Accent 5"/>
-    <w:basedOn w:val="1398"/>
+    <w:basedOn w:val="1401"/>
     <w:uiPriority w:val="99"/>
     <w:pPr>
       <w:pBdr/>
@@ -33923,9 +34027,9 @@
       </w:tcPr>
     </w:tblStylePr>
   </w:style>
-  <w:style w:type="table" w:styleId="1439" w:customStyle="1">
+  <w:style w:type="table" w:styleId="1442" w:customStyle="1">
     <w:name w:val="Grid Table 3 - Accent 6"/>
-    <w:basedOn w:val="1398"/>
+    <w:basedOn w:val="1401"/>
     <w:uiPriority w:val="99"/>
     <w:pPr>
       <w:pBdr/>
@@ -34167,9 +34271,9 @@
       </w:tcPr>
     </w:tblStylePr>
   </w:style>
-  <w:style w:type="table" w:styleId="1440" w:customStyle="1">
+  <w:style w:type="table" w:styleId="1443" w:customStyle="1">
     <w:name w:val="Grid Table 4 - Accent 1"/>
-    <w:basedOn w:val="1398"/>
+    <w:basedOn w:val="1401"/>
     <w:uiPriority w:val="59"/>
     <w:pPr>
       <w:pBdr/>
@@ -34399,9 +34503,9 @@
       </w:tcPr>
     </w:tblStylePr>
   </w:style>
-  <w:style w:type="table" w:styleId="1441" w:customStyle="1">
+  <w:style w:type="table" w:styleId="1444" w:customStyle="1">
     <w:name w:val="Grid Table 4 - Accent 2"/>
-    <w:basedOn w:val="1398"/>
+    <w:basedOn w:val="1401"/>
     <w:uiPriority w:val="59"/>
     <w:pPr>
       <w:pBdr/>
@@ -34631,9 +34735,9 @@
       </w:tcPr>
     </w:tblStylePr>
   </w:style>
-  <w:style w:type="table" w:styleId="1442" w:customStyle="1">
+  <w:style w:type="table" w:styleId="1445" w:customStyle="1">
     <w:name w:val="Grid Table 4 - Accent 3"/>
-    <w:basedOn w:val="1398"/>
+    <w:basedOn w:val="1401"/>
     <w:uiPriority w:val="59"/>
     <w:pPr>
       <w:pBdr/>
@@ -34863,9 +34967,9 @@
       </w:tcPr>
     </w:tblStylePr>
   </w:style>
-  <w:style w:type="table" w:styleId="1443" w:customStyle="1">
+  <w:style w:type="table" w:styleId="1446" w:customStyle="1">
     <w:name w:val="Grid Table 4 - Accent 4"/>
-    <w:basedOn w:val="1398"/>
+    <w:basedOn w:val="1401"/>
     <w:uiPriority w:val="59"/>
     <w:pPr>
       <w:pBdr/>
@@ -35095,9 +35199,9 @@
       </w:tcPr>
     </w:tblStylePr>
   </w:style>
-  <w:style w:type="table" w:styleId="1444" w:customStyle="1">
+  <w:style w:type="table" w:styleId="1447" w:customStyle="1">
     <w:name w:val="Grid Table 4 - Accent 5"/>
-    <w:basedOn w:val="1398"/>
+    <w:basedOn w:val="1401"/>
     <w:uiPriority w:val="59"/>
     <w:pPr>
       <w:pBdr/>
@@ -35327,9 +35431,9 @@
       </w:tcPr>
     </w:tblStylePr>
   </w:style>
-  <w:style w:type="table" w:styleId="1445" w:customStyle="1">
+  <w:style w:type="table" w:styleId="1448" w:customStyle="1">
     <w:name w:val="Grid Table 4 - Accent 6"/>
-    <w:basedOn w:val="1398"/>
+    <w:basedOn w:val="1401"/>
     <w:uiPriority w:val="59"/>
     <w:pPr>
       <w:pBdr/>
@@ -35559,9 +35663,9 @@
       </w:tcPr>
     </w:tblStylePr>
   </w:style>
-  <w:style w:type="table" w:styleId="1446">
+  <w:style w:type="table" w:styleId="1449">
     <w:name w:val="Grid Table 5 Dark"/>
-    <w:basedOn w:val="1398"/>
+    <w:basedOn w:val="1401"/>
     <w:uiPriority w:val="99"/>
     <w:pPr>
       <w:pBdr/>
@@ -35786,9 +35890,9 @@
       </w:tcPr>
     </w:tblStylePr>
   </w:style>
-  <w:style w:type="table" w:styleId="1447" w:customStyle="1">
+  <w:style w:type="table" w:styleId="1450" w:customStyle="1">
     <w:name w:val="Grid Table 5 Dark- Accent 1"/>
-    <w:basedOn w:val="1398"/>
+    <w:basedOn w:val="1401"/>
     <w:uiPriority w:val="99"/>
     <w:pPr>
       <w:pBdr/>
@@ -36013,9 +36117,9 @@
       </w:tcPr>
     </w:tblStylePr>
   </w:style>
-  <w:style w:type="table" w:styleId="1448" w:customStyle="1">
+  <w:style w:type="table" w:styleId="1451" w:customStyle="1">
     <w:name w:val="Grid Table 5 Dark - Accent 2"/>
-    <w:basedOn w:val="1398"/>
+    <w:basedOn w:val="1401"/>
     <w:uiPriority w:val="99"/>
     <w:pPr>
       <w:pBdr/>
@@ -36240,9 +36344,9 @@
       </w:tcPr>
     </w:tblStylePr>
   </w:style>
-  <w:style w:type="table" w:styleId="1449" w:customStyle="1">
+  <w:style w:type="table" w:styleId="1452" w:customStyle="1">
     <w:name w:val="Grid Table 5 Dark - Accent 3"/>
-    <w:basedOn w:val="1398"/>
+    <w:basedOn w:val="1401"/>
     <w:uiPriority w:val="99"/>
     <w:pPr>
       <w:pBdr/>
@@ -36467,9 +36571,9 @@
       </w:tcPr>
     </w:tblStylePr>
   </w:style>
-  <w:style w:type="table" w:styleId="1450" w:customStyle="1">
+  <w:style w:type="table" w:styleId="1453" w:customStyle="1">
     <w:name w:val="Grid Table 5 Dark- Accent 4"/>
-    <w:basedOn w:val="1398"/>
+    <w:basedOn w:val="1401"/>
     <w:uiPriority w:val="99"/>
     <w:pPr>
       <w:pBdr/>
@@ -36694,9 +36798,9 @@
       </w:tcPr>
     </w:tblStylePr>
   </w:style>
-  <w:style w:type="table" w:styleId="1451" w:customStyle="1">
+  <w:style w:type="table" w:styleId="1454" w:customStyle="1">
     <w:name w:val="Grid Table 5 Dark - Accent 5"/>
-    <w:basedOn w:val="1398"/>
+    <w:basedOn w:val="1401"/>
     <w:uiPriority w:val="99"/>
     <w:pPr>
       <w:pBdr/>
@@ -36921,9 +37025,9 @@
       </w:tcPr>
     </w:tblStylePr>
   </w:style>
-  <w:style w:type="table" w:styleId="1452" w:customStyle="1">
+  <w:style w:type="table" w:styleId="1455" w:customStyle="1">
     <w:name w:val="Grid Table 5 Dark - Accent 6"/>
-    <w:basedOn w:val="1398"/>
+    <w:basedOn w:val="1401"/>
     <w:uiPriority w:val="99"/>
     <w:pPr>
       <w:pBdr/>
@@ -37148,9 +37252,9 @@
       </w:tcPr>
     </w:tblStylePr>
   </w:style>
-  <w:style w:type="table" w:styleId="1453">
+  <w:style w:type="table" w:styleId="1456">
     <w:name w:val="Grid Table 6 Colorful"/>
-    <w:basedOn w:val="1398"/>
+    <w:basedOn w:val="1401"/>
     <w:uiPriority w:val="99"/>
     <w:pPr>
       <w:pBdr/>
@@ -37372,9 +37476,9 @@
       </w:tcPr>
     </w:tblStylePr>
   </w:style>
-  <w:style w:type="table" w:styleId="1454" w:customStyle="1">
+  <w:style w:type="table" w:styleId="1457" w:customStyle="1">
     <w:name w:val="Grid Table 6 Colorful - Accent 1"/>
-    <w:basedOn w:val="1398"/>
+    <w:basedOn w:val="1401"/>
     <w:uiPriority w:val="99"/>
     <w:pPr>
       <w:pBdr/>
@@ -37596,9 +37700,9 @@
       </w:tcPr>
     </w:tblStylePr>
   </w:style>
-  <w:style w:type="table" w:styleId="1455" w:customStyle="1">
+  <w:style w:type="table" w:styleId="1458" w:customStyle="1">
     <w:name w:val="Grid Table 6 Colorful - Accent 2"/>
-    <w:basedOn w:val="1398"/>
+    <w:basedOn w:val="1401"/>
     <w:uiPriority w:val="99"/>
     <w:pPr>
       <w:pBdr/>
@@ -37820,9 +37924,9 @@
       </w:tcPr>
     </w:tblStylePr>
   </w:style>
-  <w:style w:type="table" w:styleId="1456" w:customStyle="1">
+  <w:style w:type="table" w:styleId="1459" w:customStyle="1">
     <w:name w:val="Grid Table 6 Colorful - Accent 3"/>
-    <w:basedOn w:val="1398"/>
+    <w:basedOn w:val="1401"/>
     <w:uiPriority w:val="99"/>
     <w:pPr>
       <w:pBdr/>
@@ -38044,9 +38148,9 @@
       </w:tcPr>
     </w:tblStylePr>
   </w:style>
-  <w:style w:type="table" w:styleId="1457" w:customStyle="1">
+  <w:style w:type="table" w:styleId="1460" w:customStyle="1">
     <w:name w:val="Grid Table 6 Colorful - Accent 4"/>
-    <w:basedOn w:val="1398"/>
+    <w:basedOn w:val="1401"/>
     <w:uiPriority w:val="99"/>
     <w:pPr>
       <w:pBdr/>
@@ -38268,9 +38372,9 @@
       </w:tcPr>
     </w:tblStylePr>
   </w:style>
-  <w:style w:type="table" w:styleId="1458" w:customStyle="1">
+  <w:style w:type="table" w:styleId="1461" w:customStyle="1">
     <w:name w:val="Grid Table 6 Colorful - Accent 5"/>
-    <w:basedOn w:val="1398"/>
+    <w:basedOn w:val="1401"/>
     <w:uiPriority w:val="99"/>
     <w:pPr>
       <w:pBdr/>
@@ -38492,9 +38596,9 @@
       </w:tcPr>
     </w:tblStylePr>
   </w:style>
-  <w:style w:type="table" w:styleId="1459" w:customStyle="1">
+  <w:style w:type="table" w:styleId="1462" w:customStyle="1">
     <w:name w:val="Grid Table 6 Colorful - Accent 6"/>
-    <w:basedOn w:val="1398"/>
+    <w:basedOn w:val="1401"/>
     <w:uiPriority w:val="99"/>
     <w:pPr>
       <w:pBdr/>
@@ -38716,9 +38820,9 @@
       </w:tcPr>
     </w:tblStylePr>
   </w:style>
-  <w:style w:type="table" w:styleId="1460">
+  <w:style w:type="table" w:styleId="1463">
     <w:name w:val="Grid Table 7 Colorful"/>
-    <w:basedOn w:val="1398"/>
+    <w:basedOn w:val="1401"/>
     <w:uiPriority w:val="99"/>
     <w:pPr>
       <w:pBdr/>
@@ -38969,9 +39073,9 @@
       </w:tcPr>
     </w:tblStylePr>
   </w:style>
-  <w:style w:type="table" w:styleId="1461" w:customStyle="1">
+  <w:style w:type="table" w:styleId="1464" w:customStyle="1">
     <w:name w:val="Grid Table 7 Colorful - Accent 1"/>
-    <w:basedOn w:val="1398"/>
+    <w:basedOn w:val="1401"/>
     <w:uiPriority w:val="99"/>
     <w:pPr>
       <w:pBdr/>
@@ -39222,9 +39326,9 @@
       </w:tcPr>
     </w:tblStylePr>
   </w:style>
-  <w:style w:type="table" w:styleId="1462" w:customStyle="1">
+  <w:style w:type="table" w:styleId="1465" w:customStyle="1">
     <w:name w:val="Grid Table 7 Colorful - Accent 2"/>
-    <w:basedOn w:val="1398"/>
+    <w:basedOn w:val="1401"/>
     <w:uiPriority w:val="99"/>
     <w:pPr>
       <w:pBdr/>
@@ -39475,9 +39579,9 @@
       </w:tcPr>
     </w:tblStylePr>
   </w:style>
-  <w:style w:type="table" w:styleId="1463" w:customStyle="1">
+  <w:style w:type="table" w:styleId="1466" w:customStyle="1">
     <w:name w:val="Grid Table 7 Colorful - Accent 3"/>
-    <w:basedOn w:val="1398"/>
+    <w:basedOn w:val="1401"/>
     <w:uiPriority w:val="99"/>
     <w:pPr>
       <w:pBdr/>
@@ -39728,9 +39832,9 @@
       </w:tcPr>
     </w:tblStylePr>
   </w:style>
-  <w:style w:type="table" w:styleId="1464" w:customStyle="1">
+  <w:style w:type="table" w:styleId="1467" w:customStyle="1">
     <w:name w:val="Grid Table 7 Colorful - Accent 4"/>
-    <w:basedOn w:val="1398"/>
+    <w:basedOn w:val="1401"/>
     <w:uiPriority w:val="99"/>
     <w:pPr>
       <w:pBdr/>
@@ -39981,9 +40085,9 @@
       </w:tcPr>
     </w:tblStylePr>
   </w:style>
-  <w:style w:type="table" w:styleId="1465" w:customStyle="1">
+  <w:style w:type="table" w:styleId="1468" w:customStyle="1">
     <w:name w:val="Grid Table 7 Colorful - Accent 5"/>
-    <w:basedOn w:val="1398"/>
+    <w:basedOn w:val="1401"/>
     <w:uiPriority w:val="99"/>
     <w:pPr>
       <w:pBdr/>
@@ -40234,9 +40338,9 @@
       </w:tcPr>
     </w:tblStylePr>
   </w:style>
-  <w:style w:type="table" w:styleId="1466" w:customStyle="1">
+  <w:style w:type="table" w:styleId="1469" w:customStyle="1">
     <w:name w:val="Grid Table 7 Colorful - Accent 6"/>
-    <w:basedOn w:val="1398"/>
+    <w:basedOn w:val="1401"/>
     <w:uiPriority w:val="99"/>
     <w:pPr>
       <w:pBdr/>
@@ -40487,9 +40591,9 @@
       </w:tcPr>
     </w:tblStylePr>
   </w:style>
-  <w:style w:type="table" w:styleId="1467">
+  <w:style w:type="table" w:styleId="1470">
     <w:name w:val="List Table 1 Light"/>
-    <w:basedOn w:val="1398"/>
+    <w:basedOn w:val="1401"/>
     <w:uiPriority w:val="99"/>
     <w:pPr>
       <w:pBdr/>
@@ -40702,9 +40806,9 @@
       </w:tcPr>
     </w:tblStylePr>
   </w:style>
-  <w:style w:type="table" w:styleId="1468" w:customStyle="1">
+  <w:style w:type="table" w:styleId="1471" w:customStyle="1">
     <w:name w:val="List Table 1 Light - Accent 1"/>
-    <w:basedOn w:val="1398"/>
+    <w:basedOn w:val="1401"/>
     <w:uiPriority w:val="99"/>
     <w:pPr>
       <w:pBdr/>
@@ -40917,9 +41021,9 @@
       </w:tcPr>
     </w:tblStylePr>
   </w:style>
-  <w:style w:type="table" w:styleId="1469" w:customStyle="1">
+  <w:style w:type="table" w:styleId="1472" w:customStyle="1">
     <w:name w:val="List Table 1 Light - Accent 2"/>
-    <w:basedOn w:val="1398"/>
+    <w:basedOn w:val="1401"/>
     <w:uiPriority w:val="99"/>
     <w:pPr>
       <w:pBdr/>
@@ -41132,9 +41236,9 @@
       </w:tcPr>
     </w:tblStylePr>
   </w:style>
-  <w:style w:type="table" w:styleId="1470" w:customStyle="1">
+  <w:style w:type="table" w:styleId="1473" w:customStyle="1">
     <w:name w:val="List Table 1 Light - Accent 3"/>
-    <w:basedOn w:val="1398"/>
+    <w:basedOn w:val="1401"/>
     <w:uiPriority w:val="99"/>
     <w:pPr>
       <w:pBdr/>
@@ -41347,9 +41451,9 @@
       </w:tcPr>
     </w:tblStylePr>
   </w:style>
-  <w:style w:type="table" w:styleId="1471" w:customStyle="1">
+  <w:style w:type="table" w:styleId="1474" w:customStyle="1">
     <w:name w:val="List Table 1 Light - Accent 4"/>
-    <w:basedOn w:val="1398"/>
+    <w:basedOn w:val="1401"/>
     <w:uiPriority w:val="99"/>
     <w:pPr>
       <w:pBdr/>
@@ -41562,9 +41666,9 @@
       </w:tcPr>
     </w:tblStylePr>
   </w:style>
-  <w:style w:type="table" w:styleId="1472" w:customStyle="1">
+  <w:style w:type="table" w:styleId="1475" w:customStyle="1">
     <w:name w:val="List Table 1 Light - Accent 5"/>
-    <w:basedOn w:val="1398"/>
+    <w:basedOn w:val="1401"/>
     <w:uiPriority w:val="99"/>
     <w:pPr>
       <w:pBdr/>
@@ -41777,9 +41881,9 @@
       </w:tcPr>
     </w:tblStylePr>
   </w:style>
-  <w:style w:type="table" w:styleId="1473" w:customStyle="1">
+  <w:style w:type="table" w:styleId="1476" w:customStyle="1">
     <w:name w:val="List Table 1 Light - Accent 6"/>
-    <w:basedOn w:val="1398"/>
+    <w:basedOn w:val="1401"/>
     <w:uiPriority w:val="99"/>
     <w:pPr>
       <w:pBdr/>
@@ -41992,9 +42096,9 @@
       </w:tcPr>
     </w:tblStylePr>
   </w:style>
-  <w:style w:type="table" w:styleId="1474">
+  <w:style w:type="table" w:styleId="1477">
     <w:name w:val="List Table 2"/>
-    <w:basedOn w:val="1398"/>
+    <w:basedOn w:val="1401"/>
     <w:uiPriority w:val="99"/>
     <w:pPr>
       <w:pBdr/>
@@ -42229,9 +42333,9 @@
       </w:tcPr>
     </w:tblStylePr>
   </w:style>
-  <w:style w:type="table" w:styleId="1475" w:customStyle="1">
+  <w:style w:type="table" w:styleId="1478" w:customStyle="1">
     <w:name w:val="List Table 2 - Accent 1"/>
-    <w:basedOn w:val="1398"/>
+    <w:basedOn w:val="1401"/>
     <w:uiPriority w:val="99"/>
     <w:pPr>
       <w:pBdr/>
@@ -42466,9 +42570,9 @@
       </w:tcPr>
     </w:tblStylePr>
   </w:style>
-  <w:style w:type="table" w:styleId="1476" w:customStyle="1">
+  <w:style w:type="table" w:styleId="1479" w:customStyle="1">
     <w:name w:val="List Table 2 - Accent 2"/>
-    <w:basedOn w:val="1398"/>
+    <w:basedOn w:val="1401"/>
     <w:uiPriority w:val="99"/>
     <w:pPr>
       <w:pBdr/>
@@ -42703,9 +42807,9 @@
       </w:tcPr>
     </w:tblStylePr>
   </w:style>
-  <w:style w:type="table" w:styleId="1477" w:customStyle="1">
+  <w:style w:type="table" w:styleId="1480" w:customStyle="1">
     <w:name w:val="List Table 2 - Accent 3"/>
-    <w:basedOn w:val="1398"/>
+    <w:basedOn w:val="1401"/>
     <w:uiPriority w:val="99"/>
     <w:pPr>
       <w:pBdr/>
@@ -42940,9 +43044,9 @@
       </w:tcPr>
     </w:tblStylePr>
   </w:style>
-  <w:style w:type="table" w:styleId="1478" w:customStyle="1">
+  <w:style w:type="table" w:styleId="1481" w:customStyle="1">
     <w:name w:val="List Table 2 - Accent 4"/>
-    <w:basedOn w:val="1398"/>
+    <w:basedOn w:val="1401"/>
     <w:uiPriority w:val="99"/>
     <w:pPr>
       <w:pBdr/>
@@ -43177,9 +43281,9 @@
       </w:tcPr>
     </w:tblStylePr>
   </w:style>
-  <w:style w:type="table" w:styleId="1479" w:customStyle="1">
+  <w:style w:type="table" w:styleId="1482" w:customStyle="1">
     <w:name w:val="List Table 2 - Accent 5"/>
-    <w:basedOn w:val="1398"/>
+    <w:basedOn w:val="1401"/>
     <w:uiPriority w:val="99"/>
     <w:pPr>
       <w:pBdr/>
@@ -43414,9 +43518,9 @@
       </w:tcPr>
     </w:tblStylePr>
   </w:style>
-  <w:style w:type="table" w:styleId="1480" w:customStyle="1">
+  <w:style w:type="table" w:styleId="1483" w:customStyle="1">
     <w:name w:val="List Table 2 - Accent 6"/>
-    <w:basedOn w:val="1398"/>
+    <w:basedOn w:val="1401"/>
     <w:uiPriority w:val="99"/>
     <w:pPr>
       <w:pBdr/>
@@ -43651,9 +43755,9 @@
       </w:tcPr>
     </w:tblStylePr>
   </w:style>
-  <w:style w:type="table" w:styleId="1481">
+  <w:style w:type="table" w:styleId="1484">
     <w:name w:val="List Table 3"/>
-    <w:basedOn w:val="1398"/>
+    <w:basedOn w:val="1401"/>
     <w:uiPriority w:val="99"/>
     <w:pPr>
       <w:pBdr/>
@@ -43878,9 +43982,9 @@
       </w:tcPr>
     </w:tblStylePr>
   </w:style>
-  <w:style w:type="table" w:styleId="1482" w:customStyle="1">
+  <w:style w:type="table" w:styleId="1485" w:customStyle="1">
     <w:name w:val="List Table 3 - Accent 1"/>
-    <w:basedOn w:val="1398"/>
+    <w:basedOn w:val="1401"/>
     <w:uiPriority w:val="99"/>
     <w:pPr>
       <w:pBdr/>
@@ -44105,9 +44209,9 @@
       </w:tcPr>
     </w:tblStylePr>
   </w:style>
-  <w:style w:type="table" w:styleId="1483" w:customStyle="1">
+  <w:style w:type="table" w:styleId="1486" w:customStyle="1">
     <w:name w:val="List Table 3 - Accent 2"/>
-    <w:basedOn w:val="1398"/>
+    <w:basedOn w:val="1401"/>
     <w:uiPriority w:val="99"/>
     <w:pPr>
       <w:pBdr/>
@@ -44332,9 +44436,9 @@
       </w:tcPr>
     </w:tblStylePr>
   </w:style>
-  <w:style w:type="table" w:styleId="1484" w:customStyle="1">
+  <w:style w:type="table" w:styleId="1487" w:customStyle="1">
     <w:name w:val="List Table 3 - Accent 3"/>
-    <w:basedOn w:val="1398"/>
+    <w:basedOn w:val="1401"/>
     <w:uiPriority w:val="99"/>
     <w:pPr>
       <w:pBdr/>
@@ -44559,9 +44663,9 @@
       </w:tcPr>
     </w:tblStylePr>
   </w:style>
-  <w:style w:type="table" w:styleId="1485" w:customStyle="1">
+  <w:style w:type="table" w:styleId="1488" w:customStyle="1">
     <w:name w:val="List Table 3 - Accent 4"/>
-    <w:basedOn w:val="1398"/>
+    <w:basedOn w:val="1401"/>
     <w:uiPriority w:val="99"/>
     <w:pPr>
       <w:pBdr/>
@@ -44786,9 +44890,9 @@
       </w:tcPr>
     </w:tblStylePr>
   </w:style>
-  <w:style w:type="table" w:styleId="1486" w:customStyle="1">
+  <w:style w:type="table" w:styleId="1489" w:customStyle="1">
     <w:name w:val="List Table 3 - Accent 5"/>
-    <w:basedOn w:val="1398"/>
+    <w:basedOn w:val="1401"/>
     <w:uiPriority w:val="99"/>
     <w:pPr>
       <w:pBdr/>
@@ -45013,9 +45117,9 @@
       </w:tcPr>
     </w:tblStylePr>
   </w:style>
-  <w:style w:type="table" w:styleId="1487" w:customStyle="1">
+  <w:style w:type="table" w:styleId="1490" w:customStyle="1">
     <w:name w:val="List Table 3 - Accent 6"/>
-    <w:basedOn w:val="1398"/>
+    <w:basedOn w:val="1401"/>
     <w:uiPriority w:val="99"/>
     <w:pPr>
       <w:pBdr/>
@@ -45240,9 +45344,9 @@
       </w:tcPr>
     </w:tblStylePr>
   </w:style>
-  <w:style w:type="table" w:styleId="1488">
+  <w:style w:type="table" w:styleId="1491">
     <w:name w:val="List Table 4"/>
-    <w:basedOn w:val="1398"/>
+    <w:basedOn w:val="1401"/>
     <w:uiPriority w:val="99"/>
     <w:pPr>
       <w:pBdr/>
@@ -45464,9 +45568,9 @@
       </w:tcPr>
     </w:tblStylePr>
   </w:style>
-  <w:style w:type="table" w:styleId="1489" w:customStyle="1">
+  <w:style w:type="table" w:styleId="1492" w:customStyle="1">
     <w:name w:val="List Table 4 - Accent 1"/>
-    <w:basedOn w:val="1398"/>
+    <w:basedOn w:val="1401"/>
     <w:uiPriority w:val="99"/>
     <w:pPr>
       <w:pBdr/>
@@ -45688,9 +45792,9 @@
       </w:tcPr>
     </w:tblStylePr>
   </w:style>
-  <w:style w:type="table" w:styleId="1490" w:customStyle="1">
+  <w:style w:type="table" w:styleId="1493" w:customStyle="1">
     <w:name w:val="List Table 4 - Accent 2"/>
-    <w:basedOn w:val="1398"/>
+    <w:basedOn w:val="1401"/>
     <w:uiPriority w:val="99"/>
     <w:pPr>
       <w:pBdr/>
@@ -45912,9 +46016,9 @@
       </w:tcPr>
     </w:tblStylePr>
   </w:style>
-  <w:style w:type="table" w:styleId="1491" w:customStyle="1">
+  <w:style w:type="table" w:styleId="1494" w:customStyle="1">
     <w:name w:val="List Table 4 - Accent 3"/>
-    <w:basedOn w:val="1398"/>
+    <w:basedOn w:val="1401"/>
     <w:uiPriority w:val="99"/>
     <w:pPr>
       <w:pBdr/>
@@ -46136,9 +46240,9 @@
       </w:tcPr>
     </w:tblStylePr>
   </w:style>
-  <w:style w:type="table" w:styleId="1492" w:customStyle="1">
+  <w:style w:type="table" w:styleId="1495" w:customStyle="1">
     <w:name w:val="List Table 4 - Accent 4"/>
-    <w:basedOn w:val="1398"/>
+    <w:basedOn w:val="1401"/>
     <w:uiPriority w:val="99"/>
     <w:pPr>
       <w:pBdr/>
@@ -46360,9 +46464,9 @@
       </w:tcPr>
     </w:tblStylePr>
   </w:style>
-  <w:style w:type="table" w:styleId="1493" w:customStyle="1">
+  <w:style w:type="table" w:styleId="1496" w:customStyle="1">
     <w:name w:val="List Table 4 - Accent 5"/>
-    <w:basedOn w:val="1398"/>
+    <w:basedOn w:val="1401"/>
     <w:uiPriority w:val="99"/>
     <w:pPr>
       <w:pBdr/>
@@ -46584,9 +46688,9 @@
       </w:tcPr>
     </w:tblStylePr>
   </w:style>
-  <w:style w:type="table" w:styleId="1494" w:customStyle="1">
+  <w:style w:type="table" w:styleId="1497" w:customStyle="1">
     <w:name w:val="List Table 4 - Accent 6"/>
-    <w:basedOn w:val="1398"/>
+    <w:basedOn w:val="1401"/>
     <w:uiPriority w:val="99"/>
     <w:pPr>
       <w:pBdr/>
@@ -46808,9 +46912,9 @@
       </w:tcPr>
     </w:tblStylePr>
   </w:style>
-  <w:style w:type="table" w:styleId="1495">
+  <w:style w:type="table" w:styleId="1498">
     <w:name w:val="List Table 5 Dark"/>
-    <w:basedOn w:val="1398"/>
+    <w:basedOn w:val="1401"/>
     <w:uiPriority w:val="99"/>
     <w:pPr>
       <w:pBdr/>
@@ -47044,9 +47148,9 @@
       </w:tcPr>
     </w:tblStylePr>
   </w:style>
-  <w:style w:type="table" w:styleId="1496" w:customStyle="1">
+  <w:style w:type="table" w:styleId="1499" w:customStyle="1">
     <w:name w:val="List Table 5 Dark - Accent 1"/>
-    <w:basedOn w:val="1398"/>
+    <w:basedOn w:val="1401"/>
     <w:uiPriority w:val="99"/>
     <w:pPr>
       <w:pBdr/>
@@ -47280,9 +47384,9 @@
       </w:tcPr>
     </w:tblStylePr>
   </w:style>
-  <w:style w:type="table" w:styleId="1497" w:customStyle="1">
+  <w:style w:type="table" w:styleId="1500" w:customStyle="1">
     <w:name w:val="List Table 5 Dark - Accent 2"/>
-    <w:basedOn w:val="1398"/>
+    <w:basedOn w:val="1401"/>
     <w:uiPriority w:val="99"/>
     <w:pPr>
       <w:pBdr/>
@@ -47516,9 +47620,9 @@
       </w:tcPr>
     </w:tblStylePr>
   </w:style>
-  <w:style w:type="table" w:styleId="1498" w:customStyle="1">
+  <w:style w:type="table" w:styleId="1501" w:customStyle="1">
     <w:name w:val="List Table 5 Dark - Accent 3"/>
-    <w:basedOn w:val="1398"/>
+    <w:basedOn w:val="1401"/>
     <w:uiPriority w:val="99"/>
     <w:pPr>
       <w:pBdr/>
@@ -47752,9 +47856,9 @@
       </w:tcPr>
     </w:tblStylePr>
   </w:style>
-  <w:style w:type="table" w:styleId="1499" w:customStyle="1">
+  <w:style w:type="table" w:styleId="1502" w:customStyle="1">
     <w:name w:val="List Table 5 Dark - Accent 4"/>
-    <w:basedOn w:val="1398"/>
+    <w:basedOn w:val="1401"/>
     <w:uiPriority w:val="99"/>
     <w:pPr>
       <w:pBdr/>
@@ -47988,9 +48092,9 @@
       </w:tcPr>
     </w:tblStylePr>
   </w:style>
-  <w:style w:type="table" w:styleId="1500" w:customStyle="1">
+  <w:style w:type="table" w:styleId="1503" w:customStyle="1">
     <w:name w:val="List Table 5 Dark - Accent 5"/>
-    <w:basedOn w:val="1398"/>
+    <w:basedOn w:val="1401"/>
     <w:uiPriority w:val="99"/>
     <w:pPr>
       <w:pBdr/>
@@ -48224,9 +48328,9 @@
       </w:tcPr>
     </w:tblStylePr>
   </w:style>
-  <w:style w:type="table" w:styleId="1501" w:customStyle="1">
+  <w:style w:type="table" w:styleId="1504" w:customStyle="1">
     <w:name w:val="List Table 5 Dark - Accent 6"/>
-    <w:basedOn w:val="1398"/>
+    <w:basedOn w:val="1401"/>
     <w:uiPriority w:val="99"/>
     <w:pPr>
       <w:pBdr/>
@@ -48460,9 +48564,9 @@
       </w:tcPr>
     </w:tblStylePr>
   </w:style>
-  <w:style w:type="table" w:styleId="1502">
+  <w:style w:type="table" w:styleId="1505">
     <w:name w:val="List Table 6 Colorful"/>
-    <w:basedOn w:val="1398"/>
+    <w:basedOn w:val="1401"/>
     <w:uiPriority w:val="99"/>
     <w:pPr>
       <w:pBdr/>
@@ -48682,9 +48786,9 @@
       </w:tcPr>
     </w:tblStylePr>
   </w:style>
-  <w:style w:type="table" w:styleId="1503" w:customStyle="1">
+  <w:style w:type="table" w:styleId="1506" w:customStyle="1">
     <w:name w:val="List Table 6 Colorful - Accent 1"/>
-    <w:basedOn w:val="1398"/>
+    <w:basedOn w:val="1401"/>
     <w:uiPriority w:val="99"/>
     <w:pPr>
       <w:pBdr/>
@@ -48904,9 +49008,9 @@
       </w:tcPr>
     </w:tblStylePr>
   </w:style>
-  <w:style w:type="table" w:styleId="1504" w:customStyle="1">
+  <w:style w:type="table" w:styleId="1507" w:customStyle="1">
     <w:name w:val="List Table 6 Colorful - Accent 2"/>
-    <w:basedOn w:val="1398"/>
+    <w:basedOn w:val="1401"/>
     <w:uiPriority w:val="99"/>
     <w:pPr>
       <w:pBdr/>
@@ -49126,9 +49230,9 @@
       </w:tcPr>
     </w:tblStylePr>
   </w:style>
-  <w:style w:type="table" w:styleId="1505" w:customStyle="1">
+  <w:style w:type="table" w:styleId="1508" w:customStyle="1">
     <w:name w:val="List Table 6 Colorful - Accent 3"/>
-    <w:basedOn w:val="1398"/>
+    <w:basedOn w:val="1401"/>
     <w:uiPriority w:val="99"/>
     <w:pPr>
       <w:pBdr/>
@@ -49348,9 +49452,9 @@
       </w:tcPr>
     </w:tblStylePr>
   </w:style>
-  <w:style w:type="table" w:styleId="1506" w:customStyle="1">
+  <w:style w:type="table" w:styleId="1509" w:customStyle="1">
     <w:name w:val="List Table 6 Colorful - Accent 4"/>
-    <w:basedOn w:val="1398"/>
+    <w:basedOn w:val="1401"/>
     <w:uiPriority w:val="99"/>
     <w:pPr>
       <w:pBdr/>
@@ -49570,9 +49674,9 @@
       </w:tcPr>
     </w:tblStylePr>
   </w:style>
-  <w:style w:type="table" w:styleId="1507" w:customStyle="1">
+  <w:style w:type="table" w:styleId="1510" w:customStyle="1">
     <w:name w:val="List Table 6 Colorful - Accent 5"/>
-    <w:basedOn w:val="1398"/>
+    <w:basedOn w:val="1401"/>
     <w:uiPriority w:val="99"/>
     <w:pPr>
       <w:pBdr/>
@@ -49792,9 +49896,9 @@
       </w:tcPr>
     </w:tblStylePr>
   </w:style>
-  <w:style w:type="table" w:styleId="1508" w:customStyle="1">
+  <w:style w:type="table" w:styleId="1511" w:customStyle="1">
     <w:name w:val="List Table 6 Colorful - Accent 6"/>
-    <w:basedOn w:val="1398"/>
+    <w:basedOn w:val="1401"/>
     <w:uiPriority w:val="99"/>
     <w:pPr>
       <w:pBdr/>
@@ -50014,9 +50118,9 @@
       </w:tcPr>
     </w:tblStylePr>
   </w:style>
-  <w:style w:type="table" w:styleId="1509">
+  <w:style w:type="table" w:styleId="1512">
     <w:name w:val="List Table 7 Colorful"/>
-    <w:basedOn w:val="1398"/>
+    <w:basedOn w:val="1401"/>
     <w:uiPriority w:val="99"/>
     <w:pPr>
       <w:pBdr/>
@@ -50264,9 +50368,9 @@
       </w:tcPr>
     </w:tblStylePr>
   </w:style>
-  <w:style w:type="table" w:styleId="1510" w:customStyle="1">
+  <w:style w:type="table" w:styleId="1513" w:customStyle="1">
     <w:name w:val="List Table 7 Colorful - Accent 1"/>
-    <w:basedOn w:val="1398"/>
+    <w:basedOn w:val="1401"/>
     <w:uiPriority w:val="99"/>
     <w:pPr>
       <w:pBdr/>
@@ -50514,9 +50618,9 @@
       </w:tcPr>
     </w:tblStylePr>
   </w:style>
-  <w:style w:type="table" w:styleId="1511" w:customStyle="1">
+  <w:style w:type="table" w:styleId="1514" w:customStyle="1">
     <w:name w:val="List Table 7 Colorful - Accent 2"/>
-    <w:basedOn w:val="1398"/>
+    <w:basedOn w:val="1401"/>
     <w:uiPriority w:val="99"/>
     <w:pPr>
       <w:pBdr/>
@@ -50764,9 +50868,9 @@
       </w:tcPr>
     </w:tblStylePr>
   </w:style>
-  <w:style w:type="table" w:styleId="1512" w:customStyle="1">
+  <w:style w:type="table" w:styleId="1515" w:customStyle="1">
     <w:name w:val="List Table 7 Colorful - Accent 3"/>
-    <w:basedOn w:val="1398"/>
+    <w:basedOn w:val="1401"/>
     <w:uiPriority w:val="99"/>
     <w:pPr>
       <w:pBdr/>
@@ -51014,9 +51118,9 @@
       </w:tcPr>
     </w:tblStylePr>
   </w:style>
-  <w:style w:type="table" w:styleId="1513" w:customStyle="1">
+  <w:style w:type="table" w:styleId="1516" w:customStyle="1">
     <w:name w:val="List Table 7 Colorful - Accent 4"/>
-    <w:basedOn w:val="1398"/>
+    <w:basedOn w:val="1401"/>
     <w:uiPriority w:val="99"/>
     <w:pPr>
       <w:pBdr/>
@@ -51264,9 +51368,9 @@
       </w:tcPr>
     </w:tblStylePr>
   </w:style>
-  <w:style w:type="table" w:styleId="1514" w:customStyle="1">
+  <w:style w:type="table" w:styleId="1517" w:customStyle="1">
     <w:name w:val="List Table 7 Colorful - Accent 5"/>
-    <w:basedOn w:val="1398"/>
+    <w:basedOn w:val="1401"/>
     <w:uiPriority w:val="99"/>
     <w:pPr>
       <w:pBdr/>
@@ -51514,9 +51618,9 @@
       </w:tcPr>
     </w:tblStylePr>
   </w:style>
-  <w:style w:type="table" w:styleId="1515" w:customStyle="1">
+  <w:style w:type="table" w:styleId="1518" w:customStyle="1">
     <w:name w:val="List Table 7 Colorful - Accent 6"/>
-    <w:basedOn w:val="1398"/>
+    <w:basedOn w:val="1401"/>
     <w:uiPriority w:val="99"/>
     <w:pPr>
       <w:pBdr/>
@@ -51764,9 +51868,9 @@
       </w:tcPr>
     </w:tblStylePr>
   </w:style>
-  <w:style w:type="table" w:styleId="1516" w:customStyle="1">
+  <w:style w:type="table" w:styleId="1519" w:customStyle="1">
     <w:name w:val="Lined - Accent"/>
-    <w:basedOn w:val="1398"/>
+    <w:basedOn w:val="1401"/>
     <w:uiPriority w:val="99"/>
     <w:pPr>
       <w:pBdr/>
@@ -52003,9 +52107,9 @@
       </w:tcPr>
     </w:tblStylePr>
   </w:style>
-  <w:style w:type="table" w:styleId="1517" w:customStyle="1">
+  <w:style w:type="table" w:styleId="1520" w:customStyle="1">
     <w:name w:val="Lined - Accent 1"/>
-    <w:basedOn w:val="1398"/>
+    <w:basedOn w:val="1401"/>
     <w:uiPriority w:val="99"/>
     <w:pPr>
       <w:pBdr/>
@@ -52242,9 +52346,9 @@
       </w:tcPr>
     </w:tblStylePr>
   </w:style>
-  <w:style w:type="table" w:styleId="1518" w:customStyle="1">
+  <w:style w:type="table" w:styleId="1521" w:customStyle="1">
     <w:name w:val="Lined - Accent 2"/>
-    <w:basedOn w:val="1398"/>
+    <w:basedOn w:val="1401"/>
     <w:uiPriority w:val="99"/>
     <w:pPr>
       <w:pBdr/>
@@ -52481,9 +52585,9 @@
       </w:tcPr>
     </w:tblStylePr>
   </w:style>
-  <w:style w:type="table" w:styleId="1519" w:customStyle="1">
+  <w:style w:type="table" w:styleId="1522" w:customStyle="1">
     <w:name w:val="Lined - Accent 3"/>
-    <w:basedOn w:val="1398"/>
+    <w:basedOn w:val="1401"/>
     <w:uiPriority w:val="99"/>
     <w:pPr>
       <w:pBdr/>
@@ -52720,9 +52824,9 @@
       </w:tcPr>
     </w:tblStylePr>
   </w:style>
-  <w:style w:type="table" w:styleId="1520" w:customStyle="1">
+  <w:style w:type="table" w:styleId="1523" w:customStyle="1">
     <w:name w:val="Lined - Accent 4"/>
-    <w:basedOn w:val="1398"/>
+    <w:basedOn w:val="1401"/>
     <w:uiPriority w:val="99"/>
     <w:pPr>
       <w:pBdr/>
@@ -52959,9 +53063,9 @@
       </w:tcPr>
     </w:tblStylePr>
   </w:style>
-  <w:style w:type="table" w:styleId="1521" w:customStyle="1">
+  <w:style w:type="table" w:styleId="1524" w:customStyle="1">
     <w:name w:val="Lined - Accent 5"/>
-    <w:basedOn w:val="1398"/>
+    <w:basedOn w:val="1401"/>
     <w:uiPriority w:val="99"/>
     <w:pPr>
       <w:pBdr/>
@@ -53198,9 +53302,9 @@
       </w:tcPr>
     </w:tblStylePr>
   </w:style>
-  <w:style w:type="table" w:styleId="1522" w:customStyle="1">
+  <w:style w:type="table" w:styleId="1525" w:customStyle="1">
     <w:name w:val="Lined - Accent 6"/>
-    <w:basedOn w:val="1398"/>
+    <w:basedOn w:val="1401"/>
     <w:uiPriority w:val="99"/>
     <w:pPr>
       <w:pBdr/>
@@ -53437,9 +53541,9 @@
       </w:tcPr>
     </w:tblStylePr>
   </w:style>
-  <w:style w:type="table" w:styleId="1523" w:customStyle="1">
+  <w:style w:type="table" w:styleId="1526" w:customStyle="1">
     <w:name w:val="Bordered &amp; Lined - Accent"/>
-    <w:basedOn w:val="1398"/>
+    <w:basedOn w:val="1401"/>
     <w:uiPriority w:val="99"/>
     <w:pPr>
       <w:pBdr/>
@@ -53683,9 +53787,9 @@
       </w:tcPr>
     </w:tblStylePr>
   </w:style>
-  <w:style w:type="table" w:styleId="1524" w:customStyle="1">
+  <w:style w:type="table" w:styleId="1527" w:customStyle="1">
     <w:name w:val="Bordered &amp; Lined - Accent 1"/>
-    <w:basedOn w:val="1398"/>
+    <w:basedOn w:val="1401"/>
     <w:uiPriority w:val="99"/>
     <w:pPr>
       <w:pBdr/>
@@ -53929,9 +54033,9 @@
       </w:tcPr>
     </w:tblStylePr>
   </w:style>
-  <w:style w:type="table" w:styleId="1525" w:customStyle="1">
+  <w:style w:type="table" w:styleId="1528" w:customStyle="1">
     <w:name w:val="Bordered &amp; Lined - Accent 2"/>
-    <w:basedOn w:val="1398"/>
+    <w:basedOn w:val="1401"/>
     <w:uiPriority w:val="99"/>
     <w:pPr>
       <w:pBdr/>
@@ -54175,9 +54279,9 @@
       </w:tcPr>
     </w:tblStylePr>
   </w:style>
-  <w:style w:type="table" w:styleId="1526" w:customStyle="1">
+  <w:style w:type="table" w:styleId="1529" w:customStyle="1">
     <w:name w:val="Bordered &amp; Lined - Accent 3"/>
-    <w:basedOn w:val="1398"/>
+    <w:basedOn w:val="1401"/>
     <w:uiPriority w:val="99"/>
     <w:pPr>
       <w:pBdr/>
@@ -54421,9 +54525,9 @@
       </w:tcPr>
     </w:tblStylePr>
   </w:style>
-  <w:style w:type="table" w:styleId="1527" w:customStyle="1">
+  <w:style w:type="table" w:styleId="1530" w:customStyle="1">
     <w:name w:val="Bordered &amp; Lined - Accent 4"/>
-    <w:basedOn w:val="1398"/>
+    <w:basedOn w:val="1401"/>
     <w:uiPriority w:val="99"/>
     <w:pPr>
       <w:pBdr/>
@@ -54667,9 +54771,9 @@
       </w:tcPr>
     </w:tblStylePr>
   </w:style>
-  <w:style w:type="table" w:styleId="1528" w:customStyle="1">
+  <w:style w:type="table" w:styleId="1531" w:customStyle="1">
     <w:name w:val="Bordered &amp; Lined - Accent 5"/>
-    <w:basedOn w:val="1398"/>
+    <w:basedOn w:val="1401"/>
     <w:uiPriority w:val="99"/>
     <w:pPr>
       <w:pBdr/>
@@ -54913,9 +55017,9 @@
       </w:tcPr>
     </w:tblStylePr>
   </w:style>
-  <w:style w:type="table" w:styleId="1529" w:customStyle="1">
+  <w:style w:type="table" w:styleId="1532" w:customStyle="1">
     <w:name w:val="Bordered &amp; Lined - Accent 6"/>
-    <w:basedOn w:val="1398"/>
+    <w:basedOn w:val="1401"/>
     <w:uiPriority w:val="99"/>
     <w:pPr>
       <w:pBdr/>
@@ -55159,9 +55263,9 @@
       </w:tcPr>
     </w:tblStylePr>
   </w:style>
-  <w:style w:type="table" w:styleId="1530" w:customStyle="1">
+  <w:style w:type="table" w:styleId="1533" w:customStyle="1">
     <w:name w:val="Bordered"/>
-    <w:basedOn w:val="1398"/>
+    <w:basedOn w:val="1401"/>
     <w:uiPriority w:val="99"/>
     <w:pPr>
       <w:pBdr/>
@@ -55389,9 +55493,9 @@
       </w:tcPr>
     </w:tblStylePr>
   </w:style>
-  <w:style w:type="table" w:styleId="1531" w:customStyle="1">
+  <w:style w:type="table" w:styleId="1534" w:customStyle="1">
     <w:name w:val="Bordered - Accent 1"/>
-    <w:basedOn w:val="1398"/>
+    <w:basedOn w:val="1401"/>
     <w:uiPriority w:val="99"/>
     <w:pPr>
       <w:pBdr/>
@@ -55619,9 +55723,9 @@
       </w:tcPr>
     </w:tblStylePr>
   </w:style>
-  <w:style w:type="table" w:styleId="1532" w:customStyle="1">
+  <w:style w:type="table" w:styleId="1535" w:customStyle="1">
     <w:name w:val="Bordered - Accent 2"/>
-    <w:basedOn w:val="1398"/>
+    <w:basedOn w:val="1401"/>
     <w:uiPriority w:val="99"/>
     <w:pPr>
       <w:pBdr/>
@@ -55849,9 +55953,9 @@
       </w:tcPr>
     </w:tblStylePr>
   </w:style>
-  <w:style w:type="table" w:styleId="1533" w:customStyle="1">
+  <w:style w:type="table" w:styleId="1536" w:customStyle="1">
     <w:name w:val="Bordered - Accent 3"/>
-    <w:basedOn w:val="1398"/>
+    <w:basedOn w:val="1401"/>
     <w:uiPriority w:val="99"/>
     <w:pPr>
       <w:pBdr/>
@@ -56079,9 +56183,9 @@
       </w:tcPr>
     </w:tblStylePr>
   </w:style>
-  <w:style w:type="table" w:styleId="1534" w:customStyle="1">
+  <w:style w:type="table" w:styleId="1537" w:customStyle="1">
     <w:name w:val="Bordered - Accent 4"/>
-    <w:basedOn w:val="1398"/>
+    <w:basedOn w:val="1401"/>
     <w:uiPriority w:val="99"/>
     <w:pPr>
       <w:pBdr/>
@@ -56309,9 +56413,9 @@
       </w:tcPr>
     </w:tblStylePr>
   </w:style>
-  <w:style w:type="table" w:styleId="1535" w:customStyle="1">
+  <w:style w:type="table" w:styleId="1538" w:customStyle="1">
     <w:name w:val="Bordered - Accent 5"/>
-    <w:basedOn w:val="1398"/>
+    <w:basedOn w:val="1401"/>
     <w:uiPriority w:val="99"/>
     <w:pPr>
       <w:pBdr/>
@@ -56539,9 +56643,9 @@
       </w:tcPr>
     </w:tblStylePr>
   </w:style>
-  <w:style w:type="table" w:styleId="1536" w:customStyle="1">
+  <w:style w:type="table" w:styleId="1539" w:customStyle="1">
     <w:name w:val="Bordered - Accent 6"/>
-    <w:basedOn w:val="1398"/>
+    <w:basedOn w:val="1401"/>
     <w:uiPriority w:val="99"/>
     <w:pPr>
       <w:pBdr/>
@@ -56769,9 +56873,9 @@
       </w:tcPr>
     </w:tblStylePr>
   </w:style>
-  <w:style w:type="character" w:styleId="1537" w:customStyle="1">
+  <w:style w:type="character" w:styleId="1540" w:customStyle="1">
     <w:name w:val="Heading 1 Char"/>
-    <w:basedOn w:val="1397"/>
+    <w:basedOn w:val="1400"/>
     <w:uiPriority w:val="9"/>
     <w:pPr>
       <w:pBdr/>
@@ -56785,9 +56889,9 @@
       <w:szCs w:val="40"/>
     </w:rPr>
   </w:style>
-  <w:style w:type="character" w:styleId="1538" w:customStyle="1">
+  <w:style w:type="character" w:styleId="1541" w:customStyle="1">
     <w:name w:val="Heading 2 Char"/>
-    <w:basedOn w:val="1397"/>
+    <w:basedOn w:val="1400"/>
     <w:uiPriority w:val="9"/>
     <w:pPr>
       <w:pBdr/>
@@ -56801,9 +56905,9 @@
       <w:szCs w:val="32"/>
     </w:rPr>
   </w:style>
-  <w:style w:type="character" w:styleId="1539" w:customStyle="1">
+  <w:style w:type="character" w:styleId="1542" w:customStyle="1">
     <w:name w:val="Heading 3 Char"/>
-    <w:basedOn w:val="1397"/>
+    <w:basedOn w:val="1400"/>
     <w:uiPriority w:val="9"/>
     <w:pPr>
       <w:pBdr/>
@@ -56817,10 +56921,10 @@
       <w:szCs w:val="28"/>
     </w:rPr>
   </w:style>
-  <w:style w:type="character" w:styleId="1540" w:customStyle="1">
+  <w:style w:type="character" w:styleId="1543" w:customStyle="1">
     <w:name w:val="Titre 4 Car"/>
-    <w:basedOn w:val="1397"/>
-    <w:link w:val="1391"/>
+    <w:basedOn w:val="1400"/>
+    <w:link w:val="1394"/>
     <w:uiPriority w:val="9"/>
     <w:pPr>
       <w:pBdr/>
@@ -56834,10 +56938,10 @@
       <w:color w:val="2f5496" w:themeColor="accent1" w:themeShade="BF"/>
     </w:rPr>
   </w:style>
-  <w:style w:type="character" w:styleId="1541" w:customStyle="1">
+  <w:style w:type="character" w:styleId="1544" w:customStyle="1">
     <w:name w:val="Titre 5 Car"/>
-    <w:basedOn w:val="1397"/>
-    <w:link w:val="1392"/>
+    <w:basedOn w:val="1400"/>
+    <w:link w:val="1395"/>
     <w:uiPriority w:val="9"/>
     <w:pPr>
       <w:pBdr/>
@@ -56849,10 +56953,10 @@
       <w:color w:val="2f5496" w:themeColor="accent1" w:themeShade="BF"/>
     </w:rPr>
   </w:style>
-  <w:style w:type="character" w:styleId="1542" w:customStyle="1">
+  <w:style w:type="character" w:styleId="1545" w:customStyle="1">
     <w:name w:val="Titre 6 Car"/>
-    <w:basedOn w:val="1397"/>
-    <w:link w:val="1393"/>
+    <w:basedOn w:val="1400"/>
+    <w:link w:val="1396"/>
     <w:uiPriority w:val="9"/>
     <w:pPr>
       <w:pBdr/>
@@ -56866,10 +56970,10 @@
       <w:color w:val="595959" w:themeColor="text1" w:themeTint="A6"/>
     </w:rPr>
   </w:style>
-  <w:style w:type="character" w:styleId="1543" w:customStyle="1">
+  <w:style w:type="character" w:styleId="1546" w:customStyle="1">
     <w:name w:val="Titre 7 Car"/>
-    <w:basedOn w:val="1397"/>
-    <w:link w:val="1394"/>
+    <w:basedOn w:val="1400"/>
+    <w:link w:val="1397"/>
     <w:uiPriority w:val="9"/>
     <w:pPr>
       <w:pBdr/>
@@ -56881,10 +56985,10 @@
       <w:color w:val="595959" w:themeColor="text1" w:themeTint="A6"/>
     </w:rPr>
   </w:style>
-  <w:style w:type="character" w:styleId="1544" w:customStyle="1">
+  <w:style w:type="character" w:styleId="1547" w:customStyle="1">
     <w:name w:val="Titre 8 Car"/>
-    <w:basedOn w:val="1397"/>
-    <w:link w:val="1395"/>
+    <w:basedOn w:val="1400"/>
+    <w:link w:val="1398"/>
     <w:uiPriority w:val="9"/>
     <w:pPr>
       <w:pBdr/>
@@ -56898,10 +57002,10 @@
       <w:color w:val="272727" w:themeColor="text1" w:themeTint="D8"/>
     </w:rPr>
   </w:style>
-  <w:style w:type="character" w:styleId="1545" w:customStyle="1">
+  <w:style w:type="character" w:styleId="1548" w:customStyle="1">
     <w:name w:val="Titre 9 Car"/>
-    <w:basedOn w:val="1397"/>
-    <w:link w:val="1396"/>
+    <w:basedOn w:val="1400"/>
+    <w:link w:val="1399"/>
     <w:uiPriority w:val="9"/>
     <w:pPr>
       <w:pBdr/>
@@ -56915,11 +57019,11 @@
       <w:color w:val="272727" w:themeColor="text1" w:themeTint="D8"/>
     </w:rPr>
   </w:style>
-  <w:style w:type="paragraph" w:styleId="1546">
+  <w:style w:type="paragraph" w:styleId="1549">
     <w:name w:val="Title"/>
-    <w:basedOn w:val="1387"/>
-    <w:next w:val="1387"/>
-    <w:link w:val="1547"/>
+    <w:basedOn w:val="1390"/>
+    <w:next w:val="1390"/>
+    <w:link w:val="1550"/>
     <w:uiPriority w:val="10"/>
     <w:qFormat/>
     <w:pPr>
@@ -56935,10 +57039,10 @@
       <w:szCs w:val="56"/>
     </w:rPr>
   </w:style>
-  <w:style w:type="character" w:styleId="1547" w:customStyle="1">
+  <w:style w:type="character" w:styleId="1550" w:customStyle="1">
     <w:name w:val="Titre Car"/>
-    <w:basedOn w:val="1397"/>
-    <w:link w:val="1546"/>
+    <w:basedOn w:val="1400"/>
+    <w:link w:val="1549"/>
     <w:uiPriority w:val="10"/>
     <w:pPr>
       <w:pBdr/>
@@ -56952,11 +57056,11 @@
       <w:szCs w:val="56"/>
     </w:rPr>
   </w:style>
-  <w:style w:type="paragraph" w:styleId="1548">
+  <w:style w:type="paragraph" w:styleId="1551">
     <w:name w:val="Subtitle"/>
-    <w:basedOn w:val="1387"/>
-    <w:next w:val="1387"/>
-    <w:link w:val="1549"/>
+    <w:basedOn w:val="1390"/>
+    <w:next w:val="1390"/>
+    <w:link w:val="1552"/>
     <w:uiPriority w:val="11"/>
     <w:qFormat/>
     <w:pPr>
@@ -56974,10 +57078,10 @@
       <w:szCs w:val="28"/>
     </w:rPr>
   </w:style>
-  <w:style w:type="character" w:styleId="1549" w:customStyle="1">
+  <w:style w:type="character" w:styleId="1552" w:customStyle="1">
     <w:name w:val="Sous-titre Car"/>
-    <w:basedOn w:val="1397"/>
-    <w:link w:val="1548"/>
+    <w:basedOn w:val="1400"/>
+    <w:link w:val="1551"/>
     <w:uiPriority w:val="11"/>
     <w:pPr>
       <w:pBdr/>
@@ -56991,11 +57095,11 @@
       <w:szCs w:val="28"/>
     </w:rPr>
   </w:style>
-  <w:style w:type="paragraph" w:styleId="1550">
+  <w:style w:type="paragraph" w:styleId="1553">
     <w:name w:val="Quote"/>
-    <w:basedOn w:val="1387"/>
-    <w:next w:val="1387"/>
-    <w:link w:val="1551"/>
+    <w:basedOn w:val="1390"/>
+    <w:next w:val="1390"/>
+    <w:link w:val="1554"/>
     <w:uiPriority w:val="29"/>
     <w:qFormat/>
     <w:pPr>
@@ -57010,10 +57114,10 @@
       <w:color w:val="404040" w:themeColor="text1" w:themeTint="BF"/>
     </w:rPr>
   </w:style>
-  <w:style w:type="character" w:styleId="1551" w:customStyle="1">
+  <w:style w:type="character" w:styleId="1554" w:customStyle="1">
     <w:name w:val="Citation Car"/>
-    <w:basedOn w:val="1397"/>
-    <w:link w:val="1550"/>
+    <w:basedOn w:val="1400"/>
+    <w:link w:val="1553"/>
     <w:uiPriority w:val="29"/>
     <w:pPr>
       <w:pBdr/>
@@ -57026,9 +57130,9 @@
       <w:color w:val="404040" w:themeColor="text1" w:themeTint="BF"/>
     </w:rPr>
   </w:style>
-  <w:style w:type="character" w:styleId="1552">
+  <w:style w:type="character" w:styleId="1555">
     <w:name w:val="Intense Emphasis"/>
-    <w:basedOn w:val="1397"/>
+    <w:basedOn w:val="1400"/>
     <w:uiPriority w:val="21"/>
     <w:qFormat/>
     <w:pPr>
@@ -57042,11 +57146,11 @@
       <w:color w:val="2f5496" w:themeColor="accent1" w:themeShade="BF"/>
     </w:rPr>
   </w:style>
-  <w:style w:type="paragraph" w:styleId="1553">
+  <w:style w:type="paragraph" w:styleId="1556">
     <w:name w:val="Intense Quote"/>
-    <w:basedOn w:val="1387"/>
-    <w:next w:val="1387"/>
-    <w:link w:val="1554"/>
+    <w:basedOn w:val="1390"/>
+    <w:next w:val="1390"/>
+    <w:link w:val="1557"/>
     <w:uiPriority w:val="30"/>
     <w:qFormat/>
     <w:pPr>
@@ -57064,10 +57168,10 @@
       <w:color w:val="2f5496" w:themeColor="accent1" w:themeShade="BF"/>
     </w:rPr>
   </w:style>
-  <w:style w:type="character" w:styleId="1554" w:customStyle="1">
+  <w:style w:type="character" w:styleId="1557" w:customStyle="1">
     <w:name w:val="Citation intense Car"/>
-    <w:basedOn w:val="1397"/>
-    <w:link w:val="1553"/>
+    <w:basedOn w:val="1400"/>
+    <w:link w:val="1556"/>
     <w:uiPriority w:val="30"/>
     <w:pPr>
       <w:pBdr/>
@@ -57080,9 +57184,9 @@
       <w:color w:val="2f5496" w:themeColor="accent1" w:themeShade="BF"/>
     </w:rPr>
   </w:style>
-  <w:style w:type="character" w:styleId="1555">
+  <w:style w:type="character" w:styleId="1558">
     <w:name w:val="Intense Reference"/>
-    <w:basedOn w:val="1397"/>
+    <w:basedOn w:val="1400"/>
     <w:uiPriority w:val="32"/>
     <w:qFormat/>
     <w:pPr>
@@ -57098,9 +57202,9 @@
       <w:spacing w:val="5"/>
     </w:rPr>
   </w:style>
-  <w:style w:type="character" w:styleId="1556">
+  <w:style w:type="character" w:styleId="1559">
     <w:name w:val="Subtle Emphasis"/>
-    <w:basedOn w:val="1397"/>
+    <w:basedOn w:val="1400"/>
     <w:uiPriority w:val="19"/>
     <w:qFormat/>
     <w:pPr>
@@ -57114,9 +57218,9 @@
       <w:color w:val="404040" w:themeColor="text1" w:themeTint="BF"/>
     </w:rPr>
   </w:style>
-  <w:style w:type="character" w:styleId="1557">
+  <w:style w:type="character" w:styleId="1560">
     <w:name w:val="Emphasis"/>
-    <w:basedOn w:val="1397"/>
+    <w:basedOn w:val="1400"/>
     <w:uiPriority w:val="20"/>
     <w:qFormat/>
     <w:pPr>
@@ -57129,9 +57233,9 @@
       <w:iCs/>
     </w:rPr>
   </w:style>
-  <w:style w:type="character" w:styleId="1558">
+  <w:style w:type="character" w:styleId="1561">
     <w:name w:val="Strong"/>
-    <w:basedOn w:val="1397"/>
+    <w:basedOn w:val="1400"/>
     <w:uiPriority w:val="22"/>
     <w:qFormat/>
     <w:pPr>
@@ -57144,9 +57248,9 @@
       <w:bCs/>
     </w:rPr>
   </w:style>
-  <w:style w:type="character" w:styleId="1559">
+  <w:style w:type="character" w:styleId="1562">
     <w:name w:val="Subtle Reference"/>
-    <w:basedOn w:val="1397"/>
+    <w:basedOn w:val="1400"/>
     <w:uiPriority w:val="31"/>
     <w:qFormat/>
     <w:pPr>
@@ -57159,9 +57263,9 @@
       <w:color w:val="5a5a5a" w:themeColor="text1" w:themeTint="A5"/>
     </w:rPr>
   </w:style>
-  <w:style w:type="character" w:styleId="1560">
+  <w:style w:type="character" w:styleId="1563">
     <w:name w:val="Book Title"/>
-    <w:basedOn w:val="1397"/>
+    <w:basedOn w:val="1400"/>
     <w:uiPriority w:val="33"/>
     <w:qFormat/>
     <w:pPr>
@@ -57177,9 +57281,9 @@
       <w:spacing w:val="5"/>
     </w:rPr>
   </w:style>
-  <w:style w:type="character" w:styleId="1561" w:customStyle="1">
+  <w:style w:type="character" w:styleId="1564" w:customStyle="1">
     <w:name w:val="Header Char"/>
-    <w:basedOn w:val="1397"/>
+    <w:basedOn w:val="1400"/>
     <w:uiPriority w:val="99"/>
     <w:pPr>
       <w:pBdr/>
@@ -57187,9 +57291,9 @@
       <w:ind/>
     </w:pPr>
   </w:style>
-  <w:style w:type="character" w:styleId="1562" w:customStyle="1">
+  <w:style w:type="character" w:styleId="1565" w:customStyle="1">
     <w:name w:val="Footer Char"/>
-    <w:basedOn w:val="1397"/>
+    <w:basedOn w:val="1400"/>
     <w:uiPriority w:val="99"/>
     <w:pPr>
       <w:pBdr/>
@@ -57197,57 +57301,9 @@
       <w:ind/>
     </w:pPr>
   </w:style>
-  <w:style w:type="paragraph" w:styleId="1563">
+  <w:style w:type="paragraph" w:styleId="1566">
     <w:name w:val="footnote text"/>
-    <w:basedOn w:val="1387"/>
-    <w:link w:val="1564"/>
-    <w:uiPriority w:val="99"/>
-    <w:semiHidden/>
-    <w:unhideWhenUsed/>
-    <w:pPr>
-      <w:pBdr/>
-      <w:spacing w:after="0" w:line="240" w:lineRule="auto"/>
-      <w:ind/>
-    </w:pPr>
-    <w:rPr>
-      <w:sz w:val="20"/>
-      <w:szCs w:val="20"/>
-    </w:rPr>
-  </w:style>
-  <w:style w:type="character" w:styleId="1564" w:customStyle="1">
-    <w:name w:val="Note de bas de page Car"/>
-    <w:basedOn w:val="1397"/>
-    <w:link w:val="1563"/>
-    <w:uiPriority w:val="99"/>
-    <w:semiHidden/>
-    <w:pPr>
-      <w:pBdr/>
-      <w:spacing/>
-      <w:ind/>
-    </w:pPr>
-    <w:rPr>
-      <w:sz w:val="20"/>
-      <w:szCs w:val="20"/>
-    </w:rPr>
-  </w:style>
-  <w:style w:type="character" w:styleId="1565">
-    <w:name w:val="footnote reference"/>
-    <w:basedOn w:val="1397"/>
-    <w:uiPriority w:val="99"/>
-    <w:semiHidden/>
-    <w:unhideWhenUsed/>
-    <w:pPr>
-      <w:pBdr/>
-      <w:spacing/>
-      <w:ind/>
-    </w:pPr>
-    <w:rPr>
-      <w:vertAlign w:val="superscript"/>
-    </w:rPr>
-  </w:style>
-  <w:style w:type="paragraph" w:styleId="1566">
-    <w:name w:val="endnote text"/>
-    <w:basedOn w:val="1387"/>
+    <w:basedOn w:val="1390"/>
     <w:link w:val="1567"/>
     <w:uiPriority w:val="99"/>
     <w:semiHidden/>
@@ -57263,8 +57319,8 @@
     </w:rPr>
   </w:style>
   <w:style w:type="character" w:styleId="1567" w:customStyle="1">
-    <w:name w:val="Note de fin Car"/>
-    <w:basedOn w:val="1397"/>
+    <w:name w:val="Note de bas de page Car"/>
+    <w:basedOn w:val="1400"/>
     <w:link w:val="1566"/>
     <w:uiPriority w:val="99"/>
     <w:semiHidden/>
@@ -57279,8 +57335,8 @@
     </w:rPr>
   </w:style>
   <w:style w:type="character" w:styleId="1568">
-    <w:name w:val="endnote reference"/>
-    <w:basedOn w:val="1397"/>
+    <w:name w:val="footnote reference"/>
+    <w:basedOn w:val="1400"/>
     <w:uiPriority w:val="99"/>
     <w:semiHidden/>
     <w:unhideWhenUsed/>
@@ -57293,9 +57349,57 @@
       <w:vertAlign w:val="superscript"/>
     </w:rPr>
   </w:style>
-  <w:style w:type="character" w:styleId="1569">
+  <w:style w:type="paragraph" w:styleId="1569">
+    <w:name w:val="endnote text"/>
+    <w:basedOn w:val="1390"/>
+    <w:link w:val="1570"/>
+    <w:uiPriority w:val="99"/>
+    <w:semiHidden/>
+    <w:unhideWhenUsed/>
+    <w:pPr>
+      <w:pBdr/>
+      <w:spacing w:after="0" w:line="240" w:lineRule="auto"/>
+      <w:ind/>
+    </w:pPr>
+    <w:rPr>
+      <w:sz w:val="20"/>
+      <w:szCs w:val="20"/>
+    </w:rPr>
+  </w:style>
+  <w:style w:type="character" w:styleId="1570" w:customStyle="1">
+    <w:name w:val="Note de fin Car"/>
+    <w:basedOn w:val="1400"/>
+    <w:link w:val="1569"/>
+    <w:uiPriority w:val="99"/>
+    <w:semiHidden/>
+    <w:pPr>
+      <w:pBdr/>
+      <w:spacing/>
+      <w:ind/>
+    </w:pPr>
+    <w:rPr>
+      <w:sz w:val="20"/>
+      <w:szCs w:val="20"/>
+    </w:rPr>
+  </w:style>
+  <w:style w:type="character" w:styleId="1571">
+    <w:name w:val="endnote reference"/>
+    <w:basedOn w:val="1400"/>
+    <w:uiPriority w:val="99"/>
+    <w:semiHidden/>
+    <w:unhideWhenUsed/>
+    <w:pPr>
+      <w:pBdr/>
+      <w:spacing/>
+      <w:ind/>
+    </w:pPr>
+    <w:rPr>
+      <w:vertAlign w:val="superscript"/>
+    </w:rPr>
+  </w:style>
+  <w:style w:type="character" w:styleId="1572">
     <w:name w:val="FollowedHyperlink"/>
-    <w:basedOn w:val="1397"/>
+    <w:basedOn w:val="1400"/>
     <w:uiPriority w:val="99"/>
     <w:semiHidden/>
     <w:unhideWhenUsed/>
@@ -57309,10 +57413,10 @@
       <w:u w:val="single"/>
     </w:rPr>
   </w:style>
-  <w:style w:type="paragraph" w:styleId="1570">
+  <w:style w:type="paragraph" w:styleId="1573">
     <w:name w:val="toc 4"/>
-    <w:basedOn w:val="1387"/>
-    <w:next w:val="1387"/>
+    <w:basedOn w:val="1390"/>
+    <w:next w:val="1390"/>
     <w:uiPriority w:val="39"/>
     <w:unhideWhenUsed/>
     <w:pPr>
@@ -57321,10 +57425,10 @@
       <w:ind w:left="660"/>
     </w:pPr>
   </w:style>
-  <w:style w:type="paragraph" w:styleId="1571">
+  <w:style w:type="paragraph" w:styleId="1574">
     <w:name w:val="toc 5"/>
-    <w:basedOn w:val="1387"/>
-    <w:next w:val="1387"/>
+    <w:basedOn w:val="1390"/>
+    <w:next w:val="1390"/>
     <w:uiPriority w:val="39"/>
     <w:unhideWhenUsed/>
     <w:pPr>
@@ -57333,10 +57437,10 @@
       <w:ind w:left="880"/>
     </w:pPr>
   </w:style>
-  <w:style w:type="paragraph" w:styleId="1572">
+  <w:style w:type="paragraph" w:styleId="1575">
     <w:name w:val="toc 6"/>
-    <w:basedOn w:val="1387"/>
-    <w:next w:val="1387"/>
+    <w:basedOn w:val="1390"/>
+    <w:next w:val="1390"/>
     <w:uiPriority w:val="39"/>
     <w:unhideWhenUsed/>
     <w:pPr>
@@ -57345,10 +57449,10 @@
       <w:ind w:left="1100"/>
     </w:pPr>
   </w:style>
-  <w:style w:type="paragraph" w:styleId="1573">
+  <w:style w:type="paragraph" w:styleId="1576">
     <w:name w:val="toc 7"/>
-    <w:basedOn w:val="1387"/>
-    <w:next w:val="1387"/>
+    <w:basedOn w:val="1390"/>
+    <w:next w:val="1390"/>
     <w:uiPriority w:val="39"/>
     <w:unhideWhenUsed/>
     <w:pPr>
@@ -57357,10 +57461,10 @@
       <w:ind w:left="1320"/>
     </w:pPr>
   </w:style>
-  <w:style w:type="paragraph" w:styleId="1574">
+  <w:style w:type="paragraph" w:styleId="1577">
     <w:name w:val="toc 8"/>
-    <w:basedOn w:val="1387"/>
-    <w:next w:val="1387"/>
+    <w:basedOn w:val="1390"/>
+    <w:next w:val="1390"/>
     <w:uiPriority w:val="39"/>
     <w:unhideWhenUsed/>
     <w:pPr>
@@ -57369,10 +57473,10 @@
       <w:ind w:left="1540"/>
     </w:pPr>
   </w:style>
-  <w:style w:type="paragraph" w:styleId="1575">
+  <w:style w:type="paragraph" w:styleId="1578">
     <w:name w:val="toc 9"/>
-    <w:basedOn w:val="1387"/>
-    <w:next w:val="1387"/>
+    <w:basedOn w:val="1390"/>
+    <w:next w:val="1390"/>
     <w:uiPriority w:val="39"/>
     <w:unhideWhenUsed/>
     <w:pPr>
@@ -57381,10 +57485,10 @@
       <w:ind w:left="1760"/>
     </w:pPr>
   </w:style>
-  <w:style w:type="paragraph" w:styleId="1576">
+  <w:style w:type="paragraph" w:styleId="1579">
     <w:name w:val="table of figures"/>
-    <w:basedOn w:val="1387"/>
-    <w:next w:val="1387"/>
+    <w:basedOn w:val="1390"/>
+    <w:next w:val="1390"/>
     <w:uiPriority w:val="99"/>
     <w:unhideWhenUsed/>
     <w:pPr>
@@ -57393,10 +57497,10 @@
       <w:ind/>
     </w:pPr>
   </w:style>
-  <w:style w:type="paragraph" w:styleId="1577">
+  <w:style w:type="paragraph" w:styleId="1580">
     <w:name w:val="Header"/>
-    <w:basedOn w:val="1387"/>
-    <w:link w:val="1578"/>
+    <w:basedOn w:val="1390"/>
+    <w:link w:val="1581"/>
     <w:uiPriority w:val="99"/>
     <w:unhideWhenUsed/>
     <w:pPr>
@@ -57409,10 +57513,10 @@
       <w:ind/>
     </w:pPr>
   </w:style>
-  <w:style w:type="character" w:styleId="1578" w:customStyle="1">
+  <w:style w:type="character" w:styleId="1581" w:customStyle="1">
     <w:name w:val="En-tête Car"/>
-    <w:basedOn w:val="1397"/>
-    <w:link w:val="1577"/>
+    <w:basedOn w:val="1400"/>
+    <w:link w:val="1580"/>
     <w:uiPriority w:val="99"/>
     <w:pPr>
       <w:pBdr/>
@@ -57420,10 +57524,10 @@
       <w:ind/>
     </w:pPr>
   </w:style>
-  <w:style w:type="paragraph" w:styleId="1579">
+  <w:style w:type="paragraph" w:styleId="1582">
     <w:name w:val="Footer"/>
-    <w:basedOn w:val="1387"/>
-    <w:link w:val="1580"/>
+    <w:basedOn w:val="1390"/>
+    <w:link w:val="1583"/>
     <w:uiPriority w:val="99"/>
     <w:unhideWhenUsed/>
     <w:pPr>
@@ -57436,10 +57540,10 @@
       <w:ind/>
     </w:pPr>
   </w:style>
-  <w:style w:type="character" w:styleId="1580" w:customStyle="1">
+  <w:style w:type="character" w:styleId="1583" w:customStyle="1">
     <w:name w:val="Pied de page Car"/>
-    <w:basedOn w:val="1397"/>
-    <w:link w:val="1579"/>
+    <w:basedOn w:val="1400"/>
+    <w:link w:val="1582"/>
     <w:uiPriority w:val="99"/>
     <w:pPr>
       <w:pBdr/>
@@ -57447,10 +57551,10 @@
       <w:ind/>
     </w:pPr>
   </w:style>
-  <w:style w:type="character" w:styleId="1581" w:customStyle="1">
+  <w:style w:type="character" w:styleId="1584" w:customStyle="1">
     <w:name w:val="Titre 1 Car"/>
-    <w:basedOn w:val="1397"/>
-    <w:link w:val="1388"/>
+    <w:basedOn w:val="1400"/>
+    <w:link w:val="1391"/>
     <w:uiPriority w:val="9"/>
     <w:pPr>
       <w:pBdr/>
@@ -57464,10 +57568,10 @@
       <w:szCs w:val="32"/>
     </w:rPr>
   </w:style>
-  <w:style w:type="paragraph" w:styleId="1582">
+  <w:style w:type="paragraph" w:styleId="1585">
     <w:name w:val="TOC Heading"/>
-    <w:basedOn w:val="1388"/>
-    <w:next w:val="1387"/>
+    <w:basedOn w:val="1391"/>
+    <w:next w:val="1390"/>
     <w:uiPriority w:val="39"/>
     <w:unhideWhenUsed/>
     <w:qFormat/>
@@ -57481,9 +57585,9 @@
       <w:lang w:eastAsia="fr-CH"/>
     </w:rPr>
   </w:style>
-  <w:style w:type="paragraph" w:styleId="1583">
+  <w:style w:type="paragraph" w:styleId="1586">
     <w:name w:val="No Spacing"/>
-    <w:link w:val="1584"/>
+    <w:link w:val="1587"/>
     <w:uiPriority w:val="1"/>
     <w:qFormat/>
     <w:pPr>
@@ -57496,10 +57600,10 @@
       <w:lang w:eastAsia="fr-CH"/>
     </w:rPr>
   </w:style>
-  <w:style w:type="character" w:styleId="1584" w:customStyle="1">
+  <w:style w:type="character" w:styleId="1587" w:customStyle="1">
     <w:name w:val="Sans interligne Car"/>
-    <w:basedOn w:val="1397"/>
-    <w:link w:val="1583"/>
+    <w:basedOn w:val="1400"/>
+    <w:link w:val="1586"/>
     <w:uiPriority w:val="1"/>
     <w:pPr>
       <w:pBdr/>
@@ -57511,10 +57615,10 @@
       <w:lang w:eastAsia="fr-CH"/>
     </w:rPr>
   </w:style>
-  <w:style w:type="paragraph" w:styleId="1585">
+  <w:style w:type="paragraph" w:styleId="1588">
     <w:name w:val="toc 1"/>
-    <w:basedOn w:val="1387"/>
-    <w:next w:val="1387"/>
+    <w:basedOn w:val="1390"/>
+    <w:next w:val="1390"/>
     <w:uiPriority w:val="39"/>
     <w:unhideWhenUsed/>
     <w:pPr>
@@ -57523,9 +57627,9 @@
       <w:ind/>
     </w:pPr>
   </w:style>
-  <w:style w:type="character" w:styleId="1586">
+  <w:style w:type="character" w:styleId="1589">
     <w:name w:val="Hyperlink"/>
-    <w:basedOn w:val="1397"/>
+    <w:basedOn w:val="1400"/>
     <w:uiPriority w:val="99"/>
     <w:unhideWhenUsed/>
     <w:pPr>
@@ -57538,10 +57642,10 @@
       <w:u w:val="single"/>
     </w:rPr>
   </w:style>
-  <w:style w:type="character" w:styleId="1587" w:customStyle="1">
+  <w:style w:type="character" w:styleId="1590" w:customStyle="1">
     <w:name w:val="Titre 2 Car"/>
-    <w:basedOn w:val="1397"/>
-    <w:link w:val="1389"/>
+    <w:basedOn w:val="1400"/>
+    <w:link w:val="1392"/>
     <w:uiPriority w:val="9"/>
     <w:pPr>
       <w:pBdr/>
@@ -57555,10 +57659,10 @@
       <w:szCs w:val="26"/>
     </w:rPr>
   </w:style>
-  <w:style w:type="paragraph" w:styleId="1588">
+  <w:style w:type="paragraph" w:styleId="1591">
     <w:name w:val="toc 2"/>
-    <w:basedOn w:val="1387"/>
-    <w:next w:val="1387"/>
+    <w:basedOn w:val="1390"/>
+    <w:next w:val="1390"/>
     <w:uiPriority w:val="39"/>
     <w:unhideWhenUsed/>
     <w:pPr>
@@ -57567,9 +57671,9 @@
       <w:ind w:left="220"/>
     </w:pPr>
   </w:style>
-  <w:style w:type="paragraph" w:styleId="1589">
+  <w:style w:type="paragraph" w:styleId="1592">
     <w:name w:val="List Paragraph"/>
-    <w:basedOn w:val="1387"/>
+    <w:basedOn w:val="1390"/>
     <w:uiPriority w:val="34"/>
     <w:qFormat/>
     <w:pPr>
@@ -57579,10 +57683,10 @@
       <w:contextualSpacing w:val="true"/>
     </w:pPr>
   </w:style>
-  <w:style w:type="paragraph" w:styleId="1590">
+  <w:style w:type="paragraph" w:styleId="1593">
     <w:name w:val="Caption"/>
-    <w:basedOn w:val="1387"/>
-    <w:next w:val="1387"/>
+    <w:basedOn w:val="1390"/>
+    <w:next w:val="1390"/>
     <w:uiPriority w:val="35"/>
     <w:unhideWhenUsed/>
     <w:qFormat/>
@@ -57599,9 +57703,9 @@
       <w:szCs w:val="18"/>
     </w:rPr>
   </w:style>
-  <w:style w:type="character" w:styleId="1591">
+  <w:style w:type="character" w:styleId="1594">
     <w:name w:val="annotation reference"/>
-    <w:basedOn w:val="1397"/>
+    <w:basedOn w:val="1400"/>
     <w:uiPriority w:val="99"/>
     <w:semiHidden/>
     <w:unhideWhenUsed/>
@@ -57615,10 +57719,10 @@
       <w:szCs w:val="16"/>
     </w:rPr>
   </w:style>
-  <w:style w:type="paragraph" w:styleId="1592">
+  <w:style w:type="paragraph" w:styleId="1595">
     <w:name w:val="annotation text"/>
-    <w:basedOn w:val="1387"/>
-    <w:link w:val="1593"/>
+    <w:basedOn w:val="1390"/>
+    <w:link w:val="1596"/>
     <w:uiPriority w:val="99"/>
     <w:unhideWhenUsed/>
     <w:pPr>
@@ -57631,10 +57735,10 @@
       <w:szCs w:val="20"/>
     </w:rPr>
   </w:style>
-  <w:style w:type="character" w:styleId="1593" w:customStyle="1">
+  <w:style w:type="character" w:styleId="1596" w:customStyle="1">
     <w:name w:val="Commentaire Car"/>
-    <w:basedOn w:val="1397"/>
-    <w:link w:val="1592"/>
+    <w:basedOn w:val="1400"/>
+    <w:link w:val="1595"/>
     <w:uiPriority w:val="99"/>
     <w:pPr>
       <w:pBdr/>
@@ -57646,11 +57750,11 @@
       <w:szCs w:val="20"/>
     </w:rPr>
   </w:style>
-  <w:style w:type="paragraph" w:styleId="1594">
+  <w:style w:type="paragraph" w:styleId="1597">
     <w:name w:val="annotation subject"/>
-    <w:basedOn w:val="1592"/>
-    <w:next w:val="1592"/>
-    <w:link w:val="1595"/>
+    <w:basedOn w:val="1595"/>
+    <w:next w:val="1595"/>
+    <w:link w:val="1598"/>
     <w:uiPriority w:val="99"/>
     <w:semiHidden/>
     <w:unhideWhenUsed/>
@@ -57664,10 +57768,10 @@
       <w:bCs/>
     </w:rPr>
   </w:style>
-  <w:style w:type="character" w:styleId="1595" w:customStyle="1">
+  <w:style w:type="character" w:styleId="1598" w:customStyle="1">
     <w:name w:val="Objet du commentaire Car"/>
-    <w:basedOn w:val="1593"/>
-    <w:link w:val="1594"/>
+    <w:basedOn w:val="1596"/>
+    <w:link w:val="1597"/>
     <w:uiPriority w:val="99"/>
     <w:semiHidden/>
     <w:pPr>
@@ -57682,9 +57786,9 @@
       <w:szCs w:val="20"/>
     </w:rPr>
   </w:style>
-  <w:style w:type="table" w:styleId="1596">
+  <w:style w:type="table" w:styleId="1599">
     <w:name w:val="Table Grid"/>
-    <w:basedOn w:val="1398"/>
+    <w:basedOn w:val="1401"/>
     <w:uiPriority w:val="39"/>
     <w:pPr>
       <w:pBdr/>
@@ -57874,9 +57978,9 @@
       </w:tcPr>
     </w:tblStylePr>
   </w:style>
-  <w:style w:type="table" w:styleId="1597">
+  <w:style w:type="table" w:styleId="1600">
     <w:name w:val="Grid Table 4 Accent 1"/>
-    <w:basedOn w:val="1398"/>
+    <w:basedOn w:val="1401"/>
     <w:uiPriority w:val="49"/>
     <w:pPr>
       <w:pBdr/>
@@ -58095,9 +58199,9 @@
       </w:tcPr>
     </w:tblStylePr>
   </w:style>
-  <w:style w:type="table" w:styleId="1598">
+  <w:style w:type="table" w:styleId="1601">
     <w:name w:val="Grid Table 5 Dark Accent 1"/>
-    <w:basedOn w:val="1398"/>
+    <w:basedOn w:val="1401"/>
     <w:uiPriority w:val="50"/>
     <w:pPr>
       <w:pBdr/>
@@ -58332,10 +58436,10 @@
       </w:tcPr>
     </w:tblStylePr>
   </w:style>
-  <w:style w:type="character" w:styleId="1599" w:customStyle="1">
+  <w:style w:type="character" w:styleId="1602" w:customStyle="1">
     <w:name w:val="Titre 3 Car"/>
-    <w:basedOn w:val="1397"/>
-    <w:link w:val="1390"/>
+    <w:basedOn w:val="1400"/>
+    <w:link w:val="1393"/>
     <w:uiPriority w:val="9"/>
     <w:pPr>
       <w:pBdr/>
@@ -58349,10 +58453,10 @@
       <w:szCs w:val="24"/>
     </w:rPr>
   </w:style>
-  <w:style w:type="paragraph" w:styleId="1600">
+  <w:style w:type="paragraph" w:styleId="1603">
     <w:name w:val="toc 3"/>
-    <w:basedOn w:val="1387"/>
-    <w:next w:val="1387"/>
+    <w:basedOn w:val="1390"/>
+    <w:next w:val="1390"/>
     <w:uiPriority w:val="39"/>
     <w:unhideWhenUsed/>
     <w:pPr>
@@ -58361,10 +58465,10 @@
       <w:ind w:left="440"/>
     </w:pPr>
   </w:style>
-  <w:style w:type="table" w:styleId="1601" w:customStyle="1">
+  <w:style w:type="table" w:styleId="1604" w:customStyle="1">
     <w:name w:val="Tableau Grille 41"/>
-    <w:basedOn w:val="1398"/>
-    <w:next w:val="1602"/>
+    <w:basedOn w:val="1401"/>
+    <w:next w:val="1605"/>
     <w:uiPriority w:val="49"/>
     <w:pPr>
       <w:pBdr/>
@@ -58586,9 +58690,9 @@
       </w:tcPr>
     </w:tblStylePr>
   </w:style>
-  <w:style w:type="table" w:styleId="1602">
+  <w:style w:type="table" w:styleId="1605">
     <w:name w:val="Grid Table 4"/>
-    <w:basedOn w:val="1398"/>
+    <w:basedOn w:val="1401"/>
     <w:uiPriority w:val="49"/>
     <w:pPr>
       <w:pBdr/>
@@ -58807,9 +58911,9 @@
       </w:tcPr>
     </w:tblStylePr>
   </w:style>
-  <w:style w:type="character" w:styleId="1603">
+  <w:style w:type="character" w:styleId="1606">
     <w:name w:val="Unresolved Mention"/>
-    <w:basedOn w:val="1397"/>
+    <w:basedOn w:val="1400"/>
     <w:uiPriority w:val="99"/>
     <w:semiHidden/>
     <w:unhideWhenUsed/>
@@ -58823,9 +58927,9 @@
       <w:shd w:val="clear" w:color="auto" w:fill="e1dfdd"/>
     </w:rPr>
   </w:style>
-  <w:style w:type="table" w:styleId="1604">
+  <w:style w:type="table" w:styleId="1607">
     <w:name w:val="Grid Table 4 Accent 5"/>
-    <w:basedOn w:val="1398"/>
+    <w:basedOn w:val="1401"/>
     <w:uiPriority w:val="49"/>
     <w:pPr>
       <w:pBdr/>
@@ -59044,9 +59148,9 @@
       </w:tcPr>
     </w:tblStylePr>
   </w:style>
-  <w:style w:type="character" w:styleId="1605" w:customStyle="1">
+  <w:style w:type="character" w:styleId="1608" w:customStyle="1">
     <w:name w:val="Style1 Car"/>
-    <w:basedOn w:val="1581"/>
+    <w:basedOn w:val="1584"/>
     <w:pPr>
       <w:pBdr/>
       <w:spacing/>
@@ -59059,9 +59163,9 @@
       <w:szCs w:val="32"/>
     </w:rPr>
   </w:style>
-  <w:style w:type="paragraph" w:styleId="1606">
+  <w:style w:type="paragraph" w:styleId="1609">
     <w:name w:val="Normal (Web)"/>
-    <w:basedOn w:val="1387"/>
+    <w:basedOn w:val="1390"/>
     <w:uiPriority w:val="99"/>
     <w:semiHidden/>
     <w:unhideWhenUsed/>
@@ -59077,9 +59181,9 @@
       <w:lang w:val="fr-CH" w:eastAsia="fr-CH"/>
     </w:rPr>
   </w:style>
-  <w:style w:type="character" w:styleId="1607">
+  <w:style w:type="character" w:styleId="1610">
     <w:name w:val="HTML Code"/>
-    <w:basedOn w:val="1397"/>
+    <w:basedOn w:val="1400"/>
     <w:uiPriority w:val="99"/>
     <w:semiHidden/>
     <w:unhideWhenUsed/>
@@ -59094,9 +59198,9 @@
       <w:szCs w:val="20"/>
     </w:rPr>
   </w:style>
-  <w:style w:type="table" w:styleId="1608">
+  <w:style w:type="table" w:styleId="1611">
     <w:name w:val="Grid Table 5 Dark Accent 5"/>
-    <w:basedOn w:val="1398"/>
+    <w:basedOn w:val="1401"/>
     <w:uiPriority w:val="50"/>
     <w:pPr>
       <w:pBdr/>

--- a/Documentation/LHO - M5 - DT.docx
+++ b/Documentation/LHO - M5 - DT.docx
@@ -910,6 +910,7 @@
           <w:r>
             <w:fldChar w:fldCharType="separate"/>
           </w:r>
+          <w:r/>
           <w:hyperlink w:tooltip="#_Toc1" w:anchor="_Toc1" w:history="1">
             <w:r>
               <w:rPr>
@@ -938,7 +939,6 @@
               <w:fldChar w:fldCharType="end"/>
             </w:r>
           </w:hyperlink>
-          <w:r/>
           <w:r/>
         </w:p>
         <w:p>
@@ -952,7 +952,6 @@
             <w:ind/>
             <w:rPr/>
           </w:pPr>
-          <w:r/>
           <w:hyperlink w:tooltip="#_Toc2" w:anchor="_Toc2" w:history="1">
             <w:r>
               <w:rPr>
@@ -988,7 +987,6 @@
               <w:fldChar w:fldCharType="end"/>
             </w:r>
           </w:hyperlink>
-          <w:r/>
           <w:r/>
         </w:p>
         <w:p>
@@ -1002,7 +1000,6 @@
             <w:ind/>
             <w:rPr/>
           </w:pPr>
-          <w:r/>
           <w:hyperlink w:tooltip="#_Toc3" w:anchor="_Toc3" w:history="1">
             <w:r>
               <w:rPr>
@@ -1038,7 +1035,6 @@
               <w:fldChar w:fldCharType="end"/>
             </w:r>
           </w:hyperlink>
-          <w:r/>
           <w:r/>
         </w:p>
         <w:p>
@@ -1052,7 +1048,6 @@
             <w:ind/>
             <w:rPr/>
           </w:pPr>
-          <w:r/>
           <w:hyperlink w:tooltip="#_Toc4" w:anchor="_Toc4" w:history="1">
             <w:r>
               <w:rPr>
@@ -1082,7 +1077,6 @@
               <w:fldChar w:fldCharType="end"/>
             </w:r>
           </w:hyperlink>
-          <w:r/>
           <w:r/>
         </w:p>
         <w:p>
@@ -1096,7 +1090,6 @@
             <w:ind/>
             <w:rPr/>
           </w:pPr>
-          <w:r/>
           <w:hyperlink w:tooltip="#_Toc5" w:anchor="_Toc5" w:history="1">
             <w:r>
               <w:rPr>
@@ -1132,7 +1125,6 @@
               <w:lang w:val="fr-CH"/>
             </w:rPr>
           </w:r>
-          <w:r/>
         </w:p>
         <w:p>
           <w:pPr>
@@ -1145,7 +1137,6 @@
             <w:ind/>
             <w:rPr/>
           </w:pPr>
-          <w:r/>
           <w:hyperlink w:tooltip="#_Toc6" w:anchor="_Toc6" w:history="1">
             <w:r>
               <w:rPr>
@@ -1214,7 +1205,6 @@
               <w:fldChar w:fldCharType="end"/>
             </w:r>
           </w:hyperlink>
-          <w:r/>
           <w:r/>
         </w:p>
         <w:p>
@@ -1228,7 +1218,6 @@
             <w:ind/>
             <w:rPr/>
           </w:pPr>
-          <w:r/>
           <w:hyperlink w:tooltip="#_Toc7" w:anchor="_Toc7" w:history="1">
             <w:r>
               <w:rPr>
@@ -1257,7 +1246,6 @@
               <w:fldChar w:fldCharType="end"/>
             </w:r>
           </w:hyperlink>
-          <w:r/>
           <w:r/>
         </w:p>
         <w:p>
@@ -1271,7 +1259,6 @@
             <w:ind/>
             <w:rPr/>
           </w:pPr>
-          <w:r/>
           <w:hyperlink w:tooltip="#_Toc8" w:anchor="_Toc8" w:history="1">
             <w:r>
               <w:rPr>
@@ -1340,7 +1327,6 @@
               <w:fldChar w:fldCharType="end"/>
             </w:r>
           </w:hyperlink>
-          <w:r/>
           <w:r/>
         </w:p>
         <w:p>
@@ -1354,7 +1340,6 @@
             <w:ind/>
             <w:rPr/>
           </w:pPr>
-          <w:r/>
           <w:hyperlink w:tooltip="#_Toc9" w:anchor="_Toc9" w:history="1">
             <w:r>
               <w:rPr>
@@ -1413,7 +1398,6 @@
               <w:fldChar w:fldCharType="end"/>
             </w:r>
           </w:hyperlink>
-          <w:r/>
           <w:r/>
         </w:p>
         <w:p>
@@ -1427,7 +1411,6 @@
             <w:ind/>
             <w:rPr/>
           </w:pPr>
-          <w:r/>
           <w:hyperlink w:tooltip="#_Toc10" w:anchor="_Toc10" w:history="1">
             <w:r>
               <w:rPr>
@@ -1458,7 +1441,6 @@
               <w:fldChar w:fldCharType="end"/>
             </w:r>
           </w:hyperlink>
-          <w:r/>
           <w:r/>
         </w:p>
         <w:p>
@@ -1472,7 +1454,6 @@
             <w:ind/>
             <w:rPr/>
           </w:pPr>
-          <w:r/>
           <w:hyperlink w:tooltip="#_Toc11" w:anchor="_Toc11" w:history="1">
             <w:r>
               <w:rPr>
@@ -1503,7 +1484,6 @@
               <w:fldChar w:fldCharType="end"/>
             </w:r>
           </w:hyperlink>
-          <w:r/>
           <w:r/>
         </w:p>
         <w:p>
@@ -1517,7 +1497,6 @@
             <w:ind/>
             <w:rPr/>
           </w:pPr>
-          <w:r/>
           <w:hyperlink w:tooltip="#_Toc12" w:anchor="_Toc12" w:history="1">
             <w:r>
               <w:rPr>
@@ -1554,7 +1533,6 @@
               <w:fldChar w:fldCharType="end"/>
             </w:r>
           </w:hyperlink>
-          <w:r/>
           <w:r/>
         </w:p>
         <w:p>
@@ -1568,7 +1546,6 @@
             <w:ind/>
             <w:rPr/>
           </w:pPr>
-          <w:r/>
           <w:hyperlink w:tooltip="#_Toc13" w:anchor="_Toc13" w:history="1">
             <w:r>
               <w:rPr>
@@ -1598,7 +1575,6 @@
               <w:fldChar w:fldCharType="end"/>
             </w:r>
           </w:hyperlink>
-          <w:r/>
           <w:r/>
         </w:p>
         <w:p>
@@ -1612,7 +1588,6 @@
             <w:ind/>
             <w:rPr/>
           </w:pPr>
-          <w:r/>
           <w:hyperlink w:tooltip="#_Toc14" w:anchor="_Toc14" w:history="1">
             <w:r>
               <w:rPr>
@@ -1642,7 +1617,6 @@
               <w:fldChar w:fldCharType="end"/>
             </w:r>
           </w:hyperlink>
-          <w:r/>
           <w:r/>
         </w:p>
         <w:p>
@@ -1656,7 +1630,6 @@
             <w:ind/>
             <w:rPr/>
           </w:pPr>
-          <w:r/>
           <w:hyperlink w:tooltip="#_Toc15" w:anchor="_Toc15" w:history="1">
             <w:r>
               <w:rPr>
@@ -1686,7 +1659,6 @@
               <w:fldChar w:fldCharType="end"/>
             </w:r>
           </w:hyperlink>
-          <w:r/>
           <w:r/>
         </w:p>
         <w:p>
@@ -1700,7 +1672,6 @@
             <w:ind/>
             <w:rPr/>
           </w:pPr>
-          <w:r/>
           <w:hyperlink w:tooltip="#_Toc16" w:anchor="_Toc16" w:history="1">
             <w:r>
               <w:rPr>
@@ -1731,7 +1702,6 @@
               <w:fldChar w:fldCharType="end"/>
             </w:r>
           </w:hyperlink>
-          <w:r/>
           <w:r/>
         </w:p>
         <w:p>
@@ -1745,7 +1715,6 @@
             <w:ind/>
             <w:rPr/>
           </w:pPr>
-          <w:r/>
           <w:hyperlink w:tooltip="#_Toc17" w:anchor="_Toc17" w:history="1">
             <w:r>
               <w:rPr>
@@ -1775,7 +1744,6 @@
               <w:fldChar w:fldCharType="end"/>
             </w:r>
           </w:hyperlink>
-          <w:r/>
           <w:r/>
         </w:p>
         <w:p>
@@ -1789,7 +1757,6 @@
             <w:ind/>
             <w:rPr/>
           </w:pPr>
-          <w:r/>
           <w:hyperlink w:tooltip="#_Toc18" w:anchor="_Toc18" w:history="1">
             <w:r>
               <w:rPr>
@@ -1848,52 +1815,6 @@
               <w:lang w:val="fr-CH"/>
             </w:rPr>
           </w:r>
-          <w:r/>
-        </w:p>
-        <w:p>
-          <w:pPr>
-            <w:pStyle w:val="1588"/>
-            <w:pBdr/>
-            <w:tabs>
-              <w:tab w:val="right" w:leader="dot" w:pos="9061"/>
-            </w:tabs>
-            <w:spacing/>
-            <w:ind/>
-            <w:rPr/>
-          </w:pPr>
-          <w:r/>
-          <w:hyperlink w:tooltip="#_Toc19" w:anchor="_Toc19" w:history="1">
-            <w:r>
-              <w:rPr>
-                <w:rStyle w:val="1589"/>
-              </w:rPr>
-            </w:r>
-            <w:r>
-              <w:rPr>
-                <w:rStyle w:val="1589"/>
-                <w:highlight w:val="none"/>
-                <w:lang w:val="fr-CH" w:bidi="fr-CH"/>
-              </w:rPr>
-              <w:t xml:space="preserve">3. Conception de l’application</w:t>
-            </w:r>
-            <w:r>
-              <w:rPr>
-                <w:rStyle w:val="1589"/>
-              </w:rPr>
-            </w:r>
-            <w:r>
-              <w:tab/>
-            </w:r>
-            <w:r>
-              <w:fldChar w:fldCharType="begin"/>
-              <w:instrText xml:space="preserve">PAGEREF _Toc19 \h</w:instrText>
-              <w:fldChar w:fldCharType="separate"/>
-              <w:t xml:space="preserve">8</w:t>
-              <w:fldChar w:fldCharType="end"/>
-            </w:r>
-          </w:hyperlink>
-          <w:r/>
-          <w:r/>
         </w:p>
         <w:p>
           <w:pPr>
@@ -1908,8 +1829,7 @@
               <w:highlight w:val="none"/>
             </w:rPr>
           </w:pPr>
-          <w:r/>
-          <w:hyperlink w:tooltip="#_Toc20" w:anchor="_Toc20" w:history="1">
+          <w:hyperlink w:tooltip="#_Toc19" w:anchor="_Toc19" w:history="1">
             <w:r>
               <w:rPr>
                 <w:rStyle w:val="1589"/>
@@ -1921,13 +1841,13 @@
                 <w:highlight w:val="none"/>
                 <w:lang w:val="fr-CH" w:bidi="fr-CH"/>
               </w:rPr>
-              <w:t xml:space="preserve">3.1 Interface utilisateur</w:t>
+              <w:t xml:space="preserve">2.9 Interface utilisateur</w:t>
             </w:r>
             <w:r>
               <w:rPr>
                 <w:rStyle w:val="1589"/>
                 <w:highlight w:val="none"/>
-                <w:lang w:val="fr-CH"/>
+                <w:lang w:val="fr-CH" w:bidi="fr-CH"/>
               </w:rPr>
             </w:r>
             <w:r>
@@ -1935,7 +1855,7 @@
             </w:r>
             <w:r>
               <w:fldChar w:fldCharType="begin"/>
-              <w:instrText xml:space="preserve">PAGEREF _Toc20 \h</w:instrText>
+              <w:instrText xml:space="preserve">PAGEREF _Toc19 \h</w:instrText>
               <w:fldChar w:fldCharType="separate"/>
               <w:t xml:space="preserve">8</w:t>
               <w:fldChar w:fldCharType="end"/>
@@ -1944,11 +1864,7 @@
           <w:r>
             <w:rPr>
               <w:highlight w:val="none"/>
-            </w:rPr>
-          </w:r>
-          <w:r>
-            <w:rPr>
-              <w:highlight w:val="none"/>
+              <w:lang w:val="fr-CH" w:bidi="fr-CH"/>
             </w:rPr>
           </w:r>
         </w:p>
@@ -1965,8 +1881,7 @@
               <w:highlight w:val="none"/>
             </w:rPr>
           </w:pPr>
-          <w:r/>
-          <w:hyperlink w:tooltip="#_Toc21" w:anchor="_Toc21" w:history="1">
+          <w:hyperlink w:tooltip="#_Toc20" w:anchor="_Toc20" w:history="1">
             <w:r>
               <w:rPr>
                 <w:rStyle w:val="1589"/>
@@ -1978,52 +1893,7 @@
                 <w:highlight w:val="none"/>
                 <w:lang w:val="fr-CH" w:bidi="fr-CH"/>
               </w:rPr>
-              <w:t xml:space="preserve">3.1.1 Choix de design</w:t>
-            </w:r>
-            <w:r>
-              <w:rPr>
-                <w:rStyle w:val="1589"/>
-              </w:rPr>
-            </w:r>
-            <w:r>
-              <w:tab/>
-            </w:r>
-            <w:r>
-              <w:fldChar w:fldCharType="begin"/>
-              <w:instrText xml:space="preserve">PAGEREF _Toc21 \h</w:instrText>
-              <w:fldChar w:fldCharType="separate"/>
-              <w:t xml:space="preserve">8</w:t>
-              <w:fldChar w:fldCharType="end"/>
-            </w:r>
-          </w:hyperlink>
-          <w:r>
-            <w:rPr>
-              <w:highlight w:val="none"/>
-            </w:rPr>
-          </w:r>
-          <w:r>
-            <w:rPr>
-              <w:highlight w:val="none"/>
-            </w:rPr>
-          </w:r>
-        </w:p>
-        <w:p>
-          <w:pPr>
-            <w:pStyle w:val="1591"/>
-            <w:pBdr/>
-            <w:tabs>
-              <w:tab w:val="right" w:leader="dot" w:pos="9061"/>
-            </w:tabs>
-            <w:spacing/>
-            <w:ind/>
-            <w:rPr/>
-          </w:pPr>
-          <w:r/>
-          <w:hyperlink w:tooltip="#_Toc22" w:anchor="_Toc22" w:history="1">
-            <w:r>
-              <w:rPr>
-                <w:rStyle w:val="1589"/>
-              </w:rPr>
+              <w:t xml:space="preserve">2.9.1 Choix de design</w:t>
             </w:r>
             <w:r>
               <w:rPr>
@@ -2031,20 +1901,13 @@
                 <w:highlight w:val="none"/>
                 <w:lang w:val="fr-CH" w:bidi="fr-CH"/>
               </w:rPr>
-              <w:t xml:space="preserve">3.2 Pages</w:t>
-            </w:r>
-            <w:r>
-              <w:rPr>
-                <w:rStyle w:val="1589"/>
-                <w:lang w:val="fr-CH"/>
-              </w:rPr>
             </w:r>
             <w:r>
               <w:tab/>
             </w:r>
             <w:r>
               <w:fldChar w:fldCharType="begin"/>
-              <w:instrText xml:space="preserve">PAGEREF _Toc22 \h</w:instrText>
+              <w:instrText xml:space="preserve">PAGEREF _Toc20 \h</w:instrText>
               <w:fldChar w:fldCharType="separate"/>
               <w:t xml:space="preserve">8</w:t>
               <w:fldChar w:fldCharType="end"/>
@@ -2052,10 +1915,10 @@
           </w:hyperlink>
           <w:r>
             <w:rPr>
-              <w:lang w:val="fr-CH"/>
+              <w:highlight w:val="none"/>
+              <w:lang w:val="fr-CH" w:bidi="fr-CH"/>
             </w:rPr>
           </w:r>
-          <w:r/>
         </w:p>
         <w:p>
           <w:pPr>
@@ -2068,8 +1931,7 @@
             <w:ind/>
             <w:rPr/>
           </w:pPr>
-          <w:r/>
-          <w:hyperlink w:tooltip="#_Toc23" w:anchor="_Toc23" w:history="1">
+          <w:hyperlink w:tooltip="#_Toc21" w:anchor="_Toc21" w:history="1">
             <w:r>
               <w:rPr>
                 <w:rStyle w:val="1589"/>
@@ -2081,7 +1943,7 @@
                 <w:highlight w:val="none"/>
                 <w:lang w:val="fr-CH" w:bidi="fr-CH"/>
               </w:rPr>
-              <w:t xml:space="preserve">3.2.1 Accueil</w:t>
+              <w:t xml:space="preserve">2.9.2 Pages</w:t>
             </w:r>
             <w:r>
               <w:rPr>
@@ -2094,9 +1956,9 @@
             </w:r>
             <w:r>
               <w:fldChar w:fldCharType="begin"/>
-              <w:instrText xml:space="preserve">PAGEREF _Toc23 \h</w:instrText>
+              <w:instrText xml:space="preserve">PAGEREF _Toc21 \h</w:instrText>
               <w:fldChar w:fldCharType="separate"/>
-              <w:t xml:space="preserve">9</w:t>
+              <w:t xml:space="preserve">8</w:t>
               <w:fldChar w:fldCharType="end"/>
             </w:r>
           </w:hyperlink>
@@ -2105,7 +1967,6 @@
               <w:lang w:val="fr-CH"/>
             </w:rPr>
           </w:r>
-          <w:r/>
         </w:p>
         <w:p>
           <w:pPr>
@@ -2118,8 +1979,7 @@
             <w:ind/>
             <w:rPr/>
           </w:pPr>
-          <w:r/>
-          <w:hyperlink w:tooltip="#_Toc24" w:anchor="_Toc24" w:history="1">
+          <w:hyperlink w:tooltip="#_Toc22" w:anchor="_Toc22" w:history="1">
             <w:r>
               <w:rPr>
                 <w:rStyle w:val="1589"/>
@@ -2131,7 +1991,7 @@
                 <w:highlight w:val="none"/>
                 <w:lang w:val="fr-CH" w:bidi="fr-CH"/>
               </w:rPr>
-              <w:t xml:space="preserve">3.2.2</w:t>
+              <w:t xml:space="preserve">2.9.</w:t>
             </w:r>
             <w:r>
               <w:rPr>
@@ -2139,7 +1999,7 @@
                 <w:highlight w:val="none"/>
                 <w:lang w:val="fr-CH" w:bidi="fr-CH"/>
               </w:rPr>
-              <w:t xml:space="preserve"> Note</w:t>
+              <w:t xml:space="preserve">3 Accueil</w:t>
             </w:r>
             <w:r>
               <w:rPr>
@@ -2152,7 +2012,7 @@
             </w:r>
             <w:r>
               <w:fldChar w:fldCharType="begin"/>
-              <w:instrText xml:space="preserve">PAGEREF _Toc24 \h</w:instrText>
+              <w:instrText xml:space="preserve">PAGEREF _Toc22 \h</w:instrText>
               <w:fldChar w:fldCharType="separate"/>
               <w:t xml:space="preserve">9</w:t>
               <w:fldChar w:fldCharType="end"/>
@@ -2163,7 +2023,6 @@
               <w:lang w:val="fr-CH"/>
             </w:rPr>
           </w:r>
-          <w:r/>
         </w:p>
         <w:p>
           <w:pPr>
@@ -2176,8 +2035,7 @@
             <w:ind/>
             <w:rPr/>
           </w:pPr>
-          <w:r/>
-          <w:hyperlink w:tooltip="#_Toc25" w:anchor="_Toc25" w:history="1">
+          <w:hyperlink w:tooltip="#_Toc23" w:anchor="_Toc23" w:history="1">
             <w:r>
               <w:rPr>
                 <w:rStyle w:val="1589"/>
@@ -2189,13 +2047,23 @@
                 <w:highlight w:val="none"/>
                 <w:lang w:val="fr-CH" w:bidi="fr-CH"/>
               </w:rPr>
-              <w:t xml:space="preserve">3.2.3 </w:t>
+              <w:t xml:space="preserve">2.9</w:t>
             </w:r>
             <w:r>
               <w:rPr>
                 <w:rStyle w:val="1589"/>
+                <w:highlight w:val="none"/>
+                <w:lang w:val="fr-CH" w:bidi="fr-CH"/>
               </w:rPr>
-              <w:t xml:space="preserve">Journaux</w:t>
+              <w:t xml:space="preserve">.4</w:t>
+            </w:r>
+            <w:r>
+              <w:rPr>
+                <w:rStyle w:val="1589"/>
+                <w:highlight w:val="none"/>
+                <w:lang w:val="fr-CH" w:bidi="fr-CH"/>
+              </w:rPr>
+              <w:t xml:space="preserve"> Note</w:t>
             </w:r>
             <w:r>
               <w:rPr>
@@ -2208,9 +2076,9 @@
             </w:r>
             <w:r>
               <w:fldChar w:fldCharType="begin"/>
-              <w:instrText xml:space="preserve">PAGEREF _Toc25 \h</w:instrText>
+              <w:instrText xml:space="preserve">PAGEREF _Toc23 \h</w:instrText>
               <w:fldChar w:fldCharType="separate"/>
-              <w:t xml:space="preserve">10</w:t>
+              <w:t xml:space="preserve">9</w:t>
               <w:fldChar w:fldCharType="end"/>
             </w:r>
           </w:hyperlink>
@@ -2219,7 +2087,6 @@
               <w:lang w:val="fr-CH"/>
             </w:rPr>
           </w:r>
-          <w:r/>
         </w:p>
         <w:p>
           <w:pPr>
@@ -2232,8 +2099,7 @@
             <w:ind/>
             <w:rPr/>
           </w:pPr>
-          <w:r/>
-          <w:hyperlink w:tooltip="#_Toc26" w:anchor="_Toc26" w:history="1">
+          <w:hyperlink w:tooltip="#_Toc24" w:anchor="_Toc24" w:history="1">
             <w:r>
               <w:rPr>
                 <w:rStyle w:val="1589"/>
@@ -2245,7 +2111,13 @@
                 <w:highlight w:val="none"/>
                 <w:lang w:val="fr-CH" w:bidi="fr-CH"/>
               </w:rPr>
-              <w:t xml:space="preserve">3.2.4 Paramètres</w:t>
+              <w:t xml:space="preserve">2.9.5 </w:t>
+            </w:r>
+            <w:r>
+              <w:rPr>
+                <w:rStyle w:val="1589"/>
+              </w:rPr>
+              <w:t xml:space="preserve">Journaux</w:t>
             </w:r>
             <w:r>
               <w:rPr>
@@ -2258,9 +2130,9 @@
             </w:r>
             <w:r>
               <w:fldChar w:fldCharType="begin"/>
-              <w:instrText xml:space="preserve">PAGEREF _Toc26 \h</w:instrText>
+              <w:instrText xml:space="preserve">PAGEREF _Toc24 \h</w:instrText>
               <w:fldChar w:fldCharType="separate"/>
-              <w:t xml:space="preserve">11</w:t>
+              <w:t xml:space="preserve">10</w:t>
               <w:fldChar w:fldCharType="end"/>
             </w:r>
           </w:hyperlink>
@@ -2269,6 +2141,96 @@
               <w:lang w:val="fr-CH"/>
             </w:rPr>
           </w:r>
+        </w:p>
+        <w:p>
+          <w:pPr>
+            <w:pStyle w:val="1603"/>
+            <w:pBdr/>
+            <w:tabs>
+              <w:tab w:val="right" w:leader="dot" w:pos="9061"/>
+            </w:tabs>
+            <w:spacing/>
+            <w:ind/>
+            <w:rPr/>
+          </w:pPr>
+          <w:hyperlink w:tooltip="#_Toc25" w:anchor="_Toc25" w:history="1">
+            <w:r>
+              <w:rPr>
+                <w:rStyle w:val="1589"/>
+              </w:rPr>
+            </w:r>
+            <w:r>
+              <w:rPr>
+                <w:rStyle w:val="1589"/>
+                <w:highlight w:val="none"/>
+                <w:lang w:val="fr-CH" w:bidi="fr-CH"/>
+              </w:rPr>
+              <w:t xml:space="preserve">2.9.5 Paramètres</w:t>
+            </w:r>
+            <w:r>
+              <w:rPr>
+                <w:rStyle w:val="1589"/>
+                <w:lang w:val="fr-CH"/>
+              </w:rPr>
+            </w:r>
+            <w:r>
+              <w:tab/>
+            </w:r>
+            <w:r>
+              <w:fldChar w:fldCharType="begin"/>
+              <w:instrText xml:space="preserve">PAGEREF _Toc25 \h</w:instrText>
+              <w:fldChar w:fldCharType="separate"/>
+              <w:t xml:space="preserve">11</w:t>
+              <w:fldChar w:fldCharType="end"/>
+            </w:r>
+          </w:hyperlink>
+          <w:r>
+            <w:rPr>
+              <w:lang w:val="fr-CH"/>
+            </w:rPr>
+          </w:r>
+        </w:p>
+        <w:p>
+          <w:pPr>
+            <w:pStyle w:val="1588"/>
+            <w:pBdr/>
+            <w:tabs>
+              <w:tab w:val="right" w:leader="dot" w:pos="9061"/>
+            </w:tabs>
+            <w:spacing/>
+            <w:ind/>
+            <w:rPr/>
+          </w:pPr>
+          <w:hyperlink w:tooltip="#_Toc26" w:anchor="_Toc26" w:history="1">
+            <w:r>
+              <w:rPr>
+                <w:rStyle w:val="1589"/>
+              </w:rPr>
+            </w:r>
+            <w:r>
+              <w:rPr>
+                <w:rStyle w:val="1589"/>
+                <w:highlight w:val="none"/>
+                <w:lang w:val="fr-CH" w:bidi="fr-CH"/>
+              </w:rPr>
+              <w:t xml:space="preserve">3. Conception de l’application</w:t>
+            </w:r>
+            <w:r>
+              <w:rPr>
+                <w:rStyle w:val="1589"/>
+              </w:rPr>
+            </w:r>
+            <w:r>
+              <w:tab/>
+            </w:r>
+            <w:r>
+              <w:fldChar w:fldCharType="begin"/>
+              <w:instrText xml:space="preserve">PAGEREF _Toc26 \h</w:instrText>
+              <w:fldChar w:fldCharType="separate"/>
+              <w:t xml:space="preserve">11</w:t>
+              <w:fldChar w:fldCharType="end"/>
+            </w:r>
+          </w:hyperlink>
           <w:r/>
         </w:p>
         <w:p>
@@ -2284,7 +2246,6 @@
               <w:highlight w:val="none"/>
             </w:rPr>
           </w:pPr>
-          <w:r/>
           <w:hyperlink w:tooltip="#_Toc27" w:anchor="_Toc27" w:history="1">
             <w:r>
               <w:rPr>
@@ -2316,11 +2277,6 @@
               <w:fldChar w:fldCharType="end"/>
             </w:r>
           </w:hyperlink>
-          <w:r>
-            <w:rPr>
-              <w:highlight w:val="none"/>
-            </w:rPr>
-          </w:r>
           <w:r>
             <w:rPr>
               <w:highlight w:val="none"/>
@@ -2338,7 +2294,6 @@
             <w:ind/>
             <w:rPr/>
           </w:pPr>
-          <w:r/>
           <w:hyperlink w:tooltip="#_Toc28" w:anchor="_Toc28" w:history="1">
             <w:r>
               <w:rPr>
@@ -2368,7 +2323,6 @@
               <w:fldChar w:fldCharType="end"/>
             </w:r>
           </w:hyperlink>
-          <w:r/>
           <w:r/>
         </w:p>
         <w:p>
@@ -2384,7 +2338,6 @@
               <w:highlight w:val="none"/>
             </w:rPr>
           </w:pPr>
-          <w:r/>
           <w:hyperlink w:tooltip="#_Toc29" w:anchor="_Toc29" w:history="1">
             <w:r>
               <w:rPr>
@@ -2426,11 +2379,7 @@
           <w:r>
             <w:rPr>
               <w:highlight w:val="none"/>
-            </w:rPr>
-          </w:r>
-          <w:r>
-            <w:rPr>
-              <w:highlight w:val="none"/>
+              <w:lang w:val="fr-CH"/>
             </w:rPr>
           </w:r>
         </w:p>
@@ -2445,7 +2394,6 @@
             <w:ind/>
             <w:rPr/>
           </w:pPr>
-          <w:r/>
           <w:hyperlink w:tooltip="#_Toc30" w:anchor="_Toc30" w:history="1">
             <w:r>
               <w:rPr>
@@ -2488,7 +2436,6 @@
               <w:lang w:val="fr-CH"/>
             </w:rPr>
           </w:r>
-          <w:r/>
         </w:p>
         <w:p>
           <w:pPr>
@@ -2501,7 +2448,6 @@
             <w:ind/>
             <w:rPr/>
           </w:pPr>
-          <w:r/>
           <w:hyperlink w:tooltip="#_Toc31" w:anchor="_Toc31" w:history="1">
             <w:r>
               <w:rPr>
@@ -2546,7 +2492,6 @@
               <w:lang w:val="fr-CH"/>
             </w:rPr>
           </w:r>
-          <w:r/>
         </w:p>
         <w:p>
           <w:pPr>
@@ -2555,6 +2500,7 @@
             <w:ind/>
             <w:rPr/>
           </w:pPr>
+          <w:r/>
           <w:r>
             <w:rPr>
               <w:b/>
@@ -2563,6 +2509,7 @@
             <w:fldChar w:fldCharType="end"/>
           </w:r>
           <w:r/>
+          <w:r/>
         </w:p>
       </w:sdtContent>
     </w:sdt>
@@ -2597,6 +2544,7 @@
       <w:r>
         <w:t xml:space="preserve">1. Introduction</w:t>
       </w:r>
+      <w:r/>
       <w:bookmarkEnd w:id="16"/>
       <w:r/>
       <w:r/>
@@ -2858,6 +2806,7 @@
       <w:r>
         <w:t xml:space="preserve">Personnes impliquées</w:t>
       </w:r>
+      <w:r/>
       <w:bookmarkEnd w:id="17"/>
       <w:r/>
       <w:r/>
@@ -2995,6 +2944,7 @@
       <w:r>
         <w:t xml:space="preserve">Directives générales</w:t>
       </w:r>
+      <w:r/>
       <w:bookmarkEnd w:id="18"/>
       <w:r/>
       <w:r/>
@@ -3015,6 +2965,7 @@
         </w:rPr>
         <w:t xml:space="preserve">1.2.1 Remise</w:t>
       </w:r>
+      <w:r/>
       <w:bookmarkEnd w:id="19"/>
       <w:r/>
       <w:r/>
@@ -3236,11 +3187,7 @@
         </w:rPr>
       </w:r>
       <w:bookmarkEnd w:id="20"/>
-      <w:r>
-        <w:rPr>
-          <w:lang w:val="fr-CH"/>
-        </w:rPr>
-      </w:r>
+      <w:r/>
       <w:r>
         <w:rPr>
           <w:lang w:val="fr-CH"/>
@@ -3401,6 +3348,7 @@
         </w:rPr>
         <w:t xml:space="preserve">plication</w:t>
       </w:r>
+      <w:r/>
       <w:bookmarkEnd w:id="21"/>
       <w:r/>
       <w:r/>
@@ -3517,6 +3465,7 @@
       <w:r>
         <w:t xml:space="preserve">2.1 Public cible</w:t>
       </w:r>
+      <w:r/>
       <w:bookmarkEnd w:id="22"/>
       <w:r/>
       <w:r/>
@@ -3653,6 +3602,7 @@
       <w:r>
         <w:t xml:space="preserve"> </w:t>
       </w:r>
+      <w:r/>
       <w:bookmarkEnd w:id="23"/>
       <w:r/>
       <w:r/>
@@ -4412,6 +4362,7 @@
       <w:r>
         <w:t xml:space="preserve">Fonctionnelles</w:t>
       </w:r>
+      <w:r/>
       <w:bookmarkEnd w:id="24"/>
       <w:r/>
       <w:r/>
@@ -4528,6 +4479,7 @@
         </w:rPr>
         <w:t xml:space="preserve">2.4 Stockage des données persistantes</w:t>
       </w:r>
+      <w:r/>
       <w:bookmarkEnd w:id="25"/>
       <w:r/>
       <w:r/>
@@ -4617,6 +4569,7 @@
         </w:rPr>
         <w:t xml:space="preserve">2.4.1 Choix technologique</w:t>
       </w:r>
+      <w:r/>
       <w:bookmarkEnd w:id="26"/>
       <w:r/>
       <w:r/>
@@ -4825,6 +4778,7 @@
         </w:rPr>
         <w:t xml:space="preserve">Langage de programmation et Framework d'interface</w:t>
       </w:r>
+      <w:r/>
       <w:bookmarkEnd w:id="27"/>
       <w:r/>
       <w:r/>
@@ -4846,6 +4800,7 @@
         </w:rPr>
         <w:t xml:space="preserve">2.5.1 Langage : C# (.NET)</w:t>
       </w:r>
+      <w:r/>
       <w:bookmarkEnd w:id="28"/>
       <w:r/>
       <w:r/>
@@ -5082,6 +5037,7 @@
         </w:rPr>
         <w:t xml:space="preserve">2.5.2 Framework Graphique : Avalonia UI</w:t>
       </w:r>
+      <w:r/>
       <w:bookmarkEnd w:id="29"/>
       <w:r/>
       <w:r/>
@@ -5249,6 +5205,7 @@
         </w:rPr>
         <w:t xml:space="preserve">2.6 Architecture logiciel </w:t>
       </w:r>
+      <w:r/>
       <w:bookmarkEnd w:id="30"/>
       <w:r/>
       <w:r/>
@@ -5539,6 +5496,7 @@
         </w:rPr>
         <w:t xml:space="preserve">2.6.1 Architecture interne</w:t>
       </w:r>
+      <w:r/>
       <w:bookmarkEnd w:id="31"/>
       <w:r/>
       <w:r/>
@@ -5641,6 +5599,7 @@
         </w:rPr>
         <w:t xml:space="preserve">2.7 Diagramme de Cas d’Utilisation</w:t>
       </w:r>
+      <w:r/>
       <w:bookmarkEnd w:id="32"/>
       <w:r/>
       <w:r/>
@@ -6069,11 +6028,7 @@
         </w:rPr>
       </w:r>
       <w:bookmarkEnd w:id="33"/>
-      <w:r>
-        <w:rPr>
-          <w:lang w:val="fr-CH"/>
-        </w:rPr>
-      </w:r>
+      <w:r/>
       <w:r>
         <w:rPr>
           <w:lang w:val="fr-CH"/>
@@ -9576,7 +9531,7 @@
         </w:rPr>
       </w:pPr>
       <w:r/>
-      <w:bookmarkStart w:id="35" w:name="_Toc20"/>
+      <w:bookmarkStart w:id="34" w:name="_Toc19"/>
       <w:r>
         <w:rPr>
           <w:highlight w:val="none"/>
@@ -9590,13 +9545,8 @@
           <w:lang w:val="fr-CH" w:bidi="fr-CH"/>
         </w:rPr>
       </w:r>
-      <w:bookmarkEnd w:id="35"/>
-      <w:r>
-        <w:rPr>
-          <w:highlight w:val="none"/>
-          <w:lang w:val="fr-CH" w:bidi="fr-CH"/>
-        </w:rPr>
-      </w:r>
+      <w:bookmarkEnd w:id="34"/>
+      <w:r/>
       <w:r>
         <w:rPr>
           <w:highlight w:val="none"/>
@@ -9678,7 +9628,7 @@
         </w:rPr>
       </w:pPr>
       <w:r/>
-      <w:bookmarkStart w:id="36" w:name="_Toc21"/>
+      <w:bookmarkStart w:id="35" w:name="_Toc20"/>
       <w:r>
         <w:rPr>
           <w:highlight w:val="none"/>
@@ -9692,13 +9642,8 @@
           <w:lang w:val="fr-CH" w:bidi="fr-CH"/>
         </w:rPr>
       </w:r>
-      <w:bookmarkEnd w:id="36"/>
-      <w:r>
-        <w:rPr>
-          <w:highlight w:val="none"/>
-          <w:lang w:val="fr-CH" w:bidi="fr-CH"/>
-        </w:rPr>
-      </w:r>
+      <w:bookmarkEnd w:id="35"/>
+      <w:r/>
       <w:r>
         <w:rPr>
           <w:highlight w:val="none"/>
@@ -9847,7 +9792,7 @@
         </w:rPr>
       </w:pPr>
       <w:r/>
-      <w:bookmarkStart w:id="37" w:name="_Toc22"/>
+      <w:bookmarkStart w:id="36" w:name="_Toc21"/>
       <w:r>
         <w:rPr>
           <w:highlight w:val="none"/>
@@ -9855,12 +9800,13 @@
         </w:rPr>
         <w:t xml:space="preserve">2.9.2 Pages</w:t>
       </w:r>
-      <w:bookmarkEnd w:id="37"/>
       <w:r>
         <w:rPr>
           <w:lang w:val="fr-CH"/>
         </w:rPr>
       </w:r>
+      <w:bookmarkEnd w:id="36"/>
+      <w:r/>
       <w:r>
         <w:rPr>
           <w:lang w:val="fr-CH"/>
@@ -9956,7 +9902,7 @@
         </w:rPr>
       </w:pPr>
       <w:r/>
-      <w:bookmarkStart w:id="38" w:name="_Toc23"/>
+      <w:bookmarkStart w:id="37" w:name="_Toc22"/>
       <w:r>
         <mc:AlternateContent>
           <mc:Choice Requires="wpg">
@@ -10040,33 +9986,22 @@
           <w:highlight w:val="none"/>
           <w:lang w:val="fr-CH" w:bidi="fr-CH"/>
         </w:rPr>
+        <w:t xml:space="preserve">2.9.</w:t>
       </w:r>
       <w:r>
         <w:rPr>
           <w:highlight w:val="none"/>
           <w:lang w:val="fr-CH" w:bidi="fr-CH"/>
         </w:rPr>
-        <w:t xml:space="preserve">2.9.</w:t>
-      </w:r>
+        <w:t xml:space="preserve">3 Accueil</w:t>
+      </w:r>
+      <w:r>
+        <w:rPr>
+          <w:lang w:val="fr-CH"/>
+        </w:rPr>
+      </w:r>
+      <w:bookmarkEnd w:id="37"/>
       <w:r/>
-      <w:r>
-        <w:rPr>
-          <w:highlight w:val="none"/>
-          <w:lang w:val="fr-CH" w:bidi="fr-CH"/>
-        </w:rPr>
-        <w:t xml:space="preserve">3 Accueil</w:t>
-      </w:r>
-      <w:r>
-        <w:rPr>
-          <w:lang w:val="fr-CH"/>
-        </w:rPr>
-      </w:r>
-      <w:bookmarkEnd w:id="38"/>
-      <w:r>
-        <w:rPr>
-          <w:lang w:val="fr-CH"/>
-        </w:rPr>
-      </w:r>
       <w:r>
         <w:rPr>
           <w:lang w:val="fr-CH"/>
@@ -10505,32 +10440,26 @@
         </w:rPr>
       </w:pPr>
       <w:r/>
-      <w:bookmarkStart w:id="39" w:name="_Toc24"/>
+      <w:bookmarkStart w:id="38" w:name="_Toc23"/>
       <w:r>
         <w:rPr>
           <w:highlight w:val="none"/>
           <w:lang w:val="fr-CH" w:bidi="fr-CH"/>
         </w:rPr>
+        <w:t xml:space="preserve">2.9</w:t>
       </w:r>
       <w:r>
         <w:rPr>
           <w:highlight w:val="none"/>
           <w:lang w:val="fr-CH" w:bidi="fr-CH"/>
         </w:rPr>
-        <w:t xml:space="preserve">2.9</w:t>
+        <w:t xml:space="preserve">.4</w:t>
       </w:r>
       <w:r>
         <w:rPr>
           <w:highlight w:val="none"/>
           <w:lang w:val="fr-CH" w:bidi="fr-CH"/>
         </w:rPr>
-        <w:t xml:space="preserve">.4</w:t>
-      </w:r>
-      <w:r>
-        <w:rPr>
-          <w:highlight w:val="none"/>
-          <w:lang w:val="fr-CH" w:bidi="fr-CH"/>
-        </w:rPr>
         <w:t xml:space="preserve"> Note</w:t>
       </w:r>
       <w:r>
@@ -10538,12 +10467,8 @@
           <w:lang w:val="fr-CH"/>
         </w:rPr>
       </w:r>
-      <w:bookmarkEnd w:id="39"/>
-      <w:r>
-        <w:rPr>
-          <w:lang w:val="fr-CH"/>
-        </w:rPr>
-      </w:r>
+      <w:bookmarkEnd w:id="38"/>
+      <w:r/>
       <w:r>
         <w:rPr>
           <w:lang w:val="fr-CH"/>
@@ -10796,7 +10721,7 @@
         </w:rPr>
       </w:pPr>
       <w:r/>
-      <w:bookmarkStart w:id="40" w:name="_Toc25"/>
+      <w:bookmarkStart w:id="39" w:name="_Toc24"/>
       <w:r>
         <w:rPr>
           <w:highlight w:val="none"/>
@@ -10812,12 +10737,8 @@
           <w:lang w:val="fr-CH"/>
         </w:rPr>
       </w:r>
-      <w:bookmarkEnd w:id="40"/>
-      <w:r>
-        <w:rPr>
-          <w:lang w:val="fr-CH"/>
-        </w:rPr>
-      </w:r>
+      <w:bookmarkEnd w:id="39"/>
+      <w:r/>
       <w:r>
         <w:rPr>
           <w:lang w:val="fr-CH"/>
@@ -11891,7 +11812,7 @@
         </w:rPr>
       </w:pPr>
       <w:r/>
-      <w:bookmarkStart w:id="41" w:name="_Toc26"/>
+      <w:bookmarkStart w:id="40" w:name="_Toc25"/>
       <w:r>
         <w:rPr>
           <w:highlight w:val="none"/>
@@ -11899,12 +11820,13 @@
         </w:rPr>
         <w:t xml:space="preserve">2.9.5 Paramètres</w:t>
       </w:r>
-      <w:bookmarkEnd w:id="41"/>
       <w:r>
         <w:rPr>
           <w:lang w:val="fr-CH"/>
         </w:rPr>
       </w:r>
+      <w:bookmarkEnd w:id="40"/>
+      <w:r/>
       <w:r>
         <w:rPr>
           <w:lang w:val="fr-CH"/>
@@ -12192,43 +12114,42 @@
       </w:r>
       <w:r>
         <w:rPr>
+          <w:lang w:val="fr-CH"/>
+        </w:rPr>
+      </w:r>
+    </w:p>
+    <w:p>
+      <w:pPr>
+        <w:pBdr/>
+        <w:shd w:val="nil" w:color="000000"/>
+        <w:spacing/>
+        <w:ind/>
+        <w:rPr>
           <w:highlight w:val="none"/>
           <w:lang w:val="fr-CH"/>
         </w:rPr>
+      </w:pPr>
+      <w:r>
+        <w:rPr>
+          <w:highlight w:val="none"/>
+          <w:lang w:val="fr-CH"/>
+        </w:rPr>
+      </w:r>
+      <w:r>
+        <w:rPr>
+          <w:highlight w:val="none"/>
+          <w:lang w:val="fr-CH"/>
+        </w:rPr>
+      </w:r>
+      <w:r>
+        <w:rPr>
+          <w:highlight w:val="none"/>
+          <w:lang w:val="fr-CH"/>
+        </w:rPr>
       </w:r>
     </w:p>
     <w:p>
       <w:pPr>
-        <w:pBdr/>
-        <w:shd w:val="nil" w:color="000000"/>
-        <w:spacing/>
-        <w:ind/>
-        <w:rPr>
-          <w:highlight w:val="none"/>
-          <w:lang w:val="fr-CH"/>
-        </w:rPr>
-      </w:pPr>
-      <w:r>
-        <w:rPr>
-          <w:highlight w:val="none"/>
-          <w:lang w:val="fr-CH"/>
-        </w:rPr>
-      </w:r>
-      <w:r>
-        <w:rPr>
-          <w:highlight w:val="none"/>
-          <w:lang w:val="fr-CH"/>
-        </w:rPr>
-      </w:r>
-      <w:r>
-        <w:rPr>
-          <w:highlight w:val="none"/>
-          <w:lang w:val="fr-CH"/>
-        </w:rPr>
-      </w:r>
-    </w:p>
-    <w:p>
-      <w:pPr>
         <w:pStyle w:val="1391"/>
         <w:pBdr/>
         <w:spacing/>
@@ -12236,7 +12157,7 @@
         <w:rPr/>
       </w:pPr>
       <w:r/>
-      <w:bookmarkStart w:id="34" w:name="_Toc19"/>
+      <w:bookmarkStart w:id="41" w:name="_Toc26"/>
       <w:r>
         <w:rPr>
           <w:highlight w:val="none"/>
@@ -12244,13 +12165,8 @@
         </w:rPr>
         <w:t xml:space="preserve">3. Conception de l’application</w:t>
       </w:r>
-      <w:r>
-        <w:rPr>
-          <w:highlight w:val="none"/>
-          <w:lang w:val="fr-CH" w:bidi="fr-CH"/>
-        </w:rPr>
-      </w:r>
-      <w:bookmarkEnd w:id="34"/>
+      <w:r/>
+      <w:bookmarkEnd w:id="41"/>
       <w:r/>
       <w:r/>
     </w:p>
@@ -12315,6 +12231,7 @@
       </w:r>
       <w:r>
         <w:rPr>
+          <w:highlight w:val="none"/>
           <w:lang w:val="fr-CH"/>
         </w:rPr>
       </w:r>
@@ -12344,11 +12261,7 @@
         </w:rPr>
       </w:r>
       <w:bookmarkEnd w:id="42"/>
-      <w:r>
-        <w:rPr>
-          <w:highlight w:val="none"/>
-        </w:rPr>
-      </w:r>
+      <w:r/>
       <w:r>
         <w:rPr>
           <w:highlight w:val="none"/>
@@ -12437,6 +12350,7 @@
         </w:rPr>
         <w:t xml:space="preserve">3.2.1 Manipulation de données</w:t>
       </w:r>
+      <w:r/>
       <w:bookmarkEnd w:id="43"/>
       <w:r/>
       <w:r/>
@@ -12843,12 +12757,7 @@
         </w:rPr>
       </w:r>
       <w:bookmarkEnd w:id="44"/>
-      <w:r>
-        <w:rPr>
-          <w:highlight w:val="none"/>
-          <w:lang w:val="fr-CH"/>
-        </w:rPr>
-      </w:r>
+      <w:r/>
       <w:r>
         <w:rPr>
           <w:highlight w:val="none"/>
@@ -12957,11 +12866,7 @@
         </w:rPr>
       </w:r>
       <w:bookmarkEnd w:id="45"/>
-      <w:r>
-        <w:rPr>
-          <w:lang w:val="fr-CH"/>
-        </w:rPr>
-      </w:r>
+      <w:r/>
       <w:r>
         <w:rPr>
           <w:lang w:val="fr-CH"/>
@@ -13111,11 +13016,7 @@
         </w:rPr>
       </w:r>
       <w:bookmarkEnd w:id="46"/>
-      <w:r>
-        <w:rPr>
-          <w:lang w:val="fr-CH"/>
-        </w:rPr>
-      </w:r>
+      <w:r/>
       <w:r>
         <w:rPr>
           <w:lang w:val="fr-CH"/>
@@ -13336,6 +13237,861 @@
           <w:lang w:val="fr-CH"/>
         </w:rPr>
       </w:r>
+    </w:p>
+    <w:p>
+      <w:pPr>
+        <w:pStyle w:val="1392"/>
+        <w:pBdr/>
+        <w:spacing/>
+        <w:ind w:firstLine="0" w:left="0"/>
+        <w:rPr>
+          <w:lang w:val="fr-CH"/>
+        </w:rPr>
+      </w:pPr>
+      <w:r>
+        <w:rPr>
+          <w:highlight w:val="none"/>
+          <w:lang w:val="fr-CH" w:bidi="fr-CH"/>
+        </w:rPr>
+      </w:r>
+      <w:r>
+        <w:rPr>
+          <w:highlight w:val="none"/>
+          <w:lang w:val="fr-CH" w:bidi="fr-CH"/>
+        </w:rPr>
+        <w:t xml:space="preserve">3.3 </w:t>
+      </w:r>
+      <w:r>
+        <w:rPr>
+          <w:highlight w:val="none"/>
+          <w:lang w:val="fr-CH" w:bidi="fr-CH"/>
+        </w:rPr>
+        <w:t xml:space="preserve">Implémentation de la page Paramètres</w:t>
+      </w:r>
+      <w:r>
+        <w:rPr>
+          <w:highlight w:val="none"/>
+          <w:lang w:val="fr-CH" w:bidi="fr-CH"/>
+        </w:rPr>
+      </w:r>
+      <w:r>
+        <w:rPr>
+          <w:lang w:val="fr-CH"/>
+        </w:rPr>
+      </w:r>
+    </w:p>
+    <w:p>
+      <w:pPr>
+        <w:pBdr/>
+        <w:spacing/>
+        <w:ind/>
+        <w:rPr>
+          <w:highlight w:val="none"/>
+          <w:lang w:val="fr-CH" w:bidi="fr-CH"/>
+        </w:rPr>
+      </w:pPr>
+      <w:r>
+        <w:rPr>
+          <w:highlight w:val="none"/>
+          <w:lang w:val="fr-CH" w:bidi="fr-CH"/>
+        </w:rPr>
+      </w:r>
+      <w:r>
+        <w:rPr>
+          <w:highlight w:val="none"/>
+          <w:lang w:val="fr-CH" w:bidi="fr-CH"/>
+        </w:rPr>
+      </w:r>
+      <w:r>
+        <w:rPr>
+          <w:highlight w:val="none"/>
+          <w:lang w:val="fr-CH" w:bidi="fr-CH"/>
+        </w:rPr>
+        <w:t xml:space="preserve">Cette section détaille la réalisation technique de l'interface de configuration (SettingsPage.axaml et son code-behind), développée avec le framework Avalonia UI. Cette vue permet à l'utilisateur de configurer les éléments globaux du programme.</w:t>
+      </w:r>
+      <w:r>
+        <w:rPr>
+          <w:highlight w:val="none"/>
+          <w:lang w:val="fr-CH" w:bidi="fr-CH"/>
+        </w:rPr>
+      </w:r>
+      <w:r>
+        <w:rPr>
+          <w:lang w:val="fr-CH"/>
+        </w:rPr>
+      </w:r>
+    </w:p>
+    <w:p>
+      <w:pPr>
+        <w:pStyle w:val="1393"/>
+        <w:pBdr/>
+        <w:spacing/>
+        <w:ind/>
+        <w:rPr>
+          <w:lang w:val="fr-CH"/>
+        </w:rPr>
+      </w:pPr>
+      <w:r>
+        <w:rPr>
+          <w:highlight w:val="none"/>
+          <w:lang w:val="fr-CH" w:bidi="fr-CH"/>
+        </w:rPr>
+      </w:r>
+      <w:r>
+        <w:rPr>
+          <w:highlight w:val="none"/>
+          <w:lang w:val="fr-CH" w:bidi="fr-CH"/>
+        </w:rPr>
+        <w:t xml:space="preserve">3.3.1 </w:t>
+      </w:r>
+      <w:r>
+        <w:t xml:space="preserve">Gestion de l'apparence (Thème)</w:t>
+      </w:r>
+      <w:r>
+        <w:rPr>
+          <w:highlight w:val="none"/>
+          <w:lang w:val="fr-CH" w:bidi="fr-CH"/>
+        </w:rPr>
+      </w:r>
+      <w:r>
+        <w:rPr>
+          <w:lang w:val="fr-CH"/>
+        </w:rPr>
+      </w:r>
+    </w:p>
+    <w:p>
+      <w:pPr>
+        <w:pBdr/>
+        <w:spacing/>
+        <w:ind/>
+        <w:rPr>
+          <w:highlight w:val="none"/>
+          <w:lang w:val="fr-CH" w:bidi="fr-CH"/>
+        </w:rPr>
+      </w:pPr>
+      <w:r>
+        <w:rPr>
+          <w:highlight w:val="none"/>
+          <w:lang w:val="fr-CH" w:bidi="fr-CH"/>
+        </w:rPr>
+        <w:t xml:space="preserve">Bien que l’interface soit synchronisé </w:t>
+      </w:r>
+      <w:r>
+        <w:rPr>
+          <w:highlight w:val="none"/>
+          <w:lang w:val="fr-CH" w:bidi="fr-CH"/>
+        </w:rPr>
+        <w:t xml:space="preserve">avec le thème de l’appareil, l'interface intègre un commutateur (ToggleSwitch) permettant </w:t>
+      </w:r>
+      <w:r>
+        <w:rPr>
+          <w:highlight w:val="none"/>
+          <w:lang w:val="fr-CH" w:bidi="fr-CH"/>
+        </w:rPr>
+      </w:r>
+      <w:r>
+        <w:rPr>
+          <w:highlight w:val="none"/>
+          <w:lang w:val="fr-CH" w:bidi="fr-CH"/>
+        </w:rPr>
+        <w:t xml:space="preserve">à l'utilisateur de forcer le basculement entre le mode clair et le mode sombre. </w:t>
+      </w:r>
+      <w:r>
+        <w:rPr>
+          <w:highlight w:val="none"/>
+          <w:lang w:val="fr-CH" w:bidi="fr-CH"/>
+        </w:rPr>
+      </w:r>
+      <w:r>
+        <w:rPr>
+          <w:highlight w:val="none"/>
+          <w:lang w:val="fr-CH" w:bidi="fr-CH"/>
+        </w:rPr>
+        <w:t xml:space="preserve">Ce choix modifie le thème global de l'application.</w:t>
+      </w:r>
+      <w:r>
+        <w:rPr>
+          <w:highlight w:val="none"/>
+          <w:lang w:val="fr-CH" w:bidi="fr-CH"/>
+        </w:rPr>
+      </w:r>
+      <w:r>
+        <w:rPr>
+          <w:highlight w:val="none"/>
+          <w:lang w:val="fr-CH" w:bidi="fr-CH"/>
+        </w:rPr>
+      </w:r>
+      <w:r>
+        <w:rPr>
+          <w:highlight w:val="none"/>
+          <w:lang w:val="fr-CH" w:bidi="fr-CH"/>
+        </w:rPr>
+      </w:r>
+      <w:r>
+        <w:rPr>
+          <w:lang w:val="fr-CH"/>
+        </w:rPr>
+      </w:r>
+      <w:r/>
+      <w:r>
+        <w:rPr>
+          <w:highlight w:val="none"/>
+          <w:lang w:val="fr-CH" w:bidi="fr-CH"/>
+        </w:rPr>
+      </w:r>
+    </w:p>
+    <w:p>
+      <w:pPr>
+        <w:pBdr/>
+        <w:spacing/>
+        <w:ind/>
+        <w:rPr>
+          <w:highlight w:val="none"/>
+        </w:rPr>
+      </w:pPr>
+      <w:r>
+        <w:rPr>
+          <w:highlight w:val="none"/>
+          <w:lang w:val="fr-CH" w:bidi="fr-CH"/>
+        </w:rPr>
+        <w:t xml:space="preserve">Pour garantir une parfaite intégration visuelle, l'ensemble des éléme</w:t>
+      </w:r>
+      <w:r>
+        <w:rPr>
+          <w:highlight w:val="none"/>
+          <w:lang w:val="fr-CH" w:bidi="fr-CH"/>
+        </w:rPr>
+        <w:t xml:space="preserve">nts (couleurs de fond, bordures, typographies) utilise des ressources dynamiques (DynamicResource) qui proviennent du dictionnaire principal de l'application.</w:t>
+      </w:r>
+      <w:r/>
+      <w:r>
+        <w:rPr>
+          <w:lang w:val="fr-CH"/>
+        </w:rPr>
+      </w:r>
+    </w:p>
+    <w:p>
+      <w:pPr>
+        <w:pStyle w:val="1393"/>
+        <w:pBdr/>
+        <w:spacing/>
+        <w:ind/>
+        <w:rPr>
+          <w:lang w:val="fr-CH"/>
+        </w:rPr>
+      </w:pPr>
+      <w:r>
+        <w:rPr>
+          <w:highlight w:val="none"/>
+          <w:lang w:val="fr-CH" w:bidi="fr-CH"/>
+        </w:rPr>
+      </w:r>
+      <w:r>
+        <w:rPr>
+          <w:highlight w:val="none"/>
+          <w:lang w:val="fr-CH" w:bidi="fr-CH"/>
+        </w:rPr>
+        <w:t xml:space="preserve">3.3.2 </w:t>
+      </w:r>
+      <w:r>
+        <w:rPr>
+          <w:highlight w:val="none"/>
+          <w:lang w:val="fr-CH" w:bidi="fr-CH"/>
+        </w:rPr>
+        <w:t xml:space="preserve">Gestion de la base de données (Chemin d'accès)</w:t>
+      </w:r>
+      <w:r>
+        <w:rPr>
+          <w:highlight w:val="none"/>
+          <w:lang w:val="fr-CH" w:bidi="fr-CH"/>
+        </w:rPr>
+      </w:r>
+      <w:r>
+        <w:rPr>
+          <w:lang w:val="fr-CH"/>
+        </w:rPr>
+      </w:r>
+    </w:p>
+    <w:p>
+      <w:pPr>
+        <w:pBdr/>
+        <w:spacing/>
+        <w:ind/>
+        <w:rPr>
+          <w:highlight w:val="none"/>
+          <w:lang w:val="fr-CH" w:bidi="fr-CH"/>
+        </w:rPr>
+      </w:pPr>
+      <w:r>
+        <w:rPr>
+          <w:highlight w:val="none"/>
+          <w:lang w:val="fr-CH" w:bidi="fr-CH"/>
+        </w:rPr>
+      </w:r>
+      <w:r>
+        <w:rPr>
+          <w:highlight w:val="none"/>
+          <w:lang w:val="fr-CH" w:bidi="fr-CH"/>
+        </w:rPr>
+      </w:r>
+      <w:r>
+        <w:rPr>
+          <w:highlight w:val="none"/>
+          <w:lang w:val="fr-CH" w:bidi="fr-CH"/>
+        </w:rPr>
+        <w:t xml:space="preserve">Une carte dédiée permet de configurer l'emplacement du fichier de sauvegarde SQLite (.db).</w:t>
+      </w:r>
+      <w:r>
+        <w:rPr>
+          <w:lang w:val="fr-CH"/>
+        </w:rPr>
+      </w:r>
+    </w:p>
+    <w:p>
+      <w:pPr>
+        <w:pBdr/>
+        <w:spacing/>
+        <w:ind/>
+        <w:rPr>
+          <w:highlight w:val="none"/>
+          <w:lang w:val="fr-CH" w:bidi="fr-CH"/>
+        </w:rPr>
+      </w:pPr>
+      <w:r>
+        <w:rPr>
+          <w:highlight w:val="none"/>
+          <w:lang w:val="fr-CH" w:bidi="fr-CH"/>
+        </w:rPr>
+        <w:t xml:space="preserve">Sélection de fichier : Un bouton "parcourir" est lié à une commande (BrowseFileCommand) qui ouvre un sélecteur de fichiers natif à l’OS utilisé.</w:t>
+      </w:r>
+      <w:r>
+        <w:rPr>
+          <w:lang w:val="fr-CH"/>
+        </w:rPr>
+      </w:r>
+    </w:p>
+    <w:p>
+      <w:pPr>
+        <w:pBdr/>
+        <w:spacing/>
+        <w:ind/>
+        <w:rPr>
+          <w:highlight w:val="none"/>
+          <w:lang w:val="fr-CH" w:bidi="fr-CH"/>
+        </w:rPr>
+      </w:pPr>
+      <w:r>
+        <w:rPr>
+          <w:highlight w:val="none"/>
+          <w:lang w:val="fr-CH" w:bidi="fr-CH"/>
+        </w:rPr>
+        <w:t xml:space="preserve">Validation des saisies : Le système vé</w:t>
+      </w:r>
+      <w:r>
+        <w:rPr>
+          <w:highlight w:val="none"/>
+          <w:lang w:val="fr-CH" w:bidi="fr-CH"/>
+        </w:rPr>
+        <w:t xml:space="preserve">rifie la validité du chemin fourni par l'utilisateur.</w:t>
+      </w:r>
+      <w:r>
+        <w:rPr>
+          <w:lang w:val="fr-CH"/>
+        </w:rPr>
+      </w:r>
+    </w:p>
+    <w:p>
+      <w:pPr>
+        <w:pBdr/>
+        <w:spacing/>
+        <w:ind/>
+        <w:rPr>
+          <w:highlight w:val="none"/>
+        </w:rPr>
+      </w:pPr>
+      <w:r>
+        <w:rPr>
+          <w:highlight w:val="none"/>
+          <w:lang w:val="fr-CH" w:bidi="fr-CH"/>
+        </w:rPr>
+        <w:t xml:space="preserve">Gestion des erreurs : Si le fichier est introuvable, une bulle d'alerte contextuelle (Flyout) s'affiche directement sous le champ de texte. Cette alerte informe visuellement l'utilisateur que le fichier e</w:t>
+      </w:r>
+      <w:r>
+        <w:rPr>
+          <w:highlight w:val="none"/>
+          <w:lang w:val="fr-CH" w:bidi="fr-CH"/>
+        </w:rPr>
+        <w:t xml:space="preserve">st introuvable et précise que la modification du chemin n'a pas été enregistrée.</w:t>
+      </w:r>
+      <w:r/>
+      <w:r>
+        <w:rPr>
+          <w:lang w:val="fr-CH"/>
+        </w:rPr>
+      </w:r>
+    </w:p>
+    <w:p>
+      <w:pPr>
+        <w:pBdr/>
+        <w:shd w:val="nil"/>
+        <w:spacing/>
+        <w:ind/>
+        <w:rPr>
+          <w:lang w:val="fr-CH"/>
+        </w:rPr>
+      </w:pPr>
+      <w:r>
+        <w:rPr>
+          <w:lang w:val="fr-CH"/>
+        </w:rPr>
+        <w:br w:type="page" w:clear="all"/>
+      </w:r>
+      <w:r>
+        <w:rPr>
+          <w:lang w:val="fr-CH"/>
+        </w:rPr>
+      </w:r>
+      <w:r>
+        <w:rPr>
+          <w:lang w:val="fr-CH"/>
+        </w:rPr>
+      </w:r>
+    </w:p>
+    <w:p>
+      <w:pPr>
+        <w:pStyle w:val="1392"/>
+        <w:pBdr/>
+        <w:spacing/>
+        <w:ind/>
+        <w:rPr>
+          <w:lang w:val="fr-CH"/>
+        </w:rPr>
+      </w:pPr>
+      <w:r>
+        <w:rPr>
+          <w:highlight w:val="none"/>
+          <w:lang w:val="fr-CH" w:bidi="fr-CH"/>
+        </w:rPr>
+        <w:t xml:space="preserve">3.4 Design et ressources globales</w:t>
+      </w:r>
+      <w:r>
+        <w:rPr>
+          <w:lang w:val="fr-CH"/>
+        </w:rPr>
+      </w:r>
+    </w:p>
+    <w:p>
+      <w:pPr>
+        <w:pBdr/>
+        <w:spacing/>
+        <w:ind/>
+        <w:rPr>
+          <w:highlight w:val="none"/>
+          <w:lang w:val="fr-CH" w:bidi="fr-CH"/>
+        </w:rPr>
+      </w:pPr>
+      <w:r>
+        <w:rPr>
+          <w:highlight w:val="none"/>
+          <w:lang w:val="fr-CH" w:bidi="fr-CH"/>
+        </w:rPr>
+      </w:r>
+      <w:r>
+        <w:rPr>
+          <w:highlight w:val="none"/>
+          <w:lang w:val="fr-CH" w:bidi="fr-CH"/>
+        </w:rPr>
+      </w:r>
+      <w:r>
+        <w:rPr>
+          <w:highlight w:val="none"/>
+          <w:lang w:val="fr-CH" w:bidi="fr-CH"/>
+        </w:rPr>
+        <w:t xml:space="preserve">Afin de garantir une interface utilisateur harmonieuse et maintenable, l'ensemble des styles globaux, des ressources visuelles et des thèmes de l'application est centralisé au sein du fichier App.axaml. Cette approche centralisée permet de définir une seule</w:t>
+      </w:r>
+      <w:r>
+        <w:rPr>
+          <w:highlight w:val="none"/>
+          <w:lang w:val="fr-CH" w:bidi="fr-CH"/>
+        </w:rPr>
+        <w:t xml:space="preserve"> fois les polices, les dimensions, les couleurs et les icônes, puis de les réutiliser dans toutes les vues du projet.</w:t>
+      </w:r>
+      <w:r>
+        <w:rPr>
+          <w:highlight w:val="none"/>
+          <w:lang w:val="fr-CH" w:bidi="fr-CH"/>
+        </w:rPr>
+      </w:r>
+      <w:r>
+        <w:rPr>
+          <w:lang w:val="fr-CH"/>
+        </w:rPr>
+      </w:r>
+    </w:p>
+    <w:p>
+      <w:pPr>
+        <w:pStyle w:val="1393"/>
+        <w:pBdr/>
+        <w:spacing/>
+        <w:ind/>
+        <w:rPr>
+          <w:lang w:val="fr-CH"/>
+        </w:rPr>
+      </w:pPr>
+      <w:r>
+        <w:rPr>
+          <w:highlight w:val="none"/>
+          <w:lang w:val="fr-CH" w:bidi="fr-CH"/>
+        </w:rPr>
+      </w:r>
+      <w:r>
+        <w:rPr>
+          <w:highlight w:val="none"/>
+          <w:lang w:val="fr-CH" w:bidi="fr-CH"/>
+        </w:rPr>
+        <w:t xml:space="preserve">3.4.1 </w:t>
+      </w:r>
+      <w:r>
+        <w:rPr>
+          <w:highlight w:val="none"/>
+          <w:lang w:val="fr-CH" w:bidi="fr-CH"/>
+        </w:rPr>
+        <w:t xml:space="preserve">Gestion des Thèmes (Mode Clair / Mode Sombre)</w:t>
+      </w:r>
+      <w:r>
+        <w:rPr>
+          <w:highlight w:val="none"/>
+          <w:lang w:val="fr-CH" w:bidi="fr-CH"/>
+        </w:rPr>
+      </w:r>
+      <w:r>
+        <w:rPr>
+          <w:lang w:val="fr-CH"/>
+        </w:rPr>
+      </w:r>
+    </w:p>
+    <w:p>
+      <w:pPr>
+        <w:pBdr/>
+        <w:spacing/>
+        <w:ind w:firstLine="0" w:left="0"/>
+        <w:rPr>
+          <w:highlight w:val="none"/>
+          <w:lang w:val="fr-CH" w:bidi="fr-CH"/>
+        </w:rPr>
+      </w:pPr>
+      <w:r>
+        <w:rPr>
+          <w:highlight w:val="none"/>
+          <w:lang w:val="fr-CH" w:bidi="fr-CH"/>
+        </w:rPr>
+      </w:r>
+      <w:r>
+        <w:rPr>
+          <w:highlight w:val="none"/>
+          <w:lang w:val="fr-CH" w:bidi="fr-CH"/>
+        </w:rPr>
+      </w:r>
+      <w:r>
+        <w:rPr>
+          <w:highlight w:val="none"/>
+          <w:lang w:val="fr-CH" w:bidi="fr-CH"/>
+        </w:rPr>
+        <w:t xml:space="preserve">L'application intègre nativement une gestion du thème clair et du thème sombre. Les couleurs sont attribuées dynamiquement grâce à l'utilisation de dictionnaires de thèmes (ResourceDictionary.ThemeDictionaries). </w:t>
+      </w:r>
+      <w:r>
+        <w:rPr>
+          <w:highlight w:val="none"/>
+          <w:lang w:val="fr-CH" w:bidi="fr-CH"/>
+        </w:rPr>
+      </w:r>
+    </w:p>
+    <w:p>
+      <w:pPr>
+        <w:pBdr/>
+        <w:spacing/>
+        <w:ind w:firstLine="0" w:left="0"/>
+        <w:rPr>
+          <w:highlight w:val="none"/>
+          <w:lang w:val="fr-CH" w:bidi="fr-CH"/>
+        </w:rPr>
+      </w:pPr>
+      <w:r>
+        <w:rPr>
+          <w:highlight w:val="none"/>
+          <w:lang w:val="fr-CH" w:bidi="fr-CH"/>
+        </w:rPr>
+        <w:t xml:space="preserve">Chaque thème redéfinit un ensemble de variabl</w:t>
+      </w:r>
+      <w:r>
+        <w:rPr>
+          <w:highlight w:val="none"/>
+          <w:lang w:val="fr-CH" w:bidi="fr-CH"/>
+        </w:rPr>
+        <w:t xml:space="preserve">es clés, telles que les couleurs d'arrière-plan (PrimaryBackground, CardBackground), les couleurs de texte (PrimaryForeground, SecondaryForeground) ou encore les couleurs de bordure (CardBorder). Des ajustements spécifiques sont également prévus selon le sy</w:t>
+      </w:r>
+      <w:r>
+        <w:rPr>
+          <w:highlight w:val="none"/>
+          <w:lang w:val="fr-CH" w:bidi="fr-CH"/>
+        </w:rPr>
+        <w:t xml:space="preserve">stème d'exploitation, avec par exemple un arrière-plan dédié pour Linux (PrimaryBackgroundLinux). Enfin, l'icône de la fenêtre de l'application (AppIcon) change dynamiquement pour s'adapter au thème actif.</w:t>
+      </w:r>
+      <w:r>
+        <w:rPr>
+          <w:lang w:val="fr-CH"/>
+        </w:rPr>
+      </w:r>
+      <w:r/>
+    </w:p>
+    <w:p>
+      <w:pPr>
+        <w:pStyle w:val="1393"/>
+        <w:pBdr/>
+        <w:spacing/>
+        <w:ind/>
+        <w:rPr>
+          <w:lang w:val="fr-CH"/>
+        </w:rPr>
+      </w:pPr>
+      <w:r>
+        <w:rPr>
+          <w:highlight w:val="none"/>
+          <w:lang w:val="fr-CH" w:bidi="fr-CH"/>
+        </w:rPr>
+      </w:r>
+      <w:r>
+        <w:rPr>
+          <w:highlight w:val="none"/>
+          <w:lang w:val="fr-CH" w:bidi="fr-CH"/>
+        </w:rPr>
+        <w:t xml:space="preserve">3.4.2 </w:t>
+      </w:r>
+      <w:r>
+        <w:rPr>
+          <w:highlight w:val="none"/>
+          <w:lang w:val="fr-CH" w:bidi="fr-CH"/>
+        </w:rPr>
+        <w:t xml:space="preserve">Typographie et Système d'Icônes</w:t>
+      </w:r>
+      <w:r>
+        <w:rPr>
+          <w:highlight w:val="none"/>
+          <w:lang w:val="fr-CH" w:bidi="fr-CH"/>
+        </w:rPr>
+      </w:r>
+      <w:r>
+        <w:rPr>
+          <w:lang w:val="fr-CH"/>
+        </w:rPr>
+      </w:r>
+    </w:p>
+    <w:p>
+      <w:pPr>
+        <w:pBdr/>
+        <w:spacing/>
+        <w:ind/>
+        <w:rPr>
+          <w:highlight w:val="none"/>
+          <w:lang w:val="fr-CH" w:bidi="fr-CH"/>
+        </w:rPr>
+      </w:pPr>
+      <w:r>
+        <w:rPr>
+          <w:highlight w:val="none"/>
+          <w:lang w:val="fr-CH" w:bidi="fr-CH"/>
+        </w:rPr>
+        <w:t xml:space="preserve">Les polices sont intégrées directement dans l'application et chargées depuis le répertoire local Assets/Fonts. </w:t>
+      </w:r>
+      <w:r>
+        <w:rPr>
+          <w:lang w:val="fr-CH"/>
+        </w:rPr>
+      </w:r>
+    </w:p>
+    <w:p>
+      <w:pPr>
+        <w:pBdr/>
+        <w:spacing/>
+        <w:ind/>
+        <w:rPr>
+          <w:highlight w:val="none"/>
+          <w:lang w:val="fr-CH" w:bidi="fr-CH"/>
+        </w:rPr>
+      </w:pPr>
+      <w:r>
+        <w:rPr>
+          <w:highlight w:val="none"/>
+          <w:lang w:val="fr-CH" w:bidi="fr-CH"/>
+        </w:rPr>
+        <w:t xml:space="preserve">L'interface utilise la police Helvetica pour l'affichage de ses textes. Pour l'iconographie, le projet s'appuie sur la police Phosphor. </w:t>
+      </w:r>
+      <w:r>
+        <w:rPr>
+          <w:lang w:val="fr-CH"/>
+        </w:rPr>
+      </w:r>
+    </w:p>
+    <w:p>
+      <w:pPr>
+        <w:pBdr/>
+        <w:spacing/>
+        <w:ind/>
+        <w:rPr>
+          <w:highlight w:val="none"/>
+        </w:rPr>
+      </w:pPr>
+      <w:r>
+        <w:rPr>
+          <w:highlight w:val="none"/>
+          <w:lang w:val="fr-CH" w:bidi="fr-CH"/>
+        </w:rPr>
+        <w:t xml:space="preserve">Les icônes</w:t>
+      </w:r>
+      <w:r>
+        <w:rPr>
+          <w:highlight w:val="none"/>
+          <w:lang w:val="fr-CH" w:bidi="fr-CH"/>
+        </w:rPr>
+        <w:t xml:space="preserve"> affichées (comme la maison, l'engrenage, le disque dur, ou le soleil et la lune) ne sont pas des images classiques, mais des caractères Unicode spécifiques interprétés par cette police.</w:t>
+      </w:r>
+      <w:r>
+        <w:rPr>
+          <w:lang w:val="fr-CH"/>
+        </w:rPr>
+      </w:r>
+      <w:r>
+        <w:rPr>
+          <w:highlight w:val="none"/>
+          <w:lang w:val="fr-CH" w:bidi="fr-CH"/>
+        </w:rPr>
+        <w:t xml:space="preserve">Cette méthode technique garantit un rendu vectoriel net à n'importe qu</w:t>
+      </w:r>
+      <w:r>
+        <w:rPr>
+          <w:highlight w:val="none"/>
+          <w:lang w:val="fr-CH" w:bidi="fr-CH"/>
+        </w:rPr>
+        <w:t xml:space="preserve">elle échelle et simplifie la modification des couleurs lors des changements de thème.</w:t>
+      </w:r>
+      <w:r/>
+      <w:r/>
+      <w:r>
+        <w:rPr>
+          <w:highlight w:val="none"/>
+          <w:lang w:val="fr-CH" w:bidi="fr-CH"/>
+        </w:rPr>
+      </w:r>
+    </w:p>
+    <w:p>
+      <w:pPr>
+        <w:pStyle w:val="1393"/>
+        <w:pBdr/>
+        <w:spacing/>
+        <w:ind/>
+        <w:rPr>
+          <w:highlight w:val="none"/>
+          <w:lang w:val="fr-CH" w:bidi="fr-CH"/>
+        </w:rPr>
+      </w:pPr>
+      <w:r>
+        <w:rPr>
+          <w:highlight w:val="none"/>
+          <w:lang w:val="fr-CH" w:bidi="fr-CH"/>
+        </w:rPr>
+        <w:t xml:space="preserve">3.4.3 </w:t>
+      </w:r>
+      <w:r>
+        <w:rPr>
+          <w:highlight w:val="none"/>
+          <w:lang w:val="fr-CH" w:bidi="fr-CH"/>
+        </w:rPr>
+        <w:t xml:space="preserve">Cohérence Visuelle et Dimensions</w:t>
+      </w:r>
+      <w:r>
+        <w:rPr>
+          <w:highlight w:val="none"/>
+          <w:lang w:val="fr-CH" w:bidi="fr-CH"/>
+        </w:rPr>
+      </w:r>
+      <w:r>
+        <w:rPr>
+          <w:highlight w:val="none"/>
+          <w:lang w:val="fr-CH" w:bidi="fr-CH"/>
+        </w:rPr>
+      </w:r>
+    </w:p>
+    <w:p>
+      <w:pPr>
+        <w:pBdr/>
+        <w:spacing/>
+        <w:ind/>
+        <w:rPr>
+          <w:highlight w:val="none"/>
+          <w:lang w:val="fr-CH" w:bidi="fr-CH"/>
+        </w:rPr>
+      </w:pPr>
+      <w:r>
+        <w:rPr>
+          <w:highlight w:val="none"/>
+          <w:lang w:val="fr-CH" w:bidi="fr-CH"/>
+        </w:rPr>
+      </w:r>
+      <w:r>
+        <w:rPr>
+          <w:highlight w:val="none"/>
+          <w:lang w:val="fr-CH" w:bidi="fr-CH"/>
+        </w:rPr>
+      </w:r>
+      <w:r>
+        <w:rPr>
+          <w:highlight w:val="none"/>
+          <w:lang w:val="fr-CH" w:bidi="fr-CH"/>
+        </w:rPr>
+        <w:t xml:space="preserve">Pour éviter les valeurs "en dur" dispersées dans le code des différentes pages, des constantes structurelles ont été définies globalement. Des variables standardisées (Small, Normal, Medium, Large, Logo) régissent l'échelle typographique et la taille des él</w:t>
+      </w:r>
+      <w:r>
+        <w:rPr>
+          <w:highlight w:val="none"/>
+          <w:lang w:val="fr-CH" w:bidi="fr-CH"/>
+        </w:rPr>
+        <w:t xml:space="preserve">éments visuels de manière uniforme.</w:t>
+      </w:r>
+      <w:r>
+        <w:rPr>
+          <w:lang w:val="fr-CH" w:bidi="fr-CH"/>
+        </w:rPr>
+      </w:r>
+    </w:p>
+    <w:p>
+      <w:pPr>
+        <w:pBdr/>
+        <w:spacing/>
+        <w:ind/>
+        <w:rPr>
+          <w:lang w:val="fr-CH" w:bidi="fr-CH"/>
+        </w:rPr>
+      </w:pPr>
+      <w:r>
+        <w:rPr>
+          <w:highlight w:val="none"/>
+          <w:lang w:val="fr-CH" w:bidi="fr-CH"/>
+        </w:rPr>
+        <w:t xml:space="preserve">La courbure des éléments de l'interface est également uniformisée grâce aux ressources CardCornerRadius et FieldCornerRadius, assurant un design cohérent entre les conteneurs principaux et les champs de saisie. De plus, l</w:t>
+      </w:r>
+      <w:r>
+        <w:rPr>
+          <w:highlight w:val="none"/>
+          <w:lang w:val="fr-CH" w:bidi="fr-CH"/>
+        </w:rPr>
+        <w:t xml:space="preserve">es couleurs d'état, comme ErrorForeground (définie en rouge pour signaler une erreur), sont stockées dans ce même dictionnaire pour garantir un retour visuel constant à l'utilisateur.</w:t>
+      </w:r>
+      <w:r>
+        <w:rPr>
+          <w:lang w:val="fr-CH"/>
+        </w:rPr>
+      </w:r>
+      <w:r/>
     </w:p>
     <w:sectPr>
       <w:headerReference w:type="default" r:id="rId14"/>
@@ -13594,7 +14350,7 @@
                 <w:szCs w:val="24"/>
                 <w:lang w:val="fr-CH"/>
               </w:rPr>
-              <w:t xml:space="preserve">06.03.26</w:t>
+              <w:t xml:space="preserve">10.03.26</w:t>
             </w:r>
             <w:r>
               <w:rPr>
@@ -13838,7 +14594,7 @@
                 <w:szCs w:val="24"/>
                 <w:lang w:val="fr-CH"/>
               </w:rPr>
-              <w:t xml:space="preserve">06.03.26</w:t>
+              <w:t xml:space="preserve">10.03.26</w:t>
             </w:r>
             <w:r>
               <w:rPr>
@@ -14085,7 +14841,7 @@
                 <w:szCs w:val="24"/>
                 <w:lang w:val="fr-CH"/>
               </w:rPr>
-              <w:t xml:space="preserve">06.03.26</w:t>
+              <w:t xml:space="preserve">10.03.26</w:t>
             </w:r>
             <w:r>
               <w:rPr>
@@ -14328,7 +15084,7 @@
                 <w:szCs w:val="24"/>
                 <w:lang w:val="fr-CH"/>
               </w:rPr>
-              <w:t xml:space="preserve">06.03.26</w:t>
+              <w:t xml:space="preserve">10.03.26</w:t>
             </w:r>
             <w:r>
               <w:rPr>
@@ -14562,7 +15318,7 @@
                 <w:szCs w:val="24"/>
                 <w:lang w:val="fr-CH"/>
               </w:rPr>
-              <w:t xml:space="preserve">06.03.26</w:t>
+              <w:t xml:space="preserve">10.03.26</w:t>
             </w:r>
             <w:r>
               <w:rPr>
@@ -14796,7 +15552,7 @@
                 <w:szCs w:val="24"/>
                 <w:lang w:val="fr-CH"/>
               </w:rPr>
-              <w:t xml:space="preserve">06.03.26</w:t>
+              <w:t xml:space="preserve">10.03.26</w:t>
             </w:r>
             <w:r>
               <w:rPr>
@@ -27020,6 +27776,282 @@
         <w:pBdr/>
         <w:spacing/>
         <w:ind w:hanging="360" w:left="6469"/>
+      </w:pPr>
+      <w:rPr>
+        <w:rFonts w:hint="default" w:ascii="Wingdings" w:hAnsi="Wingdings" w:eastAsia="Wingdings" w:cs="Wingdings"/>
+      </w:rPr>
+      <w:start w:val="1"/>
+      <w:suff w:val="tab"/>
+    </w:lvl>
+  </w:abstractNum>
+  <w:abstractNum w:abstractNumId="80">
+    <w:nsid w:val="03825ECA"/>
+    <w:lvl w:ilvl="0">
+      <w:isLgl w:val="false"/>
+      <w:lvlJc w:val="left"/>
+      <w:lvlText w:val="%1."/>
+      <w:numFmt w:val="decimal"/>
+      <w:pPr>
+        <w:pBdr/>
+        <w:spacing/>
+        <w:ind w:hanging="360" w:left="709"/>
+      </w:pPr>
+      <w:rPr/>
+      <w:start w:val="1"/>
+      <w:suff w:val="tab"/>
+    </w:lvl>
+    <w:lvl w:ilvl="1">
+      <w:isLgl w:val="false"/>
+      <w:lvlJc w:val="left"/>
+      <w:lvlText w:val="%2."/>
+      <w:numFmt w:val="lowerLetter"/>
+      <w:pPr>
+        <w:pBdr/>
+        <w:spacing/>
+        <w:ind w:hanging="360" w:left="1429"/>
+      </w:pPr>
+      <w:rPr/>
+      <w:start w:val="1"/>
+      <w:suff w:val="tab"/>
+    </w:lvl>
+    <w:lvl w:ilvl="2">
+      <w:isLgl w:val="false"/>
+      <w:lvlJc w:val="right"/>
+      <w:lvlText w:val="%3."/>
+      <w:numFmt w:val="lowerRoman"/>
+      <w:pPr>
+        <w:pBdr/>
+        <w:spacing/>
+        <w:ind w:hanging="180" w:left="2149"/>
+      </w:pPr>
+      <w:rPr/>
+      <w:start w:val="1"/>
+      <w:suff w:val="tab"/>
+    </w:lvl>
+    <w:lvl w:ilvl="3">
+      <w:isLgl w:val="false"/>
+      <w:lvlJc w:val="left"/>
+      <w:lvlText w:val="%4."/>
+      <w:numFmt w:val="decimal"/>
+      <w:pPr>
+        <w:pBdr/>
+        <w:spacing/>
+        <w:ind w:hanging="360" w:left="2869"/>
+      </w:pPr>
+      <w:rPr/>
+      <w:start w:val="1"/>
+      <w:suff w:val="tab"/>
+    </w:lvl>
+    <w:lvl w:ilvl="4">
+      <w:isLgl w:val="false"/>
+      <w:lvlJc w:val="left"/>
+      <w:lvlText w:val="%5."/>
+      <w:numFmt w:val="lowerLetter"/>
+      <w:pPr>
+        <w:pBdr/>
+        <w:spacing/>
+        <w:ind w:hanging="360" w:left="3589"/>
+      </w:pPr>
+      <w:rPr/>
+      <w:start w:val="1"/>
+      <w:suff w:val="tab"/>
+    </w:lvl>
+    <w:lvl w:ilvl="5">
+      <w:isLgl w:val="false"/>
+      <w:lvlJc w:val="right"/>
+      <w:lvlText w:val="%6."/>
+      <w:numFmt w:val="lowerRoman"/>
+      <w:pPr>
+        <w:pBdr/>
+        <w:spacing/>
+        <w:ind w:hanging="180" w:left="4309"/>
+      </w:pPr>
+      <w:rPr/>
+      <w:start w:val="1"/>
+      <w:suff w:val="tab"/>
+    </w:lvl>
+    <w:lvl w:ilvl="6">
+      <w:isLgl w:val="false"/>
+      <w:lvlJc w:val="left"/>
+      <w:lvlText w:val="%7."/>
+      <w:numFmt w:val="decimal"/>
+      <w:pPr>
+        <w:pBdr/>
+        <w:spacing/>
+        <w:ind w:hanging="360" w:left="5029"/>
+      </w:pPr>
+      <w:rPr/>
+      <w:start w:val="1"/>
+      <w:suff w:val="tab"/>
+    </w:lvl>
+    <w:lvl w:ilvl="7">
+      <w:isLgl w:val="false"/>
+      <w:lvlJc w:val="left"/>
+      <w:lvlText w:val="%8."/>
+      <w:numFmt w:val="lowerLetter"/>
+      <w:pPr>
+        <w:pBdr/>
+        <w:spacing/>
+        <w:ind w:hanging="360" w:left="5749"/>
+      </w:pPr>
+      <w:rPr/>
+      <w:start w:val="1"/>
+      <w:suff w:val="tab"/>
+    </w:lvl>
+    <w:lvl w:ilvl="8">
+      <w:isLgl w:val="false"/>
+      <w:lvlJc w:val="right"/>
+      <w:lvlText w:val="%9."/>
+      <w:numFmt w:val="lowerRoman"/>
+      <w:pPr>
+        <w:pBdr/>
+        <w:spacing/>
+        <w:ind w:hanging="180" w:left="6469"/>
+      </w:pPr>
+      <w:rPr/>
+      <w:start w:val="1"/>
+      <w:suff w:val="tab"/>
+    </w:lvl>
+  </w:abstractNum>
+  <w:abstractNum w:abstractNumId="81">
+    <w:nsid w:val="48A771E3"/>
+    <w:lvl w:ilvl="0">
+      <w:isLgl w:val="false"/>
+      <w:lvlJc w:val="left"/>
+      <w:lvlText w:val="·"/>
+      <w:numFmt w:val="bullet"/>
+      <w:pPr>
+        <w:pBdr/>
+        <w:spacing/>
+        <w:ind w:hanging="360" w:left="720"/>
+      </w:pPr>
+      <w:rPr>
+        <w:rFonts w:hint="default" w:ascii="Symbol" w:hAnsi="Symbol" w:eastAsia="Symbol" w:cs="Symbol"/>
+      </w:rPr>
+      <w:start w:val="1"/>
+      <w:suff w:val="tab"/>
+    </w:lvl>
+    <w:lvl w:ilvl="1">
+      <w:isLgl w:val="false"/>
+      <w:lvlJc w:val="left"/>
+      <w:lvlText w:val="o"/>
+      <w:numFmt w:val="bullet"/>
+      <w:pPr>
+        <w:pBdr/>
+        <w:spacing/>
+        <w:ind w:hanging="360" w:left="1440"/>
+      </w:pPr>
+      <w:rPr>
+        <w:rFonts w:hint="default" w:ascii="Courier New" w:hAnsi="Courier New" w:eastAsia="Courier New" w:cs="Courier New"/>
+      </w:rPr>
+      <w:start w:val="1"/>
+      <w:suff w:val="tab"/>
+    </w:lvl>
+    <w:lvl w:ilvl="2">
+      <w:isLgl w:val="false"/>
+      <w:lvlJc w:val="left"/>
+      <w:lvlText w:val="§"/>
+      <w:numFmt w:val="bullet"/>
+      <w:pPr>
+        <w:pBdr/>
+        <w:spacing/>
+        <w:ind w:hanging="360" w:left="2160"/>
+      </w:pPr>
+      <w:rPr>
+        <w:rFonts w:hint="default" w:ascii="Wingdings" w:hAnsi="Wingdings" w:eastAsia="Wingdings" w:cs="Wingdings"/>
+      </w:rPr>
+      <w:start w:val="1"/>
+      <w:suff w:val="tab"/>
+    </w:lvl>
+    <w:lvl w:ilvl="3">
+      <w:isLgl w:val="false"/>
+      <w:lvlJc w:val="left"/>
+      <w:lvlText w:val="·"/>
+      <w:numFmt w:val="bullet"/>
+      <w:pPr>
+        <w:pBdr/>
+        <w:spacing/>
+        <w:ind w:hanging="360" w:left="2880"/>
+      </w:pPr>
+      <w:rPr>
+        <w:rFonts w:hint="default" w:ascii="Symbol" w:hAnsi="Symbol" w:eastAsia="Symbol" w:cs="Symbol"/>
+      </w:rPr>
+      <w:start w:val="1"/>
+      <w:suff w:val="tab"/>
+    </w:lvl>
+    <w:lvl w:ilvl="4">
+      <w:isLgl w:val="false"/>
+      <w:lvlJc w:val="left"/>
+      <w:lvlText w:val="o"/>
+      <w:numFmt w:val="bullet"/>
+      <w:pPr>
+        <w:pBdr/>
+        <w:spacing/>
+        <w:ind w:hanging="360" w:left="3600"/>
+      </w:pPr>
+      <w:rPr>
+        <w:rFonts w:hint="default" w:ascii="Courier New" w:hAnsi="Courier New" w:eastAsia="Courier New" w:cs="Courier New"/>
+      </w:rPr>
+      <w:start w:val="1"/>
+      <w:suff w:val="tab"/>
+    </w:lvl>
+    <w:lvl w:ilvl="5">
+      <w:isLgl w:val="false"/>
+      <w:lvlJc w:val="left"/>
+      <w:lvlText w:val="§"/>
+      <w:numFmt w:val="bullet"/>
+      <w:pPr>
+        <w:pBdr/>
+        <w:spacing/>
+        <w:ind w:hanging="360" w:left="4320"/>
+      </w:pPr>
+      <w:rPr>
+        <w:rFonts w:hint="default" w:ascii="Wingdings" w:hAnsi="Wingdings" w:eastAsia="Wingdings" w:cs="Wingdings"/>
+      </w:rPr>
+      <w:start w:val="1"/>
+      <w:suff w:val="tab"/>
+    </w:lvl>
+    <w:lvl w:ilvl="6">
+      <w:isLgl w:val="false"/>
+      <w:lvlJc w:val="left"/>
+      <w:lvlText w:val="·"/>
+      <w:numFmt w:val="bullet"/>
+      <w:pPr>
+        <w:pBdr/>
+        <w:spacing/>
+        <w:ind w:hanging="360" w:left="5040"/>
+      </w:pPr>
+      <w:rPr>
+        <w:rFonts w:hint="default" w:ascii="Symbol" w:hAnsi="Symbol" w:eastAsia="Symbol" w:cs="Symbol"/>
+      </w:rPr>
+      <w:start w:val="1"/>
+      <w:suff w:val="tab"/>
+    </w:lvl>
+    <w:lvl w:ilvl="7">
+      <w:isLgl w:val="false"/>
+      <w:lvlJc w:val="left"/>
+      <w:lvlText w:val="o"/>
+      <w:numFmt w:val="bullet"/>
+      <w:pPr>
+        <w:pBdr/>
+        <w:spacing/>
+        <w:ind w:hanging="360" w:left="5760"/>
+      </w:pPr>
+      <w:rPr>
+        <w:rFonts w:hint="default" w:ascii="Courier New" w:hAnsi="Courier New" w:eastAsia="Courier New" w:cs="Courier New"/>
+      </w:rPr>
+      <w:start w:val="1"/>
+      <w:suff w:val="tab"/>
+    </w:lvl>
+    <w:lvl w:ilvl="8">
+      <w:isLgl w:val="false"/>
+      <w:lvlJc w:val="left"/>
+      <w:lvlText w:val="§"/>
+      <w:numFmt w:val="bullet"/>
+      <w:pPr>
+        <w:pBdr/>
+        <w:spacing/>
+        <w:ind w:hanging="360" w:left="6480"/>
       </w:pPr>
       <w:rPr>
         <w:rFonts w:hint="default" w:ascii="Wingdings" w:hAnsi="Wingdings" w:eastAsia="Wingdings" w:cs="Wingdings"/>
@@ -27291,6 +28323,12 @@
   </w:num>
   <w:num w:numId="88">
     <w:abstractNumId w:val="79"/>
+  </w:num>
+  <w:num w:numId="89">
+    <w:abstractNumId w:val="80"/>
+  </w:num>
+  <w:num w:numId="90">
+    <w:abstractNumId w:val="81"/>
   </w:num>
 </w:numbering>
 </file>

--- a/Documentation/LHO - M5 - DT.docx
+++ b/Documentation/LHO - M5 - DT.docx
@@ -861,7 +861,7 @@
       <w:sdtContent>
         <w:p>
           <w:pPr>
-            <w:pStyle w:val="1585"/>
+            <w:pStyle w:val="1589"/>
             <w:pBdr/>
             <w:spacing/>
             <w:ind/>
@@ -892,7 +892,7 @@
         </w:p>
         <w:p>
           <w:pPr>
-            <w:pStyle w:val="1588"/>
+            <w:pStyle w:val="1592"/>
             <w:pBdr/>
             <w:tabs>
               <w:tab w:val="right" w:leader="dot" w:pos="9061"/>
@@ -914,18 +914,18 @@
           <w:hyperlink w:tooltip="#_Toc1" w:anchor="_Toc1" w:history="1">
             <w:r>
               <w:rPr>
-                <w:rStyle w:val="1589"/>
+                <w:rStyle w:val="1593"/>
               </w:rPr>
             </w:r>
             <w:r>
               <w:rPr>
-                <w:rStyle w:val="1589"/>
+                <w:rStyle w:val="1593"/>
               </w:rPr>
               <w:t xml:space="preserve">1. Introduction</w:t>
             </w:r>
             <w:r>
               <w:rPr>
-                <w:rStyle w:val="1589"/>
+                <w:rStyle w:val="1593"/>
               </w:rPr>
             </w:r>
             <w:r>
@@ -943,7 +943,7 @@
         </w:p>
         <w:p>
           <w:pPr>
-            <w:pStyle w:val="1591"/>
+            <w:pStyle w:val="1595"/>
             <w:pBdr/>
             <w:tabs>
               <w:tab w:val="right" w:leader="dot" w:pos="9061"/>
@@ -955,25 +955,25 @@
           <w:hyperlink w:tooltip="#_Toc2" w:anchor="_Toc2" w:history="1">
             <w:r>
               <w:rPr>
-                <w:rStyle w:val="1589"/>
+                <w:rStyle w:val="1593"/>
               </w:rPr>
             </w:r>
             <w:r>
               <w:rPr>
-                <w:rStyle w:val="1589"/>
+                <w:rStyle w:val="1593"/>
                 <w:lang w:val="fr-CH"/>
               </w:rPr>
               <w:t xml:space="preserve">1.1 </w:t>
             </w:r>
             <w:r>
               <w:rPr>
-                <w:rStyle w:val="1589"/>
+                <w:rStyle w:val="1593"/>
               </w:rPr>
               <w:t xml:space="preserve">Personnes impliquées</w:t>
             </w:r>
             <w:r>
               <w:rPr>
-                <w:rStyle w:val="1589"/>
+                <w:rStyle w:val="1593"/>
               </w:rPr>
             </w:r>
             <w:r>
@@ -991,7 +991,7 @@
         </w:p>
         <w:p>
           <w:pPr>
-            <w:pStyle w:val="1591"/>
+            <w:pStyle w:val="1595"/>
             <w:pBdr/>
             <w:tabs>
               <w:tab w:val="right" w:leader="dot" w:pos="9061"/>
@@ -1003,25 +1003,25 @@
           <w:hyperlink w:tooltip="#_Toc3" w:anchor="_Toc3" w:history="1">
             <w:r>
               <w:rPr>
-                <w:rStyle w:val="1589"/>
+                <w:rStyle w:val="1593"/>
               </w:rPr>
             </w:r>
             <w:r>
               <w:rPr>
-                <w:rStyle w:val="1589"/>
+                <w:rStyle w:val="1593"/>
                 <w:lang w:val="fr-CH"/>
               </w:rPr>
               <w:t xml:space="preserve">1.2 </w:t>
             </w:r>
             <w:r>
               <w:rPr>
-                <w:rStyle w:val="1589"/>
+                <w:rStyle w:val="1593"/>
               </w:rPr>
               <w:t xml:space="preserve">Directives générales</w:t>
             </w:r>
             <w:r>
               <w:rPr>
-                <w:rStyle w:val="1589"/>
+                <w:rStyle w:val="1593"/>
               </w:rPr>
             </w:r>
             <w:r>
@@ -1039,7 +1039,7 @@
         </w:p>
         <w:p>
           <w:pPr>
-            <w:pStyle w:val="1603"/>
+            <w:pStyle w:val="1607"/>
             <w:pBdr/>
             <w:tabs>
               <w:tab w:val="right" w:leader="dot" w:pos="9061"/>
@@ -1051,19 +1051,19 @@
           <w:hyperlink w:tooltip="#_Toc4" w:anchor="_Toc4" w:history="1">
             <w:r>
               <w:rPr>
-                <w:rStyle w:val="1589"/>
+                <w:rStyle w:val="1593"/>
               </w:rPr>
             </w:r>
             <w:r>
               <w:rPr>
-                <w:rStyle w:val="1589"/>
+                <w:rStyle w:val="1593"/>
                 <w:lang w:val="fr-CH"/>
               </w:rPr>
               <w:t xml:space="preserve">1.2.1 Remise</w:t>
             </w:r>
             <w:r>
               <w:rPr>
-                <w:rStyle w:val="1589"/>
+                <w:rStyle w:val="1593"/>
               </w:rPr>
             </w:r>
             <w:r>
@@ -1081,7 +1081,7 @@
         </w:p>
         <w:p>
           <w:pPr>
-            <w:pStyle w:val="1603"/>
+            <w:pStyle w:val="1607"/>
             <w:pBdr/>
             <w:tabs>
               <w:tab w:val="right" w:leader="dot" w:pos="9061"/>
@@ -1093,19 +1093,19 @@
           <w:hyperlink w:tooltip="#_Toc5" w:anchor="_Toc5" w:history="1">
             <w:r>
               <w:rPr>
-                <w:rStyle w:val="1589"/>
+                <w:rStyle w:val="1593"/>
               </w:rPr>
             </w:r>
             <w:r>
               <w:rPr>
-                <w:rStyle w:val="1589"/>
+                <w:rStyle w:val="1593"/>
                 <w:lang w:val="fr-CH"/>
               </w:rPr>
               <w:t xml:space="preserve">1.2.2. Livrables</w:t>
             </w:r>
             <w:r>
               <w:rPr>
-                <w:rStyle w:val="1589"/>
+                <w:rStyle w:val="1593"/>
                 <w:lang w:val="fr-CH"/>
               </w:rPr>
             </w:r>
@@ -1128,7 +1128,7 @@
         </w:p>
         <w:p>
           <w:pPr>
-            <w:pStyle w:val="1588"/>
+            <w:pStyle w:val="1592"/>
             <w:pBdr/>
             <w:tabs>
               <w:tab w:val="right" w:leader="dot" w:pos="9061"/>
@@ -1140,58 +1140,58 @@
           <w:hyperlink w:tooltip="#_Toc6" w:anchor="_Toc6" w:history="1">
             <w:r>
               <w:rPr>
-                <w:rStyle w:val="1589"/>
+                <w:rStyle w:val="1593"/>
               </w:rPr>
             </w:r>
             <w:r>
               <w:rPr>
-                <w:rStyle w:val="1589"/>
+                <w:rStyle w:val="1593"/>
                 <w:lang w:val="fr-CH"/>
               </w:rPr>
               <w:t xml:space="preserve">2</w:t>
             </w:r>
             <w:r>
               <w:rPr>
-                <w:rStyle w:val="1589"/>
+                <w:rStyle w:val="1593"/>
                 <w:lang w:val="fr-CH"/>
               </w:rPr>
               <w:t xml:space="preserve">.</w:t>
             </w:r>
             <w:r>
               <w:rPr>
-                <w:rStyle w:val="1589"/>
+                <w:rStyle w:val="1593"/>
                 <w:rFonts w:asciiTheme="minorHAnsi" w:hAnsiTheme="minorHAnsi" w:eastAsiaTheme="minorHAnsi" w:cstheme="minorBidi"/>
               </w:rPr>
               <w:t xml:space="preserve"> </w:t>
             </w:r>
             <w:r>
               <w:rPr>
-                <w:rStyle w:val="1589"/>
+                <w:rStyle w:val="1593"/>
               </w:rPr>
               <w:t xml:space="preserve">Spécifications</w:t>
             </w:r>
             <w:r>
               <w:rPr>
-                <w:rStyle w:val="1589"/>
+                <w:rStyle w:val="1593"/>
               </w:rPr>
               <w:t xml:space="preserve"> de </w:t>
             </w:r>
             <w:r>
               <w:rPr>
-                <w:rStyle w:val="1589"/>
+                <w:rStyle w:val="1593"/>
               </w:rPr>
               <w:t xml:space="preserve">l’ap</w:t>
             </w:r>
             <w:r>
               <w:rPr>
-                <w:rStyle w:val="1589"/>
+                <w:rStyle w:val="1593"/>
                 <w:lang w:val="fr-CH"/>
               </w:rPr>
               <w:t xml:space="preserve">plication</w:t>
             </w:r>
             <w:r>
               <w:rPr>
-                <w:rStyle w:val="1589"/>
+                <w:rStyle w:val="1593"/>
               </w:rPr>
             </w:r>
             <w:r>
@@ -1209,7 +1209,7 @@
         </w:p>
         <w:p>
           <w:pPr>
-            <w:pStyle w:val="1591"/>
+            <w:pStyle w:val="1595"/>
             <w:pBdr/>
             <w:tabs>
               <w:tab w:val="right" w:leader="dot" w:pos="9061"/>
@@ -1221,18 +1221,18 @@
           <w:hyperlink w:tooltip="#_Toc7" w:anchor="_Toc7" w:history="1">
             <w:r>
               <w:rPr>
-                <w:rStyle w:val="1589"/>
+                <w:rStyle w:val="1593"/>
               </w:rPr>
             </w:r>
             <w:r>
               <w:rPr>
-                <w:rStyle w:val="1589"/>
+                <w:rStyle w:val="1593"/>
               </w:rPr>
               <w:t xml:space="preserve">2.1 Public cible</w:t>
             </w:r>
             <w:r>
               <w:rPr>
-                <w:rStyle w:val="1589"/>
+                <w:rStyle w:val="1593"/>
               </w:rPr>
             </w:r>
             <w:r>
@@ -1250,7 +1250,7 @@
         </w:p>
         <w:p>
           <w:pPr>
-            <w:pStyle w:val="1591"/>
+            <w:pStyle w:val="1595"/>
             <w:pBdr/>
             <w:tabs>
               <w:tab w:val="right" w:leader="dot" w:pos="9061"/>
@@ -1262,58 +1262,58 @@
           <w:hyperlink w:tooltip="#_Toc8" w:anchor="_Toc8" w:history="1">
             <w:r>
               <w:rPr>
-                <w:rStyle w:val="1589"/>
+                <w:rStyle w:val="1593"/>
               </w:rPr>
             </w:r>
             <w:r>
               <w:rPr>
-                <w:rStyle w:val="1589"/>
+                <w:rStyle w:val="1593"/>
                 <w:lang w:val="fr-CH"/>
               </w:rPr>
               <w:t xml:space="preserve">2.</w:t>
             </w:r>
             <w:r>
               <w:rPr>
-                <w:rStyle w:val="1589"/>
+                <w:rStyle w:val="1593"/>
                 <w:lang w:val="fr-CH"/>
               </w:rPr>
               <w:t xml:space="preserve">2</w:t>
             </w:r>
             <w:r>
               <w:rPr>
-                <w:rStyle w:val="1589"/>
+                <w:rStyle w:val="1593"/>
                 <w:lang w:val="fr-CH"/>
               </w:rPr>
               <w:t xml:space="preserve"> </w:t>
             </w:r>
             <w:r>
               <w:rPr>
-                <w:rStyle w:val="1589"/>
+                <w:rStyle w:val="1593"/>
               </w:rPr>
               <w:t xml:space="preserve">Exigences fonctionnel</w:t>
             </w:r>
             <w:r>
               <w:rPr>
-                <w:rStyle w:val="1589"/>
+                <w:rStyle w:val="1593"/>
                 <w:lang w:val="fr-CH"/>
               </w:rPr>
               <w:t xml:space="preserve">le</w:t>
             </w:r>
             <w:r>
               <w:rPr>
-                <w:rStyle w:val="1589"/>
+                <w:rStyle w:val="1593"/>
               </w:rPr>
               <w:t xml:space="preserve">s</w:t>
             </w:r>
             <w:r>
               <w:rPr>
-                <w:rStyle w:val="1589"/>
+                <w:rStyle w:val="1593"/>
               </w:rPr>
               <w:t xml:space="preserve"> </w:t>
             </w:r>
             <w:r>
               <w:rPr>
-                <w:rStyle w:val="1589"/>
+                <w:rStyle w:val="1593"/>
               </w:rPr>
             </w:r>
             <w:r>
@@ -1331,7 +1331,7 @@
         </w:p>
         <w:p>
           <w:pPr>
-            <w:pStyle w:val="1591"/>
+            <w:pStyle w:val="1595"/>
             <w:pBdr/>
             <w:tabs>
               <w:tab w:val="right" w:leader="dot" w:pos="9061"/>
@@ -1343,48 +1343,48 @@
           <w:hyperlink w:tooltip="#_Toc9" w:anchor="_Toc9" w:history="1">
             <w:r>
               <w:rPr>
-                <w:rStyle w:val="1589"/>
+                <w:rStyle w:val="1593"/>
               </w:rPr>
             </w:r>
             <w:r>
               <w:rPr>
-                <w:rStyle w:val="1589"/>
+                <w:rStyle w:val="1593"/>
               </w:rPr>
               <w:t xml:space="preserve">2.</w:t>
             </w:r>
             <w:r>
               <w:rPr>
-                <w:rStyle w:val="1589"/>
+                <w:rStyle w:val="1593"/>
               </w:rPr>
               <w:t xml:space="preserve">3</w:t>
             </w:r>
             <w:r>
               <w:rPr>
-                <w:rStyle w:val="1589"/>
+                <w:rStyle w:val="1593"/>
               </w:rPr>
               <w:t xml:space="preserve"> </w:t>
             </w:r>
             <w:r>
               <w:rPr>
-                <w:rStyle w:val="1589"/>
+                <w:rStyle w:val="1593"/>
               </w:rPr>
               <w:t xml:space="preserve">Exigences </w:t>
             </w:r>
             <w:r>
               <w:rPr>
-                <w:rStyle w:val="1589"/>
+                <w:rStyle w:val="1593"/>
               </w:rPr>
               <w:t xml:space="preserve">Non-</w:t>
             </w:r>
             <w:r>
               <w:rPr>
-                <w:rStyle w:val="1589"/>
+                <w:rStyle w:val="1593"/>
               </w:rPr>
               <w:t xml:space="preserve">Fonctionnelles</w:t>
             </w:r>
             <w:r>
               <w:rPr>
-                <w:rStyle w:val="1589"/>
+                <w:rStyle w:val="1593"/>
               </w:rPr>
             </w:r>
             <w:r>
@@ -1402,7 +1402,7 @@
         </w:p>
         <w:p>
           <w:pPr>
-            <w:pStyle w:val="1591"/>
+            <w:pStyle w:val="1595"/>
             <w:pBdr/>
             <w:tabs>
               <w:tab w:val="right" w:leader="dot" w:pos="9061"/>
@@ -1414,12 +1414,12 @@
           <w:hyperlink w:tooltip="#_Toc10" w:anchor="_Toc10" w:history="1">
             <w:r>
               <w:rPr>
-                <w:rStyle w:val="1589"/>
+                <w:rStyle w:val="1593"/>
               </w:rPr>
             </w:r>
             <w:r>
               <w:rPr>
-                <w:rStyle w:val="1589"/>
+                <w:rStyle w:val="1593"/>
                 <w:highlight w:val="none"/>
                 <w:lang w:val="fr-CH"/>
               </w:rPr>
@@ -1427,7 +1427,7 @@
             </w:r>
             <w:r>
               <w:rPr>
-                <w:rStyle w:val="1589"/>
+                <w:rStyle w:val="1593"/>
               </w:rPr>
             </w:r>
             <w:r>
@@ -1445,7 +1445,7 @@
         </w:p>
         <w:p>
           <w:pPr>
-            <w:pStyle w:val="1603"/>
+            <w:pStyle w:val="1607"/>
             <w:pBdr/>
             <w:tabs>
               <w:tab w:val="right" w:leader="dot" w:pos="9061"/>
@@ -1457,12 +1457,12 @@
           <w:hyperlink w:tooltip="#_Toc11" w:anchor="_Toc11" w:history="1">
             <w:r>
               <w:rPr>
-                <w:rStyle w:val="1589"/>
+                <w:rStyle w:val="1593"/>
               </w:rPr>
             </w:r>
             <w:r>
               <w:rPr>
-                <w:rStyle w:val="1589"/>
+                <w:rStyle w:val="1593"/>
                 <w:highlight w:val="none"/>
                 <w:lang w:val="fr-CH" w:bidi="fr-CH"/>
               </w:rPr>
@@ -1470,7 +1470,7 @@
             </w:r>
             <w:r>
               <w:rPr>
-                <w:rStyle w:val="1589"/>
+                <w:rStyle w:val="1593"/>
               </w:rPr>
             </w:r>
             <w:r>
@@ -1488,7 +1488,7 @@
         </w:p>
         <w:p>
           <w:pPr>
-            <w:pStyle w:val="1591"/>
+            <w:pStyle w:val="1595"/>
             <w:pBdr/>
             <w:tabs>
               <w:tab w:val="right" w:leader="dot" w:pos="9061"/>
@@ -1500,26 +1500,26 @@
           <w:hyperlink w:tooltip="#_Toc12" w:anchor="_Toc12" w:history="1">
             <w:r>
               <w:rPr>
-                <w:rStyle w:val="1589"/>
+                <w:rStyle w:val="1593"/>
               </w:rPr>
             </w:r>
             <w:r>
               <w:rPr>
-                <w:rStyle w:val="1589"/>
+                <w:rStyle w:val="1593"/>
                 <w:lang w:val="fr-CH"/>
               </w:rPr>
               <w:t xml:space="preserve">2.5 </w:t>
             </w:r>
             <w:r>
               <w:rPr>
-                <w:rStyle w:val="1589"/>
+                <w:rStyle w:val="1593"/>
                 <w:lang w:val="fr-CH"/>
               </w:rPr>
               <w:t xml:space="preserve">Langage de programmation et Framework d'interface</w:t>
             </w:r>
             <w:r>
               <w:rPr>
-                <w:rStyle w:val="1589"/>
+                <w:rStyle w:val="1593"/>
               </w:rPr>
             </w:r>
             <w:r>
@@ -1537,7 +1537,7 @@
         </w:p>
         <w:p>
           <w:pPr>
-            <w:pStyle w:val="1603"/>
+            <w:pStyle w:val="1607"/>
             <w:pBdr/>
             <w:tabs>
               <w:tab w:val="right" w:leader="dot" w:pos="9061"/>
@@ -1549,19 +1549,19 @@
           <w:hyperlink w:tooltip="#_Toc13" w:anchor="_Toc13" w:history="1">
             <w:r>
               <w:rPr>
-                <w:rStyle w:val="1589"/>
+                <w:rStyle w:val="1593"/>
               </w:rPr>
             </w:r>
             <w:r>
               <w:rPr>
-                <w:rStyle w:val="1589"/>
+                <w:rStyle w:val="1593"/>
                 <w:lang w:val="fr-CH"/>
               </w:rPr>
               <w:t xml:space="preserve">2.5.1 Langage : C# (.NET)</w:t>
             </w:r>
             <w:r>
               <w:rPr>
-                <w:rStyle w:val="1589"/>
+                <w:rStyle w:val="1593"/>
               </w:rPr>
             </w:r>
             <w:r>
@@ -1579,7 +1579,7 @@
         </w:p>
         <w:p>
           <w:pPr>
-            <w:pStyle w:val="1603"/>
+            <w:pStyle w:val="1607"/>
             <w:pBdr/>
             <w:tabs>
               <w:tab w:val="right" w:leader="dot" w:pos="9061"/>
@@ -1591,19 +1591,19 @@
           <w:hyperlink w:tooltip="#_Toc14" w:anchor="_Toc14" w:history="1">
             <w:r>
               <w:rPr>
-                <w:rStyle w:val="1589"/>
+                <w:rStyle w:val="1593"/>
               </w:rPr>
             </w:r>
             <w:r>
               <w:rPr>
-                <w:rStyle w:val="1589"/>
+                <w:rStyle w:val="1593"/>
                 <w:lang w:val="fr-CH"/>
               </w:rPr>
               <w:t xml:space="preserve">2.5.2 Framework Graphique : Avalonia UI</w:t>
             </w:r>
             <w:r>
               <w:rPr>
-                <w:rStyle w:val="1589"/>
+                <w:rStyle w:val="1593"/>
               </w:rPr>
             </w:r>
             <w:r>
@@ -1621,7 +1621,7 @@
         </w:p>
         <w:p>
           <w:pPr>
-            <w:pStyle w:val="1591"/>
+            <w:pStyle w:val="1595"/>
             <w:pBdr/>
             <w:tabs>
               <w:tab w:val="right" w:leader="dot" w:pos="9061"/>
@@ -1633,19 +1633,19 @@
           <w:hyperlink w:tooltip="#_Toc15" w:anchor="_Toc15" w:history="1">
             <w:r>
               <w:rPr>
-                <w:rStyle w:val="1589"/>
+                <w:rStyle w:val="1593"/>
               </w:rPr>
             </w:r>
             <w:r>
               <w:rPr>
-                <w:rStyle w:val="1589"/>
+                <w:rStyle w:val="1593"/>
                 <w:lang w:val="fr-CH"/>
               </w:rPr>
               <w:t xml:space="preserve">2.6 Architecture logiciel </w:t>
             </w:r>
             <w:r>
               <w:rPr>
-                <w:rStyle w:val="1589"/>
+                <w:rStyle w:val="1593"/>
               </w:rPr>
             </w:r>
             <w:r>
@@ -1663,7 +1663,7 @@
         </w:p>
         <w:p>
           <w:pPr>
-            <w:pStyle w:val="1603"/>
+            <w:pStyle w:val="1607"/>
             <w:pBdr/>
             <w:tabs>
               <w:tab w:val="right" w:leader="dot" w:pos="9061"/>
@@ -1675,12 +1675,12 @@
           <w:hyperlink w:tooltip="#_Toc16" w:anchor="_Toc16" w:history="1">
             <w:r>
               <w:rPr>
-                <w:rStyle w:val="1589"/>
+                <w:rStyle w:val="1593"/>
               </w:rPr>
             </w:r>
             <w:r>
               <w:rPr>
-                <w:rStyle w:val="1589"/>
+                <w:rStyle w:val="1593"/>
                 <w:highlight w:val="none"/>
                 <w:lang w:val="fr-CH"/>
               </w:rPr>
@@ -1688,7 +1688,7 @@
             </w:r>
             <w:r>
               <w:rPr>
-                <w:rStyle w:val="1589"/>
+                <w:rStyle w:val="1593"/>
               </w:rPr>
             </w:r>
             <w:r>
@@ -1706,7 +1706,7 @@
         </w:p>
         <w:p>
           <w:pPr>
-            <w:pStyle w:val="1591"/>
+            <w:pStyle w:val="1595"/>
             <w:pBdr/>
             <w:tabs>
               <w:tab w:val="right" w:leader="dot" w:pos="9061"/>
@@ -1718,19 +1718,19 @@
           <w:hyperlink w:tooltip="#_Toc17" w:anchor="_Toc17" w:history="1">
             <w:r>
               <w:rPr>
-                <w:rStyle w:val="1589"/>
+                <w:rStyle w:val="1593"/>
               </w:rPr>
             </w:r>
             <w:r>
               <w:rPr>
-                <w:rStyle w:val="1589"/>
+                <w:rStyle w:val="1593"/>
                 <w:lang w:val="fr-CH"/>
               </w:rPr>
               <w:t xml:space="preserve">2.7 Diagramme de Cas d’Utilisation</w:t>
             </w:r>
             <w:r>
               <w:rPr>
-                <w:rStyle w:val="1589"/>
+                <w:rStyle w:val="1593"/>
               </w:rPr>
             </w:r>
             <w:r>
@@ -1748,7 +1748,7 @@
         </w:p>
         <w:p>
           <w:pPr>
-            <w:pStyle w:val="1591"/>
+            <w:pStyle w:val="1595"/>
             <w:pBdr/>
             <w:tabs>
               <w:tab w:val="right" w:leader="dot" w:pos="9061"/>
@@ -1760,12 +1760,12 @@
           <w:hyperlink w:tooltip="#_Toc18" w:anchor="_Toc18" w:history="1">
             <w:r>
               <w:rPr>
-                <w:rStyle w:val="1589"/>
+                <w:rStyle w:val="1593"/>
               </w:rPr>
             </w:r>
             <w:r>
               <w:rPr>
-                <w:rStyle w:val="1589"/>
+                <w:rStyle w:val="1593"/>
                 <w:highlight w:val="none"/>
                 <w:lang w:val="fr-CH" w:bidi="fr-CH"/>
               </w:rPr>
@@ -1773,7 +1773,7 @@
             </w:r>
             <w:r>
               <w:rPr>
-                <w:rStyle w:val="1589"/>
+                <w:rStyle w:val="1593"/>
                 <w:highlight w:val="none"/>
                 <w:lang w:val="fr-CH" w:bidi="fr-CH"/>
               </w:rPr>
@@ -1781,13 +1781,13 @@
             </w:r>
             <w:r>
               <w:rPr>
-                <w:rStyle w:val="1589"/>
+                <w:rStyle w:val="1593"/>
               </w:rPr>
               <w:t xml:space="preserve">Modèle Conceptuel de Données (MCD)</w:t>
             </w:r>
             <w:r>
               <w:rPr>
-                <w:rStyle w:val="1589"/>
+                <w:rStyle w:val="1593"/>
                 <w:highlight w:val="none"/>
                 <w:lang w:val="fr-CH" w:bidi="fr-CH"/>
               </w:rPr>
@@ -1795,7 +1795,7 @@
             </w:r>
             <w:r>
               <w:rPr>
-                <w:rStyle w:val="1589"/>
+                <w:rStyle w:val="1593"/>
                 <w:lang w:val="fr-CH"/>
               </w:rPr>
             </w:r>
@@ -1818,7 +1818,7 @@
         </w:p>
         <w:p>
           <w:pPr>
-            <w:pStyle w:val="1591"/>
+            <w:pStyle w:val="1595"/>
             <w:pBdr/>
             <w:tabs>
               <w:tab w:val="right" w:leader="dot" w:pos="9061"/>
@@ -1832,12 +1832,12 @@
           <w:hyperlink w:tooltip="#_Toc19" w:anchor="_Toc19" w:history="1">
             <w:r>
               <w:rPr>
-                <w:rStyle w:val="1589"/>
+                <w:rStyle w:val="1593"/>
               </w:rPr>
             </w:r>
             <w:r>
               <w:rPr>
-                <w:rStyle w:val="1589"/>
+                <w:rStyle w:val="1593"/>
                 <w:highlight w:val="none"/>
                 <w:lang w:val="fr-CH" w:bidi="fr-CH"/>
               </w:rPr>
@@ -1845,7 +1845,7 @@
             </w:r>
             <w:r>
               <w:rPr>
-                <w:rStyle w:val="1589"/>
+                <w:rStyle w:val="1593"/>
                 <w:highlight w:val="none"/>
                 <w:lang w:val="fr-CH" w:bidi="fr-CH"/>
               </w:rPr>
@@ -1870,7 +1870,7 @@
         </w:p>
         <w:p>
           <w:pPr>
-            <w:pStyle w:val="1603"/>
+            <w:pStyle w:val="1607"/>
             <w:pBdr/>
             <w:tabs>
               <w:tab w:val="right" w:leader="dot" w:pos="9061"/>
@@ -1884,12 +1884,12 @@
           <w:hyperlink w:tooltip="#_Toc20" w:anchor="_Toc20" w:history="1">
             <w:r>
               <w:rPr>
-                <w:rStyle w:val="1589"/>
+                <w:rStyle w:val="1593"/>
               </w:rPr>
             </w:r>
             <w:r>
               <w:rPr>
-                <w:rStyle w:val="1589"/>
+                <w:rStyle w:val="1593"/>
                 <w:highlight w:val="none"/>
                 <w:lang w:val="fr-CH" w:bidi="fr-CH"/>
               </w:rPr>
@@ -1897,7 +1897,7 @@
             </w:r>
             <w:r>
               <w:rPr>
-                <w:rStyle w:val="1589"/>
+                <w:rStyle w:val="1593"/>
                 <w:highlight w:val="none"/>
                 <w:lang w:val="fr-CH" w:bidi="fr-CH"/>
               </w:rPr>
@@ -1922,7 +1922,7 @@
         </w:p>
         <w:p>
           <w:pPr>
-            <w:pStyle w:val="1603"/>
+            <w:pStyle w:val="1607"/>
             <w:pBdr/>
             <w:tabs>
               <w:tab w:val="right" w:leader="dot" w:pos="9061"/>
@@ -1934,12 +1934,12 @@
           <w:hyperlink w:tooltip="#_Toc21" w:anchor="_Toc21" w:history="1">
             <w:r>
               <w:rPr>
-                <w:rStyle w:val="1589"/>
+                <w:rStyle w:val="1593"/>
               </w:rPr>
             </w:r>
             <w:r>
               <w:rPr>
-                <w:rStyle w:val="1589"/>
+                <w:rStyle w:val="1593"/>
                 <w:highlight w:val="none"/>
                 <w:lang w:val="fr-CH" w:bidi="fr-CH"/>
               </w:rPr>
@@ -1947,7 +1947,7 @@
             </w:r>
             <w:r>
               <w:rPr>
-                <w:rStyle w:val="1589"/>
+                <w:rStyle w:val="1593"/>
                 <w:lang w:val="fr-CH"/>
               </w:rPr>
             </w:r>
@@ -1970,7 +1970,7 @@
         </w:p>
         <w:p>
           <w:pPr>
-            <w:pStyle w:val="1603"/>
+            <w:pStyle w:val="1607"/>
             <w:pBdr/>
             <w:tabs>
               <w:tab w:val="right" w:leader="dot" w:pos="9061"/>
@@ -1982,12 +1982,12 @@
           <w:hyperlink w:tooltip="#_Toc22" w:anchor="_Toc22" w:history="1">
             <w:r>
               <w:rPr>
-                <w:rStyle w:val="1589"/>
+                <w:rStyle w:val="1593"/>
               </w:rPr>
             </w:r>
             <w:r>
               <w:rPr>
-                <w:rStyle w:val="1589"/>
+                <w:rStyle w:val="1593"/>
                 <w:highlight w:val="none"/>
                 <w:lang w:val="fr-CH" w:bidi="fr-CH"/>
               </w:rPr>
@@ -1995,7 +1995,7 @@
             </w:r>
             <w:r>
               <w:rPr>
-                <w:rStyle w:val="1589"/>
+                <w:rStyle w:val="1593"/>
                 <w:highlight w:val="none"/>
                 <w:lang w:val="fr-CH" w:bidi="fr-CH"/>
               </w:rPr>
@@ -2003,7 +2003,7 @@
             </w:r>
             <w:r>
               <w:rPr>
-                <w:rStyle w:val="1589"/>
+                <w:rStyle w:val="1593"/>
                 <w:lang w:val="fr-CH"/>
               </w:rPr>
             </w:r>
@@ -2026,7 +2026,7 @@
         </w:p>
         <w:p>
           <w:pPr>
-            <w:pStyle w:val="1603"/>
+            <w:pStyle w:val="1607"/>
             <w:pBdr/>
             <w:tabs>
               <w:tab w:val="right" w:leader="dot" w:pos="9061"/>
@@ -2038,12 +2038,12 @@
           <w:hyperlink w:tooltip="#_Toc23" w:anchor="_Toc23" w:history="1">
             <w:r>
               <w:rPr>
-                <w:rStyle w:val="1589"/>
+                <w:rStyle w:val="1593"/>
               </w:rPr>
             </w:r>
             <w:r>
               <w:rPr>
-                <w:rStyle w:val="1589"/>
+                <w:rStyle w:val="1593"/>
                 <w:highlight w:val="none"/>
                 <w:lang w:val="fr-CH" w:bidi="fr-CH"/>
               </w:rPr>
@@ -2051,7 +2051,7 @@
             </w:r>
             <w:r>
               <w:rPr>
-                <w:rStyle w:val="1589"/>
+                <w:rStyle w:val="1593"/>
                 <w:highlight w:val="none"/>
                 <w:lang w:val="fr-CH" w:bidi="fr-CH"/>
               </w:rPr>
@@ -2059,7 +2059,7 @@
             </w:r>
             <w:r>
               <w:rPr>
-                <w:rStyle w:val="1589"/>
+                <w:rStyle w:val="1593"/>
                 <w:highlight w:val="none"/>
                 <w:lang w:val="fr-CH" w:bidi="fr-CH"/>
               </w:rPr>
@@ -2067,7 +2067,7 @@
             </w:r>
             <w:r>
               <w:rPr>
-                <w:rStyle w:val="1589"/>
+                <w:rStyle w:val="1593"/>
                 <w:lang w:val="fr-CH"/>
               </w:rPr>
             </w:r>
@@ -2090,7 +2090,7 @@
         </w:p>
         <w:p>
           <w:pPr>
-            <w:pStyle w:val="1603"/>
+            <w:pStyle w:val="1607"/>
             <w:pBdr/>
             <w:tabs>
               <w:tab w:val="right" w:leader="dot" w:pos="9061"/>
@@ -2102,12 +2102,12 @@
           <w:hyperlink w:tooltip="#_Toc24" w:anchor="_Toc24" w:history="1">
             <w:r>
               <w:rPr>
-                <w:rStyle w:val="1589"/>
+                <w:rStyle w:val="1593"/>
               </w:rPr>
             </w:r>
             <w:r>
               <w:rPr>
-                <w:rStyle w:val="1589"/>
+                <w:rStyle w:val="1593"/>
                 <w:highlight w:val="none"/>
                 <w:lang w:val="fr-CH" w:bidi="fr-CH"/>
               </w:rPr>
@@ -2115,13 +2115,13 @@
             </w:r>
             <w:r>
               <w:rPr>
-                <w:rStyle w:val="1589"/>
+                <w:rStyle w:val="1593"/>
               </w:rPr>
               <w:t xml:space="preserve">Journaux</w:t>
             </w:r>
             <w:r>
               <w:rPr>
-                <w:rStyle w:val="1589"/>
+                <w:rStyle w:val="1593"/>
                 <w:lang w:val="fr-CH"/>
               </w:rPr>
             </w:r>
@@ -2144,7 +2144,7 @@
         </w:p>
         <w:p>
           <w:pPr>
-            <w:pStyle w:val="1603"/>
+            <w:pStyle w:val="1607"/>
             <w:pBdr/>
             <w:tabs>
               <w:tab w:val="right" w:leader="dot" w:pos="9061"/>
@@ -2156,12 +2156,12 @@
           <w:hyperlink w:tooltip="#_Toc25" w:anchor="_Toc25" w:history="1">
             <w:r>
               <w:rPr>
-                <w:rStyle w:val="1589"/>
+                <w:rStyle w:val="1593"/>
               </w:rPr>
             </w:r>
             <w:r>
               <w:rPr>
-                <w:rStyle w:val="1589"/>
+                <w:rStyle w:val="1593"/>
                 <w:highlight w:val="none"/>
                 <w:lang w:val="fr-CH" w:bidi="fr-CH"/>
               </w:rPr>
@@ -2169,7 +2169,7 @@
             </w:r>
             <w:r>
               <w:rPr>
-                <w:rStyle w:val="1589"/>
+                <w:rStyle w:val="1593"/>
                 <w:lang w:val="fr-CH"/>
               </w:rPr>
             </w:r>
@@ -2192,7 +2192,7 @@
         </w:p>
         <w:p>
           <w:pPr>
-            <w:pStyle w:val="1588"/>
+            <w:pStyle w:val="1592"/>
             <w:pBdr/>
             <w:tabs>
               <w:tab w:val="right" w:leader="dot" w:pos="9061"/>
@@ -2204,12 +2204,12 @@
           <w:hyperlink w:tooltip="#_Toc26" w:anchor="_Toc26" w:history="1">
             <w:r>
               <w:rPr>
-                <w:rStyle w:val="1589"/>
+                <w:rStyle w:val="1593"/>
               </w:rPr>
             </w:r>
             <w:r>
               <w:rPr>
-                <w:rStyle w:val="1589"/>
+                <w:rStyle w:val="1593"/>
                 <w:highlight w:val="none"/>
                 <w:lang w:val="fr-CH" w:bidi="fr-CH"/>
               </w:rPr>
@@ -2217,7 +2217,7 @@
             </w:r>
             <w:r>
               <w:rPr>
-                <w:rStyle w:val="1589"/>
+                <w:rStyle w:val="1593"/>
               </w:rPr>
             </w:r>
             <w:r>
@@ -2235,7 +2235,7 @@
         </w:p>
         <w:p>
           <w:pPr>
-            <w:pStyle w:val="1591"/>
+            <w:pStyle w:val="1595"/>
             <w:pBdr/>
             <w:tabs>
               <w:tab w:val="right" w:leader="dot" w:pos="9061"/>
@@ -2249,12 +2249,12 @@
           <w:hyperlink w:tooltip="#_Toc27" w:anchor="_Toc27" w:history="1">
             <w:r>
               <w:rPr>
-                <w:rStyle w:val="1589"/>
+                <w:rStyle w:val="1593"/>
               </w:rPr>
             </w:r>
             <w:r>
               <w:rPr>
-                <w:rStyle w:val="1589"/>
+                <w:rStyle w:val="1593"/>
                 <w:highlight w:val="none"/>
                 <w:lang w:val="fr-CH"/>
               </w:rPr>
@@ -2262,7 +2262,7 @@
             </w:r>
             <w:r>
               <w:rPr>
-                <w:rStyle w:val="1589"/>
+                <w:rStyle w:val="1593"/>
                 <w:highlight w:val="none"/>
               </w:rPr>
             </w:r>
@@ -2285,7 +2285,7 @@
         </w:p>
         <w:p>
           <w:pPr>
-            <w:pStyle w:val="1603"/>
+            <w:pStyle w:val="1607"/>
             <w:pBdr/>
             <w:tabs>
               <w:tab w:val="right" w:leader="dot" w:pos="9061"/>
@@ -2297,19 +2297,19 @@
           <w:hyperlink w:tooltip="#_Toc28" w:anchor="_Toc28" w:history="1">
             <w:r>
               <w:rPr>
-                <w:rStyle w:val="1589"/>
+                <w:rStyle w:val="1593"/>
               </w:rPr>
             </w:r>
             <w:r>
               <w:rPr>
-                <w:rStyle w:val="1589"/>
+                <w:rStyle w:val="1593"/>
                 <w:lang w:val="fr-CH"/>
               </w:rPr>
               <w:t xml:space="preserve">3.2.1 Manipulation de données</w:t>
             </w:r>
             <w:r>
               <w:rPr>
-                <w:rStyle w:val="1589"/>
+                <w:rStyle w:val="1593"/>
               </w:rPr>
             </w:r>
             <w:r>
@@ -2327,7 +2327,7 @@
         </w:p>
         <w:p>
           <w:pPr>
-            <w:pStyle w:val="1591"/>
+            <w:pStyle w:val="1595"/>
             <w:pBdr/>
             <w:tabs>
               <w:tab w:val="right" w:leader="dot" w:pos="9061"/>
@@ -2341,12 +2341,12 @@
           <w:hyperlink w:tooltip="#_Toc29" w:anchor="_Toc29" w:history="1">
             <w:r>
               <w:rPr>
-                <w:rStyle w:val="1589"/>
+                <w:rStyle w:val="1593"/>
               </w:rPr>
             </w:r>
             <w:r>
               <w:rPr>
-                <w:rStyle w:val="1589"/>
+                <w:rStyle w:val="1593"/>
                 <w:highlight w:val="none"/>
                 <w:lang w:val="fr-CH" w:bidi="fr-CH"/>
               </w:rPr>
@@ -2354,13 +2354,13 @@
             </w:r>
             <w:r>
               <w:rPr>
-                <w:rStyle w:val="1589"/>
+                <w:rStyle w:val="1593"/>
               </w:rPr>
               <w:t xml:space="preserve"> Accès aux données</w:t>
             </w:r>
             <w:r>
               <w:rPr>
-                <w:rStyle w:val="1589"/>
+                <w:rStyle w:val="1593"/>
                 <w:highlight w:val="none"/>
                 <w:lang w:val="fr-CH"/>
               </w:rPr>
@@ -2385,7 +2385,7 @@
         </w:p>
         <w:p>
           <w:pPr>
-            <w:pStyle w:val="1603"/>
+            <w:pStyle w:val="1607"/>
             <w:pBdr/>
             <w:tabs>
               <w:tab w:val="right" w:leader="dot" w:pos="9061"/>
@@ -2397,12 +2397,12 @@
           <w:hyperlink w:tooltip="#_Toc30" w:anchor="_Toc30" w:history="1">
             <w:r>
               <w:rPr>
-                <w:rStyle w:val="1589"/>
+                <w:rStyle w:val="1593"/>
               </w:rPr>
             </w:r>
             <w:r>
               <w:rPr>
-                <w:rStyle w:val="1589"/>
+                <w:rStyle w:val="1593"/>
                 <w:highlight w:val="none"/>
                 <w:lang w:val="fr-CH" w:bidi="fr-CH"/>
               </w:rPr>
@@ -2410,13 +2410,13 @@
             </w:r>
             <w:r>
               <w:rPr>
-                <w:rStyle w:val="1589"/>
+                <w:rStyle w:val="1593"/>
               </w:rPr>
               <w:t xml:space="preserve">Le Contexte de Base de Données (MonDbContext)</w:t>
             </w:r>
             <w:r>
               <w:rPr>
-                <w:rStyle w:val="1589"/>
+                <w:rStyle w:val="1593"/>
                 <w:lang w:val="fr-CH"/>
               </w:rPr>
             </w:r>
@@ -2439,7 +2439,7 @@
         </w:p>
         <w:p>
           <w:pPr>
-            <w:pStyle w:val="1603"/>
+            <w:pStyle w:val="1607"/>
             <w:pBdr/>
             <w:tabs>
               <w:tab w:val="right" w:leader="dot" w:pos="9061"/>
@@ -2451,12 +2451,12 @@
           <w:hyperlink w:tooltip="#_Toc31" w:anchor="_Toc31" w:history="1">
             <w:r>
               <w:rPr>
-                <w:rStyle w:val="1589"/>
+                <w:rStyle w:val="1593"/>
               </w:rPr>
             </w:r>
             <w:r>
               <w:rPr>
-                <w:rStyle w:val="1589"/>
+                <w:rStyle w:val="1593"/>
                 <w:highlight w:val="none"/>
                 <w:lang w:val="fr-CH" w:bidi="fr-CH"/>
               </w:rPr>
@@ -2464,7 +2464,7 @@
             </w:r>
             <w:r>
               <w:rPr>
-                <w:rStyle w:val="1589"/>
+                <w:rStyle w:val="1593"/>
                 <w:highlight w:val="none"/>
                 <w:lang w:val="fr-CH" w:bidi="fr-CH"/>
               </w:rPr>
@@ -2472,7 +2472,7 @@
             </w:r>
             <w:r>
               <w:rPr>
-                <w:rStyle w:val="1589"/>
+                <w:rStyle w:val="1593"/>
                 <w:lang w:val="fr-CH"/>
               </w:rPr>
             </w:r>
@@ -2490,6 +2490,392 @@
           <w:r>
             <w:rPr>
               <w:lang w:val="fr-CH"/>
+            </w:rPr>
+          </w:r>
+        </w:p>
+        <w:p>
+          <w:pPr>
+            <w:pStyle w:val="1595"/>
+            <w:pBdr/>
+            <w:tabs>
+              <w:tab w:val="right" w:leader="dot" w:pos="9061"/>
+            </w:tabs>
+            <w:spacing/>
+            <w:ind/>
+            <w:rPr/>
+          </w:pPr>
+          <w:hyperlink w:tooltip="#_Toc32" w:anchor="_Toc32" w:history="1">
+            <w:r>
+              <w:rPr>
+                <w:rStyle w:val="1593"/>
+              </w:rPr>
+            </w:r>
+            <w:r>
+              <w:rPr>
+                <w:rStyle w:val="1593"/>
+                <w:highlight w:val="none"/>
+                <w:lang w:val="fr-CH" w:bidi="fr-CH"/>
+              </w:rPr>
+              <w:t xml:space="preserve">3.3 </w:t>
+            </w:r>
+            <w:r>
+              <w:rPr>
+                <w:rStyle w:val="1593"/>
+                <w:highlight w:val="none"/>
+                <w:lang w:val="fr-CH" w:bidi="fr-CH"/>
+              </w:rPr>
+              <w:t xml:space="preserve">Implémentation de la page Paramètres</w:t>
+            </w:r>
+            <w:r>
+              <w:rPr>
+                <w:rStyle w:val="1593"/>
+                <w:lang w:val="fr-CH"/>
+              </w:rPr>
+            </w:r>
+            <w:r>
+              <w:tab/>
+            </w:r>
+            <w:r>
+              <w:fldChar w:fldCharType="begin"/>
+              <w:instrText xml:space="preserve">PAGEREF _Toc32 \h</w:instrText>
+              <w:fldChar w:fldCharType="separate"/>
+              <w:t xml:space="preserve">14</w:t>
+              <w:fldChar w:fldCharType="end"/>
+            </w:r>
+          </w:hyperlink>
+          <w:r>
+            <w:rPr>
+              <w:lang w:val="fr-CH"/>
+            </w:rPr>
+          </w:r>
+        </w:p>
+        <w:p>
+          <w:pPr>
+            <w:pStyle w:val="1607"/>
+            <w:pBdr/>
+            <w:tabs>
+              <w:tab w:val="right" w:leader="dot" w:pos="9061"/>
+            </w:tabs>
+            <w:spacing/>
+            <w:ind/>
+            <w:rPr/>
+          </w:pPr>
+          <w:hyperlink w:tooltip="#_Toc33" w:anchor="_Toc33" w:history="1">
+            <w:r>
+              <w:rPr>
+                <w:rStyle w:val="1593"/>
+              </w:rPr>
+            </w:r>
+            <w:r>
+              <w:rPr>
+                <w:rStyle w:val="1593"/>
+                <w:highlight w:val="none"/>
+                <w:lang w:val="fr-CH" w:bidi="fr-CH"/>
+              </w:rPr>
+              <w:t xml:space="preserve">3.3.1 </w:t>
+            </w:r>
+            <w:r>
+              <w:rPr>
+                <w:rStyle w:val="1593"/>
+              </w:rPr>
+              <w:t xml:space="preserve">Gestion de l'apparence (Thème)</w:t>
+            </w:r>
+            <w:r>
+              <w:rPr>
+                <w:rStyle w:val="1593"/>
+                <w:lang w:val="fr-CH"/>
+              </w:rPr>
+            </w:r>
+            <w:r>
+              <w:tab/>
+            </w:r>
+            <w:r>
+              <w:fldChar w:fldCharType="begin"/>
+              <w:instrText xml:space="preserve">PAGEREF _Toc33 \h</w:instrText>
+              <w:fldChar w:fldCharType="separate"/>
+              <w:t xml:space="preserve">14</w:t>
+              <w:fldChar w:fldCharType="end"/>
+            </w:r>
+          </w:hyperlink>
+          <w:r>
+            <w:rPr>
+              <w:lang w:val="fr-CH"/>
+            </w:rPr>
+          </w:r>
+        </w:p>
+        <w:p>
+          <w:pPr>
+            <w:pStyle w:val="1607"/>
+            <w:pBdr/>
+            <w:tabs>
+              <w:tab w:val="right" w:leader="dot" w:pos="9061"/>
+            </w:tabs>
+            <w:spacing/>
+            <w:ind/>
+            <w:rPr/>
+          </w:pPr>
+          <w:hyperlink w:tooltip="#_Toc34" w:anchor="_Toc34" w:history="1">
+            <w:r>
+              <w:rPr>
+                <w:rStyle w:val="1593"/>
+              </w:rPr>
+            </w:r>
+            <w:r>
+              <w:rPr>
+                <w:rStyle w:val="1593"/>
+                <w:highlight w:val="none"/>
+                <w:lang w:val="fr-CH" w:bidi="fr-CH"/>
+              </w:rPr>
+              <w:t xml:space="preserve">3.3.2 </w:t>
+            </w:r>
+            <w:r>
+              <w:rPr>
+                <w:rStyle w:val="1593"/>
+                <w:highlight w:val="none"/>
+                <w:lang w:val="fr-CH" w:bidi="fr-CH"/>
+              </w:rPr>
+              <w:t xml:space="preserve">Gestion de la base de données (Chemin d'accès)</w:t>
+            </w:r>
+            <w:r>
+              <w:rPr>
+                <w:rStyle w:val="1593"/>
+                <w:lang w:val="fr-CH"/>
+              </w:rPr>
+            </w:r>
+            <w:r>
+              <w:tab/>
+            </w:r>
+            <w:r>
+              <w:fldChar w:fldCharType="begin"/>
+              <w:instrText xml:space="preserve">PAGEREF _Toc34 \h</w:instrText>
+              <w:fldChar w:fldCharType="separate"/>
+              <w:t xml:space="preserve">14</w:t>
+              <w:fldChar w:fldCharType="end"/>
+            </w:r>
+          </w:hyperlink>
+          <w:r>
+            <w:rPr>
+              <w:lang w:val="fr-CH"/>
+            </w:rPr>
+          </w:r>
+        </w:p>
+        <w:p>
+          <w:pPr>
+            <w:pStyle w:val="1595"/>
+            <w:pBdr/>
+            <w:tabs>
+              <w:tab w:val="right" w:leader="dot" w:pos="9061"/>
+            </w:tabs>
+            <w:spacing/>
+            <w:ind/>
+            <w:rPr/>
+          </w:pPr>
+          <w:hyperlink w:tooltip="#_Toc35" w:anchor="_Toc35" w:history="1">
+            <w:r>
+              <w:rPr>
+                <w:rStyle w:val="1593"/>
+              </w:rPr>
+            </w:r>
+            <w:r>
+              <w:rPr>
+                <w:rStyle w:val="1593"/>
+                <w:highlight w:val="none"/>
+                <w:lang w:val="fr-CH" w:bidi="fr-CH"/>
+              </w:rPr>
+              <w:t xml:space="preserve">3.4 Design et ressources globales</w:t>
+            </w:r>
+            <w:r>
+              <w:rPr>
+                <w:rStyle w:val="1593"/>
+                <w:lang w:val="fr-CH"/>
+              </w:rPr>
+            </w:r>
+            <w:r>
+              <w:tab/>
+            </w:r>
+            <w:r>
+              <w:fldChar w:fldCharType="begin"/>
+              <w:instrText xml:space="preserve">PAGEREF _Toc35 \h</w:instrText>
+              <w:fldChar w:fldCharType="separate"/>
+              <w:t xml:space="preserve">15</w:t>
+              <w:fldChar w:fldCharType="end"/>
+            </w:r>
+          </w:hyperlink>
+          <w:r>
+            <w:rPr>
+              <w:lang w:val="fr-CH"/>
+            </w:rPr>
+          </w:r>
+        </w:p>
+        <w:p>
+          <w:pPr>
+            <w:pStyle w:val="1607"/>
+            <w:pBdr/>
+            <w:tabs>
+              <w:tab w:val="right" w:leader="dot" w:pos="9061"/>
+            </w:tabs>
+            <w:spacing/>
+            <w:ind/>
+            <w:rPr/>
+          </w:pPr>
+          <w:hyperlink w:tooltip="#_Toc36" w:anchor="_Toc36" w:history="1">
+            <w:r>
+              <w:rPr>
+                <w:rStyle w:val="1593"/>
+              </w:rPr>
+            </w:r>
+            <w:r>
+              <w:rPr>
+                <w:rStyle w:val="1593"/>
+                <w:highlight w:val="none"/>
+                <w:lang w:val="fr-CH" w:bidi="fr-CH"/>
+              </w:rPr>
+              <w:t xml:space="preserve">3.4.1 </w:t>
+            </w:r>
+            <w:r>
+              <w:rPr>
+                <w:rStyle w:val="1593"/>
+                <w:highlight w:val="none"/>
+                <w:lang w:val="fr-CH" w:bidi="fr-CH"/>
+              </w:rPr>
+              <w:t xml:space="preserve">Gestion des Thèmes (Mode Clair / Mode Sombre)</w:t>
+            </w:r>
+            <w:r>
+              <w:rPr>
+                <w:rStyle w:val="1593"/>
+                <w:lang w:val="fr-CH"/>
+              </w:rPr>
+            </w:r>
+            <w:r>
+              <w:tab/>
+            </w:r>
+            <w:r>
+              <w:fldChar w:fldCharType="begin"/>
+              <w:instrText xml:space="preserve">PAGEREF _Toc36 \h</w:instrText>
+              <w:fldChar w:fldCharType="separate"/>
+              <w:t xml:space="preserve">15</w:t>
+              <w:fldChar w:fldCharType="end"/>
+            </w:r>
+          </w:hyperlink>
+          <w:r>
+            <w:rPr>
+              <w:lang w:val="fr-CH"/>
+            </w:rPr>
+          </w:r>
+        </w:p>
+        <w:p>
+          <w:pPr>
+            <w:pStyle w:val="1607"/>
+            <w:pBdr/>
+            <w:tabs>
+              <w:tab w:val="right" w:leader="dot" w:pos="9061"/>
+            </w:tabs>
+            <w:spacing/>
+            <w:ind/>
+            <w:rPr/>
+          </w:pPr>
+          <w:hyperlink w:tooltip="#_Toc37" w:anchor="_Toc37" w:history="1">
+            <w:r>
+              <w:rPr>
+                <w:rStyle w:val="1593"/>
+              </w:rPr>
+            </w:r>
+            <w:r>
+              <w:rPr>
+                <w:rStyle w:val="1593"/>
+                <w:highlight w:val="none"/>
+                <w:lang w:val="fr-CH" w:bidi="fr-CH"/>
+              </w:rPr>
+              <w:t xml:space="preserve">3.4.2 </w:t>
+            </w:r>
+            <w:r>
+              <w:rPr>
+                <w:rStyle w:val="1593"/>
+                <w:highlight w:val="none"/>
+                <w:lang w:val="fr-CH" w:bidi="fr-CH"/>
+              </w:rPr>
+              <w:t xml:space="preserve">Typographie et Système d'Icônes</w:t>
+            </w:r>
+            <w:r>
+              <w:rPr>
+                <w:rStyle w:val="1593"/>
+                <w:lang w:val="fr-CH"/>
+              </w:rPr>
+            </w:r>
+            <w:r>
+              <w:tab/>
+            </w:r>
+            <w:r>
+              <w:fldChar w:fldCharType="begin"/>
+              <w:instrText xml:space="preserve">PAGEREF _Toc37 \h</w:instrText>
+              <w:fldChar w:fldCharType="separate"/>
+              <w:t xml:space="preserve">15</w:t>
+              <w:fldChar w:fldCharType="end"/>
+            </w:r>
+          </w:hyperlink>
+          <w:r>
+            <w:rPr>
+              <w:lang w:val="fr-CH"/>
+            </w:rPr>
+          </w:r>
+        </w:p>
+        <w:p>
+          <w:pPr>
+            <w:pStyle w:val="1607"/>
+            <w:pBdr/>
+            <w:tabs>
+              <w:tab w:val="right" w:leader="dot" w:pos="9061"/>
+            </w:tabs>
+            <w:spacing/>
+            <w:ind/>
+            <w:rPr>
+              <w:highlight w:val="none"/>
+            </w:rPr>
+          </w:pPr>
+          <w:hyperlink w:tooltip="#_Toc38" w:anchor="_Toc38" w:history="1">
+            <w:r>
+              <w:rPr>
+                <w:rStyle w:val="1593"/>
+              </w:rPr>
+            </w:r>
+            <w:r>
+              <w:rPr>
+                <w:rStyle w:val="1593"/>
+                <w:highlight w:val="none"/>
+                <w:lang w:val="fr-CH" w:bidi="fr-CH"/>
+              </w:rPr>
+              <w:t xml:space="preserve">3.4.3 </w:t>
+            </w:r>
+            <w:r>
+              <w:rPr>
+                <w:rStyle w:val="1593"/>
+                <w:highlight w:val="none"/>
+                <w:lang w:val="fr-CH" w:bidi="fr-CH"/>
+              </w:rPr>
+              <w:t xml:space="preserve">Cohérence Visuelle et Dimensions</w:t>
+            </w:r>
+            <w:r>
+              <w:rPr>
+                <w:rStyle w:val="1593"/>
+                <w:highlight w:val="none"/>
+                <w:lang w:val="fr-CH" w:bidi="fr-CH"/>
+              </w:rPr>
+            </w:r>
+            <w:r>
+              <w:tab/>
+            </w:r>
+            <w:r>
+              <w:fldChar w:fldCharType="begin"/>
+              <w:instrText xml:space="preserve">PAGEREF _Toc38 \h</w:instrText>
+              <w:fldChar w:fldCharType="separate"/>
+              <w:t xml:space="preserve">15</w:t>
+              <w:fldChar w:fldCharType="end"/>
+            </w:r>
+          </w:hyperlink>
+          <w:r>
+            <w:rPr>
+              <w:highlight w:val="none"/>
+              <w:lang w:val="fr-CH" w:bidi="fr-CH"/>
             </w:rPr>
           </w:r>
         </w:p>
@@ -2533,7 +2919,7 @@
     </w:p>
     <w:p>
       <w:pPr>
-        <w:pStyle w:val="1391"/>
+        <w:pStyle w:val="1395"/>
         <w:pBdr/>
         <w:spacing/>
         <w:ind/>
@@ -2604,7 +2990,7 @@
     </w:p>
     <w:p>
       <w:pPr>
-        <w:pStyle w:val="1592"/>
+        <w:pStyle w:val="1596"/>
         <w:numPr>
           <w:ilvl w:val="0"/>
           <w:numId w:val="71"/>
@@ -2625,7 +3011,7 @@
     </w:p>
     <w:p>
       <w:pPr>
-        <w:pStyle w:val="1592"/>
+        <w:pStyle w:val="1596"/>
         <w:numPr>
           <w:ilvl w:val="0"/>
           <w:numId w:val="71"/>
@@ -2646,7 +3032,7 @@
     </w:p>
     <w:p>
       <w:pPr>
-        <w:pStyle w:val="1592"/>
+        <w:pStyle w:val="1596"/>
         <w:numPr>
           <w:ilvl w:val="0"/>
           <w:numId w:val="71"/>
@@ -2667,7 +3053,7 @@
     </w:p>
     <w:p>
       <w:pPr>
-        <w:pStyle w:val="1592"/>
+        <w:pStyle w:val="1596"/>
         <w:numPr>
           <w:ilvl w:val="0"/>
           <w:numId w:val="71"/>
@@ -2688,7 +3074,7 @@
     </w:p>
     <w:p>
       <w:pPr>
-        <w:pStyle w:val="1592"/>
+        <w:pStyle w:val="1596"/>
         <w:numPr>
           <w:ilvl w:val="0"/>
           <w:numId w:val="71"/>
@@ -2709,7 +3095,7 @@
     </w:p>
     <w:p>
       <w:pPr>
-        <w:pStyle w:val="1592"/>
+        <w:pStyle w:val="1596"/>
         <w:numPr>
           <w:ilvl w:val="0"/>
           <w:numId w:val="71"/>
@@ -2730,7 +3116,7 @@
     </w:p>
     <w:p>
       <w:pPr>
-        <w:pStyle w:val="1592"/>
+        <w:pStyle w:val="1596"/>
         <w:numPr>
           <w:ilvl w:val="0"/>
           <w:numId w:val="71"/>
@@ -2789,7 +3175,7 @@
     </w:p>
     <w:p>
       <w:pPr>
-        <w:pStyle w:val="1392"/>
+        <w:pStyle w:val="1396"/>
         <w:pBdr/>
         <w:spacing/>
         <w:ind/>
@@ -2825,7 +3211,7 @@
     </w:p>
     <w:p>
       <w:pPr>
-        <w:pStyle w:val="1592"/>
+        <w:pStyle w:val="1596"/>
         <w:numPr>
           <w:ilvl w:val="0"/>
           <w:numId w:val="57"/>
@@ -2863,7 +3249,7 @@
     </w:p>
     <w:p>
       <w:pPr>
-        <w:pStyle w:val="1592"/>
+        <w:pStyle w:val="1596"/>
         <w:numPr>
           <w:ilvl w:val="0"/>
           <w:numId w:val="58"/>
@@ -2883,7 +3269,7 @@
     </w:p>
     <w:p>
       <w:pPr>
-        <w:pStyle w:val="1592"/>
+        <w:pStyle w:val="1596"/>
         <w:numPr>
           <w:ilvl w:val="0"/>
           <w:numId w:val="58"/>
@@ -2900,7 +3286,7 @@
     </w:p>
     <w:p>
       <w:pPr>
-        <w:pStyle w:val="1592"/>
+        <w:pStyle w:val="1596"/>
         <w:numPr>
           <w:ilvl w:val="0"/>
           <w:numId w:val="58"/>
@@ -2927,7 +3313,7 @@
     </w:p>
     <w:p>
       <w:pPr>
-        <w:pStyle w:val="1392"/>
+        <w:pStyle w:val="1396"/>
         <w:pBdr/>
         <w:spacing/>
         <w:ind/>
@@ -2951,7 +3337,7 @@
     </w:p>
     <w:p>
       <w:pPr>
-        <w:pStyle w:val="1393"/>
+        <w:pStyle w:val="1397"/>
         <w:pBdr/>
         <w:spacing/>
         <w:ind/>
@@ -2972,7 +3358,7 @@
     </w:p>
     <w:tbl>
       <w:tblPr>
-        <w:tblStyle w:val="1599"/>
+        <w:tblStyle w:val="1603"/>
         <w:tblW w:w="0" w:type="auto"/>
         <w:tblBorders/>
         <w:tblLook w:val="04A0" w:firstRow="1" w:lastRow="0" w:firstColumn="1" w:lastColumn="0" w:noHBand="0" w:noVBand="1"/>
@@ -3165,7 +3551,7 @@
     </w:p>
     <w:p>
       <w:pPr>
-        <w:pStyle w:val="1393"/>
+        <w:pStyle w:val="1397"/>
         <w:pBdr/>
         <w:spacing/>
         <w:ind/>
@@ -3196,7 +3582,7 @@
     </w:p>
     <w:p>
       <w:pPr>
-        <w:pStyle w:val="1592"/>
+        <w:pStyle w:val="1596"/>
         <w:numPr>
           <w:ilvl w:val="0"/>
           <w:numId w:val="65"/>
@@ -3220,7 +3606,7 @@
     </w:p>
     <w:p>
       <w:pPr>
-        <w:pStyle w:val="1592"/>
+        <w:pStyle w:val="1596"/>
         <w:numPr>
           <w:ilvl w:val="0"/>
           <w:numId w:val="65"/>
@@ -3241,7 +3627,7 @@
     </w:p>
     <w:p>
       <w:pPr>
-        <w:pStyle w:val="1592"/>
+        <w:pStyle w:val="1596"/>
         <w:numPr>
           <w:ilvl w:val="0"/>
           <w:numId w:val="65"/>
@@ -3262,7 +3648,7 @@
     </w:p>
     <w:p>
       <w:pPr>
-        <w:pStyle w:val="1592"/>
+        <w:pStyle w:val="1596"/>
         <w:numPr>
           <w:ilvl w:val="0"/>
           <w:numId w:val="65"/>
@@ -3283,7 +3669,7 @@
     </w:p>
     <w:p>
       <w:pPr>
-        <w:pStyle w:val="1592"/>
+        <w:pStyle w:val="1596"/>
         <w:numPr>
           <w:ilvl w:val="0"/>
           <w:numId w:val="65"/>
@@ -3304,7 +3690,7 @@
     </w:p>
     <w:p>
       <w:pPr>
-        <w:pStyle w:val="1391"/>
+        <w:pStyle w:val="1395"/>
         <w:pBdr/>
         <w:spacing/>
         <w:ind/>
@@ -3368,7 +3754,7 @@
     </w:p>
     <w:p>
       <w:pPr>
-        <w:pStyle w:val="1592"/>
+        <w:pStyle w:val="1596"/>
         <w:numPr>
           <w:ilvl w:val="0"/>
           <w:numId w:val="59"/>
@@ -3386,7 +3772,7 @@
     </w:p>
     <w:p>
       <w:pPr>
-        <w:pStyle w:val="1592"/>
+        <w:pStyle w:val="1596"/>
         <w:numPr>
           <w:ilvl w:val="0"/>
           <w:numId w:val="59"/>
@@ -3404,7 +3790,7 @@
     </w:p>
     <w:p>
       <w:pPr>
-        <w:pStyle w:val="1592"/>
+        <w:pStyle w:val="1596"/>
         <w:numPr>
           <w:ilvl w:val="0"/>
           <w:numId w:val="59"/>
@@ -3422,7 +3808,7 @@
     </w:p>
     <w:p>
       <w:pPr>
-        <w:pStyle w:val="1592"/>
+        <w:pStyle w:val="1596"/>
         <w:numPr>
           <w:ilvl w:val="0"/>
           <w:numId w:val="59"/>
@@ -3453,7 +3839,7 @@
     </w:p>
     <w:p>
       <w:pPr>
-        <w:pStyle w:val="1392"/>
+        <w:pStyle w:val="1396"/>
         <w:pBdr/>
         <w:spacing/>
         <w:ind/>
@@ -3501,7 +3887,7 @@
     </w:p>
     <w:p>
       <w:pPr>
-        <w:pStyle w:val="1592"/>
+        <w:pStyle w:val="1596"/>
         <w:numPr>
           <w:ilvl w:val="0"/>
           <w:numId w:val="72"/>
@@ -3519,7 +3905,7 @@
     </w:p>
     <w:p>
       <w:pPr>
-        <w:pStyle w:val="1592"/>
+        <w:pStyle w:val="1596"/>
         <w:numPr>
           <w:ilvl w:val="0"/>
           <w:numId w:val="72"/>
@@ -3561,7 +3947,7 @@
     </w:p>
     <w:p>
       <w:pPr>
-        <w:pStyle w:val="1392"/>
+        <w:pStyle w:val="1396"/>
         <w:pBdr/>
         <w:spacing/>
         <w:ind/>
@@ -3621,7 +4007,7 @@
     </w:p>
     <w:tbl>
       <w:tblPr>
-        <w:tblStyle w:val="1601"/>
+        <w:tblStyle w:val="1605"/>
         <w:tblW w:w="0" w:type="auto"/>
         <w:tblBorders/>
         <w:tblLook w:val="04A0" w:firstRow="1" w:lastRow="0" w:firstColumn="1" w:lastColumn="0" w:noHBand="0" w:noVBand="1"/>
@@ -4331,7 +4717,7 @@
     </w:p>
     <w:p>
       <w:pPr>
-        <w:pStyle w:val="1392"/>
+        <w:pStyle w:val="1396"/>
         <w:pBdr/>
         <w:spacing/>
         <w:ind/>
@@ -4463,7 +4849,7 @@
     </w:p>
     <w:p>
       <w:pPr>
-        <w:pStyle w:val="1392"/>
+        <w:pStyle w:val="1396"/>
         <w:pBdr/>
         <w:spacing/>
         <w:ind/>
@@ -4553,7 +4939,7 @@
     </w:p>
     <w:p>
       <w:pPr>
-        <w:pStyle w:val="1393"/>
+        <w:pStyle w:val="1397"/>
         <w:pBdr/>
         <w:spacing/>
         <w:ind/>
@@ -4622,7 +5008,7 @@
     </w:p>
     <w:p>
       <w:pPr>
-        <w:pStyle w:val="1592"/>
+        <w:pStyle w:val="1596"/>
         <w:numPr>
           <w:ilvl w:val="0"/>
           <w:numId w:val="74"/>
@@ -4664,7 +5050,7 @@
     </w:p>
     <w:p>
       <w:pPr>
-        <w:pStyle w:val="1592"/>
+        <w:pStyle w:val="1596"/>
         <w:numPr>
           <w:ilvl w:val="0"/>
           <w:numId w:val="74"/>
@@ -4692,7 +5078,7 @@
     </w:p>
     <w:p>
       <w:pPr>
-        <w:pStyle w:val="1592"/>
+        <w:pStyle w:val="1596"/>
         <w:numPr>
           <w:ilvl w:val="0"/>
           <w:numId w:val="74"/>
@@ -4757,7 +5143,7 @@
     </w:p>
     <w:p>
       <w:pPr>
-        <w:pStyle w:val="1392"/>
+        <w:pStyle w:val="1396"/>
         <w:pBdr/>
         <w:spacing/>
         <w:ind/>
@@ -4785,7 +5171,7 @@
     </w:p>
     <w:p>
       <w:pPr>
-        <w:pStyle w:val="1393"/>
+        <w:pStyle w:val="1397"/>
         <w:pBdr/>
         <w:spacing/>
         <w:ind/>
@@ -4870,7 +5256,7 @@
     </w:p>
     <w:p>
       <w:pPr>
-        <w:pStyle w:val="1592"/>
+        <w:pStyle w:val="1596"/>
         <w:numPr>
           <w:ilvl w:val="0"/>
           <w:numId w:val="75"/>
@@ -4896,7 +5282,7 @@
     </w:p>
     <w:p>
       <w:pPr>
-        <w:pStyle w:val="1592"/>
+        <w:pStyle w:val="1596"/>
         <w:numPr>
           <w:ilvl w:val="0"/>
           <w:numId w:val="75"/>
@@ -4931,7 +5317,7 @@
     </w:p>
     <w:p>
       <w:pPr>
-        <w:pStyle w:val="1592"/>
+        <w:pStyle w:val="1596"/>
         <w:numPr>
           <w:ilvl w:val="0"/>
           <w:numId w:val="75"/>
@@ -5022,7 +5408,7 @@
     </w:p>
     <w:p>
       <w:pPr>
-        <w:pStyle w:val="1393"/>
+        <w:pStyle w:val="1397"/>
         <w:pBdr/>
         <w:spacing/>
         <w:ind/>
@@ -5086,7 +5472,7 @@
     </w:p>
     <w:p>
       <w:pPr>
-        <w:pStyle w:val="1592"/>
+        <w:pStyle w:val="1596"/>
         <w:numPr>
           <w:ilvl w:val="0"/>
           <w:numId w:val="76"/>
@@ -5106,7 +5492,7 @@
       <w:hyperlink w:tooltip="#_2.3_Exigen" w:anchor="_2.3_Exigen" w:history="1">
         <w:r>
           <w:rPr>
-            <w:rStyle w:val="1589"/>
+            <w:rStyle w:val="1593"/>
             <w:lang w:val="fr-CH"/>
           </w:rPr>
           <w:t xml:space="preserve">2.3 (Multi-plateforme)</w:t>
@@ -5127,7 +5513,7 @@
     </w:p>
     <w:p>
       <w:pPr>
-        <w:pStyle w:val="1592"/>
+        <w:pStyle w:val="1596"/>
         <w:numPr>
           <w:ilvl w:val="0"/>
           <w:numId w:val="76"/>
@@ -5153,7 +5539,7 @@
     </w:p>
     <w:p>
       <w:pPr>
-        <w:pStyle w:val="1592"/>
+        <w:pStyle w:val="1596"/>
         <w:numPr>
           <w:ilvl w:val="0"/>
           <w:numId w:val="76"/>
@@ -5190,7 +5576,7 @@
     </w:p>
     <w:p>
       <w:pPr>
-        <w:pStyle w:val="1392"/>
+        <w:pStyle w:val="1396"/>
         <w:pBdr/>
         <w:spacing/>
         <w:ind/>
@@ -5345,7 +5731,7 @@
     </w:p>
     <w:p>
       <w:pPr>
-        <w:pStyle w:val="1592"/>
+        <w:pStyle w:val="1596"/>
         <w:numPr>
           <w:ilvl w:val="0"/>
           <w:numId w:val="77"/>
@@ -5392,7 +5778,7 @@
     </w:p>
     <w:p>
       <w:pPr>
-        <w:pStyle w:val="1592"/>
+        <w:pStyle w:val="1596"/>
         <w:numPr>
           <w:ilvl w:val="0"/>
           <w:numId w:val="77"/>
@@ -5415,7 +5801,7 @@
     </w:p>
     <w:p>
       <w:pPr>
-        <w:pStyle w:val="1592"/>
+        <w:pStyle w:val="1596"/>
         <w:numPr>
           <w:ilvl w:val="0"/>
           <w:numId w:val="77"/>
@@ -5481,7 +5867,7 @@
     </w:p>
     <w:p>
       <w:pPr>
-        <w:pStyle w:val="1393"/>
+        <w:pStyle w:val="1397"/>
         <w:pBdr/>
         <w:spacing/>
         <w:ind/>
@@ -5585,7 +5971,7 @@
     </w:p>
     <w:p>
       <w:pPr>
-        <w:pStyle w:val="1392"/>
+        <w:pStyle w:val="1396"/>
         <w:pBdr/>
         <w:spacing/>
         <w:ind/>
@@ -5988,7 +6374,7 @@
     </w:p>
     <w:p>
       <w:pPr>
-        <w:pStyle w:val="1392"/>
+        <w:pStyle w:val="1396"/>
         <w:pBdr/>
         <w:spacing/>
         <w:ind/>
@@ -6213,7 +6599,7 @@
     </w:p>
     <w:tbl>
       <w:tblPr>
-        <w:tblStyle w:val="1601"/>
+        <w:tblStyle w:val="1605"/>
         <w:tblW w:w="0" w:type="auto"/>
         <w:tblBorders/>
         <w:tblLayout w:type="fixed"/>
@@ -9521,7 +9907,7 @@
     </w:p>
     <w:p>
       <w:pPr>
-        <w:pStyle w:val="1392"/>
+        <w:pStyle w:val="1396"/>
         <w:pBdr/>
         <w:spacing/>
         <w:ind/>
@@ -9618,7 +10004,7 @@
     </w:p>
     <w:p>
       <w:pPr>
-        <w:pStyle w:val="1393"/>
+        <w:pStyle w:val="1397"/>
         <w:pBdr/>
         <w:spacing/>
         <w:ind/>
@@ -9687,7 +10073,7 @@
     </w:p>
     <w:p>
       <w:pPr>
-        <w:pStyle w:val="1592"/>
+        <w:pStyle w:val="1596"/>
         <w:numPr>
           <w:ilvl w:val="0"/>
           <w:numId w:val="81"/>
@@ -9710,7 +10096,7 @@
     </w:p>
     <w:p>
       <w:pPr>
-        <w:pStyle w:val="1592"/>
+        <w:pStyle w:val="1596"/>
         <w:numPr>
           <w:ilvl w:val="0"/>
           <w:numId w:val="81"/>
@@ -9733,7 +10119,7 @@
     </w:p>
     <w:p>
       <w:pPr>
-        <w:pStyle w:val="1592"/>
+        <w:pStyle w:val="1596"/>
         <w:numPr>
           <w:ilvl w:val="0"/>
           <w:numId w:val="81"/>
@@ -9783,7 +10169,7 @@
     </w:p>
     <w:p>
       <w:pPr>
-        <w:pStyle w:val="1393"/>
+        <w:pStyle w:val="1397"/>
         <w:pBdr/>
         <w:spacing/>
         <w:ind/>
@@ -9867,7 +10253,7 @@
           <w:type w:val="nextPage"/>
           <w:pgSz w:h="16838" w:orient="portrait" w:w="11906"/>
           <w:pgMar w:top="1418" w:right="1134" w:bottom="1985" w:left="1134" w:header="709" w:footer="709" w:gutter="567"/>
-          <w:pgNumType w:start="0"/>
+          <w:pgNumType w:start="1"/>
           <w:cols w:num="1" w:sep="0" w:space="708" w:equalWidth="1"/>
           <w:titlePg/>
         </w:sectPr>
@@ -9893,7 +10279,7 @@
     </w:p>
     <w:p>
       <w:pPr>
-        <w:pStyle w:val="1393"/>
+        <w:pStyle w:val="1397"/>
         <w:pBdr/>
         <w:spacing/>
         <w:ind/>
@@ -10042,7 +10428,7 @@
     </w:p>
     <w:p>
       <w:pPr>
-        <w:pStyle w:val="1592"/>
+        <w:pStyle w:val="1596"/>
         <w:numPr>
           <w:ilvl w:val="0"/>
           <w:numId w:val="84"/>
@@ -10165,7 +10551,7 @@
     </w:p>
     <w:p>
       <w:pPr>
-        <w:pStyle w:val="1592"/>
+        <w:pStyle w:val="1596"/>
         <w:numPr>
           <w:ilvl w:val="0"/>
           <w:numId w:val="84"/>
@@ -10202,7 +10588,7 @@
     </w:p>
     <w:p>
       <w:pPr>
-        <w:pStyle w:val="1592"/>
+        <w:pStyle w:val="1596"/>
         <w:numPr>
           <w:ilvl w:val="1"/>
           <w:numId w:val="85"/>
@@ -10239,7 +10625,7 @@
     </w:p>
     <w:p>
       <w:pPr>
-        <w:pStyle w:val="1592"/>
+        <w:pStyle w:val="1596"/>
         <w:numPr>
           <w:ilvl w:val="1"/>
           <w:numId w:val="85"/>
@@ -10276,7 +10662,7 @@
     </w:p>
     <w:p>
       <w:pPr>
-        <w:pStyle w:val="1592"/>
+        <w:pStyle w:val="1596"/>
         <w:numPr>
           <w:ilvl w:val="1"/>
           <w:numId w:val="85"/>
@@ -10430,7 +10816,7 @@
     </w:p>
     <w:p>
       <w:pPr>
-        <w:pStyle w:val="1393"/>
+        <w:pStyle w:val="1397"/>
         <w:pBdr/>
         <w:spacing/>
         <w:ind/>
@@ -10513,7 +10899,7 @@
     </w:p>
     <w:p>
       <w:pPr>
-        <w:pStyle w:val="1592"/>
+        <w:pStyle w:val="1596"/>
         <w:numPr>
           <w:ilvl w:val="0"/>
           <w:numId w:val="86"/>
@@ -10616,7 +11002,7 @@
     </w:p>
     <w:p>
       <w:pPr>
-        <w:pStyle w:val="1592"/>
+        <w:pStyle w:val="1596"/>
         <w:numPr>
           <w:ilvl w:val="0"/>
           <w:numId w:val="86"/>
@@ -10641,7 +11027,7 @@
     </w:p>
     <w:p>
       <w:pPr>
-        <w:pStyle w:val="1592"/>
+        <w:pStyle w:val="1596"/>
         <w:numPr>
           <w:ilvl w:val="0"/>
           <w:numId w:val="86"/>
@@ -10712,7 +11098,7 @@
     </w:p>
     <w:p>
       <w:pPr>
-        <w:pStyle w:val="1393"/>
+        <w:pStyle w:val="1397"/>
         <w:pBdr/>
         <w:spacing/>
         <w:ind/>
@@ -10792,7 +11178,7 @@
     </w:p>
     <w:p>
       <w:pPr>
-        <w:pStyle w:val="1592"/>
+        <w:pStyle w:val="1596"/>
         <w:numPr>
           <w:ilvl w:val="0"/>
           <w:numId w:val="87"/>
@@ -10815,7 +11201,7 @@
     </w:p>
     <w:p>
       <w:pPr>
-        <w:pStyle w:val="1592"/>
+        <w:pStyle w:val="1596"/>
         <w:numPr>
           <w:ilvl w:val="0"/>
           <w:numId w:val="87"/>
@@ -10838,7 +11224,7 @@
     </w:p>
     <w:p>
       <w:pPr>
-        <w:pStyle w:val="1592"/>
+        <w:pStyle w:val="1596"/>
         <w:numPr>
           <w:ilvl w:val="0"/>
           <w:numId w:val="87"/>
@@ -11803,7 +12189,7 @@
     </w:p>
     <w:p>
       <w:pPr>
-        <w:pStyle w:val="1393"/>
+        <w:pStyle w:val="1397"/>
         <w:pBdr/>
         <w:spacing/>
         <w:ind/>
@@ -11961,7 +12347,7 @@
     </w:p>
     <w:p>
       <w:pPr>
-        <w:pStyle w:val="1592"/>
+        <w:pStyle w:val="1596"/>
         <w:numPr>
           <w:ilvl w:val="0"/>
           <w:numId w:val="88"/>
@@ -12066,7 +12452,7 @@
     </w:p>
     <w:p>
       <w:pPr>
-        <w:pStyle w:val="1592"/>
+        <w:pStyle w:val="1596"/>
         <w:numPr>
           <w:ilvl w:val="0"/>
           <w:numId w:val="88"/>
@@ -12108,49 +12494,48 @@
       </w:r>
       <w:r>
         <w:rPr>
+          <w:lang w:val="fr-CH"/>
+        </w:rPr>
+      </w:r>
+      <w:r>
+        <w:rPr>
+          <w:lang w:val="fr-CH"/>
+        </w:rPr>
+      </w:r>
+    </w:p>
+    <w:p>
+      <w:pPr>
+        <w:pBdr/>
+        <w:shd w:val="nil" w:color="000000"/>
+        <w:spacing/>
+        <w:ind/>
+        <w:rPr>
           <w:highlight w:val="none"/>
           <w:lang w:val="fr-CH"/>
         </w:rPr>
-      </w:r>
-      <w:r>
-        <w:rPr>
+      </w:pPr>
+      <w:r>
+        <w:rPr>
+          <w:highlight w:val="none"/>
+          <w:lang w:val="fr-CH"/>
+        </w:rPr>
+      </w:r>
+      <w:r>
+        <w:rPr>
+          <w:highlight w:val="none"/>
+          <w:lang w:val="fr-CH"/>
+        </w:rPr>
+      </w:r>
+      <w:r>
+        <w:rPr>
+          <w:highlight w:val="none"/>
           <w:lang w:val="fr-CH"/>
         </w:rPr>
       </w:r>
     </w:p>
     <w:p>
       <w:pPr>
-        <w:pBdr/>
-        <w:shd w:val="nil" w:color="000000"/>
-        <w:spacing/>
-        <w:ind/>
-        <w:rPr>
-          <w:highlight w:val="none"/>
-          <w:lang w:val="fr-CH"/>
-        </w:rPr>
-      </w:pPr>
-      <w:r>
-        <w:rPr>
-          <w:highlight w:val="none"/>
-          <w:lang w:val="fr-CH"/>
-        </w:rPr>
-      </w:r>
-      <w:r>
-        <w:rPr>
-          <w:highlight w:val="none"/>
-          <w:lang w:val="fr-CH"/>
-        </w:rPr>
-      </w:r>
-      <w:r>
-        <w:rPr>
-          <w:highlight w:val="none"/>
-          <w:lang w:val="fr-CH"/>
-        </w:rPr>
-      </w:r>
-    </w:p>
-    <w:p>
-      <w:pPr>
-        <w:pStyle w:val="1391"/>
+        <w:pStyle w:val="1395"/>
         <w:pBdr/>
         <w:spacing/>
         <w:ind/>
@@ -12226,19 +12611,20 @@
       </w:r>
       <w:r>
         <w:rPr>
-          <w:lang w:val="fr-CH"/>
-        </w:rPr>
-      </w:r>
-      <w:r>
-        <w:rPr>
           <w:highlight w:val="none"/>
           <w:lang w:val="fr-CH"/>
         </w:rPr>
       </w:r>
+      <w:r>
+        <w:rPr>
+          <w:highlight w:val="none"/>
+          <w:lang w:val="fr-CH"/>
+        </w:rPr>
+      </w:r>
     </w:p>
     <w:p>
       <w:pPr>
-        <w:pStyle w:val="1392"/>
+        <w:pStyle w:val="1396"/>
         <w:pBdr/>
         <w:spacing/>
         <w:ind/>
@@ -12336,7 +12722,7 @@
     </w:p>
     <w:p>
       <w:pPr>
-        <w:pStyle w:val="1393"/>
+        <w:pStyle w:val="1397"/>
         <w:pBdr/>
         <w:spacing/>
         <w:ind/>
@@ -12729,7 +13115,7 @@
     </w:p>
     <w:p>
       <w:pPr>
-        <w:pStyle w:val="1392"/>
+        <w:pStyle w:val="1396"/>
         <w:pBdr/>
         <w:spacing/>
         <w:ind/>
@@ -12840,7 +13226,7 @@
     </w:p>
     <w:p>
       <w:pPr>
-        <w:pStyle w:val="1393"/>
+        <w:pStyle w:val="1397"/>
         <w:pBdr/>
         <w:spacing/>
         <w:ind/>
@@ -12911,7 +13297,7 @@
     </w:p>
     <w:p>
       <w:pPr>
-        <w:pStyle w:val="1592"/>
+        <w:pStyle w:val="1596"/>
         <w:numPr>
           <w:ilvl w:val="0"/>
           <w:numId w:val="78"/>
@@ -12939,7 +13325,7 @@
     </w:p>
     <w:p>
       <w:pPr>
-        <w:pStyle w:val="1592"/>
+        <w:pStyle w:val="1596"/>
         <w:numPr>
           <w:ilvl w:val="0"/>
           <w:numId w:val="78"/>
@@ -12986,7 +13372,7 @@
     </w:p>
     <w:p>
       <w:pPr>
-        <w:pStyle w:val="1393"/>
+        <w:pStyle w:val="1397"/>
         <w:pBdr/>
         <w:spacing/>
         <w:ind/>
@@ -13077,7 +13463,7 @@
     </w:p>
     <w:p>
       <w:pPr>
-        <w:pStyle w:val="1592"/>
+        <w:pStyle w:val="1596"/>
         <w:numPr>
           <w:ilvl w:val="0"/>
           <w:numId w:val="79"/>
@@ -13121,7 +13507,7 @@
     </w:p>
     <w:p>
       <w:pPr>
-        <w:pStyle w:val="1592"/>
+        <w:pStyle w:val="1596"/>
         <w:numPr>
           <w:ilvl w:val="0"/>
           <w:numId w:val="79"/>
@@ -13162,7 +13548,7 @@
     </w:p>
     <w:p>
       <w:pPr>
-        <w:pStyle w:val="1592"/>
+        <w:pStyle w:val="1596"/>
         <w:numPr>
           <w:ilvl w:val="0"/>
           <w:numId w:val="79"/>
@@ -13206,7 +13592,7 @@
     </w:p>
     <w:p>
       <w:pPr>
-        <w:pStyle w:val="1592"/>
+        <w:pStyle w:val="1596"/>
         <w:numPr>
           <w:ilvl w:val="0"/>
           <w:numId w:val="79"/>
@@ -13240,7 +13626,7 @@
     </w:p>
     <w:p>
       <w:pPr>
-        <w:pStyle w:val="1392"/>
+        <w:pStyle w:val="1396"/>
         <w:pBdr/>
         <w:spacing/>
         <w:ind w:firstLine="0" w:left="0"/>
@@ -13248,35 +13634,68 @@
           <w:lang w:val="fr-CH"/>
         </w:rPr>
       </w:pPr>
+      <w:r/>
+      <w:bookmarkStart w:id="47" w:name="_Toc32"/>
       <w:r>
         <w:rPr>
           <w:highlight w:val="none"/>
           <w:lang w:val="fr-CH" w:bidi="fr-CH"/>
         </w:rPr>
+        <w:t xml:space="preserve">3.3 </w:t>
       </w:r>
       <w:r>
         <w:rPr>
           <w:highlight w:val="none"/>
           <w:lang w:val="fr-CH" w:bidi="fr-CH"/>
         </w:rPr>
-        <w:t xml:space="preserve">3.3 </w:t>
-      </w:r>
+        <w:t xml:space="preserve">Implémentation de la page Paramètres</w:t>
+      </w:r>
+      <w:r>
+        <w:rPr>
+          <w:lang w:val="fr-CH"/>
+        </w:rPr>
+      </w:r>
+      <w:bookmarkEnd w:id="47"/>
+      <w:r/>
+      <w:r>
+        <w:rPr>
+          <w:lang w:val="fr-CH"/>
+        </w:rPr>
+      </w:r>
+    </w:p>
+    <w:p>
+      <w:pPr>
+        <w:pBdr/>
+        <w:spacing/>
+        <w:ind/>
+        <w:jc w:val="both"/>
+        <w:rPr>
+          <w:highlight w:val="none"/>
+          <w:lang w:val="fr-CH"/>
+        </w:rPr>
+      </w:pPr>
       <w:r>
         <w:rPr>
           <w:highlight w:val="none"/>
           <w:lang w:val="fr-CH" w:bidi="fr-CH"/>
         </w:rPr>
-        <w:t xml:space="preserve">Implémentation de la page Paramètres</w:t>
       </w:r>
       <w:r>
         <w:rPr>
           <w:highlight w:val="none"/>
           <w:lang w:val="fr-CH" w:bidi="fr-CH"/>
         </w:rPr>
+        <w:t xml:space="preserve">Cette section détaille la réalisation technique de l'interface de configuration (SettingsPage.axaml et son code-behind), développée avec le framework Avalonia UI. Cette vue permet à l'utilisateur de configurer les éléments globaux du programme.</w:t>
       </w:r>
       <w:r>
         <w:rPr>
           <w:lang w:val="fr-CH"/>
+        </w:rPr>
+      </w:r>
+      <w:r>
+        <w:rPr>
+          <w:highlight w:val="none"/>
+          <w:lang w:val="fr-CH" w:bidi="fr-CH"/>
         </w:rPr>
       </w:r>
     </w:p>
@@ -13285,6 +13704,7 @@
         <w:pBdr/>
         <w:spacing/>
         <w:ind/>
+        <w:jc w:val="both"/>
         <w:rPr>
           <w:highlight w:val="none"/>
           <w:lang w:val="fr-CH" w:bidi="fr-CH"/>
@@ -13305,16 +13725,40 @@
       <w:r>
         <w:rPr>
           <w:highlight w:val="none"/>
-          <w:lang w:val="fr-CH" w:bidi="fr-CH"/>
-        </w:rPr>
-        <w:t xml:space="preserve">Cette section détaille la réalisation technique de l'interface de configuration (SettingsPage.axaml et son code-behind), développée avec le framework Avalonia UI. Cette vue permet à l'utilisateur de configurer les éléments globaux du programme.</w:t>
-      </w:r>
+          <w:lang w:val="fr-CH"/>
+        </w:rPr>
+      </w:r>
+    </w:p>
+    <w:p>
+      <w:pPr>
+        <w:pStyle w:val="1397"/>
+        <w:pBdr/>
+        <w:spacing/>
+        <w:ind/>
+        <w:jc w:val="both"/>
+        <w:rPr>
+          <w:lang w:val="fr-CH"/>
+        </w:rPr>
+      </w:pPr>
+      <w:r/>
+      <w:bookmarkStart w:id="48" w:name="_Toc33"/>
       <w:r>
         <w:rPr>
           <w:highlight w:val="none"/>
           <w:lang w:val="fr-CH" w:bidi="fr-CH"/>
         </w:rPr>
-      </w:r>
+        <w:t xml:space="preserve">3.3.1 </w:t>
+      </w:r>
+      <w:r>
+        <w:t xml:space="preserve">Gestion de l'apparence (Thème)</w:t>
+      </w:r>
+      <w:r>
+        <w:rPr>
+          <w:lang w:val="fr-CH"/>
+        </w:rPr>
+      </w:r>
+      <w:bookmarkEnd w:id="48"/>
+      <w:r/>
       <w:r>
         <w:rPr>
           <w:lang w:val="fr-CH"/>
@@ -13323,39 +13767,53 @@
     </w:p>
     <w:p>
       <w:pPr>
-        <w:pStyle w:val="1393"/>
-        <w:pBdr/>
-        <w:spacing/>
-        <w:ind/>
-        <w:rPr>
-          <w:lang w:val="fr-CH"/>
-        </w:rPr>
-      </w:pPr>
-      <w:r>
+        <w:pBdr/>
+        <w:spacing/>
+        <w:ind/>
+        <w:jc w:val="both"/>
         <w:rPr>
           <w:highlight w:val="none"/>
           <w:lang w:val="fr-CH" w:bidi="fr-CH"/>
         </w:rPr>
-      </w:r>
+      </w:pPr>
       <w:r>
         <w:rPr>
           <w:highlight w:val="none"/>
           <w:lang w:val="fr-CH" w:bidi="fr-CH"/>
         </w:rPr>
-        <w:t xml:space="preserve">3.3.1 </w:t>
-      </w:r>
-      <w:r>
-        <w:t xml:space="preserve">Gestion de l'apparence (Thème)</w:t>
+        <w:t xml:space="preserve">Bien que l’interface soit synchronisé </w:t>
       </w:r>
       <w:r>
         <w:rPr>
           <w:highlight w:val="none"/>
           <w:lang w:val="fr-CH" w:bidi="fr-CH"/>
         </w:rPr>
-      </w:r>
-      <w:r>
-        <w:rPr>
-          <w:lang w:val="fr-CH"/>
+        <w:t xml:space="preserve">avec le thème de l’appareil, l'interface intègre un commutateur (ToggleSwitch) permettant </w:t>
+      </w:r>
+      <w:r>
+        <w:rPr>
+          <w:highlight w:val="none"/>
+          <w:lang w:val="fr-CH" w:bidi="fr-CH"/>
+        </w:rPr>
+        <w:t xml:space="preserve">à l'utilisateur de forcer le basculement entre le mode clair et le mode sombre. </w:t>
+      </w:r>
+      <w:r>
+        <w:rPr>
+          <w:highlight w:val="none"/>
+          <w:lang w:val="fr-CH" w:bidi="fr-CH"/>
+        </w:rPr>
+        <w:t xml:space="preserve">Ce choix modifie le thème global de l'application.</w:t>
+      </w:r>
+      <w:r>
+        <w:rPr>
+          <w:highlight w:val="none"/>
+          <w:lang w:val="fr-CH" w:bidi="fr-CH"/>
+        </w:rPr>
+      </w:r>
+      <w:r>
+        <w:rPr>
+          <w:highlight w:val="none"/>
+          <w:lang w:val="fr-CH" w:bidi="fr-CH"/>
         </w:rPr>
       </w:r>
     </w:p>
@@ -13364,38 +13822,117 @@
         <w:pBdr/>
         <w:spacing/>
         <w:ind/>
+        <w:jc w:val="both"/>
+        <w:rPr>
+          <w:highlight w:val="none"/>
+          <w:lang w:val="fr-CH"/>
+        </w:rPr>
+      </w:pPr>
+      <w:r>
         <w:rPr>
           <w:highlight w:val="none"/>
           <w:lang w:val="fr-CH" w:bidi="fr-CH"/>
         </w:rPr>
-      </w:pPr>
+        <w:t xml:space="preserve">Pour garantir une parfaite intégration visuelle, l'ensemble des éléme</w:t>
+      </w:r>
       <w:r>
         <w:rPr>
           <w:highlight w:val="none"/>
           <w:lang w:val="fr-CH" w:bidi="fr-CH"/>
         </w:rPr>
-        <w:t xml:space="preserve">Bien que l’interface soit synchronisé </w:t>
-      </w:r>
+        <w:t xml:space="preserve">nts (couleurs de fond, bordures, typographies) utilise des ressources dynamiques (DynamicResource) qui proviennent du dictionnaire principal de l'application.</w:t>
+      </w:r>
+      <w:r>
+        <w:rPr>
+          <w:lang w:val="fr-CH"/>
+        </w:rPr>
+      </w:r>
+      <w:r>
+        <w:rPr>
+          <w:highlight w:val="none"/>
+        </w:rPr>
+      </w:r>
+    </w:p>
+    <w:p>
+      <w:pPr>
+        <w:pBdr/>
+        <w:spacing/>
+        <w:ind/>
+        <w:jc w:val="both"/>
+        <w:rPr>
+          <w:highlight w:val="none"/>
+        </w:rPr>
+      </w:pPr>
+      <w:r>
+        <w:rPr>
+          <w:highlight w:val="none"/>
+          <w:lang w:val="fr-CH"/>
+        </w:rPr>
+      </w:r>
+      <w:r>
+        <w:rPr>
+          <w:highlight w:val="none"/>
+          <w:lang w:val="fr-CH"/>
+        </w:rPr>
+      </w:r>
+      <w:r>
+        <w:rPr>
+          <w:highlight w:val="none"/>
+          <w:lang w:val="fr-CH"/>
+        </w:rPr>
+      </w:r>
+    </w:p>
+    <w:p>
+      <w:pPr>
+        <w:pStyle w:val="1397"/>
+        <w:pBdr/>
+        <w:spacing/>
+        <w:ind/>
+        <w:jc w:val="both"/>
+        <w:rPr>
+          <w:lang w:val="fr-CH"/>
+        </w:rPr>
+      </w:pPr>
+      <w:r/>
+      <w:bookmarkStart w:id="49" w:name="_Toc34"/>
       <w:r>
         <w:rPr>
           <w:highlight w:val="none"/>
           <w:lang w:val="fr-CH" w:bidi="fr-CH"/>
         </w:rPr>
-        <w:t xml:space="preserve">avec le thème de l’appareil, l'interface intègre un commutateur (ToggleSwitch) permettant </w:t>
+        <w:t xml:space="preserve">3.3.2 </w:t>
       </w:r>
       <w:r>
         <w:rPr>
           <w:highlight w:val="none"/>
           <w:lang w:val="fr-CH" w:bidi="fr-CH"/>
         </w:rPr>
-      </w:r>
-      <w:r>
+        <w:t xml:space="preserve">Gestion de la base de données (Chemin d'accès)</w:t>
+      </w:r>
+      <w:r>
+        <w:rPr>
+          <w:lang w:val="fr-CH"/>
+        </w:rPr>
+      </w:r>
+      <w:bookmarkEnd w:id="49"/>
+      <w:r/>
+      <w:r>
+        <w:rPr>
+          <w:lang w:val="fr-CH"/>
+        </w:rPr>
+      </w:r>
+    </w:p>
+    <w:p>
+      <w:pPr>
+        <w:pBdr/>
+        <w:spacing/>
+        <w:ind/>
+        <w:jc w:val="both"/>
         <w:rPr>
           <w:highlight w:val="none"/>
           <w:lang w:val="fr-CH" w:bidi="fr-CH"/>
         </w:rPr>
-        <w:t xml:space="preserve">à l'utilisateur de forcer le basculement entre le mode clair et le mode sombre. </w:t>
-      </w:r>
+      </w:pPr>
       <w:r>
         <w:rPr>
           <w:highlight w:val="none"/>
@@ -13407,7 +13944,12 @@
           <w:highlight w:val="none"/>
           <w:lang w:val="fr-CH" w:bidi="fr-CH"/>
         </w:rPr>
-        <w:t xml:space="preserve">Ce choix modifie le thème global de l'application.</w:t>
+        <w:t xml:space="preserve">Une carte dédiée permet de configurer l'emplacement du fichier de sauvegarde SQLite (.db).</w:t>
+      </w:r>
+      <w:r>
+        <w:rPr>
+          <w:lang w:val="fr-CH"/>
+        </w:rPr>
       </w:r>
       <w:r>
         <w:rPr>
@@ -13415,24 +13957,30 @@
           <w:lang w:val="fr-CH" w:bidi="fr-CH"/>
         </w:rPr>
       </w:r>
-      <w:r>
+    </w:p>
+    <w:p>
+      <w:pPr>
+        <w:pBdr/>
+        <w:spacing/>
+        <w:ind/>
+        <w:jc w:val="both"/>
         <w:rPr>
           <w:highlight w:val="none"/>
           <w:lang w:val="fr-CH" w:bidi="fr-CH"/>
         </w:rPr>
-      </w:r>
+      </w:pPr>
       <w:r>
         <w:rPr>
           <w:highlight w:val="none"/>
           <w:lang w:val="fr-CH" w:bidi="fr-CH"/>
         </w:rPr>
+        <w:t xml:space="preserve">Sélection de fichier : Un bouton "parcourir" est lié à une commande (BrowseFileCommand) qui ouvre un sélecteur de fichiers natif à l’OS utilisé.</w:t>
       </w:r>
       <w:r>
         <w:rPr>
           <w:lang w:val="fr-CH"/>
         </w:rPr>
       </w:r>
-      <w:r/>
       <w:r>
         <w:rPr>
           <w:highlight w:val="none"/>
@@ -13445,38 +13993,46 @@
         <w:pBdr/>
         <w:spacing/>
         <w:ind/>
-        <w:rPr>
-          <w:highlight w:val="none"/>
-        </w:rPr>
-      </w:pPr>
-      <w:r>
+        <w:jc w:val="both"/>
         <w:rPr>
           <w:highlight w:val="none"/>
           <w:lang w:val="fr-CH" w:bidi="fr-CH"/>
         </w:rPr>
-        <w:t xml:space="preserve">Pour garantir une parfaite intégration visuelle, l'ensemble des éléme</w:t>
-      </w:r>
+      </w:pPr>
       <w:r>
         <w:rPr>
           <w:highlight w:val="none"/>
           <w:lang w:val="fr-CH" w:bidi="fr-CH"/>
         </w:rPr>
-        <w:t xml:space="preserve">nts (couleurs de fond, bordures, typographies) utilise des ressources dynamiques (DynamicResource) qui proviennent du dictionnaire principal de l'application.</w:t>
-      </w:r>
-      <w:r/>
+        <w:t xml:space="preserve">Validation des saisies : Le système vé</w:t>
+      </w:r>
+      <w:r>
+        <w:rPr>
+          <w:highlight w:val="none"/>
+          <w:lang w:val="fr-CH" w:bidi="fr-CH"/>
+        </w:rPr>
+        <w:t xml:space="preserve">rifie la validité du chemin fourni par l'utilisateur.</w:t>
+      </w:r>
       <w:r>
         <w:rPr>
           <w:lang w:val="fr-CH"/>
+        </w:rPr>
+      </w:r>
+      <w:r>
+        <w:rPr>
+          <w:highlight w:val="none"/>
+          <w:lang w:val="fr-CH" w:bidi="fr-CH"/>
         </w:rPr>
       </w:r>
     </w:p>
     <w:p>
       <w:pPr>
-        <w:pStyle w:val="1393"/>
-        <w:pBdr/>
-        <w:spacing/>
-        <w:ind/>
-        <w:rPr>
+        <w:pBdr/>
+        <w:spacing/>
+        <w:ind/>
+        <w:jc w:val="both"/>
+        <w:rPr>
+          <w:highlight w:val="none"/>
           <w:lang w:val="fr-CH"/>
         </w:rPr>
       </w:pPr>
@@ -13485,21 +14041,126 @@
           <w:highlight w:val="none"/>
           <w:lang w:val="fr-CH" w:bidi="fr-CH"/>
         </w:rPr>
+        <w:t xml:space="preserve">Gestion des erreurs : Si le fichier est introuvable, une bulle d'alerte contextuelle (Flyout) s'affiche directement sous le champ de texte. Cette alerte informe visuellement l'utilisateur que le fichier e</w:t>
       </w:r>
       <w:r>
         <w:rPr>
           <w:highlight w:val="none"/>
           <w:lang w:val="fr-CH" w:bidi="fr-CH"/>
         </w:rPr>
-        <w:t xml:space="preserve">3.3.2 </w:t>
-      </w:r>
+        <w:t xml:space="preserve">st introuvable et précise que la modification du chemin n'a pas été enregistrée.</w:t>
+      </w:r>
+      <w:r>
+        <w:rPr>
+          <w:lang w:val="fr-CH"/>
+        </w:rPr>
+      </w:r>
+      <w:r>
+        <w:rPr>
+          <w:highlight w:val="none"/>
+        </w:rPr>
+      </w:r>
+    </w:p>
+    <w:p>
+      <w:pPr>
+        <w:pBdr/>
+        <w:spacing/>
+        <w:ind/>
+        <w:jc w:val="both"/>
+        <w:rPr>
+          <w:highlight w:val="none"/>
+        </w:rPr>
+      </w:pPr>
+      <w:r>
+        <w:rPr>
+          <w:highlight w:val="none"/>
+          <w:lang w:val="fr-CH"/>
+        </w:rPr>
+      </w:r>
+      <w:r>
+        <w:rPr>
+          <w:highlight w:val="none"/>
+          <w:lang w:val="fr-CH"/>
+        </w:rPr>
+      </w:r>
+      <w:r>
+        <w:rPr>
+          <w:highlight w:val="none"/>
+          <w:lang w:val="fr-CH"/>
+        </w:rPr>
+      </w:r>
+    </w:p>
+    <w:p>
+      <w:pPr>
+        <w:pBdr/>
+        <w:shd w:val="nil" w:color="auto"/>
+        <w:spacing/>
+        <w:ind/>
+        <w:jc w:val="both"/>
+        <w:rPr>
+          <w:lang w:val="fr-CH"/>
+        </w:rPr>
+      </w:pPr>
+      <w:r>
+        <w:rPr>
+          <w:lang w:val="fr-CH"/>
+        </w:rPr>
+        <w:br w:type="page" w:clear="all"/>
+      </w:r>
+      <w:r>
+        <w:rPr>
+          <w:lang w:val="fr-CH"/>
+        </w:rPr>
+      </w:r>
+      <w:r>
+        <w:rPr>
+          <w:lang w:val="fr-CH"/>
+        </w:rPr>
+      </w:r>
+    </w:p>
+    <w:p>
+      <w:pPr>
+        <w:pStyle w:val="1396"/>
+        <w:pBdr/>
+        <w:spacing/>
+        <w:ind/>
+        <w:rPr>
+          <w:lang w:val="fr-CH"/>
+        </w:rPr>
+      </w:pPr>
+      <w:r/>
+      <w:bookmarkStart w:id="50" w:name="_Toc35"/>
       <w:r>
         <w:rPr>
           <w:highlight w:val="none"/>
           <w:lang w:val="fr-CH" w:bidi="fr-CH"/>
         </w:rPr>
-        <w:t xml:space="preserve">Gestion de la base de données (Chemin d'accès)</w:t>
-      </w:r>
+        <w:t xml:space="preserve">3.4 Design et ressources globales</w:t>
+      </w:r>
+      <w:r>
+        <w:rPr>
+          <w:lang w:val="fr-CH"/>
+        </w:rPr>
+      </w:r>
+      <w:bookmarkEnd w:id="50"/>
+      <w:r/>
+      <w:r>
+        <w:rPr>
+          <w:lang w:val="fr-CH"/>
+        </w:rPr>
+      </w:r>
+    </w:p>
+    <w:p>
+      <w:pPr>
+        <w:pBdr/>
+        <w:spacing/>
+        <w:ind/>
+        <w:jc w:val="both"/>
+        <w:rPr>
+          <w:highlight w:val="none"/>
+          <w:lang w:val="fr-CH"/>
+        </w:rPr>
+      </w:pPr>
       <w:r>
         <w:rPr>
           <w:highlight w:val="none"/>
@@ -13508,7 +14169,34 @@
       </w:r>
       <w:r>
         <w:rPr>
+          <w:highlight w:val="none"/>
+          <w:lang w:val="fr-CH" w:bidi="fr-CH"/>
+        </w:rPr>
+        <w:t xml:space="preserve">A</w:t>
+      </w:r>
+      <w:r>
+        <w:rPr>
+          <w:highlight w:val="none"/>
+          <w:lang w:val="fr-CH" w:bidi="fr-CH"/>
+        </w:rPr>
+        <w:t xml:space="preserve">fin de garantir une interface utilisateur harmonieuse et maintenable, l'ensemble des styles globaux, des ressources visuelles et des thèmes de l'application est centralisé au sein du fichier App.axaml. Cette approche centralisée permet de définir une seule</w:t>
+      </w:r>
+      <w:r>
+        <w:rPr>
+          <w:highlight w:val="none"/>
+          <w:lang w:val="fr-CH" w:bidi="fr-CH"/>
+        </w:rPr>
+        <w:t xml:space="preserve"> fois les polices, les dimensions, les couleurs et les icônes, puis de les réutiliser dans toutes les vues du projet.</w:t>
+      </w:r>
+      <w:r>
+        <w:rPr>
           <w:lang w:val="fr-CH"/>
+        </w:rPr>
+      </w:r>
+      <w:r>
+        <w:rPr>
+          <w:highlight w:val="none"/>
+          <w:lang w:val="fr-CH" w:bidi="fr-CH"/>
         </w:rPr>
       </w:r>
     </w:p>
@@ -13517,6 +14205,7 @@
         <w:pBdr/>
         <w:spacing/>
         <w:ind/>
+        <w:jc w:val="both"/>
         <w:rPr>
           <w:highlight w:val="none"/>
           <w:lang w:val="fr-CH" w:bidi="fr-CH"/>
@@ -13537,33 +14226,44 @@
       <w:r>
         <w:rPr>
           <w:highlight w:val="none"/>
-          <w:lang w:val="fr-CH" w:bidi="fr-CH"/>
-        </w:rPr>
-        <w:t xml:space="preserve">Une carte dédiée permet de configurer l'emplacement du fichier de sauvegarde SQLite (.db).</w:t>
-      </w:r>
-      <w:r>
-        <w:rPr>
           <w:lang w:val="fr-CH"/>
         </w:rPr>
       </w:r>
     </w:p>
     <w:p>
       <w:pPr>
-        <w:pBdr/>
-        <w:spacing/>
-        <w:ind/>
+        <w:pStyle w:val="1397"/>
+        <w:pBdr/>
+        <w:spacing/>
+        <w:ind/>
+        <w:jc w:val="both"/>
+        <w:rPr>
+          <w:lang w:val="fr-CH"/>
+        </w:rPr>
+      </w:pPr>
+      <w:r/>
+      <w:bookmarkStart w:id="51" w:name="_Toc36"/>
+      <w:r>
         <w:rPr>
           <w:highlight w:val="none"/>
           <w:lang w:val="fr-CH" w:bidi="fr-CH"/>
         </w:rPr>
-      </w:pPr>
+        <w:t xml:space="preserve">3.4.1 </w:t>
+      </w:r>
       <w:r>
         <w:rPr>
           <w:highlight w:val="none"/>
           <w:lang w:val="fr-CH" w:bidi="fr-CH"/>
         </w:rPr>
-        <w:t xml:space="preserve">Sélection de fichier : Un bouton "parcourir" est lié à une commande (BrowseFileCommand) qui ouvre un sélecteur de fichiers natif à l’OS utilisé.</w:t>
-      </w:r>
+        <w:t xml:space="preserve">Gestion des Thèmes (Mode Clair / Mode Sombre)</w:t>
+      </w:r>
+      <w:r>
+        <w:rPr>
+          <w:lang w:val="fr-CH"/>
+        </w:rPr>
+      </w:r>
+      <w:bookmarkEnd w:id="51"/>
+      <w:r/>
       <w:r>
         <w:rPr>
           <w:lang w:val="fr-CH"/>
@@ -13574,7 +14274,8 @@
       <w:pPr>
         <w:pBdr/>
         <w:spacing/>
-        <w:ind/>
+        <w:ind w:firstLine="0" w:left="0"/>
+        <w:jc w:val="both"/>
         <w:rPr>
           <w:highlight w:val="none"/>
           <w:lang w:val="fr-CH" w:bidi="fr-CH"/>
@@ -13585,18 +14286,24 @@
           <w:highlight w:val="none"/>
           <w:lang w:val="fr-CH" w:bidi="fr-CH"/>
         </w:rPr>
-        <w:t xml:space="preserve">Validation des saisies : Le système vé</w:t>
       </w:r>
       <w:r>
         <w:rPr>
           <w:highlight w:val="none"/>
           <w:lang w:val="fr-CH" w:bidi="fr-CH"/>
         </w:rPr>
-        <w:t xml:space="preserve">rifie la validité du chemin fourni par l'utilisateur.</w:t>
-      </w:r>
-      <w:r>
-        <w:rPr>
-          <w:lang w:val="fr-CH"/>
+        <w:t xml:space="preserve">L'application intègre nativement une gestion du thème clair et du thème sombre. Les couleurs sont attribuées dynamiquement grâce à l'utilisation de dictionnaires de thèmes (ResourceDictionary.ThemeDictionaries). </w:t>
+      </w:r>
+      <w:r>
+        <w:rPr>
+          <w:highlight w:val="none"/>
+          <w:lang w:val="fr-CH" w:bidi="fr-CH"/>
+        </w:rPr>
+      </w:r>
+      <w:r>
+        <w:rPr>
+          <w:highlight w:val="none"/>
+          <w:lang w:val="fr-CH" w:bidi="fr-CH"/>
         </w:rPr>
       </w:r>
     </w:p>
@@ -13604,9 +14311,11 @@
       <w:pPr>
         <w:pBdr/>
         <w:spacing/>
-        <w:ind/>
+        <w:ind w:firstLine="0" w:left="0"/>
+        <w:jc w:val="both"/>
         <w:rPr>
           <w:highlight w:val="none"/>
+          <w:lang w:val="fr-CH"/>
         </w:rPr>
       </w:pPr>
       <w:r>
@@ -13614,66 +14323,105 @@
           <w:highlight w:val="none"/>
           <w:lang w:val="fr-CH" w:bidi="fr-CH"/>
         </w:rPr>
-        <w:t xml:space="preserve">Gestion des erreurs : Si le fichier est introuvable, une bulle d'alerte contextuelle (Flyout) s'affiche directement sous le champ de texte. Cette alerte informe visuellement l'utilisateur que le fichier e</w:t>
+        <w:t xml:space="preserve">Chaque thème redéfinit un ensemble de variabl</w:t>
       </w:r>
       <w:r>
         <w:rPr>
           <w:highlight w:val="none"/>
           <w:lang w:val="fr-CH" w:bidi="fr-CH"/>
         </w:rPr>
-        <w:t xml:space="preserve">st introuvable et précise que la modification du chemin n'a pas été enregistrée.</w:t>
-      </w:r>
-      <w:r/>
+        <w:t xml:space="preserve">e</w:t>
+      </w:r>
+      <w:r>
+        <w:rPr>
+          <w:highlight w:val="none"/>
+          <w:lang w:val="fr-CH" w:bidi="fr-CH"/>
+        </w:rPr>
+        <w:t xml:space="preserve">s clés, telles que les couleurs d'arrière-plan (PrimaryBackground, CardBackground), les couleurs de texte (PrimaryForeground, SecondaryForeground) ou encore les couleurs de bordure (CardBorder). Des ajustements spécifiques sont également prévus selon le sy</w:t>
+      </w:r>
+      <w:r>
+        <w:rPr>
+          <w:highlight w:val="none"/>
+          <w:lang w:val="fr-CH" w:bidi="fr-CH"/>
+        </w:rPr>
+        <w:t xml:space="preserve">stème d'exploitation, avec par exemple un arrière-plan dédié pour Linux (PrimaryBackgroundLinux). Enfin, l'icône de la fenêtre de l'application (AppIcon) change dynamiquement pour s'adapter au thème actif.</w:t>
+      </w:r>
       <w:r>
         <w:rPr>
           <w:lang w:val="fr-CH"/>
+        </w:rPr>
+      </w:r>
+      <w:r>
+        <w:rPr>
+          <w:highlight w:val="none"/>
+          <w:lang w:val="fr-CH" w:bidi="fr-CH"/>
         </w:rPr>
       </w:r>
     </w:p>
     <w:p>
       <w:pPr>
         <w:pBdr/>
-        <w:shd w:val="nil"/>
-        <w:spacing/>
-        <w:ind/>
-        <w:rPr>
-          <w:lang w:val="fr-CH"/>
-        </w:rPr>
-      </w:pPr>
-      <w:r>
-        <w:rPr>
-          <w:lang w:val="fr-CH"/>
-        </w:rPr>
-        <w:br w:type="page" w:clear="all"/>
-      </w:r>
-      <w:r>
-        <w:rPr>
-          <w:lang w:val="fr-CH"/>
-        </w:rPr>
-      </w:r>
-      <w:r>
-        <w:rPr>
+        <w:spacing/>
+        <w:ind w:firstLine="0" w:left="0"/>
+        <w:jc w:val="both"/>
+        <w:rPr>
+          <w:highlight w:val="none"/>
+          <w:lang w:val="fr-CH" w:bidi="fr-CH"/>
+        </w:rPr>
+      </w:pPr>
+      <w:r>
+        <w:rPr>
+          <w:highlight w:val="none"/>
+          <w:lang w:val="fr-CH" w:bidi="fr-CH"/>
+        </w:rPr>
+      </w:r>
+      <w:r>
+        <w:rPr>
+          <w:highlight w:val="none"/>
+          <w:lang w:val="fr-CH" w:bidi="fr-CH"/>
+        </w:rPr>
+      </w:r>
+      <w:r>
+        <w:rPr>
+          <w:highlight w:val="none"/>
           <w:lang w:val="fr-CH"/>
         </w:rPr>
       </w:r>
     </w:p>
     <w:p>
       <w:pPr>
-        <w:pStyle w:val="1392"/>
-        <w:pBdr/>
-        <w:spacing/>
-        <w:ind/>
+        <w:pStyle w:val="1397"/>
+        <w:pBdr/>
+        <w:spacing/>
+        <w:ind/>
+        <w:jc w:val="both"/>
         <w:rPr>
           <w:lang w:val="fr-CH"/>
         </w:rPr>
       </w:pPr>
+      <w:r/>
+      <w:bookmarkStart w:id="52" w:name="_Toc37"/>
       <w:r>
         <w:rPr>
           <w:highlight w:val="none"/>
           <w:lang w:val="fr-CH" w:bidi="fr-CH"/>
         </w:rPr>
-        <w:t xml:space="preserve">3.4 Design et ressources globales</w:t>
-      </w:r>
+        <w:t xml:space="preserve">3.4.2 </w:t>
+      </w:r>
+      <w:r>
+        <w:rPr>
+          <w:highlight w:val="none"/>
+          <w:lang w:val="fr-CH" w:bidi="fr-CH"/>
+        </w:rPr>
+        <w:t xml:space="preserve">Typographie et Système d'Icônes</w:t>
+      </w:r>
+      <w:r>
+        <w:rPr>
+          <w:lang w:val="fr-CH"/>
+        </w:rPr>
+      </w:r>
+      <w:bookmarkEnd w:id="52"/>
+      <w:r/>
       <w:r>
         <w:rPr>
           <w:lang w:val="fr-CH"/>
@@ -13685,6 +14433,7 @@
         <w:pBdr/>
         <w:spacing/>
         <w:ind/>
+        <w:jc w:val="both"/>
         <w:rPr>
           <w:highlight w:val="none"/>
           <w:lang w:val="fr-CH" w:bidi="fr-CH"/>
@@ -13695,6 +14444,12 @@
           <w:highlight w:val="none"/>
           <w:lang w:val="fr-CH" w:bidi="fr-CH"/>
         </w:rPr>
+        <w:t xml:space="preserve">Les polices sont intégrées directement dans l'application et chargées depuis le répertoire local Assets/Fonts. </w:t>
+      </w:r>
+      <w:r>
+        <w:rPr>
+          <w:lang w:val="fr-CH"/>
+        </w:rPr>
       </w:r>
       <w:r>
         <w:rPr>
@@ -13702,19 +14457,29 @@
           <w:lang w:val="fr-CH" w:bidi="fr-CH"/>
         </w:rPr>
       </w:r>
-      <w:r>
+    </w:p>
+    <w:p>
+      <w:pPr>
+        <w:pBdr/>
+        <w:spacing/>
+        <w:ind/>
+        <w:jc w:val="both"/>
         <w:rPr>
           <w:highlight w:val="none"/>
           <w:lang w:val="fr-CH" w:bidi="fr-CH"/>
         </w:rPr>
-        <w:t xml:space="preserve">Afin de garantir une interface utilisateur harmonieuse et maintenable, l'ensemble des styles globaux, des ressources visuelles et des thèmes de l'application est centralisé au sein du fichier App.axaml. Cette approche centralisée permet de définir une seule</w:t>
-      </w:r>
+      </w:pPr>
       <w:r>
         <w:rPr>
           <w:highlight w:val="none"/>
           <w:lang w:val="fr-CH" w:bidi="fr-CH"/>
         </w:rPr>
-        <w:t xml:space="preserve"> fois les polices, les dimensions, les couleurs et les icônes, puis de les réutiliser dans toutes les vues du projet.</w:t>
+        <w:t xml:space="preserve">L'interface utilise la police Helvetica pour l'affichage de ses textes. Pour l'iconographie, le projet s'appuie sur la police Phosphor. </w:t>
+      </w:r>
+      <w:r>
+        <w:rPr>
+          <w:lang w:val="fr-CH"/>
+        </w:rPr>
       </w:r>
       <w:r>
         <w:rPr>
@@ -13722,51 +14487,55 @@
           <w:lang w:val="fr-CH" w:bidi="fr-CH"/>
         </w:rPr>
       </w:r>
-      <w:r>
-        <w:rPr>
-          <w:lang w:val="fr-CH"/>
-        </w:rPr>
-      </w:r>
     </w:p>
     <w:p>
       <w:pPr>
-        <w:pStyle w:val="1393"/>
-        <w:pBdr/>
-        <w:spacing/>
-        <w:ind/>
-        <w:rPr>
-          <w:lang w:val="fr-CH"/>
-        </w:rPr>
-      </w:pPr>
-      <w:r>
+        <w:pBdr/>
+        <w:spacing/>
+        <w:ind/>
+        <w:jc w:val="both"/>
         <w:rPr>
           <w:highlight w:val="none"/>
           <w:lang w:val="fr-CH" w:bidi="fr-CH"/>
         </w:rPr>
-      </w:r>
+      </w:pPr>
       <w:r>
         <w:rPr>
           <w:highlight w:val="none"/>
           <w:lang w:val="fr-CH" w:bidi="fr-CH"/>
         </w:rPr>
-        <w:t xml:space="preserve">3.4.1 </w:t>
+        <w:t xml:space="preserve">Les icônes</w:t>
       </w:r>
       <w:r>
         <w:rPr>
           <w:highlight w:val="none"/>
           <w:lang w:val="fr-CH" w:bidi="fr-CH"/>
         </w:rPr>
-        <w:t xml:space="preserve">Gestion des Thèmes (Mode Clair / Mode Sombre)</w:t>
+        <w:t xml:space="preserve"> affichées (comme la maison, l'engrenage, le disque dur, ou le soleil et la lune) ne sont pas des images classiques, mais des caractères Unicode spécifiques interprétés par cette police.</w:t>
       </w:r>
       <w:r>
         <w:rPr>
           <w:highlight w:val="none"/>
           <w:lang w:val="fr-CH" w:bidi="fr-CH"/>
         </w:rPr>
-      </w:r>
-      <w:r>
-        <w:rPr>
-          <w:lang w:val="fr-CH"/>
+        <w:t xml:space="preserve">Cette méthode technique garantit un rendu vectoriel net à n'importe qu</w:t>
+      </w:r>
+      <w:r>
+        <w:rPr>
+          <w:highlight w:val="none"/>
+          <w:lang w:val="fr-CH" w:bidi="fr-CH"/>
+        </w:rPr>
+        <w:t xml:space="preserve">elle échelle et simplifie la modification des couleurs lors des changements de thème.</w:t>
+      </w:r>
+      <w:r>
+        <w:rPr>
+          <w:highlight w:val="none"/>
+          <w:lang w:val="fr-CH" w:bidi="fr-CH"/>
+        </w:rPr>
+      </w:r>
+      <w:r>
+        <w:rPr>
+          <w:highlight w:val="none"/>
         </w:rPr>
       </w:r>
     </w:p>
@@ -13774,12 +14543,18 @@
       <w:pPr>
         <w:pBdr/>
         <w:spacing/>
-        <w:ind w:firstLine="0" w:left="0"/>
+        <w:ind/>
+        <w:jc w:val="both"/>
+        <w:rPr>
+          <w:highlight w:val="none"/>
+        </w:rPr>
+      </w:pPr>
+      <w:r>
         <w:rPr>
           <w:highlight w:val="none"/>
           <w:lang w:val="fr-CH" w:bidi="fr-CH"/>
         </w:rPr>
-      </w:pPr>
+      </w:r>
       <w:r>
         <w:rPr>
           <w:highlight w:val="none"/>
@@ -13792,25 +14567,56 @@
           <w:lang w:val="fr-CH" w:bidi="fr-CH"/>
         </w:rPr>
       </w:r>
-      <w:r>
+    </w:p>
+    <w:p>
+      <w:pPr>
+        <w:pStyle w:val="1397"/>
+        <w:pBdr/>
+        <w:spacing/>
+        <w:ind/>
+        <w:jc w:val="both"/>
         <w:rPr>
           <w:highlight w:val="none"/>
           <w:lang w:val="fr-CH" w:bidi="fr-CH"/>
         </w:rPr>
-        <w:t xml:space="preserve">L'application intègre nativement une gestion du thème clair et du thème sombre. Les couleurs sont attribuées dynamiquement grâce à l'utilisation de dictionnaires de thèmes (ResourceDictionary.ThemeDictionaries). </w:t>
-      </w:r>
+      </w:pPr>
+      <w:r/>
+      <w:bookmarkStart w:id="53" w:name="_Toc38"/>
       <w:r>
         <w:rPr>
           <w:highlight w:val="none"/>
           <w:lang w:val="fr-CH" w:bidi="fr-CH"/>
         </w:rPr>
+        <w:t xml:space="preserve">3.4.3 </w:t>
+      </w:r>
+      <w:r>
+        <w:rPr>
+          <w:highlight w:val="none"/>
+          <w:lang w:val="fr-CH" w:bidi="fr-CH"/>
+        </w:rPr>
+        <w:t xml:space="preserve">Cohérence Visuelle et Dimensions</w:t>
+      </w:r>
+      <w:r>
+        <w:rPr>
+          <w:highlight w:val="none"/>
+          <w:lang w:val="fr-CH" w:bidi="fr-CH"/>
+        </w:rPr>
+      </w:r>
+      <w:bookmarkEnd w:id="53"/>
+      <w:r/>
+      <w:r>
+        <w:rPr>
+          <w:highlight w:val="none"/>
+          <w:lang w:val="fr-CH" w:bidi="fr-CH"/>
+        </w:rPr>
       </w:r>
     </w:p>
     <w:p>
       <w:pPr>
         <w:pBdr/>
         <w:spacing/>
-        <w:ind w:firstLine="0" w:left="0"/>
+        <w:ind/>
+        <w:jc w:val="both"/>
         <w:rPr>
           <w:highlight w:val="none"/>
           <w:lang w:val="fr-CH" w:bidi="fr-CH"/>
@@ -13821,37 +14627,48 @@
           <w:highlight w:val="none"/>
           <w:lang w:val="fr-CH" w:bidi="fr-CH"/>
         </w:rPr>
-        <w:t xml:space="preserve">Chaque thème redéfinit un ensemble de variabl</w:t>
       </w:r>
       <w:r>
         <w:rPr>
           <w:highlight w:val="none"/>
           <w:lang w:val="fr-CH" w:bidi="fr-CH"/>
         </w:rPr>
-        <w:t xml:space="preserve">es clés, telles que les couleurs d'arrière-plan (PrimaryBackground, CardBackground), les couleurs de texte (PrimaryForeground, SecondaryForeground) ou encore les couleurs de bordure (CardBorder). Des ajustements spécifiques sont également prévus selon le sy</w:t>
+        <w:t xml:space="preserve">P</w:t>
       </w:r>
       <w:r>
         <w:rPr>
           <w:highlight w:val="none"/>
           <w:lang w:val="fr-CH" w:bidi="fr-CH"/>
         </w:rPr>
-        <w:t xml:space="preserve">stème d'exploitation, avec par exemple un arrière-plan dédié pour Linux (PrimaryBackgroundLinux). Enfin, l'icône de la fenêtre de l'application (AppIcon) change dynamiquement pour s'adapter au thème actif.</w:t>
-      </w:r>
-      <w:r>
-        <w:rPr>
-          <w:lang w:val="fr-CH"/>
-        </w:rPr>
-      </w:r>
-      <w:r/>
+        <w:t xml:space="preserve">our éviter les valeurs "en dur" dispersées dans le code des différentes pages, des constantes structurelles ont été définies globalement. Des variables standardisées (Small, Normal, Medium, Large, Logo) régissent l'échelle typographique et la taille des él</w:t>
+      </w:r>
+      <w:r>
+        <w:rPr>
+          <w:highlight w:val="none"/>
+          <w:lang w:val="fr-CH" w:bidi="fr-CH"/>
+        </w:rPr>
+        <w:t xml:space="preserve">éments visuels de manière uniforme.</w:t>
+      </w:r>
+      <w:r>
+        <w:rPr>
+          <w:lang w:val="fr-CH" w:bidi="fr-CH"/>
+        </w:rPr>
+      </w:r>
+      <w:r>
+        <w:rPr>
+          <w:highlight w:val="none"/>
+          <w:lang w:val="fr-CH" w:bidi="fr-CH"/>
+        </w:rPr>
+      </w:r>
     </w:p>
     <w:p>
       <w:pPr>
-        <w:pStyle w:val="1393"/>
-        <w:pBdr/>
-        <w:spacing/>
-        <w:ind/>
-        <w:rPr>
-          <w:lang w:val="fr-CH"/>
+        <w:pBdr/>
+        <w:spacing/>
+        <w:ind/>
+        <w:jc w:val="both"/>
+        <w:rPr>
+          <w:lang w:val="fr-CH" w:bidi="fr-CH"/>
         </w:rPr>
       </w:pPr>
       <w:r>
@@ -13859,239 +14676,25 @@
           <w:highlight w:val="none"/>
           <w:lang w:val="fr-CH" w:bidi="fr-CH"/>
         </w:rPr>
+        <w:t xml:space="preserve">La courbure des éléments de l'interface est également uniformisée grâce aux ressources CardCornerRadius et FieldCornerRadius, assurant un design cohérent entre les conteneurs principaux et les champs de saisie. De plus, l</w:t>
       </w:r>
       <w:r>
         <w:rPr>
           <w:highlight w:val="none"/>
           <w:lang w:val="fr-CH" w:bidi="fr-CH"/>
         </w:rPr>
-        <w:t xml:space="preserve">3.4.2 </w:t>
-      </w:r>
-      <w:r>
-        <w:rPr>
-          <w:highlight w:val="none"/>
+        <w:t xml:space="preserve">es couleurs d'état, comme ErrorForeground (définie en rouge pour signaler une erreur), sont stockées dans ce même dictionnaire pour garantir un retour visuel constant à l'utilisateur.</w:t>
+      </w:r>
+      <w:r>
+        <w:rPr>
+          <w:lang w:val="fr-CH"/>
+        </w:rPr>
+      </w:r>
+      <w:r>
+        <w:rPr>
           <w:lang w:val="fr-CH" w:bidi="fr-CH"/>
         </w:rPr>
-        <w:t xml:space="preserve">Typographie et Système d'Icônes</w:t>
-      </w:r>
-      <w:r>
-        <w:rPr>
-          <w:highlight w:val="none"/>
-          <w:lang w:val="fr-CH" w:bidi="fr-CH"/>
-        </w:rPr>
-      </w:r>
-      <w:r>
-        <w:rPr>
-          <w:lang w:val="fr-CH"/>
-        </w:rPr>
-      </w:r>
-    </w:p>
-    <w:p>
-      <w:pPr>
-        <w:pBdr/>
-        <w:spacing/>
-        <w:ind/>
-        <w:rPr>
-          <w:highlight w:val="none"/>
-          <w:lang w:val="fr-CH" w:bidi="fr-CH"/>
-        </w:rPr>
-      </w:pPr>
-      <w:r>
-        <w:rPr>
-          <w:highlight w:val="none"/>
-          <w:lang w:val="fr-CH" w:bidi="fr-CH"/>
-        </w:rPr>
-        <w:t xml:space="preserve">Les polices sont intégrées directement dans l'application et chargées depuis le répertoire local Assets/Fonts. </w:t>
-      </w:r>
-      <w:r>
-        <w:rPr>
-          <w:lang w:val="fr-CH"/>
-        </w:rPr>
-      </w:r>
-    </w:p>
-    <w:p>
-      <w:pPr>
-        <w:pBdr/>
-        <w:spacing/>
-        <w:ind/>
-        <w:rPr>
-          <w:highlight w:val="none"/>
-          <w:lang w:val="fr-CH" w:bidi="fr-CH"/>
-        </w:rPr>
-      </w:pPr>
-      <w:r>
-        <w:rPr>
-          <w:highlight w:val="none"/>
-          <w:lang w:val="fr-CH" w:bidi="fr-CH"/>
-        </w:rPr>
-        <w:t xml:space="preserve">L'interface utilise la police Helvetica pour l'affichage de ses textes. Pour l'iconographie, le projet s'appuie sur la police Phosphor. </w:t>
-      </w:r>
-      <w:r>
-        <w:rPr>
-          <w:lang w:val="fr-CH"/>
-        </w:rPr>
-      </w:r>
-    </w:p>
-    <w:p>
-      <w:pPr>
-        <w:pBdr/>
-        <w:spacing/>
-        <w:ind/>
-        <w:rPr>
-          <w:highlight w:val="none"/>
-        </w:rPr>
-      </w:pPr>
-      <w:r>
-        <w:rPr>
-          <w:highlight w:val="none"/>
-          <w:lang w:val="fr-CH" w:bidi="fr-CH"/>
-        </w:rPr>
-        <w:t xml:space="preserve">Les icônes</w:t>
-      </w:r>
-      <w:r>
-        <w:rPr>
-          <w:highlight w:val="none"/>
-          <w:lang w:val="fr-CH" w:bidi="fr-CH"/>
-        </w:rPr>
-        <w:t xml:space="preserve"> affichées (comme la maison, l'engrenage, le disque dur, ou le soleil et la lune) ne sont pas des images classiques, mais des caractères Unicode spécifiques interprétés par cette police.</w:t>
-      </w:r>
-      <w:r>
-        <w:rPr>
-          <w:lang w:val="fr-CH"/>
-        </w:rPr>
-      </w:r>
-      <w:r>
-        <w:rPr>
-          <w:highlight w:val="none"/>
-          <w:lang w:val="fr-CH" w:bidi="fr-CH"/>
-        </w:rPr>
-        <w:t xml:space="preserve">Cette méthode technique garantit un rendu vectoriel net à n'importe qu</w:t>
-      </w:r>
-      <w:r>
-        <w:rPr>
-          <w:highlight w:val="none"/>
-          <w:lang w:val="fr-CH" w:bidi="fr-CH"/>
-        </w:rPr>
-        <w:t xml:space="preserve">elle échelle et simplifie la modification des couleurs lors des changements de thème.</w:t>
-      </w:r>
-      <w:r/>
-      <w:r/>
-      <w:r>
-        <w:rPr>
-          <w:highlight w:val="none"/>
-          <w:lang w:val="fr-CH" w:bidi="fr-CH"/>
-        </w:rPr>
-      </w:r>
-    </w:p>
-    <w:p>
-      <w:pPr>
-        <w:pStyle w:val="1393"/>
-        <w:pBdr/>
-        <w:spacing/>
-        <w:ind/>
-        <w:rPr>
-          <w:highlight w:val="none"/>
-          <w:lang w:val="fr-CH" w:bidi="fr-CH"/>
-        </w:rPr>
-      </w:pPr>
-      <w:r>
-        <w:rPr>
-          <w:highlight w:val="none"/>
-          <w:lang w:val="fr-CH" w:bidi="fr-CH"/>
-        </w:rPr>
-        <w:t xml:space="preserve">3.4.3 </w:t>
-      </w:r>
-      <w:r>
-        <w:rPr>
-          <w:highlight w:val="none"/>
-          <w:lang w:val="fr-CH" w:bidi="fr-CH"/>
-        </w:rPr>
-        <w:t xml:space="preserve">Cohérence Visuelle et Dimensions</w:t>
-      </w:r>
-      <w:r>
-        <w:rPr>
-          <w:highlight w:val="none"/>
-          <w:lang w:val="fr-CH" w:bidi="fr-CH"/>
-        </w:rPr>
-      </w:r>
-      <w:r>
-        <w:rPr>
-          <w:highlight w:val="none"/>
-          <w:lang w:val="fr-CH" w:bidi="fr-CH"/>
-        </w:rPr>
-      </w:r>
-    </w:p>
-    <w:p>
-      <w:pPr>
-        <w:pBdr/>
-        <w:spacing/>
-        <w:ind/>
-        <w:rPr>
-          <w:highlight w:val="none"/>
-          <w:lang w:val="fr-CH" w:bidi="fr-CH"/>
-        </w:rPr>
-      </w:pPr>
-      <w:r>
-        <w:rPr>
-          <w:highlight w:val="none"/>
-          <w:lang w:val="fr-CH" w:bidi="fr-CH"/>
-        </w:rPr>
-      </w:r>
-      <w:r>
-        <w:rPr>
-          <w:highlight w:val="none"/>
-          <w:lang w:val="fr-CH" w:bidi="fr-CH"/>
-        </w:rPr>
-      </w:r>
-      <w:r>
-        <w:rPr>
-          <w:highlight w:val="none"/>
-          <w:lang w:val="fr-CH" w:bidi="fr-CH"/>
-        </w:rPr>
-        <w:t xml:space="preserve">Pour éviter les valeurs "en dur" dispersées dans le code des différentes pages, des constantes structurelles ont été définies globalement. Des variables standardisées (Small, Normal, Medium, Large, Logo) régissent l'échelle typographique et la taille des él</w:t>
-      </w:r>
-      <w:r>
-        <w:rPr>
-          <w:highlight w:val="none"/>
-          <w:lang w:val="fr-CH" w:bidi="fr-CH"/>
-        </w:rPr>
-        <w:t xml:space="preserve">éments visuels de manière uniforme.</w:t>
-      </w:r>
-      <w:r>
-        <w:rPr>
-          <w:lang w:val="fr-CH" w:bidi="fr-CH"/>
-        </w:rPr>
-      </w:r>
-    </w:p>
-    <w:p>
-      <w:pPr>
-        <w:pBdr/>
-        <w:spacing/>
-        <w:ind/>
-        <w:rPr>
-          <w:lang w:val="fr-CH" w:bidi="fr-CH"/>
-        </w:rPr>
-      </w:pPr>
-      <w:r>
-        <w:rPr>
-          <w:highlight w:val="none"/>
-          <w:lang w:val="fr-CH" w:bidi="fr-CH"/>
-        </w:rPr>
-        <w:t xml:space="preserve">La courbure des éléments de l'interface est également uniformisée grâce aux ressources CardCornerRadius et FieldCornerRadius, assurant un design cohérent entre les conteneurs principaux et les champs de saisie. De plus, l</w:t>
-      </w:r>
-      <w:r>
-        <w:rPr>
-          <w:highlight w:val="none"/>
-          <w:lang w:val="fr-CH" w:bidi="fr-CH"/>
-        </w:rPr>
-        <w:t xml:space="preserve">es couleurs d'état, comme ErrorForeground (définie en rouge pour signaler une erreur), sont stockées dans ce même dictionnaire pour garantir un retour visuel constant à l'utilisateur.</w:t>
-      </w:r>
-      <w:r>
-        <w:rPr>
-          <w:lang w:val="fr-CH"/>
-        </w:rPr>
-      </w:r>
-      <w:r/>
+      </w:r>
     </w:p>
     <w:sectPr>
       <w:headerReference w:type="default" r:id="rId14"/>
@@ -14181,7 +14784,7 @@
         <w:sdtContent>
           <w:p>
             <w:pPr>
-              <w:pStyle w:val="1582"/>
+              <w:pStyle w:val="1586"/>
               <w:pBdr>
                 <w:bottom w:val="single" w:color="000000" w:sz="6" w:space="1"/>
               </w:pBdr>
@@ -14195,7 +14798,7 @@
           </w:p>
           <w:p>
             <w:pPr>
-              <w:pStyle w:val="1582"/>
+              <w:pStyle w:val="1586"/>
               <w:pBdr/>
               <w:spacing/>
               <w:ind/>
@@ -14221,53 +14824,82 @@
             </w:r>
             <w:r>
               <w:tab/>
+            </w:r>
+            <w:r>
+              <w:rPr>
+                <w:sz w:val="22"/>
+                <w:szCs w:val="22"/>
+              </w:rPr>
               <w:t xml:space="preserve">Page </w:t>
             </w:r>
             <w:r>
               <w:rPr>
-                <w:sz w:val="24"/>
-                <w:szCs w:val="24"/>
+                <w:sz w:val="22"/>
+                <w:szCs w:val="22"/>
               </w:rPr>
               <w:fldChar w:fldCharType="begin"/>
             </w:r>
             <w:r>
+              <w:rPr>
+                <w:sz w:val="22"/>
+                <w:szCs w:val="22"/>
+              </w:rPr>
               <w:instrText xml:space="preserve">PAGE</w:instrText>
             </w:r>
             <w:r>
               <w:rPr>
-                <w:sz w:val="24"/>
-                <w:szCs w:val="24"/>
+                <w:sz w:val="22"/>
+                <w:szCs w:val="22"/>
               </w:rPr>
               <w:fldChar w:fldCharType="separate"/>
             </w:r>
             <w:r>
+              <w:rPr>
+                <w:sz w:val="22"/>
+                <w:szCs w:val="22"/>
+              </w:rPr>
               <w:t xml:space="preserve">2</w:t>
             </w:r>
             <w:r>
               <w:rPr>
-                <w:sz w:val="24"/>
-                <w:szCs w:val="24"/>
+                <w:sz w:val="22"/>
+                <w:szCs w:val="22"/>
               </w:rPr>
               <w:fldChar w:fldCharType="end"/>
             </w:r>
             <w:r>
+              <w:rPr>
+                <w:sz w:val="22"/>
+                <w:szCs w:val="22"/>
+              </w:rPr>
               <w:t xml:space="preserve"> sur</w:t>
             </w:r>
             <w:r>
               <w:rPr>
+                <w:sz w:val="22"/>
+                <w:szCs w:val="22"/>
                 <w:lang w:val="fr-CH"/>
               </w:rPr>
               <w:t xml:space="preserve"> </w:t>
             </w:r>
+            <w:fldSimple w:instr="NUMPAGES \* MERGEFORMAT">
+              <w:r>
+                <w:rPr>
+                  <w:b w:val="0"/>
+                  <w:bCs w:val="0"/>
+                  <w:sz w:val="22"/>
+                  <w:szCs w:val="22"/>
+                </w:rPr>
+                <w:t xml:space="preserve">1</w:t>
+              </w:r>
+            </w:fldSimple>
             <w:r>
               <w:rPr>
                 <w:b w:val="0"/>
                 <w:bCs w:val="0"/>
-                <w:sz w:val="24"/>
-                <w:szCs w:val="24"/>
-                <w:lang w:val="fr-CH"/>
+                <w:sz w:val="22"/>
+                <w:szCs w:val="22"/>
               </w:rPr>
-              <w:t xml:space="preserve">15</w:t>
             </w:r>
             <w:r>
               <w:rPr>
@@ -14351,13 +14983,6 @@
                 <w:lang w:val="fr-CH"/>
               </w:rPr>
               <w:t xml:space="preserve">10.03.26</w:t>
-            </w:r>
-            <w:r>
-              <w:rPr>
-                <w:sz w:val="24"/>
-                <w:szCs w:val="24"/>
-                <w:lang w:val="fr-CH"/>
-              </w:rPr>
             </w:r>
             <w:r>
               <w:rPr>
@@ -14387,7 +15012,7 @@
 <w:ftr xmlns:wpc="http://schemas.microsoft.com/office/word/2010/wordprocessingCanvas" xmlns:mc="http://schemas.openxmlformats.org/markup-compatibility/2006" xmlns:o="urn:schemas-microsoft-com:office:office" xmlns:r="http://schemas.openxmlformats.org/officeDocument/2006/relationships" xmlns:m="http://schemas.openxmlformats.org/officeDocument/2006/math" xmlns:v="urn:schemas-microsoft-com:vml" xmlns:wp14="http://schemas.microsoft.com/office/word/2010/wordprocessingDrawing" xmlns:wp="http://schemas.openxmlformats.org/drawingml/2006/wordprocessingDrawing" xmlns:w10="urn:schemas-microsoft-com:office:word" xmlns:w="http://schemas.openxmlformats.org/wordprocessingml/2006/main" xmlns:w14="http://schemas.microsoft.com/office/word/2010/wordml" xmlns:w15="http://schemas.microsoft.com/office/word/2012/wordml" xmlns:wpg="http://schemas.microsoft.com/office/word/2010/wordprocessingGroup" xmlns:wpi="http://schemas.microsoft.com/office/word/2010/wordprocessingInk" xmlns:wne="http://schemas.microsoft.com/office/word/2006/wordml" xmlns:a="http://schemas.openxmlformats.org/drawingml/2006/main" xmlns:wps="http://schemas.microsoft.com/office/word/2010/wordprocessingShape" mc:Ignorable="w14 w15 wp14">
   <w:p>
     <w:pPr>
-      <w:pStyle w:val="1582"/>
+      <w:pStyle w:val="1586"/>
       <w:pBdr/>
       <w:spacing/>
       <w:ind/>
@@ -14416,6 +15041,7 @@
         <w:sdtPr>
           <w15:appearance w15:val="boundingBox"/>
           <w:id w:val="1728636285"/>
+          <w:showingPlcHdr w:val="true"/>
           <w:docPartObj>
             <w:docPartGallery w:val="Page Numbers (Top of Page)"/>
             <w:docPartUnique w:val="true"/>
@@ -14425,192 +15051,15 @@
         <w:sdtContent>
           <w:p>
             <w:pPr>
-              <w:pStyle w:val="1582"/>
-              <w:pBdr>
-                <w:bottom w:val="single" w:color="000000" w:sz="6" w:space="0"/>
-              </w:pBdr>
-              <w:spacing/>
-              <w:ind/>
-              <w:jc w:val="center"/>
-              <w:rPr/>
-            </w:pPr>
-            <w:r/>
-            <w:r/>
-          </w:p>
-          <w:p>
-            <w:pPr>
-              <w:pStyle w:val="1582"/>
               <w:pBdr/>
               <w:spacing/>
               <w:ind/>
               <w:rPr/>
             </w:pPr>
             <w:r>
-              <w:rPr>
-                <w:lang w:val="fr-CH"/>
-              </w:rPr>
-              <w:t xml:space="preserve">L</w:t>
-            </w:r>
-            <w:r>
-              <w:t xml:space="preserve">HO - M</w:t>
-            </w:r>
-            <w:r>
-              <w:rPr>
-                <w:lang w:val="fr-CH"/>
-              </w:rPr>
-              <w:t xml:space="preserve">5</w:t>
-            </w:r>
-            <w:r>
-              <w:t xml:space="preserve"> - DT.docx</w:t>
-            </w:r>
-            <w:r>
-              <w:tab/>
-              <w:t xml:space="preserve">Page </w:t>
-            </w:r>
-            <w:r>
-              <w:rPr>
-                <w:sz w:val="24"/>
-                <w:szCs w:val="24"/>
-              </w:rPr>
-              <w:fldChar w:fldCharType="begin"/>
-            </w:r>
-            <w:r>
-              <w:instrText xml:space="preserve">PAGE</w:instrText>
-            </w:r>
-            <w:r>
-              <w:rPr>
-                <w:sz w:val="24"/>
-                <w:szCs w:val="24"/>
-              </w:rPr>
-              <w:fldChar w:fldCharType="separate"/>
-            </w:r>
-            <w:r>
-              <w:t xml:space="preserve">2</w:t>
-            </w:r>
-            <w:r>
-              <w:rPr>
-                <w:sz w:val="24"/>
-                <w:szCs w:val="24"/>
-              </w:rPr>
-              <w:fldChar w:fldCharType="end"/>
-            </w:r>
-            <w:r>
-              <w:t xml:space="preserve"> sur</w:t>
-            </w:r>
-            <w:r>
-              <w:rPr>
-                <w:lang w:val="fr-CH"/>
-              </w:rPr>
-              <w:t xml:space="preserve"> </w:t>
-            </w:r>
-            <w:r>
-              <w:rPr>
-                <w:b/>
-                <w:bCs/>
-                <w:sz w:val="24"/>
-                <w:szCs w:val="24"/>
-                <w:lang w:val="fr-CH"/>
-              </w:rPr>
-              <w:t xml:space="preserve">x</w:t>
-            </w:r>
-            <w:r>
-              <w:rPr>
-                <w:b/>
-                <w:bCs/>
-                <w:sz w:val="24"/>
-                <w:szCs w:val="24"/>
-              </w:rPr>
-              <w:tab/>
-            </w:r>
-            <w:r>
-              <w:rPr>
-                <w:sz w:val="24"/>
-                <w:szCs w:val="24"/>
-              </w:rPr>
-              <w:t xml:space="preserve">LHO</w:t>
-            </w:r>
-            <w:r>
-              <w:rPr>
-                <w:sz w:val="24"/>
-                <w:szCs w:val="24"/>
-              </w:rPr>
-              <w:fldChar w:fldCharType="begin"/>
-            </w:r>
-            <w:r>
-              <w:rPr>
-                <w:sz w:val="24"/>
-                <w:szCs w:val="24"/>
-              </w:rPr>
-              <w:instrText xml:space="preserve">TIME</w:instrText>
-            </w:r>
-            <w:r>
-              <w:rPr>
-                <w:sz w:val="24"/>
-                <w:szCs w:val="24"/>
-              </w:rPr>
-              <w:fldChar w:fldCharType="separate"/>
-            </w:r>
-            <w:r>
-              <w:rPr>
-                <w:sz w:val="24"/>
-                <w:szCs w:val="24"/>
-              </w:rPr>
-              <w:fldChar w:fldCharType="end"/>
-            </w:r>
-            <w:r>
-              <w:rPr>
-                <w:sz w:val="24"/>
-                <w:szCs w:val="24"/>
-              </w:rPr>
-              <w:t xml:space="preserve">/</w:t>
-            </w:r>
-            <w:r>
-              <w:rPr>
-                <w:sz w:val="24"/>
-                <w:szCs w:val="24"/>
-                <w:lang w:val="fr-CH"/>
-              </w:rPr>
-              <w:fldChar w:fldCharType="begin"/>
-            </w:r>
-            <w:r>
-              <w:rPr>
-                <w:sz w:val="24"/>
-                <w:szCs w:val="24"/>
-                <w:lang w:val="fr-CH"/>
-              </w:rPr>
-              <w:instrText xml:space="preserve">TIME \@ "dd.MM.yy"</w:instrText>
-            </w:r>
-            <w:r>
-              <w:rPr>
-                <w:sz w:val="24"/>
-                <w:szCs w:val="24"/>
-                <w:lang w:val="fr-CH"/>
-              </w:rPr>
-              <w:fldChar w:fldCharType="separate"/>
-            </w:r>
-            <w:r>
-              <w:rPr>
-                <w:sz w:val="24"/>
-                <w:szCs w:val="24"/>
-                <w:lang w:val="fr-CH"/>
-              </w:rPr>
-              <w:t xml:space="preserve">10.03.26</w:t>
-            </w:r>
-            <w:r>
-              <w:rPr>
-                <w:sz w:val="24"/>
-                <w:szCs w:val="24"/>
-                <w:lang w:val="fr-CH"/>
-              </w:rPr>
-            </w:r>
-            <w:r>
-              <w:rPr>
-                <w:sz w:val="24"/>
-                <w:szCs w:val="24"/>
-                <w:lang w:val="fr-CH"/>
-              </w:rPr>
-              <w:fldChar w:fldCharType="end"/>
-            </w:r>
+              <w:t xml:space="preserve">    </w:t>
+            </w:r>
+            <w:r/>
             <w:r/>
           </w:p>
         </w:sdtContent>
@@ -14619,7 +15068,7 @@
   </w:sdt>
   <w:p>
     <w:pPr>
-      <w:pStyle w:val="1582"/>
+      <w:pStyle w:val="1586"/>
       <w:pBdr/>
       <w:spacing/>
       <w:ind/>
@@ -14657,7 +15106,7 @@
         <w:sdtContent>
           <w:p>
             <w:pPr>
-              <w:pStyle w:val="1582"/>
+              <w:pStyle w:val="1586"/>
               <w:pBdr>
                 <w:bottom w:val="single" w:color="000000" w:sz="6" w:space="0"/>
               </w:pBdr>
@@ -14671,7 +15120,7 @@
           </w:p>
           <w:p>
             <w:pPr>
-              <w:pStyle w:val="1582"/>
+              <w:pStyle w:val="1586"/>
               <w:pBdr/>
               <w:spacing/>
               <w:ind/>
@@ -14705,53 +15154,96 @@
               <w:t xml:space="preserve">                                                                                                     </w:t>
             </w:r>
             <w:r>
+              <w:rPr>
+                <w:b w:val="0"/>
+                <w:bCs w:val="0"/>
+                <w:sz w:val="22"/>
+                <w:szCs w:val="22"/>
+              </w:rPr>
               <w:t xml:space="preserve">Page </w:t>
             </w:r>
             <w:r>
               <w:rPr>
-                <w:sz w:val="24"/>
-                <w:szCs w:val="24"/>
+                <w:b w:val="0"/>
+                <w:bCs w:val="0"/>
+                <w:sz w:val="22"/>
+                <w:szCs w:val="22"/>
               </w:rPr>
               <w:fldChar w:fldCharType="begin"/>
             </w:r>
             <w:r>
+              <w:rPr>
+                <w:b w:val="0"/>
+                <w:bCs w:val="0"/>
+                <w:sz w:val="22"/>
+                <w:szCs w:val="22"/>
+              </w:rPr>
               <w:instrText xml:space="preserve">PAGE</w:instrText>
             </w:r>
             <w:r>
               <w:rPr>
-                <w:sz w:val="24"/>
-                <w:szCs w:val="24"/>
+                <w:b w:val="0"/>
+                <w:bCs w:val="0"/>
+                <w:sz w:val="22"/>
+                <w:szCs w:val="22"/>
               </w:rPr>
               <w:fldChar w:fldCharType="separate"/>
             </w:r>
             <w:r>
+              <w:rPr>
+                <w:b w:val="0"/>
+                <w:bCs w:val="0"/>
+                <w:sz w:val="22"/>
+                <w:szCs w:val="22"/>
+              </w:rPr>
               <w:t xml:space="preserve">2</w:t>
             </w:r>
             <w:r>
               <w:rPr>
-                <w:sz w:val="24"/>
-                <w:szCs w:val="24"/>
+                <w:b w:val="0"/>
+                <w:bCs w:val="0"/>
+                <w:sz w:val="22"/>
+                <w:szCs w:val="22"/>
               </w:rPr>
               <w:fldChar w:fldCharType="end"/>
             </w:r>
             <w:r>
+              <w:rPr>
+                <w:b w:val="0"/>
+                <w:bCs w:val="0"/>
+                <w:sz w:val="22"/>
+                <w:szCs w:val="22"/>
+              </w:rPr>
               <w:t xml:space="preserve"> sur</w:t>
             </w:r>
             <w:r>
               <w:rPr>
+                <w:b w:val="0"/>
+                <w:bCs w:val="0"/>
+                <w:sz w:val="22"/>
+                <w:szCs w:val="22"/>
                 <w:lang w:val="fr-CH"/>
               </w:rPr>
               <w:t xml:space="preserve"> </w:t>
             </w:r>
+            <w:fldSimple w:instr="NUMPAGES \* MERGEFORMAT">
+              <w:r>
+                <w:rPr>
+                  <w:b w:val="0"/>
+                  <w:bCs w:val="0"/>
+                  <w:sz w:val="22"/>
+                  <w:szCs w:val="22"/>
+                </w:rPr>
+                <w:t xml:space="preserve">1</w:t>
+              </w:r>
+            </w:fldSimple>
             <w:r>
               <w:rPr>
                 <w:b w:val="0"/>
                 <w:bCs w:val="0"/>
-                <w:sz w:val="24"/>
-                <w:szCs w:val="24"/>
-                <w:lang w:val="fr-CH"/>
+                <w:sz w:val="22"/>
+                <w:szCs w:val="22"/>
               </w:rPr>
-              <w:t xml:space="preserve">15</w:t>
             </w:r>
             <w:r>
               <w:rPr>
@@ -14842,13 +15334,6 @@
                 <w:lang w:val="fr-CH"/>
               </w:rPr>
               <w:t xml:space="preserve">10.03.26</w:t>
-            </w:r>
-            <w:r>
-              <w:rPr>
-                <w:sz w:val="24"/>
-                <w:szCs w:val="24"/>
-                <w:lang w:val="fr-CH"/>
-              </w:rPr>
             </w:r>
             <w:r>
               <w:rPr>
@@ -14900,7 +15385,7 @@
         <w:sdtContent>
           <w:p>
             <w:pPr>
-              <w:pStyle w:val="1582"/>
+              <w:pStyle w:val="1586"/>
               <w:pBdr>
                 <w:bottom w:val="single" w:color="000000" w:sz="6" w:space="0"/>
               </w:pBdr>
@@ -14914,7 +15399,7 @@
           </w:p>
           <w:p>
             <w:pPr>
-              <w:pStyle w:val="1582"/>
+              <w:pStyle w:val="1586"/>
               <w:pBdr/>
               <w:spacing/>
               <w:ind/>
@@ -14945,56 +15430,93 @@
               <w:rPr>
                 <w:lang w:val="fr-CH"/>
               </w:rPr>
-              <w:t xml:space="preserve">                                                                                                         </w:t>
-            </w:r>
-            <w:r>
-              <w:t xml:space="preserve">Page </w:t>
+              <w:t xml:space="preserve">                                                                                                        </w:t>
             </w:r>
             <w:r>
               <w:rPr>
-                <w:sz w:val="24"/>
-                <w:szCs w:val="24"/>
-              </w:rPr>
-              <w:fldChar w:fldCharType="begin"/>
-            </w:r>
-            <w:r>
-              <w:instrText xml:space="preserve">PAGE</w:instrText>
-            </w:r>
-            <w:r>
-              <w:rPr>
-                <w:sz w:val="24"/>
-                <w:szCs w:val="24"/>
-              </w:rPr>
-              <w:fldChar w:fldCharType="separate"/>
-            </w:r>
-            <w:r>
-              <w:t xml:space="preserve">2</w:t>
-            </w:r>
-            <w:r>
-              <w:rPr>
-                <w:sz w:val="24"/>
-                <w:szCs w:val="24"/>
-              </w:rPr>
-              <w:fldChar w:fldCharType="end"/>
-            </w:r>
-            <w:r>
-              <w:t xml:space="preserve"> sur</w:t>
-            </w:r>
-            <w:r>
-              <w:rPr>
+                <w:sz w:val="22"/>
+                <w:szCs w:val="22"/>
                 <w:lang w:val="fr-CH"/>
               </w:rPr>
               <w:t xml:space="preserve"> </w:t>
             </w:r>
             <w:r>
               <w:rPr>
+                <w:sz w:val="22"/>
+                <w:szCs w:val="22"/>
+              </w:rPr>
+              <w:t xml:space="preserve">Page </w:t>
+            </w:r>
+            <w:r>
+              <w:rPr>
+                <w:sz w:val="22"/>
+                <w:szCs w:val="22"/>
+              </w:rPr>
+              <w:fldChar w:fldCharType="begin"/>
+            </w:r>
+            <w:r>
+              <w:rPr>
+                <w:sz w:val="22"/>
+                <w:szCs w:val="22"/>
+              </w:rPr>
+              <w:instrText xml:space="preserve">PAGE</w:instrText>
+            </w:r>
+            <w:r>
+              <w:rPr>
+                <w:sz w:val="22"/>
+                <w:szCs w:val="22"/>
+              </w:rPr>
+              <w:fldChar w:fldCharType="separate"/>
+            </w:r>
+            <w:r>
+              <w:rPr>
+                <w:sz w:val="22"/>
+                <w:szCs w:val="22"/>
+              </w:rPr>
+              <w:t xml:space="preserve">2</w:t>
+            </w:r>
+            <w:r>
+              <w:rPr>
+                <w:sz w:val="22"/>
+                <w:szCs w:val="22"/>
+              </w:rPr>
+              <w:fldChar w:fldCharType="end"/>
+            </w:r>
+            <w:r>
+              <w:rPr>
+                <w:sz w:val="22"/>
+                <w:szCs w:val="22"/>
+              </w:rPr>
+              <w:t xml:space="preserve"> sur</w:t>
+            </w:r>
+            <w:r>
+              <w:rPr>
+                <w:sz w:val="22"/>
+                <w:szCs w:val="22"/>
+                <w:lang w:val="fr-CH"/>
+              </w:rPr>
+              <w:t xml:space="preserve"> </w:t>
+            </w:r>
+            <w:fldSimple w:instr="NUMPAGES \* MERGEFORMAT">
+              <w:r>
+                <w:rPr>
+                  <w:b w:val="0"/>
+                  <w:bCs w:val="0"/>
+                  <w:sz w:val="22"/>
+                  <w:szCs w:val="22"/>
+                  <w:lang w:val="fr-CH"/>
+                </w:rPr>
+                <w:t xml:space="preserve">1</w:t>
+              </w:r>
+            </w:fldSimple>
+            <w:r>
+              <w:rPr>
                 <w:b w:val="0"/>
                 <w:bCs w:val="0"/>
-                <w:sz w:val="24"/>
-                <w:szCs w:val="24"/>
+                <w:sz w:val="22"/>
+                <w:szCs w:val="22"/>
                 <w:lang w:val="fr-CH"/>
               </w:rPr>
-              <w:t xml:space="preserve">15</w:t>
             </w:r>
             <w:r>
               <w:rPr>
@@ -15092,13 +15614,6 @@
                 <w:szCs w:val="24"/>
                 <w:lang w:val="fr-CH"/>
               </w:rPr>
-            </w:r>
-            <w:r>
-              <w:rPr>
-                <w:sz w:val="24"/>
-                <w:szCs w:val="24"/>
-                <w:lang w:val="fr-CH"/>
-              </w:rPr>
               <w:fldChar w:fldCharType="end"/>
             </w:r>
             <w:r/>
@@ -15109,7 +15624,7 @@
   </w:sdt>
   <w:p>
     <w:pPr>
-      <w:pStyle w:val="1582"/>
+      <w:pStyle w:val="1586"/>
       <w:pBdr/>
       <w:spacing/>
       <w:ind/>
@@ -15147,7 +15662,7 @@
         <w:sdtContent>
           <w:p>
             <w:pPr>
-              <w:pStyle w:val="1582"/>
+              <w:pStyle w:val="1586"/>
               <w:pBdr>
                 <w:bottom w:val="single" w:color="000000" w:sz="6" w:space="0"/>
               </w:pBdr>
@@ -15161,7 +15676,7 @@
           </w:p>
           <w:p>
             <w:pPr>
-              <w:pStyle w:val="1582"/>
+              <w:pStyle w:val="1586"/>
               <w:pBdr/>
               <w:spacing/>
               <w:ind/>
@@ -15189,53 +15704,81 @@
               <w:tab/>
             </w:r>
             <w:r>
+              <w:rPr>
+                <w:b w:val="0"/>
+                <w:bCs w:val="0"/>
+                <w:sz w:val="22"/>
+                <w:szCs w:val="22"/>
+              </w:rPr>
               <w:t xml:space="preserve">Page </w:t>
             </w:r>
+            <w:fldSimple w:instr="PAGE \* MERGEFORMAT">
+              <w:r>
+                <w:rPr>
+                  <w:b w:val="0"/>
+                  <w:bCs w:val="0"/>
+                  <w:sz w:val="22"/>
+                  <w:szCs w:val="22"/>
+                </w:rPr>
+                <w:t xml:space="preserve">1</w:t>
+              </w:r>
+            </w:fldSimple>
             <w:r>
               <w:rPr>
-                <w:sz w:val="24"/>
-                <w:szCs w:val="24"/>
+                <w:b w:val="0"/>
+                <w:bCs w:val="0"/>
+                <w:sz w:val="22"/>
+                <w:szCs w:val="22"/>
               </w:rPr>
-              <w:fldChar w:fldCharType="begin"/>
-            </w:r>
-            <w:r>
-              <w:instrText xml:space="preserve">PAGE</w:instrText>
             </w:r>
             <w:r>
               <w:rPr>
-                <w:sz w:val="24"/>
-                <w:szCs w:val="24"/>
+                <w:b w:val="0"/>
+                <w:bCs w:val="0"/>
+                <w:sz w:val="22"/>
+                <w:szCs w:val="22"/>
               </w:rPr>
-              <w:fldChar w:fldCharType="separate"/>
-            </w:r>
-            <w:r>
-              <w:t xml:space="preserve">2</w:t>
+              <w:t xml:space="preserve"> </w:t>
             </w:r>
             <w:r>
               <w:rPr>
-                <w:sz w:val="24"/>
-                <w:szCs w:val="24"/>
+                <w:b w:val="0"/>
+                <w:bCs w:val="0"/>
+                <w:sz w:val="22"/>
+                <w:szCs w:val="22"/>
               </w:rPr>
-              <w:fldChar w:fldCharType="end"/>
-            </w:r>
-            <w:r>
-              <w:t xml:space="preserve"> sur</w:t>
+              <w:t xml:space="preserve">sur</w:t>
             </w:r>
             <w:r>
               <w:rPr>
+                <w:b w:val="0"/>
+                <w:bCs w:val="0"/>
+                <w:sz w:val="22"/>
+                <w:szCs w:val="22"/>
                 <w:lang w:val="fr-CH"/>
               </w:rPr>
               <w:t xml:space="preserve"> </w:t>
             </w:r>
+            <w:fldSimple w:instr="NUMPAGES \* MERGEFORMAT">
+              <w:r>
+                <w:rPr>
+                  <w:b w:val="0"/>
+                  <w:bCs w:val="0"/>
+                  <w:sz w:val="22"/>
+                  <w:szCs w:val="22"/>
+                  <w:lang w:val="fr-CH"/>
+                </w:rPr>
+                <w:t xml:space="preserve">1</w:t>
+              </w:r>
+            </w:fldSimple>
             <w:r>
               <w:rPr>
                 <w:b w:val="0"/>
                 <w:bCs w:val="0"/>
-                <w:sz w:val="24"/>
-                <w:szCs w:val="24"/>
+                <w:sz w:val="22"/>
+                <w:szCs w:val="22"/>
                 <w:lang w:val="fr-CH"/>
               </w:rPr>
-              <w:t xml:space="preserve">15</w:t>
             </w:r>
             <w:r>
               <w:rPr>
@@ -15319,13 +15862,6 @@
                 <w:lang w:val="fr-CH"/>
               </w:rPr>
               <w:t xml:space="preserve">10.03.26</w:t>
-            </w:r>
-            <w:r>
-              <w:rPr>
-                <w:sz w:val="24"/>
-                <w:szCs w:val="24"/>
-                <w:lang w:val="fr-CH"/>
-              </w:rPr>
             </w:r>
             <w:r>
               <w:rPr>
@@ -15377,7 +15913,7 @@
         <w:sdtContent>
           <w:p>
             <w:pPr>
-              <w:pStyle w:val="1582"/>
+              <w:pStyle w:val="1586"/>
               <w:pBdr>
                 <w:bottom w:val="single" w:color="000000" w:sz="6" w:space="0"/>
               </w:pBdr>
@@ -15391,7 +15927,7 @@
           </w:p>
           <w:p>
             <w:pPr>
-              <w:pStyle w:val="1582"/>
+              <w:pStyle w:val="1586"/>
               <w:pBdr/>
               <w:spacing/>
               <w:ind/>
@@ -15418,58 +15954,105 @@
             </w:r>
             <w:r>
               <w:rPr>
+                <w:b w:val="0"/>
+                <w:bCs w:val="0"/>
+                <w:sz w:val="22"/>
+                <w:szCs w:val="22"/>
                 <w:lang w:val="fr-CH"/>
               </w:rPr>
               <w:t xml:space="preserve"> </w:t>
             </w:r>
             <w:r>
+              <w:rPr>
+                <w:b w:val="0"/>
+                <w:bCs w:val="0"/>
+                <w:sz w:val="22"/>
+                <w:szCs w:val="22"/>
+              </w:rPr>
               <w:t xml:space="preserve">Page </w:t>
             </w:r>
             <w:r>
               <w:rPr>
-                <w:sz w:val="24"/>
-                <w:szCs w:val="24"/>
+                <w:b w:val="0"/>
+                <w:bCs w:val="0"/>
+                <w:sz w:val="22"/>
+                <w:szCs w:val="22"/>
               </w:rPr>
               <w:fldChar w:fldCharType="begin"/>
             </w:r>
             <w:r>
+              <w:rPr>
+                <w:b w:val="0"/>
+                <w:bCs w:val="0"/>
+                <w:sz w:val="22"/>
+                <w:szCs w:val="22"/>
+              </w:rPr>
               <w:instrText xml:space="preserve">PAGE</w:instrText>
             </w:r>
             <w:r>
               <w:rPr>
-                <w:sz w:val="24"/>
-                <w:szCs w:val="24"/>
+                <w:b w:val="0"/>
+                <w:bCs w:val="0"/>
+                <w:sz w:val="22"/>
+                <w:szCs w:val="22"/>
               </w:rPr>
               <w:fldChar w:fldCharType="separate"/>
             </w:r>
             <w:r>
+              <w:rPr>
+                <w:b w:val="0"/>
+                <w:bCs w:val="0"/>
+                <w:sz w:val="22"/>
+                <w:szCs w:val="22"/>
+              </w:rPr>
               <w:t xml:space="preserve">2</w:t>
             </w:r>
             <w:r>
               <w:rPr>
-                <w:sz w:val="24"/>
-                <w:szCs w:val="24"/>
+                <w:b w:val="0"/>
+                <w:bCs w:val="0"/>
+                <w:sz w:val="22"/>
+                <w:szCs w:val="22"/>
               </w:rPr>
               <w:fldChar w:fldCharType="end"/>
             </w:r>
             <w:r>
+              <w:rPr>
+                <w:b w:val="0"/>
+                <w:bCs w:val="0"/>
+                <w:sz w:val="22"/>
+                <w:szCs w:val="22"/>
+              </w:rPr>
               <w:t xml:space="preserve"> sur</w:t>
             </w:r>
             <w:r>
               <w:rPr>
+                <w:b w:val="0"/>
+                <w:bCs w:val="0"/>
+                <w:sz w:val="22"/>
+                <w:szCs w:val="22"/>
                 <w:lang w:val="fr-CH"/>
               </w:rPr>
               <w:t xml:space="preserve"> </w:t>
             </w:r>
+            <w:fldSimple w:instr="NUMPAGES \* MERGEFORMAT">
+              <w:r>
+                <w:rPr>
+                  <w:b w:val="0"/>
+                  <w:bCs w:val="0"/>
+                  <w:sz w:val="22"/>
+                  <w:szCs w:val="22"/>
+                </w:rPr>
+                <w:t xml:space="preserve">1</w:t>
+              </w:r>
+            </w:fldSimple>
             <w:r>
               <w:rPr>
                 <w:b w:val="0"/>
                 <w:bCs w:val="0"/>
-                <w:sz w:val="24"/>
-                <w:szCs w:val="24"/>
-                <w:lang w:val="fr-CH"/>
+                <w:sz w:val="22"/>
+                <w:szCs w:val="22"/>
               </w:rPr>
-              <w:t xml:space="preserve">15</w:t>
             </w:r>
             <w:r>
               <w:rPr>
@@ -15553,13 +16136,6 @@
                 <w:lang w:val="fr-CH"/>
               </w:rPr>
               <w:t xml:space="preserve">10.03.26</w:t>
-            </w:r>
-            <w:r>
-              <w:rPr>
-                <w:sz w:val="24"/>
-                <w:szCs w:val="24"/>
-                <w:lang w:val="fr-CH"/>
-              </w:rPr>
             </w:r>
             <w:r>
               <w:rPr>
@@ -15577,7 +16153,7 @@
   </w:sdt>
   <w:p>
     <w:pPr>
-      <w:pStyle w:val="1582"/>
+      <w:pStyle w:val="1586"/>
       <w:pBdr/>
       <w:spacing/>
       <w:ind/>
@@ -15638,7 +16214,7 @@
 <w:hdr xmlns:wpc="http://schemas.microsoft.com/office/word/2010/wordprocessingCanvas" xmlns:mc="http://schemas.openxmlformats.org/markup-compatibility/2006" xmlns:o="urn:schemas-microsoft-com:office:office" xmlns:r="http://schemas.openxmlformats.org/officeDocument/2006/relationships" xmlns:m="http://schemas.openxmlformats.org/officeDocument/2006/math" xmlns:v="urn:schemas-microsoft-com:vml" xmlns:wp14="http://schemas.microsoft.com/office/word/2010/wordprocessingDrawing" xmlns:wp="http://schemas.openxmlformats.org/drawingml/2006/wordprocessingDrawing" xmlns:w10="urn:schemas-microsoft-com:office:word" xmlns:w="http://schemas.openxmlformats.org/wordprocessingml/2006/main" xmlns:w14="http://schemas.microsoft.com/office/word/2010/wordml" xmlns:w15="http://schemas.microsoft.com/office/word/2012/wordml" xmlns:wpg="http://schemas.microsoft.com/office/word/2010/wordprocessingGroup" xmlns:wpi="http://schemas.microsoft.com/office/word/2010/wordprocessingInk" xmlns:wne="http://schemas.microsoft.com/office/word/2006/wordml" xmlns:a="http://schemas.openxmlformats.org/drawingml/2006/main" xmlns:wps="http://schemas.microsoft.com/office/word/2010/wordprocessingShape" mc:Ignorable="w14 w15 wp14">
   <w:p>
     <w:pPr>
-      <w:pStyle w:val="1580"/>
+      <w:pStyle w:val="1584"/>
       <w:pBdr>
         <w:bottom w:val="single" w:color="000000" w:sz="6" w:space="1"/>
       </w:pBdr>
@@ -15774,7 +16350,7 @@
 <w:hdr xmlns:wpc="http://schemas.microsoft.com/office/word/2010/wordprocessingCanvas" xmlns:mc="http://schemas.openxmlformats.org/markup-compatibility/2006" xmlns:o="urn:schemas-microsoft-com:office:office" xmlns:r="http://schemas.openxmlformats.org/officeDocument/2006/relationships" xmlns:m="http://schemas.openxmlformats.org/officeDocument/2006/math" xmlns:v="urn:schemas-microsoft-com:vml" xmlns:wp14="http://schemas.microsoft.com/office/word/2010/wordprocessingDrawing" xmlns:wp="http://schemas.openxmlformats.org/drawingml/2006/wordprocessingDrawing" xmlns:w10="urn:schemas-microsoft-com:office:word" xmlns:w="http://schemas.openxmlformats.org/wordprocessingml/2006/main" xmlns:w14="http://schemas.microsoft.com/office/word/2010/wordml" xmlns:w15="http://schemas.microsoft.com/office/word/2012/wordml" xmlns:wpg="http://schemas.microsoft.com/office/word/2010/wordprocessingGroup" xmlns:wpi="http://schemas.microsoft.com/office/word/2010/wordprocessingInk" xmlns:wne="http://schemas.microsoft.com/office/word/2006/wordml" xmlns:a="http://schemas.openxmlformats.org/drawingml/2006/main" xmlns:wps="http://schemas.microsoft.com/office/word/2010/wordprocessingShape" mc:Ignorable="w14 w15 wp14">
   <w:p>
     <w:pPr>
-      <w:pStyle w:val="1580"/>
+      <w:pStyle w:val="1584"/>
       <w:pBdr/>
       <w:spacing/>
       <w:ind/>
@@ -15790,7 +16366,7 @@
 <w:hdr xmlns:wpc="http://schemas.microsoft.com/office/word/2010/wordprocessingCanvas" xmlns:mc="http://schemas.openxmlformats.org/markup-compatibility/2006" xmlns:o="urn:schemas-microsoft-com:office:office" xmlns:r="http://schemas.openxmlformats.org/officeDocument/2006/relationships" xmlns:m="http://schemas.openxmlformats.org/officeDocument/2006/math" xmlns:v="urn:schemas-microsoft-com:vml" xmlns:wp14="http://schemas.microsoft.com/office/word/2010/wordprocessingDrawing" xmlns:wp="http://schemas.openxmlformats.org/drawingml/2006/wordprocessingDrawing" xmlns:w10="urn:schemas-microsoft-com:office:word" xmlns:w="http://schemas.openxmlformats.org/wordprocessingml/2006/main" xmlns:w14="http://schemas.microsoft.com/office/word/2010/wordml" xmlns:w15="http://schemas.microsoft.com/office/word/2012/wordml" xmlns:wpg="http://schemas.microsoft.com/office/word/2010/wordprocessingGroup" xmlns:wpi="http://schemas.microsoft.com/office/word/2010/wordprocessingInk" xmlns:wne="http://schemas.microsoft.com/office/word/2006/wordml" xmlns:a="http://schemas.openxmlformats.org/drawingml/2006/main" xmlns:wps="http://schemas.microsoft.com/office/word/2010/wordprocessingShape" mc:Ignorable="w14 w15 wp14">
   <w:p>
     <w:pPr>
-      <w:pStyle w:val="1580"/>
+      <w:pStyle w:val="1584"/>
       <w:pBdr/>
       <w:spacing/>
       <w:ind/>
@@ -15806,7 +16382,7 @@
 <w:hdr xmlns:wpc="http://schemas.microsoft.com/office/word/2010/wordprocessingCanvas" xmlns:mc="http://schemas.openxmlformats.org/markup-compatibility/2006" xmlns:o="urn:schemas-microsoft-com:office:office" xmlns:r="http://schemas.openxmlformats.org/officeDocument/2006/relationships" xmlns:m="http://schemas.openxmlformats.org/officeDocument/2006/math" xmlns:v="urn:schemas-microsoft-com:vml" xmlns:wp14="http://schemas.microsoft.com/office/word/2010/wordprocessingDrawing" xmlns:wp="http://schemas.openxmlformats.org/drawingml/2006/wordprocessingDrawing" xmlns:w10="urn:schemas-microsoft-com:office:word" xmlns:w="http://schemas.openxmlformats.org/wordprocessingml/2006/main" xmlns:w14="http://schemas.microsoft.com/office/word/2010/wordml" xmlns:w15="http://schemas.microsoft.com/office/word/2012/wordml" xmlns:wpg="http://schemas.microsoft.com/office/word/2010/wordprocessingGroup" xmlns:wpi="http://schemas.microsoft.com/office/word/2010/wordprocessingInk" xmlns:wne="http://schemas.microsoft.com/office/word/2006/wordml" xmlns:a="http://schemas.openxmlformats.org/drawingml/2006/main" xmlns:wps="http://schemas.microsoft.com/office/word/2010/wordprocessingShape" mc:Ignorable="w14 w15 wp14">
   <w:p>
     <w:pPr>
-      <w:pStyle w:val="1580"/>
+      <w:pStyle w:val="1584"/>
       <w:pBdr>
         <w:bottom w:val="single" w:color="000000" w:sz="6" w:space="0"/>
       </w:pBdr>
@@ -15960,7 +16536,7 @@
 <w:hdr xmlns:wpc="http://schemas.microsoft.com/office/word/2010/wordprocessingCanvas" xmlns:mc="http://schemas.openxmlformats.org/markup-compatibility/2006" xmlns:o="urn:schemas-microsoft-com:office:office" xmlns:r="http://schemas.openxmlformats.org/officeDocument/2006/relationships" xmlns:m="http://schemas.openxmlformats.org/officeDocument/2006/math" xmlns:v="urn:schemas-microsoft-com:vml" xmlns:wp14="http://schemas.microsoft.com/office/word/2010/wordprocessingDrawing" xmlns:wp="http://schemas.openxmlformats.org/drawingml/2006/wordprocessingDrawing" xmlns:w10="urn:schemas-microsoft-com:office:word" xmlns:w="http://schemas.openxmlformats.org/wordprocessingml/2006/main" xmlns:w14="http://schemas.microsoft.com/office/word/2010/wordml" xmlns:w15="http://schemas.microsoft.com/office/word/2012/wordml" xmlns:wpg="http://schemas.microsoft.com/office/word/2010/wordprocessingGroup" xmlns:wpi="http://schemas.microsoft.com/office/word/2010/wordprocessingInk" xmlns:wne="http://schemas.microsoft.com/office/word/2006/wordml" xmlns:a="http://schemas.openxmlformats.org/drawingml/2006/main" xmlns:wps="http://schemas.microsoft.com/office/word/2010/wordprocessingShape" mc:Ignorable="w14 w15 wp14">
   <w:p>
     <w:pPr>
-      <w:pStyle w:val="1580"/>
+      <w:pStyle w:val="1584"/>
       <w:pBdr>
         <w:bottom w:val="single" w:color="000000" w:sz="6" w:space="0"/>
       </w:pBdr>
@@ -16109,7 +16685,7 @@
   </w:p>
   <w:p>
     <w:pPr>
-      <w:pStyle w:val="1580"/>
+      <w:pStyle w:val="1584"/>
       <w:pBdr/>
       <w:spacing/>
       <w:ind/>
@@ -16125,7 +16701,7 @@
 <w:hdr xmlns:wpc="http://schemas.microsoft.com/office/word/2010/wordprocessingCanvas" xmlns:mc="http://schemas.openxmlformats.org/markup-compatibility/2006" xmlns:o="urn:schemas-microsoft-com:office:office" xmlns:r="http://schemas.openxmlformats.org/officeDocument/2006/relationships" xmlns:m="http://schemas.openxmlformats.org/officeDocument/2006/math" xmlns:v="urn:schemas-microsoft-com:vml" xmlns:wp14="http://schemas.microsoft.com/office/word/2010/wordprocessingDrawing" xmlns:wp="http://schemas.openxmlformats.org/drawingml/2006/wordprocessingDrawing" xmlns:w10="urn:schemas-microsoft-com:office:word" xmlns:w="http://schemas.openxmlformats.org/wordprocessingml/2006/main" xmlns:w14="http://schemas.microsoft.com/office/word/2010/wordml" xmlns:w15="http://schemas.microsoft.com/office/word/2012/wordml" xmlns:wpg="http://schemas.microsoft.com/office/word/2010/wordprocessingGroup" xmlns:wpi="http://schemas.microsoft.com/office/word/2010/wordprocessingInk" xmlns:wne="http://schemas.microsoft.com/office/word/2006/wordml" xmlns:a="http://schemas.openxmlformats.org/drawingml/2006/main" xmlns:wps="http://schemas.microsoft.com/office/word/2010/wordprocessingShape" mc:Ignorable="w14 w15 wp14">
   <w:p>
     <w:pPr>
-      <w:pStyle w:val="1580"/>
+      <w:pStyle w:val="1584"/>
       <w:pBdr>
         <w:bottom w:val="single" w:color="000000" w:sz="6" w:space="0"/>
       </w:pBdr>
@@ -16255,7 +16831,7 @@
 <w:hdr xmlns:wpc="http://schemas.microsoft.com/office/word/2010/wordprocessingCanvas" xmlns:mc="http://schemas.openxmlformats.org/markup-compatibility/2006" xmlns:o="urn:schemas-microsoft-com:office:office" xmlns:r="http://schemas.openxmlformats.org/officeDocument/2006/relationships" xmlns:m="http://schemas.openxmlformats.org/officeDocument/2006/math" xmlns:v="urn:schemas-microsoft-com:vml" xmlns:wp14="http://schemas.microsoft.com/office/word/2010/wordprocessingDrawing" xmlns:wp="http://schemas.openxmlformats.org/drawingml/2006/wordprocessingDrawing" xmlns:w10="urn:schemas-microsoft-com:office:word" xmlns:w="http://schemas.openxmlformats.org/wordprocessingml/2006/main" xmlns:w14="http://schemas.microsoft.com/office/word/2010/wordml" xmlns:w15="http://schemas.microsoft.com/office/word/2012/wordml" xmlns:wpg="http://schemas.microsoft.com/office/word/2010/wordprocessingGroup" xmlns:wpi="http://schemas.microsoft.com/office/word/2010/wordprocessingInk" xmlns:wne="http://schemas.microsoft.com/office/word/2006/wordml" xmlns:a="http://schemas.openxmlformats.org/drawingml/2006/main" xmlns:wps="http://schemas.microsoft.com/office/word/2010/wordprocessingShape" mc:Ignorable="w14 w15 wp14">
   <w:p>
     <w:pPr>
-      <w:pStyle w:val="1580"/>
+      <w:pStyle w:val="1584"/>
       <w:pBdr>
         <w:bottom w:val="single" w:color="000000" w:sz="6" w:space="0"/>
       </w:pBdr>
@@ -16380,7 +16956,7 @@
   </w:p>
   <w:p>
     <w:pPr>
-      <w:pStyle w:val="1580"/>
+      <w:pStyle w:val="1584"/>
       <w:pBdr/>
       <w:spacing/>
       <w:ind/>
@@ -28491,7 +29067,7 @@
     <w:lsdException w:name="Bibliography" w:uiPriority="37"/>
     <w:lsdException w:name="TOC Heading" w:uiPriority="39" w:qFormat="1"/>
   </w:latentStyles>
-  <w:style w:type="paragraph" w:styleId="1390" w:default="1">
+  <w:style w:type="paragraph" w:styleId="1394" w:default="1">
     <w:name w:val="Normal"/>
     <w:qFormat/>
     <w:pPr>
@@ -28503,11 +29079,11 @@
       <w:lang w:val="fr-FR"/>
     </w:rPr>
   </w:style>
-  <w:style w:type="paragraph" w:styleId="1391">
+  <w:style w:type="paragraph" w:styleId="1395">
     <w:name w:val="Heading 1"/>
-    <w:basedOn w:val="1390"/>
-    <w:next w:val="1390"/>
-    <w:link w:val="1584"/>
+    <w:basedOn w:val="1394"/>
+    <w:next w:val="1394"/>
+    <w:link w:val="1588"/>
     <w:uiPriority w:val="9"/>
     <w:qFormat/>
     <w:pPr>
@@ -28525,11 +29101,11 @@
       <w:szCs w:val="32"/>
     </w:rPr>
   </w:style>
-  <w:style w:type="paragraph" w:styleId="1392">
+  <w:style w:type="paragraph" w:styleId="1396">
     <w:name w:val="Heading 2"/>
-    <w:basedOn w:val="1390"/>
-    <w:next w:val="1390"/>
-    <w:link w:val="1590"/>
+    <w:basedOn w:val="1394"/>
+    <w:next w:val="1394"/>
+    <w:link w:val="1594"/>
     <w:uiPriority w:val="9"/>
     <w:unhideWhenUsed/>
     <w:qFormat/>
@@ -28548,11 +29124,11 @@
       <w:szCs w:val="26"/>
     </w:rPr>
   </w:style>
-  <w:style w:type="paragraph" w:styleId="1393">
+  <w:style w:type="paragraph" w:styleId="1397">
     <w:name w:val="Heading 3"/>
-    <w:basedOn w:val="1390"/>
-    <w:next w:val="1390"/>
-    <w:link w:val="1602"/>
+    <w:basedOn w:val="1394"/>
+    <w:next w:val="1394"/>
+    <w:link w:val="1606"/>
     <w:uiPriority w:val="9"/>
     <w:unhideWhenUsed/>
     <w:qFormat/>
@@ -28571,11 +29147,11 @@
       <w:szCs w:val="24"/>
     </w:rPr>
   </w:style>
-  <w:style w:type="paragraph" w:styleId="1394">
+  <w:style w:type="paragraph" w:styleId="1398">
     <w:name w:val="Heading 4"/>
-    <w:basedOn w:val="1390"/>
-    <w:next w:val="1390"/>
-    <w:link w:val="1543"/>
+    <w:basedOn w:val="1394"/>
+    <w:next w:val="1394"/>
+    <w:link w:val="1547"/>
     <w:uiPriority w:val="9"/>
     <w:unhideWhenUsed/>
     <w:qFormat/>
@@ -28594,11 +29170,11 @@
       <w:color w:val="2f5496" w:themeColor="accent1" w:themeShade="BF"/>
     </w:rPr>
   </w:style>
-  <w:style w:type="paragraph" w:styleId="1395">
+  <w:style w:type="paragraph" w:styleId="1399">
     <w:name w:val="Heading 5"/>
-    <w:basedOn w:val="1390"/>
-    <w:next w:val="1390"/>
-    <w:link w:val="1544"/>
+    <w:basedOn w:val="1394"/>
+    <w:next w:val="1394"/>
+    <w:link w:val="1548"/>
     <w:uiPriority w:val="9"/>
     <w:unhideWhenUsed/>
     <w:qFormat/>
@@ -28615,11 +29191,11 @@
       <w:color w:val="2f5496" w:themeColor="accent1" w:themeShade="BF"/>
     </w:rPr>
   </w:style>
-  <w:style w:type="paragraph" w:styleId="1396">
+  <w:style w:type="paragraph" w:styleId="1400">
     <w:name w:val="Heading 6"/>
-    <w:basedOn w:val="1390"/>
-    <w:next w:val="1390"/>
-    <w:link w:val="1545"/>
+    <w:basedOn w:val="1394"/>
+    <w:next w:val="1394"/>
+    <w:link w:val="1549"/>
     <w:uiPriority w:val="9"/>
     <w:unhideWhenUsed/>
     <w:qFormat/>
@@ -28638,11 +29214,11 @@
       <w:color w:val="595959" w:themeColor="text1" w:themeTint="A6"/>
     </w:rPr>
   </w:style>
-  <w:style w:type="paragraph" w:styleId="1397">
+  <w:style w:type="paragraph" w:styleId="1401">
     <w:name w:val="Heading 7"/>
-    <w:basedOn w:val="1390"/>
-    <w:next w:val="1390"/>
-    <w:link w:val="1546"/>
+    <w:basedOn w:val="1394"/>
+    <w:next w:val="1394"/>
+    <w:link w:val="1550"/>
     <w:uiPriority w:val="9"/>
     <w:unhideWhenUsed/>
     <w:qFormat/>
@@ -28659,11 +29235,11 @@
       <w:color w:val="595959" w:themeColor="text1" w:themeTint="A6"/>
     </w:rPr>
   </w:style>
-  <w:style w:type="paragraph" w:styleId="1398">
+  <w:style w:type="paragraph" w:styleId="1402">
     <w:name w:val="Heading 8"/>
-    <w:basedOn w:val="1390"/>
-    <w:next w:val="1390"/>
-    <w:link w:val="1547"/>
+    <w:basedOn w:val="1394"/>
+    <w:next w:val="1394"/>
+    <w:link w:val="1551"/>
     <w:uiPriority w:val="9"/>
     <w:unhideWhenUsed/>
     <w:qFormat/>
@@ -28682,11 +29258,11 @@
       <w:color w:val="272727" w:themeColor="text1" w:themeTint="D8"/>
     </w:rPr>
   </w:style>
-  <w:style w:type="paragraph" w:styleId="1399">
+  <w:style w:type="paragraph" w:styleId="1403">
     <w:name w:val="Heading 9"/>
-    <w:basedOn w:val="1390"/>
-    <w:next w:val="1390"/>
-    <w:link w:val="1548"/>
+    <w:basedOn w:val="1394"/>
+    <w:next w:val="1394"/>
+    <w:link w:val="1552"/>
     <w:uiPriority w:val="9"/>
     <w:unhideWhenUsed/>
     <w:qFormat/>
@@ -28705,7 +29281,7 @@
       <w:color w:val="272727" w:themeColor="text1" w:themeTint="D8"/>
     </w:rPr>
   </w:style>
-  <w:style w:type="character" w:styleId="1400" w:default="1">
+  <w:style w:type="character" w:styleId="1404" w:default="1">
     <w:name w:val="Default Paragraph Font"/>
     <w:uiPriority w:val="1"/>
     <w:semiHidden/>
@@ -28716,7 +29292,7 @@
       <w:ind/>
     </w:pPr>
   </w:style>
-  <w:style w:type="table" w:styleId="1401" w:default="1">
+  <w:style w:type="table" w:styleId="1405" w:default="1">
     <w:name w:val="Normal Table"/>
     <w:uiPriority w:val="99"/>
     <w:semiHidden/>
@@ -28909,7 +29485,7 @@
       </w:tcPr>
     </w:tblStylePr>
   </w:style>
-  <w:style w:type="numbering" w:styleId="1402" w:default="1">
+  <w:style w:type="numbering" w:styleId="1406" w:default="1">
     <w:name w:val="No List"/>
     <w:uiPriority w:val="99"/>
     <w:semiHidden/>
@@ -28920,9 +29496,9 @@
       <w:ind/>
     </w:pPr>
   </w:style>
-  <w:style w:type="character" w:styleId="1403">
+  <w:style w:type="character" w:styleId="1407">
     <w:name w:val="Placeholder Text"/>
-    <w:basedOn w:val="1400"/>
+    <w:basedOn w:val="1404"/>
     <w:uiPriority w:val="99"/>
     <w:semiHidden/>
     <w:pPr>
@@ -28934,9 +29510,9 @@
       <w:color w:val="666666"/>
     </w:rPr>
   </w:style>
-  <w:style w:type="character" w:styleId="1404" w:customStyle="1">
+  <w:style w:type="character" w:styleId="1408" w:customStyle="1">
     <w:name w:val="Heading 4 Char"/>
-    <w:basedOn w:val="1400"/>
+    <w:basedOn w:val="1404"/>
     <w:uiPriority w:val="9"/>
     <w:pPr>
       <w:pBdr/>
@@ -28950,9 +29526,9 @@
       <w:color w:val="2f5496" w:themeColor="accent1" w:themeShade="BF"/>
     </w:rPr>
   </w:style>
-  <w:style w:type="character" w:styleId="1405" w:customStyle="1">
+  <w:style w:type="character" w:styleId="1409" w:customStyle="1">
     <w:name w:val="Heading 5 Char"/>
-    <w:basedOn w:val="1400"/>
+    <w:basedOn w:val="1404"/>
     <w:uiPriority w:val="9"/>
     <w:pPr>
       <w:pBdr/>
@@ -28964,9 +29540,9 @@
       <w:color w:val="2f5496" w:themeColor="accent1" w:themeShade="BF"/>
     </w:rPr>
   </w:style>
-  <w:style w:type="character" w:styleId="1406" w:customStyle="1">
+  <w:style w:type="character" w:styleId="1410" w:customStyle="1">
     <w:name w:val="Heading 6 Char"/>
-    <w:basedOn w:val="1400"/>
+    <w:basedOn w:val="1404"/>
     <w:uiPriority w:val="9"/>
     <w:pPr>
       <w:pBdr/>
@@ -28980,9 +29556,9 @@
       <w:color w:val="595959" w:themeColor="text1" w:themeTint="A6"/>
     </w:rPr>
   </w:style>
-  <w:style w:type="character" w:styleId="1407" w:customStyle="1">
+  <w:style w:type="character" w:styleId="1411" w:customStyle="1">
     <w:name w:val="Heading 7 Char"/>
-    <w:basedOn w:val="1400"/>
+    <w:basedOn w:val="1404"/>
     <w:uiPriority w:val="9"/>
     <w:pPr>
       <w:pBdr/>
@@ -28994,9 +29570,9 @@
       <w:color w:val="595959" w:themeColor="text1" w:themeTint="A6"/>
     </w:rPr>
   </w:style>
-  <w:style w:type="character" w:styleId="1408" w:customStyle="1">
+  <w:style w:type="character" w:styleId="1412" w:customStyle="1">
     <w:name w:val="Heading 8 Char"/>
-    <w:basedOn w:val="1400"/>
+    <w:basedOn w:val="1404"/>
     <w:uiPriority w:val="9"/>
     <w:pPr>
       <w:pBdr/>
@@ -29010,9 +29586,9 @@
       <w:color w:val="272727" w:themeColor="text1" w:themeTint="D8"/>
     </w:rPr>
   </w:style>
-  <w:style w:type="character" w:styleId="1409" w:customStyle="1">
+  <w:style w:type="character" w:styleId="1413" w:customStyle="1">
     <w:name w:val="Heading 9 Char"/>
-    <w:basedOn w:val="1400"/>
+    <w:basedOn w:val="1404"/>
     <w:uiPriority w:val="9"/>
     <w:pPr>
       <w:pBdr/>
@@ -29026,9 +29602,9 @@
       <w:color w:val="272727" w:themeColor="text1" w:themeTint="D8"/>
     </w:rPr>
   </w:style>
-  <w:style w:type="character" w:styleId="1410" w:customStyle="1">
+  <w:style w:type="character" w:styleId="1414" w:customStyle="1">
     <w:name w:val="Title Char"/>
-    <w:basedOn w:val="1400"/>
+    <w:basedOn w:val="1404"/>
     <w:uiPriority w:val="10"/>
     <w:pPr>
       <w:pBdr/>
@@ -29042,9 +29618,9 @@
       <w:szCs w:val="56"/>
     </w:rPr>
   </w:style>
-  <w:style w:type="character" w:styleId="1411" w:customStyle="1">
+  <w:style w:type="character" w:styleId="1415" w:customStyle="1">
     <w:name w:val="Subtitle Char"/>
-    <w:basedOn w:val="1400"/>
+    <w:basedOn w:val="1404"/>
     <w:uiPriority w:val="11"/>
     <w:pPr>
       <w:pBdr/>
@@ -29058,9 +29634,9 @@
       <w:szCs w:val="28"/>
     </w:rPr>
   </w:style>
-  <w:style w:type="character" w:styleId="1412" w:customStyle="1">
+  <w:style w:type="character" w:styleId="1416" w:customStyle="1">
     <w:name w:val="Quote Char"/>
-    <w:basedOn w:val="1400"/>
+    <w:basedOn w:val="1404"/>
     <w:uiPriority w:val="29"/>
     <w:pPr>
       <w:pBdr/>
@@ -29073,9 +29649,9 @@
       <w:color w:val="404040" w:themeColor="text1" w:themeTint="BF"/>
     </w:rPr>
   </w:style>
-  <w:style w:type="character" w:styleId="1413" w:customStyle="1">
+  <w:style w:type="character" w:styleId="1417" w:customStyle="1">
     <w:name w:val="Intense Quote Char"/>
-    <w:basedOn w:val="1400"/>
+    <w:basedOn w:val="1404"/>
     <w:uiPriority w:val="30"/>
     <w:pPr>
       <w:pBdr/>
@@ -29088,9 +29664,9 @@
       <w:color w:val="2f5496" w:themeColor="accent1" w:themeShade="BF"/>
     </w:rPr>
   </w:style>
-  <w:style w:type="character" w:styleId="1414" w:customStyle="1">
+  <w:style w:type="character" w:styleId="1418" w:customStyle="1">
     <w:name w:val="Footnote Text Char"/>
-    <w:basedOn w:val="1400"/>
+    <w:basedOn w:val="1404"/>
     <w:uiPriority w:val="99"/>
     <w:semiHidden/>
     <w:pPr>
@@ -29103,9 +29679,9 @@
       <w:szCs w:val="20"/>
     </w:rPr>
   </w:style>
-  <w:style w:type="character" w:styleId="1415" w:customStyle="1">
+  <w:style w:type="character" w:styleId="1419" w:customStyle="1">
     <w:name w:val="Endnote Text Char"/>
-    <w:basedOn w:val="1400"/>
+    <w:basedOn w:val="1404"/>
     <w:uiPriority w:val="99"/>
     <w:semiHidden/>
     <w:pPr>
@@ -29118,9 +29694,9 @@
       <w:szCs w:val="20"/>
     </w:rPr>
   </w:style>
-  <w:style w:type="table" w:styleId="1416" w:customStyle="1">
+  <w:style w:type="table" w:styleId="1420" w:customStyle="1">
     <w:name w:val="Table Grid Light"/>
-    <w:basedOn w:val="1401"/>
+    <w:basedOn w:val="1405"/>
     <w:uiPriority w:val="59"/>
     <w:pPr>
       <w:pBdr/>
@@ -29310,9 +29886,9 @@
       </w:tcPr>
     </w:tblStylePr>
   </w:style>
-  <w:style w:type="table" w:styleId="1417">
+  <w:style w:type="table" w:styleId="1421">
     <w:name w:val="Plain Table 1"/>
-    <w:basedOn w:val="1401"/>
+    <w:basedOn w:val="1405"/>
     <w:uiPriority w:val="59"/>
     <w:pPr>
       <w:pBdr/>
@@ -29528,9 +30104,9 @@
       </w:tcPr>
     </w:tblStylePr>
   </w:style>
-  <w:style w:type="table" w:styleId="1418">
+  <w:style w:type="table" w:styleId="1422">
     <w:name w:val="Plain Table 2"/>
-    <w:basedOn w:val="1401"/>
+    <w:basedOn w:val="1405"/>
     <w:uiPriority w:val="59"/>
     <w:pPr>
       <w:pBdr/>
@@ -29754,9 +30330,9 @@
       </w:tcPr>
     </w:tblStylePr>
   </w:style>
-  <w:style w:type="table" w:styleId="1419">
+  <w:style w:type="table" w:styleId="1423">
     <w:name w:val="Plain Table 3"/>
-    <w:basedOn w:val="1401"/>
+    <w:basedOn w:val="1405"/>
     <w:uiPriority w:val="99"/>
     <w:pPr>
       <w:pBdr/>
@@ -29983,9 +30559,9 @@
       </w:tcPr>
     </w:tblStylePr>
   </w:style>
-  <w:style w:type="table" w:styleId="1420">
+  <w:style w:type="table" w:styleId="1424">
     <w:name w:val="Plain Table 4"/>
-    <w:basedOn w:val="1401"/>
+    <w:basedOn w:val="1405"/>
     <w:uiPriority w:val="99"/>
     <w:pPr>
       <w:pBdr/>
@@ -30198,9 +30774,9 @@
       </w:tcPr>
     </w:tblStylePr>
   </w:style>
-  <w:style w:type="table" w:styleId="1421">
+  <w:style w:type="table" w:styleId="1425">
     <w:name w:val="Plain Table 5"/>
-    <w:basedOn w:val="1401"/>
+    <w:basedOn w:val="1405"/>
     <w:uiPriority w:val="99"/>
     <w:pPr>
       <w:pBdr/>
@@ -30430,9 +31006,9 @@
       </w:tcPr>
     </w:tblStylePr>
   </w:style>
-  <w:style w:type="table" w:styleId="1422">
+  <w:style w:type="table" w:styleId="1426">
     <w:name w:val="Grid Table 1 Light"/>
-    <w:basedOn w:val="1401"/>
+    <w:basedOn w:val="1405"/>
     <w:uiPriority w:val="99"/>
     <w:pPr>
       <w:pBdr/>
@@ -30652,9 +31228,9 @@
       </w:tcPr>
     </w:tblStylePr>
   </w:style>
-  <w:style w:type="table" w:styleId="1423" w:customStyle="1">
+  <w:style w:type="table" w:styleId="1427" w:customStyle="1">
     <w:name w:val="Grid Table 1 Light - Accent 1"/>
-    <w:basedOn w:val="1401"/>
+    <w:basedOn w:val="1405"/>
     <w:uiPriority w:val="99"/>
     <w:pPr>
       <w:pBdr/>
@@ -30874,9 +31450,9 @@
       </w:tcPr>
     </w:tblStylePr>
   </w:style>
-  <w:style w:type="table" w:styleId="1424" w:customStyle="1">
+  <w:style w:type="table" w:styleId="1428" w:customStyle="1">
     <w:name w:val="Grid Table 1 Light - Accent 2"/>
-    <w:basedOn w:val="1401"/>
+    <w:basedOn w:val="1405"/>
     <w:uiPriority w:val="99"/>
     <w:pPr>
       <w:pBdr/>
@@ -31096,9 +31672,9 @@
       </w:tcPr>
     </w:tblStylePr>
   </w:style>
-  <w:style w:type="table" w:styleId="1425" w:customStyle="1">
+  <w:style w:type="table" w:styleId="1429" w:customStyle="1">
     <w:name w:val="Grid Table 1 Light - Accent 3"/>
-    <w:basedOn w:val="1401"/>
+    <w:basedOn w:val="1405"/>
     <w:uiPriority w:val="99"/>
     <w:pPr>
       <w:pBdr/>
@@ -31318,9 +31894,9 @@
       </w:tcPr>
     </w:tblStylePr>
   </w:style>
-  <w:style w:type="table" w:styleId="1426" w:customStyle="1">
+  <w:style w:type="table" w:styleId="1430" w:customStyle="1">
     <w:name w:val="Grid Table 1 Light - Accent 4"/>
-    <w:basedOn w:val="1401"/>
+    <w:basedOn w:val="1405"/>
     <w:uiPriority w:val="99"/>
     <w:pPr>
       <w:pBdr/>
@@ -31540,9 +32116,9 @@
       </w:tcPr>
     </w:tblStylePr>
   </w:style>
-  <w:style w:type="table" w:styleId="1427" w:customStyle="1">
+  <w:style w:type="table" w:styleId="1431" w:customStyle="1">
     <w:name w:val="Grid Table 1 Light - Accent 5"/>
-    <w:basedOn w:val="1401"/>
+    <w:basedOn w:val="1405"/>
     <w:uiPriority w:val="99"/>
     <w:pPr>
       <w:pBdr/>
@@ -31762,9 +32338,9 @@
       </w:tcPr>
     </w:tblStylePr>
   </w:style>
-  <w:style w:type="table" w:styleId="1428" w:customStyle="1">
+  <w:style w:type="table" w:styleId="1432" w:customStyle="1">
     <w:name w:val="Grid Table 1 Light - Accent 6"/>
-    <w:basedOn w:val="1401"/>
+    <w:basedOn w:val="1405"/>
     <w:uiPriority w:val="99"/>
     <w:pPr>
       <w:pBdr/>
@@ -31984,9 +32560,9 @@
       </w:tcPr>
     </w:tblStylePr>
   </w:style>
-  <w:style w:type="table" w:styleId="1429">
+  <w:style w:type="table" w:styleId="1433">
     <w:name w:val="Grid Table 2"/>
-    <w:basedOn w:val="1401"/>
+    <w:basedOn w:val="1405"/>
     <w:uiPriority w:val="99"/>
     <w:pPr>
       <w:pBdr/>
@@ -32215,9 +32791,9 @@
       </w:tcPr>
     </w:tblStylePr>
   </w:style>
-  <w:style w:type="table" w:styleId="1430" w:customStyle="1">
+  <w:style w:type="table" w:styleId="1434" w:customStyle="1">
     <w:name w:val="Grid Table 2 - Accent 1"/>
-    <w:basedOn w:val="1401"/>
+    <w:basedOn w:val="1405"/>
     <w:uiPriority w:val="99"/>
     <w:pPr>
       <w:pBdr/>
@@ -32446,9 +33022,9 @@
       </w:tcPr>
     </w:tblStylePr>
   </w:style>
-  <w:style w:type="table" w:styleId="1431" w:customStyle="1">
+  <w:style w:type="table" w:styleId="1435" w:customStyle="1">
     <w:name w:val="Grid Table 2 - Accent 2"/>
-    <w:basedOn w:val="1401"/>
+    <w:basedOn w:val="1405"/>
     <w:uiPriority w:val="99"/>
     <w:pPr>
       <w:pBdr/>
@@ -32677,9 +33253,9 @@
       </w:tcPr>
     </w:tblStylePr>
   </w:style>
-  <w:style w:type="table" w:styleId="1432" w:customStyle="1">
+  <w:style w:type="table" w:styleId="1436" w:customStyle="1">
     <w:name w:val="Grid Table 2 - Accent 3"/>
-    <w:basedOn w:val="1401"/>
+    <w:basedOn w:val="1405"/>
     <w:uiPriority w:val="99"/>
     <w:pPr>
       <w:pBdr/>
@@ -32908,9 +33484,9 @@
       </w:tcPr>
     </w:tblStylePr>
   </w:style>
-  <w:style w:type="table" w:styleId="1433" w:customStyle="1">
+  <w:style w:type="table" w:styleId="1437" w:customStyle="1">
     <w:name w:val="Grid Table 2 - Accent 4"/>
-    <w:basedOn w:val="1401"/>
+    <w:basedOn w:val="1405"/>
     <w:uiPriority w:val="99"/>
     <w:pPr>
       <w:pBdr/>
@@ -33139,9 +33715,9 @@
       </w:tcPr>
     </w:tblStylePr>
   </w:style>
-  <w:style w:type="table" w:styleId="1434" w:customStyle="1">
+  <w:style w:type="table" w:styleId="1438" w:customStyle="1">
     <w:name w:val="Grid Table 2 - Accent 5"/>
-    <w:basedOn w:val="1401"/>
+    <w:basedOn w:val="1405"/>
     <w:uiPriority w:val="99"/>
     <w:pPr>
       <w:pBdr/>
@@ -33370,9 +33946,9 @@
       </w:tcPr>
     </w:tblStylePr>
   </w:style>
-  <w:style w:type="table" w:styleId="1435" w:customStyle="1">
+  <w:style w:type="table" w:styleId="1439" w:customStyle="1">
     <w:name w:val="Grid Table 2 - Accent 6"/>
-    <w:basedOn w:val="1401"/>
+    <w:basedOn w:val="1405"/>
     <w:uiPriority w:val="99"/>
     <w:pPr>
       <w:pBdr/>
@@ -33601,9 +34177,9 @@
       </w:tcPr>
     </w:tblStylePr>
   </w:style>
-  <w:style w:type="table" w:styleId="1436">
+  <w:style w:type="table" w:styleId="1440">
     <w:name w:val="Grid Table 3"/>
-    <w:basedOn w:val="1401"/>
+    <w:basedOn w:val="1405"/>
     <w:uiPriority w:val="99"/>
     <w:pPr>
       <w:pBdr/>
@@ -33845,9 +34421,9 @@
       </w:tcPr>
     </w:tblStylePr>
   </w:style>
-  <w:style w:type="table" w:styleId="1437" w:customStyle="1">
+  <w:style w:type="table" w:styleId="1441" w:customStyle="1">
     <w:name w:val="Grid Table 3 - Accent 1"/>
-    <w:basedOn w:val="1401"/>
+    <w:basedOn w:val="1405"/>
     <w:uiPriority w:val="99"/>
     <w:pPr>
       <w:pBdr/>
@@ -34089,9 +34665,9 @@
       </w:tcPr>
     </w:tblStylePr>
   </w:style>
-  <w:style w:type="table" w:styleId="1438" w:customStyle="1">
+  <w:style w:type="table" w:styleId="1442" w:customStyle="1">
     <w:name w:val="Grid Table 3 - Accent 2"/>
-    <w:basedOn w:val="1401"/>
+    <w:basedOn w:val="1405"/>
     <w:uiPriority w:val="99"/>
     <w:pPr>
       <w:pBdr/>
@@ -34333,9 +34909,9 @@
       </w:tcPr>
     </w:tblStylePr>
   </w:style>
-  <w:style w:type="table" w:styleId="1439" w:customStyle="1">
+  <w:style w:type="table" w:styleId="1443" w:customStyle="1">
     <w:name w:val="Grid Table 3 - Accent 3"/>
-    <w:basedOn w:val="1401"/>
+    <w:basedOn w:val="1405"/>
     <w:uiPriority w:val="99"/>
     <w:pPr>
       <w:pBdr/>
@@ -34577,9 +35153,9 @@
       </w:tcPr>
     </w:tblStylePr>
   </w:style>
-  <w:style w:type="table" w:styleId="1440" w:customStyle="1">
+  <w:style w:type="table" w:styleId="1444" w:customStyle="1">
     <w:name w:val="Grid Table 3 - Accent 4"/>
-    <w:basedOn w:val="1401"/>
+    <w:basedOn w:val="1405"/>
     <w:uiPriority w:val="99"/>
     <w:pPr>
       <w:pBdr/>
@@ -34821,9 +35397,9 @@
       </w:tcPr>
     </w:tblStylePr>
   </w:style>
-  <w:style w:type="table" w:styleId="1441" w:customStyle="1">
+  <w:style w:type="table" w:styleId="1445" w:customStyle="1">
     <w:name w:val="Grid Table 3 - Accent 5"/>
-    <w:basedOn w:val="1401"/>
+    <w:basedOn w:val="1405"/>
     <w:uiPriority w:val="99"/>
     <w:pPr>
       <w:pBdr/>
@@ -35065,9 +35641,9 @@
       </w:tcPr>
     </w:tblStylePr>
   </w:style>
-  <w:style w:type="table" w:styleId="1442" w:customStyle="1">
+  <w:style w:type="table" w:styleId="1446" w:customStyle="1">
     <w:name w:val="Grid Table 3 - Accent 6"/>
-    <w:basedOn w:val="1401"/>
+    <w:basedOn w:val="1405"/>
     <w:uiPriority w:val="99"/>
     <w:pPr>
       <w:pBdr/>
@@ -35309,9 +35885,9 @@
       </w:tcPr>
     </w:tblStylePr>
   </w:style>
-  <w:style w:type="table" w:styleId="1443" w:customStyle="1">
+  <w:style w:type="table" w:styleId="1447" w:customStyle="1">
     <w:name w:val="Grid Table 4 - Accent 1"/>
-    <w:basedOn w:val="1401"/>
+    <w:basedOn w:val="1405"/>
     <w:uiPriority w:val="59"/>
     <w:pPr>
       <w:pBdr/>
@@ -35541,9 +36117,9 @@
       </w:tcPr>
     </w:tblStylePr>
   </w:style>
-  <w:style w:type="table" w:styleId="1444" w:customStyle="1">
+  <w:style w:type="table" w:styleId="1448" w:customStyle="1">
     <w:name w:val="Grid Table 4 - Accent 2"/>
-    <w:basedOn w:val="1401"/>
+    <w:basedOn w:val="1405"/>
     <w:uiPriority w:val="59"/>
     <w:pPr>
       <w:pBdr/>
@@ -35773,9 +36349,9 @@
       </w:tcPr>
     </w:tblStylePr>
   </w:style>
-  <w:style w:type="table" w:styleId="1445" w:customStyle="1">
+  <w:style w:type="table" w:styleId="1449" w:customStyle="1">
     <w:name w:val="Grid Table 4 - Accent 3"/>
-    <w:basedOn w:val="1401"/>
+    <w:basedOn w:val="1405"/>
     <w:uiPriority w:val="59"/>
     <w:pPr>
       <w:pBdr/>
@@ -36005,9 +36581,9 @@
       </w:tcPr>
     </w:tblStylePr>
   </w:style>
-  <w:style w:type="table" w:styleId="1446" w:customStyle="1">
+  <w:style w:type="table" w:styleId="1450" w:customStyle="1">
     <w:name w:val="Grid Table 4 - Accent 4"/>
-    <w:basedOn w:val="1401"/>
+    <w:basedOn w:val="1405"/>
     <w:uiPriority w:val="59"/>
     <w:pPr>
       <w:pBdr/>
@@ -36237,9 +36813,9 @@
       </w:tcPr>
     </w:tblStylePr>
   </w:style>
-  <w:style w:type="table" w:styleId="1447" w:customStyle="1">
+  <w:style w:type="table" w:styleId="1451" w:customStyle="1">
     <w:name w:val="Grid Table 4 - Accent 5"/>
-    <w:basedOn w:val="1401"/>
+    <w:basedOn w:val="1405"/>
     <w:uiPriority w:val="59"/>
     <w:pPr>
       <w:pBdr/>
@@ -36469,9 +37045,9 @@
       </w:tcPr>
     </w:tblStylePr>
   </w:style>
-  <w:style w:type="table" w:styleId="1448" w:customStyle="1">
+  <w:style w:type="table" w:styleId="1452" w:customStyle="1">
     <w:name w:val="Grid Table 4 - Accent 6"/>
-    <w:basedOn w:val="1401"/>
+    <w:basedOn w:val="1405"/>
     <w:uiPriority w:val="59"/>
     <w:pPr>
       <w:pBdr/>
@@ -36701,9 +37277,9 @@
       </w:tcPr>
     </w:tblStylePr>
   </w:style>
-  <w:style w:type="table" w:styleId="1449">
+  <w:style w:type="table" w:styleId="1453">
     <w:name w:val="Grid Table 5 Dark"/>
-    <w:basedOn w:val="1401"/>
+    <w:basedOn w:val="1405"/>
     <w:uiPriority w:val="99"/>
     <w:pPr>
       <w:pBdr/>
@@ -36928,9 +37504,9 @@
       </w:tcPr>
     </w:tblStylePr>
   </w:style>
-  <w:style w:type="table" w:styleId="1450" w:customStyle="1">
+  <w:style w:type="table" w:styleId="1454" w:customStyle="1">
     <w:name w:val="Grid Table 5 Dark- Accent 1"/>
-    <w:basedOn w:val="1401"/>
+    <w:basedOn w:val="1405"/>
     <w:uiPriority w:val="99"/>
     <w:pPr>
       <w:pBdr/>
@@ -37155,9 +37731,9 @@
       </w:tcPr>
     </w:tblStylePr>
   </w:style>
-  <w:style w:type="table" w:styleId="1451" w:customStyle="1">
+  <w:style w:type="table" w:styleId="1455" w:customStyle="1">
     <w:name w:val="Grid Table 5 Dark - Accent 2"/>
-    <w:basedOn w:val="1401"/>
+    <w:basedOn w:val="1405"/>
     <w:uiPriority w:val="99"/>
     <w:pPr>
       <w:pBdr/>
@@ -37382,9 +37958,9 @@
       </w:tcPr>
     </w:tblStylePr>
   </w:style>
-  <w:style w:type="table" w:styleId="1452" w:customStyle="1">
+  <w:style w:type="table" w:styleId="1456" w:customStyle="1">
     <w:name w:val="Grid Table 5 Dark - Accent 3"/>
-    <w:basedOn w:val="1401"/>
+    <w:basedOn w:val="1405"/>
     <w:uiPriority w:val="99"/>
     <w:pPr>
       <w:pBdr/>
@@ -37609,9 +38185,9 @@
       </w:tcPr>
     </w:tblStylePr>
   </w:style>
-  <w:style w:type="table" w:styleId="1453" w:customStyle="1">
+  <w:style w:type="table" w:styleId="1457" w:customStyle="1">
     <w:name w:val="Grid Table 5 Dark- Accent 4"/>
-    <w:basedOn w:val="1401"/>
+    <w:basedOn w:val="1405"/>
     <w:uiPriority w:val="99"/>
     <w:pPr>
       <w:pBdr/>
@@ -37836,9 +38412,9 @@
       </w:tcPr>
     </w:tblStylePr>
   </w:style>
-  <w:style w:type="table" w:styleId="1454" w:customStyle="1">
+  <w:style w:type="table" w:styleId="1458" w:customStyle="1">
     <w:name w:val="Grid Table 5 Dark - Accent 5"/>
-    <w:basedOn w:val="1401"/>
+    <w:basedOn w:val="1405"/>
     <w:uiPriority w:val="99"/>
     <w:pPr>
       <w:pBdr/>
@@ -38063,9 +38639,9 @@
       </w:tcPr>
     </w:tblStylePr>
   </w:style>
-  <w:style w:type="table" w:styleId="1455" w:customStyle="1">
+  <w:style w:type="table" w:styleId="1459" w:customStyle="1">
     <w:name w:val="Grid Table 5 Dark - Accent 6"/>
-    <w:basedOn w:val="1401"/>
+    <w:basedOn w:val="1405"/>
     <w:uiPriority w:val="99"/>
     <w:pPr>
       <w:pBdr/>
@@ -38290,9 +38866,9 @@
       </w:tcPr>
     </w:tblStylePr>
   </w:style>
-  <w:style w:type="table" w:styleId="1456">
+  <w:style w:type="table" w:styleId="1460">
     <w:name w:val="Grid Table 6 Colorful"/>
-    <w:basedOn w:val="1401"/>
+    <w:basedOn w:val="1405"/>
     <w:uiPriority w:val="99"/>
     <w:pPr>
       <w:pBdr/>
@@ -38514,9 +39090,9 @@
       </w:tcPr>
     </w:tblStylePr>
   </w:style>
-  <w:style w:type="table" w:styleId="1457" w:customStyle="1">
+  <w:style w:type="table" w:styleId="1461" w:customStyle="1">
     <w:name w:val="Grid Table 6 Colorful - Accent 1"/>
-    <w:basedOn w:val="1401"/>
+    <w:basedOn w:val="1405"/>
     <w:uiPriority w:val="99"/>
     <w:pPr>
       <w:pBdr/>
@@ -38738,9 +39314,9 @@
       </w:tcPr>
     </w:tblStylePr>
   </w:style>
-  <w:style w:type="table" w:styleId="1458" w:customStyle="1">
+  <w:style w:type="table" w:styleId="1462" w:customStyle="1">
     <w:name w:val="Grid Table 6 Colorful - Accent 2"/>
-    <w:basedOn w:val="1401"/>
+    <w:basedOn w:val="1405"/>
     <w:uiPriority w:val="99"/>
     <w:pPr>
       <w:pBdr/>
@@ -38962,9 +39538,9 @@
       </w:tcPr>
     </w:tblStylePr>
   </w:style>
-  <w:style w:type="table" w:styleId="1459" w:customStyle="1">
+  <w:style w:type="table" w:styleId="1463" w:customStyle="1">
     <w:name w:val="Grid Table 6 Colorful - Accent 3"/>
-    <w:basedOn w:val="1401"/>
+    <w:basedOn w:val="1405"/>
     <w:uiPriority w:val="99"/>
     <w:pPr>
       <w:pBdr/>
@@ -39186,9 +39762,9 @@
       </w:tcPr>
     </w:tblStylePr>
   </w:style>
-  <w:style w:type="table" w:styleId="1460" w:customStyle="1">
+  <w:style w:type="table" w:styleId="1464" w:customStyle="1">
     <w:name w:val="Grid Table 6 Colorful - Accent 4"/>
-    <w:basedOn w:val="1401"/>
+    <w:basedOn w:val="1405"/>
     <w:uiPriority w:val="99"/>
     <w:pPr>
       <w:pBdr/>
@@ -39410,9 +39986,9 @@
       </w:tcPr>
     </w:tblStylePr>
   </w:style>
-  <w:style w:type="table" w:styleId="1461" w:customStyle="1">
+  <w:style w:type="table" w:styleId="1465" w:customStyle="1">
     <w:name w:val="Grid Table 6 Colorful - Accent 5"/>
-    <w:basedOn w:val="1401"/>
+    <w:basedOn w:val="1405"/>
     <w:uiPriority w:val="99"/>
     <w:pPr>
       <w:pBdr/>
@@ -39634,9 +40210,9 @@
       </w:tcPr>
     </w:tblStylePr>
   </w:style>
-  <w:style w:type="table" w:styleId="1462" w:customStyle="1">
+  <w:style w:type="table" w:styleId="1466" w:customStyle="1">
     <w:name w:val="Grid Table 6 Colorful - Accent 6"/>
-    <w:basedOn w:val="1401"/>
+    <w:basedOn w:val="1405"/>
     <w:uiPriority w:val="99"/>
     <w:pPr>
       <w:pBdr/>
@@ -39858,9 +40434,9 @@
       </w:tcPr>
     </w:tblStylePr>
   </w:style>
-  <w:style w:type="table" w:styleId="1463">
+  <w:style w:type="table" w:styleId="1467">
     <w:name w:val="Grid Table 7 Colorful"/>
-    <w:basedOn w:val="1401"/>
+    <w:basedOn w:val="1405"/>
     <w:uiPriority w:val="99"/>
     <w:pPr>
       <w:pBdr/>
@@ -40111,9 +40687,9 @@
       </w:tcPr>
     </w:tblStylePr>
   </w:style>
-  <w:style w:type="table" w:styleId="1464" w:customStyle="1">
+  <w:style w:type="table" w:styleId="1468" w:customStyle="1">
     <w:name w:val="Grid Table 7 Colorful - Accent 1"/>
-    <w:basedOn w:val="1401"/>
+    <w:basedOn w:val="1405"/>
     <w:uiPriority w:val="99"/>
     <w:pPr>
       <w:pBdr/>
@@ -40364,9 +40940,9 @@
       </w:tcPr>
     </w:tblStylePr>
   </w:style>
-  <w:style w:type="table" w:styleId="1465" w:customStyle="1">
+  <w:style w:type="table" w:styleId="1469" w:customStyle="1">
     <w:name w:val="Grid Table 7 Colorful - Accent 2"/>
-    <w:basedOn w:val="1401"/>
+    <w:basedOn w:val="1405"/>
     <w:uiPriority w:val="99"/>
     <w:pPr>
       <w:pBdr/>
@@ -40617,9 +41193,9 @@
       </w:tcPr>
     </w:tblStylePr>
   </w:style>
-  <w:style w:type="table" w:styleId="1466" w:customStyle="1">
+  <w:style w:type="table" w:styleId="1470" w:customStyle="1">
     <w:name w:val="Grid Table 7 Colorful - Accent 3"/>
-    <w:basedOn w:val="1401"/>
+    <w:basedOn w:val="1405"/>
     <w:uiPriority w:val="99"/>
     <w:pPr>
       <w:pBdr/>
@@ -40870,9 +41446,9 @@
       </w:tcPr>
     </w:tblStylePr>
   </w:style>
-  <w:style w:type="table" w:styleId="1467" w:customStyle="1">
+  <w:style w:type="table" w:styleId="1471" w:customStyle="1">
     <w:name w:val="Grid Table 7 Colorful - Accent 4"/>
-    <w:basedOn w:val="1401"/>
+    <w:basedOn w:val="1405"/>
     <w:uiPriority w:val="99"/>
     <w:pPr>
       <w:pBdr/>
@@ -41123,9 +41699,9 @@
       </w:tcPr>
     </w:tblStylePr>
   </w:style>
-  <w:style w:type="table" w:styleId="1468" w:customStyle="1">
+  <w:style w:type="table" w:styleId="1472" w:customStyle="1">
     <w:name w:val="Grid Table 7 Colorful - Accent 5"/>
-    <w:basedOn w:val="1401"/>
+    <w:basedOn w:val="1405"/>
     <w:uiPriority w:val="99"/>
     <w:pPr>
       <w:pBdr/>
@@ -41376,9 +41952,9 @@
       </w:tcPr>
     </w:tblStylePr>
   </w:style>
-  <w:style w:type="table" w:styleId="1469" w:customStyle="1">
+  <w:style w:type="table" w:styleId="1473" w:customStyle="1">
     <w:name w:val="Grid Table 7 Colorful - Accent 6"/>
-    <w:basedOn w:val="1401"/>
+    <w:basedOn w:val="1405"/>
     <w:uiPriority w:val="99"/>
     <w:pPr>
       <w:pBdr/>
@@ -41629,9 +42205,9 @@
       </w:tcPr>
     </w:tblStylePr>
   </w:style>
-  <w:style w:type="table" w:styleId="1470">
+  <w:style w:type="table" w:styleId="1474">
     <w:name w:val="List Table 1 Light"/>
-    <w:basedOn w:val="1401"/>
+    <w:basedOn w:val="1405"/>
     <w:uiPriority w:val="99"/>
     <w:pPr>
       <w:pBdr/>
@@ -41844,9 +42420,9 @@
       </w:tcPr>
     </w:tblStylePr>
   </w:style>
-  <w:style w:type="table" w:styleId="1471" w:customStyle="1">
+  <w:style w:type="table" w:styleId="1475" w:customStyle="1">
     <w:name w:val="List Table 1 Light - Accent 1"/>
-    <w:basedOn w:val="1401"/>
+    <w:basedOn w:val="1405"/>
     <w:uiPriority w:val="99"/>
     <w:pPr>
       <w:pBdr/>
@@ -42059,9 +42635,9 @@
       </w:tcPr>
     </w:tblStylePr>
   </w:style>
-  <w:style w:type="table" w:styleId="1472" w:customStyle="1">
+  <w:style w:type="table" w:styleId="1476" w:customStyle="1">
     <w:name w:val="List Table 1 Light - Accent 2"/>
-    <w:basedOn w:val="1401"/>
+    <w:basedOn w:val="1405"/>
     <w:uiPriority w:val="99"/>
     <w:pPr>
       <w:pBdr/>
@@ -42274,9 +42850,9 @@
       </w:tcPr>
     </w:tblStylePr>
   </w:style>
-  <w:style w:type="table" w:styleId="1473" w:customStyle="1">
+  <w:style w:type="table" w:styleId="1477" w:customStyle="1">
     <w:name w:val="List Table 1 Light - Accent 3"/>
-    <w:basedOn w:val="1401"/>
+    <w:basedOn w:val="1405"/>
     <w:uiPriority w:val="99"/>
     <w:pPr>
       <w:pBdr/>
@@ -42489,9 +43065,9 @@
       </w:tcPr>
     </w:tblStylePr>
   </w:style>
-  <w:style w:type="table" w:styleId="1474" w:customStyle="1">
+  <w:style w:type="table" w:styleId="1478" w:customStyle="1">
     <w:name w:val="List Table 1 Light - Accent 4"/>
-    <w:basedOn w:val="1401"/>
+    <w:basedOn w:val="1405"/>
     <w:uiPriority w:val="99"/>
     <w:pPr>
       <w:pBdr/>
@@ -42704,9 +43280,9 @@
       </w:tcPr>
     </w:tblStylePr>
   </w:style>
-  <w:style w:type="table" w:styleId="1475" w:customStyle="1">
+  <w:style w:type="table" w:styleId="1479" w:customStyle="1">
     <w:name w:val="List Table 1 Light - Accent 5"/>
-    <w:basedOn w:val="1401"/>
+    <w:basedOn w:val="1405"/>
     <w:uiPriority w:val="99"/>
     <w:pPr>
       <w:pBdr/>
@@ -42919,9 +43495,9 @@
       </w:tcPr>
     </w:tblStylePr>
   </w:style>
-  <w:style w:type="table" w:styleId="1476" w:customStyle="1">
+  <w:style w:type="table" w:styleId="1480" w:customStyle="1">
     <w:name w:val="List Table 1 Light - Accent 6"/>
-    <w:basedOn w:val="1401"/>
+    <w:basedOn w:val="1405"/>
     <w:uiPriority w:val="99"/>
     <w:pPr>
       <w:pBdr/>
@@ -43134,9 +43710,9 @@
       </w:tcPr>
     </w:tblStylePr>
   </w:style>
-  <w:style w:type="table" w:styleId="1477">
+  <w:style w:type="table" w:styleId="1481">
     <w:name w:val="List Table 2"/>
-    <w:basedOn w:val="1401"/>
+    <w:basedOn w:val="1405"/>
     <w:uiPriority w:val="99"/>
     <w:pPr>
       <w:pBdr/>
@@ -43371,9 +43947,9 @@
       </w:tcPr>
     </w:tblStylePr>
   </w:style>
-  <w:style w:type="table" w:styleId="1478" w:customStyle="1">
+  <w:style w:type="table" w:styleId="1482" w:customStyle="1">
     <w:name w:val="List Table 2 - Accent 1"/>
-    <w:basedOn w:val="1401"/>
+    <w:basedOn w:val="1405"/>
     <w:uiPriority w:val="99"/>
     <w:pPr>
       <w:pBdr/>
@@ -43608,9 +44184,9 @@
       </w:tcPr>
     </w:tblStylePr>
   </w:style>
-  <w:style w:type="table" w:styleId="1479" w:customStyle="1">
+  <w:style w:type="table" w:styleId="1483" w:customStyle="1">
     <w:name w:val="List Table 2 - Accent 2"/>
-    <w:basedOn w:val="1401"/>
+    <w:basedOn w:val="1405"/>
     <w:uiPriority w:val="99"/>
     <w:pPr>
       <w:pBdr/>
@@ -43845,9 +44421,9 @@
       </w:tcPr>
     </w:tblStylePr>
   </w:style>
-  <w:style w:type="table" w:styleId="1480" w:customStyle="1">
+  <w:style w:type="table" w:styleId="1484" w:customStyle="1">
     <w:name w:val="List Table 2 - Accent 3"/>
-    <w:basedOn w:val="1401"/>
+    <w:basedOn w:val="1405"/>
     <w:uiPriority w:val="99"/>
     <w:pPr>
       <w:pBdr/>
@@ -44082,9 +44658,9 @@
       </w:tcPr>
     </w:tblStylePr>
   </w:style>
-  <w:style w:type="table" w:styleId="1481" w:customStyle="1">
+  <w:style w:type="table" w:styleId="1485" w:customStyle="1">
     <w:name w:val="List Table 2 - Accent 4"/>
-    <w:basedOn w:val="1401"/>
+    <w:basedOn w:val="1405"/>
     <w:uiPriority w:val="99"/>
     <w:pPr>
       <w:pBdr/>
@@ -44319,9 +44895,9 @@
       </w:tcPr>
     </w:tblStylePr>
   </w:style>
-  <w:style w:type="table" w:styleId="1482" w:customStyle="1">
+  <w:style w:type="table" w:styleId="1486" w:customStyle="1">
     <w:name w:val="List Table 2 - Accent 5"/>
-    <w:basedOn w:val="1401"/>
+    <w:basedOn w:val="1405"/>
     <w:uiPriority w:val="99"/>
     <w:pPr>
       <w:pBdr/>
@@ -44556,9 +45132,9 @@
       </w:tcPr>
     </w:tblStylePr>
   </w:style>
-  <w:style w:type="table" w:styleId="1483" w:customStyle="1">
+  <w:style w:type="table" w:styleId="1487" w:customStyle="1">
     <w:name w:val="List Table 2 - Accent 6"/>
-    <w:basedOn w:val="1401"/>
+    <w:basedOn w:val="1405"/>
     <w:uiPriority w:val="99"/>
     <w:pPr>
       <w:pBdr/>
@@ -44793,9 +45369,9 @@
       </w:tcPr>
     </w:tblStylePr>
   </w:style>
-  <w:style w:type="table" w:styleId="1484">
+  <w:style w:type="table" w:styleId="1488">
     <w:name w:val="List Table 3"/>
-    <w:basedOn w:val="1401"/>
+    <w:basedOn w:val="1405"/>
     <w:uiPriority w:val="99"/>
     <w:pPr>
       <w:pBdr/>
@@ -45020,9 +45596,9 @@
       </w:tcPr>
     </w:tblStylePr>
   </w:style>
-  <w:style w:type="table" w:styleId="1485" w:customStyle="1">
+  <w:style w:type="table" w:styleId="1489" w:customStyle="1">
     <w:name w:val="List Table 3 - Accent 1"/>
-    <w:basedOn w:val="1401"/>
+    <w:basedOn w:val="1405"/>
     <w:uiPriority w:val="99"/>
     <w:pPr>
       <w:pBdr/>
@@ -45247,9 +45823,9 @@
       </w:tcPr>
     </w:tblStylePr>
   </w:style>
-  <w:style w:type="table" w:styleId="1486" w:customStyle="1">
+  <w:style w:type="table" w:styleId="1490" w:customStyle="1">
     <w:name w:val="List Table 3 - Accent 2"/>
-    <w:basedOn w:val="1401"/>
+    <w:basedOn w:val="1405"/>
     <w:uiPriority w:val="99"/>
     <w:pPr>
       <w:pBdr/>
@@ -45474,9 +46050,9 @@
       </w:tcPr>
     </w:tblStylePr>
   </w:style>
-  <w:style w:type="table" w:styleId="1487" w:customStyle="1">
+  <w:style w:type="table" w:styleId="1491" w:customStyle="1">
     <w:name w:val="List Table 3 - Accent 3"/>
-    <w:basedOn w:val="1401"/>
+    <w:basedOn w:val="1405"/>
     <w:uiPriority w:val="99"/>
     <w:pPr>
       <w:pBdr/>
@@ -45701,9 +46277,9 @@
       </w:tcPr>
     </w:tblStylePr>
   </w:style>
-  <w:style w:type="table" w:styleId="1488" w:customStyle="1">
+  <w:style w:type="table" w:styleId="1492" w:customStyle="1">
     <w:name w:val="List Table 3 - Accent 4"/>
-    <w:basedOn w:val="1401"/>
+    <w:basedOn w:val="1405"/>
     <w:uiPriority w:val="99"/>
     <w:pPr>
       <w:pBdr/>
@@ -45928,9 +46504,9 @@
       </w:tcPr>
     </w:tblStylePr>
   </w:style>
-  <w:style w:type="table" w:styleId="1489" w:customStyle="1">
+  <w:style w:type="table" w:styleId="1493" w:customStyle="1">
     <w:name w:val="List Table 3 - Accent 5"/>
-    <w:basedOn w:val="1401"/>
+    <w:basedOn w:val="1405"/>
     <w:uiPriority w:val="99"/>
     <w:pPr>
       <w:pBdr/>
@@ -46155,9 +46731,9 @@
       </w:tcPr>
     </w:tblStylePr>
   </w:style>
-  <w:style w:type="table" w:styleId="1490" w:customStyle="1">
+  <w:style w:type="table" w:styleId="1494" w:customStyle="1">
     <w:name w:val="List Table 3 - Accent 6"/>
-    <w:basedOn w:val="1401"/>
+    <w:basedOn w:val="1405"/>
     <w:uiPriority w:val="99"/>
     <w:pPr>
       <w:pBdr/>
@@ -46382,9 +46958,9 @@
       </w:tcPr>
     </w:tblStylePr>
   </w:style>
-  <w:style w:type="table" w:styleId="1491">
+  <w:style w:type="table" w:styleId="1495">
     <w:name w:val="List Table 4"/>
-    <w:basedOn w:val="1401"/>
+    <w:basedOn w:val="1405"/>
     <w:uiPriority w:val="99"/>
     <w:pPr>
       <w:pBdr/>
@@ -46606,9 +47182,9 @@
       </w:tcPr>
     </w:tblStylePr>
   </w:style>
-  <w:style w:type="table" w:styleId="1492" w:customStyle="1">
+  <w:style w:type="table" w:styleId="1496" w:customStyle="1">
     <w:name w:val="List Table 4 - Accent 1"/>
-    <w:basedOn w:val="1401"/>
+    <w:basedOn w:val="1405"/>
     <w:uiPriority w:val="99"/>
     <w:pPr>
       <w:pBdr/>
@@ -46830,9 +47406,9 @@
       </w:tcPr>
     </w:tblStylePr>
   </w:style>
-  <w:style w:type="table" w:styleId="1493" w:customStyle="1">
+  <w:style w:type="table" w:styleId="1497" w:customStyle="1">
     <w:name w:val="List Table 4 - Accent 2"/>
-    <w:basedOn w:val="1401"/>
+    <w:basedOn w:val="1405"/>
     <w:uiPriority w:val="99"/>
     <w:pPr>
       <w:pBdr/>
@@ -47054,9 +47630,9 @@
       </w:tcPr>
     </w:tblStylePr>
   </w:style>
-  <w:style w:type="table" w:styleId="1494" w:customStyle="1">
+  <w:style w:type="table" w:styleId="1498" w:customStyle="1">
     <w:name w:val="List Table 4 - Accent 3"/>
-    <w:basedOn w:val="1401"/>
+    <w:basedOn w:val="1405"/>
     <w:uiPriority w:val="99"/>
     <w:pPr>
       <w:pBdr/>
@@ -47278,9 +47854,9 @@
       </w:tcPr>
     </w:tblStylePr>
   </w:style>
-  <w:style w:type="table" w:styleId="1495" w:customStyle="1">
+  <w:style w:type="table" w:styleId="1499" w:customStyle="1">
     <w:name w:val="List Table 4 - Accent 4"/>
-    <w:basedOn w:val="1401"/>
+    <w:basedOn w:val="1405"/>
     <w:uiPriority w:val="99"/>
     <w:pPr>
       <w:pBdr/>
@@ -47502,9 +48078,9 @@
       </w:tcPr>
     </w:tblStylePr>
   </w:style>
-  <w:style w:type="table" w:styleId="1496" w:customStyle="1">
+  <w:style w:type="table" w:styleId="1500" w:customStyle="1">
     <w:name w:val="List Table 4 - Accent 5"/>
-    <w:basedOn w:val="1401"/>
+    <w:basedOn w:val="1405"/>
     <w:uiPriority w:val="99"/>
     <w:pPr>
       <w:pBdr/>
@@ -47726,9 +48302,9 @@
       </w:tcPr>
     </w:tblStylePr>
   </w:style>
-  <w:style w:type="table" w:styleId="1497" w:customStyle="1">
+  <w:style w:type="table" w:styleId="1501" w:customStyle="1">
     <w:name w:val="List Table 4 - Accent 6"/>
-    <w:basedOn w:val="1401"/>
+    <w:basedOn w:val="1405"/>
     <w:uiPriority w:val="99"/>
     <w:pPr>
       <w:pBdr/>
@@ -47950,9 +48526,9 @@
       </w:tcPr>
     </w:tblStylePr>
   </w:style>
-  <w:style w:type="table" w:styleId="1498">
+  <w:style w:type="table" w:styleId="1502">
     <w:name w:val="List Table 5 Dark"/>
-    <w:basedOn w:val="1401"/>
+    <w:basedOn w:val="1405"/>
     <w:uiPriority w:val="99"/>
     <w:pPr>
       <w:pBdr/>
@@ -48186,9 +48762,9 @@
       </w:tcPr>
     </w:tblStylePr>
   </w:style>
-  <w:style w:type="table" w:styleId="1499" w:customStyle="1">
+  <w:style w:type="table" w:styleId="1503" w:customStyle="1">
     <w:name w:val="List Table 5 Dark - Accent 1"/>
-    <w:basedOn w:val="1401"/>
+    <w:basedOn w:val="1405"/>
     <w:uiPriority w:val="99"/>
     <w:pPr>
       <w:pBdr/>
@@ -48422,9 +48998,9 @@
       </w:tcPr>
     </w:tblStylePr>
   </w:style>
-  <w:style w:type="table" w:styleId="1500" w:customStyle="1">
+  <w:style w:type="table" w:styleId="1504" w:customStyle="1">
     <w:name w:val="List Table 5 Dark - Accent 2"/>
-    <w:basedOn w:val="1401"/>
+    <w:basedOn w:val="1405"/>
     <w:uiPriority w:val="99"/>
     <w:pPr>
       <w:pBdr/>
@@ -48658,9 +49234,9 @@
       </w:tcPr>
     </w:tblStylePr>
   </w:style>
-  <w:style w:type="table" w:styleId="1501" w:customStyle="1">
+  <w:style w:type="table" w:styleId="1505" w:customStyle="1">
     <w:name w:val="List Table 5 Dark - Accent 3"/>
-    <w:basedOn w:val="1401"/>
+    <w:basedOn w:val="1405"/>
     <w:uiPriority w:val="99"/>
     <w:pPr>
       <w:pBdr/>
@@ -48894,9 +49470,9 @@
       </w:tcPr>
     </w:tblStylePr>
   </w:style>
-  <w:style w:type="table" w:styleId="1502" w:customStyle="1">
+  <w:style w:type="table" w:styleId="1506" w:customStyle="1">
     <w:name w:val="List Table 5 Dark - Accent 4"/>
-    <w:basedOn w:val="1401"/>
+    <w:basedOn w:val="1405"/>
     <w:uiPriority w:val="99"/>
     <w:pPr>
       <w:pBdr/>
@@ -49130,9 +49706,9 @@
       </w:tcPr>
     </w:tblStylePr>
   </w:style>
-  <w:style w:type="table" w:styleId="1503" w:customStyle="1">
+  <w:style w:type="table" w:styleId="1507" w:customStyle="1">
     <w:name w:val="List Table 5 Dark - Accent 5"/>
-    <w:basedOn w:val="1401"/>
+    <w:basedOn w:val="1405"/>
     <w:uiPriority w:val="99"/>
     <w:pPr>
       <w:pBdr/>
@@ -49366,9 +49942,9 @@
       </w:tcPr>
     </w:tblStylePr>
   </w:style>
-  <w:style w:type="table" w:styleId="1504" w:customStyle="1">
+  <w:style w:type="table" w:styleId="1508" w:customStyle="1">
     <w:name w:val="List Table 5 Dark - Accent 6"/>
-    <w:basedOn w:val="1401"/>
+    <w:basedOn w:val="1405"/>
     <w:uiPriority w:val="99"/>
     <w:pPr>
       <w:pBdr/>
@@ -49602,9 +50178,9 @@
       </w:tcPr>
     </w:tblStylePr>
   </w:style>
-  <w:style w:type="table" w:styleId="1505">
+  <w:style w:type="table" w:styleId="1509">
     <w:name w:val="List Table 6 Colorful"/>
-    <w:basedOn w:val="1401"/>
+    <w:basedOn w:val="1405"/>
     <w:uiPriority w:val="99"/>
     <w:pPr>
       <w:pBdr/>
@@ -49824,9 +50400,9 @@
       </w:tcPr>
     </w:tblStylePr>
   </w:style>
-  <w:style w:type="table" w:styleId="1506" w:customStyle="1">
+  <w:style w:type="table" w:styleId="1510" w:customStyle="1">
     <w:name w:val="List Table 6 Colorful - Accent 1"/>
-    <w:basedOn w:val="1401"/>
+    <w:basedOn w:val="1405"/>
     <w:uiPriority w:val="99"/>
     <w:pPr>
       <w:pBdr/>
@@ -50046,9 +50622,9 @@
       </w:tcPr>
     </w:tblStylePr>
   </w:style>
-  <w:style w:type="table" w:styleId="1507" w:customStyle="1">
+  <w:style w:type="table" w:styleId="1511" w:customStyle="1">
     <w:name w:val="List Table 6 Colorful - Accent 2"/>
-    <w:basedOn w:val="1401"/>
+    <w:basedOn w:val="1405"/>
     <w:uiPriority w:val="99"/>
     <w:pPr>
       <w:pBdr/>
@@ -50268,9 +50844,9 @@
       </w:tcPr>
     </w:tblStylePr>
   </w:style>
-  <w:style w:type="table" w:styleId="1508" w:customStyle="1">
+  <w:style w:type="table" w:styleId="1512" w:customStyle="1">
     <w:name w:val="List Table 6 Colorful - Accent 3"/>
-    <w:basedOn w:val="1401"/>
+    <w:basedOn w:val="1405"/>
     <w:uiPriority w:val="99"/>
     <w:pPr>
       <w:pBdr/>
@@ -50490,9 +51066,9 @@
       </w:tcPr>
     </w:tblStylePr>
   </w:style>
-  <w:style w:type="table" w:styleId="1509" w:customStyle="1">
+  <w:style w:type="table" w:styleId="1513" w:customStyle="1">
     <w:name w:val="List Table 6 Colorful - Accent 4"/>
-    <w:basedOn w:val="1401"/>
+    <w:basedOn w:val="1405"/>
     <w:uiPriority w:val="99"/>
     <w:pPr>
       <w:pBdr/>
@@ -50712,9 +51288,9 @@
       </w:tcPr>
     </w:tblStylePr>
   </w:style>
-  <w:style w:type="table" w:styleId="1510" w:customStyle="1">
+  <w:style w:type="table" w:styleId="1514" w:customStyle="1">
     <w:name w:val="List Table 6 Colorful - Accent 5"/>
-    <w:basedOn w:val="1401"/>
+    <w:basedOn w:val="1405"/>
     <w:uiPriority w:val="99"/>
     <w:pPr>
       <w:pBdr/>
@@ -50934,9 +51510,9 @@
       </w:tcPr>
     </w:tblStylePr>
   </w:style>
-  <w:style w:type="table" w:styleId="1511" w:customStyle="1">
+  <w:style w:type="table" w:styleId="1515" w:customStyle="1">
     <w:name w:val="List Table 6 Colorful - Accent 6"/>
-    <w:basedOn w:val="1401"/>
+    <w:basedOn w:val="1405"/>
     <w:uiPriority w:val="99"/>
     <w:pPr>
       <w:pBdr/>
@@ -51156,9 +51732,9 @@
       </w:tcPr>
     </w:tblStylePr>
   </w:style>
-  <w:style w:type="table" w:styleId="1512">
+  <w:style w:type="table" w:styleId="1516">
     <w:name w:val="List Table 7 Colorful"/>
-    <w:basedOn w:val="1401"/>
+    <w:basedOn w:val="1405"/>
     <w:uiPriority w:val="99"/>
     <w:pPr>
       <w:pBdr/>
@@ -51406,9 +51982,9 @@
       </w:tcPr>
     </w:tblStylePr>
   </w:style>
-  <w:style w:type="table" w:styleId="1513" w:customStyle="1">
+  <w:style w:type="table" w:styleId="1517" w:customStyle="1">
     <w:name w:val="List Table 7 Colorful - Accent 1"/>
-    <w:basedOn w:val="1401"/>
+    <w:basedOn w:val="1405"/>
     <w:uiPriority w:val="99"/>
     <w:pPr>
       <w:pBdr/>
@@ -51656,9 +52232,9 @@
       </w:tcPr>
     </w:tblStylePr>
   </w:style>
-  <w:style w:type="table" w:styleId="1514" w:customStyle="1">
+  <w:style w:type="table" w:styleId="1518" w:customStyle="1">
     <w:name w:val="List Table 7 Colorful - Accent 2"/>
-    <w:basedOn w:val="1401"/>
+    <w:basedOn w:val="1405"/>
     <w:uiPriority w:val="99"/>
     <w:pPr>
       <w:pBdr/>
@@ -51906,9 +52482,9 @@
       </w:tcPr>
     </w:tblStylePr>
   </w:style>
-  <w:style w:type="table" w:styleId="1515" w:customStyle="1">
+  <w:style w:type="table" w:styleId="1519" w:customStyle="1">
     <w:name w:val="List Table 7 Colorful - Accent 3"/>
-    <w:basedOn w:val="1401"/>
+    <w:basedOn w:val="1405"/>
     <w:uiPriority w:val="99"/>
     <w:pPr>
       <w:pBdr/>
@@ -52156,9 +52732,9 @@
       </w:tcPr>
     </w:tblStylePr>
   </w:style>
-  <w:style w:type="table" w:styleId="1516" w:customStyle="1">
+  <w:style w:type="table" w:styleId="1520" w:customStyle="1">
     <w:name w:val="List Table 7 Colorful - Accent 4"/>
-    <w:basedOn w:val="1401"/>
+    <w:basedOn w:val="1405"/>
     <w:uiPriority w:val="99"/>
     <w:pPr>
       <w:pBdr/>
@@ -52406,9 +52982,9 @@
       </w:tcPr>
     </w:tblStylePr>
   </w:style>
-  <w:style w:type="table" w:styleId="1517" w:customStyle="1">
+  <w:style w:type="table" w:styleId="1521" w:customStyle="1">
     <w:name w:val="List Table 7 Colorful - Accent 5"/>
-    <w:basedOn w:val="1401"/>
+    <w:basedOn w:val="1405"/>
     <w:uiPriority w:val="99"/>
     <w:pPr>
       <w:pBdr/>
@@ -52656,9 +53232,9 @@
       </w:tcPr>
     </w:tblStylePr>
   </w:style>
-  <w:style w:type="table" w:styleId="1518" w:customStyle="1">
+  <w:style w:type="table" w:styleId="1522" w:customStyle="1">
     <w:name w:val="List Table 7 Colorful - Accent 6"/>
-    <w:basedOn w:val="1401"/>
+    <w:basedOn w:val="1405"/>
     <w:uiPriority w:val="99"/>
     <w:pPr>
       <w:pBdr/>
@@ -52906,9 +53482,9 @@
       </w:tcPr>
     </w:tblStylePr>
   </w:style>
-  <w:style w:type="table" w:styleId="1519" w:customStyle="1">
+  <w:style w:type="table" w:styleId="1523" w:customStyle="1">
     <w:name w:val="Lined - Accent"/>
-    <w:basedOn w:val="1401"/>
+    <w:basedOn w:val="1405"/>
     <w:uiPriority w:val="99"/>
     <w:pPr>
       <w:pBdr/>
@@ -53145,9 +53721,9 @@
       </w:tcPr>
     </w:tblStylePr>
   </w:style>
-  <w:style w:type="table" w:styleId="1520" w:customStyle="1">
+  <w:style w:type="table" w:styleId="1524" w:customStyle="1">
     <w:name w:val="Lined - Accent 1"/>
-    <w:basedOn w:val="1401"/>
+    <w:basedOn w:val="1405"/>
     <w:uiPriority w:val="99"/>
     <w:pPr>
       <w:pBdr/>
@@ -53384,9 +53960,9 @@
       </w:tcPr>
     </w:tblStylePr>
   </w:style>
-  <w:style w:type="table" w:styleId="1521" w:customStyle="1">
+  <w:style w:type="table" w:styleId="1525" w:customStyle="1">
     <w:name w:val="Lined - Accent 2"/>
-    <w:basedOn w:val="1401"/>
+    <w:basedOn w:val="1405"/>
     <w:uiPriority w:val="99"/>
     <w:pPr>
       <w:pBdr/>
@@ -53623,9 +54199,9 @@
       </w:tcPr>
     </w:tblStylePr>
   </w:style>
-  <w:style w:type="table" w:styleId="1522" w:customStyle="1">
+  <w:style w:type="table" w:styleId="1526" w:customStyle="1">
     <w:name w:val="Lined - Accent 3"/>
-    <w:basedOn w:val="1401"/>
+    <w:basedOn w:val="1405"/>
     <w:uiPriority w:val="99"/>
     <w:pPr>
       <w:pBdr/>
@@ -53862,9 +54438,9 @@
       </w:tcPr>
     </w:tblStylePr>
   </w:style>
-  <w:style w:type="table" w:styleId="1523" w:customStyle="1">
+  <w:style w:type="table" w:styleId="1527" w:customStyle="1">
     <w:name w:val="Lined - Accent 4"/>
-    <w:basedOn w:val="1401"/>
+    <w:basedOn w:val="1405"/>
     <w:uiPriority w:val="99"/>
     <w:pPr>
       <w:pBdr/>
@@ -54101,9 +54677,9 @@
       </w:tcPr>
     </w:tblStylePr>
   </w:style>
-  <w:style w:type="table" w:styleId="1524" w:customStyle="1">
+  <w:style w:type="table" w:styleId="1528" w:customStyle="1">
     <w:name w:val="Lined - Accent 5"/>
-    <w:basedOn w:val="1401"/>
+    <w:basedOn w:val="1405"/>
     <w:uiPriority w:val="99"/>
     <w:pPr>
       <w:pBdr/>
@@ -54340,9 +54916,9 @@
       </w:tcPr>
     </w:tblStylePr>
   </w:style>
-  <w:style w:type="table" w:styleId="1525" w:customStyle="1">
+  <w:style w:type="table" w:styleId="1529" w:customStyle="1">
     <w:name w:val="Lined - Accent 6"/>
-    <w:basedOn w:val="1401"/>
+    <w:basedOn w:val="1405"/>
     <w:uiPriority w:val="99"/>
     <w:pPr>
       <w:pBdr/>
@@ -54579,9 +55155,9 @@
       </w:tcPr>
     </w:tblStylePr>
   </w:style>
-  <w:style w:type="table" w:styleId="1526" w:customStyle="1">
+  <w:style w:type="table" w:styleId="1530" w:customStyle="1">
     <w:name w:val="Bordered &amp; Lined - Accent"/>
-    <w:basedOn w:val="1401"/>
+    <w:basedOn w:val="1405"/>
     <w:uiPriority w:val="99"/>
     <w:pPr>
       <w:pBdr/>
@@ -54825,9 +55401,9 @@
       </w:tcPr>
     </w:tblStylePr>
   </w:style>
-  <w:style w:type="table" w:styleId="1527" w:customStyle="1">
+  <w:style w:type="table" w:styleId="1531" w:customStyle="1">
     <w:name w:val="Bordered &amp; Lined - Accent 1"/>
-    <w:basedOn w:val="1401"/>
+    <w:basedOn w:val="1405"/>
     <w:uiPriority w:val="99"/>
     <w:pPr>
       <w:pBdr/>
@@ -55071,9 +55647,9 @@
       </w:tcPr>
     </w:tblStylePr>
   </w:style>
-  <w:style w:type="table" w:styleId="1528" w:customStyle="1">
+  <w:style w:type="table" w:styleId="1532" w:customStyle="1">
     <w:name w:val="Bordered &amp; Lined - Accent 2"/>
-    <w:basedOn w:val="1401"/>
+    <w:basedOn w:val="1405"/>
     <w:uiPriority w:val="99"/>
     <w:pPr>
       <w:pBdr/>
@@ -55317,9 +55893,9 @@
       </w:tcPr>
     </w:tblStylePr>
   </w:style>
-  <w:style w:type="table" w:styleId="1529" w:customStyle="1">
+  <w:style w:type="table" w:styleId="1533" w:customStyle="1">
     <w:name w:val="Bordered &amp; Lined - Accent 3"/>
-    <w:basedOn w:val="1401"/>
+    <w:basedOn w:val="1405"/>
     <w:uiPriority w:val="99"/>
     <w:pPr>
       <w:pBdr/>
@@ -55563,9 +56139,9 @@
       </w:tcPr>
     </w:tblStylePr>
   </w:style>
-  <w:style w:type="table" w:styleId="1530" w:customStyle="1">
+  <w:style w:type="table" w:styleId="1534" w:customStyle="1">
     <w:name w:val="Bordered &amp; Lined - Accent 4"/>
-    <w:basedOn w:val="1401"/>
+    <w:basedOn w:val="1405"/>
     <w:uiPriority w:val="99"/>
     <w:pPr>
       <w:pBdr/>
@@ -55809,9 +56385,9 @@
       </w:tcPr>
     </w:tblStylePr>
   </w:style>
-  <w:style w:type="table" w:styleId="1531" w:customStyle="1">
+  <w:style w:type="table" w:styleId="1535" w:customStyle="1">
     <w:name w:val="Bordered &amp; Lined - Accent 5"/>
-    <w:basedOn w:val="1401"/>
+    <w:basedOn w:val="1405"/>
     <w:uiPriority w:val="99"/>
     <w:pPr>
       <w:pBdr/>
@@ -56055,9 +56631,9 @@
       </w:tcPr>
     </w:tblStylePr>
   </w:style>
-  <w:style w:type="table" w:styleId="1532" w:customStyle="1">
+  <w:style w:type="table" w:styleId="1536" w:customStyle="1">
     <w:name w:val="Bordered &amp; Lined - Accent 6"/>
-    <w:basedOn w:val="1401"/>
+    <w:basedOn w:val="1405"/>
     <w:uiPriority w:val="99"/>
     <w:pPr>
       <w:pBdr/>
@@ -56301,9 +56877,9 @@
       </w:tcPr>
     </w:tblStylePr>
   </w:style>
-  <w:style w:type="table" w:styleId="1533" w:customStyle="1">
+  <w:style w:type="table" w:styleId="1537" w:customStyle="1">
     <w:name w:val="Bordered"/>
-    <w:basedOn w:val="1401"/>
+    <w:basedOn w:val="1405"/>
     <w:uiPriority w:val="99"/>
     <w:pPr>
       <w:pBdr/>
@@ -56531,9 +57107,9 @@
       </w:tcPr>
     </w:tblStylePr>
   </w:style>
-  <w:style w:type="table" w:styleId="1534" w:customStyle="1">
+  <w:style w:type="table" w:styleId="1538" w:customStyle="1">
     <w:name w:val="Bordered - Accent 1"/>
-    <w:basedOn w:val="1401"/>
+    <w:basedOn w:val="1405"/>
     <w:uiPriority w:val="99"/>
     <w:pPr>
       <w:pBdr/>
@@ -56761,9 +57337,9 @@
       </w:tcPr>
     </w:tblStylePr>
   </w:style>
-  <w:style w:type="table" w:styleId="1535" w:customStyle="1">
+  <w:style w:type="table" w:styleId="1539" w:customStyle="1">
     <w:name w:val="Bordered - Accent 2"/>
-    <w:basedOn w:val="1401"/>
+    <w:basedOn w:val="1405"/>
     <w:uiPriority w:val="99"/>
     <w:pPr>
       <w:pBdr/>
@@ -56991,9 +57567,9 @@
       </w:tcPr>
     </w:tblStylePr>
   </w:style>
-  <w:style w:type="table" w:styleId="1536" w:customStyle="1">
+  <w:style w:type="table" w:styleId="1540" w:customStyle="1">
     <w:name w:val="Bordered - Accent 3"/>
-    <w:basedOn w:val="1401"/>
+    <w:basedOn w:val="1405"/>
     <w:uiPriority w:val="99"/>
     <w:pPr>
       <w:pBdr/>
@@ -57221,9 +57797,9 @@
       </w:tcPr>
     </w:tblStylePr>
   </w:style>
-  <w:style w:type="table" w:styleId="1537" w:customStyle="1">
+  <w:style w:type="table" w:styleId="1541" w:customStyle="1">
     <w:name w:val="Bordered - Accent 4"/>
-    <w:basedOn w:val="1401"/>
+    <w:basedOn w:val="1405"/>
     <w:uiPriority w:val="99"/>
     <w:pPr>
       <w:pBdr/>
@@ -57451,9 +58027,9 @@
       </w:tcPr>
     </w:tblStylePr>
   </w:style>
-  <w:style w:type="table" w:styleId="1538" w:customStyle="1">
+  <w:style w:type="table" w:styleId="1542" w:customStyle="1">
     <w:name w:val="Bordered - Accent 5"/>
-    <w:basedOn w:val="1401"/>
+    <w:basedOn w:val="1405"/>
     <w:uiPriority w:val="99"/>
     <w:pPr>
       <w:pBdr/>
@@ -57681,9 +58257,9 @@
       </w:tcPr>
     </w:tblStylePr>
   </w:style>
-  <w:style w:type="table" w:styleId="1539" w:customStyle="1">
+  <w:style w:type="table" w:styleId="1543" w:customStyle="1">
     <w:name w:val="Bordered - Accent 6"/>
-    <w:basedOn w:val="1401"/>
+    <w:basedOn w:val="1405"/>
     <w:uiPriority w:val="99"/>
     <w:pPr>
       <w:pBdr/>
@@ -57911,9 +58487,9 @@
       </w:tcPr>
     </w:tblStylePr>
   </w:style>
-  <w:style w:type="character" w:styleId="1540" w:customStyle="1">
+  <w:style w:type="character" w:styleId="1544" w:customStyle="1">
     <w:name w:val="Heading 1 Char"/>
-    <w:basedOn w:val="1400"/>
+    <w:basedOn w:val="1404"/>
     <w:uiPriority w:val="9"/>
     <w:pPr>
       <w:pBdr/>
@@ -57927,9 +58503,9 @@
       <w:szCs w:val="40"/>
     </w:rPr>
   </w:style>
-  <w:style w:type="character" w:styleId="1541" w:customStyle="1">
+  <w:style w:type="character" w:styleId="1545" w:customStyle="1">
     <w:name w:val="Heading 2 Char"/>
-    <w:basedOn w:val="1400"/>
+    <w:basedOn w:val="1404"/>
     <w:uiPriority w:val="9"/>
     <w:pPr>
       <w:pBdr/>
@@ -57943,9 +58519,9 @@
       <w:szCs w:val="32"/>
     </w:rPr>
   </w:style>
-  <w:style w:type="character" w:styleId="1542" w:customStyle="1">
+  <w:style w:type="character" w:styleId="1546" w:customStyle="1">
     <w:name w:val="Heading 3 Char"/>
-    <w:basedOn w:val="1400"/>
+    <w:basedOn w:val="1404"/>
     <w:uiPriority w:val="9"/>
     <w:pPr>
       <w:pBdr/>
@@ -57959,10 +58535,10 @@
       <w:szCs w:val="28"/>
     </w:rPr>
   </w:style>
-  <w:style w:type="character" w:styleId="1543" w:customStyle="1">
+  <w:style w:type="character" w:styleId="1547" w:customStyle="1">
     <w:name w:val="Titre 4 Car"/>
-    <w:basedOn w:val="1400"/>
-    <w:link w:val="1394"/>
+    <w:basedOn w:val="1404"/>
+    <w:link w:val="1398"/>
     <w:uiPriority w:val="9"/>
     <w:pPr>
       <w:pBdr/>
@@ -57976,10 +58552,10 @@
       <w:color w:val="2f5496" w:themeColor="accent1" w:themeShade="BF"/>
     </w:rPr>
   </w:style>
-  <w:style w:type="character" w:styleId="1544" w:customStyle="1">
+  <w:style w:type="character" w:styleId="1548" w:customStyle="1">
     <w:name w:val="Titre 5 Car"/>
-    <w:basedOn w:val="1400"/>
-    <w:link w:val="1395"/>
+    <w:basedOn w:val="1404"/>
+    <w:link w:val="1399"/>
     <w:uiPriority w:val="9"/>
     <w:pPr>
       <w:pBdr/>
@@ -57991,10 +58567,10 @@
       <w:color w:val="2f5496" w:themeColor="accent1" w:themeShade="BF"/>
     </w:rPr>
   </w:style>
-  <w:style w:type="character" w:styleId="1545" w:customStyle="1">
+  <w:style w:type="character" w:styleId="1549" w:customStyle="1">
     <w:name w:val="Titre 6 Car"/>
-    <w:basedOn w:val="1400"/>
-    <w:link w:val="1396"/>
+    <w:basedOn w:val="1404"/>
+    <w:link w:val="1400"/>
     <w:uiPriority w:val="9"/>
     <w:pPr>
       <w:pBdr/>
@@ -58008,10 +58584,10 @@
       <w:color w:val="595959" w:themeColor="text1" w:themeTint="A6"/>
     </w:rPr>
   </w:style>
-  <w:style w:type="character" w:styleId="1546" w:customStyle="1">
+  <w:style w:type="character" w:styleId="1550" w:customStyle="1">
     <w:name w:val="Titre 7 Car"/>
-    <w:basedOn w:val="1400"/>
-    <w:link w:val="1397"/>
+    <w:basedOn w:val="1404"/>
+    <w:link w:val="1401"/>
     <w:uiPriority w:val="9"/>
     <w:pPr>
       <w:pBdr/>
@@ -58023,10 +58599,10 @@
       <w:color w:val="595959" w:themeColor="text1" w:themeTint="A6"/>
     </w:rPr>
   </w:style>
-  <w:style w:type="character" w:styleId="1547" w:customStyle="1">
+  <w:style w:type="character" w:styleId="1551" w:customStyle="1">
     <w:name w:val="Titre 8 Car"/>
-    <w:basedOn w:val="1400"/>
-    <w:link w:val="1398"/>
+    <w:basedOn w:val="1404"/>
+    <w:link w:val="1402"/>
     <w:uiPriority w:val="9"/>
     <w:pPr>
       <w:pBdr/>
@@ -58040,10 +58616,10 @@
       <w:color w:val="272727" w:themeColor="text1" w:themeTint="D8"/>
     </w:rPr>
   </w:style>
-  <w:style w:type="character" w:styleId="1548" w:customStyle="1">
+  <w:style w:type="character" w:styleId="1552" w:customStyle="1">
     <w:name w:val="Titre 9 Car"/>
-    <w:basedOn w:val="1400"/>
-    <w:link w:val="1399"/>
+    <w:basedOn w:val="1404"/>
+    <w:link w:val="1403"/>
     <w:uiPriority w:val="9"/>
     <w:pPr>
       <w:pBdr/>
@@ -58057,11 +58633,11 @@
       <w:color w:val="272727" w:themeColor="text1" w:themeTint="D8"/>
     </w:rPr>
   </w:style>
-  <w:style w:type="paragraph" w:styleId="1549">
+  <w:style w:type="paragraph" w:styleId="1553">
     <w:name w:val="Title"/>
-    <w:basedOn w:val="1390"/>
-    <w:next w:val="1390"/>
-    <w:link w:val="1550"/>
+    <w:basedOn w:val="1394"/>
+    <w:next w:val="1394"/>
+    <w:link w:val="1554"/>
     <w:uiPriority w:val="10"/>
     <w:qFormat/>
     <w:pPr>
@@ -58077,10 +58653,10 @@
       <w:szCs w:val="56"/>
     </w:rPr>
   </w:style>
-  <w:style w:type="character" w:styleId="1550" w:customStyle="1">
+  <w:style w:type="character" w:styleId="1554" w:customStyle="1">
     <w:name w:val="Titre Car"/>
-    <w:basedOn w:val="1400"/>
-    <w:link w:val="1549"/>
+    <w:basedOn w:val="1404"/>
+    <w:link w:val="1553"/>
     <w:uiPriority w:val="10"/>
     <w:pPr>
       <w:pBdr/>
@@ -58094,11 +58670,11 @@
       <w:szCs w:val="56"/>
     </w:rPr>
   </w:style>
-  <w:style w:type="paragraph" w:styleId="1551">
+  <w:style w:type="paragraph" w:styleId="1555">
     <w:name w:val="Subtitle"/>
-    <w:basedOn w:val="1390"/>
-    <w:next w:val="1390"/>
-    <w:link w:val="1552"/>
+    <w:basedOn w:val="1394"/>
+    <w:next w:val="1394"/>
+    <w:link w:val="1556"/>
     <w:uiPriority w:val="11"/>
     <w:qFormat/>
     <w:pPr>
@@ -58116,10 +58692,10 @@
       <w:szCs w:val="28"/>
     </w:rPr>
   </w:style>
-  <w:style w:type="character" w:styleId="1552" w:customStyle="1">
+  <w:style w:type="character" w:styleId="1556" w:customStyle="1">
     <w:name w:val="Sous-titre Car"/>
-    <w:basedOn w:val="1400"/>
-    <w:link w:val="1551"/>
+    <w:basedOn w:val="1404"/>
+    <w:link w:val="1555"/>
     <w:uiPriority w:val="11"/>
     <w:pPr>
       <w:pBdr/>
@@ -58133,11 +58709,11 @@
       <w:szCs w:val="28"/>
     </w:rPr>
   </w:style>
-  <w:style w:type="paragraph" w:styleId="1553">
+  <w:style w:type="paragraph" w:styleId="1557">
     <w:name w:val="Quote"/>
-    <w:basedOn w:val="1390"/>
-    <w:next w:val="1390"/>
-    <w:link w:val="1554"/>
+    <w:basedOn w:val="1394"/>
+    <w:next w:val="1394"/>
+    <w:link w:val="1558"/>
     <w:uiPriority w:val="29"/>
     <w:qFormat/>
     <w:pPr>
@@ -58152,10 +58728,10 @@
       <w:color w:val="404040" w:themeColor="text1" w:themeTint="BF"/>
     </w:rPr>
   </w:style>
-  <w:style w:type="character" w:styleId="1554" w:customStyle="1">
+  <w:style w:type="character" w:styleId="1558" w:customStyle="1">
     <w:name w:val="Citation Car"/>
-    <w:basedOn w:val="1400"/>
-    <w:link w:val="1553"/>
+    <w:basedOn w:val="1404"/>
+    <w:link w:val="1557"/>
     <w:uiPriority w:val="29"/>
     <w:pPr>
       <w:pBdr/>
@@ -58168,9 +58744,9 @@
       <w:color w:val="404040" w:themeColor="text1" w:themeTint="BF"/>
     </w:rPr>
   </w:style>
-  <w:style w:type="character" w:styleId="1555">
+  <w:style w:type="character" w:styleId="1559">
     <w:name w:val="Intense Emphasis"/>
-    <w:basedOn w:val="1400"/>
+    <w:basedOn w:val="1404"/>
     <w:uiPriority w:val="21"/>
     <w:qFormat/>
     <w:pPr>
@@ -58184,11 +58760,11 @@
       <w:color w:val="2f5496" w:themeColor="accent1" w:themeShade="BF"/>
     </w:rPr>
   </w:style>
-  <w:style w:type="paragraph" w:styleId="1556">
+  <w:style w:type="paragraph" w:styleId="1560">
     <w:name w:val="Intense Quote"/>
-    <w:basedOn w:val="1390"/>
-    <w:next w:val="1390"/>
-    <w:link w:val="1557"/>
+    <w:basedOn w:val="1394"/>
+    <w:next w:val="1394"/>
+    <w:link w:val="1561"/>
     <w:uiPriority w:val="30"/>
     <w:qFormat/>
     <w:pPr>
@@ -58206,10 +58782,10 @@
       <w:color w:val="2f5496" w:themeColor="accent1" w:themeShade="BF"/>
     </w:rPr>
   </w:style>
-  <w:style w:type="character" w:styleId="1557" w:customStyle="1">
+  <w:style w:type="character" w:styleId="1561" w:customStyle="1">
     <w:name w:val="Citation intense Car"/>
-    <w:basedOn w:val="1400"/>
-    <w:link w:val="1556"/>
+    <w:basedOn w:val="1404"/>
+    <w:link w:val="1560"/>
     <w:uiPriority w:val="30"/>
     <w:pPr>
       <w:pBdr/>
@@ -58222,9 +58798,9 @@
       <w:color w:val="2f5496" w:themeColor="accent1" w:themeShade="BF"/>
     </w:rPr>
   </w:style>
-  <w:style w:type="character" w:styleId="1558">
+  <w:style w:type="character" w:styleId="1562">
     <w:name w:val="Intense Reference"/>
-    <w:basedOn w:val="1400"/>
+    <w:basedOn w:val="1404"/>
     <w:uiPriority w:val="32"/>
     <w:qFormat/>
     <w:pPr>
@@ -58240,9 +58816,9 @@
       <w:spacing w:val="5"/>
     </w:rPr>
   </w:style>
-  <w:style w:type="character" w:styleId="1559">
+  <w:style w:type="character" w:styleId="1563">
     <w:name w:val="Subtle Emphasis"/>
-    <w:basedOn w:val="1400"/>
+    <w:basedOn w:val="1404"/>
     <w:uiPriority w:val="19"/>
     <w:qFormat/>
     <w:pPr>
@@ -58256,9 +58832,9 @@
       <w:color w:val="404040" w:themeColor="text1" w:themeTint="BF"/>
     </w:rPr>
   </w:style>
-  <w:style w:type="character" w:styleId="1560">
+  <w:style w:type="character" w:styleId="1564">
     <w:name w:val="Emphasis"/>
-    <w:basedOn w:val="1400"/>
+    <w:basedOn w:val="1404"/>
     <w:uiPriority w:val="20"/>
     <w:qFormat/>
     <w:pPr>
@@ -58271,9 +58847,9 @@
       <w:iCs/>
     </w:rPr>
   </w:style>
-  <w:style w:type="character" w:styleId="1561">
+  <w:style w:type="character" w:styleId="1565">
     <w:name w:val="Strong"/>
-    <w:basedOn w:val="1400"/>
+    <w:basedOn w:val="1404"/>
     <w:uiPriority w:val="22"/>
     <w:qFormat/>
     <w:pPr>
@@ -58286,9 +58862,9 @@
       <w:bCs/>
     </w:rPr>
   </w:style>
-  <w:style w:type="character" w:styleId="1562">
+  <w:style w:type="character" w:styleId="1566">
     <w:name w:val="Subtle Reference"/>
-    <w:basedOn w:val="1400"/>
+    <w:basedOn w:val="1404"/>
     <w:uiPriority w:val="31"/>
     <w:qFormat/>
     <w:pPr>
@@ -58301,9 +58877,9 @@
       <w:color w:val="5a5a5a" w:themeColor="text1" w:themeTint="A5"/>
     </w:rPr>
   </w:style>
-  <w:style w:type="character" w:styleId="1563">
+  <w:style w:type="character" w:styleId="1567">
     <w:name w:val="Book Title"/>
-    <w:basedOn w:val="1400"/>
+    <w:basedOn w:val="1404"/>
     <w:uiPriority w:val="33"/>
     <w:qFormat/>
     <w:pPr>
@@ -58319,9 +58895,9 @@
       <w:spacing w:val="5"/>
     </w:rPr>
   </w:style>
-  <w:style w:type="character" w:styleId="1564" w:customStyle="1">
+  <w:style w:type="character" w:styleId="1568" w:customStyle="1">
     <w:name w:val="Header Char"/>
-    <w:basedOn w:val="1400"/>
+    <w:basedOn w:val="1404"/>
     <w:uiPriority w:val="99"/>
     <w:pPr>
       <w:pBdr/>
@@ -58329,9 +58905,9 @@
       <w:ind/>
     </w:pPr>
   </w:style>
-  <w:style w:type="character" w:styleId="1565" w:customStyle="1">
+  <w:style w:type="character" w:styleId="1569" w:customStyle="1">
     <w:name w:val="Footer Char"/>
-    <w:basedOn w:val="1400"/>
+    <w:basedOn w:val="1404"/>
     <w:uiPriority w:val="99"/>
     <w:pPr>
       <w:pBdr/>
@@ -58339,10 +58915,10 @@
       <w:ind/>
     </w:pPr>
   </w:style>
-  <w:style w:type="paragraph" w:styleId="1566">
+  <w:style w:type="paragraph" w:styleId="1570">
     <w:name w:val="footnote text"/>
-    <w:basedOn w:val="1390"/>
-    <w:link w:val="1567"/>
+    <w:basedOn w:val="1394"/>
+    <w:link w:val="1571"/>
     <w:uiPriority w:val="99"/>
     <w:semiHidden/>
     <w:unhideWhenUsed/>
@@ -58356,10 +58932,10 @@
       <w:szCs w:val="20"/>
     </w:rPr>
   </w:style>
-  <w:style w:type="character" w:styleId="1567" w:customStyle="1">
+  <w:style w:type="character" w:styleId="1571" w:customStyle="1">
     <w:name w:val="Note de bas de page Car"/>
-    <w:basedOn w:val="1400"/>
-    <w:link w:val="1566"/>
+    <w:basedOn w:val="1404"/>
+    <w:link w:val="1570"/>
     <w:uiPriority w:val="99"/>
     <w:semiHidden/>
     <w:pPr>
@@ -58372,9 +58948,9 @@
       <w:szCs w:val="20"/>
     </w:rPr>
   </w:style>
-  <w:style w:type="character" w:styleId="1568">
+  <w:style w:type="character" w:styleId="1572">
     <w:name w:val="footnote reference"/>
-    <w:basedOn w:val="1400"/>
+    <w:basedOn w:val="1404"/>
     <w:uiPriority w:val="99"/>
     <w:semiHidden/>
     <w:unhideWhenUsed/>
@@ -58387,10 +58963,10 @@
       <w:vertAlign w:val="superscript"/>
     </w:rPr>
   </w:style>
-  <w:style w:type="paragraph" w:styleId="1569">
+  <w:style w:type="paragraph" w:styleId="1573">
     <w:name w:val="endnote text"/>
-    <w:basedOn w:val="1390"/>
-    <w:link w:val="1570"/>
+    <w:basedOn w:val="1394"/>
+    <w:link w:val="1574"/>
     <w:uiPriority w:val="99"/>
     <w:semiHidden/>
     <w:unhideWhenUsed/>
@@ -58404,10 +58980,10 @@
       <w:szCs w:val="20"/>
     </w:rPr>
   </w:style>
-  <w:style w:type="character" w:styleId="1570" w:customStyle="1">
+  <w:style w:type="character" w:styleId="1574" w:customStyle="1">
     <w:name w:val="Note de fin Car"/>
-    <w:basedOn w:val="1400"/>
-    <w:link w:val="1569"/>
+    <w:basedOn w:val="1404"/>
+    <w:link w:val="1573"/>
     <w:uiPriority w:val="99"/>
     <w:semiHidden/>
     <w:pPr>
@@ -58420,9 +58996,9 @@
       <w:szCs w:val="20"/>
     </w:rPr>
   </w:style>
-  <w:style w:type="character" w:styleId="1571">
+  <w:style w:type="character" w:styleId="1575">
     <w:name w:val="endnote reference"/>
-    <w:basedOn w:val="1400"/>
+    <w:basedOn w:val="1404"/>
     <w:uiPriority w:val="99"/>
     <w:semiHidden/>
     <w:unhideWhenUsed/>
@@ -58435,9 +59011,9 @@
       <w:vertAlign w:val="superscript"/>
     </w:rPr>
   </w:style>
-  <w:style w:type="character" w:styleId="1572">
+  <w:style w:type="character" w:styleId="1576">
     <w:name w:val="FollowedHyperlink"/>
-    <w:basedOn w:val="1400"/>
+    <w:basedOn w:val="1404"/>
     <w:uiPriority w:val="99"/>
     <w:semiHidden/>
     <w:unhideWhenUsed/>
@@ -58451,10 +59027,10 @@
       <w:u w:val="single"/>
     </w:rPr>
   </w:style>
-  <w:style w:type="paragraph" w:styleId="1573">
+  <w:style w:type="paragraph" w:styleId="1577">
     <w:name w:val="toc 4"/>
-    <w:basedOn w:val="1390"/>
-    <w:next w:val="1390"/>
+    <w:basedOn w:val="1394"/>
+    <w:next w:val="1394"/>
     <w:uiPriority w:val="39"/>
     <w:unhideWhenUsed/>
     <w:pPr>
@@ -58463,10 +59039,10 @@
       <w:ind w:left="660"/>
     </w:pPr>
   </w:style>
-  <w:style w:type="paragraph" w:styleId="1574">
+  <w:style w:type="paragraph" w:styleId="1578">
     <w:name w:val="toc 5"/>
-    <w:basedOn w:val="1390"/>
-    <w:next w:val="1390"/>
+    <w:basedOn w:val="1394"/>
+    <w:next w:val="1394"/>
     <w:uiPriority w:val="39"/>
     <w:unhideWhenUsed/>
     <w:pPr>
@@ -58475,10 +59051,10 @@
       <w:ind w:left="880"/>
     </w:pPr>
   </w:style>
-  <w:style w:type="paragraph" w:styleId="1575">
+  <w:style w:type="paragraph" w:styleId="1579">
     <w:name w:val="toc 6"/>
-    <w:basedOn w:val="1390"/>
-    <w:next w:val="1390"/>
+    <w:basedOn w:val="1394"/>
+    <w:next w:val="1394"/>
     <w:uiPriority w:val="39"/>
     <w:unhideWhenUsed/>
     <w:pPr>
@@ -58487,10 +59063,10 @@
       <w:ind w:left="1100"/>
     </w:pPr>
   </w:style>
-  <w:style w:type="paragraph" w:styleId="1576">
+  <w:style w:type="paragraph" w:styleId="1580">
     <w:name w:val="toc 7"/>
-    <w:basedOn w:val="1390"/>
-    <w:next w:val="1390"/>
+    <w:basedOn w:val="1394"/>
+    <w:next w:val="1394"/>
     <w:uiPriority w:val="39"/>
     <w:unhideWhenUsed/>
     <w:pPr>
@@ -58499,10 +59075,10 @@
       <w:ind w:left="1320"/>
     </w:pPr>
   </w:style>
-  <w:style w:type="paragraph" w:styleId="1577">
+  <w:style w:type="paragraph" w:styleId="1581">
     <w:name w:val="toc 8"/>
-    <w:basedOn w:val="1390"/>
-    <w:next w:val="1390"/>
+    <w:basedOn w:val="1394"/>
+    <w:next w:val="1394"/>
     <w:uiPriority w:val="39"/>
     <w:unhideWhenUsed/>
     <w:pPr>
@@ -58511,10 +59087,10 @@
       <w:ind w:left="1540"/>
     </w:pPr>
   </w:style>
-  <w:style w:type="paragraph" w:styleId="1578">
+  <w:style w:type="paragraph" w:styleId="1582">
     <w:name w:val="toc 9"/>
-    <w:basedOn w:val="1390"/>
-    <w:next w:val="1390"/>
+    <w:basedOn w:val="1394"/>
+    <w:next w:val="1394"/>
     <w:uiPriority w:val="39"/>
     <w:unhideWhenUsed/>
     <w:pPr>
@@ -58523,10 +59099,10 @@
       <w:ind w:left="1760"/>
     </w:pPr>
   </w:style>
-  <w:style w:type="paragraph" w:styleId="1579">
+  <w:style w:type="paragraph" w:styleId="1583">
     <w:name w:val="table of figures"/>
-    <w:basedOn w:val="1390"/>
-    <w:next w:val="1390"/>
+    <w:basedOn w:val="1394"/>
+    <w:next w:val="1394"/>
     <w:uiPriority w:val="99"/>
     <w:unhideWhenUsed/>
     <w:pPr>
@@ -58535,10 +59111,10 @@
       <w:ind/>
     </w:pPr>
   </w:style>
-  <w:style w:type="paragraph" w:styleId="1580">
+  <w:style w:type="paragraph" w:styleId="1584">
     <w:name w:val="Header"/>
-    <w:basedOn w:val="1390"/>
-    <w:link w:val="1581"/>
+    <w:basedOn w:val="1394"/>
+    <w:link w:val="1585"/>
     <w:uiPriority w:val="99"/>
     <w:unhideWhenUsed/>
     <w:pPr>
@@ -58551,10 +59127,10 @@
       <w:ind/>
     </w:pPr>
   </w:style>
-  <w:style w:type="character" w:styleId="1581" w:customStyle="1">
+  <w:style w:type="character" w:styleId="1585" w:customStyle="1">
     <w:name w:val="En-tête Car"/>
-    <w:basedOn w:val="1400"/>
-    <w:link w:val="1580"/>
+    <w:basedOn w:val="1404"/>
+    <w:link w:val="1584"/>
     <w:uiPriority w:val="99"/>
     <w:pPr>
       <w:pBdr/>
@@ -58562,10 +59138,10 @@
       <w:ind/>
     </w:pPr>
   </w:style>
-  <w:style w:type="paragraph" w:styleId="1582">
+  <w:style w:type="paragraph" w:styleId="1586">
     <w:name w:val="Footer"/>
-    <w:basedOn w:val="1390"/>
-    <w:link w:val="1583"/>
+    <w:basedOn w:val="1394"/>
+    <w:link w:val="1587"/>
     <w:uiPriority w:val="99"/>
     <w:unhideWhenUsed/>
     <w:pPr>
@@ -58578,10 +59154,10 @@
       <w:ind/>
     </w:pPr>
   </w:style>
-  <w:style w:type="character" w:styleId="1583" w:customStyle="1">
+  <w:style w:type="character" w:styleId="1587" w:customStyle="1">
     <w:name w:val="Pied de page Car"/>
-    <w:basedOn w:val="1400"/>
-    <w:link w:val="1582"/>
+    <w:basedOn w:val="1404"/>
+    <w:link w:val="1586"/>
     <w:uiPriority w:val="99"/>
     <w:pPr>
       <w:pBdr/>
@@ -58589,10 +59165,10 @@
       <w:ind/>
     </w:pPr>
   </w:style>
-  <w:style w:type="character" w:styleId="1584" w:customStyle="1">
+  <w:style w:type="character" w:styleId="1588" w:customStyle="1">
     <w:name w:val="Titre 1 Car"/>
-    <w:basedOn w:val="1400"/>
-    <w:link w:val="1391"/>
+    <w:basedOn w:val="1404"/>
+    <w:link w:val="1395"/>
     <w:uiPriority w:val="9"/>
     <w:pPr>
       <w:pBdr/>
@@ -58606,10 +59182,10 @@
       <w:szCs w:val="32"/>
     </w:rPr>
   </w:style>
-  <w:style w:type="paragraph" w:styleId="1585">
+  <w:style w:type="paragraph" w:styleId="1589">
     <w:name w:val="TOC Heading"/>
-    <w:basedOn w:val="1391"/>
-    <w:next w:val="1390"/>
+    <w:basedOn w:val="1395"/>
+    <w:next w:val="1394"/>
     <w:uiPriority w:val="39"/>
     <w:unhideWhenUsed/>
     <w:qFormat/>
@@ -58623,9 +59199,9 @@
       <w:lang w:eastAsia="fr-CH"/>
     </w:rPr>
   </w:style>
-  <w:style w:type="paragraph" w:styleId="1586">
+  <w:style w:type="paragraph" w:styleId="1590">
     <w:name w:val="No Spacing"/>
-    <w:link w:val="1587"/>
+    <w:link w:val="1591"/>
     <w:uiPriority w:val="1"/>
     <w:qFormat/>
     <w:pPr>
@@ -58638,10 +59214,10 @@
       <w:lang w:eastAsia="fr-CH"/>
     </w:rPr>
   </w:style>
-  <w:style w:type="character" w:styleId="1587" w:customStyle="1">
+  <w:style w:type="character" w:styleId="1591" w:customStyle="1">
     <w:name w:val="Sans interligne Car"/>
-    <w:basedOn w:val="1400"/>
-    <w:link w:val="1586"/>
+    <w:basedOn w:val="1404"/>
+    <w:link w:val="1590"/>
     <w:uiPriority w:val="1"/>
     <w:pPr>
       <w:pBdr/>
@@ -58653,10 +59229,10 @@
       <w:lang w:eastAsia="fr-CH"/>
     </w:rPr>
   </w:style>
-  <w:style w:type="paragraph" w:styleId="1588">
+  <w:style w:type="paragraph" w:styleId="1592">
     <w:name w:val="toc 1"/>
-    <w:basedOn w:val="1390"/>
-    <w:next w:val="1390"/>
+    <w:basedOn w:val="1394"/>
+    <w:next w:val="1394"/>
     <w:uiPriority w:val="39"/>
     <w:unhideWhenUsed/>
     <w:pPr>
@@ -58665,9 +59241,9 @@
       <w:ind/>
     </w:pPr>
   </w:style>
-  <w:style w:type="character" w:styleId="1589">
+  <w:style w:type="character" w:styleId="1593">
     <w:name w:val="Hyperlink"/>
-    <w:basedOn w:val="1400"/>
+    <w:basedOn w:val="1404"/>
     <w:uiPriority w:val="99"/>
     <w:unhideWhenUsed/>
     <w:pPr>
@@ -58680,10 +59256,10 @@
       <w:u w:val="single"/>
     </w:rPr>
   </w:style>
-  <w:style w:type="character" w:styleId="1590" w:customStyle="1">
+  <w:style w:type="character" w:styleId="1594" w:customStyle="1">
     <w:name w:val="Titre 2 Car"/>
-    <w:basedOn w:val="1400"/>
-    <w:link w:val="1392"/>
+    <w:basedOn w:val="1404"/>
+    <w:link w:val="1396"/>
     <w:uiPriority w:val="9"/>
     <w:pPr>
       <w:pBdr/>
@@ -58697,10 +59273,10 @@
       <w:szCs w:val="26"/>
     </w:rPr>
   </w:style>
-  <w:style w:type="paragraph" w:styleId="1591">
+  <w:style w:type="paragraph" w:styleId="1595">
     <w:name w:val="toc 2"/>
-    <w:basedOn w:val="1390"/>
-    <w:next w:val="1390"/>
+    <w:basedOn w:val="1394"/>
+    <w:next w:val="1394"/>
     <w:uiPriority w:val="39"/>
     <w:unhideWhenUsed/>
     <w:pPr>
@@ -58709,9 +59285,9 @@
       <w:ind w:left="220"/>
     </w:pPr>
   </w:style>
-  <w:style w:type="paragraph" w:styleId="1592">
+  <w:style w:type="paragraph" w:styleId="1596">
     <w:name w:val="List Paragraph"/>
-    <w:basedOn w:val="1390"/>
+    <w:basedOn w:val="1394"/>
     <w:uiPriority w:val="34"/>
     <w:qFormat/>
     <w:pPr>
@@ -58721,10 +59297,10 @@
       <w:contextualSpacing w:val="true"/>
     </w:pPr>
   </w:style>
-  <w:style w:type="paragraph" w:styleId="1593">
+  <w:style w:type="paragraph" w:styleId="1597">
     <w:name w:val="Caption"/>
-    <w:basedOn w:val="1390"/>
-    <w:next w:val="1390"/>
+    <w:basedOn w:val="1394"/>
+    <w:next w:val="1394"/>
     <w:uiPriority w:val="35"/>
     <w:unhideWhenUsed/>
     <w:qFormat/>
@@ -58741,9 +59317,9 @@
       <w:szCs w:val="18"/>
     </w:rPr>
   </w:style>
-  <w:style w:type="character" w:styleId="1594">
+  <w:style w:type="character" w:styleId="1598">
     <w:name w:val="annotation reference"/>
-    <w:basedOn w:val="1400"/>
+    <w:basedOn w:val="1404"/>
     <w:uiPriority w:val="99"/>
     <w:semiHidden/>
     <w:unhideWhenUsed/>
@@ -58757,10 +59333,10 @@
       <w:szCs w:val="16"/>
     </w:rPr>
   </w:style>
-  <w:style w:type="paragraph" w:styleId="1595">
+  <w:style w:type="paragraph" w:styleId="1599">
     <w:name w:val="annotation text"/>
-    <w:basedOn w:val="1390"/>
-    <w:link w:val="1596"/>
+    <w:basedOn w:val="1394"/>
+    <w:link w:val="1600"/>
     <w:uiPriority w:val="99"/>
     <w:unhideWhenUsed/>
     <w:pPr>
@@ -58773,10 +59349,10 @@
       <w:szCs w:val="20"/>
     </w:rPr>
   </w:style>
-  <w:style w:type="character" w:styleId="1596" w:customStyle="1">
+  <w:style w:type="character" w:styleId="1600" w:customStyle="1">
     <w:name w:val="Commentaire Car"/>
-    <w:basedOn w:val="1400"/>
-    <w:link w:val="1595"/>
+    <w:basedOn w:val="1404"/>
+    <w:link w:val="1599"/>
     <w:uiPriority w:val="99"/>
     <w:pPr>
       <w:pBdr/>
@@ -58788,11 +59364,11 @@
       <w:szCs w:val="20"/>
     </w:rPr>
   </w:style>
-  <w:style w:type="paragraph" w:styleId="1597">
+  <w:style w:type="paragraph" w:styleId="1601">
     <w:name w:val="annotation subject"/>
-    <w:basedOn w:val="1595"/>
-    <w:next w:val="1595"/>
-    <w:link w:val="1598"/>
+    <w:basedOn w:val="1599"/>
+    <w:next w:val="1599"/>
+    <w:link w:val="1602"/>
     <w:uiPriority w:val="99"/>
     <w:semiHidden/>
     <w:unhideWhenUsed/>
@@ -58806,10 +59382,10 @@
       <w:bCs/>
     </w:rPr>
   </w:style>
-  <w:style w:type="character" w:styleId="1598" w:customStyle="1">
+  <w:style w:type="character" w:styleId="1602" w:customStyle="1">
     <w:name w:val="Objet du commentaire Car"/>
-    <w:basedOn w:val="1596"/>
-    <w:link w:val="1597"/>
+    <w:basedOn w:val="1600"/>
+    <w:link w:val="1601"/>
     <w:uiPriority w:val="99"/>
     <w:semiHidden/>
     <w:pPr>
@@ -58824,9 +59400,9 @@
       <w:szCs w:val="20"/>
     </w:rPr>
   </w:style>
-  <w:style w:type="table" w:styleId="1599">
+  <w:style w:type="table" w:styleId="1603">
     <w:name w:val="Table Grid"/>
-    <w:basedOn w:val="1401"/>
+    <w:basedOn w:val="1405"/>
     <w:uiPriority w:val="39"/>
     <w:pPr>
       <w:pBdr/>
@@ -59016,9 +59592,9 @@
       </w:tcPr>
     </w:tblStylePr>
   </w:style>
-  <w:style w:type="table" w:styleId="1600">
+  <w:style w:type="table" w:styleId="1604">
     <w:name w:val="Grid Table 4 Accent 1"/>
-    <w:basedOn w:val="1401"/>
+    <w:basedOn w:val="1405"/>
     <w:uiPriority w:val="49"/>
     <w:pPr>
       <w:pBdr/>
@@ -59237,9 +59813,9 @@
       </w:tcPr>
     </w:tblStylePr>
   </w:style>
-  <w:style w:type="table" w:styleId="1601">
+  <w:style w:type="table" w:styleId="1605">
     <w:name w:val="Grid Table 5 Dark Accent 1"/>
-    <w:basedOn w:val="1401"/>
+    <w:basedOn w:val="1405"/>
     <w:uiPriority w:val="50"/>
     <w:pPr>
       <w:pBdr/>
@@ -59474,10 +60050,10 @@
       </w:tcPr>
     </w:tblStylePr>
   </w:style>
-  <w:style w:type="character" w:styleId="1602" w:customStyle="1">
+  <w:style w:type="character" w:styleId="1606" w:customStyle="1">
     <w:name w:val="Titre 3 Car"/>
-    <w:basedOn w:val="1400"/>
-    <w:link w:val="1393"/>
+    <w:basedOn w:val="1404"/>
+    <w:link w:val="1397"/>
     <w:uiPriority w:val="9"/>
     <w:pPr>
       <w:pBdr/>
@@ -59491,10 +60067,10 @@
       <w:szCs w:val="24"/>
     </w:rPr>
   </w:style>
-  <w:style w:type="paragraph" w:styleId="1603">
+  <w:style w:type="paragraph" w:styleId="1607">
     <w:name w:val="toc 3"/>
-    <w:basedOn w:val="1390"/>
-    <w:next w:val="1390"/>
+    <w:basedOn w:val="1394"/>
+    <w:next w:val="1394"/>
     <w:uiPriority w:val="39"/>
     <w:unhideWhenUsed/>
     <w:pPr>
@@ -59503,10 +60079,10 @@
       <w:ind w:left="440"/>
     </w:pPr>
   </w:style>
-  <w:style w:type="table" w:styleId="1604" w:customStyle="1">
+  <w:style w:type="table" w:styleId="1608" w:customStyle="1">
     <w:name w:val="Tableau Grille 41"/>
-    <w:basedOn w:val="1401"/>
-    <w:next w:val="1605"/>
+    <w:basedOn w:val="1405"/>
+    <w:next w:val="1609"/>
     <w:uiPriority w:val="49"/>
     <w:pPr>
       <w:pBdr/>
@@ -59728,9 +60304,9 @@
       </w:tcPr>
     </w:tblStylePr>
   </w:style>
-  <w:style w:type="table" w:styleId="1605">
+  <w:style w:type="table" w:styleId="1609">
     <w:name w:val="Grid Table 4"/>
-    <w:basedOn w:val="1401"/>
+    <w:basedOn w:val="1405"/>
     <w:uiPriority w:val="49"/>
     <w:pPr>
       <w:pBdr/>
@@ -59949,9 +60525,9 @@
       </w:tcPr>
     </w:tblStylePr>
   </w:style>
-  <w:style w:type="character" w:styleId="1606">
+  <w:style w:type="character" w:styleId="1610">
     <w:name w:val="Unresolved Mention"/>
-    <w:basedOn w:val="1400"/>
+    <w:basedOn w:val="1404"/>
     <w:uiPriority w:val="99"/>
     <w:semiHidden/>
     <w:unhideWhenUsed/>
@@ -59965,9 +60541,9 @@
       <w:shd w:val="clear" w:color="auto" w:fill="e1dfdd"/>
     </w:rPr>
   </w:style>
-  <w:style w:type="table" w:styleId="1607">
+  <w:style w:type="table" w:styleId="1611">
     <w:name w:val="Grid Table 4 Accent 5"/>
-    <w:basedOn w:val="1401"/>
+    <w:basedOn w:val="1405"/>
     <w:uiPriority w:val="49"/>
     <w:pPr>
       <w:pBdr/>
@@ -60186,9 +60762,9 @@
       </w:tcPr>
     </w:tblStylePr>
   </w:style>
-  <w:style w:type="character" w:styleId="1608" w:customStyle="1">
+  <w:style w:type="character" w:styleId="1612" w:customStyle="1">
     <w:name w:val="Style1 Car"/>
-    <w:basedOn w:val="1584"/>
+    <w:basedOn w:val="1588"/>
     <w:pPr>
       <w:pBdr/>
       <w:spacing/>
@@ -60201,9 +60777,9 @@
       <w:szCs w:val="32"/>
     </w:rPr>
   </w:style>
-  <w:style w:type="paragraph" w:styleId="1609">
+  <w:style w:type="paragraph" w:styleId="1613">
     <w:name w:val="Normal (Web)"/>
-    <w:basedOn w:val="1390"/>
+    <w:basedOn w:val="1394"/>
     <w:uiPriority w:val="99"/>
     <w:semiHidden/>
     <w:unhideWhenUsed/>
@@ -60219,9 +60795,9 @@
       <w:lang w:val="fr-CH" w:eastAsia="fr-CH"/>
     </w:rPr>
   </w:style>
-  <w:style w:type="character" w:styleId="1610">
+  <w:style w:type="character" w:styleId="1614">
     <w:name w:val="HTML Code"/>
-    <w:basedOn w:val="1400"/>
+    <w:basedOn w:val="1404"/>
     <w:uiPriority w:val="99"/>
     <w:semiHidden/>
     <w:unhideWhenUsed/>
@@ -60236,9 +60812,9 @@
       <w:szCs w:val="20"/>
     </w:rPr>
   </w:style>
-  <w:style w:type="table" w:styleId="1611">
+  <w:style w:type="table" w:styleId="1615">
     <w:name w:val="Grid Table 5 Dark Accent 5"/>
-    <w:basedOn w:val="1401"/>
+    <w:basedOn w:val="1405"/>
     <w:uiPriority w:val="50"/>
     <w:pPr>
       <w:pBdr/>

--- a/Documentation/LHO - M5 - DT.docx
+++ b/Documentation/LHO - M5 - DT.docx
@@ -1899,7 +1899,6 @@
           <w:r>
             <w:rPr>
               <w:highlight w:val="none"/>
-              <w:lang w:val="fr-CH" w:bidi="fr-CH"/>
             </w:rPr>
           </w:r>
           <w:r>
@@ -1957,7 +1956,6 @@
           <w:r>
             <w:rPr>
               <w:highlight w:val="none"/>
-              <w:lang w:val="fr-CH" w:bidi="fr-CH"/>
             </w:rPr>
           </w:r>
           <w:r>
@@ -2298,7 +2296,6 @@
           <w:r>
             <w:rPr>
               <w:highlight w:val="none"/>
-              <w:lang w:val="fr-CH"/>
             </w:rPr>
           </w:r>
           <w:r>
@@ -2816,7 +2813,6 @@
           <w:r>
             <w:rPr>
               <w:highlight w:val="none"/>
-              <w:lang w:val="fr-CH" w:bidi="fr-CH"/>
             </w:rPr>
           </w:r>
           <w:r>
@@ -6334,6 +6330,7 @@
           <w:lang w:val="fr-CH"/>
         </w:rPr>
       </w:r>
+      <w:r/>
       <w:r>
         <mc:AlternateContent>
           <mc:Choice Requires="wpg">
@@ -6349,7 +6346,7 @@
                   <a:graphicData uri="http://schemas.openxmlformats.org/drawingml/2006/picture">
                     <pic:pic xmlns:pic="http://schemas.openxmlformats.org/drawingml/2006/picture">
                       <pic:nvPicPr>
-                        <pic:cNvPr id="1531504428" name="" descr="CREATE TABLE type_travail(&#10;   typ_id INTEGER,&#10;   typ_nom TEXT NOT NULL,&#10;   PRIMARY KEY(typ_id),&#10;   UNIQUE(typ_nom)&#10;);&#10;&#10;CREATE TABLE module_groupe(&#10;   mod_id INTEGER,&#10;   mod_nom TEXT NOT NULL,&#10;   PRIMARY KEY(mod_id),&#10;   UNIQUE(mod_nom)&#10;);&#10;&#10;CREATE TABLE entree(&#10;   ent_id INTEGER,&#10;   ent_duree NUMERIC(6,4)   NOT NULL,&#10;   ent_description TEXT NOT NULL,&#10;   ent_date NUMERIC NOT NULL,&#10;   mod_id INTEGER NOT NULL,&#10;   typ_id INTEGER NOT NULL,&#10;   PRIMARY KEY(ent_id),&#10;   FOREIGN KEY(mod_id) REFERENCES module_groupe(mod_id),&#10;   FOREIGN KEY(typ_id) REFERENCES type_travail(typ_id)&#10;);&#10;&#10;CREATE TABLE branche(&#10;   bra_id INTEGER,&#10;   bra_nom TEXT NOT NULL,&#10;   mod_id INTEGER NOT NULL,&#10;   PRIMARY KEY(bra_id),&#10;   FOREIGN KEY(mod_id) REFERENCES module_groupe(mod_id)&#10;);&#10;&#10;CREATE TABLE note(&#10;   not_id INTEGER,&#10;   not_date NUMERIC NOT NULL,&#10;   not_description TEXT NOT NULL,&#10;   not_valeur NUMERIC(2,1)   NOT NULL,&#10;   bra_id INTEGER NOT NULL,&#10;   PRIMARY KEY(not_id),&#10;   FOREIGN KEY(bra_id) REFERENCES branche(bra_id)&#10;);&#10;" title="Code SQL (Généré par le logiciel Looping)"/>
+                        <pic:cNvPr id="673519280" name="" descr="CREATE TABLE type_travail(&#10;   typ_id INTEGER,&#10;   typ_nom TEXT NOT NULL,&#10;   PRIMARY KEY(typ_id),&#10;   UNIQUE(typ_nom)&#10;);&#10;&#10;CREATE TABLE module_groupe(&#10;   mod_id INTEGER,&#10;   mod_nom TEXT NOT NULL,&#10;   PRIMARY KEY(mod_id),&#10;   UNIQUE(mod_nom)&#10;);&#10;&#10;CREATE TABLE entree(&#10;   ent_id INTEGER,&#10;   ent_duree NUMERIC(6,4)   NOT NULL,&#10;   ent_description TEXT NOT NULL,&#10;   ent_date NUMERIC NOT NULL,&#10;   mod_id INTEGER NOT NULL,&#10;   typ_id INTEGER NOT NULL,&#10;   PRIMARY KEY(ent_id),&#10;   FOREIGN KEY(mod_id) REFERENCES module_groupe(mod_id),&#10;   FOREIGN KEY(typ_id) REFERENCES type_travail(typ_id)&#10;);&#10;&#10;CREATE TABLE branche(&#10;   bra_id INTEGER,&#10;   bra_nom TEXT NOT NULL,&#10;   mod_id INTEGER NOT NULL,&#10;   PRIMARY KEY(bra_id),&#10;   FOREIGN KEY(mod_id) REFERENCES module_groupe(mod_id)&#10;);&#10;&#10;CREATE TABLE note(&#10;   not_id INTEGER,&#10;   not_date NUMERIC NOT NULL,&#10;   not_description TEXT NOT NULL,&#10;   not_valeur NUMERIC(2,1)   NOT NULL,&#10;   bra_id INTEGER NOT NULL,&#10;   PRIMARY KEY(not_id),&#10;   FOREIGN KEY(bra_id) REFERENCES branche(bra_id)&#10;);&#10;" title="Code SQL (Généré par le logiciel Looping)"/>
                         <pic:cNvPicPr>
                           <a:picLocks noChangeAspect="1"/>
                         </pic:cNvPicPr>
@@ -6361,7 +6358,7 @@
                       <pic:spPr bwMode="auto">
                         <a:xfrm rot="0" flipH="0" flipV="0">
                           <a:off x="0" y="0"/>
-                          <a:ext cx="5760084" cy="2161800"/>
+                          <a:ext cx="5760083" cy="2161800"/>
                         </a:xfrm>
                         <a:prstGeom prst="rect">
                           <a:avLst/>
@@ -6402,6 +6399,7 @@
           </mc:Fallback>
         </mc:AlternateContent>
       </w:r>
+      <w:r/>
       <w:r>
         <w:rPr>
           <w:highlight w:val="none"/>
@@ -6489,7 +6487,7 @@
             </w:r>
             <w:r>
               <w:rPr>
-                <w:rFonts w:ascii="Calibri" w:hAnsi="Calibri" w:eastAsia="Calibri" w:cs="Calibri"/>
+                <w:rFonts w:ascii="Calibri" w:hAnsi="Calibri" w:cs="Calibri"/>
                 <w:color w:val="ffffff" w:themeColor="background1"/>
                 <w:sz w:val="22"/>
                 <w:szCs w:val="22"/>
@@ -6536,7 +6534,7 @@
             </w:r>
             <w:r>
               <w:rPr>
-                <w:rFonts w:ascii="Calibri" w:hAnsi="Calibri" w:eastAsia="Calibri" w:cs="Calibri"/>
+                <w:rFonts w:ascii="Calibri" w:hAnsi="Calibri" w:cs="Calibri"/>
                 <w:color w:val="ffffff" w:themeColor="background1"/>
                 <w:sz w:val="22"/>
                 <w:szCs w:val="22"/>
@@ -6583,7 +6581,7 @@
             </w:r>
             <w:r>
               <w:rPr>
-                <w:rFonts w:ascii="Calibri" w:hAnsi="Calibri" w:eastAsia="Calibri" w:cs="Calibri"/>
+                <w:rFonts w:ascii="Calibri" w:hAnsi="Calibri" w:cs="Calibri"/>
                 <w:color w:val="ffffff" w:themeColor="background1"/>
                 <w:sz w:val="22"/>
                 <w:szCs w:val="22"/>
@@ -6630,7 +6628,7 @@
             </w:r>
             <w:r>
               <w:rPr>
-                <w:rFonts w:ascii="Calibri" w:hAnsi="Calibri" w:eastAsia="Calibri" w:cs="Calibri"/>
+                <w:rFonts w:ascii="Calibri" w:hAnsi="Calibri" w:cs="Calibri"/>
                 <w:color w:val="ffffff" w:themeColor="background1"/>
                 <w:sz w:val="22"/>
                 <w:szCs w:val="22"/>
@@ -6735,7 +6733,7 @@
             </w:r>
             <w:r>
               <w:rPr>
-                <w:rFonts w:ascii="Calibri" w:hAnsi="Calibri" w:eastAsia="Calibri" w:cs="Calibri"/>
+                <w:rFonts w:ascii="Calibri" w:hAnsi="Calibri" w:cs="Calibri"/>
                 <w:sz w:val="22"/>
                 <w:szCs w:val="22"/>
               </w:rPr>
@@ -6778,7 +6776,7 @@
             </w:r>
             <w:r>
               <w:rPr>
-                <w:rFonts w:ascii="Calibri" w:hAnsi="Calibri" w:eastAsia="Calibri" w:cs="Calibri"/>
+                <w:rFonts w:ascii="Calibri" w:hAnsi="Calibri" w:cs="Calibri"/>
                 <w:sz w:val="22"/>
                 <w:szCs w:val="22"/>
               </w:rPr>
@@ -6821,7 +6819,7 @@
             </w:r>
             <w:r>
               <w:rPr>
-                <w:rFonts w:ascii="Calibri" w:hAnsi="Calibri" w:eastAsia="Calibri" w:cs="Calibri"/>
+                <w:rFonts w:ascii="Calibri" w:hAnsi="Calibri" w:cs="Calibri"/>
                 <w:sz w:val="22"/>
                 <w:szCs w:val="22"/>
               </w:rPr>
@@ -6885,7 +6883,7 @@
             </w:r>
             <w:r>
               <w:rPr>
-                <w:rFonts w:ascii="Calibri" w:hAnsi="Calibri" w:eastAsia="Calibri" w:cs="Calibri"/>
+                <w:rFonts w:ascii="Calibri" w:hAnsi="Calibri" w:cs="Calibri"/>
                 <w:sz w:val="22"/>
                 <w:szCs w:val="22"/>
               </w:rPr>
@@ -6928,7 +6926,7 @@
             </w:r>
             <w:r>
               <w:rPr>
-                <w:rFonts w:ascii="Calibri" w:hAnsi="Calibri" w:eastAsia="Calibri" w:cs="Calibri"/>
+                <w:rFonts w:ascii="Calibri" w:hAnsi="Calibri" w:cs="Calibri"/>
                 <w:sz w:val="22"/>
                 <w:szCs w:val="22"/>
               </w:rPr>
@@ -6971,7 +6969,7 @@
             </w:r>
             <w:r>
               <w:rPr>
-                <w:rFonts w:ascii="Calibri" w:hAnsi="Calibri" w:eastAsia="Calibri" w:cs="Calibri"/>
+                <w:rFonts w:ascii="Calibri" w:hAnsi="Calibri" w:cs="Calibri"/>
                 <w:sz w:val="22"/>
                 <w:szCs w:val="22"/>
               </w:rPr>
@@ -7033,6 +7031,16 @@
                 <w:szCs w:val="22"/>
               </w:rPr>
             </w:r>
+            <w:r/>
+            <w:r/>
+            <w:r>
+              <w:rPr>
+                <w:rFonts w:ascii="Calibri" w:hAnsi="Calibri" w:cs="Calibri"/>
+                <w:color w:val="ffffff" w:themeColor="background1"/>
+                <w:sz w:val="22"/>
+                <w:szCs w:val="22"/>
+              </w:rPr>
+            </w:r>
           </w:p>
         </w:tc>
         <w:tc>
@@ -7074,7 +7082,7 @@
             </w:r>
             <w:r>
               <w:rPr>
-                <w:rFonts w:ascii="Calibri" w:hAnsi="Calibri" w:eastAsia="Calibri" w:cs="Calibri"/>
+                <w:rFonts w:ascii="Calibri" w:hAnsi="Calibri" w:cs="Calibri"/>
                 <w:sz w:val="22"/>
                 <w:szCs w:val="22"/>
               </w:rPr>
@@ -7117,7 +7125,7 @@
             </w:r>
             <w:r>
               <w:rPr>
-                <w:rFonts w:ascii="Calibri" w:hAnsi="Calibri" w:eastAsia="Calibri" w:cs="Calibri"/>
+                <w:rFonts w:ascii="Calibri" w:hAnsi="Calibri" w:cs="Calibri"/>
                 <w:sz w:val="22"/>
                 <w:szCs w:val="22"/>
               </w:rPr>
@@ -7160,7 +7168,7 @@
             </w:r>
             <w:r>
               <w:rPr>
-                <w:rFonts w:ascii="Calibri" w:hAnsi="Calibri" w:eastAsia="Calibri" w:cs="Calibri"/>
+                <w:rFonts w:ascii="Calibri" w:hAnsi="Calibri" w:cs="Calibri"/>
                 <w:sz w:val="22"/>
                 <w:szCs w:val="22"/>
               </w:rPr>
@@ -7224,7 +7232,7 @@
             </w:r>
             <w:r>
               <w:rPr>
-                <w:rFonts w:ascii="Calibri" w:hAnsi="Calibri" w:eastAsia="Calibri" w:cs="Calibri"/>
+                <w:rFonts w:ascii="Calibri" w:hAnsi="Calibri" w:cs="Calibri"/>
                 <w:sz w:val="22"/>
                 <w:szCs w:val="22"/>
               </w:rPr>
@@ -7267,7 +7275,7 @@
             </w:r>
             <w:r>
               <w:rPr>
-                <w:rFonts w:ascii="Calibri" w:hAnsi="Calibri" w:eastAsia="Calibri" w:cs="Calibri"/>
+                <w:rFonts w:ascii="Calibri" w:hAnsi="Calibri" w:cs="Calibri"/>
                 <w:sz w:val="22"/>
                 <w:szCs w:val="22"/>
               </w:rPr>
@@ -7310,7 +7318,7 @@
             </w:r>
             <w:r>
               <w:rPr>
-                <w:rFonts w:ascii="Calibri" w:hAnsi="Calibri" w:eastAsia="Calibri" w:cs="Calibri"/>
+                <w:rFonts w:ascii="Calibri" w:hAnsi="Calibri" w:cs="Calibri"/>
                 <w:sz w:val="22"/>
                 <w:szCs w:val="22"/>
               </w:rPr>
@@ -7318,6 +7326,204 @@
             <w:r>
               <w:rPr>
                 <w:rFonts w:ascii="Calibri" w:hAnsi="Calibri" w:cs="Calibri"/>
+                <w:sz w:val="22"/>
+                <w:szCs w:val="22"/>
+              </w:rPr>
+            </w:r>
+          </w:p>
+        </w:tc>
+      </w:tr>
+      <w:tr>
+        <w:trPr/>
+        <w:tc>
+          <w:tcPr>
+            <w:tcBorders/>
+            <w:tcW w:w="1800" w:type="dxa"/>
+            <w:vAlign w:val="center"/>
+            <w:vMerge w:val="continue"/>
+          </w:tcPr>
+          <w:p>
+            <w:pPr>
+              <w:pBdr/>
+              <w:spacing/>
+              <w:ind/>
+              <w:rPr/>
+            </w:pPr>
+            <w:r/>
+            <w:r/>
+          </w:p>
+        </w:tc>
+        <w:tc>
+          <w:tcPr>
+            <w:tcBorders/>
+            <w:tcW w:w="1628" w:type="dxa"/>
+            <w:vAlign w:val="center"/>
+            <w:vMerge w:val="restart"/>
+          </w:tcPr>
+          <w:p>
+            <w:pPr>
+              <w:pBdr/>
+              <w:spacing w:after="0" w:before="0" w:line="240" w:lineRule="auto"/>
+              <w:ind/>
+              <w:jc w:val="left"/>
+              <w:rPr>
+                <w:rFonts w:ascii="Calibri" w:hAnsi="Calibri" w:eastAsia="Calibri" w:cs="Calibri"/>
+                <w:color w:val="1f1f1f"/>
+                <w:sz w:val="22"/>
+                <w:szCs w:val="22"/>
+              </w:rPr>
+            </w:pPr>
+            <w:r>
+              <w:rPr>
+                <w:rFonts w:ascii="Calibri" w:hAnsi="Calibri" w:eastAsia="Calibri" w:cs="Calibri"/>
+                <w:color w:val="1f1f1f"/>
+                <w:sz w:val="22"/>
+                <w:szCs w:val="22"/>
+              </w:rPr>
+            </w:r>
+            <w:r>
+              <w:t xml:space="preserve">bra_type</w:t>
+            </w:r>
+            <w:r>
+              <w:rPr>
+                <w:rFonts w:ascii="Calibri" w:hAnsi="Calibri" w:eastAsia="Calibri" w:cs="Calibri"/>
+                <w:color w:val="1f1f1f"/>
+                <w:sz w:val="22"/>
+                <w:szCs w:val="22"/>
+              </w:rPr>
+            </w:r>
+            <w:r>
+              <w:rPr>
+                <w:rFonts w:ascii="Calibri" w:hAnsi="Calibri" w:eastAsia="Calibri" w:cs="Calibri"/>
+                <w:color w:val="1f1f1f"/>
+                <w:sz w:val="22"/>
+                <w:szCs w:val="22"/>
+              </w:rPr>
+            </w:r>
+            <w:r>
+              <w:rPr>
+                <w:rFonts w:ascii="Calibri" w:hAnsi="Calibri" w:eastAsia="Calibri" w:cs="Calibri"/>
+                <w:color w:val="1f1f1f"/>
+                <w:sz w:val="22"/>
+                <w:szCs w:val="22"/>
+              </w:rPr>
+            </w:r>
+            <w:r>
+              <w:rPr>
+                <w:rFonts w:ascii="Calibri" w:hAnsi="Calibri" w:eastAsia="Calibri" w:cs="Calibri"/>
+                <w:color w:val="1f1f1f"/>
+                <w:sz w:val="22"/>
+                <w:szCs w:val="22"/>
+              </w:rPr>
+            </w:r>
+            <w:r>
+              <w:rPr>
+                <w:rFonts w:ascii="Calibri" w:hAnsi="Calibri" w:eastAsia="Calibri" w:cs="Calibri"/>
+                <w:color w:val="1f1f1f"/>
+                <w:sz w:val="22"/>
+                <w:szCs w:val="22"/>
+              </w:rPr>
+            </w:r>
+          </w:p>
+        </w:tc>
+        <w:tc>
+          <w:tcPr>
+            <w:tcBorders/>
+            <w:tcW w:w="1828" w:type="dxa"/>
+            <w:vAlign w:val="center"/>
+            <w:vMerge w:val="restart"/>
+          </w:tcPr>
+          <w:p>
+            <w:pPr>
+              <w:pBdr/>
+              <w:spacing w:after="0" w:before="0" w:line="240" w:lineRule="auto"/>
+              <w:ind/>
+              <w:jc w:val="left"/>
+              <w:rPr>
+                <w:rFonts w:ascii="Calibri" w:hAnsi="Calibri" w:eastAsia="Calibri" w:cs="Calibri"/>
+                <w:color w:val="1f1f1f"/>
+                <w:sz w:val="22"/>
+                <w:szCs w:val="22"/>
+              </w:rPr>
+            </w:pPr>
+            <w:r>
+              <w:rPr>
+                <w:rFonts w:ascii="Calibri" w:hAnsi="Calibri" w:eastAsia="Calibri" w:cs="Calibri"/>
+                <w:color w:val="1f1f1f"/>
+                <w:sz w:val="22"/>
+                <w:szCs w:val="22"/>
+              </w:rPr>
+            </w:r>
+            <w:r>
+              <w:t xml:space="preserve">Texte / Enum</w:t>
+            </w:r>
+            <w:r>
+              <w:rPr>
+                <w:rFonts w:ascii="Calibri" w:hAnsi="Calibri" w:eastAsia="Calibri" w:cs="Calibri"/>
+                <w:color w:val="1f1f1f"/>
+                <w:sz w:val="22"/>
+                <w:szCs w:val="22"/>
+              </w:rPr>
+            </w:r>
+            <w:r>
+              <w:rPr>
+                <w:rFonts w:ascii="Calibri" w:hAnsi="Calibri" w:eastAsia="Calibri" w:cs="Calibri"/>
+                <w:color w:val="1f1f1f"/>
+                <w:sz w:val="22"/>
+                <w:szCs w:val="22"/>
+              </w:rPr>
+            </w:r>
+          </w:p>
+        </w:tc>
+        <w:tc>
+          <w:tcPr>
+            <w:tcBorders/>
+            <w:tcW w:w="3332" w:type="dxa"/>
+            <w:vAlign w:val="center"/>
+            <w:vMerge w:val="restart"/>
+          </w:tcPr>
+          <w:p>
+            <w:pPr>
+              <w:pBdr/>
+              <w:spacing w:after="0" w:before="0" w:line="240" w:lineRule="auto"/>
+              <w:ind/>
+              <w:jc w:val="left"/>
+              <w:rPr>
+                <w:rFonts w:ascii="Calibri" w:hAnsi="Calibri" w:eastAsia="Calibri" w:cs="Calibri"/>
+                <w:color w:val="1f1f1f"/>
+                <w:sz w:val="22"/>
+                <w:szCs w:val="22"/>
+              </w:rPr>
+            </w:pPr>
+            <w:r>
+              <w:rPr>
+                <w:rFonts w:ascii="Calibri" w:hAnsi="Calibri" w:eastAsia="Calibri" w:cs="Calibri"/>
+                <w:color w:val="1f1f1f"/>
+                <w:sz w:val="22"/>
+                <w:szCs w:val="22"/>
+              </w:rPr>
+            </w:r>
+            <w:r>
+              <w:rPr>
+                <w:rFonts w:ascii="Calibri" w:hAnsi="Calibri" w:eastAsia="Calibri" w:cs="Calibri"/>
+                <w:color w:val="1f1f1f"/>
+                <w:sz w:val="22"/>
+                <w:szCs w:val="22"/>
+              </w:rPr>
+              <w:t xml:space="preserve">"M", "TM", "PM"</w:t>
+            </w:r>
+            <w:r>
+              <w:rPr>
+                <w:rFonts w:ascii="Calibri" w:hAnsi="Calibri" w:eastAsia="Calibri" w:cs="Calibri"/>
+                <w:color w:val="1f1f1f"/>
+                <w:sz w:val="22"/>
+                <w:szCs w:val="22"/>
+              </w:rPr>
+            </w:r>
+            <w:r>
+              <w:rPr>
+                <w:rFonts w:ascii="Calibri" w:hAnsi="Calibri" w:eastAsia="Calibri" w:cs="Calibri"/>
+                <w:color w:val="1f1f1f"/>
                 <w:sz w:val="22"/>
                 <w:szCs w:val="22"/>
               </w:rPr>
@@ -7384,7 +7590,7 @@
             </w:r>
             <w:r>
               <w:rPr>
-                <w:rFonts w:ascii="Calibri" w:hAnsi="Calibri" w:eastAsia="Calibri" w:cs="Calibri"/>
+                <w:rFonts w:ascii="Calibri" w:hAnsi="Calibri" w:cs="Calibri"/>
                 <w:sz w:val="22"/>
                 <w:szCs w:val="22"/>
               </w:rPr>
@@ -7427,7 +7633,7 @@
             </w:r>
             <w:r>
               <w:rPr>
-                <w:rFonts w:ascii="Calibri" w:hAnsi="Calibri" w:eastAsia="Calibri" w:cs="Calibri"/>
+                <w:rFonts w:ascii="Calibri" w:hAnsi="Calibri" w:cs="Calibri"/>
                 <w:sz w:val="22"/>
                 <w:szCs w:val="22"/>
               </w:rPr>
@@ -7470,7 +7676,7 @@
             </w:r>
             <w:r>
               <w:rPr>
-                <w:rFonts w:ascii="Calibri" w:hAnsi="Calibri" w:eastAsia="Calibri" w:cs="Calibri"/>
+                <w:rFonts w:ascii="Calibri" w:hAnsi="Calibri" w:cs="Calibri"/>
                 <w:sz w:val="22"/>
                 <w:szCs w:val="22"/>
               </w:rPr>
@@ -7573,7 +7779,7 @@
             </w:r>
             <w:r>
               <w:rPr>
-                <w:rFonts w:ascii="Calibri" w:hAnsi="Calibri" w:eastAsia="Calibri" w:cs="Calibri"/>
+                <w:rFonts w:ascii="Calibri" w:hAnsi="Calibri" w:cs="Calibri"/>
                 <w:sz w:val="22"/>
                 <w:szCs w:val="22"/>
               </w:rPr>
@@ -7616,7 +7822,7 @@
             </w:r>
             <w:r>
               <w:rPr>
-                <w:rFonts w:ascii="Calibri" w:hAnsi="Calibri" w:eastAsia="Calibri" w:cs="Calibri"/>
+                <w:rFonts w:ascii="Calibri" w:hAnsi="Calibri" w:cs="Calibri"/>
                 <w:sz w:val="22"/>
                 <w:szCs w:val="22"/>
               </w:rPr>
@@ -7659,7 +7865,7 @@
             </w:r>
             <w:r>
               <w:rPr>
-                <w:rFonts w:ascii="Calibri" w:hAnsi="Calibri" w:eastAsia="Calibri" w:cs="Calibri"/>
+                <w:rFonts w:ascii="Calibri" w:hAnsi="Calibri" w:cs="Calibri"/>
                 <w:sz w:val="22"/>
                 <w:szCs w:val="22"/>
               </w:rPr>
@@ -7723,7 +7929,7 @@
             </w:r>
             <w:r>
               <w:rPr>
-                <w:rFonts w:ascii="Calibri" w:hAnsi="Calibri" w:eastAsia="Calibri" w:cs="Calibri"/>
+                <w:rFonts w:ascii="Calibri" w:hAnsi="Calibri" w:cs="Calibri"/>
                 <w:sz w:val="22"/>
                 <w:szCs w:val="22"/>
               </w:rPr>
@@ -7766,7 +7972,7 @@
             </w:r>
             <w:r>
               <w:rPr>
-                <w:rFonts w:ascii="Calibri" w:hAnsi="Calibri" w:eastAsia="Calibri" w:cs="Calibri"/>
+                <w:rFonts w:ascii="Calibri" w:hAnsi="Calibri" w:cs="Calibri"/>
                 <w:sz w:val="22"/>
                 <w:szCs w:val="22"/>
               </w:rPr>
@@ -7809,7 +8015,7 @@
             </w:r>
             <w:r>
               <w:rPr>
-                <w:rFonts w:ascii="Calibri" w:hAnsi="Calibri" w:eastAsia="Calibri" w:cs="Calibri"/>
+                <w:rFonts w:ascii="Calibri" w:hAnsi="Calibri" w:cs="Calibri"/>
                 <w:sz w:val="22"/>
                 <w:szCs w:val="22"/>
               </w:rPr>
@@ -7883,7 +8089,7 @@
             </w:r>
             <w:r>
               <w:rPr>
-                <w:rFonts w:ascii="Calibri" w:hAnsi="Calibri" w:eastAsia="Calibri" w:cs="Calibri"/>
+                <w:rFonts w:ascii="Calibri" w:hAnsi="Calibri" w:cs="Calibri"/>
                 <w:sz w:val="22"/>
                 <w:szCs w:val="22"/>
               </w:rPr>
@@ -7926,7 +8132,7 @@
             </w:r>
             <w:r>
               <w:rPr>
-                <w:rFonts w:ascii="Calibri" w:hAnsi="Calibri" w:eastAsia="Calibri" w:cs="Calibri"/>
+                <w:rFonts w:ascii="Calibri" w:hAnsi="Calibri" w:cs="Calibri"/>
                 <w:sz w:val="22"/>
                 <w:szCs w:val="22"/>
               </w:rPr>
@@ -7969,7 +8175,7 @@
             </w:r>
             <w:r>
               <w:rPr>
-                <w:rFonts w:ascii="Calibri" w:hAnsi="Calibri" w:eastAsia="Calibri" w:cs="Calibri"/>
+                <w:rFonts w:ascii="Calibri" w:hAnsi="Calibri" w:cs="Calibri"/>
                 <w:sz w:val="22"/>
                 <w:szCs w:val="22"/>
               </w:rPr>
@@ -8072,7 +8278,7 @@
             </w:r>
             <w:r>
               <w:rPr>
-                <w:rFonts w:ascii="Calibri" w:hAnsi="Calibri" w:eastAsia="Calibri" w:cs="Calibri"/>
+                <w:rFonts w:ascii="Calibri" w:hAnsi="Calibri" w:cs="Calibri"/>
                 <w:sz w:val="22"/>
                 <w:szCs w:val="22"/>
               </w:rPr>
@@ -8115,7 +8321,7 @@
             </w:r>
             <w:r>
               <w:rPr>
-                <w:rFonts w:ascii="Calibri" w:hAnsi="Calibri" w:eastAsia="Calibri" w:cs="Calibri"/>
+                <w:rFonts w:ascii="Calibri" w:hAnsi="Calibri" w:cs="Calibri"/>
                 <w:sz w:val="22"/>
                 <w:szCs w:val="22"/>
               </w:rPr>
@@ -8158,7 +8364,7 @@
             </w:r>
             <w:r>
               <w:rPr>
-                <w:rFonts w:ascii="Calibri" w:hAnsi="Calibri" w:eastAsia="Calibri" w:cs="Calibri"/>
+                <w:rFonts w:ascii="Calibri" w:hAnsi="Calibri" w:cs="Calibri"/>
                 <w:sz w:val="22"/>
                 <w:szCs w:val="22"/>
               </w:rPr>
@@ -8222,7 +8428,7 @@
             </w:r>
             <w:r>
               <w:rPr>
-                <w:rFonts w:ascii="Calibri" w:hAnsi="Calibri" w:eastAsia="Calibri" w:cs="Calibri"/>
+                <w:rFonts w:ascii="Calibri" w:hAnsi="Calibri" w:cs="Calibri"/>
                 <w:sz w:val="22"/>
                 <w:szCs w:val="22"/>
               </w:rPr>
@@ -8265,7 +8471,7 @@
             </w:r>
             <w:r>
               <w:rPr>
-                <w:rFonts w:ascii="Calibri" w:hAnsi="Calibri" w:eastAsia="Calibri" w:cs="Calibri"/>
+                <w:rFonts w:ascii="Calibri" w:hAnsi="Calibri" w:cs="Calibri"/>
                 <w:sz w:val="22"/>
                 <w:szCs w:val="22"/>
               </w:rPr>
@@ -8308,7 +8514,7 @@
             </w:r>
             <w:r>
               <w:rPr>
-                <w:rFonts w:ascii="Calibri" w:hAnsi="Calibri" w:eastAsia="Calibri" w:cs="Calibri"/>
+                <w:rFonts w:ascii="Calibri" w:hAnsi="Calibri" w:cs="Calibri"/>
                 <w:sz w:val="22"/>
                 <w:szCs w:val="22"/>
               </w:rPr>
@@ -8372,7 +8578,7 @@
             </w:r>
             <w:r>
               <w:rPr>
-                <w:rFonts w:ascii="Calibri" w:hAnsi="Calibri" w:eastAsia="Calibri" w:cs="Calibri"/>
+                <w:rFonts w:ascii="Calibri" w:hAnsi="Calibri" w:cs="Calibri"/>
                 <w:sz w:val="22"/>
                 <w:szCs w:val="22"/>
               </w:rPr>
@@ -8415,7 +8621,7 @@
             </w:r>
             <w:r>
               <w:rPr>
-                <w:rFonts w:ascii="Calibri" w:hAnsi="Calibri" w:eastAsia="Calibri" w:cs="Calibri"/>
+                <w:rFonts w:ascii="Calibri" w:hAnsi="Calibri" w:cs="Calibri"/>
                 <w:sz w:val="22"/>
                 <w:szCs w:val="22"/>
               </w:rPr>
@@ -8458,7 +8664,7 @@
             </w:r>
             <w:r>
               <w:rPr>
-                <w:rFonts w:ascii="Calibri" w:hAnsi="Calibri" w:eastAsia="Calibri" w:cs="Calibri"/>
+                <w:rFonts w:ascii="Calibri" w:hAnsi="Calibri" w:cs="Calibri"/>
                 <w:sz w:val="22"/>
                 <w:szCs w:val="22"/>
               </w:rPr>
@@ -8522,7 +8728,7 @@
             </w:r>
             <w:r>
               <w:rPr>
-                <w:rFonts w:ascii="Calibri" w:hAnsi="Calibri" w:eastAsia="Calibri" w:cs="Calibri"/>
+                <w:rFonts w:ascii="Calibri" w:hAnsi="Calibri" w:cs="Calibri"/>
                 <w:sz w:val="22"/>
                 <w:szCs w:val="22"/>
               </w:rPr>
@@ -8565,7 +8771,7 @@
             </w:r>
             <w:r>
               <w:rPr>
-                <w:rFonts w:ascii="Calibri" w:hAnsi="Calibri" w:eastAsia="Calibri" w:cs="Calibri"/>
+                <w:rFonts w:ascii="Calibri" w:hAnsi="Calibri" w:cs="Calibri"/>
                 <w:sz w:val="22"/>
                 <w:szCs w:val="22"/>
               </w:rPr>
@@ -8608,7 +8814,7 @@
             </w:r>
             <w:r>
               <w:rPr>
-                <w:rFonts w:ascii="Calibri" w:hAnsi="Calibri" w:eastAsia="Calibri" w:cs="Calibri"/>
+                <w:rFonts w:ascii="Calibri" w:hAnsi="Calibri" w:cs="Calibri"/>
                 <w:sz w:val="22"/>
                 <w:szCs w:val="22"/>
               </w:rPr>
@@ -8682,7 +8888,7 @@
             </w:r>
             <w:r>
               <w:rPr>
-                <w:rFonts w:ascii="Calibri" w:hAnsi="Calibri" w:eastAsia="Calibri" w:cs="Calibri"/>
+                <w:rFonts w:ascii="Calibri" w:hAnsi="Calibri" w:cs="Calibri"/>
                 <w:sz w:val="22"/>
                 <w:szCs w:val="22"/>
               </w:rPr>
@@ -8725,7 +8931,7 @@
             </w:r>
             <w:r>
               <w:rPr>
-                <w:rFonts w:ascii="Calibri" w:hAnsi="Calibri" w:eastAsia="Calibri" w:cs="Calibri"/>
+                <w:rFonts w:ascii="Calibri" w:hAnsi="Calibri" w:cs="Calibri"/>
                 <w:sz w:val="22"/>
                 <w:szCs w:val="22"/>
               </w:rPr>
@@ -8768,7 +8974,7 @@
             </w:r>
             <w:r>
               <w:rPr>
-                <w:rFonts w:ascii="Calibri" w:hAnsi="Calibri" w:eastAsia="Calibri" w:cs="Calibri"/>
+                <w:rFonts w:ascii="Calibri" w:hAnsi="Calibri" w:cs="Calibri"/>
                 <w:sz w:val="22"/>
                 <w:szCs w:val="22"/>
               </w:rPr>
@@ -8842,7 +9048,7 @@
             </w:r>
             <w:r>
               <w:rPr>
-                <w:rFonts w:ascii="Calibri" w:hAnsi="Calibri" w:eastAsia="Calibri" w:cs="Calibri"/>
+                <w:rFonts w:ascii="Calibri" w:hAnsi="Calibri" w:cs="Calibri"/>
                 <w:sz w:val="22"/>
                 <w:szCs w:val="22"/>
               </w:rPr>
@@ -8885,7 +9091,7 @@
             </w:r>
             <w:r>
               <w:rPr>
-                <w:rFonts w:ascii="Calibri" w:hAnsi="Calibri" w:eastAsia="Calibri" w:cs="Calibri"/>
+                <w:rFonts w:ascii="Calibri" w:hAnsi="Calibri" w:cs="Calibri"/>
                 <w:sz w:val="22"/>
                 <w:szCs w:val="22"/>
               </w:rPr>
@@ -8928,7 +9134,7 @@
             </w:r>
             <w:r>
               <w:rPr>
-                <w:rFonts w:ascii="Calibri" w:hAnsi="Calibri" w:eastAsia="Calibri" w:cs="Calibri"/>
+                <w:rFonts w:ascii="Calibri" w:hAnsi="Calibri" w:cs="Calibri"/>
                 <w:sz w:val="22"/>
                 <w:szCs w:val="22"/>
               </w:rPr>
@@ -9031,7 +9237,7 @@
             </w:r>
             <w:r>
               <w:rPr>
-                <w:rFonts w:ascii="Calibri" w:hAnsi="Calibri" w:eastAsia="Calibri" w:cs="Calibri"/>
+                <w:rFonts w:ascii="Calibri" w:hAnsi="Calibri" w:cs="Calibri"/>
                 <w:sz w:val="22"/>
                 <w:szCs w:val="22"/>
               </w:rPr>
@@ -9074,7 +9280,7 @@
             </w:r>
             <w:r>
               <w:rPr>
-                <w:rFonts w:ascii="Calibri" w:hAnsi="Calibri" w:eastAsia="Calibri" w:cs="Calibri"/>
+                <w:rFonts w:ascii="Calibri" w:hAnsi="Calibri" w:cs="Calibri"/>
                 <w:sz w:val="22"/>
                 <w:szCs w:val="22"/>
               </w:rPr>
@@ -9117,7 +9323,7 @@
             </w:r>
             <w:r>
               <w:rPr>
-                <w:rFonts w:ascii="Calibri" w:hAnsi="Calibri" w:eastAsia="Calibri" w:cs="Calibri"/>
+                <w:rFonts w:ascii="Calibri" w:hAnsi="Calibri" w:cs="Calibri"/>
                 <w:sz w:val="22"/>
                 <w:szCs w:val="22"/>
               </w:rPr>
@@ -9181,7 +9387,7 @@
             </w:r>
             <w:r>
               <w:rPr>
-                <w:rFonts w:ascii="Calibri" w:hAnsi="Calibri" w:eastAsia="Calibri" w:cs="Calibri"/>
+                <w:rFonts w:ascii="Calibri" w:hAnsi="Calibri" w:cs="Calibri"/>
                 <w:sz w:val="22"/>
                 <w:szCs w:val="22"/>
               </w:rPr>
@@ -9224,7 +9430,7 @@
             </w:r>
             <w:r>
               <w:rPr>
-                <w:rFonts w:ascii="Calibri" w:hAnsi="Calibri" w:eastAsia="Calibri" w:cs="Calibri"/>
+                <w:rFonts w:ascii="Calibri" w:hAnsi="Calibri" w:cs="Calibri"/>
                 <w:sz w:val="22"/>
                 <w:szCs w:val="22"/>
               </w:rPr>
@@ -9267,7 +9473,7 @@
             </w:r>
             <w:r>
               <w:rPr>
-                <w:rFonts w:ascii="Calibri" w:hAnsi="Calibri" w:eastAsia="Calibri" w:cs="Calibri"/>
+                <w:rFonts w:ascii="Calibri" w:hAnsi="Calibri" w:cs="Calibri"/>
                 <w:sz w:val="22"/>
                 <w:szCs w:val="22"/>
               </w:rPr>
@@ -9327,14 +9533,17 @@
                 <w:sz w:val="22"/>
                 <w:szCs w:val="22"/>
               </w:rPr>
-              <w:t xml:space="preserve">not_description</w:t>
+              <w:t xml:space="preserve">not_</w:t>
             </w:r>
             <w:r>
               <w:rPr>
                 <w:rFonts w:ascii="Calibri" w:hAnsi="Calibri" w:eastAsia="Calibri" w:cs="Calibri"/>
+                <w:color w:val="1f1f1f"/>
                 <w:sz w:val="22"/>
                 <w:szCs w:val="22"/>
+                <w:lang w:val="fr-CH"/>
               </w:rPr>
+              <w:t xml:space="preserve">titre</w:t>
             </w:r>
             <w:r>
               <w:rPr>
@@ -9374,7 +9583,7 @@
             </w:r>
             <w:r>
               <w:rPr>
-                <w:rFonts w:ascii="Calibri" w:hAnsi="Calibri" w:eastAsia="Calibri" w:cs="Calibri"/>
+                <w:rFonts w:ascii="Calibri" w:hAnsi="Calibri" w:cs="Calibri"/>
                 <w:sz w:val="22"/>
                 <w:szCs w:val="22"/>
               </w:rPr>
@@ -9417,7 +9626,7 @@
             </w:r>
             <w:r>
               <w:rPr>
-                <w:rFonts w:ascii="Calibri" w:hAnsi="Calibri" w:eastAsia="Calibri" w:cs="Calibri"/>
+                <w:rFonts w:ascii="Calibri" w:hAnsi="Calibri" w:cs="Calibri"/>
                 <w:sz w:val="22"/>
                 <w:szCs w:val="22"/>
               </w:rPr>
@@ -9481,7 +9690,7 @@
             </w:r>
             <w:r>
               <w:rPr>
-                <w:rFonts w:ascii="Calibri" w:hAnsi="Calibri" w:eastAsia="Calibri" w:cs="Calibri"/>
+                <w:rFonts w:ascii="Calibri" w:hAnsi="Calibri" w:cs="Calibri"/>
                 <w:sz w:val="22"/>
                 <w:szCs w:val="22"/>
               </w:rPr>
@@ -9524,7 +9733,7 @@
             </w:r>
             <w:r>
               <w:rPr>
-                <w:rFonts w:ascii="Calibri" w:hAnsi="Calibri" w:eastAsia="Calibri" w:cs="Calibri"/>
+                <w:rFonts w:ascii="Calibri" w:hAnsi="Calibri" w:cs="Calibri"/>
                 <w:sz w:val="22"/>
                 <w:szCs w:val="22"/>
               </w:rPr>
@@ -9567,7 +9776,7 @@
             </w:r>
             <w:r>
               <w:rPr>
-                <w:rFonts w:ascii="Calibri" w:hAnsi="Calibri" w:eastAsia="Calibri" w:cs="Calibri"/>
+                <w:rFonts w:ascii="Calibri" w:hAnsi="Calibri" w:cs="Calibri"/>
                 <w:sz w:val="22"/>
                 <w:szCs w:val="22"/>
               </w:rPr>
@@ -9641,7 +9850,7 @@
             </w:r>
             <w:r>
               <w:rPr>
-                <w:rFonts w:ascii="Calibri" w:hAnsi="Calibri" w:eastAsia="Calibri" w:cs="Calibri"/>
+                <w:rFonts w:ascii="Calibri" w:hAnsi="Calibri" w:cs="Calibri"/>
                 <w:sz w:val="22"/>
                 <w:szCs w:val="22"/>
               </w:rPr>
@@ -9684,7 +9893,7 @@
             </w:r>
             <w:r>
               <w:rPr>
-                <w:rFonts w:ascii="Calibri" w:hAnsi="Calibri" w:eastAsia="Calibri" w:cs="Calibri"/>
+                <w:rFonts w:ascii="Calibri" w:hAnsi="Calibri" w:cs="Calibri"/>
                 <w:sz w:val="22"/>
                 <w:szCs w:val="22"/>
               </w:rPr>
@@ -9727,7 +9936,7 @@
             </w:r>
             <w:r>
               <w:rPr>
-                <w:rFonts w:ascii="Calibri" w:hAnsi="Calibri" w:eastAsia="Calibri" w:cs="Calibri"/>
+                <w:rFonts w:ascii="Calibri" w:hAnsi="Calibri" w:cs="Calibri"/>
                 <w:sz w:val="22"/>
                 <w:szCs w:val="22"/>
               </w:rPr>
@@ -14925,7 +15134,7 @@
                 <w:szCs w:val="24"/>
                 <w:lang w:val="fr-CH"/>
               </w:rPr>
-              <w:t xml:space="preserve">10.03.26</w:t>
+              <w:t xml:space="preserve">18.03.26</w:t>
             </w:r>
             <w:r>
               <w:rPr>
@@ -15282,7 +15491,7 @@
                 <w:szCs w:val="24"/>
                 <w:lang w:val="fr-CH"/>
               </w:rPr>
-              <w:t xml:space="preserve">10.03.26</w:t>
+              <w:t xml:space="preserve">18.03.26</w:t>
             </w:r>
             <w:r>
               <w:rPr>
@@ -15562,7 +15771,7 @@
                 <w:szCs w:val="24"/>
                 <w:lang w:val="fr-CH"/>
               </w:rPr>
-              <w:t xml:space="preserve">10.03.26</w:t>
+              <w:t xml:space="preserve">18.03.26</w:t>
             </w:r>
             <w:r>
               <w:rPr>
@@ -15824,7 +16033,7 @@
                 <w:szCs w:val="24"/>
                 <w:lang w:val="fr-CH"/>
               </w:rPr>
-              <w:t xml:space="preserve">10.03.26</w:t>
+              <w:t xml:space="preserve">18.03.26</w:t>
             </w:r>
             <w:r>
               <w:rPr>
@@ -16105,7 +16314,7 @@
                 <w:szCs w:val="24"/>
                 <w:lang w:val="fr-CH"/>
               </w:rPr>
-              <w:t xml:space="preserve">10.03.26</w:t>
+              <w:t xml:space="preserve">18.03.26</w:t>
             </w:r>
             <w:r>
               <w:rPr>
